--- a/Documents/Chapter 2.docx
+++ b/Documents/Chapter 2.docx
@@ -65,21 +65,7 @@
         <w:rPr>
           <w:rFonts w:ascii="Times New Roman" w:eastAsia="標楷體" w:hAnsi="Times New Roman"/>
         </w:rPr>
-        <w:t>」系統在操作設計上具備極高的跨世代可行性，徹底解決傳統軟體對長輩</w:t>
-      </w:r>
-      <w:proofErr w:type="gramStart"/>
-      <w:r>
-        <w:rPr>
-          <w:rFonts w:ascii="Times New Roman" w:eastAsia="標楷體" w:hAnsi="Times New Roman"/>
-        </w:rPr>
-        <w:t>不</w:t>
-      </w:r>
-      <w:proofErr w:type="gramEnd"/>
-      <w:r>
-        <w:rPr>
-          <w:rFonts w:ascii="Times New Roman" w:eastAsia="標楷體" w:hAnsi="Times New Roman"/>
-        </w:rPr>
-        <w:t>友善的痛點。</w:t>
+        <w:t>」系統在操作設計上具備極高的跨世代可行性，徹底解決傳統軟體對長輩不友善的痛點。</w:t>
       </w:r>
     </w:p>
     <w:p>
@@ -119,21 +105,7 @@
         <w:rPr>
           <w:rFonts w:ascii="Times New Roman" w:eastAsia="標楷體" w:hAnsi="Times New Roman"/>
         </w:rPr>
-        <w:t>針對家屬端，系統提供直覺且結構清晰的照護管理儀表板，家屬可透過模組化的介面快速設定吃藥或</w:t>
-      </w:r>
-      <w:proofErr w:type="gramStart"/>
-      <w:r>
-        <w:rPr>
-          <w:rFonts w:ascii="Times New Roman" w:eastAsia="標楷體" w:hAnsi="Times New Roman"/>
-        </w:rPr>
-        <w:t>回診排程</w:t>
-      </w:r>
-      <w:proofErr w:type="gramEnd"/>
-      <w:r>
-        <w:rPr>
-          <w:rFonts w:ascii="Times New Roman" w:eastAsia="標楷體" w:hAnsi="Times New Roman"/>
-        </w:rPr>
-        <w:t>、檢視</w:t>
+        <w:t>針對家屬端，系統提供直覺且結構清晰的照護管理儀表板，家屬可透過模組化的介面快速設定吃藥或回診排程、檢視</w:t>
       </w:r>
       <w:r>
         <w:rPr>
@@ -165,19 +137,11 @@
         </w:rPr>
         <w:t>確認長輩的安全，</w:t>
       </w:r>
-      <w:proofErr w:type="gramStart"/>
-      <w:r>
-        <w:rPr>
-          <w:rFonts w:ascii="Times New Roman" w:eastAsia="標楷體" w:hAnsi="Times New Roman"/>
-        </w:rPr>
-        <w:t>確保雙端都</w:t>
-      </w:r>
-      <w:proofErr w:type="gramEnd"/>
-      <w:r>
-        <w:rPr>
-          <w:rFonts w:ascii="Times New Roman" w:eastAsia="標楷體" w:hAnsi="Times New Roman"/>
-        </w:rPr>
-        <w:t>能在最少的操作負擔下達成日常照護與溝通目的。</w:t>
+      <w:r>
+        <w:rPr>
+          <w:rFonts w:ascii="Times New Roman" w:eastAsia="標楷體" w:hAnsi="Times New Roman"/>
+        </w:rPr>
+        <w:t>確保雙端都能在最少的操作負擔下達成日常照護與溝通目的。</w:t>
       </w:r>
     </w:p>
     <w:p>
@@ -218,14 +182,38 @@
         <w:rPr>
           <w:rFonts w:ascii="Times New Roman" w:eastAsia="標楷體" w:hAnsi="Times New Roman"/>
         </w:rPr>
-        <w:t>開發，將時程劃分為短、中、長期三個階段，確保技術落地與市場推廣穩健推進：</w:t>
+        <w:t>開發，將時程劃分為短、中、長期三個階段，</w:t>
+      </w:r>
+      <w:r>
+        <w:rPr>
+          <w:rFonts w:ascii="Times New Roman" w:eastAsia="標楷體" w:hAnsi="Times New Roman" w:hint="eastAsia"/>
+        </w:rPr>
+        <w:t>並</w:t>
+      </w:r>
+      <w:r>
+        <w:rPr>
+          <w:rFonts w:ascii="Times New Roman" w:eastAsia="標楷體" w:hAnsi="Times New Roman"/>
+        </w:rPr>
+        <w:t>採取階段性推進，確保初期資源集中於</w:t>
+      </w:r>
+      <w:r>
+        <w:rPr>
+          <w:rFonts w:ascii="Times New Roman" w:eastAsia="標楷體" w:hAnsi="Times New Roman"/>
+        </w:rPr>
+        <w:t xml:space="preserve"> C </w:t>
+      </w:r>
+      <w:r>
+        <w:rPr>
+          <w:rFonts w:ascii="Times New Roman" w:eastAsia="標楷體" w:hAnsi="Times New Roman"/>
+        </w:rPr>
+        <w:t>端用戶開發與驗證：</w:t>
       </w:r>
     </w:p>
     <w:p>
       <w:pPr>
         <w:numPr>
           <w:ilvl w:val="0"/>
-          <w:numId w:val="1"/>
+          <w:numId w:val="20"/>
         </w:numPr>
         <w:rPr>
           <w:rFonts w:ascii="Times New Roman" w:eastAsia="標楷體" w:hAnsi="Times New Roman"/>
@@ -249,11 +237,11 @@
       </w:r>
       <w:r>
         <w:rPr>
-          <w:rFonts w:ascii="Times New Roman" w:eastAsia="標楷體" w:hAnsi="Times New Roman" w:hint="eastAsia"/>
+          <w:rFonts w:ascii="Times New Roman" w:eastAsia="標楷體" w:hAnsi="Times New Roman"/>
           <w:b/>
           <w:bCs/>
         </w:rPr>
-        <w:t xml:space="preserve"> </w:t>
+        <w:t>～</w:t>
       </w:r>
       <w:r>
         <w:rPr>
@@ -261,23 +249,120 @@
           <w:b/>
           <w:bCs/>
         </w:rPr>
-        <w:t>～</w:t>
-      </w:r>
-      <w:r>
-        <w:rPr>
-          <w:rFonts w:ascii="Times New Roman" w:eastAsia="標楷體" w:hAnsi="Times New Roman" w:hint="eastAsia"/>
+        <w:t xml:space="preserve">6 </w:t>
+      </w:r>
+      <w:r>
+        <w:rPr>
+          <w:rFonts w:ascii="Times New Roman" w:eastAsia="標楷體" w:hAnsi="Times New Roman"/>
           <w:b/>
           <w:bCs/>
         </w:rPr>
+        <w:t>個月）：</w:t>
+      </w:r>
+      <w:r>
+        <w:rPr>
+          <w:rFonts w:ascii="Times New Roman" w:eastAsia="標楷體" w:hAnsi="Times New Roman"/>
+        </w:rPr>
+        <w:t xml:space="preserve">C </w:t>
+      </w:r>
+      <w:r>
+        <w:rPr>
+          <w:rFonts w:ascii="Times New Roman" w:eastAsia="標楷體" w:hAnsi="Times New Roman"/>
+        </w:rPr>
+        <w:t>端核心開發與種子測試。</w:t>
+      </w:r>
+      <w:r>
+        <w:rPr>
+          <w:rFonts w:ascii="Times New Roman" w:eastAsia="標楷體" w:hAnsi="Times New Roman"/>
+        </w:rPr>
         <w:t xml:space="preserve"> </w:t>
       </w:r>
       <w:r>
         <w:rPr>
-          <w:rFonts w:ascii="Times New Roman" w:eastAsia="標楷體" w:hAnsi="Times New Roman" w:hint="eastAsia"/>
+          <w:rFonts w:ascii="Times New Roman" w:eastAsia="標楷體" w:hAnsi="Times New Roman"/>
+        </w:rPr>
+        <w:t>完成</w:t>
+      </w:r>
+      <w:r>
+        <w:rPr>
+          <w:rFonts w:ascii="Times New Roman" w:eastAsia="標楷體" w:hAnsi="Times New Roman"/>
+        </w:rPr>
+        <w:t xml:space="preserve"> Flutter </w:t>
+      </w:r>
+      <w:r>
+        <w:rPr>
+          <w:rFonts w:ascii="Times New Roman" w:eastAsia="標楷體" w:hAnsi="Times New Roman"/>
+        </w:rPr>
+        <w:t>前端與</w:t>
+      </w:r>
+      <w:r>
+        <w:rPr>
+          <w:rFonts w:ascii="Times New Roman" w:eastAsia="標楷體" w:hAnsi="Times New Roman"/>
+        </w:rPr>
+        <w:t xml:space="preserve"> </w:t>
+      </w:r>
+      <w:proofErr w:type="spellStart"/>
+      <w:r>
+        <w:rPr>
+          <w:rFonts w:ascii="Times New Roman" w:eastAsia="標楷體" w:hAnsi="Times New Roman"/>
+        </w:rPr>
+        <w:t>FastAPI</w:t>
+      </w:r>
+      <w:proofErr w:type="spellEnd"/>
+      <w:r>
+        <w:rPr>
+          <w:rFonts w:ascii="Times New Roman" w:eastAsia="標楷體" w:hAnsi="Times New Roman"/>
+        </w:rPr>
+        <w:t xml:space="preserve"> </w:t>
+      </w:r>
+      <w:r>
+        <w:rPr>
+          <w:rFonts w:ascii="Times New Roman" w:eastAsia="標楷體" w:hAnsi="Times New Roman"/>
+        </w:rPr>
+        <w:t>後端架構，達成自架伺服器環境之部署。重點在於實現</w:t>
+      </w:r>
+      <w:r>
+        <w:rPr>
+          <w:rFonts w:ascii="Times New Roman" w:eastAsia="標楷體" w:hAnsi="Times New Roman"/>
+        </w:rPr>
+        <w:t xml:space="preserve"> AI </w:t>
+      </w:r>
+      <w:r>
+        <w:rPr>
+          <w:rFonts w:ascii="Times New Roman" w:eastAsia="標楷體" w:hAnsi="Times New Roman"/>
+        </w:rPr>
+        <w:t>語音互動、基本排程與家屬儀表板，並針對</w:t>
+      </w:r>
+      <w:r>
+        <w:rPr>
+          <w:rFonts w:ascii="Times New Roman" w:eastAsia="標楷體" w:hAnsi="Times New Roman"/>
+        </w:rPr>
+        <w:t xml:space="preserve"> 10 </w:t>
+      </w:r>
+      <w:r>
+        <w:rPr>
+          <w:rFonts w:ascii="Times New Roman" w:eastAsia="標楷體" w:hAnsi="Times New Roman"/>
+        </w:rPr>
+        <w:t>組核心家庭進行封測。</w:t>
+      </w:r>
+    </w:p>
+    <w:p>
+      <w:pPr>
+        <w:numPr>
+          <w:ilvl w:val="0"/>
+          <w:numId w:val="20"/>
+        </w:numPr>
+        <w:rPr>
+          <w:rFonts w:ascii="Times New Roman" w:eastAsia="標楷體" w:hAnsi="Times New Roman"/>
+        </w:rPr>
+      </w:pPr>
+      <w:r>
+        <w:rPr>
+          <w:rFonts w:ascii="Times New Roman" w:eastAsia="標楷體" w:hAnsi="Times New Roman"/>
           <w:b/>
           <w:bCs/>
         </w:rPr>
-        <w:t>6</w:t>
+        <w:t>中期（</w:t>
       </w:r>
       <w:r>
         <w:rPr>
@@ -285,25 +370,37 @@
           <w:b/>
           <w:bCs/>
         </w:rPr>
-        <w:t xml:space="preserve"> </w:t>
-      </w:r>
-      <w:proofErr w:type="gramStart"/>
+        <w:t>6</w:t>
+      </w:r>
       <w:r>
         <w:rPr>
           <w:rFonts w:ascii="Times New Roman" w:eastAsia="標楷體" w:hAnsi="Times New Roman"/>
           <w:b/>
           <w:bCs/>
         </w:rPr>
-        <w:t>個</w:t>
-      </w:r>
-      <w:proofErr w:type="gramEnd"/>
+        <w:t>～</w:t>
+      </w:r>
       <w:r>
         <w:rPr>
           <w:rFonts w:ascii="Times New Roman" w:eastAsia="標楷體" w:hAnsi="Times New Roman"/>
           <w:b/>
           <w:bCs/>
         </w:rPr>
-        <w:t>月）：核心功能開發與原型驗證。</w:t>
+        <w:t xml:space="preserve">18 </w:t>
+      </w:r>
+      <w:r>
+        <w:rPr>
+          <w:rFonts w:ascii="Times New Roman" w:eastAsia="標楷體" w:hAnsi="Times New Roman"/>
+          <w:b/>
+          <w:bCs/>
+        </w:rPr>
+        <w:t>個月）</w:t>
+      </w:r>
+      <w:r>
+        <w:rPr>
+          <w:rFonts w:ascii="Times New Roman" w:eastAsia="標楷體" w:hAnsi="Times New Roman"/>
+        </w:rPr>
+        <w:t>：社群營運與商業化驗證。</w:t>
       </w:r>
       <w:r>
         <w:rPr>
@@ -315,138 +412,62 @@
         <w:rPr>
           <w:rFonts w:ascii="Times New Roman" w:eastAsia="標楷體" w:hAnsi="Times New Roman"/>
         </w:rPr>
-        <w:t>完成跨平台前端架構與後端資料庫建置，重點突破大型語言模型（</w:t>
-      </w:r>
-      <w:r>
-        <w:rPr>
-          <w:rFonts w:ascii="Times New Roman" w:eastAsia="標楷體" w:hAnsi="Times New Roman"/>
-        </w:rPr>
-        <w:t>LLM</w:t>
-      </w:r>
-      <w:r>
-        <w:rPr>
-          <w:rFonts w:ascii="Times New Roman" w:eastAsia="標楷體" w:hAnsi="Times New Roman"/>
-        </w:rPr>
-        <w:t>）與語音辨識</w:t>
-      </w:r>
-      <w:r>
-        <w:rPr>
-          <w:rFonts w:ascii="Times New Roman" w:eastAsia="標楷體" w:hAnsi="Times New Roman"/>
-        </w:rPr>
-        <w:t>/</w:t>
-      </w:r>
-      <w:r>
-        <w:rPr>
-          <w:rFonts w:ascii="Times New Roman" w:eastAsia="標楷體" w:hAnsi="Times New Roman"/>
-        </w:rPr>
-        <w:t>合成（</w:t>
-      </w:r>
-      <w:r>
-        <w:rPr>
-          <w:rFonts w:ascii="Times New Roman" w:eastAsia="標楷體" w:hAnsi="Times New Roman"/>
-        </w:rPr>
-        <w:t>STT/TTS</w:t>
-      </w:r>
-      <w:r>
-        <w:rPr>
-          <w:rFonts w:ascii="Times New Roman" w:eastAsia="標楷體" w:hAnsi="Times New Roman"/>
-        </w:rPr>
-        <w:t>）</w:t>
-      </w:r>
-      <w:r>
-        <w:rPr>
-          <w:rFonts w:ascii="Times New Roman" w:eastAsia="標楷體" w:hAnsi="Times New Roman"/>
-        </w:rPr>
-        <w:t xml:space="preserve">API </w:t>
-      </w:r>
-      <w:r>
-        <w:rPr>
-          <w:rFonts w:ascii="Times New Roman" w:eastAsia="標楷體" w:hAnsi="Times New Roman"/>
-        </w:rPr>
-        <w:t>的串接</w:t>
-      </w:r>
-      <w:r>
-        <w:rPr>
-          <w:rFonts w:ascii="Times New Roman" w:eastAsia="標楷體" w:hAnsi="Times New Roman" w:hint="eastAsia"/>
-        </w:rPr>
-        <w:t>、建置完成</w:t>
-      </w:r>
-      <w:proofErr w:type="spellStart"/>
-      <w:r>
-        <w:rPr>
-          <w:rFonts w:ascii="Times New Roman" w:eastAsia="標楷體" w:hAnsi="Times New Roman" w:hint="eastAsia"/>
-        </w:rPr>
-        <w:t>SocketIO</w:t>
-      </w:r>
-      <w:proofErr w:type="spellEnd"/>
-      <w:r>
-        <w:rPr>
-          <w:rFonts w:ascii="Times New Roman" w:eastAsia="標楷體" w:hAnsi="Times New Roman" w:hint="eastAsia"/>
-        </w:rPr>
-        <w:t>框架的</w:t>
-      </w:r>
-      <w:r>
-        <w:rPr>
-          <w:rFonts w:ascii="Times New Roman" w:eastAsia="標楷體" w:hAnsi="Times New Roman" w:hint="eastAsia"/>
-        </w:rPr>
-        <w:t>W</w:t>
-      </w:r>
-      <w:r>
-        <w:rPr>
-          <w:rFonts w:ascii="Times New Roman" w:eastAsia="標楷體" w:hAnsi="Times New Roman"/>
-        </w:rPr>
-        <w:t>e</w:t>
-      </w:r>
-      <w:r>
-        <w:rPr>
-          <w:rFonts w:ascii="Times New Roman" w:eastAsia="標楷體" w:hAnsi="Times New Roman" w:hint="eastAsia"/>
-        </w:rPr>
-        <w:t>bRTC</w:t>
-      </w:r>
-      <w:r>
-        <w:rPr>
-          <w:rFonts w:ascii="Times New Roman" w:eastAsia="標楷體" w:hAnsi="Times New Roman" w:hint="eastAsia"/>
-        </w:rPr>
-        <w:t>相關功能通訊通道與環境</w:t>
-      </w:r>
-      <w:r>
-        <w:rPr>
-          <w:rFonts w:ascii="Times New Roman" w:eastAsia="標楷體" w:hAnsi="Times New Roman"/>
-        </w:rPr>
-        <w:t>。完成家屬與</w:t>
-      </w:r>
-      <w:proofErr w:type="gramStart"/>
-      <w:r>
-        <w:rPr>
-          <w:rFonts w:ascii="Times New Roman" w:eastAsia="標楷體" w:hAnsi="Times New Roman"/>
-        </w:rPr>
-        <w:t>長者雙端介面</w:t>
-      </w:r>
-      <w:proofErr w:type="gramEnd"/>
-      <w:r>
-        <w:rPr>
-          <w:rFonts w:ascii="Times New Roman" w:eastAsia="標楷體" w:hAnsi="Times New Roman"/>
-        </w:rPr>
-        <w:t>的初步開發，並進行內部封閉測試，驗證語音排程與</w:t>
-      </w:r>
-      <w:r>
-        <w:rPr>
-          <w:rFonts w:ascii="Times New Roman" w:eastAsia="標楷體" w:hAnsi="Times New Roman"/>
-        </w:rPr>
-        <w:t>AI</w:t>
-      </w:r>
-      <w:r>
-        <w:rPr>
-          <w:rFonts w:ascii="Times New Roman" w:eastAsia="標楷體" w:hAnsi="Times New Roman"/>
-        </w:rPr>
-        <w:t>互動的可行性。</w:t>
+        <w:t>啟動雙端訂閱制與長者造型加購功能，並透過社群媒體（</w:t>
+      </w:r>
+      <w:r>
+        <w:rPr>
+          <w:rFonts w:ascii="Times New Roman" w:eastAsia="標楷體" w:hAnsi="Times New Roman" w:hint="eastAsia"/>
+        </w:rPr>
+        <w:t>Instagram</w:t>
+      </w:r>
+      <w:r>
+        <w:rPr>
+          <w:rFonts w:ascii="Times New Roman" w:eastAsia="標楷體" w:hAnsi="Times New Roman"/>
+        </w:rPr>
+        <w:t>、</w:t>
+      </w:r>
+      <w:r>
+        <w:rPr>
+          <w:rFonts w:ascii="Times New Roman" w:eastAsia="標楷體" w:hAnsi="Times New Roman" w:hint="eastAsia"/>
+        </w:rPr>
+        <w:t>Facebook</w:t>
+      </w:r>
+      <w:r>
+        <w:rPr>
+          <w:rFonts w:ascii="Times New Roman" w:eastAsia="標楷體" w:hAnsi="Times New Roman" w:hint="eastAsia"/>
+        </w:rPr>
+        <w:t>、</w:t>
+      </w:r>
+      <w:r>
+        <w:rPr>
+          <w:rFonts w:ascii="Times New Roman" w:eastAsia="標楷體" w:hAnsi="Times New Roman" w:hint="eastAsia"/>
+        </w:rPr>
+        <w:t>Threads</w:t>
+      </w:r>
+      <w:r>
+        <w:rPr>
+          <w:rFonts w:ascii="Times New Roman" w:eastAsia="標楷體" w:hAnsi="Times New Roman"/>
+        </w:rPr>
+        <w:t>）進行口碑傳播，優化</w:t>
+      </w:r>
+      <w:r>
+        <w:rPr>
+          <w:rFonts w:ascii="Times New Roman" w:eastAsia="標楷體" w:hAnsi="Times New Roman"/>
+        </w:rPr>
+        <w:t xml:space="preserve"> AI </w:t>
+      </w:r>
+      <w:r>
+        <w:rPr>
+          <w:rFonts w:ascii="Times New Roman" w:eastAsia="標楷體" w:hAnsi="Times New Roman"/>
+        </w:rPr>
+        <w:t>情緒辨識精準度與系統穩定性。</w:t>
       </w:r>
     </w:p>
     <w:p>
       <w:pPr>
         <w:numPr>
           <w:ilvl w:val="0"/>
-          <w:numId w:val="1"/>
+          <w:numId w:val="20"/>
         </w:numPr>
         <w:rPr>
           <w:rFonts w:ascii="Times New Roman" w:eastAsia="標楷體" w:hAnsi="Times New Roman"/>
@@ -458,15 +479,15 @@
           <w:b/>
           <w:bCs/>
         </w:rPr>
-        <w:t>中期（</w:t>
-      </w:r>
-      <w:r>
-        <w:rPr>
-          <w:rFonts w:ascii="Times New Roman" w:eastAsia="標楷體" w:hAnsi="Times New Roman" w:hint="eastAsia"/>
+        <w:t>長期（</w:t>
+      </w:r>
+      <w:r>
+        <w:rPr>
+          <w:rFonts w:ascii="Times New Roman" w:eastAsia="標楷體" w:hAnsi="Times New Roman"/>
           <w:b/>
           <w:bCs/>
         </w:rPr>
-        <w:t>6</w:t>
+        <w:t xml:space="preserve">18 </w:t>
       </w:r>
       <w:r>
         <w:rPr>
@@ -474,15 +495,15 @@
           <w:b/>
           <w:bCs/>
         </w:rPr>
-        <w:t>個月</w:t>
-      </w:r>
-      <w:r>
-        <w:rPr>
-          <w:rFonts w:ascii="Times New Roman" w:eastAsia="標楷體" w:hAnsi="Times New Roman" w:hint="eastAsia"/>
+        <w:t>個月～</w:t>
+      </w:r>
+      <w:r>
+        <w:rPr>
+          <w:rFonts w:ascii="Times New Roman" w:eastAsia="標楷體" w:hAnsi="Times New Roman"/>
           <w:b/>
           <w:bCs/>
         </w:rPr>
-        <w:t xml:space="preserve"> </w:t>
+        <w:t xml:space="preserve">3 </w:t>
       </w:r>
       <w:r>
         <w:rPr>
@@ -490,23 +511,208 @@
           <w:b/>
           <w:bCs/>
         </w:rPr>
-        <w:t>～</w:t>
-      </w:r>
-      <w:r>
-        <w:rPr>
-          <w:rFonts w:ascii="Times New Roman" w:eastAsia="標楷體" w:hAnsi="Times New Roman" w:hint="eastAsia"/>
+        <w:t>年）</w:t>
+      </w:r>
+      <w:r>
+        <w:rPr>
+          <w:rFonts w:ascii="Times New Roman" w:eastAsia="標楷體" w:hAnsi="Times New Roman"/>
+        </w:rPr>
+        <w:t>：</w:t>
+      </w:r>
+      <w:r>
+        <w:rPr>
+          <w:rFonts w:ascii="Times New Roman" w:eastAsia="標楷體" w:hAnsi="Times New Roman"/>
+        </w:rPr>
+        <w:t xml:space="preserve">B </w:t>
+      </w:r>
+      <w:r>
+        <w:rPr>
+          <w:rFonts w:ascii="Times New Roman" w:eastAsia="標楷體" w:hAnsi="Times New Roman"/>
+        </w:rPr>
+        <w:t>端市場整合與生態系擴張。</w:t>
+      </w:r>
+      <w:r>
+        <w:rPr>
+          <w:rFonts w:ascii="Times New Roman" w:eastAsia="標楷體" w:hAnsi="Times New Roman"/>
+        </w:rPr>
+        <w:t xml:space="preserve"> </w:t>
+      </w:r>
+      <w:r>
+        <w:rPr>
+          <w:rFonts w:ascii="Times New Roman" w:eastAsia="標楷體" w:hAnsi="Times New Roman"/>
+        </w:rPr>
+        <w:t>在</w:t>
+      </w:r>
+      <w:r>
+        <w:rPr>
+          <w:rFonts w:ascii="Times New Roman" w:eastAsia="標楷體" w:hAnsi="Times New Roman"/>
+        </w:rPr>
+        <w:t xml:space="preserve"> C </w:t>
+      </w:r>
+      <w:r>
+        <w:rPr>
+          <w:rFonts w:ascii="Times New Roman" w:eastAsia="標楷體" w:hAnsi="Times New Roman"/>
+        </w:rPr>
+        <w:t>端穩定營運的基礎上，推出針對長照機構、社區據點的</w:t>
+      </w:r>
+      <w:r>
+        <w:rPr>
+          <w:rFonts w:ascii="Times New Roman" w:eastAsia="標楷體" w:hAnsi="Times New Roman"/>
+        </w:rPr>
+        <w:t xml:space="preserve"> B </w:t>
+      </w:r>
+      <w:r>
+        <w:rPr>
+          <w:rFonts w:ascii="Times New Roman" w:eastAsia="標楷體" w:hAnsi="Times New Roman"/>
+        </w:rPr>
+        <w:t>端管理後台，實現數據批次管理與機構專屬通報服務，達成商業模式的規模化。</w:t>
+      </w:r>
+    </w:p>
+    <w:p>
+      <w:pPr>
+        <w:rPr>
+          <w:rFonts w:ascii="Times New Roman" w:eastAsia="標楷體" w:hAnsi="Times New Roman"/>
+        </w:rPr>
+      </w:pPr>
+      <w:r>
+        <w:rPr>
+          <w:rFonts w:ascii="Times New Roman" w:eastAsia="標楷體" w:hAnsi="Times New Roman"/>
           <w:b/>
           <w:bCs/>
         </w:rPr>
-        <w:t xml:space="preserve"> </w:t>
-      </w:r>
-      <w:r>
-        <w:rPr>
-          <w:rFonts w:ascii="Times New Roman" w:eastAsia="標楷體" w:hAnsi="Times New Roman" w:hint="eastAsia"/>
+        <w:t>【經濟可行性】</w:t>
+      </w:r>
+    </w:p>
+    <w:p>
+      <w:pPr>
+        <w:ind w:firstLine="360"/>
+        <w:rPr>
+          <w:rFonts w:ascii="Times New Roman" w:eastAsia="標楷體" w:hAnsi="Times New Roman"/>
+        </w:rPr>
+      </w:pPr>
+      <w:r>
+        <w:rPr>
+          <w:rFonts w:ascii="Times New Roman" w:eastAsia="標楷體" w:hAnsi="Times New Roman"/>
+        </w:rPr>
+        <w:t>本系統採取「</w:t>
+      </w:r>
+      <w:r>
+        <w:rPr>
+          <w:rFonts w:ascii="Times New Roman" w:eastAsia="標楷體" w:hAnsi="Times New Roman"/>
+        </w:rPr>
+        <w:t>Freemium</w:t>
+      </w:r>
+      <w:r>
+        <w:rPr>
+          <w:rFonts w:ascii="Times New Roman" w:eastAsia="標楷體" w:hAnsi="Times New Roman"/>
+        </w:rPr>
+        <w:t>（免費增值）」的商業模式，降低初期獲客門檻</w:t>
+      </w:r>
+      <w:r>
+        <w:rPr>
+          <w:rFonts w:ascii="Times New Roman" w:eastAsia="標楷體" w:hAnsi="Times New Roman" w:hint="eastAsia"/>
+        </w:rPr>
+        <w:t>。家屬端</w:t>
+      </w:r>
+      <w:r>
+        <w:rPr>
+          <w:rFonts w:ascii="Times New Roman" w:eastAsia="標楷體" w:hAnsi="Times New Roman" w:hint="eastAsia"/>
+        </w:rPr>
+        <w:t>透過功能導向的引流方式，以</w:t>
+      </w:r>
+      <w:r>
+        <w:rPr>
+          <w:rFonts w:ascii="Times New Roman" w:eastAsia="標楷體" w:hAnsi="Times New Roman" w:hint="eastAsia"/>
+        </w:rPr>
+        <w:t>獲取更多</w:t>
+      </w:r>
+      <w:r>
+        <w:rPr>
+          <w:rFonts w:ascii="Times New Roman" w:eastAsia="標楷體" w:hAnsi="Times New Roman" w:hint="eastAsia"/>
+        </w:rPr>
+        <w:t>AI</w:t>
+      </w:r>
+      <w:r>
+        <w:rPr>
+          <w:rFonts w:ascii="Times New Roman" w:eastAsia="標楷體" w:hAnsi="Times New Roman" w:hint="eastAsia"/>
+        </w:rPr>
+        <w:t>使用額度與系統功能</w:t>
+      </w:r>
+      <w:r>
+        <w:rPr>
+          <w:rFonts w:ascii="Times New Roman" w:eastAsia="標楷體" w:hAnsi="Times New Roman" w:hint="eastAsia"/>
+        </w:rPr>
+        <w:t>為誘因</w:t>
+      </w:r>
+      <w:r>
+        <w:rPr>
+          <w:rFonts w:ascii="Times New Roman" w:eastAsia="標楷體" w:hAnsi="Times New Roman" w:hint="eastAsia"/>
+        </w:rPr>
+        <w:t>招</w:t>
+      </w:r>
+      <w:r>
+        <w:rPr>
+          <w:rFonts w:ascii="Times New Roman" w:eastAsia="標楷體" w:hAnsi="Times New Roman" w:hint="eastAsia"/>
+        </w:rPr>
+        <w:t>引訂閱</w:t>
+      </w:r>
+      <w:r>
+        <w:rPr>
+          <w:rFonts w:ascii="Times New Roman" w:eastAsia="標楷體" w:hAnsi="Times New Roman" w:hint="eastAsia"/>
+        </w:rPr>
+        <w:t>，長輩端</w:t>
+      </w:r>
+      <w:r>
+        <w:rPr>
+          <w:rFonts w:ascii="Times New Roman" w:eastAsia="標楷體" w:hAnsi="Times New Roman" w:hint="eastAsia"/>
+        </w:rPr>
+        <w:t>則</w:t>
+      </w:r>
+      <w:r>
+        <w:rPr>
+          <w:rFonts w:ascii="Times New Roman" w:eastAsia="標楷體" w:hAnsi="Times New Roman" w:hint="eastAsia"/>
+        </w:rPr>
+        <w:t>參考主流遊戲的造型加成設計，可透過長輩與好友間比較遊戲進度的好勝心</w:t>
+      </w:r>
+      <w:r>
+        <w:rPr>
+          <w:rFonts w:ascii="Times New Roman" w:eastAsia="標楷體" w:hAnsi="Times New Roman" w:hint="eastAsia"/>
+        </w:rPr>
+        <w:t>吸</w:t>
+      </w:r>
+      <w:r>
+        <w:rPr>
+          <w:rFonts w:ascii="Times New Roman" w:eastAsia="標楷體" w:hAnsi="Times New Roman" w:hint="eastAsia"/>
+        </w:rPr>
+        <w:t>引消費</w:t>
+      </w:r>
+      <w:r>
+        <w:rPr>
+          <w:rFonts w:ascii="Times New Roman" w:eastAsia="標楷體" w:hAnsi="Times New Roman" w:hint="eastAsia"/>
+        </w:rPr>
+        <w:t>。</w:t>
+      </w:r>
+    </w:p>
+    <w:p>
+      <w:pPr>
+        <w:ind w:firstLine="360"/>
+        <w:rPr>
+          <w:rFonts w:ascii="Times New Roman" w:eastAsia="標楷體" w:hAnsi="Times New Roman"/>
+        </w:rPr>
+      </w:pPr>
+      <w:r>
+        <w:rPr>
+          <w:rFonts w:ascii="Times New Roman" w:eastAsia="標楷體" w:hAnsi="Times New Roman"/>
+        </w:rPr>
+        <w:t>開發初期將</w:t>
+      </w:r>
+      <w:r>
+        <w:rPr>
+          <w:rFonts w:ascii="Times New Roman" w:eastAsia="標楷體" w:hAnsi="Times New Roman"/>
           <w:b/>
           <w:bCs/>
         </w:rPr>
-        <w:t>12</w:t>
+        <w:t>完全專注於</w:t>
       </w:r>
       <w:r>
         <w:rPr>
@@ -514,283 +720,51 @@
           <w:b/>
           <w:bCs/>
         </w:rPr>
-        <w:t>個月）：系統優化與擴大試營運。</w:t>
-      </w:r>
-      <w:r>
-        <w:rPr>
-          <w:rFonts w:ascii="Times New Roman" w:eastAsia="標楷體" w:hAnsi="Times New Roman"/>
-        </w:rPr>
-        <w:t xml:space="preserve"> </w:t>
-      </w:r>
-      <w:r>
-        <w:rPr>
-          <w:rFonts w:ascii="Times New Roman" w:eastAsia="標楷體" w:hAnsi="Times New Roman"/>
-        </w:rPr>
-        <w:t>導入家屬社群互動功能與進階的情緒分析模組，並建置安全的</w:t>
-      </w:r>
-      <w:proofErr w:type="gramStart"/>
-      <w:r>
-        <w:rPr>
-          <w:rFonts w:ascii="Times New Roman" w:eastAsia="標楷體" w:hAnsi="Times New Roman"/>
-        </w:rPr>
-        <w:t>訂閱制金流</w:t>
-      </w:r>
-      <w:proofErr w:type="gramEnd"/>
-      <w:r>
-        <w:rPr>
-          <w:rFonts w:ascii="Times New Roman" w:eastAsia="標楷體" w:hAnsi="Times New Roman"/>
-        </w:rPr>
-        <w:t>系統。招募實際面臨</w:t>
-      </w:r>
-      <w:proofErr w:type="gramStart"/>
-      <w:r>
-        <w:rPr>
-          <w:rFonts w:ascii="Times New Roman" w:eastAsia="標楷體" w:hAnsi="Times New Roman"/>
-        </w:rPr>
-        <w:t>遠距照護</w:t>
-      </w:r>
-      <w:proofErr w:type="gramEnd"/>
-      <w:r>
-        <w:rPr>
-          <w:rFonts w:ascii="Times New Roman" w:eastAsia="標楷體" w:hAnsi="Times New Roman"/>
-        </w:rPr>
-        <w:t>需求的家庭進行</w:t>
-      </w:r>
-      <w:r>
-        <w:rPr>
-          <w:rFonts w:ascii="Times New Roman" w:eastAsia="標楷體" w:hAnsi="Times New Roman"/>
-        </w:rPr>
-        <w:t xml:space="preserve"> Beta </w:t>
-      </w:r>
-      <w:r>
-        <w:rPr>
-          <w:rFonts w:ascii="Times New Roman" w:eastAsia="標楷體" w:hAnsi="Times New Roman"/>
-        </w:rPr>
-        <w:t>測試，收集真實語音數據與長輩使用反饋，針對方言辨識與</w:t>
-      </w:r>
-      <w:r>
-        <w:rPr>
-          <w:rFonts w:ascii="Times New Roman" w:eastAsia="標楷體" w:hAnsi="Times New Roman"/>
-        </w:rPr>
-        <w:t>AI</w:t>
-      </w:r>
-      <w:r>
-        <w:rPr>
-          <w:rFonts w:ascii="Times New Roman" w:eastAsia="標楷體" w:hAnsi="Times New Roman"/>
-        </w:rPr>
-        <w:t>回應流暢度進行深度優化。</w:t>
-      </w:r>
-    </w:p>
-    <w:p>
-      <w:pPr>
-        <w:numPr>
-          <w:ilvl w:val="0"/>
-          <w:numId w:val="1"/>
-        </w:numPr>
-        <w:rPr>
-          <w:rFonts w:ascii="Times New Roman" w:eastAsia="標楷體" w:hAnsi="Times New Roman"/>
-        </w:rPr>
-      </w:pPr>
+        <w:t xml:space="preserve"> C </w:t>
+      </w:r>
       <w:r>
         <w:rPr>
           <w:rFonts w:ascii="Times New Roman" w:eastAsia="標楷體" w:hAnsi="Times New Roman"/>
           <w:b/>
           <w:bCs/>
         </w:rPr>
-        <w:t>長期（</w:t>
-      </w:r>
-      <w:r>
-        <w:rPr>
-          <w:rFonts w:ascii="Times New Roman" w:eastAsia="標楷體" w:hAnsi="Times New Roman" w:hint="eastAsia"/>
-          <w:b/>
-          <w:bCs/>
-        </w:rPr>
-        <w:t>1</w:t>
-      </w:r>
-      <w:r>
-        <w:rPr>
-          <w:rFonts w:ascii="Times New Roman" w:eastAsia="標楷體" w:hAnsi="Times New Roman" w:hint="eastAsia"/>
-          <w:b/>
-          <w:bCs/>
-        </w:rPr>
-        <w:t>2</w:t>
-      </w:r>
-      <w:r>
-        <w:rPr>
-          <w:rFonts w:ascii="Times New Roman" w:eastAsia="標楷體" w:hAnsi="Times New Roman"/>
-          <w:b/>
-          <w:bCs/>
-        </w:rPr>
-        <w:t>個月</w:t>
-      </w:r>
-      <w:r>
-        <w:rPr>
-          <w:rFonts w:ascii="Times New Roman" w:eastAsia="標楷體" w:hAnsi="Times New Roman" w:hint="eastAsia"/>
-          <w:b/>
-          <w:bCs/>
-        </w:rPr>
-        <w:t xml:space="preserve"> </w:t>
-      </w:r>
-      <w:r>
-        <w:rPr>
-          <w:rFonts w:ascii="Times New Roman" w:eastAsia="標楷體" w:hAnsi="Times New Roman"/>
-          <w:b/>
-          <w:bCs/>
-        </w:rPr>
-        <w:t>～</w:t>
-      </w:r>
-      <w:r>
-        <w:rPr>
-          <w:rFonts w:ascii="Times New Roman" w:eastAsia="標楷體" w:hAnsi="Times New Roman" w:hint="eastAsia"/>
-          <w:b/>
-          <w:bCs/>
-        </w:rPr>
-        <w:t xml:space="preserve"> </w:t>
-      </w:r>
-      <w:r>
-        <w:rPr>
-          <w:rFonts w:ascii="Times New Roman" w:eastAsia="標楷體" w:hAnsi="Times New Roman" w:hint="eastAsia"/>
-          <w:b/>
-          <w:bCs/>
-        </w:rPr>
-        <w:t>2</w:t>
-      </w:r>
-      <w:r>
-        <w:rPr>
-          <w:rFonts w:ascii="Times New Roman" w:eastAsia="標楷體" w:hAnsi="Times New Roman"/>
-          <w:b/>
-          <w:bCs/>
-        </w:rPr>
-        <w:t xml:space="preserve"> </w:t>
-      </w:r>
-      <w:r>
-        <w:rPr>
-          <w:rFonts w:ascii="Times New Roman" w:eastAsia="標楷體" w:hAnsi="Times New Roman"/>
-          <w:b/>
-          <w:bCs/>
-        </w:rPr>
-        <w:t>年）：商業化上線</w:t>
-      </w:r>
-      <w:proofErr w:type="gramStart"/>
-      <w:r>
-        <w:rPr>
-          <w:rFonts w:ascii="Times New Roman" w:eastAsia="標楷體" w:hAnsi="Times New Roman"/>
-          <w:b/>
-          <w:bCs/>
-        </w:rPr>
-        <w:t>與跨域整合</w:t>
-      </w:r>
-      <w:proofErr w:type="gramEnd"/>
-      <w:r>
-        <w:rPr>
-          <w:rFonts w:ascii="Times New Roman" w:eastAsia="標楷體" w:hAnsi="Times New Roman"/>
-          <w:b/>
-          <w:bCs/>
+        <w:t>端（一般家庭）市場</w:t>
+      </w:r>
+      <w:r>
+        <w:rPr>
+          <w:rFonts w:ascii="Times New Roman" w:eastAsia="標楷體" w:hAnsi="Times New Roman"/>
+        </w:rPr>
+        <w:t>，暫不考慮</w:t>
+      </w:r>
+      <w:r>
+        <w:rPr>
+          <w:rFonts w:ascii="Times New Roman" w:eastAsia="標楷體" w:hAnsi="Times New Roman"/>
+        </w:rPr>
+        <w:t xml:space="preserve"> B </w:t>
+      </w:r>
+      <w:r>
+        <w:rPr>
+          <w:rFonts w:ascii="Times New Roman" w:eastAsia="標楷體" w:hAnsi="Times New Roman"/>
+        </w:rPr>
+        <w:t>端長照機構的收入與相關客製化建置支出。所有財務評估皆統一以新台幣</w:t>
+      </w:r>
+      <w:r>
+        <w:rPr>
+          <w:rFonts w:ascii="Times New Roman" w:eastAsia="標楷體" w:hAnsi="Times New Roman"/>
+        </w:rPr>
+        <w:t xml:space="preserve"> (NTD) </w:t>
+      </w:r>
+      <w:r>
+        <w:rPr>
+          <w:rFonts w:ascii="Times New Roman" w:eastAsia="標楷體" w:hAnsi="Times New Roman"/>
+        </w:rPr>
+        <w:t>計算，並採取保守觀點</w:t>
+      </w:r>
+      <w:r>
+        <w:rPr>
+          <w:rFonts w:ascii="Times New Roman" w:eastAsia="標楷體" w:hAnsi="Times New Roman" w:hint="eastAsia"/>
         </w:rPr>
         <w:t>。</w:t>
-      </w:r>
-      <w:r>
-        <w:rPr>
-          <w:rFonts w:ascii="Times New Roman" w:eastAsia="標楷體" w:hAnsi="Times New Roman"/>
-        </w:rPr>
-        <w:t xml:space="preserve"> </w:t>
-      </w:r>
-      <w:r>
-        <w:rPr>
-          <w:rFonts w:ascii="Times New Roman" w:eastAsia="標楷體" w:hAnsi="Times New Roman"/>
-        </w:rPr>
-        <w:t>推出正式雙平台版本與進階付費方案，展開大規模數位行銷。推動</w:t>
-      </w:r>
-      <w:r>
-        <w:rPr>
-          <w:rFonts w:ascii="Times New Roman" w:eastAsia="標楷體" w:hAnsi="Times New Roman"/>
-        </w:rPr>
-        <w:t xml:space="preserve"> B2B2C </w:t>
-      </w:r>
-      <w:r>
-        <w:rPr>
-          <w:rFonts w:ascii="Times New Roman" w:eastAsia="標楷體" w:hAnsi="Times New Roman"/>
-        </w:rPr>
-        <w:t>商業模式，尋求與日照中心、長照機構及醫療院所的系統界接合作，將「</w:t>
-      </w:r>
-      <w:r>
-        <w:rPr>
-          <w:rFonts w:ascii="Times New Roman" w:eastAsia="標楷體" w:hAnsi="Times New Roman"/>
-        </w:rPr>
-        <w:t>Uban</w:t>
-      </w:r>
-      <w:r>
-        <w:rPr>
-          <w:rFonts w:ascii="Times New Roman" w:eastAsia="標楷體" w:hAnsi="Times New Roman"/>
-        </w:rPr>
-        <w:t>」打造為高齡照護生態系的基礎設施。</w:t>
-      </w:r>
-    </w:p>
-    <w:p>
-      <w:pPr>
-        <w:rPr>
-          <w:rFonts w:ascii="Times New Roman" w:eastAsia="標楷體" w:hAnsi="Times New Roman"/>
-        </w:rPr>
-      </w:pPr>
-      <w:r>
-        <w:rPr>
-          <w:rFonts w:ascii="Times New Roman" w:eastAsia="標楷體" w:hAnsi="Times New Roman"/>
-          <w:b/>
-          <w:bCs/>
-        </w:rPr>
-        <w:t>【經濟可行性】</w:t>
-      </w:r>
-    </w:p>
-    <w:p>
-      <w:pPr>
-        <w:ind w:firstLine="360"/>
-        <w:rPr>
-          <w:rFonts w:ascii="Times New Roman" w:eastAsia="標楷體" w:hAnsi="Times New Roman" w:hint="eastAsia"/>
-        </w:rPr>
-      </w:pPr>
-      <w:r>
-        <w:rPr>
-          <w:rFonts w:ascii="Times New Roman" w:eastAsia="標楷體" w:hAnsi="Times New Roman"/>
-        </w:rPr>
-        <w:t>本系統採取「</w:t>
-      </w:r>
-      <w:r>
-        <w:rPr>
-          <w:rFonts w:ascii="Times New Roman" w:eastAsia="標楷體" w:hAnsi="Times New Roman"/>
-        </w:rPr>
-        <w:t>Freemium</w:t>
-      </w:r>
-      <w:r>
-        <w:rPr>
-          <w:rFonts w:ascii="Times New Roman" w:eastAsia="標楷體" w:hAnsi="Times New Roman"/>
-        </w:rPr>
-        <w:t>（免費增值）」的商業模式，降低</w:t>
-      </w:r>
-      <w:proofErr w:type="gramStart"/>
-      <w:r>
-        <w:rPr>
-          <w:rFonts w:ascii="Times New Roman" w:eastAsia="標楷體" w:hAnsi="Times New Roman"/>
-        </w:rPr>
-        <w:t>初期獲客門檻</w:t>
-      </w:r>
-      <w:proofErr w:type="gramEnd"/>
-      <w:r>
-        <w:rPr>
-          <w:rFonts w:ascii="Times New Roman" w:eastAsia="標楷體" w:hAnsi="Times New Roman" w:hint="eastAsia"/>
-        </w:rPr>
-        <w:t>。家屬端的訂閱可獲取更多</w:t>
-      </w:r>
-      <w:r>
-        <w:rPr>
-          <w:rFonts w:ascii="Times New Roman" w:eastAsia="標楷體" w:hAnsi="Times New Roman" w:hint="eastAsia"/>
-        </w:rPr>
-        <w:t>AI</w:t>
-      </w:r>
-      <w:r>
-        <w:rPr>
-          <w:rFonts w:ascii="Times New Roman" w:eastAsia="標楷體" w:hAnsi="Times New Roman" w:hint="eastAsia"/>
-        </w:rPr>
-        <w:t>使用額度與系統功能，長輩端的訂閱參考主流遊戲的造型加成設計，可透過長輩與好友間比較遊戲進度的好勝心吸引消費。</w:t>
       </w:r>
     </w:p>
     <w:p>
@@ -820,68 +794,38 @@
           <w:numId w:val="2"/>
         </w:numPr>
         <w:rPr>
-          <w:rFonts w:ascii="Times New Roman" w:eastAsia="標楷體" w:hAnsi="Times New Roman"/>
-        </w:rPr>
-      </w:pPr>
-      <w:r>
-        <w:rPr>
-          <w:rFonts w:ascii="Times New Roman" w:eastAsia="標楷體" w:hAnsi="Times New Roman"/>
-        </w:rPr>
-        <w:t xml:space="preserve">AI </w:t>
-      </w:r>
-      <w:r>
-        <w:rPr>
-          <w:rFonts w:ascii="Times New Roman" w:eastAsia="標楷體" w:hAnsi="Times New Roman"/>
-        </w:rPr>
-        <w:t>與語音</w:t>
-      </w:r>
-      <w:r>
-        <w:rPr>
-          <w:rFonts w:ascii="Times New Roman" w:eastAsia="標楷體" w:hAnsi="Times New Roman"/>
-        </w:rPr>
-        <w:t xml:space="preserve"> API </w:t>
-      </w:r>
-      <w:r>
-        <w:rPr>
-          <w:rFonts w:ascii="Times New Roman" w:eastAsia="標楷體" w:hAnsi="Times New Roman"/>
-        </w:rPr>
-        <w:t>使用費：初期預估約</w:t>
-      </w:r>
-      <w:r>
-        <w:rPr>
-          <w:rFonts w:ascii="Times New Roman" w:eastAsia="標楷體" w:hAnsi="Times New Roman"/>
-        </w:rPr>
-        <w:t xml:space="preserve"> $150</w:t>
-      </w:r>
-      <w:r>
-        <w:rPr>
-          <w:rFonts w:ascii="Times New Roman" w:eastAsia="標楷體" w:hAnsi="Times New Roman"/>
-        </w:rPr>
-        <w:t>～</w:t>
-      </w:r>
-      <w:r>
-        <w:rPr>
-          <w:rFonts w:ascii="Times New Roman" w:eastAsia="標楷體" w:hAnsi="Times New Roman"/>
-        </w:rPr>
-        <w:t xml:space="preserve">$300 USD / </w:t>
-      </w:r>
-      <w:r>
-        <w:rPr>
-          <w:rFonts w:ascii="Times New Roman" w:eastAsia="標楷體" w:hAnsi="Times New Roman"/>
-        </w:rPr>
-        <w:t>月（依據語音處理量與</w:t>
-      </w:r>
-      <w:r>
-        <w:rPr>
-          <w:rFonts w:ascii="Times New Roman" w:eastAsia="標楷體" w:hAnsi="Times New Roman"/>
-        </w:rPr>
-        <w:t>LLM token</w:t>
-      </w:r>
-      <w:r>
-        <w:rPr>
-          <w:rFonts w:ascii="Times New Roman" w:eastAsia="標楷體" w:hAnsi="Times New Roman"/>
-        </w:rPr>
-        <w:t>消耗彈性調整）。</w:t>
+          <w:rFonts w:ascii="Times New Roman" w:eastAsia="標楷體" w:hAnsi="Times New Roman" w:hint="eastAsia"/>
+        </w:rPr>
+      </w:pPr>
+      <w:r>
+        <w:rPr>
+          <w:rFonts w:ascii="Times New Roman" w:eastAsia="標楷體" w:hAnsi="Times New Roman" w:hint="eastAsia"/>
+        </w:rPr>
+        <w:t>伺服器電費與固定網路費：</w:t>
+      </w:r>
+      <w:r>
+        <w:rPr>
+          <w:rFonts w:ascii="Times New Roman" w:eastAsia="標楷體" w:hAnsi="Times New Roman" w:hint="eastAsia"/>
+        </w:rPr>
+        <w:t xml:space="preserve"> </w:t>
+      </w:r>
+      <w:r>
+        <w:rPr>
+          <w:rFonts w:ascii="Times New Roman" w:eastAsia="標楷體" w:hAnsi="Times New Roman" w:hint="eastAsia"/>
+        </w:rPr>
+        <w:t>約</w:t>
+      </w:r>
+      <w:r>
+        <w:rPr>
+          <w:rFonts w:ascii="Times New Roman" w:eastAsia="標楷體" w:hAnsi="Times New Roman" w:hint="eastAsia"/>
+        </w:rPr>
+        <w:t xml:space="preserve"> 3,000 NTD / </w:t>
+      </w:r>
+      <w:r>
+        <w:rPr>
+          <w:rFonts w:ascii="Times New Roman" w:eastAsia="標楷體" w:hAnsi="Times New Roman" w:hint="eastAsia"/>
+        </w:rPr>
+        <w:t>月（自架主機的基礎維持費用）。</w:t>
       </w:r>
     </w:p>
     <w:p>
@@ -891,50 +835,92 @@
           <w:numId w:val="2"/>
         </w:numPr>
         <w:rPr>
-          <w:rFonts w:ascii="Times New Roman" w:eastAsia="標楷體" w:hAnsi="Times New Roman"/>
-        </w:rPr>
-      </w:pPr>
-      <w:r>
-        <w:rPr>
-          <w:rFonts w:ascii="Times New Roman" w:eastAsia="標楷體" w:hAnsi="Times New Roman"/>
-        </w:rPr>
-        <w:t>伺服器與資料庫維運：約</w:t>
-      </w:r>
-      <w:r>
-        <w:rPr>
-          <w:rFonts w:ascii="Times New Roman" w:eastAsia="標楷體" w:hAnsi="Times New Roman"/>
-        </w:rPr>
-        <w:t xml:space="preserve"> $100</w:t>
-      </w:r>
-      <w:r>
-        <w:rPr>
-          <w:rFonts w:ascii="Times New Roman" w:eastAsia="標楷體" w:hAnsi="Times New Roman"/>
-        </w:rPr>
-        <w:t>～</w:t>
-      </w:r>
-      <w:r>
-        <w:rPr>
-          <w:rFonts w:ascii="Times New Roman" w:eastAsia="標楷體" w:hAnsi="Times New Roman"/>
-        </w:rPr>
-        <w:t xml:space="preserve">$150 USD / </w:t>
-      </w:r>
-      <w:r>
-        <w:rPr>
-          <w:rFonts w:ascii="Times New Roman" w:eastAsia="標楷體" w:hAnsi="Times New Roman"/>
-        </w:rPr>
-        <w:t>月（涵蓋雲端運算資源、關聯式資料庫授權與語音</w:t>
-      </w:r>
-      <w:r>
-        <w:rPr>
-          <w:rFonts w:ascii="Times New Roman" w:eastAsia="標楷體" w:hAnsi="Times New Roman"/>
-        </w:rPr>
-        <w:t>/</w:t>
-      </w:r>
-      <w:r>
-        <w:rPr>
-          <w:rFonts w:ascii="Times New Roman" w:eastAsia="標楷體" w:hAnsi="Times New Roman"/>
-        </w:rPr>
-        <w:t>圖片物件儲存空間）。</w:t>
+          <w:rFonts w:ascii="Times New Roman" w:eastAsia="標楷體" w:hAnsi="Times New Roman" w:hint="eastAsia"/>
+        </w:rPr>
+      </w:pPr>
+      <w:r>
+        <w:rPr>
+          <w:rFonts w:ascii="Times New Roman" w:eastAsia="標楷體" w:hAnsi="Times New Roman" w:hint="eastAsia"/>
+        </w:rPr>
+        <w:t xml:space="preserve">AI </w:t>
+      </w:r>
+      <w:r>
+        <w:rPr>
+          <w:rFonts w:ascii="Times New Roman" w:eastAsia="標楷體" w:hAnsi="Times New Roman" w:hint="eastAsia"/>
+        </w:rPr>
+        <w:t>與雲端</w:t>
+      </w:r>
+      <w:r>
+        <w:rPr>
+          <w:rFonts w:ascii="Times New Roman" w:eastAsia="標楷體" w:hAnsi="Times New Roman" w:hint="eastAsia"/>
+        </w:rPr>
+        <w:t xml:space="preserve"> API </w:t>
+      </w:r>
+      <w:r>
+        <w:rPr>
+          <w:rFonts w:ascii="Times New Roman" w:eastAsia="標楷體" w:hAnsi="Times New Roman" w:hint="eastAsia"/>
+        </w:rPr>
+        <w:t>調用費：</w:t>
+      </w:r>
+      <w:r>
+        <w:rPr>
+          <w:rFonts w:ascii="Times New Roman" w:eastAsia="標楷體" w:hAnsi="Times New Roman" w:hint="eastAsia"/>
+        </w:rPr>
+        <w:t xml:space="preserve"> </w:t>
+      </w:r>
+      <w:r>
+        <w:rPr>
+          <w:rFonts w:ascii="Times New Roman" w:eastAsia="標楷體" w:hAnsi="Times New Roman" w:hint="eastAsia"/>
+        </w:rPr>
+        <w:t>約</w:t>
+      </w:r>
+      <w:r>
+        <w:rPr>
+          <w:rFonts w:ascii="Times New Roman" w:eastAsia="標楷體" w:hAnsi="Times New Roman" w:hint="eastAsia"/>
+        </w:rPr>
+        <w:t xml:space="preserve"> 10,000 NTD / </w:t>
+      </w:r>
+      <w:r>
+        <w:rPr>
+          <w:rFonts w:ascii="Times New Roman" w:eastAsia="標楷體" w:hAnsi="Times New Roman" w:hint="eastAsia"/>
+        </w:rPr>
+        <w:t>月（因伺服器自架，部分輕量運算可於本地處理，但核心高階</w:t>
+      </w:r>
+      <w:r>
+        <w:rPr>
+          <w:rFonts w:ascii="Times New Roman" w:eastAsia="標楷體" w:hAnsi="Times New Roman" w:hint="eastAsia"/>
+        </w:rPr>
+        <w:t xml:space="preserve"> LLM </w:t>
+      </w:r>
+      <w:r>
+        <w:rPr>
+          <w:rFonts w:ascii="Times New Roman" w:eastAsia="標楷體" w:hAnsi="Times New Roman" w:hint="eastAsia"/>
+        </w:rPr>
+        <w:t>語意判斷與高品質</w:t>
+      </w:r>
+      <w:r>
+        <w:rPr>
+          <w:rFonts w:ascii="Times New Roman" w:eastAsia="標楷體" w:hAnsi="Times New Roman" w:hint="eastAsia"/>
+        </w:rPr>
+        <w:t xml:space="preserve"> TTS </w:t>
+      </w:r>
+      <w:r>
+        <w:rPr>
+          <w:rFonts w:ascii="Times New Roman" w:eastAsia="標楷體" w:hAnsi="Times New Roman" w:hint="eastAsia"/>
+        </w:rPr>
+        <w:t>語音生成仍需調用外部</w:t>
+      </w:r>
+      <w:r>
+        <w:rPr>
+          <w:rFonts w:ascii="Times New Roman" w:eastAsia="標楷體" w:hAnsi="Times New Roman" w:hint="eastAsia"/>
+        </w:rPr>
+        <w:t xml:space="preserve"> API</w:t>
+      </w:r>
+      <w:r>
+        <w:rPr>
+          <w:rFonts w:ascii="Times New Roman" w:eastAsia="標楷體" w:hAnsi="Times New Roman" w:hint="eastAsia"/>
+        </w:rPr>
+        <w:t>）。</w:t>
       </w:r>
     </w:p>
     <w:p>
@@ -944,40 +930,64 @@
           <w:numId w:val="2"/>
         </w:numPr>
         <w:rPr>
-          <w:rFonts w:ascii="Times New Roman" w:eastAsia="標楷體" w:hAnsi="Times New Roman"/>
-        </w:rPr>
-      </w:pPr>
-      <w:r>
-        <w:rPr>
-          <w:rFonts w:ascii="Times New Roman" w:eastAsia="標楷體" w:hAnsi="Times New Roman"/>
-        </w:rPr>
-        <w:t>行銷推廣費用：約</w:t>
-      </w:r>
-      <w:r>
-        <w:rPr>
-          <w:rFonts w:ascii="Times New Roman" w:eastAsia="標楷體" w:hAnsi="Times New Roman"/>
-        </w:rPr>
-        <w:t xml:space="preserve"> $1,500 USD / </w:t>
-      </w:r>
-      <w:r>
-        <w:rPr>
-          <w:rFonts w:ascii="Times New Roman" w:eastAsia="標楷體" w:hAnsi="Times New Roman"/>
-        </w:rPr>
-        <w:t>月（用於社群媒體精</w:t>
-      </w:r>
-      <w:proofErr w:type="gramStart"/>
-      <w:r>
-        <w:rPr>
-          <w:rFonts w:ascii="Times New Roman" w:eastAsia="標楷體" w:hAnsi="Times New Roman"/>
-        </w:rPr>
-        <w:t>準</w:t>
-      </w:r>
-      <w:proofErr w:type="gramEnd"/>
-      <w:r>
-        <w:rPr>
-          <w:rFonts w:ascii="Times New Roman" w:eastAsia="標楷體" w:hAnsi="Times New Roman"/>
-        </w:rPr>
-        <w:t>投放、長輩友善素材設計與公關活動）。</w:t>
+          <w:rFonts w:ascii="Times New Roman" w:eastAsia="標楷體" w:hAnsi="Times New Roman" w:hint="eastAsia"/>
+        </w:rPr>
+      </w:pPr>
+      <w:r>
+        <w:rPr>
+          <w:rFonts w:ascii="Times New Roman" w:eastAsia="標楷體" w:hAnsi="Times New Roman" w:hint="eastAsia"/>
+        </w:rPr>
+        <w:t>維護與人力儲備：</w:t>
+      </w:r>
+      <w:r>
+        <w:rPr>
+          <w:rFonts w:ascii="Times New Roman" w:eastAsia="標楷體" w:hAnsi="Times New Roman" w:hint="eastAsia"/>
+        </w:rPr>
+        <w:t xml:space="preserve"> 40,000 NTD / </w:t>
+      </w:r>
+      <w:r>
+        <w:rPr>
+          <w:rFonts w:ascii="Times New Roman" w:eastAsia="標楷體" w:hAnsi="Times New Roman" w:hint="eastAsia"/>
+        </w:rPr>
+        <w:t>月（用於維持</w:t>
+      </w:r>
+      <w:r>
+        <w:rPr>
+          <w:rFonts w:ascii="Times New Roman" w:eastAsia="標楷體" w:hAnsi="Times New Roman" w:hint="eastAsia"/>
+        </w:rPr>
+        <w:t xml:space="preserve"> </w:t>
+      </w:r>
+      <w:proofErr w:type="spellStart"/>
+      <w:r>
+        <w:rPr>
+          <w:rFonts w:ascii="Times New Roman" w:eastAsia="標楷體" w:hAnsi="Times New Roman" w:hint="eastAsia"/>
+        </w:rPr>
+        <w:t>FastAPI</w:t>
+      </w:r>
+      <w:proofErr w:type="spellEnd"/>
+      <w:r>
+        <w:rPr>
+          <w:rFonts w:ascii="Times New Roman" w:eastAsia="標楷體" w:hAnsi="Times New Roman" w:hint="eastAsia"/>
+        </w:rPr>
+        <w:t xml:space="preserve"> </w:t>
+      </w:r>
+      <w:r>
+        <w:rPr>
+          <w:rFonts w:ascii="Times New Roman" w:eastAsia="標楷體" w:hAnsi="Times New Roman" w:hint="eastAsia"/>
+        </w:rPr>
+        <w:t>後端運作、修復系統</w:t>
+      </w:r>
+      <w:r>
+        <w:rPr>
+          <w:rFonts w:ascii="Times New Roman" w:eastAsia="標楷體" w:hAnsi="Times New Roman" w:hint="eastAsia"/>
+        </w:rPr>
+        <w:t xml:space="preserve"> Bug </w:t>
+      </w:r>
+      <w:r>
+        <w:rPr>
+          <w:rFonts w:ascii="Times New Roman" w:eastAsia="標楷體" w:hAnsi="Times New Roman" w:hint="eastAsia"/>
+        </w:rPr>
+        <w:t>及基礎的伺服器環境維護人力）。</w:t>
       </w:r>
     </w:p>
     <w:p>
@@ -992,44 +1002,44 @@
       </w:pPr>
       <w:r>
         <w:rPr>
-          <w:rFonts w:ascii="Times New Roman" w:eastAsia="標楷體" w:hAnsi="Times New Roman"/>
-        </w:rPr>
-        <w:t>系統維護與外包支援：約</w:t>
-      </w:r>
-      <w:r>
-        <w:rPr>
-          <w:rFonts w:ascii="Times New Roman" w:eastAsia="標楷體" w:hAnsi="Times New Roman"/>
-        </w:rPr>
-        <w:t xml:space="preserve"> $1,000 USD / </w:t>
-      </w:r>
-      <w:r>
-        <w:rPr>
-          <w:rFonts w:ascii="Times New Roman" w:eastAsia="標楷體" w:hAnsi="Times New Roman"/>
-        </w:rPr>
-        <w:t>月（用於特定技術模組如前端特效或資安防護的兼職外包）。</w:t>
-      </w:r>
-    </w:p>
-    <w:p>
-      <w:pPr>
+          <w:rFonts w:ascii="Times New Roman" w:eastAsia="標楷體" w:hAnsi="Times New Roman" w:hint="eastAsia"/>
+        </w:rPr>
+        <w:t>行銷推廣費：</w:t>
+      </w:r>
+      <w:r>
+        <w:rPr>
+          <w:rFonts w:ascii="Times New Roman" w:eastAsia="標楷體" w:hAnsi="Times New Roman" w:hint="eastAsia"/>
+        </w:rPr>
+        <w:t xml:space="preserve"> 6,400 NTD / </w:t>
+      </w:r>
+      <w:r>
+        <w:rPr>
+          <w:rFonts w:ascii="Times New Roman" w:eastAsia="標楷體" w:hAnsi="Times New Roman" w:hint="eastAsia"/>
+        </w:rPr>
+        <w:t>月（基本社群粉絲專頁營運與少量關鍵字測試）。</w:t>
+      </w:r>
+    </w:p>
+    <w:p>
+      <w:pPr>
+        <w:pStyle w:val="a9"/>
         <w:numPr>
           <w:ilvl w:val="0"/>
           <w:numId w:val="2"/>
         </w:numPr>
         <w:rPr>
-          <w:rFonts w:ascii="Times New Roman" w:eastAsia="標楷體" w:hAnsi="Times New Roman"/>
-        </w:rPr>
-      </w:pPr>
-      <w:r>
-        <w:rPr>
-          <w:rFonts w:ascii="Times New Roman" w:eastAsia="標楷體" w:hAnsi="Times New Roman"/>
-          <w:b/>
-          <w:bCs/>
-        </w:rPr>
-        <w:t>收益來源評估：</w:t>
-      </w:r>
-    </w:p>
-    <w:p>
-      <w:pPr>
+          <w:rFonts w:ascii="Times New Roman" w:eastAsia="標楷體" w:hAnsi="Times New Roman" w:hint="eastAsia"/>
+        </w:rPr>
+      </w:pPr>
+      <w:r>
+        <w:rPr>
+          <w:rFonts w:ascii="Times New Roman" w:eastAsia="標楷體" w:hAnsi="Times New Roman" w:hint="eastAsia"/>
+        </w:rPr>
+        <w:t>營收模型規劃：</w:t>
+      </w:r>
+    </w:p>
+    <w:p>
+      <w:pPr>
+        <w:pStyle w:val="a9"/>
         <w:numPr>
           <w:ilvl w:val="1"/>
           <w:numId w:val="2"/>
@@ -1040,55 +1050,50 @@
       </w:pPr>
       <w:r>
         <w:rPr>
-          <w:rFonts w:ascii="Times New Roman" w:eastAsia="標楷體" w:hAnsi="Times New Roman"/>
-        </w:rPr>
-        <w:t>C</w:t>
-      </w:r>
-      <w:r>
-        <w:rPr>
-          <w:rFonts w:ascii="Times New Roman" w:eastAsia="標楷體" w:hAnsi="Times New Roman"/>
-        </w:rPr>
-        <w:t>端進階訂閱：家屬可付費解鎖「無上限</w:t>
-      </w:r>
-      <w:r>
-        <w:rPr>
-          <w:rFonts w:ascii="Times New Roman" w:eastAsia="標楷體" w:hAnsi="Times New Roman"/>
-        </w:rPr>
-        <w:t>AI</w:t>
-      </w:r>
-      <w:r>
-        <w:rPr>
-          <w:rFonts w:ascii="Times New Roman" w:eastAsia="標楷體" w:hAnsi="Times New Roman"/>
-        </w:rPr>
-        <w:t>排程」、「長者每週情緒與作息深度分析報告」等加值服務，預估每月訂閱費約</w:t>
-      </w:r>
-      <w:r>
-        <w:rPr>
-          <w:rFonts w:ascii="Times New Roman" w:eastAsia="標楷體" w:hAnsi="Times New Roman"/>
-        </w:rPr>
-        <w:t xml:space="preserve"> $150</w:t>
-      </w:r>
-      <w:r>
-        <w:rPr>
-          <w:rFonts w:ascii="Times New Roman" w:eastAsia="標楷體" w:hAnsi="Times New Roman"/>
-        </w:rPr>
-        <w:t>～</w:t>
-      </w:r>
-      <w:r>
-        <w:rPr>
-          <w:rFonts w:ascii="Times New Roman" w:eastAsia="標楷體" w:hAnsi="Times New Roman"/>
-        </w:rPr>
-        <w:t>$200 NTD</w:t>
-      </w:r>
-      <w:r>
-        <w:rPr>
-          <w:rFonts w:ascii="Times New Roman" w:eastAsia="標楷體" w:hAnsi="Times New Roman"/>
-        </w:rPr>
-        <w:t>。</w:t>
-      </w:r>
-    </w:p>
-    <w:p>
-      <w:pPr>
+          <w:rFonts w:ascii="Times New Roman" w:eastAsia="標楷體" w:hAnsi="Times New Roman" w:hint="eastAsia"/>
+        </w:rPr>
+        <w:t>家屬進階訂閱：</w:t>
+      </w:r>
+      <w:r>
+        <w:rPr>
+          <w:rFonts w:ascii="Times New Roman" w:eastAsia="標楷體" w:hAnsi="Times New Roman" w:hint="eastAsia"/>
+        </w:rPr>
+        <w:t xml:space="preserve">180 </w:t>
+      </w:r>
+      <w:r>
+        <w:rPr>
+          <w:rFonts w:ascii="Times New Roman" w:eastAsia="標楷體" w:hAnsi="Times New Roman" w:hint="eastAsia"/>
+        </w:rPr>
+        <w:t>元</w:t>
+      </w:r>
+      <w:r>
+        <w:rPr>
+          <w:rFonts w:ascii="Times New Roman" w:eastAsia="標楷體" w:hAnsi="Times New Roman" w:hint="eastAsia"/>
+        </w:rPr>
+        <w:t>/</w:t>
+      </w:r>
+      <w:r>
+        <w:rPr>
+          <w:rFonts w:ascii="Times New Roman" w:eastAsia="標楷體" w:hAnsi="Times New Roman" w:hint="eastAsia"/>
+        </w:rPr>
+        <w:t>月（解鎖無限</w:t>
+      </w:r>
+      <w:r>
+        <w:rPr>
+          <w:rFonts w:ascii="Times New Roman" w:eastAsia="標楷體" w:hAnsi="Times New Roman" w:hint="eastAsia"/>
+        </w:rPr>
+        <w:t xml:space="preserve"> AI </w:t>
+      </w:r>
+      <w:r>
+        <w:rPr>
+          <w:rFonts w:ascii="Times New Roman" w:eastAsia="標楷體" w:hAnsi="Times New Roman" w:hint="eastAsia"/>
+        </w:rPr>
+        <w:t>排程、每週深度分析報告）。</w:t>
+      </w:r>
+    </w:p>
+    <w:p>
+      <w:pPr>
+        <w:pStyle w:val="a9"/>
         <w:numPr>
           <w:ilvl w:val="1"/>
           <w:numId w:val="2"/>
@@ -1099,96 +1104,868 @@
       </w:pPr>
       <w:r>
         <w:rPr>
-          <w:rFonts w:ascii="Times New Roman" w:eastAsia="標楷體" w:hAnsi="Times New Roman"/>
-        </w:rPr>
-        <w:t>B</w:t>
-      </w:r>
-      <w:r>
-        <w:rPr>
-          <w:rFonts w:ascii="Times New Roman" w:eastAsia="標楷體" w:hAnsi="Times New Roman"/>
-        </w:rPr>
-        <w:t>端機構授權：面向社區照護據點提供批次管理後台，收取年費或月費制系統授權金。</w:t>
-      </w:r>
-    </w:p>
-    <w:p>
-      <w:pPr>
+          <w:rFonts w:ascii="Times New Roman" w:eastAsia="標楷體" w:hAnsi="Times New Roman" w:hint="eastAsia"/>
+        </w:rPr>
+        <w:t>長者趣味特權：</w:t>
+      </w:r>
+      <w:r>
+        <w:rPr>
+          <w:rFonts w:ascii="Times New Roman" w:eastAsia="標楷體" w:hAnsi="Times New Roman" w:hint="eastAsia"/>
+        </w:rPr>
+        <w:t xml:space="preserve">40 </w:t>
+      </w:r>
+      <w:r>
+        <w:rPr>
+          <w:rFonts w:ascii="Times New Roman" w:eastAsia="標楷體" w:hAnsi="Times New Roman" w:hint="eastAsia"/>
+        </w:rPr>
+        <w:t>元</w:t>
+      </w:r>
+      <w:r>
+        <w:rPr>
+          <w:rFonts w:ascii="Times New Roman" w:eastAsia="標楷體" w:hAnsi="Times New Roman" w:hint="eastAsia"/>
+        </w:rPr>
+        <w:t>/</w:t>
+      </w:r>
+      <w:r>
+        <w:rPr>
+          <w:rFonts w:ascii="Times New Roman" w:eastAsia="標楷體" w:hAnsi="Times New Roman" w:hint="eastAsia"/>
+        </w:rPr>
+        <w:t>月（小豬造型加成、特殊語音包、虛擬成就獎勵）。</w:t>
+      </w:r>
+    </w:p>
+    <w:p>
+      <w:pPr>
+        <w:pStyle w:val="a9"/>
         <w:numPr>
           <w:ilvl w:val="1"/>
           <w:numId w:val="2"/>
         </w:numPr>
         <w:rPr>
-          <w:rFonts w:ascii="Times New Roman" w:eastAsia="標楷體" w:hAnsi="Times New Roman"/>
-        </w:rPr>
-      </w:pPr>
-      <w:r>
-        <w:rPr>
-          <w:rFonts w:ascii="Times New Roman" w:eastAsia="標楷體" w:hAnsi="Times New Roman"/>
-        </w:rPr>
-        <w:t>財務推估：若上線半年內累積</w:t>
-      </w:r>
-      <w:r>
-        <w:rPr>
-          <w:rFonts w:ascii="Times New Roman" w:eastAsia="標楷體" w:hAnsi="Times New Roman"/>
-        </w:rPr>
-        <w:t xml:space="preserve"> 1,000 </w:t>
-      </w:r>
-      <w:proofErr w:type="gramStart"/>
-      <w:r>
-        <w:rPr>
-          <w:rFonts w:ascii="Times New Roman" w:eastAsia="標楷體" w:hAnsi="Times New Roman"/>
-        </w:rPr>
-        <w:t>個</w:t>
-      </w:r>
-      <w:proofErr w:type="gramEnd"/>
-      <w:r>
-        <w:rPr>
-          <w:rFonts w:ascii="Times New Roman" w:eastAsia="標楷體" w:hAnsi="Times New Roman"/>
-        </w:rPr>
-        <w:t>付費家庭用戶，每月可產生約</w:t>
-      </w:r>
-      <w:r>
-        <w:rPr>
-          <w:rFonts w:ascii="Times New Roman" w:eastAsia="標楷體" w:hAnsi="Times New Roman"/>
-        </w:rPr>
-        <w:t xml:space="preserve"> $150,000 NTD </w:t>
-      </w:r>
-      <w:r>
-        <w:rPr>
-          <w:rFonts w:ascii="Times New Roman" w:eastAsia="標楷體" w:hAnsi="Times New Roman"/>
-        </w:rPr>
-        <w:t>收入，預估在第</w:t>
-      </w:r>
-      <w:r>
-        <w:rPr>
-          <w:rFonts w:ascii="Times New Roman" w:eastAsia="標楷體" w:hAnsi="Times New Roman"/>
-        </w:rPr>
-        <w:t xml:space="preserve"> 8</w:t>
-      </w:r>
-      <w:r>
-        <w:rPr>
-          <w:rFonts w:ascii="Times New Roman" w:eastAsia="標楷體" w:hAnsi="Times New Roman"/>
+          <w:rFonts w:ascii="Times New Roman" w:eastAsia="標楷體" w:hAnsi="Times New Roman" w:hint="eastAsia"/>
+        </w:rPr>
+      </w:pPr>
+      <w:r>
+        <w:rPr>
+          <w:rFonts w:ascii="Times New Roman" w:eastAsia="標楷體" w:hAnsi="Times New Roman" w:hint="eastAsia"/>
+        </w:rPr>
+        <w:t xml:space="preserve">B </w:t>
+      </w:r>
+      <w:r>
+        <w:rPr>
+          <w:rFonts w:ascii="Times New Roman" w:eastAsia="標楷體" w:hAnsi="Times New Roman" w:hint="eastAsia"/>
+        </w:rPr>
+        <w:t>端機構授權（長期）：</w:t>
+      </w:r>
+      <w:r>
+        <w:rPr>
+          <w:rFonts w:ascii="Times New Roman" w:eastAsia="標楷體" w:hAnsi="Times New Roman" w:hint="eastAsia"/>
+        </w:rPr>
+        <w:t xml:space="preserve">10,000 </w:t>
+      </w:r>
+      <w:r>
+        <w:rPr>
+          <w:rFonts w:ascii="Times New Roman" w:eastAsia="標楷體" w:hAnsi="Times New Roman" w:hint="eastAsia"/>
+        </w:rPr>
+        <w:t>元</w:t>
+      </w:r>
+      <w:r>
+        <w:rPr>
+          <w:rFonts w:ascii="Times New Roman" w:eastAsia="標楷體" w:hAnsi="Times New Roman" w:hint="eastAsia"/>
+        </w:rPr>
+        <w:t>/</w:t>
+      </w:r>
+      <w:r>
+        <w:rPr>
+          <w:rFonts w:ascii="Times New Roman" w:eastAsia="標楷體" w:hAnsi="Times New Roman" w:hint="eastAsia"/>
+        </w:rPr>
+        <w:t>月起（依管理規模計費）。</w:t>
+      </w:r>
+    </w:p>
+    <w:p>
+      <w:pPr>
+        <w:pStyle w:val="a9"/>
+        <w:numPr>
+          <w:ilvl w:val="0"/>
+          <w:numId w:val="2"/>
+        </w:numPr>
+        <w:rPr>
+          <w:rFonts w:ascii="Times New Roman" w:eastAsia="標楷體" w:hAnsi="Times New Roman"/>
+        </w:rPr>
+      </w:pPr>
+      <w:r>
+        <w:rPr>
+          <w:rFonts w:ascii="Times New Roman" w:eastAsia="標楷體" w:hAnsi="Times New Roman" w:hint="eastAsia"/>
+        </w:rPr>
+        <w:t>短中長期收益與損益評估：</w:t>
+      </w:r>
+    </w:p>
+    <w:p>
+      <w:pPr>
+        <w:pStyle w:val="a9"/>
+        <w:rPr>
+          <w:rFonts w:ascii="Times New Roman" w:eastAsia="標楷體" w:hAnsi="Times New Roman"/>
+        </w:rPr>
+      </w:pPr>
+      <w:r>
+        <w:rPr>
+          <w:rFonts w:ascii="Times New Roman" w:eastAsia="標楷體" w:hAnsi="Times New Roman" w:hint="eastAsia"/>
+        </w:rPr>
+        <w:t>短期（上線</w:t>
+      </w:r>
+      <w:r>
+        <w:rPr>
+          <w:rFonts w:ascii="Times New Roman" w:eastAsia="標楷體" w:hAnsi="Times New Roman" w:hint="eastAsia"/>
+        </w:rPr>
+        <w:t xml:space="preserve"> 0</w:t>
+      </w:r>
+      <w:r>
+        <w:rPr>
+          <w:rFonts w:ascii="Times New Roman" w:eastAsia="標楷體" w:hAnsi="Times New Roman" w:hint="eastAsia"/>
         </w:rPr>
         <w:t>～</w:t>
       </w:r>
       <w:r>
         <w:rPr>
-          <w:rFonts w:ascii="Times New Roman" w:eastAsia="標楷體" w:hAnsi="Times New Roman"/>
-        </w:rPr>
-        <w:t xml:space="preserve">10 </w:t>
-      </w:r>
-      <w:proofErr w:type="gramStart"/>
-      <w:r>
-        <w:rPr>
-          <w:rFonts w:ascii="Times New Roman" w:eastAsia="標楷體" w:hAnsi="Times New Roman"/>
-        </w:rPr>
-        <w:t>個</w:t>
-      </w:r>
-      <w:proofErr w:type="gramEnd"/>
-      <w:r>
-        <w:rPr>
-          <w:rFonts w:ascii="Times New Roman" w:eastAsia="標楷體" w:hAnsi="Times New Roman"/>
-        </w:rPr>
-        <w:t>月可跨越損益平衡點。</w:t>
+          <w:rFonts w:ascii="Times New Roman" w:eastAsia="標楷體" w:hAnsi="Times New Roman" w:hint="eastAsia"/>
+        </w:rPr>
+        <w:t xml:space="preserve">12 </w:t>
+      </w:r>
+      <w:r>
+        <w:rPr>
+          <w:rFonts w:ascii="Times New Roman" w:eastAsia="標楷體" w:hAnsi="Times New Roman" w:hint="eastAsia"/>
+        </w:rPr>
+        <w:t>個月）：</w:t>
+      </w:r>
+      <w:r>
+        <w:rPr>
+          <w:rFonts w:ascii="Times New Roman" w:eastAsia="標楷體" w:hAnsi="Times New Roman" w:hint="eastAsia"/>
+        </w:rPr>
+        <w:t xml:space="preserve">C </w:t>
+      </w:r>
+      <w:r>
+        <w:rPr>
+          <w:rFonts w:ascii="Times New Roman" w:eastAsia="標楷體" w:hAnsi="Times New Roman" w:hint="eastAsia"/>
+        </w:rPr>
+        <w:t>端種子期與品牌建立</w:t>
+      </w:r>
+      <w:r>
+        <w:rPr>
+          <w:rFonts w:ascii="Times New Roman" w:eastAsia="標楷體" w:hAnsi="Times New Roman" w:hint="eastAsia"/>
+        </w:rPr>
+        <w:t xml:space="preserve"> </w:t>
+      </w:r>
+      <w:r>
+        <w:rPr>
+          <w:rFonts w:ascii="Times New Roman" w:eastAsia="標楷體" w:hAnsi="Times New Roman" w:hint="eastAsia"/>
+        </w:rPr>
+        <w:t>此階段重點在於獲取首批種子用戶。預計付費轉換率約為</w:t>
+      </w:r>
+      <w:r>
+        <w:rPr>
+          <w:rFonts w:ascii="Times New Roman" w:eastAsia="標楷體" w:hAnsi="Times New Roman" w:hint="eastAsia"/>
+        </w:rPr>
+        <w:t xml:space="preserve"> 3%</w:t>
+      </w:r>
+      <w:r>
+        <w:rPr>
+          <w:rFonts w:ascii="Times New Roman" w:eastAsia="標楷體" w:hAnsi="Times New Roman" w:hint="eastAsia"/>
+        </w:rPr>
+        <w:t>。</w:t>
+      </w:r>
+    </w:p>
+    <w:p>
+      <w:pPr>
+        <w:pStyle w:val="a9"/>
+        <w:numPr>
+          <w:ilvl w:val="1"/>
+          <w:numId w:val="2"/>
+        </w:numPr>
+        <w:rPr>
+          <w:rFonts w:ascii="Times New Roman" w:eastAsia="標楷體" w:hAnsi="Times New Roman"/>
+        </w:rPr>
+      </w:pPr>
+      <w:r>
+        <w:rPr>
+          <w:rFonts w:ascii="Times New Roman" w:eastAsia="標楷體" w:hAnsi="Times New Roman" w:hint="eastAsia"/>
+        </w:rPr>
+        <w:t>預期用戶數：</w:t>
+      </w:r>
+      <w:r>
+        <w:rPr>
+          <w:rFonts w:ascii="Times New Roman" w:eastAsia="標楷體" w:hAnsi="Times New Roman" w:hint="eastAsia"/>
+        </w:rPr>
+        <w:t xml:space="preserve"> 2,000 </w:t>
+      </w:r>
+      <w:r>
+        <w:rPr>
+          <w:rFonts w:ascii="Times New Roman" w:eastAsia="標楷體" w:hAnsi="Times New Roman" w:hint="eastAsia"/>
+        </w:rPr>
+        <w:t>人。</w:t>
+      </w:r>
+    </w:p>
+    <w:p>
+      <w:pPr>
+        <w:pStyle w:val="a9"/>
+        <w:numPr>
+          <w:ilvl w:val="1"/>
+          <w:numId w:val="2"/>
+        </w:numPr>
+        <w:rPr>
+          <w:rFonts w:ascii="Times New Roman" w:eastAsia="標楷體" w:hAnsi="Times New Roman"/>
+        </w:rPr>
+      </w:pPr>
+      <w:r>
+        <w:rPr>
+          <w:rFonts w:ascii="Times New Roman" w:eastAsia="標楷體" w:hAnsi="Times New Roman" w:hint="eastAsia"/>
+        </w:rPr>
+        <w:t>付費人數：</w:t>
+      </w:r>
+      <w:r>
+        <w:rPr>
+          <w:rFonts w:ascii="Times New Roman" w:eastAsia="標楷體" w:hAnsi="Times New Roman" w:hint="eastAsia"/>
+        </w:rPr>
+        <w:t xml:space="preserve"> 60 </w:t>
+      </w:r>
+      <w:r>
+        <w:rPr>
+          <w:rFonts w:ascii="Times New Roman" w:eastAsia="標楷體" w:hAnsi="Times New Roman" w:hint="eastAsia"/>
+        </w:rPr>
+        <w:t>名家屬、</w:t>
+      </w:r>
+      <w:r>
+        <w:rPr>
+          <w:rFonts w:ascii="Times New Roman" w:eastAsia="標楷體" w:hAnsi="Times New Roman" w:hint="eastAsia"/>
+        </w:rPr>
+        <w:t xml:space="preserve">30 </w:t>
+      </w:r>
+      <w:r>
+        <w:rPr>
+          <w:rFonts w:ascii="Times New Roman" w:eastAsia="標楷體" w:hAnsi="Times New Roman" w:hint="eastAsia"/>
+        </w:rPr>
+        <w:t>名長者。</w:t>
+      </w:r>
+    </w:p>
+    <w:p>
+      <w:pPr>
+        <w:pStyle w:val="a9"/>
+        <w:numPr>
+          <w:ilvl w:val="1"/>
+          <w:numId w:val="2"/>
+        </w:numPr>
+        <w:rPr>
+          <w:rFonts w:ascii="Times New Roman" w:eastAsia="標楷體" w:hAnsi="Times New Roman"/>
+        </w:rPr>
+      </w:pPr>
+      <w:r>
+        <w:rPr>
+          <w:rFonts w:ascii="Times New Roman" w:eastAsia="標楷體" w:hAnsi="Times New Roman" w:hint="eastAsia"/>
+        </w:rPr>
+        <w:t>預期月營收：</w:t>
+      </w:r>
+      <w:r>
+        <w:rPr>
+          <w:rFonts w:ascii="Times New Roman" w:eastAsia="標楷體" w:hAnsi="Times New Roman" w:hint="eastAsia"/>
+        </w:rPr>
+        <w:t xml:space="preserve"> 12,000 </w:t>
+      </w:r>
+      <w:r>
+        <w:rPr>
+          <w:rFonts w:ascii="Times New Roman" w:eastAsia="標楷體" w:hAnsi="Times New Roman" w:hint="eastAsia"/>
+        </w:rPr>
+        <w:t>元。</w:t>
+      </w:r>
+    </w:p>
+    <w:p>
+      <w:pPr>
+        <w:pStyle w:val="a9"/>
+        <w:numPr>
+          <w:ilvl w:val="1"/>
+          <w:numId w:val="2"/>
+        </w:numPr>
+        <w:rPr>
+          <w:rFonts w:ascii="Times New Roman" w:eastAsia="標楷體" w:hAnsi="Times New Roman" w:hint="eastAsia"/>
+        </w:rPr>
+      </w:pPr>
+      <w:r>
+        <w:rPr>
+          <w:rFonts w:ascii="Times New Roman" w:eastAsia="標楷體" w:hAnsi="Times New Roman" w:hint="eastAsia"/>
+        </w:rPr>
+        <w:t>財務狀況：</w:t>
+      </w:r>
+      <w:r>
+        <w:rPr>
+          <w:rFonts w:ascii="Times New Roman" w:eastAsia="標楷體" w:hAnsi="Times New Roman" w:hint="eastAsia"/>
+        </w:rPr>
+        <w:t xml:space="preserve"> </w:t>
+      </w:r>
+      <w:r>
+        <w:rPr>
+          <w:rFonts w:ascii="Times New Roman" w:eastAsia="標楷體" w:hAnsi="Times New Roman" w:hint="eastAsia"/>
+        </w:rPr>
+        <w:t>處於虧損階段，主要投入於系統穩定性與社群口碑累積。</w:t>
+      </w:r>
+    </w:p>
+    <w:p>
+      <w:pPr>
+        <w:pStyle w:val="a9"/>
+        <w:rPr>
+          <w:rFonts w:ascii="Times New Roman" w:eastAsia="標楷體" w:hAnsi="Times New Roman"/>
+        </w:rPr>
+      </w:pPr>
+      <w:r>
+        <w:rPr>
+          <w:rFonts w:ascii="Times New Roman" w:eastAsia="標楷體" w:hAnsi="Times New Roman" w:hint="eastAsia"/>
+        </w:rPr>
+        <w:t>中期（上線</w:t>
+      </w:r>
+      <w:r>
+        <w:rPr>
+          <w:rFonts w:ascii="Times New Roman" w:eastAsia="標楷體" w:hAnsi="Times New Roman" w:hint="eastAsia"/>
+        </w:rPr>
+        <w:t xml:space="preserve"> 12</w:t>
+      </w:r>
+      <w:r>
+        <w:rPr>
+          <w:rFonts w:ascii="Times New Roman" w:eastAsia="標楷體" w:hAnsi="Times New Roman" w:hint="eastAsia"/>
+        </w:rPr>
+        <w:t>～</w:t>
+      </w:r>
+      <w:r>
+        <w:rPr>
+          <w:rFonts w:ascii="Times New Roman" w:eastAsia="標楷體" w:hAnsi="Times New Roman" w:hint="eastAsia"/>
+        </w:rPr>
+        <w:t xml:space="preserve">24 </w:t>
+      </w:r>
+      <w:r>
+        <w:rPr>
+          <w:rFonts w:ascii="Times New Roman" w:eastAsia="標楷體" w:hAnsi="Times New Roman" w:hint="eastAsia"/>
+        </w:rPr>
+        <w:t>個月）：規模化增長與達成損益平衡</w:t>
+      </w:r>
+      <w:r>
+        <w:rPr>
+          <w:rFonts w:ascii="Times New Roman" w:eastAsia="標楷體" w:hAnsi="Times New Roman" w:hint="eastAsia"/>
+        </w:rPr>
+        <w:t xml:space="preserve"> </w:t>
+      </w:r>
+      <w:r>
+        <w:rPr>
+          <w:rFonts w:ascii="Times New Roman" w:eastAsia="標楷體" w:hAnsi="Times New Roman" w:hint="eastAsia"/>
+        </w:rPr>
+        <w:t>隨著社群經營發酵與推薦機制（</w:t>
+      </w:r>
+      <w:r>
+        <w:rPr>
+          <w:rFonts w:ascii="Times New Roman" w:eastAsia="標楷體" w:hAnsi="Times New Roman" w:hint="eastAsia"/>
+        </w:rPr>
+        <w:t>Referral</w:t>
+      </w:r>
+      <w:r>
+        <w:rPr>
+          <w:rFonts w:ascii="Times New Roman" w:eastAsia="標楷體" w:hAnsi="Times New Roman" w:hint="eastAsia"/>
+        </w:rPr>
+        <w:t>）推動，付費轉換率預期提升至</w:t>
+      </w:r>
+      <w:r>
+        <w:rPr>
+          <w:rFonts w:ascii="Times New Roman" w:eastAsia="標楷體" w:hAnsi="Times New Roman" w:hint="eastAsia"/>
+        </w:rPr>
+        <w:t xml:space="preserve"> 5%</w:t>
+      </w:r>
+      <w:r>
+        <w:rPr>
+          <w:rFonts w:ascii="Times New Roman" w:eastAsia="標楷體" w:hAnsi="Times New Roman" w:hint="eastAsia"/>
+        </w:rPr>
+        <w:t>。</w:t>
+      </w:r>
+    </w:p>
+    <w:p>
+      <w:pPr>
+        <w:pStyle w:val="a9"/>
+        <w:numPr>
+          <w:ilvl w:val="1"/>
+          <w:numId w:val="2"/>
+        </w:numPr>
+        <w:rPr>
+          <w:rFonts w:ascii="Times New Roman" w:eastAsia="標楷體" w:hAnsi="Times New Roman"/>
+        </w:rPr>
+      </w:pPr>
+      <w:r>
+        <w:rPr>
+          <w:rFonts w:ascii="Times New Roman" w:eastAsia="標楷體" w:hAnsi="Times New Roman" w:hint="eastAsia"/>
+        </w:rPr>
+        <w:t>預期月營收：</w:t>
+      </w:r>
+      <w:r>
+        <w:rPr>
+          <w:rFonts w:ascii="Times New Roman" w:eastAsia="標楷體" w:hAnsi="Times New Roman" w:hint="eastAsia"/>
+        </w:rPr>
+        <w:t xml:space="preserve"> 12,000 </w:t>
+      </w:r>
+      <w:r>
+        <w:rPr>
+          <w:rFonts w:ascii="Times New Roman" w:eastAsia="標楷體" w:hAnsi="Times New Roman" w:hint="eastAsia"/>
+        </w:rPr>
+        <w:t>元。</w:t>
+      </w:r>
+    </w:p>
+    <w:p>
+      <w:pPr>
+        <w:pStyle w:val="a9"/>
+        <w:numPr>
+          <w:ilvl w:val="1"/>
+          <w:numId w:val="2"/>
+        </w:numPr>
+        <w:rPr>
+          <w:rFonts w:ascii="Times New Roman" w:eastAsia="標楷體" w:hAnsi="Times New Roman"/>
+        </w:rPr>
+      </w:pPr>
+      <w:r>
+        <w:rPr>
+          <w:rFonts w:ascii="Times New Roman" w:eastAsia="標楷體" w:hAnsi="Times New Roman" w:hint="eastAsia"/>
+        </w:rPr>
+        <w:t>預期用戶數：</w:t>
+      </w:r>
+      <w:r>
+        <w:rPr>
+          <w:rFonts w:ascii="Times New Roman" w:eastAsia="標楷體" w:hAnsi="Times New Roman" w:hint="eastAsia"/>
+        </w:rPr>
+        <w:t xml:space="preserve"> 8,000 </w:t>
+      </w:r>
+      <w:r>
+        <w:rPr>
+          <w:rFonts w:ascii="Times New Roman" w:eastAsia="標楷體" w:hAnsi="Times New Roman" w:hint="eastAsia"/>
+        </w:rPr>
+        <w:t>人。</w:t>
+      </w:r>
+    </w:p>
+    <w:p>
+      <w:pPr>
+        <w:pStyle w:val="a9"/>
+        <w:numPr>
+          <w:ilvl w:val="1"/>
+          <w:numId w:val="2"/>
+        </w:numPr>
+        <w:rPr>
+          <w:rFonts w:ascii="Times New Roman" w:eastAsia="標楷體" w:hAnsi="Times New Roman"/>
+        </w:rPr>
+      </w:pPr>
+      <w:r>
+        <w:rPr>
+          <w:rFonts w:ascii="Times New Roman" w:eastAsia="標楷體" w:hAnsi="Times New Roman" w:hint="eastAsia"/>
+        </w:rPr>
+        <w:t>付費人數：</w:t>
+      </w:r>
+      <w:r>
+        <w:rPr>
+          <w:rFonts w:ascii="Times New Roman" w:eastAsia="標楷體" w:hAnsi="Times New Roman" w:hint="eastAsia"/>
+        </w:rPr>
+        <w:t xml:space="preserve"> 400 </w:t>
+      </w:r>
+      <w:r>
+        <w:rPr>
+          <w:rFonts w:ascii="Times New Roman" w:eastAsia="標楷體" w:hAnsi="Times New Roman" w:hint="eastAsia"/>
+        </w:rPr>
+        <w:t>名家屬、</w:t>
+      </w:r>
+      <w:r>
+        <w:rPr>
+          <w:rFonts w:ascii="Times New Roman" w:eastAsia="標楷體" w:hAnsi="Times New Roman" w:hint="eastAsia"/>
+        </w:rPr>
+        <w:t xml:space="preserve">150 </w:t>
+      </w:r>
+      <w:r>
+        <w:rPr>
+          <w:rFonts w:ascii="Times New Roman" w:eastAsia="標楷體" w:hAnsi="Times New Roman" w:hint="eastAsia"/>
+        </w:rPr>
+        <w:t>名長者。</w:t>
+      </w:r>
+    </w:p>
+    <w:p>
+      <w:pPr>
+        <w:pStyle w:val="a9"/>
+        <w:numPr>
+          <w:ilvl w:val="1"/>
+          <w:numId w:val="2"/>
+        </w:numPr>
+        <w:rPr>
+          <w:rFonts w:ascii="Times New Roman" w:eastAsia="標楷體" w:hAnsi="Times New Roman"/>
+        </w:rPr>
+      </w:pPr>
+      <w:r>
+        <w:rPr>
+          <w:rFonts w:ascii="Times New Roman" w:eastAsia="標楷體" w:hAnsi="Times New Roman" w:hint="eastAsia"/>
+        </w:rPr>
+        <w:t>預期月營收：</w:t>
+      </w:r>
+      <w:r>
+        <w:rPr>
+          <w:rFonts w:ascii="Times New Roman" w:eastAsia="標楷體" w:hAnsi="Times New Roman" w:hint="eastAsia"/>
+        </w:rPr>
+        <w:t xml:space="preserve"> 78,000 </w:t>
+      </w:r>
+      <w:r>
+        <w:rPr>
+          <w:rFonts w:ascii="Times New Roman" w:eastAsia="標楷體" w:hAnsi="Times New Roman" w:hint="eastAsia"/>
+        </w:rPr>
+        <w:t>元（</w:t>
+      </w:r>
+      <w:r>
+        <w:rPr>
+          <w:rFonts w:ascii="Times New Roman" w:eastAsia="標楷體" w:hAnsi="Times New Roman" w:hint="eastAsia"/>
+        </w:rPr>
+        <w:t>$180</w:t>
+      </w:r>
+      <w:r>
+        <w:rPr>
+          <w:rFonts w:ascii="Times New Roman" w:eastAsia="標楷體" w:hAnsi="Times New Roman" w:hint="eastAsia"/>
+        </w:rPr>
+        <w:t>×</w:t>
+      </w:r>
+      <w:r>
+        <w:rPr>
+          <w:rFonts w:ascii="Times New Roman" w:eastAsia="標楷體" w:hAnsi="Times New Roman" w:hint="eastAsia"/>
+        </w:rPr>
+        <w:t>400 + $40</w:t>
+      </w:r>
+      <w:r>
+        <w:rPr>
+          <w:rFonts w:ascii="Times New Roman" w:eastAsia="標楷體" w:hAnsi="Times New Roman" w:hint="eastAsia"/>
+        </w:rPr>
+        <w:t>×</w:t>
+      </w:r>
+      <w:r>
+        <w:rPr>
+          <w:rFonts w:ascii="Times New Roman" w:eastAsia="標楷體" w:hAnsi="Times New Roman" w:hint="eastAsia"/>
+        </w:rPr>
+        <w:t>150</w:t>
+      </w:r>
+      <w:r>
+        <w:rPr>
+          <w:rFonts w:ascii="Times New Roman" w:eastAsia="標楷體" w:hAnsi="Times New Roman" w:hint="eastAsia"/>
+        </w:rPr>
+        <w:t>）。</w:t>
+      </w:r>
+    </w:p>
+    <w:p>
+      <w:pPr>
+        <w:pStyle w:val="a9"/>
+        <w:numPr>
+          <w:ilvl w:val="1"/>
+          <w:numId w:val="2"/>
+        </w:numPr>
+        <w:rPr>
+          <w:rFonts w:ascii="Times New Roman" w:eastAsia="標楷體" w:hAnsi="Times New Roman" w:hint="eastAsia"/>
+        </w:rPr>
+      </w:pPr>
+      <w:r>
+        <w:rPr>
+          <w:rFonts w:ascii="Times New Roman" w:eastAsia="標楷體" w:hAnsi="Times New Roman" w:hint="eastAsia"/>
+        </w:rPr>
+        <w:t>損益平衡點：</w:t>
+      </w:r>
+      <w:r>
+        <w:rPr>
+          <w:rFonts w:ascii="Times New Roman" w:eastAsia="標楷體" w:hAnsi="Times New Roman" w:hint="eastAsia"/>
+        </w:rPr>
+        <w:t xml:space="preserve"> </w:t>
+      </w:r>
+      <w:r>
+        <w:rPr>
+          <w:rFonts w:ascii="Times New Roman" w:eastAsia="標楷體" w:hAnsi="Times New Roman" w:hint="eastAsia"/>
+        </w:rPr>
+        <w:t>約於用戶數達到</w:t>
+      </w:r>
+      <w:r>
+        <w:rPr>
+          <w:rFonts w:ascii="Times New Roman" w:eastAsia="標楷體" w:hAnsi="Times New Roman" w:hint="eastAsia"/>
+        </w:rPr>
+        <w:t xml:space="preserve"> 6,500 </w:t>
+      </w:r>
+      <w:r>
+        <w:rPr>
+          <w:rFonts w:ascii="Times New Roman" w:eastAsia="標楷體" w:hAnsi="Times New Roman" w:hint="eastAsia"/>
+        </w:rPr>
+        <w:t>人</w:t>
+      </w:r>
+      <w:r>
+        <w:rPr>
+          <w:rFonts w:ascii="Times New Roman" w:eastAsia="標楷體" w:hAnsi="Times New Roman" w:hint="eastAsia"/>
+        </w:rPr>
+        <w:t xml:space="preserve"> </w:t>
+      </w:r>
+      <w:r>
+        <w:rPr>
+          <w:rFonts w:ascii="Times New Roman" w:eastAsia="標楷體" w:hAnsi="Times New Roman" w:hint="eastAsia"/>
+        </w:rPr>
+        <w:t>時跨越。此時月營收將正式超過</w:t>
+      </w:r>
+      <w:r>
+        <w:rPr>
+          <w:rFonts w:ascii="Times New Roman" w:eastAsia="標楷體" w:hAnsi="Times New Roman" w:hint="eastAsia"/>
+        </w:rPr>
+        <w:t xml:space="preserve"> 59,400 </w:t>
+      </w:r>
+      <w:r>
+        <w:rPr>
+          <w:rFonts w:ascii="Times New Roman" w:eastAsia="標楷體" w:hAnsi="Times New Roman" w:hint="eastAsia"/>
+        </w:rPr>
+        <w:t>元的固定支出，進入獲利階段。</w:t>
+      </w:r>
+    </w:p>
+    <w:p>
+      <w:pPr>
+        <w:pStyle w:val="a9"/>
+        <w:rPr>
+          <w:rFonts w:ascii="Times New Roman" w:eastAsia="標楷體" w:hAnsi="Times New Roman"/>
+        </w:rPr>
+      </w:pPr>
+      <w:r>
+        <w:rPr>
+          <w:rFonts w:ascii="Times New Roman" w:eastAsia="標楷體" w:hAnsi="Times New Roman" w:hint="eastAsia"/>
+        </w:rPr>
+        <w:t>長期（上線</w:t>
+      </w:r>
+      <w:r>
+        <w:rPr>
+          <w:rFonts w:ascii="Times New Roman" w:eastAsia="標楷體" w:hAnsi="Times New Roman" w:hint="eastAsia"/>
+        </w:rPr>
+        <w:t xml:space="preserve"> 24 </w:t>
+      </w:r>
+      <w:r>
+        <w:rPr>
+          <w:rFonts w:ascii="Times New Roman" w:eastAsia="標楷體" w:hAnsi="Times New Roman" w:hint="eastAsia"/>
+        </w:rPr>
+        <w:t>個月以上）：</w:t>
+      </w:r>
+      <w:r>
+        <w:rPr>
+          <w:rFonts w:ascii="Times New Roman" w:eastAsia="標楷體" w:hAnsi="Times New Roman" w:hint="eastAsia"/>
+        </w:rPr>
+        <w:t xml:space="preserve">B </w:t>
+      </w:r>
+      <w:r>
+        <w:rPr>
+          <w:rFonts w:ascii="Times New Roman" w:eastAsia="標楷體" w:hAnsi="Times New Roman" w:hint="eastAsia"/>
+        </w:rPr>
+        <w:t>端切入與穩定獲利</w:t>
+      </w:r>
+      <w:r>
+        <w:rPr>
+          <w:rFonts w:ascii="Times New Roman" w:eastAsia="標楷體" w:hAnsi="Times New Roman" w:hint="eastAsia"/>
+        </w:rPr>
+        <w:t xml:space="preserve"> </w:t>
+      </w:r>
+      <w:r>
+        <w:rPr>
+          <w:rFonts w:ascii="Times New Roman" w:eastAsia="標楷體" w:hAnsi="Times New Roman" w:hint="eastAsia"/>
+        </w:rPr>
+        <w:t>在</w:t>
+      </w:r>
+      <w:r>
+        <w:rPr>
+          <w:rFonts w:ascii="Times New Roman" w:eastAsia="標楷體" w:hAnsi="Times New Roman" w:hint="eastAsia"/>
+        </w:rPr>
+        <w:t xml:space="preserve"> C </w:t>
+      </w:r>
+      <w:r>
+        <w:rPr>
+          <w:rFonts w:ascii="Times New Roman" w:eastAsia="標楷體" w:hAnsi="Times New Roman" w:hint="eastAsia"/>
+        </w:rPr>
+        <w:t>端穩定的基礎下，啟動</w:t>
+      </w:r>
+      <w:r>
+        <w:rPr>
+          <w:rFonts w:ascii="Times New Roman" w:eastAsia="標楷體" w:hAnsi="Times New Roman" w:hint="eastAsia"/>
+        </w:rPr>
+        <w:t xml:space="preserve"> B </w:t>
+      </w:r>
+      <w:r>
+        <w:rPr>
+          <w:rFonts w:ascii="Times New Roman" w:eastAsia="標楷體" w:hAnsi="Times New Roman" w:hint="eastAsia"/>
+        </w:rPr>
+        <w:t>端機構授權服務。</w:t>
+      </w:r>
+    </w:p>
+    <w:p>
+      <w:pPr>
+        <w:pStyle w:val="a9"/>
+        <w:numPr>
+          <w:ilvl w:val="1"/>
+          <w:numId w:val="2"/>
+        </w:numPr>
+        <w:rPr>
+          <w:rFonts w:ascii="Times New Roman" w:eastAsia="標楷體" w:hAnsi="Times New Roman"/>
+        </w:rPr>
+      </w:pPr>
+      <w:r>
+        <w:rPr>
+          <w:rFonts w:ascii="Times New Roman" w:eastAsia="標楷體" w:hAnsi="Times New Roman" w:hint="eastAsia"/>
+        </w:rPr>
+        <w:t>預期月營收：</w:t>
+      </w:r>
+      <w:r>
+        <w:rPr>
+          <w:rFonts w:ascii="Times New Roman" w:eastAsia="標楷體" w:hAnsi="Times New Roman" w:hint="eastAsia"/>
+        </w:rPr>
+        <w:t xml:space="preserve"> 12,000 </w:t>
+      </w:r>
+      <w:r>
+        <w:rPr>
+          <w:rFonts w:ascii="Times New Roman" w:eastAsia="標楷體" w:hAnsi="Times New Roman" w:hint="eastAsia"/>
+        </w:rPr>
+        <w:t>元。</w:t>
+      </w:r>
+    </w:p>
+    <w:p>
+      <w:pPr>
+        <w:pStyle w:val="a9"/>
+        <w:numPr>
+          <w:ilvl w:val="1"/>
+          <w:numId w:val="2"/>
+        </w:numPr>
+        <w:rPr>
+          <w:rFonts w:ascii="Times New Roman" w:eastAsia="標楷體" w:hAnsi="Times New Roman"/>
+        </w:rPr>
+      </w:pPr>
+      <w:r>
+        <w:rPr>
+          <w:rFonts w:ascii="Times New Roman" w:eastAsia="標楷體" w:hAnsi="Times New Roman" w:hint="eastAsia"/>
+        </w:rPr>
+        <w:t>預期營收結構：</w:t>
+      </w:r>
+      <w:r>
+        <w:rPr>
+          <w:rFonts w:ascii="Times New Roman" w:eastAsia="標楷體" w:hAnsi="Times New Roman" w:hint="eastAsia"/>
+        </w:rPr>
+        <w:t xml:space="preserve"> C </w:t>
+      </w:r>
+      <w:r>
+        <w:rPr>
+          <w:rFonts w:ascii="Times New Roman" w:eastAsia="標楷體" w:hAnsi="Times New Roman" w:hint="eastAsia"/>
+        </w:rPr>
+        <w:t>端穩健收入</w:t>
+      </w:r>
+      <w:r>
+        <w:rPr>
+          <w:rFonts w:ascii="Times New Roman" w:eastAsia="標楷體" w:hAnsi="Times New Roman" w:hint="eastAsia"/>
+        </w:rPr>
+        <w:t xml:space="preserve"> + B </w:t>
+      </w:r>
+      <w:r>
+        <w:rPr>
+          <w:rFonts w:ascii="Times New Roman" w:eastAsia="標楷體" w:hAnsi="Times New Roman" w:hint="eastAsia"/>
+        </w:rPr>
+        <w:t>端機構授權（預計介接</w:t>
+      </w:r>
+      <w:r>
+        <w:rPr>
+          <w:rFonts w:ascii="Times New Roman" w:eastAsia="標楷體" w:hAnsi="Times New Roman" w:hint="eastAsia"/>
+        </w:rPr>
+        <w:t xml:space="preserve"> 5 </w:t>
+      </w:r>
+      <w:r>
+        <w:rPr>
+          <w:rFonts w:ascii="Times New Roman" w:eastAsia="標楷體" w:hAnsi="Times New Roman" w:hint="eastAsia"/>
+        </w:rPr>
+        <w:t>間以上中小型機構）。</w:t>
+      </w:r>
+    </w:p>
+    <w:p>
+      <w:pPr>
+        <w:pStyle w:val="a9"/>
+        <w:numPr>
+          <w:ilvl w:val="1"/>
+          <w:numId w:val="2"/>
+        </w:numPr>
+        <w:rPr>
+          <w:rFonts w:ascii="Times New Roman" w:eastAsia="標楷體" w:hAnsi="Times New Roman"/>
+        </w:rPr>
+      </w:pPr>
+      <w:r>
+        <w:rPr>
+          <w:rFonts w:ascii="Times New Roman" w:eastAsia="標楷體" w:hAnsi="Times New Roman" w:hint="eastAsia"/>
+        </w:rPr>
+        <w:lastRenderedPageBreak/>
+        <w:t>預期月營收：</w:t>
+      </w:r>
+      <w:r>
+        <w:rPr>
+          <w:rFonts w:ascii="Times New Roman" w:eastAsia="標楷體" w:hAnsi="Times New Roman" w:hint="eastAsia"/>
+        </w:rPr>
+        <w:t xml:space="preserve"> 150,000 </w:t>
+      </w:r>
+      <w:r>
+        <w:rPr>
+          <w:rFonts w:ascii="Times New Roman" w:eastAsia="標楷體" w:hAnsi="Times New Roman" w:hint="eastAsia"/>
+        </w:rPr>
+        <w:t>元以上。</w:t>
+      </w:r>
+    </w:p>
+    <w:p>
+      <w:pPr>
+        <w:pStyle w:val="a9"/>
+        <w:numPr>
+          <w:ilvl w:val="1"/>
+          <w:numId w:val="2"/>
+        </w:numPr>
+        <w:rPr>
+          <w:rFonts w:ascii="Times New Roman" w:eastAsia="標楷體" w:hAnsi="Times New Roman" w:hint="eastAsia"/>
+        </w:rPr>
+      </w:pPr>
+      <w:r>
+        <w:rPr>
+          <w:rFonts w:ascii="Times New Roman" w:eastAsia="標楷體" w:hAnsi="Times New Roman" w:hint="eastAsia"/>
+        </w:rPr>
+        <w:t>財務狀況：</w:t>
+      </w:r>
+      <w:r>
+        <w:rPr>
+          <w:rFonts w:ascii="Times New Roman" w:eastAsia="標楷體" w:hAnsi="Times New Roman" w:hint="eastAsia"/>
+        </w:rPr>
+        <w:t xml:space="preserve"> </w:t>
+      </w:r>
+      <w:r>
+        <w:rPr>
+          <w:rFonts w:ascii="Times New Roman" w:eastAsia="標楷體" w:hAnsi="Times New Roman" w:hint="eastAsia"/>
+        </w:rPr>
+        <w:t>透過</w:t>
+      </w:r>
+      <w:r>
+        <w:rPr>
+          <w:rFonts w:ascii="Times New Roman" w:eastAsia="標楷體" w:hAnsi="Times New Roman" w:hint="eastAsia"/>
+        </w:rPr>
+        <w:t xml:space="preserve"> B </w:t>
+      </w:r>
+      <w:r>
+        <w:rPr>
+          <w:rFonts w:ascii="Times New Roman" w:eastAsia="標楷體" w:hAnsi="Times New Roman" w:hint="eastAsia"/>
+        </w:rPr>
+        <w:t>端授權大幅拉高利潤率，並可投入更多資源開發如</w:t>
+      </w:r>
+      <w:r>
+        <w:rPr>
+          <w:rFonts w:ascii="Times New Roman" w:eastAsia="標楷體" w:hAnsi="Times New Roman" w:hint="eastAsia"/>
+        </w:rPr>
+        <w:t xml:space="preserve"> AR/VR </w:t>
+      </w:r>
+      <w:r>
+        <w:rPr>
+          <w:rFonts w:ascii="Times New Roman" w:eastAsia="標楷體" w:hAnsi="Times New Roman" w:hint="eastAsia"/>
+        </w:rPr>
+        <w:t>模擬或更深度的</w:t>
+      </w:r>
+      <w:r>
+        <w:rPr>
+          <w:rFonts w:ascii="Times New Roman" w:eastAsia="標楷體" w:hAnsi="Times New Roman" w:hint="eastAsia"/>
+        </w:rPr>
+        <w:t xml:space="preserve"> AI </w:t>
+      </w:r>
+      <w:r>
+        <w:rPr>
+          <w:rFonts w:ascii="Times New Roman" w:eastAsia="標楷體" w:hAnsi="Times New Roman" w:hint="eastAsia"/>
+        </w:rPr>
+        <w:t>預防醫學模組。</w:t>
       </w:r>
     </w:p>
     <w:p>
@@ -1258,21 +2035,7 @@
         <w:rPr>
           <w:rFonts w:ascii="Times New Roman" w:eastAsia="標楷體" w:hAnsi="Times New Roman"/>
         </w:rPr>
-        <w:t>跨平台前端</w:t>
-      </w:r>
-      <w:proofErr w:type="gramStart"/>
-      <w:r>
-        <w:rPr>
-          <w:rFonts w:ascii="Times New Roman" w:eastAsia="標楷體" w:hAnsi="Times New Roman"/>
-        </w:rPr>
-        <w:t>與雙端動態</w:t>
-      </w:r>
-      <w:proofErr w:type="gramEnd"/>
-      <w:r>
-        <w:rPr>
-          <w:rFonts w:ascii="Times New Roman" w:eastAsia="標楷體" w:hAnsi="Times New Roman"/>
-        </w:rPr>
-        <w:t>渲染技術</w:t>
+        <w:t>跨平台前端與雙端動態渲染技術</w:t>
       </w:r>
     </w:p>
     <w:p>
@@ -1368,19 +2131,11 @@
           <w:rFonts w:ascii="Times New Roman" w:eastAsia="標楷體" w:hAnsi="Times New Roman"/>
         </w:rPr>
       </w:pPr>
-      <w:proofErr w:type="gramStart"/>
-      <w:r>
-        <w:rPr>
-          <w:rFonts w:ascii="Times New Roman" w:eastAsia="標楷體" w:hAnsi="Times New Roman"/>
-        </w:rPr>
-        <w:t>雙端客</w:t>
-      </w:r>
-      <w:proofErr w:type="gramEnd"/>
-      <w:r>
-        <w:rPr>
-          <w:rFonts w:ascii="Times New Roman" w:eastAsia="標楷體" w:hAnsi="Times New Roman"/>
-        </w:rPr>
-        <w:t>製化</w:t>
+      <w:r>
+        <w:rPr>
+          <w:rFonts w:ascii="Times New Roman" w:eastAsia="標楷體" w:hAnsi="Times New Roman"/>
+        </w:rPr>
+        <w:t>雙端客製化</w:t>
       </w:r>
       <w:r>
         <w:rPr>
@@ -1436,49 +2191,7 @@
         <w:rPr>
           <w:rFonts w:ascii="Times New Roman" w:eastAsia="標楷體" w:hAnsi="Times New Roman"/>
         </w:rPr>
-        <w:t>）支撐多層級的</w:t>
-      </w:r>
-      <w:proofErr w:type="gramStart"/>
-      <w:r>
-        <w:rPr>
-          <w:rFonts w:ascii="Times New Roman" w:eastAsia="標楷體" w:hAnsi="Times New Roman"/>
-        </w:rPr>
-        <w:t>照護排程</w:t>
-      </w:r>
-      <w:proofErr w:type="gramEnd"/>
-      <w:r>
-        <w:rPr>
-          <w:rFonts w:ascii="Times New Roman" w:eastAsia="標楷體" w:hAnsi="Times New Roman"/>
-        </w:rPr>
-        <w:t>與資料儀表板；在長者端，則</w:t>
-      </w:r>
-      <w:proofErr w:type="gramStart"/>
-      <w:r>
-        <w:rPr>
-          <w:rFonts w:ascii="Times New Roman" w:eastAsia="標楷體" w:hAnsi="Times New Roman"/>
-        </w:rPr>
-        <w:t>運用防誤觸</w:t>
-      </w:r>
-      <w:proofErr w:type="gramEnd"/>
-      <w:r>
-        <w:rPr>
-          <w:rFonts w:ascii="Times New Roman" w:eastAsia="標楷體" w:hAnsi="Times New Roman"/>
-        </w:rPr>
-        <w:t>機制、高對比度渲染與</w:t>
-      </w:r>
-      <w:proofErr w:type="gramStart"/>
-      <w:r>
-        <w:rPr>
-          <w:rFonts w:ascii="Times New Roman" w:eastAsia="標楷體" w:hAnsi="Times New Roman"/>
-        </w:rPr>
-        <w:t>極</w:t>
-      </w:r>
-      <w:proofErr w:type="gramEnd"/>
-      <w:r>
-        <w:rPr>
-          <w:rFonts w:ascii="Times New Roman" w:eastAsia="標楷體" w:hAnsi="Times New Roman"/>
-        </w:rPr>
-        <w:t>簡的大型圖示設計，達成無障礙（</w:t>
+        <w:t>）支撐多層級的照護排程與資料儀表板；在長者端，則運用防誤觸機制、高對比度渲染與極簡的大型圖示設計，達成無障礙（</w:t>
       </w:r>
       <w:r>
         <w:rPr>
@@ -1507,21 +2220,7 @@
         <w:rPr>
           <w:rFonts w:ascii="Times New Roman" w:eastAsia="標楷體" w:hAnsi="Times New Roman"/>
         </w:rPr>
-        <w:t>後</w:t>
-      </w:r>
-      <w:proofErr w:type="gramStart"/>
-      <w:r>
-        <w:rPr>
-          <w:rFonts w:ascii="Times New Roman" w:eastAsia="標楷體" w:hAnsi="Times New Roman"/>
-        </w:rPr>
-        <w:t>端微服務化</w:t>
-      </w:r>
-      <w:proofErr w:type="gramEnd"/>
-      <w:r>
-        <w:rPr>
-          <w:rFonts w:ascii="Times New Roman" w:eastAsia="標楷體" w:hAnsi="Times New Roman"/>
-        </w:rPr>
-        <w:t>與現代化非同步架構</w:t>
+        <w:t>後端微服務化與現代化非同步架構</w:t>
       </w:r>
     </w:p>
     <w:p>
@@ -1539,7 +2238,6 @@
         <w:rPr>
           <w:rFonts w:ascii="Times New Roman" w:eastAsia="標楷體" w:hAnsi="Times New Roman"/>
         </w:rPr>
-        <w:lastRenderedPageBreak/>
         <w:t>FastAPI</w:t>
       </w:r>
       <w:proofErr w:type="spellEnd"/>
@@ -1854,21 +2552,7 @@
         <w:rPr>
           <w:rFonts w:ascii="Times New Roman" w:eastAsia="標楷體" w:hAnsi="Times New Roman"/>
         </w:rPr>
-        <w:t>，達成「全語音操作」的核心訴求。長輩的語音指令能精</w:t>
-      </w:r>
-      <w:proofErr w:type="gramStart"/>
-      <w:r>
-        <w:rPr>
-          <w:rFonts w:ascii="Times New Roman" w:eastAsia="標楷體" w:hAnsi="Times New Roman"/>
-        </w:rPr>
-        <w:t>準</w:t>
-      </w:r>
-      <w:proofErr w:type="gramEnd"/>
-      <w:r>
-        <w:rPr>
-          <w:rFonts w:ascii="Times New Roman" w:eastAsia="標楷體" w:hAnsi="Times New Roman"/>
-        </w:rPr>
-        <w:t>轉換為系統可讀的文字，而系統的提醒也能轉化為自然的語音播報。</w:t>
+        <w:t>，達成「全語音操作」的核心訴求。長輩的語音指令能精準轉換為系統可讀的文字，而系統的提醒也能轉化為自然的語音播報。</w:t>
       </w:r>
     </w:p>
     <w:p>
@@ -1921,21 +2605,7 @@
         <w:rPr>
           <w:rFonts w:ascii="Times New Roman" w:eastAsia="標楷體" w:hAnsi="Times New Roman"/>
         </w:rPr>
-        <w:t>）等參數，消除傳統機器人語音的</w:t>
-      </w:r>
-      <w:proofErr w:type="gramStart"/>
-      <w:r>
-        <w:rPr>
-          <w:rFonts w:ascii="Times New Roman" w:eastAsia="標楷體" w:hAnsi="Times New Roman"/>
-        </w:rPr>
-        <w:t>冷硬感</w:t>
-      </w:r>
-      <w:proofErr w:type="gramEnd"/>
-      <w:r>
-        <w:rPr>
-          <w:rFonts w:ascii="Times New Roman" w:eastAsia="標楷體" w:hAnsi="Times New Roman"/>
-        </w:rPr>
-        <w:t>，甚至能模擬家屬的溫暖音色，讓</w:t>
+        <w:t>）等參數，消除傳統機器人語音的冷硬感，甚至能模擬家屬的溫暖音色，讓</w:t>
       </w:r>
       <w:r>
         <w:rPr>
@@ -1964,6 +2634,7 @@
         <w:rPr>
           <w:rFonts w:ascii="Times New Roman" w:eastAsia="標楷體" w:hAnsi="Times New Roman"/>
         </w:rPr>
+        <w:lastRenderedPageBreak/>
         <w:t>大型語言模型</w:t>
       </w:r>
       <w:r>
@@ -2029,21 +2700,7 @@
         <w:rPr>
           <w:rFonts w:ascii="Times New Roman" w:eastAsia="標楷體" w:hAnsi="Times New Roman"/>
         </w:rPr>
-        <w:t>系列或邊緣運算模型），使系統具備上下文記憶與自然對話能力，能精</w:t>
-      </w:r>
-      <w:proofErr w:type="gramStart"/>
-      <w:r>
-        <w:rPr>
-          <w:rFonts w:ascii="Times New Roman" w:eastAsia="標楷體" w:hAnsi="Times New Roman"/>
-        </w:rPr>
-        <w:t>準</w:t>
-      </w:r>
-      <w:proofErr w:type="gramEnd"/>
-      <w:r>
-        <w:rPr>
-          <w:rFonts w:ascii="Times New Roman" w:eastAsia="標楷體" w:hAnsi="Times New Roman"/>
-        </w:rPr>
-        <w:t>判讀長者語句中的模糊意圖（例如將「我頭有點痛」轉化為通報家屬的警示）。</w:t>
+        <w:t>系列或邊緣運算模型），使系統具備上下文記憶與自然對話能力，能判讀長者語句中的模糊意圖（例如將「我頭有點痛」轉化為通報家屬的警示）。</w:t>
       </w:r>
     </w:p>
     <w:p>
@@ -2331,6 +2988,24 @@
         </w:rPr>
         <w:t>標準的物件儲存服務。這不僅能大幅降低關聯式資料庫的負載，更方便未來進行資料備份與平行擴充。</w:t>
       </w:r>
+      <w:r>
+        <w:rPr>
+          <w:rFonts w:ascii="Times New Roman" w:eastAsia="標楷體" w:hAnsi="Times New Roman" w:hint="eastAsia"/>
+        </w:rPr>
+        <w:t>(</w:t>
+      </w:r>
+      <w:r>
+        <w:rPr>
+          <w:rFonts w:ascii="Times New Roman" w:eastAsia="標楷體" w:hAnsi="Times New Roman" w:hint="eastAsia"/>
+        </w:rPr>
+        <w:t>這部分再看看之後要怎麼做</w:t>
+      </w:r>
+      <w:r>
+        <w:rPr>
+          <w:rFonts w:ascii="Times New Roman" w:eastAsia="標楷體" w:hAnsi="Times New Roman" w:hint="eastAsia"/>
+        </w:rPr>
+        <w:t>)</w:t>
+      </w:r>
     </w:p>
     <w:p>
       <w:pPr>
@@ -2346,7 +3021,6 @@
         <w:rPr>
           <w:rFonts w:ascii="Times New Roman" w:eastAsia="標楷體" w:hAnsi="Times New Roman"/>
         </w:rPr>
-        <w:lastRenderedPageBreak/>
         <w:t>數據視覺化與智慧排程推播</w:t>
       </w:r>
     </w:p>
@@ -2405,21 +3079,7 @@
         <w:rPr>
           <w:rFonts w:ascii="Times New Roman" w:eastAsia="標楷體" w:hAnsi="Times New Roman"/>
         </w:rPr>
-        <w:t>精</w:t>
-      </w:r>
-      <w:proofErr w:type="gramStart"/>
-      <w:r>
-        <w:rPr>
-          <w:rFonts w:ascii="Times New Roman" w:eastAsia="標楷體" w:hAnsi="Times New Roman"/>
-        </w:rPr>
-        <w:t>準</w:t>
-      </w:r>
-      <w:proofErr w:type="gramEnd"/>
-      <w:r>
-        <w:rPr>
-          <w:rFonts w:ascii="Times New Roman" w:eastAsia="標楷體" w:hAnsi="Times New Roman"/>
-        </w:rPr>
-        <w:t>推播機制</w:t>
+        <w:t>精準推播機制</w:t>
       </w:r>
       <w:r>
         <w:rPr>
@@ -2489,28 +3149,14 @@
       <w:pPr>
         <w:ind w:firstLine="480"/>
         <w:rPr>
-          <w:rFonts w:ascii="Times New Roman" w:eastAsia="標楷體" w:hAnsi="Times New Roman"/>
-        </w:rPr>
-      </w:pPr>
-      <w:r>
-        <w:rPr>
-          <w:rFonts w:ascii="Times New Roman" w:eastAsia="標楷體" w:hAnsi="Times New Roman"/>
-        </w:rPr>
-        <w:t>在全球與台灣皆加速邁入超高齡社會的背景下，「</w:t>
-      </w:r>
-      <w:proofErr w:type="gramStart"/>
-      <w:r>
-        <w:rPr>
-          <w:rFonts w:ascii="Times New Roman" w:eastAsia="標楷體" w:hAnsi="Times New Roman"/>
-        </w:rPr>
-        <w:t>遠距照護</w:t>
-      </w:r>
-      <w:proofErr w:type="gramEnd"/>
-      <w:r>
-        <w:rPr>
-          <w:rFonts w:ascii="Times New Roman" w:eastAsia="標楷體" w:hAnsi="Times New Roman"/>
-        </w:rPr>
-        <w:t>」與「長者心理陪伴」成為現代雙薪家庭的剛性需求。市面上的產品多半專注於冷硬的醫療數據監測，忽略了長輩真正的心理抗拒與操作障礙。「</w:t>
+          <w:rFonts w:ascii="Times New Roman" w:eastAsia="標楷體" w:hAnsi="Times New Roman" w:hint="eastAsia"/>
+        </w:rPr>
+      </w:pPr>
+      <w:r>
+        <w:rPr>
+          <w:rFonts w:ascii="Times New Roman" w:eastAsia="標楷體" w:hAnsi="Times New Roman"/>
+        </w:rPr>
+        <w:t>在全球與台灣皆加速邁入超高齡社會的背景下，「遠距照護」與「長者心理陪伴」成為現代雙薪家庭的剛性需求。市面上的產品多半專注於冷硬的醫療數據監測，忽略了長輩真正的心理抗拒與操作障礙。「</w:t>
       </w:r>
       <w:r>
         <w:rPr>
@@ -2522,22 +3168,43 @@
         <w:rPr>
           <w:rFonts w:ascii="Times New Roman" w:eastAsia="標楷體" w:hAnsi="Times New Roman"/>
         </w:rPr>
-        <w:t>」系統由具備科技能力與付費意願的「家屬端」作為推廣切入點，主動為長輩設定好一切，完美避開了銀髮軟體「長者不願主動下載註冊」的致命傷，確保系統在真實家庭環境中具有極高的落地可行性與市場滲透率。</w:t>
-      </w:r>
-    </w:p>
-    <w:p>
-      <w:pPr>
-        <w:rPr>
-          <w:rFonts w:ascii="Times New Roman" w:eastAsia="標楷體" w:hAnsi="Times New Roman"/>
-        </w:rPr>
-      </w:pPr>
-      <w:r>
-        <w:rPr>
-          <w:rFonts w:ascii="Times New Roman" w:eastAsia="標楷體" w:hAnsi="Times New Roman"/>
-        </w:rPr>
-        <w:pict w14:anchorId="25D2097F">
-          <v:rect id="_x0000_i1043" style="width:0;height:1.5pt" o:hralign="center" o:hrstd="t" o:hr="t" fillcolor="#a0a0a0" stroked="f"/>
-        </w:pict>
+        <w:t>」系統由具備科技能力與付費意願的「家屬端」作為推廣切入點，主動為長輩設定好一切，完美避開了銀髮軟體「長者不願主動下載註冊」的致命傷，</w:t>
+      </w:r>
+      <w:r>
+        <w:rPr>
+          <w:rFonts w:ascii="Times New Roman" w:eastAsia="標楷體" w:hAnsi="Times New Roman" w:hint="eastAsia"/>
+        </w:rPr>
+        <w:t>同時為長輩設計簡單且直覺化的遊戲功能與社交、介面互動體驗，將對</w:t>
+      </w:r>
+      <w:r>
+        <w:rPr>
+          <w:rFonts w:ascii="Times New Roman" w:eastAsia="標楷體" w:hAnsi="Times New Roman"/>
+        </w:rPr>
+        <w:t>「</w:t>
+      </w:r>
+      <w:r>
+        <w:rPr>
+          <w:rFonts w:ascii="Times New Roman" w:eastAsia="標楷體" w:hAnsi="Times New Roman" w:hint="eastAsia"/>
+        </w:rPr>
+        <w:t>長者的</w:t>
+      </w:r>
+      <w:r>
+        <w:rPr>
+          <w:rFonts w:ascii="Times New Roman" w:eastAsia="標楷體" w:hAnsi="Times New Roman"/>
+        </w:rPr>
+        <w:t>心理抗拒與操作障礙」</w:t>
+      </w:r>
+      <w:r>
+        <w:rPr>
+          <w:rFonts w:ascii="Times New Roman" w:eastAsia="標楷體" w:hAnsi="Times New Roman" w:hint="eastAsia"/>
+        </w:rPr>
+        <w:t>轉換成願意持續不斷使用系統的動力，使</w:t>
+      </w:r>
+      <w:r>
+        <w:rPr>
+          <w:rFonts w:ascii="Times New Roman" w:eastAsia="標楷體" w:hAnsi="Times New Roman"/>
+        </w:rPr>
+        <w:t>系統在真實家庭環境中具有極高的可行性與市場滲透率。</w:t>
       </w:r>
     </w:p>
     <w:p>
@@ -2554,6 +3221,7 @@
           <w:b/>
           <w:bCs/>
         </w:rPr>
+        <w:lastRenderedPageBreak/>
         <w:t xml:space="preserve">2-2 </w:t>
       </w:r>
       <w:r>
@@ -2730,21 +3398,7 @@
         <w:rPr>
           <w:rFonts w:ascii="Times New Roman" w:eastAsia="標楷體" w:hAnsi="Times New Roman"/>
         </w:rPr>
-        <w:t>社區日間照顧中心、長照派遣機構、</w:t>
-      </w:r>
-      <w:proofErr w:type="gramStart"/>
-      <w:r>
-        <w:rPr>
-          <w:rFonts w:ascii="Times New Roman" w:eastAsia="標楷體" w:hAnsi="Times New Roman"/>
-        </w:rPr>
-        <w:t>樂齡大學</w:t>
-      </w:r>
-      <w:proofErr w:type="gramEnd"/>
-      <w:r>
-        <w:rPr>
-          <w:rFonts w:ascii="Times New Roman" w:eastAsia="標楷體" w:hAnsi="Times New Roman"/>
-        </w:rPr>
-        <w:t>（有批次管理長輩行程、發布語音公告與追蹤照護狀況需求之單位）。</w:t>
+        <w:t>社區日間照顧中心、長照派遣機構、樂齡大學（有批次管理長輩行程、發布語音公告與追蹤照護狀況需求之單位）。</w:t>
       </w:r>
     </w:p>
     <w:p>
@@ -2802,7 +3456,19 @@
         <w:rPr>
           <w:rFonts w:ascii="Times New Roman" w:eastAsia="標楷體" w:hAnsi="Times New Roman"/>
         </w:rPr>
-        <w:t>雲端照護助理」，將繁瑣的吃藥、回診提醒自動化，並透過互動數據降低對長輩獨居狀況的未知焦慮。</w:t>
+        <w:t>雲端照護助理」，將繁瑣的吃藥、回診提醒自動化，並透過</w:t>
+      </w:r>
+      <w:r>
+        <w:rPr>
+          <w:rFonts w:ascii="Times New Roman" w:eastAsia="標楷體" w:hAnsi="Times New Roman" w:hint="eastAsia"/>
+        </w:rPr>
+        <w:t>監控、通話功能與</w:t>
+      </w:r>
+      <w:r>
+        <w:rPr>
+          <w:rFonts w:ascii="Times New Roman" w:eastAsia="標楷體" w:hAnsi="Times New Roman"/>
+        </w:rPr>
+        <w:t>互動數據降低對長輩獨居狀況的未知焦慮。</w:t>
       </w:r>
     </w:p>
     <w:p>
@@ -2821,7 +3487,6 @@
           <w:b/>
           <w:bCs/>
         </w:rPr>
-        <w:lastRenderedPageBreak/>
         <w:t>對長者端：</w:t>
       </w:r>
       <w:r>
@@ -2834,7 +3499,55 @@
         <w:rPr>
           <w:rFonts w:ascii="Times New Roman" w:eastAsia="標楷體" w:hAnsi="Times New Roman"/>
         </w:rPr>
-        <w:t>打造一個「只要開口就能通」的無壓力數位空間，消除科技挫折感，獲得有溫度的語音陪伴與即時協助。</w:t>
+        <w:t>打造一個「只要開口就能通」的無壓力</w:t>
+      </w:r>
+      <w:r>
+        <w:rPr>
+          <w:rFonts w:ascii="Times New Roman" w:eastAsia="標楷體" w:hAnsi="Times New Roman" w:hint="eastAsia"/>
+        </w:rPr>
+        <w:t>操作</w:t>
+      </w:r>
+      <w:r>
+        <w:rPr>
+          <w:rFonts w:ascii="Times New Roman" w:eastAsia="標楷體" w:hAnsi="Times New Roman"/>
+        </w:rPr>
+        <w:t>空間</w:t>
+      </w:r>
+      <w:r>
+        <w:rPr>
+          <w:rFonts w:ascii="Times New Roman" w:eastAsia="標楷體" w:hAnsi="Times New Roman" w:hint="eastAsia"/>
+        </w:rPr>
+        <w:t>，並增加社交遊戲功能</w:t>
+      </w:r>
+      <w:r>
+        <w:rPr>
+          <w:rFonts w:ascii="Times New Roman" w:eastAsia="標楷體" w:hAnsi="Times New Roman"/>
+        </w:rPr>
+        <w:t>，消除科技挫折感</w:t>
+      </w:r>
+      <w:r>
+        <w:rPr>
+          <w:rFonts w:ascii="Times New Roman" w:eastAsia="標楷體" w:hAnsi="Times New Roman" w:hint="eastAsia"/>
+        </w:rPr>
+        <w:t>的同時增加長者對系統的黏著度</w:t>
+      </w:r>
+      <w:r>
+        <w:rPr>
+          <w:rFonts w:ascii="Times New Roman" w:eastAsia="標楷體" w:hAnsi="Times New Roman"/>
+        </w:rPr>
+        <w:t>，獲得有溫度的語音陪伴與即時協助</w:t>
+      </w:r>
+      <w:r>
+        <w:rPr>
+          <w:rFonts w:ascii="Times New Roman" w:eastAsia="標楷體" w:hAnsi="Times New Roman" w:hint="eastAsia"/>
+        </w:rPr>
+        <w:t>與專屬於自身的社交體驗</w:t>
+      </w:r>
+      <w:r>
+        <w:rPr>
+          <w:rFonts w:ascii="Times New Roman" w:eastAsia="標楷體" w:hAnsi="Times New Roman"/>
+        </w:rPr>
+        <w:t>。</w:t>
       </w:r>
     </w:p>
     <w:p>
@@ -2900,21 +3613,7 @@
         <w:rPr>
           <w:rFonts w:ascii="Times New Roman" w:eastAsia="標楷體" w:hAnsi="Times New Roman"/>
         </w:rPr>
-        <w:t>，長輩端裝置只需掃描或輸入即可完成家庭</w:t>
-      </w:r>
-      <w:proofErr w:type="gramStart"/>
-      <w:r>
-        <w:rPr>
-          <w:rFonts w:ascii="Times New Roman" w:eastAsia="標楷體" w:hAnsi="Times New Roman"/>
-        </w:rPr>
-        <w:t>群組綁定</w:t>
-      </w:r>
-      <w:proofErr w:type="gramEnd"/>
-      <w:r>
-        <w:rPr>
-          <w:rFonts w:ascii="Times New Roman" w:eastAsia="標楷體" w:hAnsi="Times New Roman"/>
-        </w:rPr>
-        <w:t>，免除繁瑣的註冊流程。</w:t>
+        <w:t>，長輩端裝置只需掃描或輸入即可完成家庭群組綁定，免除繁瑣的註冊流程。</w:t>
       </w:r>
     </w:p>
     <w:p>
@@ -2945,21 +3644,7 @@
         <w:rPr>
           <w:rFonts w:ascii="Times New Roman" w:eastAsia="標楷體" w:hAnsi="Times New Roman"/>
         </w:rPr>
-        <w:t>系統定期彙整長輩的語音互動點滴，生成「家庭溫馨週報」推送給家屬，強化產品在</w:t>
-      </w:r>
-      <w:proofErr w:type="gramStart"/>
-      <w:r>
-        <w:rPr>
-          <w:rFonts w:ascii="Times New Roman" w:eastAsia="標楷體" w:hAnsi="Times New Roman"/>
-        </w:rPr>
-        <w:t>家庭間的情感</w:t>
-      </w:r>
-      <w:proofErr w:type="gramEnd"/>
-      <w:r>
-        <w:rPr>
-          <w:rFonts w:ascii="Times New Roman" w:eastAsia="標楷體" w:hAnsi="Times New Roman"/>
-        </w:rPr>
-        <w:t>黏著度。</w:t>
+        <w:t>系統定期彙整長輩的語音互動點滴，生成「家庭溫馨週報」推送給家屬，強化產品在家庭間的情感黏著度。</w:t>
       </w:r>
     </w:p>
     <w:p>
@@ -2972,23 +3657,13 @@
           <w:rFonts w:ascii="Times New Roman" w:eastAsia="標楷體" w:hAnsi="Times New Roman"/>
         </w:rPr>
       </w:pPr>
-      <w:proofErr w:type="gramStart"/>
       <w:r>
         <w:rPr>
           <w:rFonts w:ascii="Times New Roman" w:eastAsia="標楷體" w:hAnsi="Times New Roman"/>
           <w:b/>
           <w:bCs/>
         </w:rPr>
-        <w:t>線上家屬</w:t>
-      </w:r>
-      <w:proofErr w:type="gramEnd"/>
-      <w:r>
-        <w:rPr>
-          <w:rFonts w:ascii="Times New Roman" w:eastAsia="標楷體" w:hAnsi="Times New Roman"/>
-          <w:b/>
-          <w:bCs/>
-        </w:rPr>
-        <w:t>支持社群：</w:t>
+        <w:t>線上家屬支持社群：</w:t>
       </w:r>
       <w:r>
         <w:rPr>
@@ -3046,21 +3721,7 @@
         <w:rPr>
           <w:rFonts w:ascii="Times New Roman" w:eastAsia="標楷體" w:hAnsi="Times New Roman"/>
         </w:rPr>
-        <w:t>低延遲的雲端伺服器架構、精</w:t>
-      </w:r>
-      <w:proofErr w:type="gramStart"/>
-      <w:r>
-        <w:rPr>
-          <w:rFonts w:ascii="Times New Roman" w:eastAsia="標楷體" w:hAnsi="Times New Roman"/>
-        </w:rPr>
-        <w:t>準</w:t>
-      </w:r>
-      <w:proofErr w:type="gramEnd"/>
-      <w:r>
-        <w:rPr>
-          <w:rFonts w:ascii="Times New Roman" w:eastAsia="標楷體" w:hAnsi="Times New Roman"/>
-        </w:rPr>
-        <w:t>的在地化語音辨識模型（含方言調優）、專利級別的銀髮無障礙</w:t>
+        <w:t>低延遲的伺服器架構、精準的在地化語音辨識模型（含方言調優）、銀髮無障礙</w:t>
       </w:r>
       <w:r>
         <w:rPr>
@@ -3115,36 +3776,14 @@
         <w:rPr>
           <w:rFonts w:ascii="Times New Roman" w:eastAsia="標楷體" w:hAnsi="Times New Roman"/>
         </w:rPr>
-        <w:t>語意分析準確度的訓練優化、數位廣告精</w:t>
-      </w:r>
-      <w:proofErr w:type="gramStart"/>
-      <w:r>
-        <w:rPr>
-          <w:rFonts w:ascii="Times New Roman" w:eastAsia="標楷體" w:hAnsi="Times New Roman"/>
-        </w:rPr>
-        <w:t>準</w:t>
-      </w:r>
-      <w:proofErr w:type="gramEnd"/>
-      <w:r>
-        <w:rPr>
-          <w:rFonts w:ascii="Times New Roman" w:eastAsia="標楷體" w:hAnsi="Times New Roman"/>
-        </w:rPr>
+        <w:t>語意分析準確度的訓練優化、數位廣告精準</w:t>
+      </w:r>
+      <w:r>
+        <w:rPr>
+          <w:rFonts w:ascii="Times New Roman" w:eastAsia="標楷體" w:hAnsi="Times New Roman"/>
+        </w:rPr>
+        <w:lastRenderedPageBreak/>
         <w:t>投放與長照機構的異業合作洽談。</w:t>
-      </w:r>
-    </w:p>
-    <w:p>
-      <w:pPr>
-        <w:rPr>
-          <w:rFonts w:ascii="Times New Roman" w:eastAsia="標楷體" w:hAnsi="Times New Roman"/>
-        </w:rPr>
-      </w:pPr>
-      <w:r>
-        <w:rPr>
-          <w:rFonts w:ascii="Times New Roman" w:eastAsia="標楷體" w:hAnsi="Times New Roman"/>
-        </w:rPr>
-        <w:pict w14:anchorId="05C31200">
-          <v:rect id="_x0000_i1044" style="width:0;height:1.5pt" o:hralign="center" o:hrstd="t" o:hr="t" fillcolor="#a0a0a0" stroked="f"/>
-        </w:pict>
       </w:r>
     </w:p>
     <w:p>
@@ -3252,21 +3891,7 @@
         <w:rPr>
           <w:rFonts w:ascii="Times New Roman" w:eastAsia="標楷體" w:hAnsi="Times New Roman"/>
         </w:rPr>
-        <w:t>針對臥床或重症長者，</w:t>
-      </w:r>
-      <w:proofErr w:type="gramStart"/>
-      <w:r>
-        <w:rPr>
-          <w:rFonts w:ascii="Times New Roman" w:eastAsia="標楷體" w:hAnsi="Times New Roman"/>
-        </w:rPr>
-        <w:t>需串接</w:t>
-      </w:r>
-      <w:proofErr w:type="gramEnd"/>
-      <w:r>
-        <w:rPr>
-          <w:rFonts w:ascii="Times New Roman" w:eastAsia="標楷體" w:hAnsi="Times New Roman"/>
-        </w:rPr>
-        <w:t>生理量測儀器，提供</w:t>
+        <w:t>針對臥床或重症長者，需串接生理量測儀器，提供</w:t>
       </w:r>
       <w:r>
         <w:rPr>
@@ -3305,33 +3930,11 @@
         </w:rPr>
         <w:t xml:space="preserve"> </w:t>
       </w:r>
-      <w:proofErr w:type="gramStart"/>
-      <w:r>
-        <w:rPr>
-          <w:rFonts w:ascii="Times New Roman" w:eastAsia="標楷體" w:hAnsi="Times New Roman"/>
-        </w:rPr>
-        <w:t>提供線上尋找</w:t>
-      </w:r>
-      <w:proofErr w:type="gramEnd"/>
-      <w:r>
-        <w:rPr>
-          <w:rFonts w:ascii="Times New Roman" w:eastAsia="標楷體" w:hAnsi="Times New Roman"/>
-        </w:rPr>
-        <w:t>醫師、視訊看診與處方</w:t>
-      </w:r>
-      <w:proofErr w:type="gramStart"/>
-      <w:r>
-        <w:rPr>
-          <w:rFonts w:ascii="Times New Roman" w:eastAsia="標楷體" w:hAnsi="Times New Roman"/>
-        </w:rPr>
-        <w:t>箋</w:t>
-      </w:r>
-      <w:proofErr w:type="gramEnd"/>
-      <w:r>
-        <w:rPr>
-          <w:rFonts w:ascii="Times New Roman" w:eastAsia="標楷體" w:hAnsi="Times New Roman"/>
-        </w:rPr>
-        <w:t>管理的系統（操作門檻中高，需具備一定數位能力）。</w:t>
+      <w:r>
+        <w:rPr>
+          <w:rFonts w:ascii="Times New Roman" w:eastAsia="標楷體" w:hAnsi="Times New Roman"/>
+        </w:rPr>
+        <w:t>提供線上尋找醫師、視訊看診與處方箋管理的系統（操作門檻中高，需具備一定數位能力）。</w:t>
       </w:r>
     </w:p>
     <w:p>
@@ -3350,72 +3953,138 @@
           <w:b/>
           <w:bCs/>
         </w:rPr>
-        <w:t>日常陪伴與防</w:t>
-      </w:r>
-      <w:proofErr w:type="gramStart"/>
+        <w:t>日常陪伴與防預防性照護區隔（本專案鎖定）：</w:t>
+      </w:r>
+      <w:r>
+        <w:rPr>
+          <w:rFonts w:ascii="Times New Roman" w:eastAsia="標楷體" w:hAnsi="Times New Roman"/>
+        </w:rPr>
+        <w:t xml:space="preserve"> </w:t>
+      </w:r>
+      <w:r>
+        <w:rPr>
+          <w:rFonts w:ascii="Times New Roman" w:eastAsia="標楷體" w:hAnsi="Times New Roman"/>
+        </w:rPr>
+        <w:t>針對具備生活自理能力，但需要作息提醒、心理陪伴與基礎用藥追蹤的長者（極低操作門檻，強調親屬互動與</w:t>
+      </w:r>
+      <w:r>
+        <w:rPr>
+          <w:rFonts w:ascii="Times New Roman" w:eastAsia="標楷體" w:hAnsi="Times New Roman"/>
+        </w:rPr>
+        <w:t>AI</w:t>
+      </w:r>
+      <w:r>
+        <w:rPr>
+          <w:rFonts w:ascii="Times New Roman" w:eastAsia="標楷體" w:hAnsi="Times New Roman"/>
+        </w:rPr>
+        <w:t>輔助）。</w:t>
+      </w:r>
+    </w:p>
+    <w:p>
+      <w:pPr>
+        <w:rPr>
+          <w:rFonts w:ascii="Times New Roman" w:eastAsia="標楷體" w:hAnsi="Times New Roman"/>
+        </w:rPr>
+      </w:pPr>
       <w:r>
         <w:rPr>
           <w:rFonts w:ascii="Times New Roman" w:eastAsia="標楷體" w:hAnsi="Times New Roman"/>
           <w:b/>
           <w:bCs/>
         </w:rPr>
-        <w:t>預防性照護</w:t>
-      </w:r>
-      <w:proofErr w:type="gramEnd"/>
+        <w:t>【目標市場</w:t>
+      </w:r>
       <w:r>
         <w:rPr>
           <w:rFonts w:ascii="Times New Roman" w:eastAsia="標楷體" w:hAnsi="Times New Roman"/>
           <w:b/>
           <w:bCs/>
         </w:rPr>
-        <w:t>區隔（本專案鎖定）：</w:t>
-      </w:r>
-      <w:r>
-        <w:rPr>
-          <w:rFonts w:ascii="Times New Roman" w:eastAsia="標楷體" w:hAnsi="Times New Roman"/>
-        </w:rPr>
-        <w:t xml:space="preserve"> </w:t>
-      </w:r>
-      <w:r>
-        <w:rPr>
-          <w:rFonts w:ascii="Times New Roman" w:eastAsia="標楷體" w:hAnsi="Times New Roman"/>
-        </w:rPr>
-        <w:t>針對具備生活自理能力，但需要作息提醒、心理陪伴與基礎用藥追蹤的長者（需極低操作門檻，強調親屬互動與</w:t>
-      </w:r>
-      <w:r>
-        <w:rPr>
-          <w:rFonts w:ascii="Times New Roman" w:eastAsia="標楷體" w:hAnsi="Times New Roman"/>
-        </w:rPr>
-        <w:t>AI</w:t>
-      </w:r>
-      <w:r>
-        <w:rPr>
-          <w:rFonts w:ascii="Times New Roman" w:eastAsia="標楷體" w:hAnsi="Times New Roman"/>
-        </w:rPr>
-        <w:t>輔助）。</w:t>
-      </w:r>
-    </w:p>
-    <w:p>
-      <w:pPr>
-        <w:rPr>
-          <w:rFonts w:ascii="Times New Roman" w:eastAsia="標楷體" w:hAnsi="Times New Roman"/>
-        </w:rPr>
-      </w:pPr>
+        <w:t xml:space="preserve"> (Targeting)</w:t>
+      </w:r>
       <w:r>
         <w:rPr>
           <w:rFonts w:ascii="Times New Roman" w:eastAsia="標楷體" w:hAnsi="Times New Roman"/>
           <w:b/>
           <w:bCs/>
         </w:rPr>
-        <w:t>【目標市場</w:t>
-      </w:r>
+        <w:t>】</w:t>
+      </w:r>
+    </w:p>
+    <w:p>
+      <w:pPr>
+        <w:rPr>
+          <w:rFonts w:ascii="Times New Roman" w:eastAsia="標楷體" w:hAnsi="Times New Roman"/>
+        </w:rPr>
+      </w:pPr>
+      <w:r>
+        <w:rPr>
+          <w:rFonts w:ascii="Times New Roman" w:eastAsia="標楷體" w:hAnsi="Times New Roman"/>
+        </w:rPr>
+        <w:t>「</w:t>
+      </w:r>
+      <w:r>
+        <w:rPr>
+          <w:rFonts w:ascii="Times New Roman" w:eastAsia="標楷體" w:hAnsi="Times New Roman"/>
+        </w:rPr>
+        <w:t>Uban</w:t>
+      </w:r>
+      <w:r>
+        <w:rPr>
+          <w:rFonts w:ascii="Times New Roman" w:eastAsia="標楷體" w:hAnsi="Times New Roman"/>
+        </w:rPr>
+        <w:t>」精準鎖定「子女無法同住或全天候陪伴，長輩本身無立即性重大醫療危機</w:t>
+      </w:r>
+      <w:r>
+        <w:rPr>
+          <w:rFonts w:ascii="Times New Roman" w:eastAsia="標楷體" w:hAnsi="Times New Roman" w:hint="eastAsia"/>
+        </w:rPr>
+        <w:t>，有足夠行動與獨立生活的能力</w:t>
+      </w:r>
+      <w:r>
+        <w:rPr>
+          <w:rFonts w:ascii="Times New Roman" w:eastAsia="標楷體" w:hAnsi="Times New Roman"/>
+        </w:rPr>
+        <w:t>，但急需解決日常作息提醒（如按時吃藥）</w:t>
+      </w:r>
+      <w:r>
+        <w:rPr>
+          <w:rFonts w:ascii="Times New Roman" w:eastAsia="標楷體" w:hAnsi="Times New Roman" w:hint="eastAsia"/>
+        </w:rPr>
+        <w:t>、</w:t>
+      </w:r>
+      <w:r>
+        <w:rPr>
+          <w:rFonts w:ascii="Times New Roman" w:eastAsia="標楷體" w:hAnsi="Times New Roman"/>
+        </w:rPr>
+        <w:t>社交孤立問題</w:t>
+      </w:r>
+      <w:r>
+        <w:rPr>
+          <w:rFonts w:ascii="Times New Roman" w:eastAsia="標楷體" w:hAnsi="Times New Roman" w:hint="eastAsia"/>
+        </w:rPr>
+        <w:t>與必須隨時都能接收並反應突發事故</w:t>
+      </w:r>
+      <w:r>
+        <w:rPr>
+          <w:rFonts w:ascii="Times New Roman" w:eastAsia="標楷體" w:hAnsi="Times New Roman"/>
+        </w:rPr>
+        <w:t>的現代家庭」。此客群的痛點在於市面上的醫療軟體過於生硬複雜，而一般通訊軟體又缺乏主動照護功能。</w:t>
+      </w:r>
+    </w:p>
+    <w:p>
+      <w:pPr>
+        <w:rPr>
+          <w:rFonts w:ascii="Times New Roman" w:eastAsia="標楷體" w:hAnsi="Times New Roman"/>
+        </w:rPr>
+      </w:pPr>
       <w:r>
         <w:rPr>
           <w:rFonts w:ascii="Times New Roman" w:eastAsia="標楷體" w:hAnsi="Times New Roman"/>
           <w:b/>
           <w:bCs/>
         </w:rPr>
-        <w:t xml:space="preserve"> (Targeting)</w:t>
+        <w:t>【市場定位</w:t>
       </w:r>
       <w:r>
         <w:rPr>
@@ -3423,82 +4092,28 @@
           <w:b/>
           <w:bCs/>
         </w:rPr>
-        <w:t>】</w:t>
-      </w:r>
-    </w:p>
-    <w:p>
-      <w:pPr>
-        <w:rPr>
-          <w:rFonts w:ascii="Times New Roman" w:eastAsia="標楷體" w:hAnsi="Times New Roman"/>
-        </w:rPr>
-      </w:pPr>
-      <w:r>
-        <w:rPr>
-          <w:rFonts w:ascii="Times New Roman" w:eastAsia="標楷體" w:hAnsi="Times New Roman"/>
-        </w:rPr>
-        <w:t>「</w:t>
-      </w:r>
-      <w:r>
-        <w:rPr>
-          <w:rFonts w:ascii="Times New Roman" w:eastAsia="標楷體" w:hAnsi="Times New Roman"/>
-        </w:rPr>
-        <w:t>Uban</w:t>
-      </w:r>
-      <w:r>
-        <w:rPr>
-          <w:rFonts w:ascii="Times New Roman" w:eastAsia="標楷體" w:hAnsi="Times New Roman"/>
-        </w:rPr>
-        <w:t>」精</w:t>
-      </w:r>
-      <w:proofErr w:type="gramStart"/>
-      <w:r>
-        <w:rPr>
-          <w:rFonts w:ascii="Times New Roman" w:eastAsia="標楷體" w:hAnsi="Times New Roman"/>
-        </w:rPr>
-        <w:t>準</w:t>
-      </w:r>
-      <w:proofErr w:type="gramEnd"/>
-      <w:r>
-        <w:rPr>
-          <w:rFonts w:ascii="Times New Roman" w:eastAsia="標楷體" w:hAnsi="Times New Roman"/>
-        </w:rPr>
-        <w:t>鎖定「子女無法同住或全天候陪伴，長輩本身無立即性重大醫療危機，但急需解決日常作息提醒（如按時吃藥）與社交孤立問題的現代家庭」。</w:t>
-      </w:r>
-      <w:proofErr w:type="gramStart"/>
-      <w:r>
-        <w:rPr>
-          <w:rFonts w:ascii="Times New Roman" w:eastAsia="標楷體" w:hAnsi="Times New Roman"/>
-        </w:rPr>
-        <w:t>此客群</w:t>
-      </w:r>
-      <w:proofErr w:type="gramEnd"/>
-      <w:r>
-        <w:rPr>
-          <w:rFonts w:ascii="Times New Roman" w:eastAsia="標楷體" w:hAnsi="Times New Roman"/>
-        </w:rPr>
-        <w:t>的痛點在於市面</w:t>
-      </w:r>
-      <w:r>
-        <w:rPr>
-          <w:rFonts w:ascii="Times New Roman" w:eastAsia="標楷體" w:hAnsi="Times New Roman"/>
-        </w:rPr>
-        <w:lastRenderedPageBreak/>
-        <w:t>上的醫療軟體過於生硬複雜，而一般通訊軟體又缺乏主動照護功能。</w:t>
-      </w:r>
-    </w:p>
-    <w:p>
-      <w:pPr>
-        <w:rPr>
-          <w:rFonts w:ascii="Times New Roman" w:eastAsia="標楷體" w:hAnsi="Times New Roman"/>
-        </w:rPr>
-      </w:pPr>
+        <w:t xml:space="preserve"> (Positioning)</w:t>
+      </w:r>
       <w:r>
         <w:rPr>
           <w:rFonts w:ascii="Times New Roman" w:eastAsia="標楷體" w:hAnsi="Times New Roman"/>
           <w:b/>
           <w:bCs/>
         </w:rPr>
-        <w:t>【市場定位</w:t>
+        <w:t>】</w:t>
+      </w:r>
+    </w:p>
+    <w:p>
+      <w:pPr>
+        <w:rPr>
+          <w:rFonts w:ascii="Times New Roman" w:eastAsia="標楷體" w:hAnsi="Times New Roman"/>
+        </w:rPr>
+      </w:pPr>
+      <w:r>
+        <w:rPr>
+          <w:rFonts w:ascii="Times New Roman" w:eastAsia="標楷體" w:hAnsi="Times New Roman"/>
+        </w:rPr>
+        <w:t>將系統定位為「</w:t>
       </w:r>
       <w:r>
         <w:rPr>
@@ -3506,7 +4121,7 @@
           <w:b/>
           <w:bCs/>
         </w:rPr>
-        <w:t xml:space="preserve"> (Positioning)</w:t>
+        <w:t>跨世代</w:t>
       </w:r>
       <w:r>
         <w:rPr>
@@ -3514,20 +4129,7 @@
           <w:b/>
           <w:bCs/>
         </w:rPr>
-        <w:t>】</w:t>
-      </w:r>
-    </w:p>
-    <w:p>
-      <w:pPr>
-        <w:rPr>
-          <w:rFonts w:ascii="Times New Roman" w:eastAsia="標楷體" w:hAnsi="Times New Roman"/>
-        </w:rPr>
-      </w:pPr>
-      <w:r>
-        <w:rPr>
-          <w:rFonts w:ascii="Times New Roman" w:eastAsia="標楷體" w:hAnsi="Times New Roman"/>
-        </w:rPr>
-        <w:t>將系統定位為「</w:t>
+        <w:t>AI</w:t>
       </w:r>
       <w:r>
         <w:rPr>
@@ -3535,43 +4137,13 @@
           <w:b/>
           <w:bCs/>
         </w:rPr>
-        <w:t>跨世代</w:t>
-      </w:r>
-      <w:r>
-        <w:rPr>
-          <w:rFonts w:ascii="Times New Roman" w:eastAsia="標楷體" w:hAnsi="Times New Roman"/>
-          <w:b/>
-          <w:bCs/>
-        </w:rPr>
-        <w:t>AI</w:t>
-      </w:r>
-      <w:r>
-        <w:rPr>
-          <w:rFonts w:ascii="Times New Roman" w:eastAsia="標楷體" w:hAnsi="Times New Roman"/>
-          <w:b/>
-          <w:bCs/>
-        </w:rPr>
         <w:t>感官照護與陪伴生態系</w:t>
       </w:r>
       <w:r>
         <w:rPr>
           <w:rFonts w:ascii="Times New Roman" w:eastAsia="標楷體" w:hAnsi="Times New Roman"/>
         </w:rPr>
-        <w:t>」。相較於市面上主打「數據監測」的醫療</w:t>
-      </w:r>
-      <w:proofErr w:type="gramStart"/>
-      <w:r>
-        <w:rPr>
-          <w:rFonts w:ascii="Times New Roman" w:eastAsia="標楷體" w:hAnsi="Times New Roman"/>
-        </w:rPr>
-        <w:t>特化型軟體</w:t>
-      </w:r>
-      <w:proofErr w:type="gramEnd"/>
-      <w:r>
-        <w:rPr>
-          <w:rFonts w:ascii="Times New Roman" w:eastAsia="標楷體" w:hAnsi="Times New Roman"/>
-        </w:rPr>
-        <w:t>，</w:t>
+        <w:t>」。相較於市面上主打「數據監測」的醫療特化型軟體，</w:t>
       </w:r>
       <w:r>
         <w:rPr>
@@ -3583,35 +4155,7 @@
         <w:rPr>
           <w:rFonts w:ascii="Times New Roman" w:eastAsia="標楷體" w:hAnsi="Times New Roman"/>
         </w:rPr>
-        <w:t>差異化地強調「情感共融」與「</w:t>
-      </w:r>
-      <w:proofErr w:type="gramStart"/>
-      <w:r>
-        <w:rPr>
-          <w:rFonts w:ascii="Times New Roman" w:eastAsia="標楷體" w:hAnsi="Times New Roman"/>
-        </w:rPr>
-        <w:t>極</w:t>
-      </w:r>
-      <w:proofErr w:type="gramEnd"/>
-      <w:r>
-        <w:rPr>
-          <w:rFonts w:ascii="Times New Roman" w:eastAsia="標楷體" w:hAnsi="Times New Roman"/>
-        </w:rPr>
-        <w:t>簡語音」。我們不僅是一個</w:t>
-      </w:r>
-      <w:proofErr w:type="gramStart"/>
-      <w:r>
-        <w:rPr>
-          <w:rFonts w:ascii="Times New Roman" w:eastAsia="標楷體" w:hAnsi="Times New Roman"/>
-        </w:rPr>
-        <w:t>照護排程</w:t>
-      </w:r>
-      <w:proofErr w:type="gramEnd"/>
-      <w:r>
-        <w:rPr>
-          <w:rFonts w:ascii="Times New Roman" w:eastAsia="標楷體" w:hAnsi="Times New Roman"/>
-        </w:rPr>
-        <w:t>工具，更是連結長輩心理健康與家屬安心感的溫暖橋樑。</w:t>
+        <w:t>差異化地強調「情感共融」與「極簡語音」。我們不僅是一個照護排程工具，更是連結長輩心理健康與家屬安心感的溫暖橋樑。</w:t>
       </w:r>
     </w:p>
     <w:p>
@@ -3758,7 +4302,6 @@
                 <w:rFonts w:ascii="Times New Roman" w:eastAsia="標楷體" w:hAnsi="Times New Roman"/>
               </w:rPr>
             </w:pPr>
-            <w:proofErr w:type="gramStart"/>
             <w:r>
               <w:rPr>
                 <w:rFonts w:ascii="Times New Roman" w:eastAsia="標楷體" w:hAnsi="Times New Roman"/>
@@ -3767,7 +4310,6 @@
               </w:rPr>
               <w:t>智齡科技</w:t>
             </w:r>
-            <w:proofErr w:type="gramEnd"/>
             <w:r>
               <w:rPr>
                 <w:rFonts w:ascii="Times New Roman" w:eastAsia="標楷體" w:hAnsi="Times New Roman"/>
@@ -3977,21 +4519,7 @@
               <w:rPr>
                 <w:rFonts w:ascii="Times New Roman" w:eastAsia="標楷體" w:hAnsi="Times New Roman"/>
               </w:rPr>
-              <w:t>遠距醫療諮詢</w:t>
-            </w:r>
-            <w:proofErr w:type="gramStart"/>
-            <w:r>
-              <w:rPr>
-                <w:rFonts w:ascii="Times New Roman" w:eastAsia="標楷體" w:hAnsi="Times New Roman"/>
-              </w:rPr>
-              <w:t>與線上健康</w:t>
-            </w:r>
-            <w:proofErr w:type="gramEnd"/>
-            <w:r>
-              <w:rPr>
-                <w:rFonts w:ascii="Times New Roman" w:eastAsia="標楷體" w:hAnsi="Times New Roman"/>
-              </w:rPr>
-              <w:t>課程推廣</w:t>
+              <w:t>遠距醫療諮詢與線上健康課程推廣</w:t>
             </w:r>
           </w:p>
         </w:tc>
@@ -4185,7 +4713,16 @@
                 <w:b/>
                 <w:bCs/>
               </w:rPr>
-              <w:t>介面操作門檻</w:t>
+              <w:t>介面操作</w:t>
+            </w:r>
+            <w:r>
+              <w:rPr>
+                <w:rFonts w:ascii="Times New Roman" w:eastAsia="標楷體" w:hAnsi="Times New Roman"/>
+                <w:b/>
+                <w:bCs/>
+              </w:rPr>
+              <w:lastRenderedPageBreak/>
+              <w:t>門檻</w:t>
             </w:r>
           </w:p>
         </w:tc>
@@ -4213,6 +4750,7 @@
                 <w:b/>
                 <w:bCs/>
               </w:rPr>
+              <w:lastRenderedPageBreak/>
               <w:t>極低</w:t>
             </w:r>
             <w:r>
@@ -4229,25 +4767,16 @@
                 <w:b/>
                 <w:bCs/>
               </w:rPr>
-              <w:t>全語音驅動、</w:t>
-            </w:r>
-            <w:proofErr w:type="gramStart"/>
+              <w:t>全語音驅動、極簡</w:t>
+            </w:r>
             <w:r>
               <w:rPr>
                 <w:rFonts w:ascii="Times New Roman" w:eastAsia="標楷體" w:hAnsi="Times New Roman"/>
                 <w:b/>
                 <w:bCs/>
               </w:rPr>
-              <w:t>極</w:t>
-            </w:r>
-            <w:proofErr w:type="gramEnd"/>
-            <w:r>
-              <w:rPr>
-                <w:rFonts w:ascii="Times New Roman" w:eastAsia="標楷體" w:hAnsi="Times New Roman"/>
-                <w:b/>
-                <w:bCs/>
-              </w:rPr>
-              <w:t>簡大圖示</w:t>
+              <w:lastRenderedPageBreak/>
+              <w:t>大圖示</w:t>
             </w:r>
             <w:r>
               <w:rPr>
@@ -4281,6 +4810,7 @@
               <w:rPr>
                 <w:rFonts w:ascii="Times New Roman" w:eastAsia="標楷體" w:hAnsi="Times New Roman"/>
               </w:rPr>
+              <w:lastRenderedPageBreak/>
               <w:t>極高</w:t>
             </w:r>
             <w:r>
@@ -4293,7 +4823,14 @@
               <w:rPr>
                 <w:rFonts w:ascii="Times New Roman" w:eastAsia="標楷體" w:hAnsi="Times New Roman"/>
               </w:rPr>
-              <w:t>充滿專業醫療欄位與數據圖表</w:t>
+              <w:t>充滿專業醫療欄位</w:t>
+            </w:r>
+            <w:r>
+              <w:rPr>
+                <w:rFonts w:ascii="Times New Roman" w:eastAsia="標楷體" w:hAnsi="Times New Roman"/>
+              </w:rPr>
+              <w:lastRenderedPageBreak/>
+              <w:t>與數據圖表</w:t>
             </w:r>
             <w:r>
               <w:rPr>
@@ -4325,6 +4862,7 @@
               <w:rPr>
                 <w:rFonts w:ascii="Times New Roman" w:eastAsia="標楷體" w:hAnsi="Times New Roman"/>
               </w:rPr>
+              <w:lastRenderedPageBreak/>
               <w:t>中高</w:t>
             </w:r>
             <w:r>
@@ -4337,7 +4875,14 @@
               <w:rPr>
                 <w:rFonts w:ascii="Times New Roman" w:eastAsia="標楷體" w:hAnsi="Times New Roman"/>
               </w:rPr>
-              <w:t>需自行瀏覽課程清單與預約醫師</w:t>
+              <w:t>需自行瀏覽課程清單</w:t>
+            </w:r>
+            <w:r>
+              <w:rPr>
+                <w:rFonts w:ascii="Times New Roman" w:eastAsia="標楷體" w:hAnsi="Times New Roman"/>
+              </w:rPr>
+              <w:lastRenderedPageBreak/>
+              <w:t>與預約醫師</w:t>
             </w:r>
             <w:r>
               <w:rPr>
@@ -4376,6 +4921,7 @@
                 <w:b/>
                 <w:bCs/>
               </w:rPr>
+              <w:lastRenderedPageBreak/>
               <w:t xml:space="preserve">AI </w:t>
             </w:r>
             <w:r>
@@ -4535,41 +5081,13 @@
               </w:rPr>
               <w:t xml:space="preserve"> (</w:t>
             </w:r>
-            <w:proofErr w:type="gramStart"/>
             <w:r>
               <w:rPr>
                 <w:rFonts w:ascii="Times New Roman" w:eastAsia="標楷體" w:hAnsi="Times New Roman"/>
                 <w:b/>
                 <w:bCs/>
               </w:rPr>
-              <w:t>雙端設計</w:t>
-            </w:r>
-            <w:proofErr w:type="gramEnd"/>
-            <w:r>
-              <w:rPr>
-                <w:rFonts w:ascii="Times New Roman" w:eastAsia="標楷體" w:hAnsi="Times New Roman"/>
-                <w:b/>
-                <w:bCs/>
-              </w:rPr>
-              <w:t>，</w:t>
-            </w:r>
-            <w:proofErr w:type="gramStart"/>
-            <w:r>
-              <w:rPr>
-                <w:rFonts w:ascii="Times New Roman" w:eastAsia="標楷體" w:hAnsi="Times New Roman"/>
-                <w:b/>
-                <w:bCs/>
-              </w:rPr>
-              <w:t>家屬為排程</w:t>
-            </w:r>
-            <w:proofErr w:type="gramEnd"/>
-            <w:r>
-              <w:rPr>
-                <w:rFonts w:ascii="Times New Roman" w:eastAsia="標楷體" w:hAnsi="Times New Roman"/>
-                <w:b/>
-                <w:bCs/>
-              </w:rPr>
-              <w:t>主導者</w:t>
+              <w:t>雙端設計，家屬為排程主導者</w:t>
             </w:r>
             <w:r>
               <w:rPr>
@@ -4655,19 +5173,11 @@
               </w:rPr>
               <w:t xml:space="preserve"> (</w:t>
             </w:r>
-            <w:proofErr w:type="gramStart"/>
-            <w:r>
-              <w:rPr>
-                <w:rFonts w:ascii="Times New Roman" w:eastAsia="標楷體" w:hAnsi="Times New Roman"/>
-              </w:rPr>
-              <w:t>陪同線上看</w:t>
-            </w:r>
-            <w:proofErr w:type="gramEnd"/>
-            <w:r>
-              <w:rPr>
-                <w:rFonts w:ascii="Times New Roman" w:eastAsia="標楷體" w:hAnsi="Times New Roman"/>
-              </w:rPr>
-              <w:t>診或代為報名課程</w:t>
+            <w:r>
+              <w:rPr>
+                <w:rFonts w:ascii="Times New Roman" w:eastAsia="標楷體" w:hAnsi="Times New Roman"/>
+              </w:rPr>
+              <w:t>陪同線上看診或代為報名課程</w:t>
             </w:r>
             <w:r>
               <w:rPr>
@@ -4690,7 +5200,7 @@
           <w:rFonts w:ascii="Times New Roman" w:eastAsia="標楷體" w:hAnsi="Times New Roman"/>
         </w:rPr>
         <w:pict w14:anchorId="27963AB5">
-          <v:rect id="_x0000_i1045" style="width:0;height:1.5pt" o:hralign="center" o:hrstd="t" o:hr="t" fillcolor="#a0a0a0" stroked="f"/>
+          <v:rect id="_x0000_i1027" style="width:0;height:1.5pt" o:hralign="center" o:hrstd="t" o:hr="t" fillcolor="#a0a0a0" stroked="f"/>
         </w:pict>
       </w:r>
     </w:p>
@@ -4807,35 +5317,7 @@
         <w:rPr>
           <w:rFonts w:ascii="Times New Roman" w:eastAsia="標楷體" w:hAnsi="Times New Roman"/>
         </w:rPr>
-        <w:t>獨創的家屬與長者「</w:t>
-      </w:r>
-      <w:proofErr w:type="gramStart"/>
-      <w:r>
-        <w:rPr>
-          <w:rFonts w:ascii="Times New Roman" w:eastAsia="標楷體" w:hAnsi="Times New Roman"/>
-        </w:rPr>
-        <w:t>雙端專屬</w:t>
-      </w:r>
-      <w:proofErr w:type="gramEnd"/>
-      <w:r>
-        <w:rPr>
-          <w:rFonts w:ascii="Times New Roman" w:eastAsia="標楷體" w:hAnsi="Times New Roman"/>
-        </w:rPr>
-        <w:t>介面」，完美平衡了複雜管理需求與</w:t>
-      </w:r>
-      <w:proofErr w:type="gramStart"/>
-      <w:r>
-        <w:rPr>
-          <w:rFonts w:ascii="Times New Roman" w:eastAsia="標楷體" w:hAnsi="Times New Roman"/>
-        </w:rPr>
-        <w:t>極</w:t>
-      </w:r>
-      <w:proofErr w:type="gramEnd"/>
-      <w:r>
-        <w:rPr>
-          <w:rFonts w:ascii="Times New Roman" w:eastAsia="標楷體" w:hAnsi="Times New Roman"/>
-        </w:rPr>
-        <w:t>簡操作門檻。</w:t>
+        <w:t>獨創的家屬與長者「雙端專屬介面」，完美平衡了複雜管理需求與極簡操作門檻。</w:t>
       </w:r>
     </w:p>
     <w:p>
@@ -4881,7 +5363,6 @@
         <w:rPr>
           <w:rFonts w:ascii="Times New Roman" w:eastAsia="標楷體" w:hAnsi="Times New Roman"/>
         </w:rPr>
-        <w:lastRenderedPageBreak/>
         <w:t>團隊具備</w:t>
       </w:r>
       <w:r>
@@ -4906,21 +5387,7 @@
         <w:rPr>
           <w:rFonts w:ascii="Times New Roman" w:eastAsia="標楷體" w:hAnsi="Times New Roman"/>
         </w:rPr>
-        <w:t>等現代化技術</w:t>
-      </w:r>
-      <w:proofErr w:type="gramStart"/>
-      <w:r>
-        <w:rPr>
-          <w:rFonts w:ascii="Times New Roman" w:eastAsia="標楷體" w:hAnsi="Times New Roman"/>
-        </w:rPr>
-        <w:t>棧</w:t>
-      </w:r>
-      <w:proofErr w:type="gramEnd"/>
-      <w:r>
-        <w:rPr>
-          <w:rFonts w:ascii="Times New Roman" w:eastAsia="標楷體" w:hAnsi="Times New Roman"/>
-        </w:rPr>
-        <w:t>的開發能力，系統模組化程度高，未來擴充彈性大。</w:t>
+        <w:t>等現代化技術棧的開發能力，系統模組化程度高，未來擴充彈性大。</w:t>
       </w:r>
     </w:p>
     <w:p>
@@ -5070,21 +5537,7 @@
         <w:rPr>
           <w:rFonts w:ascii="Times New Roman" w:eastAsia="標楷體" w:hAnsi="Times New Roman"/>
         </w:rPr>
-        <w:t>全球與台灣邁入超高齡社會，青壯年照護壓力</w:t>
-      </w:r>
-      <w:proofErr w:type="gramStart"/>
-      <w:r>
-        <w:rPr>
-          <w:rFonts w:ascii="Times New Roman" w:eastAsia="標楷體" w:hAnsi="Times New Roman"/>
-        </w:rPr>
-        <w:t>飆</w:t>
-      </w:r>
-      <w:proofErr w:type="gramEnd"/>
-      <w:r>
-        <w:rPr>
-          <w:rFonts w:ascii="Times New Roman" w:eastAsia="標楷體" w:hAnsi="Times New Roman"/>
-        </w:rPr>
-        <w:t>升，遠距陪伴與自動化照護市場需求呈現爆發性成長。</w:t>
+        <w:t>全球與台灣邁入超高齡社會，青壯年照護壓力飆升，遠距陪伴與自動化照護市場需求呈現爆發性成長。</w:t>
       </w:r>
     </w:p>
     <w:p>
@@ -5101,6 +5554,7 @@
         <w:rPr>
           <w:rFonts w:ascii="Times New Roman" w:eastAsia="標楷體" w:hAnsi="Times New Roman"/>
         </w:rPr>
+        <w:lastRenderedPageBreak/>
         <w:t>大眾對</w:t>
       </w:r>
       <w:r>
@@ -5113,21 +5567,7 @@
         <w:rPr>
           <w:rFonts w:ascii="Times New Roman" w:eastAsia="標楷體" w:hAnsi="Times New Roman"/>
         </w:rPr>
-        <w:t>應用的接受度大幅提高，</w:t>
-      </w:r>
-      <w:proofErr w:type="gramStart"/>
-      <w:r>
-        <w:rPr>
-          <w:rFonts w:ascii="Times New Roman" w:eastAsia="標楷體" w:hAnsi="Times New Roman"/>
-        </w:rPr>
-        <w:t>且青壯年</w:t>
-      </w:r>
-      <w:proofErr w:type="gramEnd"/>
-      <w:r>
-        <w:rPr>
-          <w:rFonts w:ascii="Times New Roman" w:eastAsia="標楷體" w:hAnsi="Times New Roman"/>
-        </w:rPr>
-        <w:t>家屬已養成軟體「訂閱制」的付費習慣。</w:t>
+        <w:t>應用的接受度大幅提高，且青壯年家屬已養成軟體「訂閱制」的付費習慣。</w:t>
       </w:r>
     </w:p>
     <w:p>
@@ -5196,35 +5636,7 @@
         <w:rPr>
           <w:rFonts w:ascii="Times New Roman" w:eastAsia="標楷體" w:hAnsi="Times New Roman"/>
         </w:rPr>
-        <w:t>市面上現有的大型醫療體系軟體或科技</w:t>
-      </w:r>
-      <w:proofErr w:type="gramStart"/>
-      <w:r>
-        <w:rPr>
-          <w:rFonts w:ascii="Times New Roman" w:eastAsia="標楷體" w:hAnsi="Times New Roman"/>
-        </w:rPr>
-        <w:t>巨頭若跨足</w:t>
-      </w:r>
-      <w:proofErr w:type="gramEnd"/>
-      <w:r>
-        <w:rPr>
-          <w:rFonts w:ascii="Times New Roman" w:eastAsia="標楷體" w:hAnsi="Times New Roman"/>
-        </w:rPr>
-        <w:t>「</w:t>
-      </w:r>
-      <w:proofErr w:type="gramStart"/>
-      <w:r>
-        <w:rPr>
-          <w:rFonts w:ascii="Times New Roman" w:eastAsia="標楷體" w:hAnsi="Times New Roman"/>
-        </w:rPr>
-        <w:t>極</w:t>
-      </w:r>
-      <w:proofErr w:type="gramEnd"/>
-      <w:r>
-        <w:rPr>
-          <w:rFonts w:ascii="Times New Roman" w:eastAsia="標楷體" w:hAnsi="Times New Roman"/>
-        </w:rPr>
-        <w:t>簡語音陪伴」領域，將造成直接的資源與品牌輾壓。</w:t>
+        <w:t>市面上現有的大型醫療體系軟體或科技巨頭若跨足「極簡語音陪伴」領域，將造成直接的資源與品牌輾壓。</w:t>
       </w:r>
     </w:p>
     <w:p>
@@ -5455,16 +5867,7 @@
                 <w:b/>
                 <w:bCs/>
               </w:rPr>
-              <w:t>外部</w:t>
-            </w:r>
-            <w:r>
-              <w:rPr>
-                <w:rFonts w:ascii="Times New Roman" w:eastAsia="標楷體" w:hAnsi="Times New Roman"/>
-                <w:b/>
-                <w:bCs/>
-              </w:rPr>
-              <w:lastRenderedPageBreak/>
-              <w:t>機會</w:t>
+              <w:t>外部機會</w:t>
             </w:r>
             <w:r>
               <w:rPr>
@@ -5500,7 +5903,6 @@
                 <w:b/>
                 <w:bCs/>
               </w:rPr>
-              <w:lastRenderedPageBreak/>
               <w:t xml:space="preserve">SO </w:t>
             </w:r>
             <w:r>
@@ -5522,7 +5924,6 @@
               <w:rPr>
                 <w:rFonts w:ascii="Times New Roman" w:eastAsia="標楷體" w:hAnsi="Times New Roman"/>
               </w:rPr>
-              <w:lastRenderedPageBreak/>
               <w:br/>
             </w:r>
             <w:r>
@@ -5544,47 +5945,11 @@
               </w:rPr>
               <w:t xml:space="preserve">1. </w:t>
             </w:r>
-            <w:proofErr w:type="gramStart"/>
-            <w:r>
-              <w:rPr>
-                <w:rFonts w:ascii="Times New Roman" w:eastAsia="標楷體" w:hAnsi="Times New Roman"/>
-              </w:rPr>
-              <w:t>結合雙端介面</w:t>
-            </w:r>
-            <w:proofErr w:type="gramEnd"/>
-            <w:r>
-              <w:rPr>
-                <w:rFonts w:ascii="Times New Roman" w:eastAsia="標楷體" w:hAnsi="Times New Roman"/>
-              </w:rPr>
-              <w:t>優勢與高齡化趨勢，主打「減輕</w:t>
-            </w:r>
-            <w:proofErr w:type="gramStart"/>
-            <w:r>
-              <w:rPr>
-                <w:rFonts w:ascii="Times New Roman" w:eastAsia="標楷體" w:hAnsi="Times New Roman"/>
-              </w:rPr>
-              <w:t>遠距照護</w:t>
-            </w:r>
-            <w:proofErr w:type="gramEnd"/>
-            <w:r>
-              <w:rPr>
-                <w:rFonts w:ascii="Times New Roman" w:eastAsia="標楷體" w:hAnsi="Times New Roman"/>
-              </w:rPr>
-              <w:t>焦慮」，精</w:t>
-            </w:r>
-            <w:proofErr w:type="gramStart"/>
-            <w:r>
-              <w:rPr>
-                <w:rFonts w:ascii="Times New Roman" w:eastAsia="標楷體" w:hAnsi="Times New Roman"/>
-              </w:rPr>
-              <w:t>準</w:t>
-            </w:r>
-            <w:proofErr w:type="gramEnd"/>
-            <w:r>
-              <w:rPr>
-                <w:rFonts w:ascii="Times New Roman" w:eastAsia="標楷體" w:hAnsi="Times New Roman"/>
-              </w:rPr>
-              <w:t>投放社群廣告觸及青壯年家屬。</w:t>
+            <w:r>
+              <w:rPr>
+                <w:rFonts w:ascii="Times New Roman" w:eastAsia="標楷體" w:hAnsi="Times New Roman"/>
+              </w:rPr>
+              <w:t>結合雙端介面優勢與高齡化趨勢，主打「減輕遠距照護焦慮」，精準投放社群廣告觸及青壯年家屬。</w:t>
             </w:r>
           </w:p>
           <w:p>
@@ -5654,6 +6019,7 @@
               <w:rPr>
                 <w:rFonts w:ascii="Times New Roman" w:eastAsia="標楷體" w:hAnsi="Times New Roman"/>
               </w:rPr>
+              <w:lastRenderedPageBreak/>
               <w:t xml:space="preserve">3. </w:t>
             </w:r>
             <w:r>
@@ -5734,7 +6100,6 @@
               <w:rPr>
                 <w:rFonts w:ascii="Times New Roman" w:eastAsia="標楷體" w:hAnsi="Times New Roman"/>
               </w:rPr>
-              <w:lastRenderedPageBreak/>
               <w:br/>
             </w:r>
             <w:r>
@@ -5760,21 +6125,7 @@
               <w:rPr>
                 <w:rFonts w:ascii="Times New Roman" w:eastAsia="標楷體" w:hAnsi="Times New Roman"/>
               </w:rPr>
-              <w:t>提供「核心陪伴功能免費、進階分析付費」的試用模式，降低初期的信任門檻</w:t>
-            </w:r>
-            <w:proofErr w:type="gramStart"/>
-            <w:r>
-              <w:rPr>
-                <w:rFonts w:ascii="Times New Roman" w:eastAsia="標楷體" w:hAnsi="Times New Roman"/>
-              </w:rPr>
-              <w:t>與獲客成本</w:t>
-            </w:r>
-            <w:proofErr w:type="gramEnd"/>
-            <w:r>
-              <w:rPr>
-                <w:rFonts w:ascii="Times New Roman" w:eastAsia="標楷體" w:hAnsi="Times New Roman"/>
-              </w:rPr>
-              <w:t>。</w:t>
+              <w:t>提供「核心陪伴功能免費、進階分析付費」的試用模式，降低初期的信任門檻與獲客成本。</w:t>
             </w:r>
           </w:p>
           <w:p>
@@ -5806,21 +6157,7 @@
               <w:rPr>
                 <w:rFonts w:ascii="Times New Roman" w:eastAsia="標楷體" w:hAnsi="Times New Roman"/>
               </w:rPr>
-              <w:t>與社區大學、</w:t>
-            </w:r>
-            <w:proofErr w:type="gramStart"/>
-            <w:r>
-              <w:rPr>
-                <w:rFonts w:ascii="Times New Roman" w:eastAsia="標楷體" w:hAnsi="Times New Roman"/>
-              </w:rPr>
-              <w:t>樂齡中心</w:t>
-            </w:r>
-            <w:proofErr w:type="gramEnd"/>
-            <w:r>
-              <w:rPr>
-                <w:rFonts w:ascii="Times New Roman" w:eastAsia="標楷體" w:hAnsi="Times New Roman"/>
-              </w:rPr>
-              <w:t>合作舉辦「</w:t>
+              <w:t>與社區大學、樂齡中心合作舉辦「</w:t>
             </w:r>
             <w:r>
               <w:rPr>
@@ -5858,6 +6195,7 @@
               <w:rPr>
                 <w:rFonts w:ascii="Times New Roman" w:eastAsia="標楷體" w:hAnsi="Times New Roman"/>
               </w:rPr>
+              <w:lastRenderedPageBreak/>
               <w:t xml:space="preserve">3. </w:t>
             </w:r>
             <w:r>
@@ -5992,21 +6330,7 @@
               <w:rPr>
                 <w:rFonts w:ascii="Times New Roman" w:eastAsia="標楷體" w:hAnsi="Times New Roman"/>
               </w:rPr>
-              <w:t>建立嚴格的「端到端加密」與「資料去識別化」機制，將隱私保護作為核心賣點，</w:t>
-            </w:r>
-            <w:proofErr w:type="gramStart"/>
-            <w:r>
-              <w:rPr>
-                <w:rFonts w:ascii="Times New Roman" w:eastAsia="標楷體" w:hAnsi="Times New Roman"/>
-              </w:rPr>
-              <w:t>抵禦資安法規</w:t>
-            </w:r>
-            <w:proofErr w:type="gramEnd"/>
-            <w:r>
-              <w:rPr>
-                <w:rFonts w:ascii="Times New Roman" w:eastAsia="標楷體" w:hAnsi="Times New Roman"/>
-              </w:rPr>
-              <w:t>威脅。</w:t>
+              <w:t>建立嚴格的「端到端加密」與「資料去識別化」機制，將隱私保護作為核心賣點，抵禦資安法規威脅。</w:t>
             </w:r>
           </w:p>
           <w:p>
@@ -6038,28 +6362,7 @@
               <w:rPr>
                 <w:rFonts w:ascii="Times New Roman" w:eastAsia="標楷體" w:hAnsi="Times New Roman"/>
               </w:rPr>
-              <w:t>專注深化「情感交流」與「家庭客</w:t>
-            </w:r>
-            <w:proofErr w:type="gramStart"/>
-            <w:r>
-              <w:rPr>
-                <w:rFonts w:ascii="Times New Roman" w:eastAsia="標楷體" w:hAnsi="Times New Roman"/>
-              </w:rPr>
-              <w:t>製化排程</w:t>
-            </w:r>
-            <w:proofErr w:type="gramEnd"/>
-            <w:r>
-              <w:rPr>
-                <w:rFonts w:ascii="Times New Roman" w:eastAsia="標楷體" w:hAnsi="Times New Roman"/>
-              </w:rPr>
-              <w:t>」此一利基市場，避開與</w:t>
-            </w:r>
-            <w:r>
-              <w:rPr>
-                <w:rFonts w:ascii="Times New Roman" w:eastAsia="標楷體" w:hAnsi="Times New Roman"/>
-              </w:rPr>
-              <w:lastRenderedPageBreak/>
-              <w:t>大型醫療體系軟體的正面數據戰。</w:t>
+              <w:t>專注深化「情感交流」與「家庭客製化排程」此一利基市場，避開與大型醫療體系軟體的正面數據戰。</w:t>
             </w:r>
           </w:p>
           <w:p>
@@ -6091,21 +6394,7 @@
               <w:rPr>
                 <w:rFonts w:ascii="Times New Roman" w:eastAsia="標楷體" w:hAnsi="Times New Roman"/>
               </w:rPr>
-              <w:t>在家屬端打造豐富的</w:t>
-            </w:r>
-            <w:proofErr w:type="gramStart"/>
-            <w:r>
-              <w:rPr>
-                <w:rFonts w:ascii="Times New Roman" w:eastAsia="標楷體" w:hAnsi="Times New Roman"/>
-              </w:rPr>
-              <w:t>照護社群</w:t>
-            </w:r>
-            <w:proofErr w:type="gramEnd"/>
-            <w:r>
-              <w:rPr>
-                <w:rFonts w:ascii="Times New Roman" w:eastAsia="標楷體" w:hAnsi="Times New Roman"/>
-              </w:rPr>
-              <w:t>與回憶錄生態系，大幅提升使用者黏著度與轉移至其他免費軟體的成本。</w:t>
+              <w:t>在家屬端打造豐富的照護社群與回憶錄生態系，大幅提升使用者黏著度與轉移至其他免費軟體的成本。</w:t>
             </w:r>
           </w:p>
         </w:tc>
@@ -6133,7 +6422,6 @@
                 <w:b/>
                 <w:bCs/>
               </w:rPr>
-              <w:lastRenderedPageBreak/>
               <w:t xml:space="preserve">WT </w:t>
             </w:r>
             <w:r>
@@ -6240,14 +6528,7 @@
               <w:rPr>
                 <w:rFonts w:ascii="Times New Roman" w:eastAsia="標楷體" w:hAnsi="Times New Roman"/>
               </w:rPr>
-              <w:t>）模式，嚴格控管行銷與開發預算，透過小規模封測</w:t>
-            </w:r>
-            <w:r>
-              <w:rPr>
-                <w:rFonts w:ascii="Times New Roman" w:eastAsia="標楷體" w:hAnsi="Times New Roman"/>
-              </w:rPr>
-              <w:lastRenderedPageBreak/>
-              <w:t>反覆驗證市場接受度。</w:t>
+              <w:t>）模式，嚴格控管行銷與開發預算，透過小規模封測反覆驗證市場接受度。</w:t>
             </w:r>
           </w:p>
           <w:p>
@@ -7760,6 +8041,119 @@
     </w:lvl>
   </w:abstractNum>
   <w:abstractNum w:abstractNumId="10" w15:restartNumberingAfterBreak="0">
+    <w:nsid w:val="446D4242"/>
+    <w:multiLevelType w:val="hybridMultilevel"/>
+    <w:tmpl w:val="14988906"/>
+    <w:lvl w:ilvl="0" w:tplc="EF7ACB94">
+      <w:start w:val="1"/>
+      <w:numFmt w:val="bullet"/>
+      <w:lvlText w:val=""/>
+      <w:lvlJc w:val="left"/>
+      <w:pPr>
+        <w:ind w:left="1920" w:hanging="480"/>
+      </w:pPr>
+      <w:rPr>
+        <w:rFonts w:ascii="Wingdings" w:hAnsi="Wingdings" w:hint="default"/>
+      </w:rPr>
+    </w:lvl>
+    <w:lvl w:ilvl="1" w:tplc="EF7ACB94">
+      <w:start w:val="1"/>
+      <w:numFmt w:val="bullet"/>
+      <w:lvlText w:val=""/>
+      <w:lvlJc w:val="left"/>
+      <w:pPr>
+        <w:ind w:left="960" w:hanging="480"/>
+      </w:pPr>
+      <w:rPr>
+        <w:rFonts w:ascii="Wingdings" w:hAnsi="Wingdings" w:hint="default"/>
+      </w:rPr>
+    </w:lvl>
+    <w:lvl w:ilvl="2" w:tplc="04090005" w:tentative="1">
+      <w:start w:val="1"/>
+      <w:numFmt w:val="bullet"/>
+      <w:lvlText w:val=""/>
+      <w:lvlJc w:val="left"/>
+      <w:pPr>
+        <w:ind w:left="1440" w:hanging="480"/>
+      </w:pPr>
+      <w:rPr>
+        <w:rFonts w:ascii="Wingdings" w:hAnsi="Wingdings" w:hint="default"/>
+      </w:rPr>
+    </w:lvl>
+    <w:lvl w:ilvl="3" w:tplc="04090001" w:tentative="1">
+      <w:start w:val="1"/>
+      <w:numFmt w:val="bullet"/>
+      <w:lvlText w:val=""/>
+      <w:lvlJc w:val="left"/>
+      <w:pPr>
+        <w:ind w:left="1920" w:hanging="480"/>
+      </w:pPr>
+      <w:rPr>
+        <w:rFonts w:ascii="Wingdings" w:hAnsi="Wingdings" w:hint="default"/>
+      </w:rPr>
+    </w:lvl>
+    <w:lvl w:ilvl="4" w:tplc="04090003" w:tentative="1">
+      <w:start w:val="1"/>
+      <w:numFmt w:val="bullet"/>
+      <w:lvlText w:val=""/>
+      <w:lvlJc w:val="left"/>
+      <w:pPr>
+        <w:ind w:left="2400" w:hanging="480"/>
+      </w:pPr>
+      <w:rPr>
+        <w:rFonts w:ascii="Wingdings" w:hAnsi="Wingdings" w:hint="default"/>
+      </w:rPr>
+    </w:lvl>
+    <w:lvl w:ilvl="5" w:tplc="04090005" w:tentative="1">
+      <w:start w:val="1"/>
+      <w:numFmt w:val="bullet"/>
+      <w:lvlText w:val=""/>
+      <w:lvlJc w:val="left"/>
+      <w:pPr>
+        <w:ind w:left="2880" w:hanging="480"/>
+      </w:pPr>
+      <w:rPr>
+        <w:rFonts w:ascii="Wingdings" w:hAnsi="Wingdings" w:hint="default"/>
+      </w:rPr>
+    </w:lvl>
+    <w:lvl w:ilvl="6" w:tplc="04090001" w:tentative="1">
+      <w:start w:val="1"/>
+      <w:numFmt w:val="bullet"/>
+      <w:lvlText w:val=""/>
+      <w:lvlJc w:val="left"/>
+      <w:pPr>
+        <w:ind w:left="3360" w:hanging="480"/>
+      </w:pPr>
+      <w:rPr>
+        <w:rFonts w:ascii="Wingdings" w:hAnsi="Wingdings" w:hint="default"/>
+      </w:rPr>
+    </w:lvl>
+    <w:lvl w:ilvl="7" w:tplc="04090003" w:tentative="1">
+      <w:start w:val="1"/>
+      <w:numFmt w:val="bullet"/>
+      <w:lvlText w:val=""/>
+      <w:lvlJc w:val="left"/>
+      <w:pPr>
+        <w:ind w:left="3840" w:hanging="480"/>
+      </w:pPr>
+      <w:rPr>
+        <w:rFonts w:ascii="Wingdings" w:hAnsi="Wingdings" w:hint="default"/>
+      </w:rPr>
+    </w:lvl>
+    <w:lvl w:ilvl="8" w:tplc="04090005" w:tentative="1">
+      <w:start w:val="1"/>
+      <w:numFmt w:val="bullet"/>
+      <w:lvlText w:val=""/>
+      <w:lvlJc w:val="left"/>
+      <w:pPr>
+        <w:ind w:left="4320" w:hanging="480"/>
+      </w:pPr>
+      <w:rPr>
+        <w:rFonts w:ascii="Wingdings" w:hAnsi="Wingdings" w:hint="default"/>
+      </w:rPr>
+    </w:lvl>
+  </w:abstractNum>
+  <w:abstractNum w:abstractNumId="11" w15:restartNumberingAfterBreak="0">
     <w:nsid w:val="57ED6EB0"/>
     <w:multiLevelType w:val="multilevel"/>
     <w:tmpl w:val="58FE7BA2"/>
@@ -7908,7 +8302,7 @@
       </w:rPr>
     </w:lvl>
   </w:abstractNum>
-  <w:abstractNum w:abstractNumId="11" w15:restartNumberingAfterBreak="0">
+  <w:abstractNum w:abstractNumId="12" w15:restartNumberingAfterBreak="0">
     <w:nsid w:val="62C747FA"/>
     <w:multiLevelType w:val="multilevel"/>
     <w:tmpl w:val="064E19F6"/>
@@ -8057,7 +8451,233 @@
       </w:rPr>
     </w:lvl>
   </w:abstractNum>
-  <w:abstractNum w:abstractNumId="12" w15:restartNumberingAfterBreak="0">
+  <w:abstractNum w:abstractNumId="13" w15:restartNumberingAfterBreak="0">
+    <w:nsid w:val="64084E8C"/>
+    <w:multiLevelType w:val="hybridMultilevel"/>
+    <w:tmpl w:val="13364166"/>
+    <w:lvl w:ilvl="0" w:tplc="04090001">
+      <w:start w:val="1"/>
+      <w:numFmt w:val="bullet"/>
+      <w:lvlText w:val=""/>
+      <w:lvlJc w:val="left"/>
+      <w:pPr>
+        <w:ind w:left="1200" w:hanging="480"/>
+      </w:pPr>
+      <w:rPr>
+        <w:rFonts w:ascii="Wingdings" w:hAnsi="Wingdings" w:hint="default"/>
+      </w:rPr>
+    </w:lvl>
+    <w:lvl w:ilvl="1" w:tplc="04090003" w:tentative="1">
+      <w:start w:val="1"/>
+      <w:numFmt w:val="bullet"/>
+      <w:lvlText w:val=""/>
+      <w:lvlJc w:val="left"/>
+      <w:pPr>
+        <w:ind w:left="1680" w:hanging="480"/>
+      </w:pPr>
+      <w:rPr>
+        <w:rFonts w:ascii="Wingdings" w:hAnsi="Wingdings" w:hint="default"/>
+      </w:rPr>
+    </w:lvl>
+    <w:lvl w:ilvl="2" w:tplc="04090005" w:tentative="1">
+      <w:start w:val="1"/>
+      <w:numFmt w:val="bullet"/>
+      <w:lvlText w:val=""/>
+      <w:lvlJc w:val="left"/>
+      <w:pPr>
+        <w:ind w:left="2160" w:hanging="480"/>
+      </w:pPr>
+      <w:rPr>
+        <w:rFonts w:ascii="Wingdings" w:hAnsi="Wingdings" w:hint="default"/>
+      </w:rPr>
+    </w:lvl>
+    <w:lvl w:ilvl="3" w:tplc="04090001" w:tentative="1">
+      <w:start w:val="1"/>
+      <w:numFmt w:val="bullet"/>
+      <w:lvlText w:val=""/>
+      <w:lvlJc w:val="left"/>
+      <w:pPr>
+        <w:ind w:left="2640" w:hanging="480"/>
+      </w:pPr>
+      <w:rPr>
+        <w:rFonts w:ascii="Wingdings" w:hAnsi="Wingdings" w:hint="default"/>
+      </w:rPr>
+    </w:lvl>
+    <w:lvl w:ilvl="4" w:tplc="04090003" w:tentative="1">
+      <w:start w:val="1"/>
+      <w:numFmt w:val="bullet"/>
+      <w:lvlText w:val=""/>
+      <w:lvlJc w:val="left"/>
+      <w:pPr>
+        <w:ind w:left="3120" w:hanging="480"/>
+      </w:pPr>
+      <w:rPr>
+        <w:rFonts w:ascii="Wingdings" w:hAnsi="Wingdings" w:hint="default"/>
+      </w:rPr>
+    </w:lvl>
+    <w:lvl w:ilvl="5" w:tplc="04090005" w:tentative="1">
+      <w:start w:val="1"/>
+      <w:numFmt w:val="bullet"/>
+      <w:lvlText w:val=""/>
+      <w:lvlJc w:val="left"/>
+      <w:pPr>
+        <w:ind w:left="3600" w:hanging="480"/>
+      </w:pPr>
+      <w:rPr>
+        <w:rFonts w:ascii="Wingdings" w:hAnsi="Wingdings" w:hint="default"/>
+      </w:rPr>
+    </w:lvl>
+    <w:lvl w:ilvl="6" w:tplc="04090001" w:tentative="1">
+      <w:start w:val="1"/>
+      <w:numFmt w:val="bullet"/>
+      <w:lvlText w:val=""/>
+      <w:lvlJc w:val="left"/>
+      <w:pPr>
+        <w:ind w:left="4080" w:hanging="480"/>
+      </w:pPr>
+      <w:rPr>
+        <w:rFonts w:ascii="Wingdings" w:hAnsi="Wingdings" w:hint="default"/>
+      </w:rPr>
+    </w:lvl>
+    <w:lvl w:ilvl="7" w:tplc="04090003" w:tentative="1">
+      <w:start w:val="1"/>
+      <w:numFmt w:val="bullet"/>
+      <w:lvlText w:val=""/>
+      <w:lvlJc w:val="left"/>
+      <w:pPr>
+        <w:ind w:left="4560" w:hanging="480"/>
+      </w:pPr>
+      <w:rPr>
+        <w:rFonts w:ascii="Wingdings" w:hAnsi="Wingdings" w:hint="default"/>
+      </w:rPr>
+    </w:lvl>
+    <w:lvl w:ilvl="8" w:tplc="04090005" w:tentative="1">
+      <w:start w:val="1"/>
+      <w:numFmt w:val="bullet"/>
+      <w:lvlText w:val=""/>
+      <w:lvlJc w:val="left"/>
+      <w:pPr>
+        <w:ind w:left="5040" w:hanging="480"/>
+      </w:pPr>
+      <w:rPr>
+        <w:rFonts w:ascii="Wingdings" w:hAnsi="Wingdings" w:hint="default"/>
+      </w:rPr>
+    </w:lvl>
+  </w:abstractNum>
+  <w:abstractNum w:abstractNumId="14" w15:restartNumberingAfterBreak="0">
+    <w:nsid w:val="652F114E"/>
+    <w:multiLevelType w:val="hybridMultilevel"/>
+    <w:tmpl w:val="17824730"/>
+    <w:lvl w:ilvl="0" w:tplc="04090001">
+      <w:start w:val="1"/>
+      <w:numFmt w:val="bullet"/>
+      <w:lvlText w:val=""/>
+      <w:lvlJc w:val="left"/>
+      <w:pPr>
+        <w:ind w:left="1200" w:hanging="480"/>
+      </w:pPr>
+      <w:rPr>
+        <w:rFonts w:ascii="Wingdings" w:hAnsi="Wingdings" w:hint="default"/>
+      </w:rPr>
+    </w:lvl>
+    <w:lvl w:ilvl="1" w:tplc="04090003" w:tentative="1">
+      <w:start w:val="1"/>
+      <w:numFmt w:val="bullet"/>
+      <w:lvlText w:val=""/>
+      <w:lvlJc w:val="left"/>
+      <w:pPr>
+        <w:ind w:left="1680" w:hanging="480"/>
+      </w:pPr>
+      <w:rPr>
+        <w:rFonts w:ascii="Wingdings" w:hAnsi="Wingdings" w:hint="default"/>
+      </w:rPr>
+    </w:lvl>
+    <w:lvl w:ilvl="2" w:tplc="04090005" w:tentative="1">
+      <w:start w:val="1"/>
+      <w:numFmt w:val="bullet"/>
+      <w:lvlText w:val=""/>
+      <w:lvlJc w:val="left"/>
+      <w:pPr>
+        <w:ind w:left="2160" w:hanging="480"/>
+      </w:pPr>
+      <w:rPr>
+        <w:rFonts w:ascii="Wingdings" w:hAnsi="Wingdings" w:hint="default"/>
+      </w:rPr>
+    </w:lvl>
+    <w:lvl w:ilvl="3" w:tplc="04090001" w:tentative="1">
+      <w:start w:val="1"/>
+      <w:numFmt w:val="bullet"/>
+      <w:lvlText w:val=""/>
+      <w:lvlJc w:val="left"/>
+      <w:pPr>
+        <w:ind w:left="2640" w:hanging="480"/>
+      </w:pPr>
+      <w:rPr>
+        <w:rFonts w:ascii="Wingdings" w:hAnsi="Wingdings" w:hint="default"/>
+      </w:rPr>
+    </w:lvl>
+    <w:lvl w:ilvl="4" w:tplc="04090003" w:tentative="1">
+      <w:start w:val="1"/>
+      <w:numFmt w:val="bullet"/>
+      <w:lvlText w:val=""/>
+      <w:lvlJc w:val="left"/>
+      <w:pPr>
+        <w:ind w:left="3120" w:hanging="480"/>
+      </w:pPr>
+      <w:rPr>
+        <w:rFonts w:ascii="Wingdings" w:hAnsi="Wingdings" w:hint="default"/>
+      </w:rPr>
+    </w:lvl>
+    <w:lvl w:ilvl="5" w:tplc="04090005" w:tentative="1">
+      <w:start w:val="1"/>
+      <w:numFmt w:val="bullet"/>
+      <w:lvlText w:val=""/>
+      <w:lvlJc w:val="left"/>
+      <w:pPr>
+        <w:ind w:left="3600" w:hanging="480"/>
+      </w:pPr>
+      <w:rPr>
+        <w:rFonts w:ascii="Wingdings" w:hAnsi="Wingdings" w:hint="default"/>
+      </w:rPr>
+    </w:lvl>
+    <w:lvl w:ilvl="6" w:tplc="04090001" w:tentative="1">
+      <w:start w:val="1"/>
+      <w:numFmt w:val="bullet"/>
+      <w:lvlText w:val=""/>
+      <w:lvlJc w:val="left"/>
+      <w:pPr>
+        <w:ind w:left="4080" w:hanging="480"/>
+      </w:pPr>
+      <w:rPr>
+        <w:rFonts w:ascii="Wingdings" w:hAnsi="Wingdings" w:hint="default"/>
+      </w:rPr>
+    </w:lvl>
+    <w:lvl w:ilvl="7" w:tplc="04090003" w:tentative="1">
+      <w:start w:val="1"/>
+      <w:numFmt w:val="bullet"/>
+      <w:lvlText w:val=""/>
+      <w:lvlJc w:val="left"/>
+      <w:pPr>
+        <w:ind w:left="4560" w:hanging="480"/>
+      </w:pPr>
+      <w:rPr>
+        <w:rFonts w:ascii="Wingdings" w:hAnsi="Wingdings" w:hint="default"/>
+      </w:rPr>
+    </w:lvl>
+    <w:lvl w:ilvl="8" w:tplc="04090005" w:tentative="1">
+      <w:start w:val="1"/>
+      <w:numFmt w:val="bullet"/>
+      <w:lvlText w:val=""/>
+      <w:lvlJc w:val="left"/>
+      <w:pPr>
+        <w:ind w:left="5040" w:hanging="480"/>
+      </w:pPr>
+      <w:rPr>
+        <w:rFonts w:ascii="Wingdings" w:hAnsi="Wingdings" w:hint="default"/>
+      </w:rPr>
+    </w:lvl>
+  </w:abstractNum>
+  <w:abstractNum w:abstractNumId="15" w15:restartNumberingAfterBreak="0">
     <w:nsid w:val="681F34AE"/>
     <w:multiLevelType w:val="multilevel"/>
     <w:tmpl w:val="7F9AA372"/>
@@ -8206,7 +8826,7 @@
       </w:rPr>
     </w:lvl>
   </w:abstractNum>
-  <w:abstractNum w:abstractNumId="13" w15:restartNumberingAfterBreak="0">
+  <w:abstractNum w:abstractNumId="16" w15:restartNumberingAfterBreak="0">
     <w:nsid w:val="6CC22B7C"/>
     <w:multiLevelType w:val="multilevel"/>
     <w:tmpl w:val="E40C2212"/>
@@ -8319,7 +8939,7 @@
       </w:pPr>
     </w:lvl>
   </w:abstractNum>
-  <w:abstractNum w:abstractNumId="14" w15:restartNumberingAfterBreak="0">
+  <w:abstractNum w:abstractNumId="17" w15:restartNumberingAfterBreak="0">
     <w:nsid w:val="6D617582"/>
     <w:multiLevelType w:val="multilevel"/>
     <w:tmpl w:val="A5CE4B70"/>
@@ -8432,7 +9052,156 @@
       </w:pPr>
     </w:lvl>
   </w:abstractNum>
-  <w:abstractNum w:abstractNumId="15" w15:restartNumberingAfterBreak="0">
+  <w:abstractNum w:abstractNumId="18" w15:restartNumberingAfterBreak="0">
+    <w:nsid w:val="73490926"/>
+    <w:multiLevelType w:val="multilevel"/>
+    <w:tmpl w:val="A7D8A3E6"/>
+    <w:lvl w:ilvl="0">
+      <w:start w:val="1"/>
+      <w:numFmt w:val="bullet"/>
+      <w:lvlText w:val=""/>
+      <w:lvlJc w:val="left"/>
+      <w:pPr>
+        <w:tabs>
+          <w:tab w:val="num" w:pos="720"/>
+        </w:tabs>
+        <w:ind w:left="720" w:hanging="360"/>
+      </w:pPr>
+      <w:rPr>
+        <w:rFonts w:ascii="Symbol" w:hAnsi="Symbol" w:hint="default"/>
+        <w:sz w:val="20"/>
+      </w:rPr>
+    </w:lvl>
+    <w:lvl w:ilvl="1" w:tentative="1">
+      <w:start w:val="1"/>
+      <w:numFmt w:val="bullet"/>
+      <w:lvlText w:val="o"/>
+      <w:lvlJc w:val="left"/>
+      <w:pPr>
+        <w:tabs>
+          <w:tab w:val="num" w:pos="1440"/>
+        </w:tabs>
+        <w:ind w:left="1440" w:hanging="360"/>
+      </w:pPr>
+      <w:rPr>
+        <w:rFonts w:ascii="Courier New" w:hAnsi="Courier New" w:hint="default"/>
+        <w:sz w:val="20"/>
+      </w:rPr>
+    </w:lvl>
+    <w:lvl w:ilvl="2" w:tentative="1">
+      <w:start w:val="1"/>
+      <w:numFmt w:val="bullet"/>
+      <w:lvlText w:val=""/>
+      <w:lvlJc w:val="left"/>
+      <w:pPr>
+        <w:tabs>
+          <w:tab w:val="num" w:pos="2160"/>
+        </w:tabs>
+        <w:ind w:left="2160" w:hanging="360"/>
+      </w:pPr>
+      <w:rPr>
+        <w:rFonts w:ascii="Wingdings" w:hAnsi="Wingdings" w:hint="default"/>
+        <w:sz w:val="20"/>
+      </w:rPr>
+    </w:lvl>
+    <w:lvl w:ilvl="3" w:tentative="1">
+      <w:start w:val="1"/>
+      <w:numFmt w:val="bullet"/>
+      <w:lvlText w:val=""/>
+      <w:lvlJc w:val="left"/>
+      <w:pPr>
+        <w:tabs>
+          <w:tab w:val="num" w:pos="2880"/>
+        </w:tabs>
+        <w:ind w:left="2880" w:hanging="360"/>
+      </w:pPr>
+      <w:rPr>
+        <w:rFonts w:ascii="Wingdings" w:hAnsi="Wingdings" w:hint="default"/>
+        <w:sz w:val="20"/>
+      </w:rPr>
+    </w:lvl>
+    <w:lvl w:ilvl="4" w:tentative="1">
+      <w:start w:val="1"/>
+      <w:numFmt w:val="bullet"/>
+      <w:lvlText w:val=""/>
+      <w:lvlJc w:val="left"/>
+      <w:pPr>
+        <w:tabs>
+          <w:tab w:val="num" w:pos="3600"/>
+        </w:tabs>
+        <w:ind w:left="3600" w:hanging="360"/>
+      </w:pPr>
+      <w:rPr>
+        <w:rFonts w:ascii="Wingdings" w:hAnsi="Wingdings" w:hint="default"/>
+        <w:sz w:val="20"/>
+      </w:rPr>
+    </w:lvl>
+    <w:lvl w:ilvl="5" w:tentative="1">
+      <w:start w:val="1"/>
+      <w:numFmt w:val="bullet"/>
+      <w:lvlText w:val=""/>
+      <w:lvlJc w:val="left"/>
+      <w:pPr>
+        <w:tabs>
+          <w:tab w:val="num" w:pos="4320"/>
+        </w:tabs>
+        <w:ind w:left="4320" w:hanging="360"/>
+      </w:pPr>
+      <w:rPr>
+        <w:rFonts w:ascii="Wingdings" w:hAnsi="Wingdings" w:hint="default"/>
+        <w:sz w:val="20"/>
+      </w:rPr>
+    </w:lvl>
+    <w:lvl w:ilvl="6" w:tentative="1">
+      <w:start w:val="1"/>
+      <w:numFmt w:val="bullet"/>
+      <w:lvlText w:val=""/>
+      <w:lvlJc w:val="left"/>
+      <w:pPr>
+        <w:tabs>
+          <w:tab w:val="num" w:pos="5040"/>
+        </w:tabs>
+        <w:ind w:left="5040" w:hanging="360"/>
+      </w:pPr>
+      <w:rPr>
+        <w:rFonts w:ascii="Wingdings" w:hAnsi="Wingdings" w:hint="default"/>
+        <w:sz w:val="20"/>
+      </w:rPr>
+    </w:lvl>
+    <w:lvl w:ilvl="7" w:tentative="1">
+      <w:start w:val="1"/>
+      <w:numFmt w:val="bullet"/>
+      <w:lvlText w:val=""/>
+      <w:lvlJc w:val="left"/>
+      <w:pPr>
+        <w:tabs>
+          <w:tab w:val="num" w:pos="5760"/>
+        </w:tabs>
+        <w:ind w:left="5760" w:hanging="360"/>
+      </w:pPr>
+      <w:rPr>
+        <w:rFonts w:ascii="Wingdings" w:hAnsi="Wingdings" w:hint="default"/>
+        <w:sz w:val="20"/>
+      </w:rPr>
+    </w:lvl>
+    <w:lvl w:ilvl="8" w:tentative="1">
+      <w:start w:val="1"/>
+      <w:numFmt w:val="bullet"/>
+      <w:lvlText w:val=""/>
+      <w:lvlJc w:val="left"/>
+      <w:pPr>
+        <w:tabs>
+          <w:tab w:val="num" w:pos="6480"/>
+        </w:tabs>
+        <w:ind w:left="6480" w:hanging="360"/>
+      </w:pPr>
+      <w:rPr>
+        <w:rFonts w:ascii="Wingdings" w:hAnsi="Wingdings" w:hint="default"/>
+        <w:sz w:val="20"/>
+      </w:rPr>
+    </w:lvl>
+  </w:abstractNum>
+  <w:abstractNum w:abstractNumId="19" w15:restartNumberingAfterBreak="0">
     <w:nsid w:val="73BE21FD"/>
     <w:multiLevelType w:val="multilevel"/>
     <w:tmpl w:val="494EBE8A"/>
@@ -8588,7 +9357,7 @@
     <w:abstractNumId w:val="8"/>
   </w:num>
   <w:num w:numId="3" w16cid:durableId="744229145">
-    <w:abstractNumId w:val="13"/>
+    <w:abstractNumId w:val="16"/>
   </w:num>
   <w:num w:numId="4" w16cid:durableId="1948921998">
     <w:abstractNumId w:val="4"/>
@@ -8597,13 +9366,13 @@
     <w:abstractNumId w:val="0"/>
   </w:num>
   <w:num w:numId="6" w16cid:durableId="737049572">
-    <w:abstractNumId w:val="15"/>
+    <w:abstractNumId w:val="19"/>
   </w:num>
   <w:num w:numId="7" w16cid:durableId="1245652089">
     <w:abstractNumId w:val="6"/>
   </w:num>
   <w:num w:numId="8" w16cid:durableId="812525661">
-    <w:abstractNumId w:val="14"/>
+    <w:abstractNumId w:val="17"/>
   </w:num>
   <w:num w:numId="9" w16cid:durableId="2008170126">
     <w:abstractNumId w:val="9"/>
@@ -8630,10 +9399,10 @@
     <w:abstractNumId w:val="7"/>
   </w:num>
   <w:num w:numId="14" w16cid:durableId="721177667">
-    <w:abstractNumId w:val="10"/>
+    <w:abstractNumId w:val="11"/>
   </w:num>
   <w:num w:numId="15" w16cid:durableId="892545743">
-    <w:abstractNumId w:val="11"/>
+    <w:abstractNumId w:val="12"/>
   </w:num>
   <w:num w:numId="16" w16cid:durableId="194588401">
     <w:abstractNumId w:val="1"/>
@@ -8642,10 +9411,22 @@
     <w:abstractNumId w:val="3"/>
   </w:num>
   <w:num w:numId="18" w16cid:durableId="1970436788">
-    <w:abstractNumId w:val="12"/>
+    <w:abstractNumId w:val="15"/>
   </w:num>
   <w:num w:numId="19" w16cid:durableId="1672681868">
     <w:abstractNumId w:val="2"/>
+  </w:num>
+  <w:num w:numId="20" w16cid:durableId="429594310">
+    <w:abstractNumId w:val="18"/>
+  </w:num>
+  <w:num w:numId="21" w16cid:durableId="1919092795">
+    <w:abstractNumId w:val="13"/>
+  </w:num>
+  <w:num w:numId="22" w16cid:durableId="1555115516">
+    <w:abstractNumId w:val="14"/>
+  </w:num>
+  <w:num w:numId="23" w16cid:durableId="1165322421">
+    <w:abstractNumId w:val="10"/>
   </w:num>
 </w:numbering>
 </file>

--- a/Documents/Chapter 2.docx
+++ b/Documents/Chapter 2.docx
@@ -299,21 +299,7 @@
         <w:rPr>
           <w:rFonts w:ascii="Times New Roman" w:eastAsia="標楷體" w:hAnsi="Times New Roman"/>
         </w:rPr>
-        <w:t xml:space="preserve"> </w:t>
-      </w:r>
-      <w:proofErr w:type="spellStart"/>
-      <w:r>
-        <w:rPr>
-          <w:rFonts w:ascii="Times New Roman" w:eastAsia="標楷體" w:hAnsi="Times New Roman"/>
-        </w:rPr>
-        <w:t>FastAPI</w:t>
-      </w:r>
-      <w:proofErr w:type="spellEnd"/>
-      <w:r>
-        <w:rPr>
-          <w:rFonts w:ascii="Times New Roman" w:eastAsia="標楷體" w:hAnsi="Times New Roman"/>
-        </w:rPr>
-        <w:t xml:space="preserve"> </w:t>
+        <w:t xml:space="preserve"> FastAPI </w:t>
       </w:r>
       <w:r>
         <w:rPr>
@@ -794,7 +780,7 @@
           <w:numId w:val="2"/>
         </w:numPr>
         <w:rPr>
-          <w:rFonts w:ascii="Times New Roman" w:eastAsia="標楷體" w:hAnsi="Times New Roman" w:hint="eastAsia"/>
+          <w:rFonts w:ascii="Times New Roman" w:eastAsia="標楷體" w:hAnsi="Times New Roman"/>
         </w:rPr>
       </w:pPr>
       <w:r>
@@ -835,7 +821,7 @@
           <w:numId w:val="2"/>
         </w:numPr>
         <w:rPr>
-          <w:rFonts w:ascii="Times New Roman" w:eastAsia="標楷體" w:hAnsi="Times New Roman" w:hint="eastAsia"/>
+          <w:rFonts w:ascii="Times New Roman" w:eastAsia="標楷體" w:hAnsi="Times New Roman"/>
         </w:rPr>
       </w:pPr>
       <w:r>
@@ -930,7 +916,7 @@
           <w:numId w:val="2"/>
         </w:numPr>
         <w:rPr>
-          <w:rFonts w:ascii="Times New Roman" w:eastAsia="標楷體" w:hAnsi="Times New Roman" w:hint="eastAsia"/>
+          <w:rFonts w:ascii="Times New Roman" w:eastAsia="標楷體" w:hAnsi="Times New Roman"/>
         </w:rPr>
       </w:pPr>
       <w:r>
@@ -955,21 +941,7 @@
         <w:rPr>
           <w:rFonts w:ascii="Times New Roman" w:eastAsia="標楷體" w:hAnsi="Times New Roman" w:hint="eastAsia"/>
         </w:rPr>
-        <w:t xml:space="preserve"> </w:t>
-      </w:r>
-      <w:proofErr w:type="spellStart"/>
-      <w:r>
-        <w:rPr>
-          <w:rFonts w:ascii="Times New Roman" w:eastAsia="標楷體" w:hAnsi="Times New Roman" w:hint="eastAsia"/>
-        </w:rPr>
-        <w:t>FastAPI</w:t>
-      </w:r>
-      <w:proofErr w:type="spellEnd"/>
-      <w:r>
-        <w:rPr>
-          <w:rFonts w:ascii="Times New Roman" w:eastAsia="標楷體" w:hAnsi="Times New Roman" w:hint="eastAsia"/>
-        </w:rPr>
-        <w:t xml:space="preserve"> </w:t>
+        <w:t xml:space="preserve"> FastAPI </w:t>
       </w:r>
       <w:r>
         <w:rPr>
@@ -1027,7 +999,7 @@
           <w:numId w:val="2"/>
         </w:numPr>
         <w:rPr>
-          <w:rFonts w:ascii="Times New Roman" w:eastAsia="標楷體" w:hAnsi="Times New Roman" w:hint="eastAsia"/>
+          <w:rFonts w:ascii="Times New Roman" w:eastAsia="標楷體" w:hAnsi="Times New Roman"/>
         </w:rPr>
       </w:pPr>
       <w:r>
@@ -1141,7 +1113,7 @@
           <w:numId w:val="2"/>
         </w:numPr>
         <w:rPr>
-          <w:rFonts w:ascii="Times New Roman" w:eastAsia="標楷體" w:hAnsi="Times New Roman" w:hint="eastAsia"/>
+          <w:rFonts w:ascii="Times New Roman" w:eastAsia="標楷體" w:hAnsi="Times New Roman"/>
         </w:rPr>
       </w:pPr>
       <w:r>
@@ -1383,7 +1355,7 @@
           <w:numId w:val="2"/>
         </w:numPr>
         <w:rPr>
-          <w:rFonts w:ascii="Times New Roman" w:eastAsia="標楷體" w:hAnsi="Times New Roman" w:hint="eastAsia"/>
+          <w:rFonts w:ascii="Times New Roman" w:eastAsia="標楷體" w:hAnsi="Times New Roman"/>
         </w:rPr>
       </w:pPr>
       <w:r>
@@ -1655,7 +1627,7 @@
           <w:numId w:val="2"/>
         </w:numPr>
         <w:rPr>
-          <w:rFonts w:ascii="Times New Roman" w:eastAsia="標楷體" w:hAnsi="Times New Roman" w:hint="eastAsia"/>
+          <w:rFonts w:ascii="Times New Roman" w:eastAsia="標楷體" w:hAnsi="Times New Roman"/>
         </w:rPr>
       </w:pPr>
       <w:r>
@@ -1910,7 +1882,7 @@
           <w:numId w:val="2"/>
         </w:numPr>
         <w:rPr>
-          <w:rFonts w:ascii="Times New Roman" w:eastAsia="標楷體" w:hAnsi="Times New Roman" w:hint="eastAsia"/>
+          <w:rFonts w:ascii="Times New Roman" w:eastAsia="標楷體" w:hAnsi="Times New Roman"/>
         </w:rPr>
       </w:pPr>
       <w:r>
@@ -2177,16 +2149,8 @@
         <w:rPr>
           <w:rFonts w:ascii="Times New Roman" w:eastAsia="標楷體" w:hAnsi="Times New Roman"/>
         </w:rPr>
-        <w:t xml:space="preserve"> </w:t>
-      </w:r>
-      <w:proofErr w:type="spellStart"/>
-      <w:r>
-        <w:rPr>
-          <w:rFonts w:ascii="Times New Roman" w:eastAsia="標楷體" w:hAnsi="Times New Roman"/>
-        </w:rPr>
-        <w:t>Riverpod</w:t>
-      </w:r>
-      <w:proofErr w:type="spellEnd"/>
+        <w:t xml:space="preserve"> Riverpod</w:t>
+      </w:r>
       <w:r>
         <w:rPr>
           <w:rFonts w:ascii="Times New Roman" w:eastAsia="標楷體" w:hAnsi="Times New Roman"/>
@@ -2233,14 +2197,30 @@
           <w:rFonts w:ascii="Times New Roman" w:eastAsia="標楷體" w:hAnsi="Times New Roman"/>
         </w:rPr>
       </w:pPr>
-      <w:proofErr w:type="spellStart"/>
-      <w:r>
-        <w:rPr>
-          <w:rFonts w:ascii="Times New Roman" w:eastAsia="標楷體" w:hAnsi="Times New Roman"/>
-        </w:rPr>
-        <w:t>FastAPI</w:t>
-      </w:r>
-      <w:proofErr w:type="spellEnd"/>
+      <w:r>
+        <w:rPr>
+          <w:rFonts w:ascii="Times New Roman" w:eastAsia="標楷體" w:hAnsi="Times New Roman"/>
+        </w:rPr>
+        <w:t xml:space="preserve">FastAPI </w:t>
+      </w:r>
+      <w:r>
+        <w:rPr>
+          <w:rFonts w:ascii="Times New Roman" w:eastAsia="標楷體" w:hAnsi="Times New Roman"/>
+        </w:rPr>
+        <w:t>高效能</w:t>
+      </w:r>
+      <w:r>
+        <w:rPr>
+          <w:rFonts w:ascii="Times New Roman" w:eastAsia="標楷體" w:hAnsi="Times New Roman"/>
+        </w:rPr>
+        <w:t xml:space="preserve"> API </w:t>
+      </w:r>
+      <w:r>
+        <w:rPr>
+          <w:rFonts w:ascii="Times New Roman" w:eastAsia="標楷體" w:hAnsi="Times New Roman"/>
+        </w:rPr>
+        <w:t>伺服器：</w:t>
+      </w:r>
       <w:r>
         <w:rPr>
           <w:rFonts w:ascii="Times New Roman" w:eastAsia="標楷體" w:hAnsi="Times New Roman"/>
@@ -2251,51 +2231,13 @@
         <w:rPr>
           <w:rFonts w:ascii="Times New Roman" w:eastAsia="標楷體" w:hAnsi="Times New Roman"/>
         </w:rPr>
-        <w:t>高效能</w:t>
-      </w:r>
-      <w:r>
-        <w:rPr>
-          <w:rFonts w:ascii="Times New Roman" w:eastAsia="標楷體" w:hAnsi="Times New Roman"/>
-        </w:rPr>
-        <w:t xml:space="preserve"> API </w:t>
-      </w:r>
-      <w:r>
-        <w:rPr>
-          <w:rFonts w:ascii="Times New Roman" w:eastAsia="標楷體" w:hAnsi="Times New Roman"/>
-        </w:rPr>
-        <w:t>伺服器：</w:t>
-      </w:r>
-      <w:r>
-        <w:rPr>
-          <w:rFonts w:ascii="Times New Roman" w:eastAsia="標楷體" w:hAnsi="Times New Roman"/>
-        </w:rPr>
-        <w:t xml:space="preserve"> </w:t>
-      </w:r>
-      <w:r>
-        <w:rPr>
-          <w:rFonts w:ascii="Times New Roman" w:eastAsia="標楷體" w:hAnsi="Times New Roman"/>
-        </w:rPr>
         <w:t>選用具備極高執行效能的</w:t>
       </w:r>
       <w:r>
         <w:rPr>
           <w:rFonts w:ascii="Times New Roman" w:eastAsia="標楷體" w:hAnsi="Times New Roman"/>
         </w:rPr>
-        <w:t xml:space="preserve"> </w:t>
-      </w:r>
-      <w:proofErr w:type="spellStart"/>
-      <w:r>
-        <w:rPr>
-          <w:rFonts w:ascii="Times New Roman" w:eastAsia="標楷體" w:hAnsi="Times New Roman"/>
-        </w:rPr>
-        <w:t>FastAPI</w:t>
-      </w:r>
-      <w:proofErr w:type="spellEnd"/>
-      <w:r>
-        <w:rPr>
-          <w:rFonts w:ascii="Times New Roman" w:eastAsia="標楷體" w:hAnsi="Times New Roman"/>
-        </w:rPr>
-        <w:t xml:space="preserve"> (Python) </w:t>
+        <w:t xml:space="preserve"> FastAPI (Python) </w:t>
       </w:r>
       <w:r>
         <w:rPr>
@@ -2392,19 +2334,11 @@
         </w:rPr>
         <w:t>文本生成），</w:t>
       </w:r>
-      <w:proofErr w:type="spellStart"/>
-      <w:r>
-        <w:rPr>
-          <w:rFonts w:ascii="Times New Roman" w:eastAsia="標楷體" w:hAnsi="Times New Roman"/>
-        </w:rPr>
-        <w:t>FastAPI</w:t>
-      </w:r>
-      <w:proofErr w:type="spellEnd"/>
-      <w:r>
-        <w:rPr>
-          <w:rFonts w:ascii="Times New Roman" w:eastAsia="標楷體" w:hAnsi="Times New Roman"/>
-        </w:rPr>
-        <w:t xml:space="preserve"> </w:t>
+      <w:r>
+        <w:rPr>
+          <w:rFonts w:ascii="Times New Roman" w:eastAsia="標楷體" w:hAnsi="Times New Roman"/>
+        </w:rPr>
+        <w:t xml:space="preserve">FastAPI </w:t>
       </w:r>
       <w:r>
         <w:rPr>
@@ -2817,21 +2751,7 @@
         <w:rPr>
           <w:rFonts w:ascii="Times New Roman" w:eastAsia="標楷體" w:hAnsi="Times New Roman"/>
         </w:rPr>
-        <w:t xml:space="preserve"> </w:t>
-      </w:r>
-      <w:proofErr w:type="spellStart"/>
-      <w:r>
-        <w:rPr>
-          <w:rFonts w:ascii="Times New Roman" w:eastAsia="標楷體" w:hAnsi="Times New Roman"/>
-        </w:rPr>
-        <w:t>FastAPI</w:t>
-      </w:r>
-      <w:proofErr w:type="spellEnd"/>
-      <w:r>
-        <w:rPr>
-          <w:rFonts w:ascii="Times New Roman" w:eastAsia="標楷體" w:hAnsi="Times New Roman"/>
-        </w:rPr>
-        <w:t xml:space="preserve"> </w:t>
+        <w:t xml:space="preserve"> FastAPI </w:t>
       </w:r>
       <w:r>
         <w:rPr>
@@ -2855,21 +2775,7 @@
         <w:rPr>
           <w:rFonts w:ascii="Times New Roman" w:eastAsia="標楷體" w:hAnsi="Times New Roman"/>
         </w:rPr>
-        <w:t xml:space="preserve"> </w:t>
-      </w:r>
-      <w:proofErr w:type="spellStart"/>
-      <w:r>
-        <w:rPr>
-          <w:rFonts w:ascii="Times New Roman" w:eastAsia="標楷體" w:hAnsi="Times New Roman"/>
-        </w:rPr>
-        <w:t>SQLAlchemy</w:t>
-      </w:r>
-      <w:proofErr w:type="spellEnd"/>
-      <w:r>
-        <w:rPr>
-          <w:rFonts w:ascii="Times New Roman" w:eastAsia="標楷體" w:hAnsi="Times New Roman"/>
-        </w:rPr>
-        <w:t xml:space="preserve"> 2.0 </w:t>
+        <w:t xml:space="preserve"> SQLAlchemy 2.0 </w:t>
       </w:r>
       <w:r>
         <w:rPr>
@@ -2881,16 +2787,8 @@
         <w:rPr>
           <w:rFonts w:ascii="Times New Roman" w:eastAsia="標楷體" w:hAnsi="Times New Roman"/>
         </w:rPr>
-        <w:t xml:space="preserve"> </w:t>
-      </w:r>
-      <w:proofErr w:type="spellStart"/>
-      <w:r>
-        <w:rPr>
-          <w:rFonts w:ascii="Times New Roman" w:eastAsia="標楷體" w:hAnsi="Times New Roman"/>
-        </w:rPr>
-        <w:t>SQLModel</w:t>
-      </w:r>
-      <w:proofErr w:type="spellEnd"/>
+        <w:t xml:space="preserve"> SQLModel</w:t>
+      </w:r>
       <w:r>
         <w:rPr>
           <w:rFonts w:ascii="Times New Roman" w:eastAsia="標楷體" w:hAnsi="Times New Roman"/>
@@ -2954,21 +2852,7 @@
         <w:rPr>
           <w:rFonts w:ascii="Times New Roman" w:eastAsia="標楷體" w:hAnsi="Times New Roman"/>
         </w:rPr>
-        <w:t xml:space="preserve"> </w:t>
-      </w:r>
-      <w:proofErr w:type="spellStart"/>
-      <w:r>
-        <w:rPr>
-          <w:rFonts w:ascii="Times New Roman" w:eastAsia="標楷體" w:hAnsi="Times New Roman"/>
-        </w:rPr>
-        <w:t>MinIO</w:t>
-      </w:r>
-      <w:proofErr w:type="spellEnd"/>
-      <w:r>
-        <w:rPr>
-          <w:rFonts w:ascii="Times New Roman" w:eastAsia="標楷體" w:hAnsi="Times New Roman"/>
-        </w:rPr>
-        <w:t xml:space="preserve"> </w:t>
+        <w:t xml:space="preserve"> MinIO </w:t>
       </w:r>
       <w:r>
         <w:rPr>
@@ -3149,7 +3033,7 @@
       <w:pPr>
         <w:ind w:firstLine="480"/>
         <w:rPr>
-          <w:rFonts w:ascii="Times New Roman" w:eastAsia="標楷體" w:hAnsi="Times New Roman" w:hint="eastAsia"/>
+          <w:rFonts w:ascii="Times New Roman" w:eastAsia="標楷體" w:hAnsi="Times New Roman"/>
         </w:rPr>
       </w:pPr>
       <w:r>
@@ -3305,7 +3189,13 @@
         <w:rPr>
           <w:rFonts w:ascii="Times New Roman" w:eastAsia="標楷體" w:hAnsi="Times New Roman"/>
         </w:rPr>
-        <w:t xml:space="preserve"> 30</w:t>
+        <w:t xml:space="preserve"> </w:t>
+      </w:r>
+      <w:r>
+        <w:rPr>
+          <w:rFonts w:ascii="Times New Roman" w:eastAsia="標楷體" w:hAnsi="Times New Roman" w:hint="eastAsia"/>
+        </w:rPr>
+        <w:t>25</w:t>
       </w:r>
       <w:r>
         <w:rPr>
@@ -3315,9 +3205,15 @@
       </w:r>
       <w:r>
         <w:rPr>
-          <w:rFonts w:ascii="Times New Roman" w:eastAsia="標楷體" w:hAnsi="Times New Roman"/>
-        </w:rPr>
-        <w:t xml:space="preserve">55 </w:t>
+          <w:rFonts w:ascii="Times New Roman" w:eastAsia="標楷體" w:hAnsi="Times New Roman" w:hint="eastAsia"/>
+        </w:rPr>
+        <w:t>60</w:t>
+      </w:r>
+      <w:r>
+        <w:rPr>
+          <w:rFonts w:ascii="Times New Roman" w:eastAsia="標楷體" w:hAnsi="Times New Roman"/>
+        </w:rPr>
+        <w:t xml:space="preserve"> </w:t>
       </w:r>
       <w:r>
         <w:rPr>
@@ -3456,7 +3352,19 @@
         <w:rPr>
           <w:rFonts w:ascii="Times New Roman" w:eastAsia="標楷體" w:hAnsi="Times New Roman"/>
         </w:rPr>
-        <w:t>雲端照護助理」，將繁瑣的吃藥、回診提醒自動化，並透過</w:t>
+        <w:t>雲端照護助理」，將繁瑣的吃藥、回診</w:t>
+      </w:r>
+      <w:r>
+        <w:rPr>
+          <w:rFonts w:ascii="Times New Roman" w:eastAsia="標楷體" w:hAnsi="Times New Roman" w:hint="eastAsia"/>
+        </w:rPr>
+        <w:t>等難常記得</w:t>
+      </w:r>
+      <w:r>
+        <w:rPr>
+          <w:rFonts w:ascii="Times New Roman" w:eastAsia="標楷體" w:hAnsi="Times New Roman"/>
+        </w:rPr>
+        <w:t>提醒自動化，並透過</w:t>
       </w:r>
       <w:r>
         <w:rPr>
@@ -3599,16 +3507,8 @@
         <w:rPr>
           <w:rFonts w:ascii="Times New Roman" w:eastAsia="標楷體" w:hAnsi="Times New Roman"/>
         </w:rPr>
-        <w:t xml:space="preserve"> </w:t>
-      </w:r>
-      <w:proofErr w:type="spellStart"/>
-      <w:r>
-        <w:rPr>
-          <w:rFonts w:ascii="Times New Roman" w:eastAsia="標楷體" w:hAnsi="Times New Roman"/>
-        </w:rPr>
-        <w:t>QRCode</w:t>
-      </w:r>
-      <w:proofErr w:type="spellEnd"/>
+        <w:t xml:space="preserve"> QRCode</w:t>
+      </w:r>
       <w:r>
         <w:rPr>
           <w:rFonts w:ascii="Times New Roman" w:eastAsia="標楷體" w:hAnsi="Times New Roman"/>
@@ -4162,6 +4062,8 @@
       <w:pPr>
         <w:rPr>
           <w:rFonts w:ascii="Times New Roman" w:eastAsia="標楷體" w:hAnsi="Times New Roman"/>
+          <w:b/>
+          <w:bCs/>
         </w:rPr>
       </w:pPr>
       <w:r>
@@ -4175,38 +4077,2609 @@
     </w:p>
     <w:tbl>
       <w:tblPr>
+        <w:tblStyle w:val="ae"/>
         <w:tblW w:w="0" w:type="auto"/>
-        <w:tblCellSpacing w:w="15" w:type="dxa"/>
-        <w:tblCellMar>
-          <w:top w:w="15" w:type="dxa"/>
-          <w:left w:w="15" w:type="dxa"/>
-          <w:bottom w:w="15" w:type="dxa"/>
-          <w:right w:w="15" w:type="dxa"/>
-        </w:tblCellMar>
         <w:tblLook w:val="04A0" w:firstRow="1" w:lastRow="0" w:firstColumn="1" w:lastColumn="0" w:noHBand="0" w:noVBand="1"/>
       </w:tblPr>
       <w:tblGrid>
-        <w:gridCol w:w="1102"/>
-        <w:gridCol w:w="2716"/>
-        <w:gridCol w:w="2817"/>
-        <w:gridCol w:w="2987"/>
+        <w:gridCol w:w="1980"/>
+        <w:gridCol w:w="2549"/>
+        <w:gridCol w:w="2549"/>
+        <w:gridCol w:w="2550"/>
+      </w:tblGrid>
+      <w:tr>
+        <w:trPr>
+          <w:trHeight w:val="1236"/>
+          <w:tblHeader/>
+        </w:trPr>
+        <w:tc>
+          <w:tcPr>
+            <w:tcW w:w="1980" w:type="dxa"/>
+            <w:vAlign w:val="center"/>
+          </w:tcPr>
+          <w:p>
+            <w:pPr>
+              <w:jc w:val="center"/>
+              <w:rPr>
+                <w:rFonts w:ascii="Times New Roman" w:eastAsia="標楷體" w:hAnsi="Times New Roman" w:hint="eastAsia"/>
+                <w:b/>
+                <w:bCs/>
+              </w:rPr>
+            </w:pPr>
+            <w:r>
+              <w:rPr>
+                <w:rFonts w:ascii="Times New Roman" w:eastAsia="標楷體" w:hAnsi="Times New Roman" w:hint="eastAsia"/>
+                <w:b/>
+                <w:bCs/>
+              </w:rPr>
+              <w:t>比較項目</w:t>
+            </w:r>
+          </w:p>
+        </w:tc>
+        <w:tc>
+          <w:tcPr>
+            <w:tcW w:w="2549" w:type="dxa"/>
+            <w:vAlign w:val="center"/>
+          </w:tcPr>
+          <w:p>
+            <w:pPr>
+              <w:jc w:val="center"/>
+              <w:rPr>
+                <w:rFonts w:ascii="Times New Roman" w:eastAsia="標楷體" w:hAnsi="Times New Roman" w:hint="eastAsia"/>
+                <w:b/>
+                <w:bCs/>
+              </w:rPr>
+            </w:pPr>
+            <w:r>
+              <w:rPr>
+                <w:rFonts w:ascii="Times New Roman" w:eastAsia="標楷體" w:hAnsi="Times New Roman" w:hint="eastAsia"/>
+                <w:b/>
+                <w:bCs/>
+              </w:rPr>
+              <w:t xml:space="preserve">Uban </w:t>
+            </w:r>
+            <w:r>
+              <w:rPr>
+                <w:rFonts w:ascii="Times New Roman" w:eastAsia="標楷體" w:hAnsi="Times New Roman" w:hint="eastAsia"/>
+                <w:b/>
+                <w:bCs/>
+              </w:rPr>
+              <w:t>系統</w:t>
+            </w:r>
+            <w:r>
+              <w:rPr>
+                <w:rFonts w:ascii="Times New Roman" w:eastAsia="標楷體" w:hAnsi="Times New Roman" w:hint="eastAsia"/>
+                <w:b/>
+                <w:bCs/>
+              </w:rPr>
+              <w:t xml:space="preserve"> (</w:t>
+            </w:r>
+            <w:r>
+              <w:rPr>
+                <w:rFonts w:ascii="Times New Roman" w:eastAsia="標楷體" w:hAnsi="Times New Roman" w:hint="eastAsia"/>
+                <w:b/>
+                <w:bCs/>
+              </w:rPr>
+              <w:t>本專案</w:t>
+            </w:r>
+            <w:r>
+              <w:rPr>
+                <w:rFonts w:ascii="Times New Roman" w:eastAsia="標楷體" w:hAnsi="Times New Roman" w:hint="eastAsia"/>
+                <w:b/>
+                <w:bCs/>
+              </w:rPr>
+              <w:t>)</w:t>
+            </w:r>
+          </w:p>
+        </w:tc>
+        <w:tc>
+          <w:tcPr>
+            <w:tcW w:w="2549" w:type="dxa"/>
+            <w:vAlign w:val="center"/>
+          </w:tcPr>
+          <w:p>
+            <w:pPr>
+              <w:jc w:val="center"/>
+              <w:rPr>
+                <w:rFonts w:ascii="Times New Roman" w:eastAsia="標楷體" w:hAnsi="Times New Roman" w:hint="eastAsia"/>
+                <w:b/>
+                <w:bCs/>
+              </w:rPr>
+            </w:pPr>
+            <w:r>
+              <w:rPr>
+                <w:rFonts w:ascii="Times New Roman" w:eastAsia="標楷體" w:hAnsi="Times New Roman" w:hint="eastAsia"/>
+                <w:b/>
+                <w:bCs/>
+              </w:rPr>
+              <w:t>智齡科技</w:t>
+            </w:r>
+            <w:r>
+              <w:rPr>
+                <w:rFonts w:ascii="Times New Roman" w:eastAsia="標楷體" w:hAnsi="Times New Roman" w:hint="eastAsia"/>
+                <w:b/>
+                <w:bCs/>
+              </w:rPr>
+              <w:t xml:space="preserve"> Jubo </w:t>
+            </w:r>
+            <w:r>
+              <w:rPr>
+                <w:rFonts w:ascii="Times New Roman" w:eastAsia="標楷體" w:hAnsi="Times New Roman" w:hint="eastAsia"/>
+                <w:b/>
+                <w:bCs/>
+              </w:rPr>
+              <w:t>家人安心寶</w:t>
+            </w:r>
+          </w:p>
+        </w:tc>
+        <w:tc>
+          <w:tcPr>
+            <w:tcW w:w="2550" w:type="dxa"/>
+            <w:vAlign w:val="center"/>
+          </w:tcPr>
+          <w:p>
+            <w:pPr>
+              <w:jc w:val="center"/>
+              <w:rPr>
+                <w:rFonts w:ascii="Times New Roman" w:eastAsia="標楷體" w:hAnsi="Times New Roman" w:hint="eastAsia"/>
+                <w:b/>
+                <w:bCs/>
+              </w:rPr>
+            </w:pPr>
+            <w:r>
+              <w:rPr>
+                <w:rFonts w:ascii="Times New Roman" w:eastAsia="標楷體" w:hAnsi="Times New Roman" w:hint="eastAsia"/>
+                <w:b/>
+                <w:bCs/>
+              </w:rPr>
+              <w:t>智抗糖</w:t>
+            </w:r>
+            <w:r>
+              <w:rPr>
+                <w:rFonts w:ascii="Times New Roman" w:eastAsia="標楷體" w:hAnsi="Times New Roman" w:hint="eastAsia"/>
+                <w:b/>
+                <w:bCs/>
+              </w:rPr>
+              <w:t xml:space="preserve"> Health2Sync</w:t>
+            </w:r>
+          </w:p>
+        </w:tc>
+      </w:tr>
+      <w:tr>
+        <w:trPr>
+          <w:trHeight w:val="1236"/>
+        </w:trPr>
+        <w:tc>
+          <w:tcPr>
+            <w:tcW w:w="1980" w:type="dxa"/>
+            <w:vAlign w:val="center"/>
+          </w:tcPr>
+          <w:p>
+            <w:pPr>
+              <w:jc w:val="center"/>
+              <w:rPr>
+                <w:rFonts w:ascii="Times New Roman" w:eastAsia="標楷體" w:hAnsi="Times New Roman" w:hint="eastAsia"/>
+              </w:rPr>
+            </w:pPr>
+            <w:r>
+              <w:rPr>
+                <w:rFonts w:ascii="Times New Roman" w:eastAsia="標楷體" w:hAnsi="Times New Roman" w:hint="eastAsia"/>
+              </w:rPr>
+              <w:t>核心目標</w:t>
+            </w:r>
+          </w:p>
+        </w:tc>
+        <w:tc>
+          <w:tcPr>
+            <w:tcW w:w="2549" w:type="dxa"/>
+            <w:vAlign w:val="center"/>
+          </w:tcPr>
+          <w:p>
+            <w:pPr>
+              <w:jc w:val="center"/>
+              <w:rPr>
+                <w:rFonts w:ascii="Times New Roman" w:eastAsia="標楷體" w:hAnsi="Times New Roman" w:hint="eastAsia"/>
+              </w:rPr>
+            </w:pPr>
+            <w:r>
+              <w:rPr>
+                <w:rFonts w:ascii="Times New Roman" w:eastAsia="標楷體" w:hAnsi="Times New Roman" w:hint="eastAsia"/>
+              </w:rPr>
+              <w:t xml:space="preserve">AI </w:t>
+            </w:r>
+            <w:r>
+              <w:rPr>
+                <w:rFonts w:ascii="Times New Roman" w:eastAsia="標楷體" w:hAnsi="Times New Roman" w:hint="eastAsia"/>
+              </w:rPr>
+              <w:t>語音陪伴與家屬排程助理</w:t>
+            </w:r>
+          </w:p>
+        </w:tc>
+        <w:tc>
+          <w:tcPr>
+            <w:tcW w:w="2549" w:type="dxa"/>
+            <w:vAlign w:val="center"/>
+          </w:tcPr>
+          <w:p>
+            <w:pPr>
+              <w:jc w:val="center"/>
+              <w:rPr>
+                <w:rFonts w:ascii="Times New Roman" w:eastAsia="標楷體" w:hAnsi="Times New Roman" w:hint="eastAsia"/>
+              </w:rPr>
+            </w:pPr>
+            <w:r>
+              <w:rPr>
+                <w:rFonts w:ascii="Times New Roman" w:eastAsia="標楷體" w:hAnsi="Times New Roman" w:hint="eastAsia"/>
+              </w:rPr>
+              <w:t>專業長照機構管理與家屬檢視</w:t>
+            </w:r>
+          </w:p>
+        </w:tc>
+        <w:tc>
+          <w:tcPr>
+            <w:tcW w:w="2550" w:type="dxa"/>
+            <w:vAlign w:val="center"/>
+          </w:tcPr>
+          <w:p>
+            <w:pPr>
+              <w:jc w:val="center"/>
+              <w:rPr>
+                <w:rFonts w:ascii="Times New Roman" w:eastAsia="標楷體" w:hAnsi="Times New Roman" w:hint="eastAsia"/>
+              </w:rPr>
+            </w:pPr>
+            <w:r>
+              <w:rPr>
+                <w:rFonts w:ascii="Times New Roman" w:eastAsia="標楷體" w:hAnsi="Times New Roman" w:hint="eastAsia"/>
+              </w:rPr>
+              <w:t>居家慢性病數據追蹤與衛教管理</w:t>
+            </w:r>
+          </w:p>
+        </w:tc>
+      </w:tr>
+      <w:tr>
+        <w:trPr>
+          <w:trHeight w:val="1236"/>
+        </w:trPr>
+        <w:tc>
+          <w:tcPr>
+            <w:tcW w:w="1980" w:type="dxa"/>
+            <w:vAlign w:val="center"/>
+          </w:tcPr>
+          <w:p>
+            <w:pPr>
+              <w:jc w:val="center"/>
+              <w:rPr>
+                <w:rFonts w:ascii="Times New Roman" w:eastAsia="標楷體" w:hAnsi="Times New Roman" w:hint="eastAsia"/>
+              </w:rPr>
+            </w:pPr>
+            <w:r>
+              <w:rPr>
+                <w:rFonts w:ascii="Times New Roman" w:eastAsia="標楷體" w:hAnsi="Times New Roman" w:hint="eastAsia"/>
+              </w:rPr>
+              <w:t>主打功能</w:t>
+            </w:r>
+          </w:p>
+        </w:tc>
+        <w:tc>
+          <w:tcPr>
+            <w:tcW w:w="2549" w:type="dxa"/>
+            <w:vAlign w:val="center"/>
+          </w:tcPr>
+          <w:p>
+            <w:pPr>
+              <w:jc w:val="center"/>
+              <w:rPr>
+                <w:rFonts w:ascii="Times New Roman" w:eastAsia="標楷體" w:hAnsi="Times New Roman" w:hint="eastAsia"/>
+              </w:rPr>
+            </w:pPr>
+            <w:r>
+              <w:rPr>
+                <w:rFonts w:ascii="Times New Roman" w:eastAsia="標楷體" w:hAnsi="Times New Roman" w:hint="eastAsia"/>
+              </w:rPr>
+              <w:t xml:space="preserve">AI </w:t>
+            </w:r>
+            <w:r>
+              <w:rPr>
+                <w:rFonts w:ascii="Times New Roman" w:eastAsia="標楷體" w:hAnsi="Times New Roman" w:hint="eastAsia"/>
+              </w:rPr>
+              <w:t>語意分析、全語音交互、趣味養成</w:t>
+            </w:r>
+          </w:p>
+        </w:tc>
+        <w:tc>
+          <w:tcPr>
+            <w:tcW w:w="2549" w:type="dxa"/>
+            <w:vAlign w:val="center"/>
+          </w:tcPr>
+          <w:p>
+            <w:pPr>
+              <w:jc w:val="center"/>
+              <w:rPr>
+                <w:rFonts w:ascii="Times New Roman" w:eastAsia="標楷體" w:hAnsi="Times New Roman" w:hint="eastAsia"/>
+              </w:rPr>
+            </w:pPr>
+            <w:r>
+              <w:rPr>
+                <w:rFonts w:ascii="Times New Roman" w:eastAsia="標楷體" w:hAnsi="Times New Roman" w:hint="eastAsia"/>
+              </w:rPr>
+              <w:t>電子照護紀錄、機構月費帳單</w:t>
+            </w:r>
+          </w:p>
+        </w:tc>
+        <w:tc>
+          <w:tcPr>
+            <w:tcW w:w="2550" w:type="dxa"/>
+            <w:vAlign w:val="center"/>
+          </w:tcPr>
+          <w:p>
+            <w:pPr>
+              <w:jc w:val="center"/>
+              <w:rPr>
+                <w:rFonts w:ascii="Times New Roman" w:eastAsia="標楷體" w:hAnsi="Times New Roman" w:hint="eastAsia"/>
+              </w:rPr>
+            </w:pPr>
+            <w:r>
+              <w:rPr>
+                <w:rFonts w:ascii="Times New Roman" w:eastAsia="標楷體" w:hAnsi="Times New Roman" w:hint="eastAsia"/>
+              </w:rPr>
+              <w:t>藍牙串接生理量測設備、圖表化數據</w:t>
+            </w:r>
+          </w:p>
+        </w:tc>
+      </w:tr>
+      <w:tr>
+        <w:trPr>
+          <w:trHeight w:val="1236"/>
+        </w:trPr>
+        <w:tc>
+          <w:tcPr>
+            <w:tcW w:w="1980" w:type="dxa"/>
+            <w:vAlign w:val="center"/>
+          </w:tcPr>
+          <w:p>
+            <w:pPr>
+              <w:jc w:val="center"/>
+              <w:rPr>
+                <w:rFonts w:ascii="Times New Roman" w:eastAsia="標楷體" w:hAnsi="Times New Roman" w:hint="eastAsia"/>
+              </w:rPr>
+            </w:pPr>
+            <w:r>
+              <w:rPr>
+                <w:rFonts w:ascii="Times New Roman" w:eastAsia="標楷體" w:hAnsi="Times New Roman" w:hint="eastAsia"/>
+              </w:rPr>
+              <w:lastRenderedPageBreak/>
+              <w:t>長輩</w:t>
+            </w:r>
+            <w:r>
+              <w:rPr>
+                <w:rFonts w:ascii="Times New Roman" w:eastAsia="標楷體" w:hAnsi="Times New Roman" w:hint="eastAsia"/>
+              </w:rPr>
+              <w:t>操作門檻</w:t>
+            </w:r>
+          </w:p>
+        </w:tc>
+        <w:tc>
+          <w:tcPr>
+            <w:tcW w:w="2549" w:type="dxa"/>
+            <w:vAlign w:val="center"/>
+          </w:tcPr>
+          <w:p>
+            <w:pPr>
+              <w:jc w:val="center"/>
+              <w:rPr>
+                <w:rFonts w:ascii="Times New Roman" w:eastAsia="標楷體" w:hAnsi="Times New Roman" w:hint="eastAsia"/>
+              </w:rPr>
+            </w:pPr>
+            <w:r>
+              <w:rPr>
+                <w:rFonts w:ascii="Times New Roman" w:eastAsia="標楷體" w:hAnsi="Times New Roman" w:hint="eastAsia"/>
+              </w:rPr>
+              <w:t>極低</w:t>
+            </w:r>
+            <w:r>
+              <w:rPr>
+                <w:rFonts w:ascii="Times New Roman" w:eastAsia="標楷體" w:hAnsi="Times New Roman" w:hint="eastAsia"/>
+              </w:rPr>
+              <w:t xml:space="preserve"> (</w:t>
+            </w:r>
+            <w:r>
+              <w:rPr>
+                <w:rFonts w:ascii="Times New Roman" w:eastAsia="標楷體" w:hAnsi="Times New Roman" w:hint="eastAsia"/>
+              </w:rPr>
+              <w:t>長者全程免打字，語音操作</w:t>
+            </w:r>
+            <w:r>
+              <w:rPr>
+                <w:rFonts w:ascii="Times New Roman" w:eastAsia="標楷體" w:hAnsi="Times New Roman" w:hint="eastAsia"/>
+              </w:rPr>
+              <w:t>)</w:t>
+            </w:r>
+          </w:p>
+        </w:tc>
+        <w:tc>
+          <w:tcPr>
+            <w:tcW w:w="2549" w:type="dxa"/>
+            <w:vAlign w:val="center"/>
+          </w:tcPr>
+          <w:p>
+            <w:pPr>
+              <w:jc w:val="center"/>
+              <w:rPr>
+                <w:rFonts w:ascii="Times New Roman" w:eastAsia="標楷體" w:hAnsi="Times New Roman" w:hint="eastAsia"/>
+              </w:rPr>
+            </w:pPr>
+            <w:r>
+              <w:rPr>
+                <w:rFonts w:ascii="Times New Roman" w:eastAsia="標楷體" w:hAnsi="Times New Roman" w:hint="eastAsia"/>
+              </w:rPr>
+              <w:t>高</w:t>
+            </w:r>
+            <w:r>
+              <w:rPr>
+                <w:rFonts w:ascii="Times New Roman" w:eastAsia="標楷體" w:hAnsi="Times New Roman" w:hint="eastAsia"/>
+              </w:rPr>
+              <w:t xml:space="preserve"> (</w:t>
+            </w:r>
+            <w:r>
+              <w:rPr>
+                <w:rFonts w:ascii="Times New Roman" w:eastAsia="標楷體" w:hAnsi="Times New Roman" w:hint="eastAsia"/>
+              </w:rPr>
+              <w:t>長輩無法使用，</w:t>
+            </w:r>
+            <w:r>
+              <w:rPr>
+                <w:rFonts w:ascii="Times New Roman" w:eastAsia="標楷體" w:hAnsi="Times New Roman" w:hint="eastAsia"/>
+              </w:rPr>
+              <w:t>僅能以家屬身分單向查詢</w:t>
+            </w:r>
+            <w:r>
+              <w:rPr>
+                <w:rFonts w:ascii="Times New Roman" w:eastAsia="標楷體" w:hAnsi="Times New Roman" w:hint="eastAsia"/>
+              </w:rPr>
+              <w:t>)</w:t>
+            </w:r>
+          </w:p>
+        </w:tc>
+        <w:tc>
+          <w:tcPr>
+            <w:tcW w:w="2550" w:type="dxa"/>
+            <w:vAlign w:val="center"/>
+          </w:tcPr>
+          <w:p>
+            <w:pPr>
+              <w:jc w:val="center"/>
+              <w:rPr>
+                <w:rFonts w:ascii="Times New Roman" w:eastAsia="標楷體" w:hAnsi="Times New Roman" w:hint="eastAsia"/>
+              </w:rPr>
+            </w:pPr>
+            <w:r>
+              <w:rPr>
+                <w:rFonts w:ascii="Times New Roman" w:eastAsia="標楷體" w:hAnsi="Times New Roman" w:hint="eastAsia"/>
+              </w:rPr>
+              <w:t>中高</w:t>
+            </w:r>
+            <w:r>
+              <w:rPr>
+                <w:rFonts w:ascii="Times New Roman" w:eastAsia="標楷體" w:hAnsi="Times New Roman" w:hint="eastAsia"/>
+              </w:rPr>
+              <w:t xml:space="preserve"> (</w:t>
+            </w:r>
+            <w:r>
+              <w:rPr>
+                <w:rFonts w:ascii="Times New Roman" w:eastAsia="標楷體" w:hAnsi="Times New Roman" w:hint="eastAsia"/>
+              </w:rPr>
+              <w:t>需自行輸入數值與瀏覽複雜圖表</w:t>
+            </w:r>
+            <w:r>
+              <w:rPr>
+                <w:rFonts w:ascii="Times New Roman" w:eastAsia="標楷體" w:hAnsi="Times New Roman" w:hint="eastAsia"/>
+              </w:rPr>
+              <w:t>)</w:t>
+            </w:r>
+          </w:p>
+        </w:tc>
+      </w:tr>
+      <w:tr>
+        <w:trPr>
+          <w:trHeight w:val="1236"/>
+        </w:trPr>
+        <w:tc>
+          <w:tcPr>
+            <w:tcW w:w="1980" w:type="dxa"/>
+            <w:vAlign w:val="center"/>
+          </w:tcPr>
+          <w:p>
+            <w:pPr>
+              <w:jc w:val="center"/>
+              <w:rPr>
+                <w:rFonts w:ascii="Times New Roman" w:eastAsia="標楷體" w:hAnsi="Times New Roman" w:hint="eastAsia"/>
+              </w:rPr>
+            </w:pPr>
+            <w:r>
+              <w:rPr>
+                <w:rFonts w:ascii="Times New Roman" w:eastAsia="標楷體" w:hAnsi="Times New Roman" w:hint="eastAsia"/>
+              </w:rPr>
+              <w:t>技術特色</w:t>
+            </w:r>
+          </w:p>
+        </w:tc>
+        <w:tc>
+          <w:tcPr>
+            <w:tcW w:w="2549" w:type="dxa"/>
+            <w:vAlign w:val="center"/>
+          </w:tcPr>
+          <w:p>
+            <w:pPr>
+              <w:jc w:val="center"/>
+              <w:rPr>
+                <w:rFonts w:ascii="Times New Roman" w:eastAsia="標楷體" w:hAnsi="Times New Roman" w:hint="eastAsia"/>
+              </w:rPr>
+            </w:pPr>
+            <w:r>
+              <w:rPr>
+                <w:rFonts w:ascii="Times New Roman" w:eastAsia="標楷體" w:hAnsi="Times New Roman" w:hint="eastAsia"/>
+              </w:rPr>
+              <w:t xml:space="preserve">FastAPI + Flutter + LLM </w:t>
+            </w:r>
+            <w:r>
+              <w:rPr>
+                <w:rFonts w:ascii="Times New Roman" w:eastAsia="標楷體" w:hAnsi="Times New Roman" w:hint="eastAsia"/>
+              </w:rPr>
+              <w:t>語意洞察</w:t>
+            </w:r>
+          </w:p>
+        </w:tc>
+        <w:tc>
+          <w:tcPr>
+            <w:tcW w:w="2549" w:type="dxa"/>
+            <w:vAlign w:val="center"/>
+          </w:tcPr>
+          <w:p>
+            <w:pPr>
+              <w:jc w:val="center"/>
+              <w:rPr>
+                <w:rFonts w:ascii="Times New Roman" w:eastAsia="標楷體" w:hAnsi="Times New Roman" w:hint="eastAsia"/>
+              </w:rPr>
+            </w:pPr>
+            <w:r>
+              <w:rPr>
+                <w:rFonts w:ascii="Times New Roman" w:eastAsia="標楷體" w:hAnsi="Times New Roman" w:hint="eastAsia"/>
+              </w:rPr>
+              <w:t>醫用設備物聯網整合、大數據預測</w:t>
+            </w:r>
+          </w:p>
+        </w:tc>
+        <w:tc>
+          <w:tcPr>
+            <w:tcW w:w="2550" w:type="dxa"/>
+            <w:vAlign w:val="center"/>
+          </w:tcPr>
+          <w:p>
+            <w:pPr>
+              <w:jc w:val="center"/>
+              <w:rPr>
+                <w:rFonts w:ascii="Times New Roman" w:eastAsia="標楷體" w:hAnsi="Times New Roman" w:hint="eastAsia"/>
+              </w:rPr>
+            </w:pPr>
+            <w:r>
+              <w:rPr>
+                <w:rFonts w:ascii="Times New Roman" w:eastAsia="標楷體" w:hAnsi="Times New Roman" w:hint="eastAsia"/>
+              </w:rPr>
+              <w:t>醫療設備藍牙對接、自動化衛教機器人</w:t>
+            </w:r>
+          </w:p>
+        </w:tc>
+      </w:tr>
+      <w:tr>
+        <w:trPr>
+          <w:trHeight w:val="1236"/>
+        </w:trPr>
+        <w:tc>
+          <w:tcPr>
+            <w:tcW w:w="1980" w:type="dxa"/>
+            <w:vAlign w:val="center"/>
+          </w:tcPr>
+          <w:p>
+            <w:pPr>
+              <w:jc w:val="center"/>
+              <w:rPr>
+                <w:rFonts w:ascii="Times New Roman" w:eastAsia="標楷體" w:hAnsi="Times New Roman" w:hint="eastAsia"/>
+              </w:rPr>
+            </w:pPr>
+            <w:r>
+              <w:rPr>
+                <w:rFonts w:ascii="Times New Roman" w:eastAsia="標楷體" w:hAnsi="Times New Roman" w:hint="eastAsia"/>
+              </w:rPr>
+              <w:t>家屬參與度</w:t>
+            </w:r>
+          </w:p>
+        </w:tc>
+        <w:tc>
+          <w:tcPr>
+            <w:tcW w:w="2549" w:type="dxa"/>
+            <w:vAlign w:val="center"/>
+          </w:tcPr>
+          <w:p>
+            <w:pPr>
+              <w:jc w:val="center"/>
+              <w:rPr>
+                <w:rFonts w:ascii="Times New Roman" w:eastAsia="標楷體" w:hAnsi="Times New Roman" w:hint="eastAsia"/>
+              </w:rPr>
+            </w:pPr>
+            <w:r>
+              <w:rPr>
+                <w:rFonts w:ascii="Times New Roman" w:eastAsia="標楷體" w:hAnsi="Times New Roman" w:hint="eastAsia"/>
+              </w:rPr>
+              <w:t>極高</w:t>
+            </w:r>
+            <w:r>
+              <w:rPr>
+                <w:rFonts w:ascii="Times New Roman" w:eastAsia="標楷體" w:hAnsi="Times New Roman" w:hint="eastAsia"/>
+              </w:rPr>
+              <w:t xml:space="preserve"> (</w:t>
+            </w:r>
+            <w:r>
+              <w:rPr>
+                <w:rFonts w:ascii="Times New Roman" w:eastAsia="標楷體" w:hAnsi="Times New Roman" w:hint="eastAsia"/>
+              </w:rPr>
+              <w:t>雙端設計，家屬主導排程與檢視</w:t>
+            </w:r>
+            <w:r>
+              <w:rPr>
+                <w:rFonts w:ascii="Times New Roman" w:eastAsia="標楷體" w:hAnsi="Times New Roman" w:hint="eastAsia"/>
+              </w:rPr>
+              <w:t>)</w:t>
+            </w:r>
+          </w:p>
+        </w:tc>
+        <w:tc>
+          <w:tcPr>
+            <w:tcW w:w="2549" w:type="dxa"/>
+            <w:vAlign w:val="center"/>
+          </w:tcPr>
+          <w:p>
+            <w:pPr>
+              <w:jc w:val="center"/>
+              <w:rPr>
+                <w:rFonts w:ascii="Times New Roman" w:eastAsia="標楷體" w:hAnsi="Times New Roman" w:hint="eastAsia"/>
+              </w:rPr>
+            </w:pPr>
+            <w:r>
+              <w:rPr>
+                <w:rFonts w:ascii="Times New Roman" w:eastAsia="標楷體" w:hAnsi="Times New Roman" w:hint="eastAsia"/>
+              </w:rPr>
+              <w:t>中</w:t>
+            </w:r>
+            <w:r>
+              <w:rPr>
+                <w:rFonts w:ascii="Times New Roman" w:eastAsia="標楷體" w:hAnsi="Times New Roman" w:hint="eastAsia"/>
+              </w:rPr>
+              <w:t xml:space="preserve"> (</w:t>
+            </w:r>
+            <w:r>
+              <w:rPr>
+                <w:rFonts w:ascii="Times New Roman" w:eastAsia="標楷體" w:hAnsi="Times New Roman" w:hint="eastAsia"/>
+              </w:rPr>
+              <w:t>單向接收機構發布的照護報表</w:t>
+            </w:r>
+            <w:r>
+              <w:rPr>
+                <w:rFonts w:ascii="Times New Roman" w:eastAsia="標楷體" w:hAnsi="Times New Roman" w:hint="eastAsia"/>
+              </w:rPr>
+              <w:t>)</w:t>
+            </w:r>
+          </w:p>
+        </w:tc>
+        <w:tc>
+          <w:tcPr>
+            <w:tcW w:w="2550" w:type="dxa"/>
+            <w:vAlign w:val="center"/>
+          </w:tcPr>
+          <w:p>
+            <w:pPr>
+              <w:jc w:val="center"/>
+              <w:rPr>
+                <w:rFonts w:ascii="Times New Roman" w:eastAsia="標楷體" w:hAnsi="Times New Roman" w:hint="eastAsia"/>
+              </w:rPr>
+            </w:pPr>
+            <w:r>
+              <w:rPr>
+                <w:rFonts w:ascii="Times New Roman" w:eastAsia="標楷體" w:hAnsi="Times New Roman" w:hint="eastAsia"/>
+              </w:rPr>
+              <w:t>中</w:t>
+            </w:r>
+            <w:r>
+              <w:rPr>
+                <w:rFonts w:ascii="Times New Roman" w:eastAsia="標楷體" w:hAnsi="Times New Roman" w:hint="eastAsia"/>
+              </w:rPr>
+              <w:t xml:space="preserve"> (</w:t>
+            </w:r>
+            <w:r>
+              <w:rPr>
+                <w:rFonts w:ascii="Times New Roman" w:eastAsia="標楷體" w:hAnsi="Times New Roman" w:hint="eastAsia"/>
+              </w:rPr>
+              <w:t>可綁定家屬帳號從旁觀測數據異常</w:t>
+            </w:r>
+            <w:r>
+              <w:rPr>
+                <w:rFonts w:ascii="Times New Roman" w:eastAsia="標楷體" w:hAnsi="Times New Roman" w:hint="eastAsia"/>
+              </w:rPr>
+              <w:t>)</w:t>
+            </w:r>
+          </w:p>
+        </w:tc>
+      </w:tr>
+    </w:tbl>
+    <w:p>
+      <w:pPr>
+        <w:rPr>
+          <w:rFonts w:ascii="Times New Roman" w:eastAsia="標楷體" w:hAnsi="Times New Roman"/>
+        </w:rPr>
+      </w:pPr>
+    </w:p>
+    <w:tbl>
+      <w:tblPr>
+        <w:tblStyle w:val="ae"/>
+        <w:tblW w:w="9634" w:type="dxa"/>
+        <w:tblLook w:val="04A0" w:firstRow="1" w:lastRow="0" w:firstColumn="1" w:lastColumn="0" w:noHBand="0" w:noVBand="1"/>
+      </w:tblPr>
+      <w:tblGrid>
+        <w:gridCol w:w="2408"/>
+        <w:gridCol w:w="2409"/>
+        <w:gridCol w:w="2408"/>
+        <w:gridCol w:w="2409"/>
+      </w:tblGrid>
+      <w:tr>
+        <w:trPr>
+          <w:trHeight w:val="945"/>
+        </w:trPr>
+        <w:tc>
+          <w:tcPr>
+            <w:tcW w:w="2408" w:type="dxa"/>
+            <w:vAlign w:val="center"/>
+          </w:tcPr>
+          <w:p>
+            <w:pPr>
+              <w:jc w:val="center"/>
+              <w:rPr>
+                <w:rFonts w:ascii="Times New Roman" w:eastAsia="標楷體" w:hAnsi="Times New Roman" w:hint="eastAsia"/>
+                <w:b/>
+                <w:bCs/>
+              </w:rPr>
+            </w:pPr>
+            <w:r>
+              <w:rPr>
+                <w:rFonts w:ascii="Times New Roman" w:eastAsia="標楷體" w:hAnsi="Times New Roman" w:hint="eastAsia"/>
+                <w:b/>
+                <w:bCs/>
+              </w:rPr>
+              <w:t>具體功能項目</w:t>
+            </w:r>
+          </w:p>
+        </w:tc>
+        <w:tc>
+          <w:tcPr>
+            <w:tcW w:w="2409" w:type="dxa"/>
+            <w:vAlign w:val="center"/>
+          </w:tcPr>
+          <w:p>
+            <w:pPr>
+              <w:jc w:val="center"/>
+              <w:rPr>
+                <w:rFonts w:ascii="Times New Roman" w:eastAsia="標楷體" w:hAnsi="Times New Roman" w:hint="eastAsia"/>
+                <w:b/>
+                <w:bCs/>
+              </w:rPr>
+            </w:pPr>
+            <w:r>
+              <w:rPr>
+                <w:rFonts w:ascii="Times New Roman" w:eastAsia="標楷體" w:hAnsi="Times New Roman" w:hint="eastAsia"/>
+                <w:b/>
+                <w:bCs/>
+              </w:rPr>
+              <w:t xml:space="preserve">Uban </w:t>
+            </w:r>
+            <w:r>
+              <w:rPr>
+                <w:rFonts w:ascii="Times New Roman" w:eastAsia="標楷體" w:hAnsi="Times New Roman" w:hint="eastAsia"/>
+                <w:b/>
+                <w:bCs/>
+              </w:rPr>
+              <w:t>系統</w:t>
+            </w:r>
+            <w:r>
+              <w:rPr>
+                <w:rFonts w:ascii="Times New Roman" w:eastAsia="標楷體" w:hAnsi="Times New Roman" w:hint="eastAsia"/>
+                <w:b/>
+                <w:bCs/>
+              </w:rPr>
+              <w:t xml:space="preserve"> (</w:t>
+            </w:r>
+            <w:r>
+              <w:rPr>
+                <w:rFonts w:ascii="Times New Roman" w:eastAsia="標楷體" w:hAnsi="Times New Roman" w:hint="eastAsia"/>
+                <w:b/>
+                <w:bCs/>
+              </w:rPr>
+              <w:t>本專案</w:t>
+            </w:r>
+            <w:r>
+              <w:rPr>
+                <w:rFonts w:ascii="Times New Roman" w:eastAsia="標楷體" w:hAnsi="Times New Roman" w:hint="eastAsia"/>
+                <w:b/>
+                <w:bCs/>
+              </w:rPr>
+              <w:t>)</w:t>
+            </w:r>
+          </w:p>
+        </w:tc>
+        <w:tc>
+          <w:tcPr>
+            <w:tcW w:w="2408" w:type="dxa"/>
+            <w:vAlign w:val="center"/>
+          </w:tcPr>
+          <w:p>
+            <w:pPr>
+              <w:jc w:val="center"/>
+              <w:rPr>
+                <w:rFonts w:ascii="Times New Roman" w:eastAsia="標楷體" w:hAnsi="Times New Roman" w:hint="eastAsia"/>
+                <w:b/>
+                <w:bCs/>
+              </w:rPr>
+            </w:pPr>
+            <w:r>
+              <w:rPr>
+                <w:rFonts w:ascii="Times New Roman" w:eastAsia="標楷體" w:hAnsi="Times New Roman" w:hint="eastAsia"/>
+                <w:b/>
+                <w:bCs/>
+              </w:rPr>
+              <w:t xml:space="preserve">Jubo </w:t>
+            </w:r>
+            <w:r>
+              <w:rPr>
+                <w:rFonts w:ascii="Times New Roman" w:eastAsia="標楷體" w:hAnsi="Times New Roman" w:hint="eastAsia"/>
+                <w:b/>
+                <w:bCs/>
+              </w:rPr>
+              <w:t>家人安心寶</w:t>
+            </w:r>
+          </w:p>
+        </w:tc>
+        <w:tc>
+          <w:tcPr>
+            <w:tcW w:w="2409" w:type="dxa"/>
+            <w:vAlign w:val="center"/>
+          </w:tcPr>
+          <w:p>
+            <w:pPr>
+              <w:jc w:val="center"/>
+              <w:rPr>
+                <w:rFonts w:ascii="Times New Roman" w:eastAsia="標楷體" w:hAnsi="Times New Roman" w:hint="eastAsia"/>
+                <w:b/>
+                <w:bCs/>
+              </w:rPr>
+            </w:pPr>
+            <w:r>
+              <w:rPr>
+                <w:rFonts w:ascii="Times New Roman" w:eastAsia="標楷體" w:hAnsi="Times New Roman" w:hint="eastAsia"/>
+                <w:b/>
+                <w:bCs/>
+              </w:rPr>
+              <w:t>智抗糖</w:t>
+            </w:r>
+            <w:r>
+              <w:rPr>
+                <w:rFonts w:ascii="Times New Roman" w:eastAsia="標楷體" w:hAnsi="Times New Roman" w:hint="eastAsia"/>
+                <w:b/>
+                <w:bCs/>
+              </w:rPr>
+              <w:t xml:space="preserve"> Health2Sync</w:t>
+            </w:r>
+          </w:p>
+        </w:tc>
+      </w:tr>
+      <w:tr>
+        <w:trPr>
+          <w:trHeight w:val="945"/>
+        </w:trPr>
+        <w:tc>
+          <w:tcPr>
+            <w:tcW w:w="2408" w:type="dxa"/>
+            <w:vAlign w:val="center"/>
+          </w:tcPr>
+          <w:p>
+            <w:pPr>
+              <w:jc w:val="center"/>
+              <w:rPr>
+                <w:rFonts w:ascii="Times New Roman" w:eastAsia="標楷體" w:hAnsi="Times New Roman" w:hint="eastAsia"/>
+              </w:rPr>
+            </w:pPr>
+            <w:r>
+              <w:rPr>
+                <w:rFonts w:ascii="Times New Roman" w:eastAsia="標楷體" w:hAnsi="Times New Roman" w:hint="eastAsia"/>
+              </w:rPr>
+              <w:t>全語音聲控操作</w:t>
+            </w:r>
+            <w:r>
+              <w:rPr>
+                <w:rFonts w:ascii="Times New Roman" w:eastAsia="標楷體" w:hAnsi="Times New Roman"/>
+              </w:rPr>
+              <w:t xml:space="preserve"> (</w:t>
+            </w:r>
+            <w:r>
+              <w:rPr>
+                <w:rFonts w:ascii="Times New Roman" w:eastAsia="標楷體" w:hAnsi="Times New Roman" w:hint="eastAsia"/>
+              </w:rPr>
+              <w:t>免打字</w:t>
+            </w:r>
+            <w:r>
+              <w:rPr>
+                <w:rFonts w:ascii="Times New Roman" w:eastAsia="標楷體" w:hAnsi="Times New Roman"/>
+              </w:rPr>
+              <w:t>)</w:t>
+            </w:r>
+          </w:p>
+        </w:tc>
+        <w:tc>
+          <w:tcPr>
+            <w:tcW w:w="2409" w:type="dxa"/>
+            <w:vAlign w:val="center"/>
+          </w:tcPr>
+          <w:p>
+            <w:pPr>
+              <w:jc w:val="center"/>
+              <w:rPr>
+                <w:rFonts w:ascii="Times New Roman" w:eastAsia="標楷體" w:hAnsi="Times New Roman" w:hint="eastAsia"/>
+              </w:rPr>
+            </w:pPr>
+            <w:r>
+              <w:rPr>
+                <w:rFonts w:ascii="Segoe UI Emoji" w:eastAsia="標楷體" w:hAnsi="Segoe UI Emoji" w:cs="Segoe UI Emoji"/>
+              </w:rPr>
+              <w:t>🟢</w:t>
+            </w:r>
+          </w:p>
+        </w:tc>
+        <w:tc>
+          <w:tcPr>
+            <w:tcW w:w="2408" w:type="dxa"/>
+            <w:vAlign w:val="center"/>
+          </w:tcPr>
+          <w:p>
+            <w:pPr>
+              <w:jc w:val="center"/>
+              <w:rPr>
+                <w:rFonts w:ascii="Times New Roman" w:eastAsia="標楷體" w:hAnsi="Times New Roman" w:hint="eastAsia"/>
+              </w:rPr>
+            </w:pPr>
+            <w:r>
+              <w:rPr>
+                <w:rFonts w:ascii="Segoe UI Emoji" w:eastAsia="標楷體" w:hAnsi="Segoe UI Emoji" w:cs="Segoe UI Emoji"/>
+              </w:rPr>
+              <w:t>❌</w:t>
+            </w:r>
+          </w:p>
+        </w:tc>
+        <w:tc>
+          <w:tcPr>
+            <w:tcW w:w="2409" w:type="dxa"/>
+            <w:vAlign w:val="center"/>
+          </w:tcPr>
+          <w:p>
+            <w:pPr>
+              <w:jc w:val="center"/>
+              <w:rPr>
+                <w:rFonts w:ascii="Times New Roman" w:eastAsia="標楷體" w:hAnsi="Times New Roman" w:hint="eastAsia"/>
+              </w:rPr>
+            </w:pPr>
+            <w:r>
+              <w:rPr>
+                <w:rFonts w:ascii="Segoe UI Emoji" w:eastAsia="標楷體" w:hAnsi="Segoe UI Emoji" w:cs="Segoe UI Emoji"/>
+              </w:rPr>
+              <w:t>❌</w:t>
+            </w:r>
+          </w:p>
+        </w:tc>
+      </w:tr>
+      <w:tr>
+        <w:trPr>
+          <w:trHeight w:val="945"/>
+        </w:trPr>
+        <w:tc>
+          <w:tcPr>
+            <w:tcW w:w="2408" w:type="dxa"/>
+            <w:vAlign w:val="center"/>
+          </w:tcPr>
+          <w:p>
+            <w:pPr>
+              <w:jc w:val="center"/>
+              <w:rPr>
+                <w:rFonts w:ascii="Times New Roman" w:eastAsia="標楷體" w:hAnsi="Times New Roman" w:hint="eastAsia"/>
+              </w:rPr>
+            </w:pPr>
+            <w:r>
+              <w:rPr>
+                <w:rFonts w:ascii="Times New Roman" w:eastAsia="標楷體" w:hAnsi="Times New Roman" w:hint="eastAsia"/>
+              </w:rPr>
+              <w:t>雙端專屬介面</w:t>
+            </w:r>
+            <w:r>
+              <w:rPr>
+                <w:rFonts w:ascii="Times New Roman" w:eastAsia="標楷體" w:hAnsi="Times New Roman" w:hint="eastAsia"/>
+              </w:rPr>
+              <w:t xml:space="preserve"> (</w:t>
+            </w:r>
+            <w:r>
+              <w:rPr>
+                <w:rFonts w:ascii="Times New Roman" w:eastAsia="標楷體" w:hAnsi="Times New Roman" w:hint="eastAsia"/>
+              </w:rPr>
+              <w:t>長者端與家屬端分離</w:t>
+            </w:r>
+            <w:r>
+              <w:rPr>
+                <w:rFonts w:ascii="Times New Roman" w:eastAsia="標楷體" w:hAnsi="Times New Roman" w:hint="eastAsia"/>
+              </w:rPr>
+              <w:t>)</w:t>
+            </w:r>
+          </w:p>
+        </w:tc>
+        <w:tc>
+          <w:tcPr>
+            <w:tcW w:w="2409" w:type="dxa"/>
+            <w:vAlign w:val="center"/>
+          </w:tcPr>
+          <w:p>
+            <w:pPr>
+              <w:jc w:val="center"/>
+              <w:rPr>
+                <w:rFonts w:ascii="Times New Roman" w:eastAsia="標楷體" w:hAnsi="Times New Roman" w:hint="eastAsia"/>
+              </w:rPr>
+            </w:pPr>
+            <w:r>
+              <w:rPr>
+                <w:rFonts w:ascii="Segoe UI Emoji" w:eastAsia="標楷體" w:hAnsi="Segoe UI Emoji" w:cs="Segoe UI Emoji"/>
+              </w:rPr>
+              <w:t>🟢</w:t>
+            </w:r>
+          </w:p>
+        </w:tc>
+        <w:tc>
+          <w:tcPr>
+            <w:tcW w:w="2408" w:type="dxa"/>
+            <w:vAlign w:val="center"/>
+          </w:tcPr>
+          <w:p>
+            <w:pPr>
+              <w:jc w:val="center"/>
+              <w:rPr>
+                <w:rFonts w:ascii="Times New Roman" w:eastAsia="標楷體" w:hAnsi="Times New Roman" w:hint="eastAsia"/>
+              </w:rPr>
+            </w:pPr>
+            <w:r>
+              <w:rPr>
+                <w:rFonts w:ascii="Times New Roman" w:eastAsia="標楷體" w:hAnsi="Times New Roman" w:hint="eastAsia"/>
+              </w:rPr>
+              <w:t>僅家屬單向檢視，長輩無操作端</w:t>
+            </w:r>
+          </w:p>
+        </w:tc>
+        <w:tc>
+          <w:tcPr>
+            <w:tcW w:w="2409" w:type="dxa"/>
+            <w:vAlign w:val="center"/>
+          </w:tcPr>
+          <w:p>
+            <w:pPr>
+              <w:jc w:val="center"/>
+              <w:rPr>
+                <w:rFonts w:ascii="Times New Roman" w:eastAsia="標楷體" w:hAnsi="Times New Roman" w:hint="eastAsia"/>
+              </w:rPr>
+            </w:pPr>
+            <w:r>
+              <w:rPr>
+                <w:rFonts w:ascii="Times New Roman" w:eastAsia="標楷體" w:hAnsi="Times New Roman" w:hint="eastAsia"/>
+              </w:rPr>
+              <w:t>家屬可綁定同款</w:t>
+            </w:r>
+            <w:r>
+              <w:rPr>
+                <w:rFonts w:ascii="Times New Roman" w:eastAsia="標楷體" w:hAnsi="Times New Roman" w:hint="eastAsia"/>
+              </w:rPr>
+              <w:t xml:space="preserve"> App </w:t>
+            </w:r>
+            <w:r>
+              <w:rPr>
+                <w:rFonts w:ascii="Times New Roman" w:eastAsia="標楷體" w:hAnsi="Times New Roman" w:hint="eastAsia"/>
+              </w:rPr>
+              <w:t>從旁觀測</w:t>
+            </w:r>
+          </w:p>
+        </w:tc>
+      </w:tr>
+      <w:tr>
+        <w:trPr>
+          <w:trHeight w:val="945"/>
+        </w:trPr>
+        <w:tc>
+          <w:tcPr>
+            <w:tcW w:w="2408" w:type="dxa"/>
+            <w:vAlign w:val="center"/>
+          </w:tcPr>
+          <w:p>
+            <w:pPr>
+              <w:jc w:val="center"/>
+              <w:rPr>
+                <w:rFonts w:ascii="Times New Roman" w:eastAsia="標楷體" w:hAnsi="Times New Roman" w:hint="eastAsia"/>
+              </w:rPr>
+            </w:pPr>
+            <w:r>
+              <w:rPr>
+                <w:rFonts w:ascii="Times New Roman" w:eastAsia="標楷體" w:hAnsi="Times New Roman" w:hint="eastAsia"/>
+              </w:rPr>
+              <w:t>長者無障礙防誤觸大圖示設計</w:t>
+            </w:r>
+          </w:p>
+        </w:tc>
+        <w:tc>
+          <w:tcPr>
+            <w:tcW w:w="2409" w:type="dxa"/>
+            <w:vAlign w:val="center"/>
+          </w:tcPr>
+          <w:p>
+            <w:pPr>
+              <w:jc w:val="center"/>
+              <w:rPr>
+                <w:rFonts w:ascii="Times New Roman" w:eastAsia="標楷體" w:hAnsi="Times New Roman" w:hint="eastAsia"/>
+              </w:rPr>
+            </w:pPr>
+            <w:r>
+              <w:rPr>
+                <w:rFonts w:ascii="Segoe UI Emoji" w:eastAsia="標楷體" w:hAnsi="Segoe UI Emoji" w:cs="Segoe UI Emoji"/>
+              </w:rPr>
+              <w:t>🟢</w:t>
+            </w:r>
+          </w:p>
+        </w:tc>
+        <w:tc>
+          <w:tcPr>
+            <w:tcW w:w="2408" w:type="dxa"/>
+            <w:vAlign w:val="center"/>
+          </w:tcPr>
+          <w:p>
+            <w:pPr>
+              <w:jc w:val="center"/>
+              <w:rPr>
+                <w:rFonts w:ascii="Times New Roman" w:eastAsia="標楷體" w:hAnsi="Times New Roman" w:hint="eastAsia"/>
+              </w:rPr>
+            </w:pPr>
+            <w:r>
+              <w:rPr>
+                <w:rFonts w:ascii="Segoe UI Emoji" w:eastAsia="標楷體" w:hAnsi="Segoe UI Emoji" w:cs="Segoe UI Emoji"/>
+              </w:rPr>
+              <w:t>❌</w:t>
+            </w:r>
+          </w:p>
+        </w:tc>
+        <w:tc>
+          <w:tcPr>
+            <w:tcW w:w="2409" w:type="dxa"/>
+            <w:vAlign w:val="center"/>
+          </w:tcPr>
+          <w:p>
+            <w:pPr>
+              <w:jc w:val="center"/>
+              <w:rPr>
+                <w:rFonts w:ascii="Times New Roman" w:eastAsia="標楷體" w:hAnsi="Times New Roman" w:hint="eastAsia"/>
+              </w:rPr>
+            </w:pPr>
+            <w:r>
+              <w:rPr>
+                <w:rFonts w:ascii="Times New Roman" w:eastAsia="標楷體" w:hAnsi="Times New Roman" w:hint="eastAsia"/>
+              </w:rPr>
+              <w:t>具備標準</w:t>
+            </w:r>
+            <w:r>
+              <w:rPr>
+                <w:rFonts w:ascii="Times New Roman" w:eastAsia="標楷體" w:hAnsi="Times New Roman"/>
+              </w:rPr>
+              <w:t xml:space="preserve"> App </w:t>
+            </w:r>
+            <w:r>
+              <w:rPr>
+                <w:rFonts w:ascii="Times New Roman" w:eastAsia="標楷體" w:hAnsi="Times New Roman" w:hint="eastAsia"/>
+              </w:rPr>
+              <w:t>介面，依賴觸控</w:t>
+            </w:r>
+          </w:p>
+        </w:tc>
+      </w:tr>
+      <w:tr>
+        <w:trPr>
+          <w:trHeight w:val="945"/>
+        </w:trPr>
+        <w:tc>
+          <w:tcPr>
+            <w:tcW w:w="2408" w:type="dxa"/>
+            <w:vAlign w:val="center"/>
+          </w:tcPr>
+          <w:p>
+            <w:pPr>
+              <w:jc w:val="center"/>
+              <w:rPr>
+                <w:rFonts w:ascii="Times New Roman" w:eastAsia="標楷體" w:hAnsi="Times New Roman" w:hint="eastAsia"/>
+              </w:rPr>
+            </w:pPr>
+            <w:r>
+              <w:rPr>
+                <w:rFonts w:ascii="Times New Roman" w:eastAsia="標楷體" w:hAnsi="Times New Roman"/>
+              </w:rPr>
+              <w:t xml:space="preserve">AI </w:t>
+            </w:r>
+            <w:r>
+              <w:rPr>
+                <w:rFonts w:ascii="Times New Roman" w:eastAsia="標楷體" w:hAnsi="Times New Roman" w:hint="eastAsia"/>
+              </w:rPr>
+              <w:t>自動化作息與吃藥排程推播</w:t>
+            </w:r>
+          </w:p>
+        </w:tc>
+        <w:tc>
+          <w:tcPr>
+            <w:tcW w:w="2409" w:type="dxa"/>
+            <w:vAlign w:val="center"/>
+          </w:tcPr>
+          <w:p>
+            <w:pPr>
+              <w:jc w:val="center"/>
+              <w:rPr>
+                <w:rFonts w:ascii="Times New Roman" w:eastAsia="標楷體" w:hAnsi="Times New Roman" w:hint="eastAsia"/>
+              </w:rPr>
+            </w:pPr>
+            <w:r>
+              <w:rPr>
+                <w:rFonts w:ascii="Segoe UI Emoji" w:eastAsia="標楷體" w:hAnsi="Segoe UI Emoji" w:cs="Segoe UI Emoji"/>
+              </w:rPr>
+              <w:t>🟢</w:t>
+            </w:r>
+          </w:p>
+        </w:tc>
+        <w:tc>
+          <w:tcPr>
+            <w:tcW w:w="2408" w:type="dxa"/>
+            <w:vAlign w:val="center"/>
+          </w:tcPr>
+          <w:p>
+            <w:pPr>
+              <w:jc w:val="center"/>
+              <w:rPr>
+                <w:rFonts w:ascii="Times New Roman" w:eastAsia="標楷體" w:hAnsi="Times New Roman" w:hint="eastAsia"/>
+              </w:rPr>
+            </w:pPr>
+            <w:r>
+              <w:rPr>
+                <w:rFonts w:ascii="Segoe UI Emoji" w:eastAsia="標楷體" w:hAnsi="Segoe UI Emoji" w:cs="Segoe UI Emoji"/>
+              </w:rPr>
+              <w:t>❌</w:t>
+            </w:r>
+          </w:p>
+        </w:tc>
+        <w:tc>
+          <w:tcPr>
+            <w:tcW w:w="2409" w:type="dxa"/>
+            <w:vAlign w:val="center"/>
+          </w:tcPr>
+          <w:p>
+            <w:pPr>
+              <w:jc w:val="center"/>
+              <w:rPr>
+                <w:rFonts w:ascii="Times New Roman" w:eastAsia="標楷體" w:hAnsi="Times New Roman" w:hint="eastAsia"/>
+              </w:rPr>
+            </w:pPr>
+            <w:r>
+              <w:rPr>
+                <w:rFonts w:ascii="Times New Roman" w:eastAsia="標楷體" w:hAnsi="Times New Roman" w:hint="eastAsia"/>
+              </w:rPr>
+              <w:t>需自行手動輸入時間建立提醒</w:t>
+            </w:r>
+          </w:p>
+        </w:tc>
+      </w:tr>
+      <w:tr>
+        <w:trPr>
+          <w:trHeight w:val="945"/>
+        </w:trPr>
+        <w:tc>
+          <w:tcPr>
+            <w:tcW w:w="2408" w:type="dxa"/>
+            <w:vAlign w:val="center"/>
+          </w:tcPr>
+          <w:p>
+            <w:pPr>
+              <w:jc w:val="center"/>
+              <w:rPr>
+                <w:rFonts w:ascii="Times New Roman" w:eastAsia="標楷體" w:hAnsi="Times New Roman" w:hint="eastAsia"/>
+              </w:rPr>
+            </w:pPr>
+            <w:r>
+              <w:rPr>
+                <w:rFonts w:ascii="Times New Roman" w:eastAsia="標楷體" w:hAnsi="Times New Roman" w:hint="eastAsia"/>
+              </w:rPr>
+              <w:t>生理測量數據與護理紀錄檢視</w:t>
+            </w:r>
+          </w:p>
+        </w:tc>
+        <w:tc>
+          <w:tcPr>
+            <w:tcW w:w="2409" w:type="dxa"/>
+            <w:vAlign w:val="center"/>
+          </w:tcPr>
+          <w:p>
+            <w:pPr>
+              <w:jc w:val="center"/>
+              <w:rPr>
+                <w:rFonts w:ascii="Times New Roman" w:eastAsia="標楷體" w:hAnsi="Times New Roman" w:hint="eastAsia"/>
+              </w:rPr>
+            </w:pPr>
+            <w:r>
+              <w:rPr>
+                <w:rFonts w:ascii="Segoe UI Emoji" w:eastAsia="標楷體" w:hAnsi="Segoe UI Emoji" w:cs="Segoe UI Emoji"/>
+              </w:rPr>
+              <w:t>❌</w:t>
+            </w:r>
+          </w:p>
+        </w:tc>
+        <w:tc>
+          <w:tcPr>
+            <w:tcW w:w="2408" w:type="dxa"/>
+            <w:vAlign w:val="center"/>
+          </w:tcPr>
+          <w:p>
+            <w:pPr>
+              <w:jc w:val="center"/>
+              <w:rPr>
+                <w:rFonts w:ascii="Times New Roman" w:eastAsia="標楷體" w:hAnsi="Times New Roman" w:hint="eastAsia"/>
+              </w:rPr>
+            </w:pPr>
+            <w:r>
+              <w:rPr>
+                <w:rFonts w:ascii="Segoe UI Emoji" w:eastAsia="標楷體" w:hAnsi="Segoe UI Emoji" w:cs="Segoe UI Emoji"/>
+              </w:rPr>
+              <w:t>🟢</w:t>
+            </w:r>
+          </w:p>
+        </w:tc>
+        <w:tc>
+          <w:tcPr>
+            <w:tcW w:w="2409" w:type="dxa"/>
+            <w:vAlign w:val="center"/>
+          </w:tcPr>
+          <w:p>
+            <w:pPr>
+              <w:jc w:val="center"/>
+              <w:rPr>
+                <w:rFonts w:ascii="Times New Roman" w:eastAsia="標楷體" w:hAnsi="Times New Roman" w:hint="eastAsia"/>
+              </w:rPr>
+            </w:pPr>
+            <w:r>
+              <w:rPr>
+                <w:rFonts w:ascii="Segoe UI Emoji" w:eastAsia="標楷體" w:hAnsi="Segoe UI Emoji" w:cs="Segoe UI Emoji"/>
+              </w:rPr>
+              <w:t>🟢</w:t>
+            </w:r>
+          </w:p>
+        </w:tc>
+      </w:tr>
+      <w:tr>
+        <w:trPr>
+          <w:trHeight w:val="945"/>
+        </w:trPr>
+        <w:tc>
+          <w:tcPr>
+            <w:tcW w:w="2408" w:type="dxa"/>
+            <w:vAlign w:val="center"/>
+          </w:tcPr>
+          <w:p>
+            <w:pPr>
+              <w:jc w:val="center"/>
+              <w:rPr>
+                <w:rFonts w:ascii="Times New Roman" w:eastAsia="標楷體" w:hAnsi="Times New Roman" w:hint="eastAsia"/>
+              </w:rPr>
+            </w:pPr>
+            <w:r>
+              <w:rPr>
+                <w:rFonts w:ascii="Times New Roman" w:eastAsia="標楷體" w:hAnsi="Times New Roman" w:hint="eastAsia"/>
+              </w:rPr>
+              <w:t>機構</w:t>
+            </w:r>
+            <w:r>
+              <w:rPr>
+                <w:rFonts w:ascii="Times New Roman" w:eastAsia="標楷體" w:hAnsi="Times New Roman" w:hint="eastAsia"/>
+              </w:rPr>
+              <w:t>/</w:t>
+            </w:r>
+            <w:r>
+              <w:rPr>
+                <w:rFonts w:ascii="Times New Roman" w:eastAsia="標楷體" w:hAnsi="Times New Roman" w:hint="eastAsia"/>
+              </w:rPr>
+              <w:t>醫療雙向通訊</w:t>
+            </w:r>
+            <w:r>
+              <w:rPr>
+                <w:rFonts w:ascii="Times New Roman" w:eastAsia="標楷體" w:hAnsi="Times New Roman" w:hint="eastAsia"/>
+              </w:rPr>
+              <w:t xml:space="preserve"> (</w:t>
+            </w:r>
+            <w:r>
+              <w:rPr>
+                <w:rFonts w:ascii="Times New Roman" w:eastAsia="標楷體" w:hAnsi="Times New Roman" w:hint="eastAsia"/>
+              </w:rPr>
+              <w:t>電子聯絡簿</w:t>
+            </w:r>
+            <w:r>
+              <w:rPr>
+                <w:rFonts w:ascii="Times New Roman" w:eastAsia="標楷體" w:hAnsi="Times New Roman" w:hint="eastAsia"/>
+              </w:rPr>
+              <w:t>)</w:t>
+            </w:r>
+          </w:p>
+        </w:tc>
+        <w:tc>
+          <w:tcPr>
+            <w:tcW w:w="2409" w:type="dxa"/>
+            <w:vAlign w:val="center"/>
+          </w:tcPr>
+          <w:p>
+            <w:pPr>
+              <w:jc w:val="center"/>
+              <w:rPr>
+                <w:rFonts w:ascii="Times New Roman" w:eastAsia="標楷體" w:hAnsi="Times New Roman" w:hint="eastAsia"/>
+              </w:rPr>
+            </w:pPr>
+            <w:r>
+              <w:rPr>
+                <w:rFonts w:ascii="Times New Roman" w:eastAsia="標楷體" w:hAnsi="Times New Roman" w:hint="eastAsia"/>
+              </w:rPr>
+              <w:t>留待長期</w:t>
+            </w:r>
+            <w:r>
+              <w:rPr>
+                <w:rFonts w:ascii="Times New Roman" w:eastAsia="標楷體" w:hAnsi="Times New Roman" w:hint="eastAsia"/>
+              </w:rPr>
+              <w:t xml:space="preserve"> B </w:t>
+            </w:r>
+            <w:r>
+              <w:rPr>
+                <w:rFonts w:ascii="Times New Roman" w:eastAsia="標楷體" w:hAnsi="Times New Roman" w:hint="eastAsia"/>
+              </w:rPr>
+              <w:t>端擴充</w:t>
+            </w:r>
+          </w:p>
+        </w:tc>
+        <w:tc>
+          <w:tcPr>
+            <w:tcW w:w="2408" w:type="dxa"/>
+            <w:vAlign w:val="center"/>
+          </w:tcPr>
+          <w:p>
+            <w:pPr>
+              <w:jc w:val="center"/>
+              <w:rPr>
+                <w:rFonts w:ascii="Times New Roman" w:eastAsia="標楷體" w:hAnsi="Times New Roman" w:hint="eastAsia"/>
+              </w:rPr>
+            </w:pPr>
+            <w:r>
+              <w:rPr>
+                <w:rFonts w:ascii="Times New Roman" w:eastAsia="標楷體" w:hAnsi="Times New Roman" w:hint="eastAsia"/>
+              </w:rPr>
+              <w:t>透過留言板與機構護理師溝通</w:t>
+            </w:r>
+          </w:p>
+        </w:tc>
+        <w:tc>
+          <w:tcPr>
+            <w:tcW w:w="2409" w:type="dxa"/>
+            <w:vAlign w:val="center"/>
+          </w:tcPr>
+          <w:p>
+            <w:pPr>
+              <w:jc w:val="center"/>
+              <w:rPr>
+                <w:rFonts w:ascii="Times New Roman" w:eastAsia="標楷體" w:hAnsi="Times New Roman" w:hint="eastAsia"/>
+              </w:rPr>
+            </w:pPr>
+            <w:r>
+              <w:rPr>
+                <w:rFonts w:ascii="Times New Roman" w:eastAsia="標楷體" w:hAnsi="Times New Roman" w:hint="eastAsia"/>
+              </w:rPr>
+              <w:t>可付費或與特定合作診所連線</w:t>
+            </w:r>
+          </w:p>
+        </w:tc>
+      </w:tr>
+      <w:tr>
+        <w:trPr>
+          <w:trHeight w:val="945"/>
+        </w:trPr>
+        <w:tc>
+          <w:tcPr>
+            <w:tcW w:w="2408" w:type="dxa"/>
+            <w:vAlign w:val="center"/>
+          </w:tcPr>
+          <w:p>
+            <w:pPr>
+              <w:jc w:val="center"/>
+              <w:rPr>
+                <w:rFonts w:ascii="Times New Roman" w:eastAsia="標楷體" w:hAnsi="Times New Roman" w:hint="eastAsia"/>
+              </w:rPr>
+            </w:pPr>
+            <w:r>
+              <w:rPr>
+                <w:rFonts w:ascii="Times New Roman" w:eastAsia="標楷體" w:hAnsi="Times New Roman"/>
+              </w:rPr>
+              <w:t xml:space="preserve">AI </w:t>
+            </w:r>
+            <w:r>
+              <w:rPr>
+                <w:rFonts w:ascii="Times New Roman" w:eastAsia="標楷體" w:hAnsi="Times New Roman" w:hint="eastAsia"/>
+              </w:rPr>
+              <w:t>擬真自然語音對話陪伴</w:t>
+            </w:r>
+          </w:p>
+        </w:tc>
+        <w:tc>
+          <w:tcPr>
+            <w:tcW w:w="2409" w:type="dxa"/>
+            <w:vAlign w:val="center"/>
+          </w:tcPr>
+          <w:p>
+            <w:pPr>
+              <w:jc w:val="center"/>
+              <w:rPr>
+                <w:rFonts w:ascii="Times New Roman" w:eastAsia="標楷體" w:hAnsi="Times New Roman" w:hint="eastAsia"/>
+              </w:rPr>
+            </w:pPr>
+            <w:r>
+              <w:rPr>
+                <w:rFonts w:ascii="Segoe UI Emoji" w:eastAsia="標楷體" w:hAnsi="Segoe UI Emoji" w:cs="Segoe UI Emoji"/>
+              </w:rPr>
+              <w:t>🟢</w:t>
+            </w:r>
+          </w:p>
+        </w:tc>
+        <w:tc>
+          <w:tcPr>
+            <w:tcW w:w="2408" w:type="dxa"/>
+            <w:vAlign w:val="center"/>
+          </w:tcPr>
+          <w:p>
+            <w:pPr>
+              <w:jc w:val="center"/>
+              <w:rPr>
+                <w:rFonts w:ascii="Times New Roman" w:eastAsia="標楷體" w:hAnsi="Times New Roman" w:hint="eastAsia"/>
+              </w:rPr>
+            </w:pPr>
+            <w:r>
+              <w:rPr>
+                <w:rFonts w:ascii="Segoe UI Emoji" w:eastAsia="標楷體" w:hAnsi="Segoe UI Emoji" w:cs="Segoe UI Emoji"/>
+              </w:rPr>
+              <w:t>❌</w:t>
+            </w:r>
+          </w:p>
+        </w:tc>
+        <w:tc>
+          <w:tcPr>
+            <w:tcW w:w="2409" w:type="dxa"/>
+            <w:vAlign w:val="center"/>
+          </w:tcPr>
+          <w:p>
+            <w:pPr>
+              <w:jc w:val="center"/>
+              <w:rPr>
+                <w:rFonts w:ascii="Times New Roman" w:eastAsia="標楷體" w:hAnsi="Times New Roman" w:hint="eastAsia"/>
+              </w:rPr>
+            </w:pPr>
+            <w:r>
+              <w:rPr>
+                <w:rFonts w:ascii="Segoe UI Emoji" w:eastAsia="標楷體" w:hAnsi="Segoe UI Emoji" w:cs="Segoe UI Emoji"/>
+              </w:rPr>
+              <w:t>❌</w:t>
+            </w:r>
+          </w:p>
+        </w:tc>
+      </w:tr>
+      <w:tr>
+        <w:trPr>
+          <w:trHeight w:val="945"/>
+        </w:trPr>
+        <w:tc>
+          <w:tcPr>
+            <w:tcW w:w="2408" w:type="dxa"/>
+            <w:vAlign w:val="center"/>
+          </w:tcPr>
+          <w:p>
+            <w:pPr>
+              <w:jc w:val="center"/>
+              <w:rPr>
+                <w:rFonts w:ascii="Times New Roman" w:eastAsia="標楷體" w:hAnsi="Times New Roman" w:hint="eastAsia"/>
+              </w:rPr>
+            </w:pPr>
+            <w:r>
+              <w:rPr>
+                <w:rFonts w:ascii="Times New Roman" w:eastAsia="標楷體" w:hAnsi="Times New Roman" w:hint="eastAsia"/>
+              </w:rPr>
+              <w:t>長者潛在情緒與語意洞察報告</w:t>
+            </w:r>
+          </w:p>
+        </w:tc>
+        <w:tc>
+          <w:tcPr>
+            <w:tcW w:w="2409" w:type="dxa"/>
+            <w:vAlign w:val="center"/>
+          </w:tcPr>
+          <w:p>
+            <w:pPr>
+              <w:jc w:val="center"/>
+              <w:rPr>
+                <w:rFonts w:ascii="Times New Roman" w:eastAsia="標楷體" w:hAnsi="Times New Roman" w:hint="eastAsia"/>
+              </w:rPr>
+            </w:pPr>
+            <w:r>
+              <w:rPr>
+                <w:rFonts w:ascii="Segoe UI Emoji" w:eastAsia="標楷體" w:hAnsi="Segoe UI Emoji" w:cs="Segoe UI Emoji"/>
+              </w:rPr>
+              <w:t>🟢</w:t>
+            </w:r>
+          </w:p>
+        </w:tc>
+        <w:tc>
+          <w:tcPr>
+            <w:tcW w:w="2408" w:type="dxa"/>
+            <w:vAlign w:val="center"/>
+          </w:tcPr>
+          <w:p>
+            <w:pPr>
+              <w:jc w:val="center"/>
+              <w:rPr>
+                <w:rFonts w:ascii="Times New Roman" w:eastAsia="標楷體" w:hAnsi="Times New Roman" w:hint="eastAsia"/>
+              </w:rPr>
+            </w:pPr>
+            <w:r>
+              <w:rPr>
+                <w:rFonts w:ascii="Segoe UI Emoji" w:eastAsia="標楷體" w:hAnsi="Segoe UI Emoji" w:cs="Segoe UI Emoji"/>
+              </w:rPr>
+              <w:t>🟢</w:t>
+            </w:r>
+          </w:p>
+        </w:tc>
+        <w:tc>
+          <w:tcPr>
+            <w:tcW w:w="2409" w:type="dxa"/>
+            <w:vAlign w:val="center"/>
+          </w:tcPr>
+          <w:p>
+            <w:pPr>
+              <w:jc w:val="center"/>
+              <w:rPr>
+                <w:rFonts w:ascii="Times New Roman" w:eastAsia="標楷體" w:hAnsi="Times New Roman" w:hint="eastAsia"/>
+              </w:rPr>
+            </w:pPr>
+            <w:r>
+              <w:rPr>
+                <w:rFonts w:ascii="Segoe UI Emoji" w:eastAsia="標楷體" w:hAnsi="Segoe UI Emoji" w:cs="Segoe UI Emoji"/>
+              </w:rPr>
+              <w:t>❌</w:t>
+            </w:r>
+          </w:p>
+        </w:tc>
+      </w:tr>
+      <w:tr>
+        <w:trPr>
+          <w:trHeight w:val="945"/>
+        </w:trPr>
+        <w:tc>
+          <w:tcPr>
+            <w:tcW w:w="2408" w:type="dxa"/>
+            <w:vAlign w:val="center"/>
+          </w:tcPr>
+          <w:p>
+            <w:pPr>
+              <w:jc w:val="center"/>
+              <w:rPr>
+                <w:rFonts w:ascii="Times New Roman" w:eastAsia="標楷體" w:hAnsi="Times New Roman" w:hint="eastAsia"/>
+              </w:rPr>
+            </w:pPr>
+            <w:r>
+              <w:rPr>
+                <w:rFonts w:ascii="Times New Roman" w:eastAsia="標楷體" w:hAnsi="Times New Roman" w:hint="eastAsia"/>
+              </w:rPr>
+              <w:lastRenderedPageBreak/>
+              <w:t>長者生活動態與照片檢視</w:t>
+            </w:r>
+          </w:p>
+        </w:tc>
+        <w:tc>
+          <w:tcPr>
+            <w:tcW w:w="2409" w:type="dxa"/>
+            <w:vAlign w:val="center"/>
+          </w:tcPr>
+          <w:p>
+            <w:pPr>
+              <w:jc w:val="center"/>
+              <w:rPr>
+                <w:rFonts w:ascii="Times New Roman" w:eastAsia="標楷體" w:hAnsi="Times New Roman" w:hint="eastAsia"/>
+              </w:rPr>
+            </w:pPr>
+            <w:r>
+              <w:rPr>
+                <w:rFonts w:ascii="Times New Roman" w:eastAsia="標楷體" w:hAnsi="Times New Roman" w:hint="eastAsia"/>
+              </w:rPr>
+              <w:t>透過家屬群組共享</w:t>
+            </w:r>
+          </w:p>
+        </w:tc>
+        <w:tc>
+          <w:tcPr>
+            <w:tcW w:w="2408" w:type="dxa"/>
+            <w:vAlign w:val="center"/>
+          </w:tcPr>
+          <w:p>
+            <w:pPr>
+              <w:jc w:val="center"/>
+              <w:rPr>
+                <w:rFonts w:ascii="Times New Roman" w:eastAsia="標楷體" w:hAnsi="Times New Roman" w:hint="eastAsia"/>
+              </w:rPr>
+            </w:pPr>
+            <w:r>
+              <w:rPr>
+                <w:rFonts w:ascii="Segoe UI Emoji" w:eastAsia="標楷體" w:hAnsi="Segoe UI Emoji" w:cs="Segoe UI Emoji"/>
+              </w:rPr>
+              <w:t>🟢</w:t>
+            </w:r>
+          </w:p>
+        </w:tc>
+        <w:tc>
+          <w:tcPr>
+            <w:tcW w:w="2409" w:type="dxa"/>
+            <w:vAlign w:val="center"/>
+          </w:tcPr>
+          <w:p>
+            <w:pPr>
+              <w:jc w:val="center"/>
+              <w:rPr>
+                <w:rFonts w:ascii="Times New Roman" w:eastAsia="標楷體" w:hAnsi="Times New Roman" w:hint="eastAsia"/>
+              </w:rPr>
+            </w:pPr>
+            <w:r>
+              <w:rPr>
+                <w:rFonts w:ascii="Segoe UI Emoji" w:eastAsia="標楷體" w:hAnsi="Segoe UI Emoji" w:cs="Segoe UI Emoji"/>
+              </w:rPr>
+              <w:t>❌</w:t>
+            </w:r>
+          </w:p>
+        </w:tc>
+      </w:tr>
+      <w:tr>
+        <w:trPr>
+          <w:trHeight w:val="945"/>
+        </w:trPr>
+        <w:tc>
+          <w:tcPr>
+            <w:tcW w:w="2408" w:type="dxa"/>
+            <w:vAlign w:val="center"/>
+          </w:tcPr>
+          <w:p>
+            <w:pPr>
+              <w:jc w:val="center"/>
+              <w:rPr>
+                <w:rFonts w:ascii="Times New Roman" w:eastAsia="標楷體" w:hAnsi="Times New Roman" w:hint="eastAsia"/>
+              </w:rPr>
+            </w:pPr>
+            <w:r>
+              <w:rPr>
+                <w:rFonts w:ascii="Times New Roman" w:eastAsia="標楷體" w:hAnsi="Times New Roman" w:hint="eastAsia"/>
+              </w:rPr>
+              <w:t>趣味養成與虛擬成就</w:t>
+            </w:r>
+            <w:r>
+              <w:rPr>
+                <w:rFonts w:ascii="Times New Roman" w:eastAsia="標楷體" w:hAnsi="Times New Roman"/>
+              </w:rPr>
+              <w:t xml:space="preserve"> (</w:t>
+            </w:r>
+            <w:r>
+              <w:rPr>
+                <w:rFonts w:ascii="Times New Roman" w:eastAsia="標楷體" w:hAnsi="Times New Roman" w:hint="eastAsia"/>
+              </w:rPr>
+              <w:t>如：小豬造型</w:t>
+            </w:r>
+            <w:r>
+              <w:rPr>
+                <w:rFonts w:ascii="Times New Roman" w:eastAsia="標楷體" w:hAnsi="Times New Roman"/>
+              </w:rPr>
+              <w:t>)</w:t>
+            </w:r>
+          </w:p>
+        </w:tc>
+        <w:tc>
+          <w:tcPr>
+            <w:tcW w:w="2409" w:type="dxa"/>
+            <w:vAlign w:val="center"/>
+          </w:tcPr>
+          <w:p>
+            <w:pPr>
+              <w:jc w:val="center"/>
+              <w:rPr>
+                <w:rFonts w:ascii="Times New Roman" w:eastAsia="標楷體" w:hAnsi="Times New Roman" w:hint="eastAsia"/>
+              </w:rPr>
+            </w:pPr>
+            <w:r>
+              <w:rPr>
+                <w:rFonts w:ascii="Segoe UI Emoji" w:eastAsia="標楷體" w:hAnsi="Segoe UI Emoji" w:cs="Segoe UI Emoji"/>
+              </w:rPr>
+              <w:t>🟢</w:t>
+            </w:r>
+          </w:p>
+        </w:tc>
+        <w:tc>
+          <w:tcPr>
+            <w:tcW w:w="2408" w:type="dxa"/>
+            <w:vAlign w:val="center"/>
+          </w:tcPr>
+          <w:p>
+            <w:pPr>
+              <w:jc w:val="center"/>
+              <w:rPr>
+                <w:rFonts w:ascii="Times New Roman" w:eastAsia="標楷體" w:hAnsi="Times New Roman" w:hint="eastAsia"/>
+              </w:rPr>
+            </w:pPr>
+            <w:r>
+              <w:rPr>
+                <w:rFonts w:ascii="Segoe UI Emoji" w:eastAsia="標楷體" w:hAnsi="Segoe UI Emoji" w:cs="Segoe UI Emoji"/>
+              </w:rPr>
+              <w:t>❌</w:t>
+            </w:r>
+          </w:p>
+        </w:tc>
+        <w:tc>
+          <w:tcPr>
+            <w:tcW w:w="2409" w:type="dxa"/>
+            <w:vAlign w:val="center"/>
+          </w:tcPr>
+          <w:p>
+            <w:pPr>
+              <w:jc w:val="center"/>
+              <w:rPr>
+                <w:rFonts w:ascii="Times New Roman" w:eastAsia="標楷體" w:hAnsi="Times New Roman" w:hint="eastAsia"/>
+              </w:rPr>
+            </w:pPr>
+            <w:r>
+              <w:rPr>
+                <w:rFonts w:ascii="Segoe UI Emoji" w:eastAsia="標楷體" w:hAnsi="Segoe UI Emoji" w:cs="Segoe UI Emoji"/>
+              </w:rPr>
+              <w:t>❌</w:t>
+            </w:r>
+          </w:p>
+        </w:tc>
+      </w:tr>
+    </w:tbl>
+    <w:p>
+      <w:pPr>
+        <w:rPr>
+          <w:rFonts w:ascii="Times New Roman" w:eastAsia="標楷體" w:hAnsi="Times New Roman" w:hint="eastAsia"/>
+        </w:rPr>
+      </w:pPr>
+    </w:p>
+    <w:p>
+      <w:pPr>
+        <w:rPr>
+          <w:rFonts w:ascii="Times New Roman" w:eastAsia="標楷體" w:hAnsi="Times New Roman"/>
+          <w:b/>
+          <w:bCs/>
+        </w:rPr>
+      </w:pPr>
+      <w:r>
+        <w:rPr>
+          <w:rFonts w:ascii="Times New Roman" w:eastAsia="標楷體" w:hAnsi="Times New Roman"/>
+          <w:b/>
+          <w:bCs/>
+        </w:rPr>
+        <w:t xml:space="preserve">2-4 </w:t>
+      </w:r>
+      <w:r>
+        <w:rPr>
+          <w:rFonts w:ascii="Times New Roman" w:eastAsia="標楷體" w:hAnsi="Times New Roman"/>
+          <w:b/>
+          <w:bCs/>
+        </w:rPr>
+        <w:t>競爭力分析</w:t>
+      </w:r>
+      <w:r>
+        <w:rPr>
+          <w:rFonts w:ascii="Times New Roman" w:eastAsia="標楷體" w:hAnsi="Times New Roman"/>
+          <w:b/>
+          <w:bCs/>
+        </w:rPr>
+        <w:t xml:space="preserve"> SWOT-TOWS</w:t>
+      </w:r>
+    </w:p>
+    <w:p>
+      <w:pPr>
+        <w:rPr>
+          <w:rFonts w:ascii="Times New Roman" w:eastAsia="標楷體" w:hAnsi="Times New Roman"/>
+        </w:rPr>
+      </w:pPr>
+      <w:r>
+        <w:rPr>
+          <w:rFonts w:ascii="Times New Roman" w:eastAsia="標楷體" w:hAnsi="Times New Roman"/>
+          <w:b/>
+          <w:bCs/>
+        </w:rPr>
+        <w:t>【</w:t>
+      </w:r>
+      <w:r>
+        <w:rPr>
+          <w:rFonts w:ascii="Times New Roman" w:eastAsia="標楷體" w:hAnsi="Times New Roman"/>
+          <w:b/>
+          <w:bCs/>
+        </w:rPr>
+        <w:t xml:space="preserve">SWOT </w:t>
+      </w:r>
+      <w:r>
+        <w:rPr>
+          <w:rFonts w:ascii="Times New Roman" w:eastAsia="標楷體" w:hAnsi="Times New Roman"/>
+          <w:b/>
+          <w:bCs/>
+        </w:rPr>
+        <w:t>分析】</w:t>
+      </w:r>
+    </w:p>
+    <w:tbl>
+      <w:tblPr>
+        <w:tblStyle w:val="ae"/>
+        <w:tblW w:w="0" w:type="auto"/>
+        <w:tblLook w:val="04A0" w:firstRow="1" w:lastRow="0" w:firstColumn="1" w:lastColumn="0" w:noHBand="0" w:noVBand="1"/>
+      </w:tblPr>
+      <w:tblGrid>
+        <w:gridCol w:w="4814"/>
+        <w:gridCol w:w="4814"/>
+      </w:tblGrid>
+      <w:tr>
+        <w:tc>
+          <w:tcPr>
+            <w:tcW w:w="4814" w:type="dxa"/>
+          </w:tcPr>
+          <w:p>
+            <w:pPr>
+              <w:rPr>
+                <w:rFonts w:ascii="Times New Roman" w:eastAsia="標楷體" w:hAnsi="Times New Roman"/>
+              </w:rPr>
+            </w:pPr>
+            <w:r>
+              <w:rPr>
+                <w:rFonts w:ascii="Times New Roman" w:eastAsia="標楷體" w:hAnsi="Times New Roman"/>
+                <w:b/>
+                <w:bCs/>
+              </w:rPr>
+              <w:t>優勢</w:t>
+            </w:r>
+            <w:r>
+              <w:rPr>
+                <w:rFonts w:ascii="Times New Roman" w:eastAsia="標楷體" w:hAnsi="Times New Roman"/>
+                <w:b/>
+                <w:bCs/>
+              </w:rPr>
+              <w:t xml:space="preserve"> (Strengths, S)</w:t>
+            </w:r>
+          </w:p>
+        </w:tc>
+        <w:tc>
+          <w:tcPr>
+            <w:tcW w:w="4814" w:type="dxa"/>
+          </w:tcPr>
+          <w:p>
+            <w:pPr>
+              <w:rPr>
+                <w:rFonts w:ascii="Times New Roman" w:eastAsia="標楷體" w:hAnsi="Times New Roman"/>
+              </w:rPr>
+            </w:pPr>
+            <w:r>
+              <w:rPr>
+                <w:rFonts w:ascii="Times New Roman" w:eastAsia="標楷體" w:hAnsi="Times New Roman"/>
+                <w:b/>
+                <w:bCs/>
+              </w:rPr>
+              <w:t>劣勢</w:t>
+            </w:r>
+            <w:r>
+              <w:rPr>
+                <w:rFonts w:ascii="Times New Roman" w:eastAsia="標楷體" w:hAnsi="Times New Roman"/>
+                <w:b/>
+                <w:bCs/>
+              </w:rPr>
+              <w:t xml:space="preserve"> (Weaknesses, W)</w:t>
+            </w:r>
+          </w:p>
+        </w:tc>
+      </w:tr>
+      <w:tr>
+        <w:tc>
+          <w:tcPr>
+            <w:tcW w:w="4814" w:type="dxa"/>
+          </w:tcPr>
+          <w:p>
+            <w:pPr>
+              <w:rPr>
+                <w:rFonts w:ascii="Times New Roman" w:eastAsia="標楷體" w:hAnsi="Times New Roman"/>
+              </w:rPr>
+            </w:pPr>
+            <w:r>
+              <w:rPr>
+                <w:rFonts w:ascii="Times New Roman" w:eastAsia="標楷體" w:hAnsi="Times New Roman" w:hint="eastAsia"/>
+              </w:rPr>
+              <w:t xml:space="preserve">1. </w:t>
+            </w:r>
+            <w:r>
+              <w:rPr>
+                <w:rFonts w:ascii="Times New Roman" w:eastAsia="標楷體" w:hAnsi="Times New Roman"/>
+              </w:rPr>
+              <w:t>獨創的家屬與長者「雙端專屬介面」，完美平衡了</w:t>
+            </w:r>
+            <w:r>
+              <w:rPr>
+                <w:rFonts w:ascii="Times New Roman" w:eastAsia="標楷體" w:hAnsi="Times New Roman" w:hint="eastAsia"/>
+              </w:rPr>
+              <w:t>家屬的</w:t>
+            </w:r>
+            <w:r>
+              <w:rPr>
+                <w:rFonts w:ascii="Times New Roman" w:eastAsia="標楷體" w:hAnsi="Times New Roman"/>
+              </w:rPr>
+              <w:t>複雜管理需求與</w:t>
+            </w:r>
+            <w:r>
+              <w:rPr>
+                <w:rFonts w:ascii="Times New Roman" w:eastAsia="標楷體" w:hAnsi="Times New Roman" w:hint="eastAsia"/>
+              </w:rPr>
+              <w:t>長輩需要的</w:t>
+            </w:r>
+            <w:r>
+              <w:rPr>
+                <w:rFonts w:ascii="Times New Roman" w:eastAsia="標楷體" w:hAnsi="Times New Roman"/>
+              </w:rPr>
+              <w:t>極簡操作門檻。</w:t>
+            </w:r>
+          </w:p>
+          <w:p>
+            <w:pPr>
+              <w:rPr>
+                <w:rFonts w:ascii="Times New Roman" w:eastAsia="標楷體" w:hAnsi="Times New Roman" w:hint="eastAsia"/>
+              </w:rPr>
+            </w:pPr>
+          </w:p>
+          <w:p>
+            <w:pPr>
+              <w:rPr>
+                <w:rFonts w:ascii="Times New Roman" w:eastAsia="標楷體" w:hAnsi="Times New Roman"/>
+              </w:rPr>
+            </w:pPr>
+            <w:r>
+              <w:rPr>
+                <w:rFonts w:ascii="Times New Roman" w:eastAsia="標楷體" w:hAnsi="Times New Roman" w:hint="eastAsia"/>
+              </w:rPr>
+              <w:t xml:space="preserve">2. </w:t>
+            </w:r>
+            <w:r>
+              <w:rPr>
+                <w:rFonts w:ascii="Times New Roman" w:eastAsia="標楷體" w:hAnsi="Times New Roman"/>
+              </w:rPr>
+              <w:t>深度整合</w:t>
+            </w:r>
+            <w:r>
+              <w:rPr>
+                <w:rFonts w:ascii="Times New Roman" w:eastAsia="標楷體" w:hAnsi="Times New Roman"/>
+              </w:rPr>
+              <w:t xml:space="preserve"> LLM </w:t>
+            </w:r>
+            <w:r>
+              <w:rPr>
+                <w:rFonts w:ascii="Times New Roman" w:eastAsia="標楷體" w:hAnsi="Times New Roman"/>
+              </w:rPr>
+              <w:t>與語音技術，提供市面上醫療軟體缺乏的「自然語言陪伴感」與情緒分析。</w:t>
+            </w:r>
+          </w:p>
+          <w:p>
+            <w:pPr>
+              <w:rPr>
+                <w:rFonts w:ascii="Times New Roman" w:eastAsia="標楷體" w:hAnsi="Times New Roman" w:hint="eastAsia"/>
+              </w:rPr>
+            </w:pPr>
+          </w:p>
+          <w:p>
+            <w:pPr>
+              <w:rPr>
+                <w:rFonts w:ascii="Times New Roman" w:eastAsia="標楷體" w:hAnsi="Times New Roman"/>
+              </w:rPr>
+            </w:pPr>
+            <w:r>
+              <w:rPr>
+                <w:rFonts w:ascii="Times New Roman" w:eastAsia="標楷體" w:hAnsi="Times New Roman" w:hint="eastAsia"/>
+              </w:rPr>
+              <w:t xml:space="preserve">3. </w:t>
+            </w:r>
+            <w:r>
+              <w:rPr>
+                <w:rFonts w:ascii="Times New Roman" w:eastAsia="標楷體" w:hAnsi="Times New Roman"/>
+              </w:rPr>
+              <w:t>團隊具備</w:t>
+            </w:r>
+            <w:r>
+              <w:rPr>
+                <w:rFonts w:ascii="Times New Roman" w:eastAsia="標楷體" w:hAnsi="Times New Roman"/>
+              </w:rPr>
+              <w:t xml:space="preserve"> Flutter </w:t>
+            </w:r>
+            <w:r>
+              <w:rPr>
+                <w:rFonts w:ascii="Times New Roman" w:eastAsia="標楷體" w:hAnsi="Times New Roman"/>
+              </w:rPr>
+              <w:t>與</w:t>
+            </w:r>
+            <w:r>
+              <w:rPr>
+                <w:rFonts w:ascii="Times New Roman" w:eastAsia="標楷體" w:hAnsi="Times New Roman"/>
+              </w:rPr>
+              <w:t xml:space="preserve"> F</w:t>
+            </w:r>
+            <w:r>
+              <w:rPr>
+                <w:rFonts w:ascii="Times New Roman" w:eastAsia="標楷體" w:hAnsi="Times New Roman" w:hint="eastAsia"/>
+              </w:rPr>
+              <w:t>astAPI</w:t>
+            </w:r>
+            <w:r>
+              <w:rPr>
+                <w:rFonts w:ascii="Times New Roman" w:eastAsia="標楷體" w:hAnsi="Times New Roman"/>
+              </w:rPr>
+              <w:t xml:space="preserve"> </w:t>
+            </w:r>
+            <w:r>
+              <w:rPr>
+                <w:rFonts w:ascii="Times New Roman" w:eastAsia="標楷體" w:hAnsi="Times New Roman"/>
+              </w:rPr>
+              <w:t>等現代化技術的開發能力，系統模組化程度高，未來擴充彈性大。</w:t>
+            </w:r>
+          </w:p>
+          <w:p>
+            <w:pPr>
+              <w:rPr>
+                <w:rFonts w:ascii="Times New Roman" w:eastAsia="標楷體" w:hAnsi="Times New Roman"/>
+              </w:rPr>
+            </w:pPr>
+          </w:p>
+        </w:tc>
+        <w:tc>
+          <w:tcPr>
+            <w:tcW w:w="4814" w:type="dxa"/>
+          </w:tcPr>
+          <w:p>
+            <w:pPr>
+              <w:rPr>
+                <w:rFonts w:ascii="Times New Roman" w:eastAsia="標楷體" w:hAnsi="Times New Roman"/>
+              </w:rPr>
+            </w:pPr>
+            <w:r>
+              <w:rPr>
+                <w:rFonts w:ascii="Times New Roman" w:eastAsia="標楷體" w:hAnsi="Times New Roman" w:hint="eastAsia"/>
+              </w:rPr>
+              <w:t xml:space="preserve">1. </w:t>
+            </w:r>
+            <w:r>
+              <w:rPr>
+                <w:rFonts w:ascii="Times New Roman" w:eastAsia="標楷體" w:hAnsi="Times New Roman"/>
+              </w:rPr>
+              <w:t>作為新創專案，初期缺乏品牌知名度與專業醫療機構的背書，難以迅速建立市場信任。</w:t>
+            </w:r>
+          </w:p>
+          <w:p>
+            <w:pPr>
+              <w:ind w:left="1080"/>
+              <w:rPr>
+                <w:rFonts w:ascii="Times New Roman" w:eastAsia="標楷體" w:hAnsi="Times New Roman" w:hint="eastAsia"/>
+              </w:rPr>
+            </w:pPr>
+          </w:p>
+          <w:p>
+            <w:pPr>
+              <w:rPr>
+                <w:rFonts w:ascii="Times New Roman" w:eastAsia="標楷體" w:hAnsi="Times New Roman"/>
+              </w:rPr>
+            </w:pPr>
+            <w:r>
+              <w:rPr>
+                <w:rFonts w:ascii="Times New Roman" w:eastAsia="標楷體" w:hAnsi="Times New Roman" w:hint="eastAsia"/>
+              </w:rPr>
+              <w:t>2.</w:t>
+            </w:r>
+            <w:r>
+              <w:rPr>
+                <w:rFonts w:ascii="Times New Roman" w:eastAsia="標楷體" w:hAnsi="Times New Roman"/>
+              </w:rPr>
+              <w:t xml:space="preserve"> </w:t>
+            </w:r>
+            <w:r>
+              <w:rPr>
+                <w:rFonts w:ascii="Times New Roman" w:eastAsia="標楷體" w:hAnsi="Times New Roman"/>
+              </w:rPr>
+              <w:t>高度依賴雲端語音處理與生成式</w:t>
+            </w:r>
+            <w:r>
+              <w:rPr>
+                <w:rFonts w:ascii="Times New Roman" w:eastAsia="標楷體" w:hAnsi="Times New Roman"/>
+              </w:rPr>
+              <w:t>AI</w:t>
+            </w:r>
+            <w:r>
+              <w:rPr>
+                <w:rFonts w:ascii="Times New Roman" w:eastAsia="標楷體" w:hAnsi="Times New Roman" w:hint="eastAsia"/>
+              </w:rPr>
+              <w:t xml:space="preserve"> </w:t>
+            </w:r>
+            <w:r>
+              <w:rPr>
+                <w:rFonts w:ascii="Times New Roman" w:eastAsia="標楷體" w:hAnsi="Times New Roman"/>
+              </w:rPr>
+              <w:t>API</w:t>
+            </w:r>
+            <w:r>
+              <w:rPr>
+                <w:rFonts w:ascii="Times New Roman" w:eastAsia="標楷體" w:hAnsi="Times New Roman"/>
+              </w:rPr>
+              <w:t>，隨著用戶數增加，營運成本與運算延遲可能成為壓力。</w:t>
+            </w:r>
+          </w:p>
+          <w:p>
+            <w:pPr>
+              <w:rPr>
+                <w:rFonts w:hint="eastAsia"/>
+              </w:rPr>
+            </w:pPr>
+          </w:p>
+          <w:p>
+            <w:pPr>
+              <w:rPr>
+                <w:rFonts w:ascii="Times New Roman" w:eastAsia="標楷體" w:hAnsi="Times New Roman"/>
+              </w:rPr>
+            </w:pPr>
+            <w:r>
+              <w:rPr>
+                <w:rFonts w:ascii="Times New Roman" w:eastAsia="標楷體" w:hAnsi="Times New Roman" w:hint="eastAsia"/>
+              </w:rPr>
+              <w:t xml:space="preserve">3. </w:t>
+            </w:r>
+            <w:r>
+              <w:rPr>
+                <w:rFonts w:ascii="Times New Roman" w:eastAsia="標楷體" w:hAnsi="Times New Roman"/>
+              </w:rPr>
+              <w:t>系統運作需建立在長輩擁有智慧型手機且具備穩定網路環境的前提下，硬體普及率仍有受限。</w:t>
+            </w:r>
+          </w:p>
+          <w:p>
+            <w:pPr>
+              <w:rPr>
+                <w:rFonts w:ascii="Times New Roman" w:eastAsia="標楷體" w:hAnsi="Times New Roman"/>
+              </w:rPr>
+            </w:pPr>
+          </w:p>
+        </w:tc>
+      </w:tr>
+      <w:tr>
+        <w:tc>
+          <w:tcPr>
+            <w:tcW w:w="4814" w:type="dxa"/>
+          </w:tcPr>
+          <w:p>
+            <w:pPr>
+              <w:rPr>
+                <w:rFonts w:ascii="Times New Roman" w:eastAsia="標楷體" w:hAnsi="Times New Roman"/>
+              </w:rPr>
+            </w:pPr>
+            <w:r>
+              <w:rPr>
+                <w:rFonts w:ascii="Times New Roman" w:eastAsia="標楷體" w:hAnsi="Times New Roman"/>
+                <w:b/>
+                <w:bCs/>
+              </w:rPr>
+              <w:t>機會</w:t>
+            </w:r>
+            <w:r>
+              <w:rPr>
+                <w:rFonts w:ascii="Times New Roman" w:eastAsia="標楷體" w:hAnsi="Times New Roman"/>
+                <w:b/>
+                <w:bCs/>
+              </w:rPr>
+              <w:t xml:space="preserve"> (Opportunities, O)</w:t>
+            </w:r>
+          </w:p>
+        </w:tc>
+        <w:tc>
+          <w:tcPr>
+            <w:tcW w:w="4814" w:type="dxa"/>
+          </w:tcPr>
+          <w:p>
+            <w:pPr>
+              <w:rPr>
+                <w:rFonts w:ascii="Times New Roman" w:eastAsia="標楷體" w:hAnsi="Times New Roman"/>
+              </w:rPr>
+            </w:pPr>
+            <w:r>
+              <w:rPr>
+                <w:rFonts w:ascii="Times New Roman" w:eastAsia="標楷體" w:hAnsi="Times New Roman"/>
+                <w:b/>
+                <w:bCs/>
+              </w:rPr>
+              <w:t>威脅</w:t>
+            </w:r>
+            <w:r>
+              <w:rPr>
+                <w:rFonts w:ascii="Times New Roman" w:eastAsia="標楷體" w:hAnsi="Times New Roman"/>
+                <w:b/>
+                <w:bCs/>
+              </w:rPr>
+              <w:t xml:space="preserve"> (Threats, T)</w:t>
+            </w:r>
+          </w:p>
+        </w:tc>
+      </w:tr>
+      <w:tr>
+        <w:tc>
+          <w:tcPr>
+            <w:tcW w:w="4814" w:type="dxa"/>
+          </w:tcPr>
+          <w:p>
+            <w:pPr>
+              <w:rPr>
+                <w:rFonts w:ascii="Times New Roman" w:eastAsia="標楷體" w:hAnsi="Times New Roman"/>
+              </w:rPr>
+            </w:pPr>
+            <w:r>
+              <w:rPr>
+                <w:rFonts w:ascii="Times New Roman" w:eastAsia="標楷體" w:hAnsi="Times New Roman" w:hint="eastAsia"/>
+              </w:rPr>
+              <w:t xml:space="preserve">1. </w:t>
+            </w:r>
+            <w:r>
+              <w:rPr>
+                <w:rFonts w:ascii="Times New Roman" w:eastAsia="標楷體" w:hAnsi="Times New Roman"/>
+              </w:rPr>
+              <w:t>全球與台灣邁入超高齡社會，青壯年照護壓力飆升，遠距陪伴與自動化照護市場需求呈現爆發性成長。</w:t>
+            </w:r>
+          </w:p>
+          <w:p>
+            <w:pPr>
+              <w:rPr>
+                <w:rFonts w:ascii="Times New Roman" w:eastAsia="標楷體" w:hAnsi="Times New Roman" w:hint="eastAsia"/>
+              </w:rPr>
+            </w:pPr>
+          </w:p>
+          <w:p>
+            <w:pPr>
+              <w:rPr>
+                <w:rFonts w:ascii="Times New Roman" w:eastAsia="標楷體" w:hAnsi="Times New Roman"/>
+              </w:rPr>
+            </w:pPr>
+            <w:r>
+              <w:rPr>
+                <w:rFonts w:ascii="Times New Roman" w:eastAsia="標楷體" w:hAnsi="Times New Roman" w:hint="eastAsia"/>
+              </w:rPr>
+              <w:t xml:space="preserve">2. </w:t>
+            </w:r>
+            <w:r>
+              <w:rPr>
+                <w:rFonts w:ascii="Times New Roman" w:eastAsia="標楷體" w:hAnsi="Times New Roman"/>
+              </w:rPr>
+              <w:t>大眾對</w:t>
+            </w:r>
+            <w:r>
+              <w:rPr>
+                <w:rFonts w:ascii="Times New Roman" w:eastAsia="標楷體" w:hAnsi="Times New Roman"/>
+              </w:rPr>
+              <w:t xml:space="preserve"> AI </w:t>
+            </w:r>
+            <w:r>
+              <w:rPr>
+                <w:rFonts w:ascii="Times New Roman" w:eastAsia="標楷體" w:hAnsi="Times New Roman"/>
+              </w:rPr>
+              <w:t>應用的接受度大幅提高，且青壯年家屬已養成軟體「訂閱制」的付費習慣。</w:t>
+            </w:r>
+          </w:p>
+          <w:p>
+            <w:pPr>
+              <w:rPr>
+                <w:rFonts w:ascii="Times New Roman" w:eastAsia="標楷體" w:hAnsi="Times New Roman" w:hint="eastAsia"/>
+              </w:rPr>
+            </w:pPr>
+          </w:p>
+          <w:p>
+            <w:pPr>
+              <w:rPr>
+                <w:rFonts w:ascii="Times New Roman" w:eastAsia="標楷體" w:hAnsi="Times New Roman"/>
+              </w:rPr>
+            </w:pPr>
+            <w:r>
+              <w:rPr>
+                <w:rFonts w:ascii="Times New Roman" w:eastAsia="標楷體" w:hAnsi="Times New Roman" w:hint="eastAsia"/>
+              </w:rPr>
+              <w:t xml:space="preserve">3. </w:t>
+            </w:r>
+            <w:r>
+              <w:rPr>
+                <w:rFonts w:ascii="Times New Roman" w:eastAsia="標楷體" w:hAnsi="Times New Roman"/>
+              </w:rPr>
+              <w:t>政府積極推動「智慧長照」與「高齡友善科技」政策，專案有極大機會爭取政府補助或參與創新競賽。</w:t>
+            </w:r>
+          </w:p>
+          <w:p>
+            <w:pPr>
+              <w:rPr>
+                <w:rFonts w:ascii="Times New Roman" w:eastAsia="標楷體" w:hAnsi="Times New Roman"/>
+              </w:rPr>
+            </w:pPr>
+          </w:p>
+        </w:tc>
+        <w:tc>
+          <w:tcPr>
+            <w:tcW w:w="4814" w:type="dxa"/>
+          </w:tcPr>
+          <w:p>
+            <w:pPr>
+              <w:rPr>
+                <w:rFonts w:ascii="Times New Roman" w:eastAsia="標楷體" w:hAnsi="Times New Roman"/>
+              </w:rPr>
+            </w:pPr>
+            <w:r>
+              <w:rPr>
+                <w:rFonts w:ascii="Times New Roman" w:eastAsia="標楷體" w:hAnsi="Times New Roman" w:hint="eastAsia"/>
+              </w:rPr>
+              <w:t xml:space="preserve">1. </w:t>
+            </w:r>
+            <w:r>
+              <w:rPr>
+                <w:rFonts w:ascii="Times New Roman" w:eastAsia="標楷體" w:hAnsi="Times New Roman"/>
+              </w:rPr>
+              <w:t>市面上現有的大型醫療體系軟體或科技巨頭若跨足「極簡語音陪伴」領域，將造成直接的資源與品牌輾壓。</w:t>
+            </w:r>
+          </w:p>
+          <w:p>
+            <w:pPr>
+              <w:rPr>
+                <w:rFonts w:ascii="Times New Roman" w:eastAsia="標楷體" w:hAnsi="Times New Roman" w:hint="eastAsia"/>
+              </w:rPr>
+            </w:pPr>
+          </w:p>
+          <w:p>
+            <w:pPr>
+              <w:rPr>
+                <w:rFonts w:ascii="Times New Roman" w:eastAsia="標楷體" w:hAnsi="Times New Roman"/>
+              </w:rPr>
+            </w:pPr>
+            <w:r>
+              <w:rPr>
+                <w:rFonts w:ascii="Times New Roman" w:eastAsia="標楷體" w:hAnsi="Times New Roman" w:hint="eastAsia"/>
+              </w:rPr>
+              <w:t xml:space="preserve">2. </w:t>
+            </w:r>
+            <w:r>
+              <w:rPr>
+                <w:rFonts w:ascii="Times New Roman" w:eastAsia="標楷體" w:hAnsi="Times New Roman"/>
+              </w:rPr>
+              <w:t>涉及長者生活作息與語音對話的數據收集，面臨日益嚴苛的資訊安全與隱私權保護法規挑戰。</w:t>
+            </w:r>
+          </w:p>
+          <w:p>
+            <w:pPr>
+              <w:rPr>
+                <w:rFonts w:ascii="Times New Roman" w:eastAsia="標楷體" w:hAnsi="Times New Roman" w:hint="eastAsia"/>
+              </w:rPr>
+            </w:pPr>
+          </w:p>
+          <w:p>
+            <w:pPr>
+              <w:rPr>
+                <w:rFonts w:ascii="Times New Roman" w:eastAsia="標楷體" w:hAnsi="Times New Roman"/>
+              </w:rPr>
+            </w:pPr>
+            <w:r>
+              <w:rPr>
+                <w:rFonts w:ascii="Times New Roman" w:eastAsia="標楷體" w:hAnsi="Times New Roman" w:hint="eastAsia"/>
+              </w:rPr>
+              <w:t xml:space="preserve">3. </w:t>
+            </w:r>
+            <w:r>
+              <w:rPr>
+                <w:rFonts w:ascii="Times New Roman" w:eastAsia="標楷體" w:hAnsi="Times New Roman"/>
+              </w:rPr>
+              <w:t>大眾普遍認為「通訊與陪伴應該是免費的」，需花費較高教育成本說服家屬為</w:t>
+            </w:r>
+            <w:r>
+              <w:rPr>
+                <w:rFonts w:ascii="Times New Roman" w:eastAsia="標楷體" w:hAnsi="Times New Roman"/>
+              </w:rPr>
+              <w:t xml:space="preserve"> AI </w:t>
+            </w:r>
+            <w:r>
+              <w:rPr>
+                <w:rFonts w:ascii="Times New Roman" w:eastAsia="標楷體" w:hAnsi="Times New Roman"/>
+              </w:rPr>
+              <w:t>輔助與排程功能付費。</w:t>
+            </w:r>
+          </w:p>
+          <w:p>
+            <w:pPr>
+              <w:rPr>
+                <w:rFonts w:ascii="Times New Roman" w:eastAsia="標楷體" w:hAnsi="Times New Roman"/>
+              </w:rPr>
+            </w:pPr>
+          </w:p>
+        </w:tc>
+      </w:tr>
+    </w:tbl>
+    <w:p>
+      <w:pPr>
+        <w:rPr>
+          <w:rFonts w:ascii="Times New Roman" w:eastAsia="標楷體" w:hAnsi="Times New Roman"/>
+        </w:rPr>
+      </w:pPr>
+    </w:p>
+    <w:p>
+      <w:pPr>
+        <w:rPr>
+          <w:rFonts w:ascii="Times New Roman" w:eastAsia="標楷體" w:hAnsi="Times New Roman"/>
+        </w:rPr>
+      </w:pPr>
+      <w:r>
+        <w:rPr>
+          <w:rFonts w:ascii="Times New Roman" w:eastAsia="標楷體" w:hAnsi="Times New Roman"/>
+          <w:b/>
+          <w:bCs/>
+        </w:rPr>
+        <w:t>【表</w:t>
+      </w:r>
+      <w:r>
+        <w:rPr>
+          <w:rFonts w:ascii="Times New Roman" w:eastAsia="標楷體" w:hAnsi="Times New Roman"/>
+          <w:b/>
+          <w:bCs/>
+        </w:rPr>
+        <w:t xml:space="preserve"> 2-4-1 TOWS </w:t>
+      </w:r>
+      <w:r>
+        <w:rPr>
+          <w:rFonts w:ascii="Times New Roman" w:eastAsia="標楷體" w:hAnsi="Times New Roman"/>
+          <w:b/>
+          <w:bCs/>
+        </w:rPr>
+        <w:t>策略分析矩陣】</w:t>
+      </w:r>
+    </w:p>
+    <w:tbl>
+      <w:tblPr>
+        <w:tblStyle w:val="ae"/>
+        <w:tblW w:w="0" w:type="auto"/>
+        <w:tblLook w:val="04A0" w:firstRow="1" w:lastRow="0" w:firstColumn="1" w:lastColumn="0" w:noHBand="0" w:noVBand="1"/>
+      </w:tblPr>
+      <w:tblGrid>
+        <w:gridCol w:w="3209"/>
+        <w:gridCol w:w="3209"/>
+        <w:gridCol w:w="3210"/>
       </w:tblGrid>
       <w:tr>
         <w:trPr>
           <w:tblHeader/>
-          <w:tblCellSpacing w:w="15" w:type="dxa"/>
         </w:trPr>
         <w:tc>
           <w:tcPr>
-            <w:tcW w:w="0" w:type="auto"/>
-            <w:tcBorders>
-              <w:top w:val="single" w:sz="6" w:space="0" w:color="auto"/>
-              <w:left w:val="single" w:sz="6" w:space="0" w:color="auto"/>
-              <w:bottom w:val="single" w:sz="6" w:space="0" w:color="auto"/>
-              <w:right w:val="single" w:sz="6" w:space="0" w:color="auto"/>
-            </w:tcBorders>
+            <w:tcW w:w="3209" w:type="dxa"/>
             <w:vAlign w:val="center"/>
-            <w:hideMark/>
           </w:tcPr>
           <w:p>
             <w:pPr>
@@ -4220,21 +6693,15 @@
                 <w:b/>
                 <w:bCs/>
               </w:rPr>
-              <w:t>比較項目</w:t>
+              <w:lastRenderedPageBreak/>
+              <w:t>策略方向</w:t>
             </w:r>
           </w:p>
         </w:tc>
         <w:tc>
           <w:tcPr>
-            <w:tcW w:w="0" w:type="auto"/>
-            <w:tcBorders>
-              <w:top w:val="single" w:sz="6" w:space="0" w:color="auto"/>
-              <w:left w:val="single" w:sz="6" w:space="0" w:color="auto"/>
-              <w:bottom w:val="single" w:sz="6" w:space="0" w:color="auto"/>
-              <w:right w:val="single" w:sz="6" w:space="0" w:color="auto"/>
-            </w:tcBorders>
+            <w:tcW w:w="3209" w:type="dxa"/>
             <w:vAlign w:val="center"/>
-            <w:hideMark/>
           </w:tcPr>
           <w:p>
             <w:pPr>
@@ -4248,7 +6715,7 @@
                 <w:b/>
                 <w:bCs/>
               </w:rPr>
-              <w:t xml:space="preserve">Uban </w:t>
+              <w:t>內部優勢</w:t>
             </w:r>
             <w:r>
               <w:rPr>
@@ -4256,45 +6723,14 @@
                 <w:b/>
                 <w:bCs/>
               </w:rPr>
-              <w:t>系統</w:t>
-            </w:r>
-            <w:r>
-              <w:rPr>
-                <w:rFonts w:ascii="Times New Roman" w:eastAsia="標楷體" w:hAnsi="Times New Roman"/>
-                <w:b/>
-                <w:bCs/>
-              </w:rPr>
-              <w:t xml:space="preserve"> (</w:t>
-            </w:r>
-            <w:r>
-              <w:rPr>
-                <w:rFonts w:ascii="Times New Roman" w:eastAsia="標楷體" w:hAnsi="Times New Roman"/>
-                <w:b/>
-                <w:bCs/>
-              </w:rPr>
-              <w:t>本專案</w:t>
-            </w:r>
-            <w:r>
-              <w:rPr>
-                <w:rFonts w:ascii="Times New Roman" w:eastAsia="標楷體" w:hAnsi="Times New Roman"/>
-                <w:b/>
-                <w:bCs/>
-              </w:rPr>
-              <w:t>)</w:t>
+              <w:t xml:space="preserve"> (S)</w:t>
             </w:r>
           </w:p>
         </w:tc>
         <w:tc>
           <w:tcPr>
-            <w:tcW w:w="0" w:type="auto"/>
-            <w:tcBorders>
-              <w:top w:val="single" w:sz="6" w:space="0" w:color="auto"/>
-              <w:left w:val="single" w:sz="6" w:space="0" w:color="auto"/>
-              <w:bottom w:val="single" w:sz="6" w:space="0" w:color="auto"/>
-              <w:right w:val="single" w:sz="6" w:space="0" w:color="auto"/>
-            </w:tcBorders>
+            <w:tcW w:w="3210" w:type="dxa"/>
             <w:vAlign w:val="center"/>
-            <w:hideMark/>
           </w:tcPr>
           <w:p>
             <w:pPr>
@@ -4308,7 +6744,7 @@
                 <w:b/>
                 <w:bCs/>
               </w:rPr>
-              <w:t>智齡科技</w:t>
+              <w:t>內部劣勢</w:t>
             </w:r>
             <w:r>
               <w:rPr>
@@ -4316,15 +6752,30 @@
                 <w:b/>
                 <w:bCs/>
               </w:rPr>
-              <w:t xml:space="preserve"> Jubo (</w:t>
-            </w:r>
+              <w:t xml:space="preserve"> (W)</w:t>
+            </w:r>
+          </w:p>
+        </w:tc>
+      </w:tr>
+      <w:tr>
+        <w:tc>
+          <w:tcPr>
+            <w:tcW w:w="3209" w:type="dxa"/>
+            <w:vAlign w:val="center"/>
+          </w:tcPr>
+          <w:p>
+            <w:pPr>
+              <w:rPr>
+                <w:rFonts w:ascii="Times New Roman" w:eastAsia="標楷體" w:hAnsi="Times New Roman"/>
+              </w:rPr>
+            </w:pPr>
             <w:r>
               <w:rPr>
                 <w:rFonts w:ascii="Times New Roman" w:eastAsia="標楷體" w:hAnsi="Times New Roman"/>
                 <w:b/>
                 <w:bCs/>
               </w:rPr>
-              <w:t>醫療照護系統</w:t>
+              <w:t>外部機會</w:t>
             </w:r>
             <w:r>
               <w:rPr>
@@ -4332,53 +6783,186 @@
                 <w:b/>
                 <w:bCs/>
               </w:rPr>
-              <w:t>)</w:t>
+              <w:t xml:space="preserve"> (O)</w:t>
             </w:r>
           </w:p>
         </w:tc>
         <w:tc>
           <w:tcPr>
-            <w:tcW w:w="0" w:type="auto"/>
-            <w:tcBorders>
-              <w:top w:val="single" w:sz="6" w:space="0" w:color="auto"/>
-              <w:left w:val="single" w:sz="6" w:space="0" w:color="auto"/>
-              <w:bottom w:val="single" w:sz="6" w:space="0" w:color="auto"/>
-              <w:right w:val="single" w:sz="6" w:space="0" w:color="auto"/>
-            </w:tcBorders>
-            <w:vAlign w:val="center"/>
-            <w:hideMark/>
+            <w:tcW w:w="3209" w:type="dxa"/>
           </w:tcPr>
           <w:p>
             <w:pPr>
-              <w:rPr>
-                <w:rFonts w:ascii="Times New Roman" w:eastAsia="標楷體" w:hAnsi="Times New Roman"/>
-              </w:rPr>
-            </w:pPr>
-            <w:proofErr w:type="spellStart"/>
+              <w:jc w:val="both"/>
+              <w:rPr>
+                <w:rFonts w:ascii="Times New Roman" w:eastAsia="標楷體" w:hAnsi="Times New Roman"/>
+              </w:rPr>
+            </w:pPr>
             <w:r>
               <w:rPr>
                 <w:rFonts w:ascii="Times New Roman" w:eastAsia="標楷體" w:hAnsi="Times New Roman"/>
                 <w:b/>
                 <w:bCs/>
               </w:rPr>
-              <w:t>WaCare</w:t>
-            </w:r>
-            <w:proofErr w:type="spellEnd"/>
+              <w:t xml:space="preserve">SO </w:t>
+            </w:r>
             <w:r>
               <w:rPr>
                 <w:rFonts w:ascii="Times New Roman" w:eastAsia="標楷體" w:hAnsi="Times New Roman"/>
                 <w:b/>
                 <w:bCs/>
               </w:rPr>
-              <w:t xml:space="preserve"> </w:t>
-            </w:r>
+              <w:t>策略（成長策略）</w:t>
+            </w:r>
+          </w:p>
+          <w:p>
+            <w:pPr>
+              <w:jc w:val="both"/>
+              <w:rPr>
+                <w:rFonts w:ascii="Times New Roman" w:eastAsia="標楷體" w:hAnsi="Times New Roman"/>
+              </w:rPr>
+            </w:pPr>
+            <w:r>
+              <w:rPr>
+                <w:rFonts w:ascii="Times New Roman" w:eastAsia="標楷體" w:hAnsi="Times New Roman"/>
+              </w:rPr>
+              <w:t xml:space="preserve">1. </w:t>
+            </w:r>
+            <w:r>
+              <w:rPr>
+                <w:rFonts w:ascii="Times New Roman" w:eastAsia="標楷體" w:hAnsi="Times New Roman"/>
+              </w:rPr>
+              <w:t>結合雙端介面優勢與高齡化趨勢，主打「減輕遠距照護焦慮」，精準投放社群廣告</w:t>
+            </w:r>
+            <w:r>
+              <w:rPr>
+                <w:rFonts w:ascii="Times New Roman" w:eastAsia="標楷體" w:hAnsi="Times New Roman" w:hint="eastAsia"/>
+              </w:rPr>
+              <w:t>或社群文章</w:t>
+            </w:r>
+            <w:r>
+              <w:rPr>
+                <w:rFonts w:ascii="Times New Roman" w:eastAsia="標楷體" w:hAnsi="Times New Roman"/>
+              </w:rPr>
+              <w:t>觸及青壯年家屬。</w:t>
+            </w:r>
+          </w:p>
+          <w:p>
+            <w:pPr>
+              <w:jc w:val="both"/>
+              <w:rPr>
+                <w:rFonts w:ascii="Times New Roman" w:eastAsia="標楷體" w:hAnsi="Times New Roman"/>
+              </w:rPr>
+            </w:pPr>
+          </w:p>
+          <w:p>
+            <w:pPr>
+              <w:jc w:val="both"/>
+              <w:rPr>
+                <w:rFonts w:ascii="Times New Roman" w:eastAsia="標楷體" w:hAnsi="Times New Roman"/>
+              </w:rPr>
+            </w:pPr>
+            <w:r>
+              <w:rPr>
+                <w:rFonts w:ascii="Times New Roman" w:eastAsia="標楷體" w:hAnsi="Times New Roman"/>
+              </w:rPr>
+              <w:t xml:space="preserve">2. </w:t>
+            </w:r>
+            <w:r>
+              <w:rPr>
+                <w:rFonts w:ascii="Times New Roman" w:eastAsia="標楷體" w:hAnsi="Times New Roman" w:hint="eastAsia"/>
+              </w:rPr>
+              <w:t>自</w:t>
+            </w:r>
+            <w:r>
+              <w:rPr>
+                <w:rFonts w:ascii="Times New Roman" w:eastAsia="標楷體" w:hAnsi="Times New Roman"/>
+              </w:rPr>
+              <w:t>帶</w:t>
+            </w:r>
+            <w:r>
+              <w:rPr>
+                <w:rFonts w:ascii="Times New Roman" w:eastAsia="標楷體" w:hAnsi="Times New Roman"/>
+              </w:rPr>
+              <w:t xml:space="preserve"> AI </w:t>
+            </w:r>
+            <w:r>
+              <w:rPr>
+                <w:rFonts w:ascii="Times New Roman" w:eastAsia="標楷體" w:hAnsi="Times New Roman"/>
+              </w:rPr>
+              <w:t>技術創新點，積極參與政府智慧長照創新計畫，爭取研發經費與官方曝光管道。</w:t>
+            </w:r>
+          </w:p>
+          <w:p>
+            <w:pPr>
+              <w:jc w:val="both"/>
+              <w:rPr>
+                <w:rFonts w:ascii="Times New Roman" w:eastAsia="標楷體" w:hAnsi="Times New Roman"/>
+              </w:rPr>
+            </w:pPr>
+          </w:p>
+          <w:p>
+            <w:pPr>
+              <w:rPr>
+                <w:rFonts w:ascii="Times New Roman" w:eastAsia="標楷體" w:hAnsi="Times New Roman"/>
+              </w:rPr>
+            </w:pPr>
+            <w:r>
+              <w:rPr>
+                <w:rFonts w:ascii="Times New Roman" w:eastAsia="標楷體" w:hAnsi="Times New Roman"/>
+              </w:rPr>
+              <w:t xml:space="preserve">3. </w:t>
+            </w:r>
+            <w:r>
+              <w:rPr>
+                <w:rFonts w:ascii="Times New Roman" w:eastAsia="標楷體" w:hAnsi="Times New Roman"/>
+              </w:rPr>
+              <w:t>運用高擴充性的系統架構，快速開發適用於日照中心的</w:t>
+            </w:r>
+            <w:r>
+              <w:rPr>
+                <w:rFonts w:ascii="Times New Roman" w:eastAsia="標楷體" w:hAnsi="Times New Roman"/>
+              </w:rPr>
+              <w:t xml:space="preserve"> B </w:t>
+            </w:r>
+            <w:r>
+              <w:rPr>
+                <w:rFonts w:ascii="Times New Roman" w:eastAsia="標楷體" w:hAnsi="Times New Roman"/>
+              </w:rPr>
+              <w:t>端模組，以</w:t>
+            </w:r>
+            <w:r>
+              <w:rPr>
+                <w:rFonts w:ascii="Times New Roman" w:eastAsia="標楷體" w:hAnsi="Times New Roman"/>
+              </w:rPr>
+              <w:t xml:space="preserve"> B2B2C </w:t>
+            </w:r>
+            <w:r>
+              <w:rPr>
+                <w:rFonts w:ascii="Times New Roman" w:eastAsia="標楷體" w:hAnsi="Times New Roman"/>
+              </w:rPr>
+              <w:t>模式加速市場滲透。</w:t>
+            </w:r>
+          </w:p>
+        </w:tc>
+        <w:tc>
+          <w:tcPr>
+            <w:tcW w:w="3210" w:type="dxa"/>
+          </w:tcPr>
+          <w:p>
+            <w:pPr>
+              <w:jc w:val="both"/>
+              <w:rPr>
+                <w:rFonts w:ascii="Times New Roman" w:eastAsia="標楷體" w:hAnsi="Times New Roman"/>
+              </w:rPr>
+            </w:pPr>
             <w:r>
               <w:rPr>
                 <w:rFonts w:ascii="Times New Roman" w:eastAsia="標楷體" w:hAnsi="Times New Roman"/>
                 <w:b/>
                 <w:bCs/>
               </w:rPr>
-              <w:t>遠距健康</w:t>
+              <w:t xml:space="preserve">WO </w:t>
             </w:r>
             <w:r>
               <w:rPr>
@@ -4386,42 +6970,115 @@
                 <w:b/>
                 <w:bCs/>
               </w:rPr>
-              <w:t xml:space="preserve"> (</w:t>
-            </w:r>
-            <w:r>
-              <w:rPr>
-                <w:rFonts w:ascii="Times New Roman" w:eastAsia="標楷體" w:hAnsi="Times New Roman"/>
-                <w:b/>
-                <w:bCs/>
-              </w:rPr>
-              <w:t>健康促進平台</w:t>
-            </w:r>
-            <w:r>
-              <w:rPr>
-                <w:rFonts w:ascii="Times New Roman" w:eastAsia="標楷體" w:hAnsi="Times New Roman"/>
-                <w:b/>
-                <w:bCs/>
-              </w:rPr>
-              <w:t>)</w:t>
+              <w:t>策略（改善策略）</w:t>
+            </w:r>
+          </w:p>
+          <w:p>
+            <w:pPr>
+              <w:jc w:val="both"/>
+              <w:rPr>
+                <w:rFonts w:ascii="Times New Roman" w:eastAsia="標楷體" w:hAnsi="Times New Roman"/>
+              </w:rPr>
+            </w:pPr>
+            <w:r>
+              <w:rPr>
+                <w:rFonts w:ascii="Times New Roman" w:eastAsia="標楷體" w:hAnsi="Times New Roman"/>
+              </w:rPr>
+              <w:t xml:space="preserve">1. </w:t>
+            </w:r>
+            <w:r>
+              <w:rPr>
+                <w:rFonts w:ascii="Times New Roman" w:eastAsia="標楷體" w:hAnsi="Times New Roman"/>
+              </w:rPr>
+              <w:t>提供「核心陪伴功能免費、進階分析付費」的試用模式，降低初期的信任門檻與獲客成本。</w:t>
+            </w:r>
+          </w:p>
+          <w:p>
+            <w:pPr>
+              <w:jc w:val="both"/>
+              <w:rPr>
+                <w:rFonts w:ascii="Times New Roman" w:eastAsia="標楷體" w:hAnsi="Times New Roman"/>
+              </w:rPr>
+            </w:pPr>
+          </w:p>
+          <w:p>
+            <w:pPr>
+              <w:jc w:val="both"/>
+              <w:rPr>
+                <w:rFonts w:ascii="Times New Roman" w:eastAsia="標楷體" w:hAnsi="Times New Roman"/>
+              </w:rPr>
+            </w:pPr>
+            <w:r>
+              <w:rPr>
+                <w:rFonts w:ascii="Times New Roman" w:eastAsia="標楷體" w:hAnsi="Times New Roman"/>
+              </w:rPr>
+              <w:t xml:space="preserve">2. </w:t>
+            </w:r>
+            <w:r>
+              <w:rPr>
+                <w:rFonts w:ascii="Times New Roman" w:eastAsia="標楷體" w:hAnsi="Times New Roman"/>
+              </w:rPr>
+              <w:t>與社區大學、樂齡中心合作舉辦「</w:t>
+            </w:r>
+            <w:r>
+              <w:rPr>
+                <w:rFonts w:ascii="Times New Roman" w:eastAsia="標楷體" w:hAnsi="Times New Roman"/>
+              </w:rPr>
+              <w:t xml:space="preserve">AI </w:t>
+            </w:r>
+            <w:r>
+              <w:rPr>
+                <w:rFonts w:ascii="Times New Roman" w:eastAsia="標楷體" w:hAnsi="Times New Roman"/>
+              </w:rPr>
+              <w:t>輔助照護教學」實體活動，提升品牌知名度並化解硬體抗拒。</w:t>
+            </w:r>
+          </w:p>
+          <w:p>
+            <w:pPr>
+              <w:jc w:val="both"/>
+              <w:rPr>
+                <w:rFonts w:ascii="Times New Roman" w:eastAsia="標楷體" w:hAnsi="Times New Roman"/>
+              </w:rPr>
+            </w:pPr>
+          </w:p>
+          <w:p>
+            <w:pPr>
+              <w:rPr>
+                <w:rFonts w:ascii="Times New Roman" w:eastAsia="標楷體" w:hAnsi="Times New Roman"/>
+              </w:rPr>
+            </w:pPr>
+            <w:r>
+              <w:rPr>
+                <w:rFonts w:ascii="Times New Roman" w:eastAsia="標楷體" w:hAnsi="Times New Roman"/>
+              </w:rPr>
+              <w:t xml:space="preserve">3. </w:t>
+            </w:r>
+            <w:r>
+              <w:rPr>
+                <w:rFonts w:ascii="Times New Roman" w:eastAsia="標楷體" w:hAnsi="Times New Roman"/>
+              </w:rPr>
+              <w:t>規劃導入邊緣運算（</w:t>
+            </w:r>
+            <w:r>
+              <w:rPr>
+                <w:rFonts w:ascii="Times New Roman" w:eastAsia="標楷體" w:hAnsi="Times New Roman"/>
+              </w:rPr>
+              <w:t>Edge Computing</w:t>
+            </w:r>
+            <w:r>
+              <w:rPr>
+                <w:rFonts w:ascii="Times New Roman" w:eastAsia="標楷體" w:hAnsi="Times New Roman"/>
+              </w:rPr>
+              <w:t>）技術，將常態性語音指令留於本地端處理，長期降低雲端成本。</w:t>
             </w:r>
           </w:p>
         </w:tc>
       </w:tr>
       <w:tr>
-        <w:trPr>
-          <w:tblCellSpacing w:w="15" w:type="dxa"/>
-        </w:trPr>
         <w:tc>
           <w:tcPr>
-            <w:tcW w:w="0" w:type="auto"/>
-            <w:tcBorders>
-              <w:top w:val="single" w:sz="6" w:space="0" w:color="auto"/>
-              <w:left w:val="single" w:sz="6" w:space="0" w:color="auto"/>
-              <w:bottom w:val="single" w:sz="6" w:space="0" w:color="auto"/>
-              <w:right w:val="single" w:sz="6" w:space="0" w:color="auto"/>
-            </w:tcBorders>
+            <w:tcW w:w="3209" w:type="dxa"/>
             <w:vAlign w:val="center"/>
-            <w:hideMark/>
           </w:tcPr>
           <w:p>
             <w:pPr>
@@ -4435,53 +7092,272 @@
                 <w:b/>
                 <w:bCs/>
               </w:rPr>
-              <w:t>核心定位</w:t>
+              <w:t>外部威脅</w:t>
+            </w:r>
+            <w:r>
+              <w:rPr>
+                <w:rFonts w:ascii="Times New Roman" w:eastAsia="標楷體" w:hAnsi="Times New Roman"/>
+                <w:b/>
+                <w:bCs/>
+              </w:rPr>
+              <w:t xml:space="preserve"> (T)</w:t>
             </w:r>
           </w:p>
         </w:tc>
         <w:tc>
           <w:tcPr>
-            <w:tcW w:w="0" w:type="auto"/>
-            <w:tcBorders>
-              <w:top w:val="single" w:sz="6" w:space="0" w:color="auto"/>
-              <w:left w:val="single" w:sz="6" w:space="0" w:color="auto"/>
-              <w:bottom w:val="single" w:sz="6" w:space="0" w:color="auto"/>
-              <w:right w:val="single" w:sz="6" w:space="0" w:color="auto"/>
-            </w:tcBorders>
-            <w:vAlign w:val="center"/>
-            <w:hideMark/>
+            <w:tcW w:w="3209" w:type="dxa"/>
           </w:tcPr>
           <w:p>
             <w:pPr>
-              <w:rPr>
-                <w:rFonts w:ascii="Times New Roman" w:eastAsia="標楷體" w:hAnsi="Times New Roman"/>
-              </w:rPr>
-            </w:pPr>
-            <w:r>
-              <w:rPr>
-                <w:rFonts w:ascii="Times New Roman" w:eastAsia="標楷體" w:hAnsi="Times New Roman"/>
-              </w:rPr>
-              <w:t xml:space="preserve">AI </w:t>
-            </w:r>
-            <w:r>
-              <w:rPr>
-                <w:rFonts w:ascii="Times New Roman" w:eastAsia="標楷體" w:hAnsi="Times New Roman"/>
-              </w:rPr>
-              <w:t>語音輔助照護與跨世代陪伴</w:t>
+              <w:jc w:val="both"/>
+              <w:rPr>
+                <w:rFonts w:ascii="Times New Roman" w:eastAsia="標楷體" w:hAnsi="Times New Roman"/>
+              </w:rPr>
+            </w:pPr>
+            <w:r>
+              <w:rPr>
+                <w:rFonts w:ascii="Times New Roman" w:eastAsia="標楷體" w:hAnsi="Times New Roman"/>
+                <w:b/>
+                <w:bCs/>
+              </w:rPr>
+              <w:t xml:space="preserve">ST </w:t>
+            </w:r>
+            <w:r>
+              <w:rPr>
+                <w:rFonts w:ascii="Times New Roman" w:eastAsia="標楷體" w:hAnsi="Times New Roman"/>
+                <w:b/>
+                <w:bCs/>
+              </w:rPr>
+              <w:t>策略（防禦策略）</w:t>
+            </w:r>
+          </w:p>
+          <w:p>
+            <w:pPr>
+              <w:jc w:val="both"/>
+              <w:rPr>
+                <w:rFonts w:ascii="Times New Roman" w:eastAsia="標楷體" w:hAnsi="Times New Roman"/>
+              </w:rPr>
+            </w:pPr>
+            <w:r>
+              <w:rPr>
+                <w:rFonts w:ascii="Times New Roman" w:eastAsia="標楷體" w:hAnsi="Times New Roman"/>
+              </w:rPr>
+              <w:t xml:space="preserve">1. </w:t>
+            </w:r>
+            <w:r>
+              <w:rPr>
+                <w:rFonts w:ascii="Times New Roman" w:eastAsia="標楷體" w:hAnsi="Times New Roman"/>
+              </w:rPr>
+              <w:t>建立嚴格的「端到端加密」與「資料去識別化」機制，將隱私保護作為核心賣點，抵禦資安法規威脅。</w:t>
+            </w:r>
+          </w:p>
+          <w:p>
+            <w:pPr>
+              <w:jc w:val="both"/>
+              <w:rPr>
+                <w:rFonts w:ascii="Times New Roman" w:eastAsia="標楷體" w:hAnsi="Times New Roman"/>
+              </w:rPr>
+            </w:pPr>
+          </w:p>
+          <w:p>
+            <w:pPr>
+              <w:jc w:val="both"/>
+              <w:rPr>
+                <w:rFonts w:ascii="Times New Roman" w:eastAsia="標楷體" w:hAnsi="Times New Roman"/>
+              </w:rPr>
+            </w:pPr>
+            <w:r>
+              <w:rPr>
+                <w:rFonts w:ascii="Times New Roman" w:eastAsia="標楷體" w:hAnsi="Times New Roman"/>
+              </w:rPr>
+              <w:t xml:space="preserve">2. </w:t>
+            </w:r>
+            <w:r>
+              <w:rPr>
+                <w:rFonts w:ascii="Times New Roman" w:eastAsia="標楷體" w:hAnsi="Times New Roman"/>
+              </w:rPr>
+              <w:t>專注深化「情感交流」與「家庭客製化排程」此一利基市場，避開與大型醫療體系軟體的數據戰。</w:t>
+            </w:r>
+          </w:p>
+          <w:p>
+            <w:pPr>
+              <w:jc w:val="both"/>
+              <w:rPr>
+                <w:rFonts w:ascii="Times New Roman" w:eastAsia="標楷體" w:hAnsi="Times New Roman"/>
+              </w:rPr>
+            </w:pPr>
+          </w:p>
+          <w:p>
+            <w:pPr>
+              <w:rPr>
+                <w:rFonts w:ascii="Times New Roman" w:eastAsia="標楷體" w:hAnsi="Times New Roman"/>
+              </w:rPr>
+            </w:pPr>
+            <w:r>
+              <w:rPr>
+                <w:rFonts w:ascii="Times New Roman" w:eastAsia="標楷體" w:hAnsi="Times New Roman"/>
+              </w:rPr>
+              <w:t xml:space="preserve">3. </w:t>
+            </w:r>
+            <w:r>
+              <w:rPr>
+                <w:rFonts w:ascii="Times New Roman" w:eastAsia="標楷體" w:hAnsi="Times New Roman"/>
+              </w:rPr>
+              <w:t>在家屬端打造豐富的照護社群與回憶錄生態系，大幅提升使用者黏著度與轉移至其他免費軟體的成本。</w:t>
             </w:r>
           </w:p>
         </w:tc>
         <w:tc>
           <w:tcPr>
-            <w:tcW w:w="0" w:type="auto"/>
-            <w:tcBorders>
-              <w:top w:val="single" w:sz="6" w:space="0" w:color="auto"/>
-              <w:left w:val="single" w:sz="6" w:space="0" w:color="auto"/>
-              <w:bottom w:val="single" w:sz="6" w:space="0" w:color="auto"/>
-              <w:right w:val="single" w:sz="6" w:space="0" w:color="auto"/>
-            </w:tcBorders>
+            <w:tcW w:w="3210" w:type="dxa"/>
+          </w:tcPr>
+          <w:p>
+            <w:pPr>
+              <w:jc w:val="both"/>
+              <w:rPr>
+                <w:rFonts w:ascii="Times New Roman" w:eastAsia="標楷體" w:hAnsi="Times New Roman"/>
+              </w:rPr>
+            </w:pPr>
+            <w:r>
+              <w:rPr>
+                <w:rFonts w:ascii="Times New Roman" w:eastAsia="標楷體" w:hAnsi="Times New Roman"/>
+                <w:b/>
+                <w:bCs/>
+              </w:rPr>
+              <w:t xml:space="preserve">WT </w:t>
+            </w:r>
+            <w:r>
+              <w:rPr>
+                <w:rFonts w:ascii="Times New Roman" w:eastAsia="標楷體" w:hAnsi="Times New Roman"/>
+                <w:b/>
+                <w:bCs/>
+              </w:rPr>
+              <w:t>策略（撤退</w:t>
+            </w:r>
+            <w:r>
+              <w:rPr>
+                <w:rFonts w:ascii="Times New Roman" w:eastAsia="標楷體" w:hAnsi="Times New Roman"/>
+                <w:b/>
+                <w:bCs/>
+              </w:rPr>
+              <w:t xml:space="preserve"> / </w:t>
+            </w:r>
+            <w:r>
+              <w:rPr>
+                <w:rFonts w:ascii="Times New Roman" w:eastAsia="標楷體" w:hAnsi="Times New Roman"/>
+                <w:b/>
+                <w:bCs/>
+              </w:rPr>
+              <w:t>因應策略）</w:t>
+            </w:r>
+          </w:p>
+          <w:p>
+            <w:pPr>
+              <w:jc w:val="both"/>
+              <w:rPr>
+                <w:rFonts w:ascii="Times New Roman" w:eastAsia="標楷體" w:hAnsi="Times New Roman"/>
+              </w:rPr>
+            </w:pPr>
+            <w:r>
+              <w:rPr>
+                <w:rFonts w:ascii="Times New Roman" w:eastAsia="標楷體" w:hAnsi="Times New Roman"/>
+              </w:rPr>
+              <w:t xml:space="preserve">1. </w:t>
+            </w:r>
+            <w:r>
+              <w:rPr>
+                <w:rFonts w:ascii="Times New Roman" w:eastAsia="標楷體" w:hAnsi="Times New Roman"/>
+              </w:rPr>
+              <w:t>制定清晰且具法律效力的使用者條款，明確標示系統為「生活輔助與陪伴用途」而非醫療診斷，規避潛在醫療責任。</w:t>
+            </w:r>
+          </w:p>
+          <w:p>
+            <w:pPr>
+              <w:jc w:val="both"/>
+              <w:rPr>
+                <w:rFonts w:ascii="Times New Roman" w:eastAsia="標楷體" w:hAnsi="Times New Roman"/>
+              </w:rPr>
+            </w:pPr>
+          </w:p>
+          <w:p>
+            <w:pPr>
+              <w:jc w:val="both"/>
+              <w:rPr>
+                <w:rFonts w:ascii="Times New Roman" w:eastAsia="標楷體" w:hAnsi="Times New Roman"/>
+              </w:rPr>
+            </w:pPr>
+            <w:r>
+              <w:rPr>
+                <w:rFonts w:ascii="Times New Roman" w:eastAsia="標楷體" w:hAnsi="Times New Roman"/>
+              </w:rPr>
+              <w:t xml:space="preserve">2. </w:t>
+            </w:r>
+            <w:r>
+              <w:rPr>
+                <w:rFonts w:ascii="Times New Roman" w:eastAsia="標楷體" w:hAnsi="Times New Roman"/>
+              </w:rPr>
+              <w:t>初期採取精實創業（</w:t>
+            </w:r>
+            <w:r>
+              <w:rPr>
+                <w:rFonts w:ascii="Times New Roman" w:eastAsia="標楷體" w:hAnsi="Times New Roman"/>
+              </w:rPr>
+              <w:t>Lean Startup</w:t>
+            </w:r>
+            <w:r>
+              <w:rPr>
+                <w:rFonts w:ascii="Times New Roman" w:eastAsia="標楷體" w:hAnsi="Times New Roman"/>
+              </w:rPr>
+              <w:t>）模式，</w:t>
+            </w:r>
+            <w:r>
+              <w:rPr>
+                <w:rFonts w:ascii="Times New Roman" w:eastAsia="標楷體" w:hAnsi="Times New Roman" w:hint="eastAsia"/>
+              </w:rPr>
+              <w:t>適用於高度不確定性之環境，</w:t>
+            </w:r>
+            <w:r>
+              <w:rPr>
+                <w:rFonts w:ascii="Times New Roman" w:eastAsia="標楷體" w:hAnsi="Times New Roman"/>
+              </w:rPr>
+              <w:t>嚴格控管行銷與開發預算，透過小規模封測反覆驗證市場接受度。</w:t>
+            </w:r>
+          </w:p>
+          <w:p>
+            <w:pPr>
+              <w:jc w:val="both"/>
+              <w:rPr>
+                <w:rFonts w:ascii="Times New Roman" w:eastAsia="標楷體" w:hAnsi="Times New Roman"/>
+              </w:rPr>
+            </w:pPr>
+          </w:p>
+          <w:p>
+            <w:pPr>
+              <w:rPr>
+                <w:rFonts w:ascii="Times New Roman" w:eastAsia="標楷體" w:hAnsi="Times New Roman"/>
+              </w:rPr>
+            </w:pPr>
+            <w:r>
+              <w:rPr>
+                <w:rFonts w:ascii="Times New Roman" w:eastAsia="標楷體" w:hAnsi="Times New Roman"/>
+              </w:rPr>
+              <w:t xml:space="preserve">3. </w:t>
+            </w:r>
+            <w:r>
+              <w:rPr>
+                <w:rFonts w:ascii="Times New Roman" w:eastAsia="標楷體" w:hAnsi="Times New Roman"/>
+              </w:rPr>
+              <w:t>針對無網路或無設備的弱勢高齡家庭，暫緩推廣，集中資源優先服務具備硬體基礎與付費能力的目標客群。</w:t>
+            </w:r>
+          </w:p>
+        </w:tc>
+      </w:tr>
+      <w:tr>
+        <w:tc>
+          <w:tcPr>
+            <w:tcW w:w="3209" w:type="dxa"/>
             <w:vAlign w:val="center"/>
-            <w:hideMark/>
           </w:tcPr>
           <w:p>
             <w:pPr>
@@ -4492,56 +7368,28 @@
             <w:r>
               <w:rPr>
                 <w:rFonts w:ascii="Times New Roman" w:eastAsia="標楷體" w:hAnsi="Times New Roman"/>
-              </w:rPr>
-              <w:t>專業長照與護理機構數位化管理</w:t>
+                <w:b/>
+                <w:bCs/>
+              </w:rPr>
+              <w:t>外部機會</w:t>
+            </w:r>
+            <w:r>
+              <w:rPr>
+                <w:rFonts w:ascii="Times New Roman" w:eastAsia="標楷體" w:hAnsi="Times New Roman"/>
+                <w:b/>
+                <w:bCs/>
+              </w:rPr>
+              <w:t xml:space="preserve"> (O)</w:t>
             </w:r>
           </w:p>
         </w:tc>
         <w:tc>
           <w:tcPr>
-            <w:tcW w:w="0" w:type="auto"/>
-            <w:tcBorders>
-              <w:top w:val="single" w:sz="6" w:space="0" w:color="auto"/>
-              <w:left w:val="single" w:sz="6" w:space="0" w:color="auto"/>
-              <w:bottom w:val="single" w:sz="6" w:space="0" w:color="auto"/>
-              <w:right w:val="single" w:sz="6" w:space="0" w:color="auto"/>
-            </w:tcBorders>
-            <w:vAlign w:val="center"/>
-            <w:hideMark/>
+            <w:tcW w:w="3209" w:type="dxa"/>
           </w:tcPr>
           <w:p>
             <w:pPr>
-              <w:rPr>
-                <w:rFonts w:ascii="Times New Roman" w:eastAsia="標楷體" w:hAnsi="Times New Roman"/>
-              </w:rPr>
-            </w:pPr>
-            <w:r>
-              <w:rPr>
-                <w:rFonts w:ascii="Times New Roman" w:eastAsia="標楷體" w:hAnsi="Times New Roman"/>
-              </w:rPr>
-              <w:t>遠距醫療諮詢與線上健康課程推廣</w:t>
-            </w:r>
-          </w:p>
-        </w:tc>
-      </w:tr>
-      <w:tr>
-        <w:trPr>
-          <w:tblCellSpacing w:w="15" w:type="dxa"/>
-        </w:trPr>
-        <w:tc>
-          <w:tcPr>
-            <w:tcW w:w="0" w:type="auto"/>
-            <w:tcBorders>
-              <w:top w:val="single" w:sz="6" w:space="0" w:color="auto"/>
-              <w:left w:val="single" w:sz="6" w:space="0" w:color="auto"/>
-              <w:bottom w:val="single" w:sz="6" w:space="0" w:color="auto"/>
-              <w:right w:val="single" w:sz="6" w:space="0" w:color="auto"/>
-            </w:tcBorders>
-            <w:vAlign w:val="center"/>
-            <w:hideMark/>
-          </w:tcPr>
-          <w:p>
-            <w:pPr>
+              <w:jc w:val="both"/>
               <w:rPr>
                 <w:rFonts w:ascii="Times New Roman" w:eastAsia="標楷體" w:hAnsi="Times New Roman"/>
               </w:rPr>
@@ -4552,24 +7400,155 @@
                 <w:b/>
                 <w:bCs/>
               </w:rPr>
-              <w:t>目標終端受眾</w:t>
+              <w:t xml:space="preserve">SO </w:t>
+            </w:r>
+            <w:r>
+              <w:rPr>
+                <w:rFonts w:ascii="Times New Roman" w:eastAsia="標楷體" w:hAnsi="Times New Roman"/>
+                <w:b/>
+                <w:bCs/>
+              </w:rPr>
+              <w:t>策略（成長策略）</w:t>
+            </w:r>
+          </w:p>
+          <w:p>
+            <w:pPr>
+              <w:jc w:val="both"/>
+              <w:rPr>
+                <w:rFonts w:ascii="Times New Roman" w:eastAsia="標楷體" w:hAnsi="Times New Roman"/>
+              </w:rPr>
+            </w:pPr>
+            <w:r>
+              <w:rPr>
+                <w:rFonts w:ascii="Times New Roman" w:eastAsia="標楷體" w:hAnsi="Times New Roman"/>
+              </w:rPr>
+              <w:t xml:space="preserve">1. </w:t>
+            </w:r>
+            <w:r>
+              <w:rPr>
+                <w:rFonts w:ascii="Times New Roman" w:eastAsia="標楷體" w:hAnsi="Times New Roman"/>
+              </w:rPr>
+              <w:t>結合雙端介面優勢與高齡化趨勢，主打「減輕遠距照護焦慮」，精準投放社群廣告</w:t>
+            </w:r>
+            <w:r>
+              <w:rPr>
+                <w:rFonts w:ascii="Times New Roman" w:eastAsia="標楷體" w:hAnsi="Times New Roman" w:hint="eastAsia"/>
+              </w:rPr>
+              <w:t>或社群文章</w:t>
+            </w:r>
+            <w:r>
+              <w:rPr>
+                <w:rFonts w:ascii="Times New Roman" w:eastAsia="標楷體" w:hAnsi="Times New Roman"/>
+              </w:rPr>
+              <w:t>觸及青壯年家屬。</w:t>
+            </w:r>
+          </w:p>
+          <w:p>
+            <w:pPr>
+              <w:jc w:val="both"/>
+              <w:rPr>
+                <w:rFonts w:ascii="Times New Roman" w:eastAsia="標楷體" w:hAnsi="Times New Roman"/>
+              </w:rPr>
+            </w:pPr>
+          </w:p>
+          <w:p>
+            <w:pPr>
+              <w:jc w:val="both"/>
+              <w:rPr>
+                <w:rFonts w:ascii="Times New Roman" w:eastAsia="標楷體" w:hAnsi="Times New Roman"/>
+              </w:rPr>
+            </w:pPr>
+            <w:r>
+              <w:rPr>
+                <w:rFonts w:ascii="Times New Roman" w:eastAsia="標楷體" w:hAnsi="Times New Roman"/>
+              </w:rPr>
+              <w:lastRenderedPageBreak/>
+              <w:t xml:space="preserve">2. </w:t>
+            </w:r>
+            <w:r>
+              <w:rPr>
+                <w:rFonts w:ascii="Times New Roman" w:eastAsia="標楷體" w:hAnsi="Times New Roman" w:hint="eastAsia"/>
+              </w:rPr>
+              <w:t>自</w:t>
+            </w:r>
+            <w:r>
+              <w:rPr>
+                <w:rFonts w:ascii="Times New Roman" w:eastAsia="標楷體" w:hAnsi="Times New Roman"/>
+              </w:rPr>
+              <w:t>帶</w:t>
+            </w:r>
+            <w:r>
+              <w:rPr>
+                <w:rFonts w:ascii="Times New Roman" w:eastAsia="標楷體" w:hAnsi="Times New Roman"/>
+              </w:rPr>
+              <w:t xml:space="preserve"> AI </w:t>
+            </w:r>
+            <w:r>
+              <w:rPr>
+                <w:rFonts w:ascii="Times New Roman" w:eastAsia="標楷體" w:hAnsi="Times New Roman"/>
+              </w:rPr>
+              <w:t>技術創新點，積極參與政府智慧長照創新計畫，爭取研發經費與官方曝光管道。</w:t>
+            </w:r>
+          </w:p>
+          <w:p>
+            <w:pPr>
+              <w:jc w:val="both"/>
+              <w:rPr>
+                <w:rFonts w:ascii="Times New Roman" w:eastAsia="標楷體" w:hAnsi="Times New Roman"/>
+              </w:rPr>
+            </w:pPr>
+          </w:p>
+          <w:p>
+            <w:pPr>
+              <w:rPr>
+                <w:rFonts w:ascii="Times New Roman" w:eastAsia="標楷體" w:hAnsi="Times New Roman"/>
+              </w:rPr>
+            </w:pPr>
+            <w:r>
+              <w:rPr>
+                <w:rFonts w:ascii="Times New Roman" w:eastAsia="標楷體" w:hAnsi="Times New Roman"/>
+              </w:rPr>
+              <w:t xml:space="preserve">3. </w:t>
+            </w:r>
+            <w:r>
+              <w:rPr>
+                <w:rFonts w:ascii="Times New Roman" w:eastAsia="標楷體" w:hAnsi="Times New Roman"/>
+              </w:rPr>
+              <w:t>運用高擴充性的系統架構，快速開發適用於日照中心的</w:t>
+            </w:r>
+            <w:r>
+              <w:rPr>
+                <w:rFonts w:ascii="Times New Roman" w:eastAsia="標楷體" w:hAnsi="Times New Roman"/>
+              </w:rPr>
+              <w:t xml:space="preserve"> B </w:t>
+            </w:r>
+            <w:r>
+              <w:rPr>
+                <w:rFonts w:ascii="Times New Roman" w:eastAsia="標楷體" w:hAnsi="Times New Roman"/>
+              </w:rPr>
+              <w:t>端模組，以</w:t>
+            </w:r>
+            <w:r>
+              <w:rPr>
+                <w:rFonts w:ascii="Times New Roman" w:eastAsia="標楷體" w:hAnsi="Times New Roman"/>
+              </w:rPr>
+              <w:t xml:space="preserve"> B2B2C </w:t>
+            </w:r>
+            <w:r>
+              <w:rPr>
+                <w:rFonts w:ascii="Times New Roman" w:eastAsia="標楷體" w:hAnsi="Times New Roman"/>
+              </w:rPr>
+              <w:t>模式加速市場滲透。</w:t>
             </w:r>
           </w:p>
         </w:tc>
         <w:tc>
           <w:tcPr>
-            <w:tcW w:w="0" w:type="auto"/>
-            <w:tcBorders>
-              <w:top w:val="single" w:sz="6" w:space="0" w:color="auto"/>
-              <w:left w:val="single" w:sz="6" w:space="0" w:color="auto"/>
-              <w:bottom w:val="single" w:sz="6" w:space="0" w:color="auto"/>
-              <w:right w:val="single" w:sz="6" w:space="0" w:color="auto"/>
-            </w:tcBorders>
-            <w:vAlign w:val="center"/>
-            <w:hideMark/>
+            <w:tcW w:w="3210" w:type="dxa"/>
           </w:tcPr>
           <w:p>
             <w:pPr>
+              <w:jc w:val="both"/>
               <w:rPr>
                 <w:rFonts w:ascii="Times New Roman" w:eastAsia="標楷體" w:hAnsi="Times New Roman"/>
               </w:rPr>
@@ -4580,7 +7559,8 @@
                 <w:b/>
                 <w:bCs/>
               </w:rPr>
-              <w:t>高齡長者</w:t>
+              <w:lastRenderedPageBreak/>
+              <w:t xml:space="preserve">WO </w:t>
             </w:r>
             <w:r>
               <w:rPr>
@@ -4588,602 +7568,107 @@
                 <w:b/>
                 <w:bCs/>
               </w:rPr>
-              <w:t xml:space="preserve"> (</w:t>
-            </w:r>
-            <w:r>
-              <w:rPr>
-                <w:rFonts w:ascii="Times New Roman" w:eastAsia="標楷體" w:hAnsi="Times New Roman"/>
-                <w:b/>
-                <w:bCs/>
-              </w:rPr>
-              <w:t>被照護者</w:t>
-            </w:r>
-            <w:r>
-              <w:rPr>
-                <w:rFonts w:ascii="Times New Roman" w:eastAsia="標楷體" w:hAnsi="Times New Roman"/>
-                <w:b/>
-                <w:bCs/>
-              </w:rPr>
-              <w:t>)</w:t>
-            </w:r>
-            <w:r>
-              <w:rPr>
-                <w:rFonts w:ascii="Times New Roman" w:eastAsia="標楷體" w:hAnsi="Times New Roman"/>
-              </w:rPr>
-              <w:t xml:space="preserve"> </w:t>
-            </w:r>
-            <w:r>
-              <w:rPr>
-                <w:rFonts w:ascii="Times New Roman" w:eastAsia="標楷體" w:hAnsi="Times New Roman"/>
-              </w:rPr>
-              <w:t>與</w:t>
-            </w:r>
-            <w:r>
-              <w:rPr>
-                <w:rFonts w:ascii="Times New Roman" w:eastAsia="標楷體" w:hAnsi="Times New Roman"/>
-              </w:rPr>
-              <w:t xml:space="preserve"> </w:t>
-            </w:r>
-            <w:r>
-              <w:rPr>
-                <w:rFonts w:ascii="Times New Roman" w:eastAsia="標楷體" w:hAnsi="Times New Roman"/>
-              </w:rPr>
-              <w:t>家屬</w:t>
-            </w:r>
-          </w:p>
-        </w:tc>
-        <w:tc>
-          <w:tcPr>
-            <w:tcW w:w="0" w:type="auto"/>
-            <w:tcBorders>
-              <w:top w:val="single" w:sz="6" w:space="0" w:color="auto"/>
-              <w:left w:val="single" w:sz="6" w:space="0" w:color="auto"/>
-              <w:bottom w:val="single" w:sz="6" w:space="0" w:color="auto"/>
-              <w:right w:val="single" w:sz="6" w:space="0" w:color="auto"/>
-            </w:tcBorders>
-            <w:vAlign w:val="center"/>
-            <w:hideMark/>
-          </w:tcPr>
-          <w:p>
-            <w:pPr>
-              <w:rPr>
-                <w:rFonts w:ascii="Times New Roman" w:eastAsia="標楷體" w:hAnsi="Times New Roman"/>
-              </w:rPr>
-            </w:pPr>
-            <w:r>
-              <w:rPr>
-                <w:rFonts w:ascii="Times New Roman" w:eastAsia="標楷體" w:hAnsi="Times New Roman"/>
-              </w:rPr>
-              <w:t>護理人員、社工與機構管理者</w:t>
-            </w:r>
-          </w:p>
-        </w:tc>
-        <w:tc>
-          <w:tcPr>
-            <w:tcW w:w="0" w:type="auto"/>
-            <w:tcBorders>
-              <w:top w:val="single" w:sz="6" w:space="0" w:color="auto"/>
-              <w:left w:val="single" w:sz="6" w:space="0" w:color="auto"/>
-              <w:bottom w:val="single" w:sz="6" w:space="0" w:color="auto"/>
-              <w:right w:val="single" w:sz="6" w:space="0" w:color="auto"/>
-            </w:tcBorders>
-            <w:vAlign w:val="center"/>
-            <w:hideMark/>
-          </w:tcPr>
-          <w:p>
-            <w:pPr>
-              <w:rPr>
-                <w:rFonts w:ascii="Times New Roman" w:eastAsia="標楷體" w:hAnsi="Times New Roman"/>
-              </w:rPr>
-            </w:pPr>
-            <w:r>
-              <w:rPr>
-                <w:rFonts w:ascii="Times New Roman" w:eastAsia="標楷體" w:hAnsi="Times New Roman"/>
-              </w:rPr>
-              <w:t>具數位能力的亞健康銀髮族與家屬</w:t>
-            </w:r>
-          </w:p>
-        </w:tc>
-      </w:tr>
-      <w:tr>
-        <w:trPr>
-          <w:tblCellSpacing w:w="15" w:type="dxa"/>
-        </w:trPr>
-        <w:tc>
-          <w:tcPr>
-            <w:tcW w:w="0" w:type="auto"/>
-            <w:tcBorders>
-              <w:top w:val="single" w:sz="6" w:space="0" w:color="auto"/>
-              <w:left w:val="single" w:sz="6" w:space="0" w:color="auto"/>
-              <w:bottom w:val="single" w:sz="6" w:space="0" w:color="auto"/>
-              <w:right w:val="single" w:sz="6" w:space="0" w:color="auto"/>
-            </w:tcBorders>
-            <w:vAlign w:val="center"/>
-            <w:hideMark/>
-          </w:tcPr>
-          <w:p>
-            <w:pPr>
-              <w:rPr>
-                <w:rFonts w:ascii="Times New Roman" w:eastAsia="標楷體" w:hAnsi="Times New Roman"/>
-              </w:rPr>
-            </w:pPr>
-            <w:r>
-              <w:rPr>
-                <w:rFonts w:ascii="Times New Roman" w:eastAsia="標楷體" w:hAnsi="Times New Roman"/>
-                <w:b/>
-                <w:bCs/>
-              </w:rPr>
-              <w:t>介面操作</w:t>
-            </w:r>
-            <w:r>
-              <w:rPr>
-                <w:rFonts w:ascii="Times New Roman" w:eastAsia="標楷體" w:hAnsi="Times New Roman"/>
-                <w:b/>
-                <w:bCs/>
+              <w:t>策略（改善策略）</w:t>
+            </w:r>
+          </w:p>
+          <w:p>
+            <w:pPr>
+              <w:jc w:val="both"/>
+              <w:rPr>
+                <w:rFonts w:ascii="Times New Roman" w:eastAsia="標楷體" w:hAnsi="Times New Roman"/>
+              </w:rPr>
+            </w:pPr>
+            <w:r>
+              <w:rPr>
+                <w:rFonts w:ascii="Times New Roman" w:eastAsia="標楷體" w:hAnsi="Times New Roman"/>
+              </w:rPr>
+              <w:t xml:space="preserve">1. </w:t>
+            </w:r>
+            <w:r>
+              <w:rPr>
+                <w:rFonts w:ascii="Times New Roman" w:eastAsia="標楷體" w:hAnsi="Times New Roman"/>
+              </w:rPr>
+              <w:t>提供「核心陪伴功能免費、進階分析付費」的試用模式，降低初期的信任門檻與獲客成本。</w:t>
+            </w:r>
+          </w:p>
+          <w:p>
+            <w:pPr>
+              <w:jc w:val="both"/>
+              <w:rPr>
+                <w:rFonts w:ascii="Times New Roman" w:eastAsia="標楷體" w:hAnsi="Times New Roman"/>
+              </w:rPr>
+            </w:pPr>
+          </w:p>
+          <w:p>
+            <w:pPr>
+              <w:jc w:val="both"/>
+              <w:rPr>
+                <w:rFonts w:ascii="Times New Roman" w:eastAsia="標楷體" w:hAnsi="Times New Roman"/>
+              </w:rPr>
+            </w:pPr>
+            <w:r>
+              <w:rPr>
+                <w:rFonts w:ascii="Times New Roman" w:eastAsia="標楷體" w:hAnsi="Times New Roman"/>
               </w:rPr>
               <w:lastRenderedPageBreak/>
-              <w:t>門檻</w:t>
-            </w:r>
-          </w:p>
-        </w:tc>
-        <w:tc>
-          <w:tcPr>
-            <w:tcW w:w="0" w:type="auto"/>
-            <w:tcBorders>
-              <w:top w:val="single" w:sz="6" w:space="0" w:color="auto"/>
-              <w:left w:val="single" w:sz="6" w:space="0" w:color="auto"/>
-              <w:bottom w:val="single" w:sz="6" w:space="0" w:color="auto"/>
-              <w:right w:val="single" w:sz="6" w:space="0" w:color="auto"/>
-            </w:tcBorders>
-            <w:vAlign w:val="center"/>
-            <w:hideMark/>
-          </w:tcPr>
-          <w:p>
-            <w:pPr>
-              <w:rPr>
-                <w:rFonts w:ascii="Times New Roman" w:eastAsia="標楷體" w:hAnsi="Times New Roman"/>
-              </w:rPr>
-            </w:pPr>
-            <w:r>
-              <w:rPr>
-                <w:rFonts w:ascii="Times New Roman" w:eastAsia="標楷體" w:hAnsi="Times New Roman"/>
-                <w:b/>
-                <w:bCs/>
-              </w:rPr>
-              <w:lastRenderedPageBreak/>
-              <w:t>極低</w:t>
-            </w:r>
-            <w:r>
-              <w:rPr>
-                <w:rFonts w:ascii="Times New Roman" w:eastAsia="標楷體" w:hAnsi="Times New Roman"/>
-                <w:b/>
-                <w:bCs/>
-              </w:rPr>
-              <w:t xml:space="preserve"> (</w:t>
-            </w:r>
-            <w:r>
-              <w:rPr>
-                <w:rFonts w:ascii="Times New Roman" w:eastAsia="標楷體" w:hAnsi="Times New Roman"/>
-                <w:b/>
-                <w:bCs/>
-              </w:rPr>
-              <w:t>全語音驅動、極簡</w:t>
-            </w:r>
-            <w:r>
-              <w:rPr>
-                <w:rFonts w:ascii="Times New Roman" w:eastAsia="標楷體" w:hAnsi="Times New Roman"/>
-                <w:b/>
-                <w:bCs/>
-              </w:rPr>
-              <w:lastRenderedPageBreak/>
-              <w:t>大圖示</w:t>
-            </w:r>
-            <w:r>
-              <w:rPr>
-                <w:rFonts w:ascii="Times New Roman" w:eastAsia="標楷體" w:hAnsi="Times New Roman"/>
-                <w:b/>
-                <w:bCs/>
-              </w:rPr>
-              <w:t>)</w:t>
-            </w:r>
-          </w:p>
-        </w:tc>
-        <w:tc>
-          <w:tcPr>
-            <w:tcW w:w="0" w:type="auto"/>
-            <w:tcBorders>
-              <w:top w:val="single" w:sz="6" w:space="0" w:color="auto"/>
-              <w:left w:val="single" w:sz="6" w:space="0" w:color="auto"/>
-              <w:bottom w:val="single" w:sz="6" w:space="0" w:color="auto"/>
-              <w:right w:val="single" w:sz="6" w:space="0" w:color="auto"/>
-            </w:tcBorders>
-            <w:vAlign w:val="center"/>
-            <w:hideMark/>
-          </w:tcPr>
-          <w:p>
-            <w:pPr>
-              <w:rPr>
-                <w:rFonts w:ascii="Times New Roman" w:eastAsia="標楷體" w:hAnsi="Times New Roman"/>
-              </w:rPr>
-            </w:pPr>
-            <w:r>
-              <w:rPr>
-                <w:rFonts w:ascii="Times New Roman" w:eastAsia="標楷體" w:hAnsi="Times New Roman"/>
-              </w:rPr>
-              <w:lastRenderedPageBreak/>
-              <w:t>極高</w:t>
-            </w:r>
-            <w:r>
-              <w:rPr>
-                <w:rFonts w:ascii="Times New Roman" w:eastAsia="標楷體" w:hAnsi="Times New Roman"/>
-              </w:rPr>
-              <w:t xml:space="preserve"> (</w:t>
-            </w:r>
-            <w:r>
-              <w:rPr>
-                <w:rFonts w:ascii="Times New Roman" w:eastAsia="標楷體" w:hAnsi="Times New Roman"/>
-              </w:rPr>
-              <w:t>充滿專業醫療欄位</w:t>
-            </w:r>
-            <w:r>
-              <w:rPr>
-                <w:rFonts w:ascii="Times New Roman" w:eastAsia="標楷體" w:hAnsi="Times New Roman"/>
-              </w:rPr>
-              <w:lastRenderedPageBreak/>
-              <w:t>與數據圖表</w:t>
-            </w:r>
-            <w:r>
-              <w:rPr>
-                <w:rFonts w:ascii="Times New Roman" w:eastAsia="標楷體" w:hAnsi="Times New Roman"/>
-              </w:rPr>
-              <w:t>)</w:t>
-            </w:r>
-          </w:p>
-        </w:tc>
-        <w:tc>
-          <w:tcPr>
-            <w:tcW w:w="0" w:type="auto"/>
-            <w:tcBorders>
-              <w:top w:val="single" w:sz="6" w:space="0" w:color="auto"/>
-              <w:left w:val="single" w:sz="6" w:space="0" w:color="auto"/>
-              <w:bottom w:val="single" w:sz="6" w:space="0" w:color="auto"/>
-              <w:right w:val="single" w:sz="6" w:space="0" w:color="auto"/>
-            </w:tcBorders>
-            <w:vAlign w:val="center"/>
-            <w:hideMark/>
-          </w:tcPr>
-          <w:p>
-            <w:pPr>
-              <w:rPr>
-                <w:rFonts w:ascii="Times New Roman" w:eastAsia="標楷體" w:hAnsi="Times New Roman"/>
-              </w:rPr>
-            </w:pPr>
-            <w:r>
-              <w:rPr>
-                <w:rFonts w:ascii="Times New Roman" w:eastAsia="標楷體" w:hAnsi="Times New Roman"/>
-              </w:rPr>
-              <w:lastRenderedPageBreak/>
-              <w:t>中高</w:t>
-            </w:r>
-            <w:r>
-              <w:rPr>
-                <w:rFonts w:ascii="Times New Roman" w:eastAsia="標楷體" w:hAnsi="Times New Roman"/>
-              </w:rPr>
-              <w:t xml:space="preserve"> (</w:t>
-            </w:r>
-            <w:r>
-              <w:rPr>
-                <w:rFonts w:ascii="Times New Roman" w:eastAsia="標楷體" w:hAnsi="Times New Roman"/>
-              </w:rPr>
-              <w:t>需自行瀏覽課程清單</w:t>
-            </w:r>
-            <w:r>
-              <w:rPr>
-                <w:rFonts w:ascii="Times New Roman" w:eastAsia="標楷體" w:hAnsi="Times New Roman"/>
-              </w:rPr>
-              <w:lastRenderedPageBreak/>
-              <w:t>與預約醫師</w:t>
-            </w:r>
-            <w:r>
-              <w:rPr>
-                <w:rFonts w:ascii="Times New Roman" w:eastAsia="標楷體" w:hAnsi="Times New Roman"/>
-              </w:rPr>
-              <w:t>)</w:t>
-            </w:r>
-          </w:p>
-        </w:tc>
-      </w:tr>
-      <w:tr>
-        <w:trPr>
-          <w:tblCellSpacing w:w="15" w:type="dxa"/>
-        </w:trPr>
-        <w:tc>
-          <w:tcPr>
-            <w:tcW w:w="0" w:type="auto"/>
-            <w:tcBorders>
-              <w:top w:val="single" w:sz="6" w:space="0" w:color="auto"/>
-              <w:left w:val="single" w:sz="6" w:space="0" w:color="auto"/>
-              <w:bottom w:val="single" w:sz="6" w:space="0" w:color="auto"/>
-              <w:right w:val="single" w:sz="6" w:space="0" w:color="auto"/>
-            </w:tcBorders>
-            <w:vAlign w:val="center"/>
-            <w:hideMark/>
-          </w:tcPr>
-          <w:p>
-            <w:pPr>
-              <w:rPr>
-                <w:rFonts w:ascii="Times New Roman" w:eastAsia="標楷體" w:hAnsi="Times New Roman"/>
-              </w:rPr>
-            </w:pPr>
-            <w:r>
-              <w:rPr>
-                <w:rFonts w:ascii="Times New Roman" w:eastAsia="標楷體" w:hAnsi="Times New Roman"/>
-                <w:b/>
-                <w:bCs/>
-              </w:rPr>
-              <w:lastRenderedPageBreak/>
+              <w:t xml:space="preserve">2. </w:t>
+            </w:r>
+            <w:r>
+              <w:rPr>
+                <w:rFonts w:ascii="Times New Roman" w:eastAsia="標楷體" w:hAnsi="Times New Roman"/>
+              </w:rPr>
+              <w:t>與社區大學、樂齡中心合作舉辦「</w:t>
+            </w:r>
+            <w:r>
+              <w:rPr>
+                <w:rFonts w:ascii="Times New Roman" w:eastAsia="標楷體" w:hAnsi="Times New Roman"/>
+              </w:rPr>
               <w:t xml:space="preserve">AI </w:t>
             </w:r>
             <w:r>
               <w:rPr>
                 <w:rFonts w:ascii="Times New Roman" w:eastAsia="標楷體" w:hAnsi="Times New Roman"/>
-                <w:b/>
-                <w:bCs/>
-              </w:rPr>
-              <w:t>應用場景</w:t>
-            </w:r>
-          </w:p>
-        </w:tc>
-        <w:tc>
-          <w:tcPr>
-            <w:tcW w:w="0" w:type="auto"/>
-            <w:tcBorders>
-              <w:top w:val="single" w:sz="6" w:space="0" w:color="auto"/>
-              <w:left w:val="single" w:sz="6" w:space="0" w:color="auto"/>
-              <w:bottom w:val="single" w:sz="6" w:space="0" w:color="auto"/>
-              <w:right w:val="single" w:sz="6" w:space="0" w:color="auto"/>
-            </w:tcBorders>
-            <w:vAlign w:val="center"/>
-            <w:hideMark/>
-          </w:tcPr>
-          <w:p>
-            <w:pPr>
-              <w:rPr>
-                <w:rFonts w:ascii="Times New Roman" w:eastAsia="標楷體" w:hAnsi="Times New Roman"/>
-              </w:rPr>
-            </w:pPr>
-            <w:r>
-              <w:rPr>
-                <w:rFonts w:ascii="Times New Roman" w:eastAsia="標楷體" w:hAnsi="Times New Roman"/>
-                <w:b/>
-                <w:bCs/>
-              </w:rPr>
-              <w:t>自然語音對話、情緒分析、排程輔助</w:t>
-            </w:r>
-          </w:p>
-        </w:tc>
-        <w:tc>
-          <w:tcPr>
-            <w:tcW w:w="0" w:type="auto"/>
-            <w:tcBorders>
-              <w:top w:val="single" w:sz="6" w:space="0" w:color="auto"/>
-              <w:left w:val="single" w:sz="6" w:space="0" w:color="auto"/>
-              <w:bottom w:val="single" w:sz="6" w:space="0" w:color="auto"/>
-              <w:right w:val="single" w:sz="6" w:space="0" w:color="auto"/>
-            </w:tcBorders>
-            <w:vAlign w:val="center"/>
-            <w:hideMark/>
-          </w:tcPr>
-          <w:p>
-            <w:pPr>
-              <w:rPr>
-                <w:rFonts w:ascii="Times New Roman" w:eastAsia="標楷體" w:hAnsi="Times New Roman"/>
-              </w:rPr>
-            </w:pPr>
-            <w:r>
-              <w:rPr>
-                <w:rFonts w:ascii="Times New Roman" w:eastAsia="標楷體" w:hAnsi="Times New Roman"/>
-              </w:rPr>
-              <w:t>護理紀錄自動摘要、生命徵象異常預判</w:t>
-            </w:r>
-          </w:p>
-        </w:tc>
-        <w:tc>
-          <w:tcPr>
-            <w:tcW w:w="0" w:type="auto"/>
-            <w:tcBorders>
-              <w:top w:val="single" w:sz="6" w:space="0" w:color="auto"/>
-              <w:left w:val="single" w:sz="6" w:space="0" w:color="auto"/>
-              <w:bottom w:val="single" w:sz="6" w:space="0" w:color="auto"/>
-              <w:right w:val="single" w:sz="6" w:space="0" w:color="auto"/>
-            </w:tcBorders>
-            <w:vAlign w:val="center"/>
-            <w:hideMark/>
-          </w:tcPr>
-          <w:p>
-            <w:pPr>
-              <w:rPr>
-                <w:rFonts w:ascii="Times New Roman" w:eastAsia="標楷體" w:hAnsi="Times New Roman"/>
-              </w:rPr>
-            </w:pPr>
-            <w:r>
-              <w:rPr>
-                <w:rFonts w:ascii="Times New Roman" w:eastAsia="標楷體" w:hAnsi="Times New Roman"/>
-              </w:rPr>
-              <w:t>醫師媒合推薦、基礎健康問答機器人</w:t>
-            </w:r>
-          </w:p>
-        </w:tc>
-      </w:tr>
-      <w:tr>
-        <w:trPr>
-          <w:tblCellSpacing w:w="15" w:type="dxa"/>
-        </w:trPr>
-        <w:tc>
-          <w:tcPr>
-            <w:tcW w:w="0" w:type="auto"/>
-            <w:tcBorders>
-              <w:top w:val="single" w:sz="6" w:space="0" w:color="auto"/>
-              <w:left w:val="single" w:sz="6" w:space="0" w:color="auto"/>
-              <w:bottom w:val="single" w:sz="6" w:space="0" w:color="auto"/>
-              <w:right w:val="single" w:sz="6" w:space="0" w:color="auto"/>
-            </w:tcBorders>
-            <w:vAlign w:val="center"/>
-            <w:hideMark/>
-          </w:tcPr>
-          <w:p>
-            <w:pPr>
-              <w:rPr>
-                <w:rFonts w:ascii="Times New Roman" w:eastAsia="標楷體" w:hAnsi="Times New Roman"/>
-              </w:rPr>
-            </w:pPr>
-            <w:r>
-              <w:rPr>
-                <w:rFonts w:ascii="Times New Roman" w:eastAsia="標楷體" w:hAnsi="Times New Roman"/>
-                <w:b/>
-                <w:bCs/>
-              </w:rPr>
-              <w:t>家屬參與程度</w:t>
-            </w:r>
-          </w:p>
-        </w:tc>
-        <w:tc>
-          <w:tcPr>
-            <w:tcW w:w="0" w:type="auto"/>
-            <w:tcBorders>
-              <w:top w:val="single" w:sz="6" w:space="0" w:color="auto"/>
-              <w:left w:val="single" w:sz="6" w:space="0" w:color="auto"/>
-              <w:bottom w:val="single" w:sz="6" w:space="0" w:color="auto"/>
-              <w:right w:val="single" w:sz="6" w:space="0" w:color="auto"/>
-            </w:tcBorders>
-            <w:vAlign w:val="center"/>
-            <w:hideMark/>
-          </w:tcPr>
-          <w:p>
-            <w:pPr>
-              <w:rPr>
-                <w:rFonts w:ascii="Times New Roman" w:eastAsia="標楷體" w:hAnsi="Times New Roman"/>
-              </w:rPr>
-            </w:pPr>
-            <w:r>
-              <w:rPr>
-                <w:rFonts w:ascii="Times New Roman" w:eastAsia="標楷體" w:hAnsi="Times New Roman"/>
-                <w:b/>
-                <w:bCs/>
-              </w:rPr>
-              <w:t>極高</w:t>
-            </w:r>
-            <w:r>
-              <w:rPr>
-                <w:rFonts w:ascii="Times New Roman" w:eastAsia="標楷體" w:hAnsi="Times New Roman"/>
-                <w:b/>
-                <w:bCs/>
-              </w:rPr>
-              <w:t xml:space="preserve"> (</w:t>
-            </w:r>
-            <w:r>
-              <w:rPr>
-                <w:rFonts w:ascii="Times New Roman" w:eastAsia="標楷體" w:hAnsi="Times New Roman"/>
-                <w:b/>
-                <w:bCs/>
-              </w:rPr>
-              <w:t>雙端設計，家屬為排程主導者</w:t>
-            </w:r>
-            <w:r>
-              <w:rPr>
-                <w:rFonts w:ascii="Times New Roman" w:eastAsia="標楷體" w:hAnsi="Times New Roman"/>
-                <w:b/>
-                <w:bCs/>
-              </w:rPr>
-              <w:t>)</w:t>
-            </w:r>
-          </w:p>
-        </w:tc>
-        <w:tc>
-          <w:tcPr>
-            <w:tcW w:w="0" w:type="auto"/>
-            <w:tcBorders>
-              <w:top w:val="single" w:sz="6" w:space="0" w:color="auto"/>
-              <w:left w:val="single" w:sz="6" w:space="0" w:color="auto"/>
-              <w:bottom w:val="single" w:sz="6" w:space="0" w:color="auto"/>
-              <w:right w:val="single" w:sz="6" w:space="0" w:color="auto"/>
-            </w:tcBorders>
-            <w:vAlign w:val="center"/>
-            <w:hideMark/>
-          </w:tcPr>
-          <w:p>
-            <w:pPr>
-              <w:rPr>
-                <w:rFonts w:ascii="Times New Roman" w:eastAsia="標楷體" w:hAnsi="Times New Roman"/>
-              </w:rPr>
-            </w:pPr>
-            <w:r>
-              <w:rPr>
-                <w:rFonts w:ascii="Times New Roman" w:eastAsia="標楷體" w:hAnsi="Times New Roman"/>
-              </w:rPr>
-              <w:t>中低</w:t>
-            </w:r>
-            <w:r>
-              <w:rPr>
-                <w:rFonts w:ascii="Times New Roman" w:eastAsia="標楷體" w:hAnsi="Times New Roman"/>
-              </w:rPr>
-              <w:t xml:space="preserve"> (</w:t>
-            </w:r>
-            <w:r>
-              <w:rPr>
-                <w:rFonts w:ascii="Times New Roman" w:eastAsia="標楷體" w:hAnsi="Times New Roman"/>
-              </w:rPr>
-              <w:t>主要接收機構發布的照護報表</w:t>
-            </w:r>
-            <w:r>
-              <w:rPr>
-                <w:rFonts w:ascii="Times New Roman" w:eastAsia="標楷體" w:hAnsi="Times New Roman"/>
-              </w:rPr>
-              <w:t>)</w:t>
-            </w:r>
-          </w:p>
-        </w:tc>
-        <w:tc>
-          <w:tcPr>
-            <w:tcW w:w="0" w:type="auto"/>
-            <w:tcBorders>
-              <w:top w:val="single" w:sz="6" w:space="0" w:color="auto"/>
-              <w:left w:val="single" w:sz="6" w:space="0" w:color="auto"/>
-              <w:bottom w:val="single" w:sz="6" w:space="0" w:color="auto"/>
-              <w:right w:val="single" w:sz="6" w:space="0" w:color="auto"/>
-            </w:tcBorders>
-            <w:vAlign w:val="center"/>
-            <w:hideMark/>
-          </w:tcPr>
-          <w:p>
-            <w:pPr>
-              <w:rPr>
-                <w:rFonts w:ascii="Times New Roman" w:eastAsia="標楷體" w:hAnsi="Times New Roman"/>
-              </w:rPr>
-            </w:pPr>
-            <w:r>
-              <w:rPr>
-                <w:rFonts w:ascii="Times New Roman" w:eastAsia="標楷體" w:hAnsi="Times New Roman"/>
-              </w:rPr>
-              <w:t>中</w:t>
-            </w:r>
-            <w:r>
-              <w:rPr>
-                <w:rFonts w:ascii="Times New Roman" w:eastAsia="標楷體" w:hAnsi="Times New Roman"/>
-              </w:rPr>
-              <w:t xml:space="preserve"> (</w:t>
-            </w:r>
-            <w:r>
-              <w:rPr>
-                <w:rFonts w:ascii="Times New Roman" w:eastAsia="標楷體" w:hAnsi="Times New Roman"/>
-              </w:rPr>
-              <w:t>陪同線上看診或代為報名課程</w:t>
-            </w:r>
-            <w:r>
-              <w:rPr>
-                <w:rFonts w:ascii="Times New Roman" w:eastAsia="標楷體" w:hAnsi="Times New Roman"/>
-              </w:rPr>
-              <w:t>)</w:t>
+              </w:rPr>
+              <w:t>輔助照護教學」實體活動，提升品牌知名度並化解硬體抗拒。</w:t>
+            </w:r>
+          </w:p>
+          <w:p>
+            <w:pPr>
+              <w:jc w:val="both"/>
+              <w:rPr>
+                <w:rFonts w:ascii="Times New Roman" w:eastAsia="標楷體" w:hAnsi="Times New Roman"/>
+              </w:rPr>
+            </w:pPr>
+          </w:p>
+          <w:p>
+            <w:pPr>
+              <w:rPr>
+                <w:rFonts w:ascii="Times New Roman" w:eastAsia="標楷體" w:hAnsi="Times New Roman"/>
+              </w:rPr>
+            </w:pPr>
+            <w:r>
+              <w:rPr>
+                <w:rFonts w:ascii="Times New Roman" w:eastAsia="標楷體" w:hAnsi="Times New Roman"/>
+              </w:rPr>
+              <w:t xml:space="preserve">3. </w:t>
+            </w:r>
+            <w:r>
+              <w:rPr>
+                <w:rFonts w:ascii="Times New Roman" w:eastAsia="標楷體" w:hAnsi="Times New Roman"/>
+              </w:rPr>
+              <w:t>規劃導入邊緣運算（</w:t>
+            </w:r>
+            <w:r>
+              <w:rPr>
+                <w:rFonts w:ascii="Times New Roman" w:eastAsia="標楷體" w:hAnsi="Times New Roman"/>
+              </w:rPr>
+              <w:t>Edge Computing</w:t>
+            </w:r>
+            <w:r>
+              <w:rPr>
+                <w:rFonts w:ascii="Times New Roman" w:eastAsia="標楷體" w:hAnsi="Times New Roman"/>
+              </w:rPr>
+              <w:t>）技術，將常態性語音指令留於本地端處理，長期降低雲端成本。</w:t>
             </w:r>
           </w:p>
         </w:tc>
@@ -5195,1377 +7680,7 @@
           <w:rFonts w:ascii="Times New Roman" w:eastAsia="標楷體" w:hAnsi="Times New Roman"/>
         </w:rPr>
       </w:pPr>
-      <w:r>
-        <w:rPr>
-          <w:rFonts w:ascii="Times New Roman" w:eastAsia="標楷體" w:hAnsi="Times New Roman"/>
-        </w:rPr>
-        <w:pict w14:anchorId="27963AB5">
-          <v:rect id="_x0000_i1027" style="width:0;height:1.5pt" o:hralign="center" o:hrstd="t" o:hr="t" fillcolor="#a0a0a0" stroked="f"/>
-        </w:pict>
-      </w:r>
     </w:p>
-    <w:p>
-      <w:pPr>
-        <w:rPr>
-          <w:rFonts w:ascii="Times New Roman" w:eastAsia="標楷體" w:hAnsi="Times New Roman"/>
-          <w:b/>
-          <w:bCs/>
-        </w:rPr>
-      </w:pPr>
-      <w:r>
-        <w:rPr>
-          <w:rFonts w:ascii="Times New Roman" w:eastAsia="標楷體" w:hAnsi="Times New Roman"/>
-          <w:b/>
-          <w:bCs/>
-        </w:rPr>
-        <w:t xml:space="preserve">2-4 </w:t>
-      </w:r>
-      <w:r>
-        <w:rPr>
-          <w:rFonts w:ascii="Times New Roman" w:eastAsia="標楷體" w:hAnsi="Times New Roman"/>
-          <w:b/>
-          <w:bCs/>
-        </w:rPr>
-        <w:t>競爭力分析</w:t>
-      </w:r>
-      <w:r>
-        <w:rPr>
-          <w:rFonts w:ascii="Times New Roman" w:eastAsia="標楷體" w:hAnsi="Times New Roman"/>
-          <w:b/>
-          <w:bCs/>
-        </w:rPr>
-        <w:t xml:space="preserve"> SWOT-TOWS</w:t>
-      </w:r>
-    </w:p>
-    <w:p>
-      <w:pPr>
-        <w:rPr>
-          <w:rFonts w:ascii="Times New Roman" w:eastAsia="標楷體" w:hAnsi="Times New Roman"/>
-        </w:rPr>
-      </w:pPr>
-      <w:r>
-        <w:rPr>
-          <w:rFonts w:ascii="Times New Roman" w:eastAsia="標楷體" w:hAnsi="Times New Roman"/>
-          <w:b/>
-          <w:bCs/>
-        </w:rPr>
-        <w:t>【</w:t>
-      </w:r>
-      <w:r>
-        <w:rPr>
-          <w:rFonts w:ascii="Times New Roman" w:eastAsia="標楷體" w:hAnsi="Times New Roman"/>
-          <w:b/>
-          <w:bCs/>
-        </w:rPr>
-        <w:t xml:space="preserve">SWOT </w:t>
-      </w:r>
-      <w:r>
-        <w:rPr>
-          <w:rFonts w:ascii="Times New Roman" w:eastAsia="標楷體" w:hAnsi="Times New Roman"/>
-          <w:b/>
-          <w:bCs/>
-        </w:rPr>
-        <w:t>分析】</w:t>
-      </w:r>
-    </w:p>
-    <w:p>
-      <w:pPr>
-        <w:numPr>
-          <w:ilvl w:val="0"/>
-          <w:numId w:val="9"/>
-        </w:numPr>
-        <w:rPr>
-          <w:rFonts w:ascii="Times New Roman" w:eastAsia="標楷體" w:hAnsi="Times New Roman"/>
-        </w:rPr>
-      </w:pPr>
-      <w:r>
-        <w:rPr>
-          <w:rFonts w:ascii="Times New Roman" w:eastAsia="標楷體" w:hAnsi="Times New Roman"/>
-          <w:b/>
-          <w:bCs/>
-        </w:rPr>
-        <w:t>優勢</w:t>
-      </w:r>
-      <w:r>
-        <w:rPr>
-          <w:rFonts w:ascii="Times New Roman" w:eastAsia="標楷體" w:hAnsi="Times New Roman"/>
-          <w:b/>
-          <w:bCs/>
-        </w:rPr>
-        <w:t xml:space="preserve"> (Strengths, S)</w:t>
-      </w:r>
-      <w:r>
-        <w:rPr>
-          <w:rFonts w:ascii="Times New Roman" w:eastAsia="標楷體" w:hAnsi="Times New Roman"/>
-          <w:b/>
-          <w:bCs/>
-        </w:rPr>
-        <w:t>：</w:t>
-      </w:r>
-    </w:p>
-    <w:p>
-      <w:pPr>
-        <w:numPr>
-          <w:ilvl w:val="1"/>
-          <w:numId w:val="9"/>
-        </w:numPr>
-        <w:rPr>
-          <w:rFonts w:ascii="Times New Roman" w:eastAsia="標楷體" w:hAnsi="Times New Roman"/>
-        </w:rPr>
-      </w:pPr>
-      <w:r>
-        <w:rPr>
-          <w:rFonts w:ascii="Times New Roman" w:eastAsia="標楷體" w:hAnsi="Times New Roman"/>
-        </w:rPr>
-        <w:t>獨創的家屬與長者「雙端專屬介面」，完美平衡了複雜管理需求與極簡操作門檻。</w:t>
-      </w:r>
-    </w:p>
-    <w:p>
-      <w:pPr>
-        <w:numPr>
-          <w:ilvl w:val="1"/>
-          <w:numId w:val="9"/>
-        </w:numPr>
-        <w:rPr>
-          <w:rFonts w:ascii="Times New Roman" w:eastAsia="標楷體" w:hAnsi="Times New Roman"/>
-        </w:rPr>
-      </w:pPr>
-      <w:r>
-        <w:rPr>
-          <w:rFonts w:ascii="Times New Roman" w:eastAsia="標楷體" w:hAnsi="Times New Roman"/>
-        </w:rPr>
-        <w:t>深度整合</w:t>
-      </w:r>
-      <w:r>
-        <w:rPr>
-          <w:rFonts w:ascii="Times New Roman" w:eastAsia="標楷體" w:hAnsi="Times New Roman"/>
-        </w:rPr>
-        <w:t xml:space="preserve"> LLM </w:t>
-      </w:r>
-      <w:r>
-        <w:rPr>
-          <w:rFonts w:ascii="Times New Roman" w:eastAsia="標楷體" w:hAnsi="Times New Roman"/>
-        </w:rPr>
-        <w:t>與語音技術，提供市面上醫療軟體缺乏的「自然語言陪伴感」與情緒分析。</w:t>
-      </w:r>
-    </w:p>
-    <w:p>
-      <w:pPr>
-        <w:numPr>
-          <w:ilvl w:val="1"/>
-          <w:numId w:val="9"/>
-        </w:numPr>
-        <w:rPr>
-          <w:rFonts w:ascii="Times New Roman" w:eastAsia="標楷體" w:hAnsi="Times New Roman"/>
-        </w:rPr>
-      </w:pPr>
-      <w:r>
-        <w:rPr>
-          <w:rFonts w:ascii="Times New Roman" w:eastAsia="標楷體" w:hAnsi="Times New Roman"/>
-        </w:rPr>
-        <w:t>團隊具備</w:t>
-      </w:r>
-      <w:r>
-        <w:rPr>
-          <w:rFonts w:ascii="Times New Roman" w:eastAsia="標楷體" w:hAnsi="Times New Roman"/>
-        </w:rPr>
-        <w:t xml:space="preserve"> Flutter </w:t>
-      </w:r>
-      <w:r>
-        <w:rPr>
-          <w:rFonts w:ascii="Times New Roman" w:eastAsia="標楷體" w:hAnsi="Times New Roman"/>
-        </w:rPr>
-        <w:t>與</w:t>
-      </w:r>
-      <w:r>
-        <w:rPr>
-          <w:rFonts w:ascii="Times New Roman" w:eastAsia="標楷體" w:hAnsi="Times New Roman"/>
-        </w:rPr>
-        <w:t xml:space="preserve"> Flask </w:t>
-      </w:r>
-      <w:r>
-        <w:rPr>
-          <w:rFonts w:ascii="Times New Roman" w:eastAsia="標楷體" w:hAnsi="Times New Roman"/>
-        </w:rPr>
-        <w:t>等現代化技術棧的開發能力，系統模組化程度高，未來擴充彈性大。</w:t>
-      </w:r>
-    </w:p>
-    <w:p>
-      <w:pPr>
-        <w:numPr>
-          <w:ilvl w:val="0"/>
-          <w:numId w:val="9"/>
-        </w:numPr>
-        <w:rPr>
-          <w:rFonts w:ascii="Times New Roman" w:eastAsia="標楷體" w:hAnsi="Times New Roman"/>
-        </w:rPr>
-      </w:pPr>
-      <w:r>
-        <w:rPr>
-          <w:rFonts w:ascii="Times New Roman" w:eastAsia="標楷體" w:hAnsi="Times New Roman"/>
-          <w:b/>
-          <w:bCs/>
-        </w:rPr>
-        <w:t>劣勢</w:t>
-      </w:r>
-      <w:r>
-        <w:rPr>
-          <w:rFonts w:ascii="Times New Roman" w:eastAsia="標楷體" w:hAnsi="Times New Roman"/>
-          <w:b/>
-          <w:bCs/>
-        </w:rPr>
-        <w:t xml:space="preserve"> (Weaknesses, W)</w:t>
-      </w:r>
-      <w:r>
-        <w:rPr>
-          <w:rFonts w:ascii="Times New Roman" w:eastAsia="標楷體" w:hAnsi="Times New Roman"/>
-          <w:b/>
-          <w:bCs/>
-        </w:rPr>
-        <w:t>：</w:t>
-      </w:r>
-    </w:p>
-    <w:p>
-      <w:pPr>
-        <w:numPr>
-          <w:ilvl w:val="1"/>
-          <w:numId w:val="10"/>
-        </w:numPr>
-        <w:rPr>
-          <w:rFonts w:ascii="Times New Roman" w:eastAsia="標楷體" w:hAnsi="Times New Roman"/>
-        </w:rPr>
-      </w:pPr>
-      <w:r>
-        <w:rPr>
-          <w:rFonts w:ascii="Times New Roman" w:eastAsia="標楷體" w:hAnsi="Times New Roman"/>
-        </w:rPr>
-        <w:t>作為新創專案，初期缺乏品牌知名度與專業醫療機構的背書，難以迅速建立市場信任。</w:t>
-      </w:r>
-    </w:p>
-    <w:p>
-      <w:pPr>
-        <w:numPr>
-          <w:ilvl w:val="1"/>
-          <w:numId w:val="10"/>
-        </w:numPr>
-        <w:rPr>
-          <w:rFonts w:ascii="Times New Roman" w:eastAsia="標楷體" w:hAnsi="Times New Roman"/>
-        </w:rPr>
-      </w:pPr>
-      <w:r>
-        <w:rPr>
-          <w:rFonts w:ascii="Times New Roman" w:eastAsia="標楷體" w:hAnsi="Times New Roman"/>
-        </w:rPr>
-        <w:t>高度依賴雲端語音處理與生成式</w:t>
-      </w:r>
-      <w:r>
-        <w:rPr>
-          <w:rFonts w:ascii="Times New Roman" w:eastAsia="標楷體" w:hAnsi="Times New Roman"/>
-        </w:rPr>
-        <w:t xml:space="preserve"> AI API</w:t>
-      </w:r>
-      <w:r>
-        <w:rPr>
-          <w:rFonts w:ascii="Times New Roman" w:eastAsia="標楷體" w:hAnsi="Times New Roman"/>
-        </w:rPr>
-        <w:t>，隨著用戶數增加，營運成本與運算延遲可能成為壓力。</w:t>
-      </w:r>
-    </w:p>
-    <w:p>
-      <w:pPr>
-        <w:numPr>
-          <w:ilvl w:val="1"/>
-          <w:numId w:val="10"/>
-        </w:numPr>
-        <w:rPr>
-          <w:rFonts w:ascii="Times New Roman" w:eastAsia="標楷體" w:hAnsi="Times New Roman"/>
-        </w:rPr>
-      </w:pPr>
-      <w:r>
-        <w:rPr>
-          <w:rFonts w:ascii="Times New Roman" w:eastAsia="標楷體" w:hAnsi="Times New Roman"/>
-        </w:rPr>
-        <w:t>系統運作需建立在長輩擁有智慧型手機且具備穩定網路環境的前提下，硬體普及率仍有受限。</w:t>
-      </w:r>
-    </w:p>
-    <w:p>
-      <w:pPr>
-        <w:numPr>
-          <w:ilvl w:val="0"/>
-          <w:numId w:val="9"/>
-        </w:numPr>
-        <w:rPr>
-          <w:rFonts w:ascii="Times New Roman" w:eastAsia="標楷體" w:hAnsi="Times New Roman"/>
-        </w:rPr>
-      </w:pPr>
-      <w:r>
-        <w:rPr>
-          <w:rFonts w:ascii="Times New Roman" w:eastAsia="標楷體" w:hAnsi="Times New Roman"/>
-          <w:b/>
-          <w:bCs/>
-        </w:rPr>
-        <w:t>機會</w:t>
-      </w:r>
-      <w:r>
-        <w:rPr>
-          <w:rFonts w:ascii="Times New Roman" w:eastAsia="標楷體" w:hAnsi="Times New Roman"/>
-          <w:b/>
-          <w:bCs/>
-        </w:rPr>
-        <w:t xml:space="preserve"> (Opportunities, O)</w:t>
-      </w:r>
-      <w:r>
-        <w:rPr>
-          <w:rFonts w:ascii="Times New Roman" w:eastAsia="標楷體" w:hAnsi="Times New Roman"/>
-          <w:b/>
-          <w:bCs/>
-        </w:rPr>
-        <w:t>：</w:t>
-      </w:r>
-    </w:p>
-    <w:p>
-      <w:pPr>
-        <w:numPr>
-          <w:ilvl w:val="1"/>
-          <w:numId w:val="11"/>
-        </w:numPr>
-        <w:rPr>
-          <w:rFonts w:ascii="Times New Roman" w:eastAsia="標楷體" w:hAnsi="Times New Roman"/>
-        </w:rPr>
-      </w:pPr>
-      <w:r>
-        <w:rPr>
-          <w:rFonts w:ascii="Times New Roman" w:eastAsia="標楷體" w:hAnsi="Times New Roman"/>
-        </w:rPr>
-        <w:t>全球與台灣邁入超高齡社會，青壯年照護壓力飆升，遠距陪伴與自動化照護市場需求呈現爆發性成長。</w:t>
-      </w:r>
-    </w:p>
-    <w:p>
-      <w:pPr>
-        <w:numPr>
-          <w:ilvl w:val="1"/>
-          <w:numId w:val="11"/>
-        </w:numPr>
-        <w:rPr>
-          <w:rFonts w:ascii="Times New Roman" w:eastAsia="標楷體" w:hAnsi="Times New Roman"/>
-        </w:rPr>
-      </w:pPr>
-      <w:r>
-        <w:rPr>
-          <w:rFonts w:ascii="Times New Roman" w:eastAsia="標楷體" w:hAnsi="Times New Roman"/>
-        </w:rPr>
-        <w:lastRenderedPageBreak/>
-        <w:t>大眾對</w:t>
-      </w:r>
-      <w:r>
-        <w:rPr>
-          <w:rFonts w:ascii="Times New Roman" w:eastAsia="標楷體" w:hAnsi="Times New Roman"/>
-        </w:rPr>
-        <w:t xml:space="preserve"> AI </w:t>
-      </w:r>
-      <w:r>
-        <w:rPr>
-          <w:rFonts w:ascii="Times New Roman" w:eastAsia="標楷體" w:hAnsi="Times New Roman"/>
-        </w:rPr>
-        <w:t>應用的接受度大幅提高，且青壯年家屬已養成軟體「訂閱制」的付費習慣。</w:t>
-      </w:r>
-    </w:p>
-    <w:p>
-      <w:pPr>
-        <w:numPr>
-          <w:ilvl w:val="1"/>
-          <w:numId w:val="11"/>
-        </w:numPr>
-        <w:rPr>
-          <w:rFonts w:ascii="Times New Roman" w:eastAsia="標楷體" w:hAnsi="Times New Roman"/>
-        </w:rPr>
-      </w:pPr>
-      <w:r>
-        <w:rPr>
-          <w:rFonts w:ascii="Times New Roman" w:eastAsia="標楷體" w:hAnsi="Times New Roman"/>
-        </w:rPr>
-        <w:t>政府積極推動「智慧長照」與「高齡友善科技」政策，專案有極大機會爭取政府補助或參與創新競賽。</w:t>
-      </w:r>
-    </w:p>
-    <w:p>
-      <w:pPr>
-        <w:numPr>
-          <w:ilvl w:val="0"/>
-          <w:numId w:val="9"/>
-        </w:numPr>
-        <w:rPr>
-          <w:rFonts w:ascii="Times New Roman" w:eastAsia="標楷體" w:hAnsi="Times New Roman"/>
-        </w:rPr>
-      </w:pPr>
-      <w:r>
-        <w:rPr>
-          <w:rFonts w:ascii="Times New Roman" w:eastAsia="標楷體" w:hAnsi="Times New Roman"/>
-          <w:b/>
-          <w:bCs/>
-        </w:rPr>
-        <w:t>威脅</w:t>
-      </w:r>
-      <w:r>
-        <w:rPr>
-          <w:rFonts w:ascii="Times New Roman" w:eastAsia="標楷體" w:hAnsi="Times New Roman"/>
-          <w:b/>
-          <w:bCs/>
-        </w:rPr>
-        <w:t xml:space="preserve"> (Threats, T)</w:t>
-      </w:r>
-      <w:r>
-        <w:rPr>
-          <w:rFonts w:ascii="Times New Roman" w:eastAsia="標楷體" w:hAnsi="Times New Roman"/>
-          <w:b/>
-          <w:bCs/>
-        </w:rPr>
-        <w:t>：</w:t>
-      </w:r>
-    </w:p>
-    <w:p>
-      <w:pPr>
-        <w:numPr>
-          <w:ilvl w:val="1"/>
-          <w:numId w:val="12"/>
-        </w:numPr>
-        <w:rPr>
-          <w:rFonts w:ascii="Times New Roman" w:eastAsia="標楷體" w:hAnsi="Times New Roman"/>
-        </w:rPr>
-      </w:pPr>
-      <w:r>
-        <w:rPr>
-          <w:rFonts w:ascii="Times New Roman" w:eastAsia="標楷體" w:hAnsi="Times New Roman"/>
-        </w:rPr>
-        <w:t>市面上現有的大型醫療體系軟體或科技巨頭若跨足「極簡語音陪伴」領域，將造成直接的資源與品牌輾壓。</w:t>
-      </w:r>
-    </w:p>
-    <w:p>
-      <w:pPr>
-        <w:numPr>
-          <w:ilvl w:val="1"/>
-          <w:numId w:val="12"/>
-        </w:numPr>
-        <w:rPr>
-          <w:rFonts w:ascii="Times New Roman" w:eastAsia="標楷體" w:hAnsi="Times New Roman"/>
-        </w:rPr>
-      </w:pPr>
-      <w:r>
-        <w:rPr>
-          <w:rFonts w:ascii="Times New Roman" w:eastAsia="標楷體" w:hAnsi="Times New Roman"/>
-        </w:rPr>
-        <w:t>涉及長者生活作息與語音對話的數據收集，面臨日益嚴苛的資訊安全與隱私權保護法規挑戰。</w:t>
-      </w:r>
-    </w:p>
-    <w:p>
-      <w:pPr>
-        <w:numPr>
-          <w:ilvl w:val="1"/>
-          <w:numId w:val="12"/>
-        </w:numPr>
-        <w:rPr>
-          <w:rFonts w:ascii="Times New Roman" w:eastAsia="標楷體" w:hAnsi="Times New Roman"/>
-        </w:rPr>
-      </w:pPr>
-      <w:r>
-        <w:rPr>
-          <w:rFonts w:ascii="Times New Roman" w:eastAsia="標楷體" w:hAnsi="Times New Roman"/>
-        </w:rPr>
-        <w:t>大眾普遍認為「通訊與陪伴應該是免費的」，需花費較高教育成本說服家屬為</w:t>
-      </w:r>
-      <w:r>
-        <w:rPr>
-          <w:rFonts w:ascii="Times New Roman" w:eastAsia="標楷體" w:hAnsi="Times New Roman"/>
-        </w:rPr>
-        <w:t xml:space="preserve"> AI </w:t>
-      </w:r>
-      <w:r>
-        <w:rPr>
-          <w:rFonts w:ascii="Times New Roman" w:eastAsia="標楷體" w:hAnsi="Times New Roman"/>
-        </w:rPr>
-        <w:t>輔助與排程功能付費。</w:t>
-      </w:r>
-    </w:p>
-    <w:p>
-      <w:pPr>
-        <w:rPr>
-          <w:rFonts w:ascii="Times New Roman" w:eastAsia="標楷體" w:hAnsi="Times New Roman"/>
-        </w:rPr>
-      </w:pPr>
-      <w:r>
-        <w:rPr>
-          <w:rFonts w:ascii="Times New Roman" w:eastAsia="標楷體" w:hAnsi="Times New Roman"/>
-          <w:b/>
-          <w:bCs/>
-        </w:rPr>
-        <w:t>【表</w:t>
-      </w:r>
-      <w:r>
-        <w:rPr>
-          <w:rFonts w:ascii="Times New Roman" w:eastAsia="標楷體" w:hAnsi="Times New Roman"/>
-          <w:b/>
-          <w:bCs/>
-        </w:rPr>
-        <w:t xml:space="preserve"> 2-4-1 TOWS </w:t>
-      </w:r>
-      <w:r>
-        <w:rPr>
-          <w:rFonts w:ascii="Times New Roman" w:eastAsia="標楷體" w:hAnsi="Times New Roman"/>
-          <w:b/>
-          <w:bCs/>
-        </w:rPr>
-        <w:t>策略分析矩陣】</w:t>
-      </w:r>
-    </w:p>
-    <w:tbl>
-      <w:tblPr>
-        <w:tblW w:w="0" w:type="auto"/>
-        <w:tblCellSpacing w:w="15" w:type="dxa"/>
-        <w:tblCellMar>
-          <w:top w:w="15" w:type="dxa"/>
-          <w:left w:w="15" w:type="dxa"/>
-          <w:bottom w:w="15" w:type="dxa"/>
-          <w:right w:w="15" w:type="dxa"/>
-        </w:tblCellMar>
-        <w:tblLook w:val="04A0" w:firstRow="1" w:lastRow="0" w:firstColumn="1" w:lastColumn="0" w:noHBand="0" w:noVBand="1"/>
-      </w:tblPr>
-      <w:tblGrid>
-        <w:gridCol w:w="782"/>
-        <w:gridCol w:w="3984"/>
-        <w:gridCol w:w="4856"/>
-      </w:tblGrid>
-      <w:tr>
-        <w:trPr>
-          <w:tblHeader/>
-          <w:tblCellSpacing w:w="15" w:type="dxa"/>
-        </w:trPr>
-        <w:tc>
-          <w:tcPr>
-            <w:tcW w:w="0" w:type="auto"/>
-            <w:tcBorders>
-              <w:top w:val="single" w:sz="6" w:space="0" w:color="auto"/>
-              <w:left w:val="single" w:sz="6" w:space="0" w:color="auto"/>
-              <w:bottom w:val="single" w:sz="6" w:space="0" w:color="auto"/>
-              <w:right w:val="single" w:sz="6" w:space="0" w:color="auto"/>
-            </w:tcBorders>
-            <w:vAlign w:val="center"/>
-            <w:hideMark/>
-          </w:tcPr>
-          <w:p>
-            <w:pPr>
-              <w:rPr>
-                <w:rFonts w:ascii="Times New Roman" w:eastAsia="標楷體" w:hAnsi="Times New Roman"/>
-              </w:rPr>
-            </w:pPr>
-            <w:r>
-              <w:rPr>
-                <w:rFonts w:ascii="Times New Roman" w:eastAsia="標楷體" w:hAnsi="Times New Roman"/>
-                <w:b/>
-                <w:bCs/>
-              </w:rPr>
-              <w:t>策略方向</w:t>
-            </w:r>
-          </w:p>
-        </w:tc>
-        <w:tc>
-          <w:tcPr>
-            <w:tcW w:w="0" w:type="auto"/>
-            <w:tcBorders>
-              <w:top w:val="single" w:sz="6" w:space="0" w:color="auto"/>
-              <w:left w:val="single" w:sz="6" w:space="0" w:color="auto"/>
-              <w:bottom w:val="single" w:sz="6" w:space="0" w:color="auto"/>
-              <w:right w:val="single" w:sz="6" w:space="0" w:color="auto"/>
-            </w:tcBorders>
-            <w:vAlign w:val="center"/>
-            <w:hideMark/>
-          </w:tcPr>
-          <w:p>
-            <w:pPr>
-              <w:rPr>
-                <w:rFonts w:ascii="Times New Roman" w:eastAsia="標楷體" w:hAnsi="Times New Roman"/>
-              </w:rPr>
-            </w:pPr>
-            <w:r>
-              <w:rPr>
-                <w:rFonts w:ascii="Times New Roman" w:eastAsia="標楷體" w:hAnsi="Times New Roman"/>
-                <w:b/>
-                <w:bCs/>
-              </w:rPr>
-              <w:t>內部優勢</w:t>
-            </w:r>
-            <w:r>
-              <w:rPr>
-                <w:rFonts w:ascii="Times New Roman" w:eastAsia="標楷體" w:hAnsi="Times New Roman"/>
-                <w:b/>
-                <w:bCs/>
-              </w:rPr>
-              <w:t xml:space="preserve"> (S)</w:t>
-            </w:r>
-          </w:p>
-        </w:tc>
-        <w:tc>
-          <w:tcPr>
-            <w:tcW w:w="0" w:type="auto"/>
-            <w:tcBorders>
-              <w:top w:val="single" w:sz="6" w:space="0" w:color="auto"/>
-              <w:left w:val="single" w:sz="6" w:space="0" w:color="auto"/>
-              <w:bottom w:val="single" w:sz="6" w:space="0" w:color="auto"/>
-              <w:right w:val="single" w:sz="6" w:space="0" w:color="auto"/>
-            </w:tcBorders>
-            <w:vAlign w:val="center"/>
-            <w:hideMark/>
-          </w:tcPr>
-          <w:p>
-            <w:pPr>
-              <w:rPr>
-                <w:rFonts w:ascii="Times New Roman" w:eastAsia="標楷體" w:hAnsi="Times New Roman"/>
-              </w:rPr>
-            </w:pPr>
-            <w:r>
-              <w:rPr>
-                <w:rFonts w:ascii="Times New Roman" w:eastAsia="標楷體" w:hAnsi="Times New Roman"/>
-                <w:b/>
-                <w:bCs/>
-              </w:rPr>
-              <w:t>內部劣勢</w:t>
-            </w:r>
-            <w:r>
-              <w:rPr>
-                <w:rFonts w:ascii="Times New Roman" w:eastAsia="標楷體" w:hAnsi="Times New Roman"/>
-                <w:b/>
-                <w:bCs/>
-              </w:rPr>
-              <w:t xml:space="preserve"> (W)</w:t>
-            </w:r>
-          </w:p>
-        </w:tc>
-      </w:tr>
-      <w:tr>
-        <w:trPr>
-          <w:tblCellSpacing w:w="15" w:type="dxa"/>
-        </w:trPr>
-        <w:tc>
-          <w:tcPr>
-            <w:tcW w:w="0" w:type="auto"/>
-            <w:tcBorders>
-              <w:top w:val="single" w:sz="6" w:space="0" w:color="auto"/>
-              <w:left w:val="single" w:sz="6" w:space="0" w:color="auto"/>
-              <w:bottom w:val="single" w:sz="6" w:space="0" w:color="auto"/>
-              <w:right w:val="single" w:sz="6" w:space="0" w:color="auto"/>
-            </w:tcBorders>
-            <w:vAlign w:val="center"/>
-            <w:hideMark/>
-          </w:tcPr>
-          <w:p>
-            <w:pPr>
-              <w:rPr>
-                <w:rFonts w:ascii="Times New Roman" w:eastAsia="標楷體" w:hAnsi="Times New Roman"/>
-              </w:rPr>
-            </w:pPr>
-            <w:r>
-              <w:rPr>
-                <w:rFonts w:ascii="Times New Roman" w:eastAsia="標楷體" w:hAnsi="Times New Roman"/>
-                <w:b/>
-                <w:bCs/>
-              </w:rPr>
-              <w:t>外部機會</w:t>
-            </w:r>
-            <w:r>
-              <w:rPr>
-                <w:rFonts w:ascii="Times New Roman" w:eastAsia="標楷體" w:hAnsi="Times New Roman"/>
-                <w:b/>
-                <w:bCs/>
-              </w:rPr>
-              <w:t xml:space="preserve"> (O)</w:t>
-            </w:r>
-          </w:p>
-        </w:tc>
-        <w:tc>
-          <w:tcPr>
-            <w:tcW w:w="0" w:type="auto"/>
-            <w:tcBorders>
-              <w:top w:val="single" w:sz="6" w:space="0" w:color="auto"/>
-              <w:left w:val="single" w:sz="6" w:space="0" w:color="auto"/>
-              <w:bottom w:val="single" w:sz="6" w:space="0" w:color="auto"/>
-              <w:right w:val="single" w:sz="6" w:space="0" w:color="auto"/>
-            </w:tcBorders>
-            <w:vAlign w:val="center"/>
-            <w:hideMark/>
-          </w:tcPr>
-          <w:p>
-            <w:pPr>
-              <w:rPr>
-                <w:rFonts w:ascii="Times New Roman" w:eastAsia="標楷體" w:hAnsi="Times New Roman"/>
-              </w:rPr>
-            </w:pPr>
-            <w:r>
-              <w:rPr>
-                <w:rFonts w:ascii="Times New Roman" w:eastAsia="標楷體" w:hAnsi="Times New Roman"/>
-                <w:b/>
-                <w:bCs/>
-              </w:rPr>
-              <w:t xml:space="preserve">SO </w:t>
-            </w:r>
-            <w:r>
-              <w:rPr>
-                <w:rFonts w:ascii="Times New Roman" w:eastAsia="標楷體" w:hAnsi="Times New Roman"/>
-                <w:b/>
-                <w:bCs/>
-              </w:rPr>
-              <w:t>策略（成長策略）</w:t>
-            </w:r>
-          </w:p>
-          <w:p>
-            <w:pPr>
-              <w:rPr>
-                <w:rFonts w:ascii="Times New Roman" w:eastAsia="標楷體" w:hAnsi="Times New Roman"/>
-              </w:rPr>
-            </w:pPr>
-            <w:r>
-              <w:rPr>
-                <w:rFonts w:ascii="Times New Roman" w:eastAsia="標楷體" w:hAnsi="Times New Roman"/>
-              </w:rPr>
-              <w:br/>
-            </w:r>
-            <w:r>
-              <w:rPr>
-                <w:rFonts w:ascii="Times New Roman" w:eastAsia="標楷體" w:hAnsi="Times New Roman"/>
-              </w:rPr>
-              <w:br/>
-            </w:r>
-          </w:p>
-          <w:p>
-            <w:pPr>
-              <w:rPr>
-                <w:rFonts w:ascii="Times New Roman" w:eastAsia="標楷體" w:hAnsi="Times New Roman"/>
-              </w:rPr>
-            </w:pPr>
-            <w:r>
-              <w:rPr>
-                <w:rFonts w:ascii="Times New Roman" w:eastAsia="標楷體" w:hAnsi="Times New Roman"/>
-              </w:rPr>
-              <w:t xml:space="preserve">1. </w:t>
-            </w:r>
-            <w:r>
-              <w:rPr>
-                <w:rFonts w:ascii="Times New Roman" w:eastAsia="標楷體" w:hAnsi="Times New Roman"/>
-              </w:rPr>
-              <w:t>結合雙端介面優勢與高齡化趨勢，主打「減輕遠距照護焦慮」，精準投放社群廣告觸及青壯年家屬。</w:t>
-            </w:r>
-          </w:p>
-          <w:p>
-            <w:pPr>
-              <w:rPr>
-                <w:rFonts w:ascii="Times New Roman" w:eastAsia="標楷體" w:hAnsi="Times New Roman"/>
-              </w:rPr>
-            </w:pPr>
-            <w:r>
-              <w:rPr>
-                <w:rFonts w:ascii="Times New Roman" w:eastAsia="標楷體" w:hAnsi="Times New Roman"/>
-              </w:rPr>
-              <w:br/>
-            </w:r>
-          </w:p>
-          <w:p>
-            <w:pPr>
-              <w:rPr>
-                <w:rFonts w:ascii="Times New Roman" w:eastAsia="標楷體" w:hAnsi="Times New Roman"/>
-              </w:rPr>
-            </w:pPr>
-            <w:r>
-              <w:rPr>
-                <w:rFonts w:ascii="Times New Roman" w:eastAsia="標楷體" w:hAnsi="Times New Roman"/>
-              </w:rPr>
-              <w:t xml:space="preserve">2. </w:t>
-            </w:r>
-            <w:r>
-              <w:rPr>
-                <w:rFonts w:ascii="Times New Roman" w:eastAsia="標楷體" w:hAnsi="Times New Roman"/>
-              </w:rPr>
-              <w:t>挾帶</w:t>
-            </w:r>
-            <w:r>
-              <w:rPr>
-                <w:rFonts w:ascii="Times New Roman" w:eastAsia="標楷體" w:hAnsi="Times New Roman"/>
-              </w:rPr>
-              <w:t xml:space="preserve"> AI </w:t>
-            </w:r>
-            <w:r>
-              <w:rPr>
-                <w:rFonts w:ascii="Times New Roman" w:eastAsia="標楷體" w:hAnsi="Times New Roman"/>
-              </w:rPr>
-              <w:t>語音技術創新點，積極參與政府智慧長照創新計畫，爭取研發經費與官方曝光管道。</w:t>
-            </w:r>
-          </w:p>
-          <w:p>
-            <w:pPr>
-              <w:rPr>
-                <w:rFonts w:ascii="Times New Roman" w:eastAsia="標楷體" w:hAnsi="Times New Roman"/>
-              </w:rPr>
-            </w:pPr>
-            <w:r>
-              <w:rPr>
-                <w:rFonts w:ascii="Times New Roman" w:eastAsia="標楷體" w:hAnsi="Times New Roman"/>
-              </w:rPr>
-              <w:br/>
-            </w:r>
-          </w:p>
-          <w:p>
-            <w:pPr>
-              <w:rPr>
-                <w:rFonts w:ascii="Times New Roman" w:eastAsia="標楷體" w:hAnsi="Times New Roman"/>
-              </w:rPr>
-            </w:pPr>
-            <w:r>
-              <w:rPr>
-                <w:rFonts w:ascii="Times New Roman" w:eastAsia="標楷體" w:hAnsi="Times New Roman"/>
-              </w:rPr>
-              <w:lastRenderedPageBreak/>
-              <w:t xml:space="preserve">3. </w:t>
-            </w:r>
-            <w:r>
-              <w:rPr>
-                <w:rFonts w:ascii="Times New Roman" w:eastAsia="標楷體" w:hAnsi="Times New Roman"/>
-              </w:rPr>
-              <w:t>運用高擴充性的系統架構，快速開發適用於日照中心的</w:t>
-            </w:r>
-            <w:r>
-              <w:rPr>
-                <w:rFonts w:ascii="Times New Roman" w:eastAsia="標楷體" w:hAnsi="Times New Roman"/>
-              </w:rPr>
-              <w:t xml:space="preserve"> B </w:t>
-            </w:r>
-            <w:r>
-              <w:rPr>
-                <w:rFonts w:ascii="Times New Roman" w:eastAsia="標楷體" w:hAnsi="Times New Roman"/>
-              </w:rPr>
-              <w:t>端模組，以</w:t>
-            </w:r>
-            <w:r>
-              <w:rPr>
-                <w:rFonts w:ascii="Times New Roman" w:eastAsia="標楷體" w:hAnsi="Times New Roman"/>
-              </w:rPr>
-              <w:t xml:space="preserve"> B2B2C </w:t>
-            </w:r>
-            <w:r>
-              <w:rPr>
-                <w:rFonts w:ascii="Times New Roman" w:eastAsia="標楷體" w:hAnsi="Times New Roman"/>
-              </w:rPr>
-              <w:t>模式加速市場滲透。</w:t>
-            </w:r>
-          </w:p>
-        </w:tc>
-        <w:tc>
-          <w:tcPr>
-            <w:tcW w:w="0" w:type="auto"/>
-            <w:tcBorders>
-              <w:top w:val="single" w:sz="6" w:space="0" w:color="auto"/>
-              <w:left w:val="single" w:sz="6" w:space="0" w:color="auto"/>
-              <w:bottom w:val="single" w:sz="6" w:space="0" w:color="auto"/>
-              <w:right w:val="single" w:sz="6" w:space="0" w:color="auto"/>
-            </w:tcBorders>
-            <w:vAlign w:val="center"/>
-            <w:hideMark/>
-          </w:tcPr>
-          <w:p>
-            <w:pPr>
-              <w:rPr>
-                <w:rFonts w:ascii="Times New Roman" w:eastAsia="標楷體" w:hAnsi="Times New Roman"/>
-              </w:rPr>
-            </w:pPr>
-            <w:r>
-              <w:rPr>
-                <w:rFonts w:ascii="Times New Roman" w:eastAsia="標楷體" w:hAnsi="Times New Roman"/>
-                <w:b/>
-                <w:bCs/>
-              </w:rPr>
-              <w:lastRenderedPageBreak/>
-              <w:t xml:space="preserve">WO </w:t>
-            </w:r>
-            <w:r>
-              <w:rPr>
-                <w:rFonts w:ascii="Times New Roman" w:eastAsia="標楷體" w:hAnsi="Times New Roman"/>
-                <w:b/>
-                <w:bCs/>
-              </w:rPr>
-              <w:t>策略（改善策略）</w:t>
-            </w:r>
-          </w:p>
-          <w:p>
-            <w:pPr>
-              <w:rPr>
-                <w:rFonts w:ascii="Times New Roman" w:eastAsia="標楷體" w:hAnsi="Times New Roman"/>
-              </w:rPr>
-            </w:pPr>
-            <w:r>
-              <w:rPr>
-                <w:rFonts w:ascii="Times New Roman" w:eastAsia="標楷體" w:hAnsi="Times New Roman"/>
-              </w:rPr>
-              <w:br/>
-            </w:r>
-            <w:r>
-              <w:rPr>
-                <w:rFonts w:ascii="Times New Roman" w:eastAsia="標楷體" w:hAnsi="Times New Roman"/>
-              </w:rPr>
-              <w:br/>
-            </w:r>
-          </w:p>
-          <w:p>
-            <w:pPr>
-              <w:rPr>
-                <w:rFonts w:ascii="Times New Roman" w:eastAsia="標楷體" w:hAnsi="Times New Roman"/>
-              </w:rPr>
-            </w:pPr>
-            <w:r>
-              <w:rPr>
-                <w:rFonts w:ascii="Times New Roman" w:eastAsia="標楷體" w:hAnsi="Times New Roman"/>
-              </w:rPr>
-              <w:t xml:space="preserve">1. </w:t>
-            </w:r>
-            <w:r>
-              <w:rPr>
-                <w:rFonts w:ascii="Times New Roman" w:eastAsia="標楷體" w:hAnsi="Times New Roman"/>
-              </w:rPr>
-              <w:t>提供「核心陪伴功能免費、進階分析付費」的試用模式，降低初期的信任門檻與獲客成本。</w:t>
-            </w:r>
-          </w:p>
-          <w:p>
-            <w:pPr>
-              <w:rPr>
-                <w:rFonts w:ascii="Times New Roman" w:eastAsia="標楷體" w:hAnsi="Times New Roman"/>
-              </w:rPr>
-            </w:pPr>
-            <w:r>
-              <w:rPr>
-                <w:rFonts w:ascii="Times New Roman" w:eastAsia="標楷體" w:hAnsi="Times New Roman"/>
-              </w:rPr>
-              <w:br/>
-            </w:r>
-          </w:p>
-          <w:p>
-            <w:pPr>
-              <w:rPr>
-                <w:rFonts w:ascii="Times New Roman" w:eastAsia="標楷體" w:hAnsi="Times New Roman"/>
-              </w:rPr>
-            </w:pPr>
-            <w:r>
-              <w:rPr>
-                <w:rFonts w:ascii="Times New Roman" w:eastAsia="標楷體" w:hAnsi="Times New Roman"/>
-              </w:rPr>
-              <w:t xml:space="preserve">2. </w:t>
-            </w:r>
-            <w:r>
-              <w:rPr>
-                <w:rFonts w:ascii="Times New Roman" w:eastAsia="標楷體" w:hAnsi="Times New Roman"/>
-              </w:rPr>
-              <w:t>與社區大學、樂齡中心合作舉辦「</w:t>
-            </w:r>
-            <w:r>
-              <w:rPr>
-                <w:rFonts w:ascii="Times New Roman" w:eastAsia="標楷體" w:hAnsi="Times New Roman"/>
-              </w:rPr>
-              <w:t xml:space="preserve">AI </w:t>
-            </w:r>
-            <w:r>
-              <w:rPr>
-                <w:rFonts w:ascii="Times New Roman" w:eastAsia="標楷體" w:hAnsi="Times New Roman"/>
-              </w:rPr>
-              <w:t>輔助照護教學」實體活動，提升品牌知名度並化解硬體抗拒。</w:t>
-            </w:r>
-          </w:p>
-          <w:p>
-            <w:pPr>
-              <w:rPr>
-                <w:rFonts w:ascii="Times New Roman" w:eastAsia="標楷體" w:hAnsi="Times New Roman"/>
-              </w:rPr>
-            </w:pPr>
-            <w:r>
-              <w:rPr>
-                <w:rFonts w:ascii="Times New Roman" w:eastAsia="標楷體" w:hAnsi="Times New Roman"/>
-              </w:rPr>
-              <w:br/>
-            </w:r>
-          </w:p>
-          <w:p>
-            <w:pPr>
-              <w:rPr>
-                <w:rFonts w:ascii="Times New Roman" w:eastAsia="標楷體" w:hAnsi="Times New Roman"/>
-              </w:rPr>
-            </w:pPr>
-            <w:r>
-              <w:rPr>
-                <w:rFonts w:ascii="Times New Roman" w:eastAsia="標楷體" w:hAnsi="Times New Roman"/>
-              </w:rPr>
-              <w:lastRenderedPageBreak/>
-              <w:t xml:space="preserve">3. </w:t>
-            </w:r>
-            <w:r>
-              <w:rPr>
-                <w:rFonts w:ascii="Times New Roman" w:eastAsia="標楷體" w:hAnsi="Times New Roman"/>
-              </w:rPr>
-              <w:t>規劃導入邊緣運算（</w:t>
-            </w:r>
-            <w:r>
-              <w:rPr>
-                <w:rFonts w:ascii="Times New Roman" w:eastAsia="標楷體" w:hAnsi="Times New Roman"/>
-              </w:rPr>
-              <w:t>Edge Computing</w:t>
-            </w:r>
-            <w:r>
-              <w:rPr>
-                <w:rFonts w:ascii="Times New Roman" w:eastAsia="標楷體" w:hAnsi="Times New Roman"/>
-              </w:rPr>
-              <w:t>）技術，將常態性語音指令留於本地端處理，長期降低雲端成本。</w:t>
-            </w:r>
-          </w:p>
-        </w:tc>
-      </w:tr>
-      <w:tr>
-        <w:trPr>
-          <w:tblCellSpacing w:w="15" w:type="dxa"/>
-        </w:trPr>
-        <w:tc>
-          <w:tcPr>
-            <w:tcW w:w="0" w:type="auto"/>
-            <w:tcBorders>
-              <w:top w:val="single" w:sz="6" w:space="0" w:color="auto"/>
-              <w:left w:val="single" w:sz="6" w:space="0" w:color="auto"/>
-              <w:bottom w:val="single" w:sz="6" w:space="0" w:color="auto"/>
-              <w:right w:val="single" w:sz="6" w:space="0" w:color="auto"/>
-            </w:tcBorders>
-            <w:vAlign w:val="center"/>
-            <w:hideMark/>
-          </w:tcPr>
-          <w:p>
-            <w:pPr>
-              <w:rPr>
-                <w:rFonts w:ascii="Times New Roman" w:eastAsia="標楷體" w:hAnsi="Times New Roman"/>
-              </w:rPr>
-            </w:pPr>
-            <w:r>
-              <w:rPr>
-                <w:rFonts w:ascii="Times New Roman" w:eastAsia="標楷體" w:hAnsi="Times New Roman"/>
-                <w:b/>
-                <w:bCs/>
-              </w:rPr>
-              <w:lastRenderedPageBreak/>
-              <w:t>外部威脅</w:t>
-            </w:r>
-            <w:r>
-              <w:rPr>
-                <w:rFonts w:ascii="Times New Roman" w:eastAsia="標楷體" w:hAnsi="Times New Roman"/>
-                <w:b/>
-                <w:bCs/>
-              </w:rPr>
-              <w:t xml:space="preserve"> (T)</w:t>
-            </w:r>
-          </w:p>
-        </w:tc>
-        <w:tc>
-          <w:tcPr>
-            <w:tcW w:w="0" w:type="auto"/>
-            <w:tcBorders>
-              <w:top w:val="single" w:sz="6" w:space="0" w:color="auto"/>
-              <w:left w:val="single" w:sz="6" w:space="0" w:color="auto"/>
-              <w:bottom w:val="single" w:sz="6" w:space="0" w:color="auto"/>
-              <w:right w:val="single" w:sz="6" w:space="0" w:color="auto"/>
-            </w:tcBorders>
-            <w:vAlign w:val="center"/>
-            <w:hideMark/>
-          </w:tcPr>
-          <w:p>
-            <w:pPr>
-              <w:rPr>
-                <w:rFonts w:ascii="Times New Roman" w:eastAsia="標楷體" w:hAnsi="Times New Roman"/>
-              </w:rPr>
-            </w:pPr>
-            <w:r>
-              <w:rPr>
-                <w:rFonts w:ascii="Times New Roman" w:eastAsia="標楷體" w:hAnsi="Times New Roman"/>
-                <w:b/>
-                <w:bCs/>
-              </w:rPr>
-              <w:t xml:space="preserve">ST </w:t>
-            </w:r>
-            <w:r>
-              <w:rPr>
-                <w:rFonts w:ascii="Times New Roman" w:eastAsia="標楷體" w:hAnsi="Times New Roman"/>
-                <w:b/>
-                <w:bCs/>
-              </w:rPr>
-              <w:t>策略（防禦策略）</w:t>
-            </w:r>
-          </w:p>
-          <w:p>
-            <w:pPr>
-              <w:rPr>
-                <w:rFonts w:ascii="Times New Roman" w:eastAsia="標楷體" w:hAnsi="Times New Roman"/>
-              </w:rPr>
-            </w:pPr>
-            <w:r>
-              <w:rPr>
-                <w:rFonts w:ascii="Times New Roman" w:eastAsia="標楷體" w:hAnsi="Times New Roman"/>
-              </w:rPr>
-              <w:br/>
-            </w:r>
-            <w:r>
-              <w:rPr>
-                <w:rFonts w:ascii="Times New Roman" w:eastAsia="標楷體" w:hAnsi="Times New Roman"/>
-              </w:rPr>
-              <w:br/>
-            </w:r>
-          </w:p>
-          <w:p>
-            <w:pPr>
-              <w:rPr>
-                <w:rFonts w:ascii="Times New Roman" w:eastAsia="標楷體" w:hAnsi="Times New Roman"/>
-              </w:rPr>
-            </w:pPr>
-            <w:r>
-              <w:rPr>
-                <w:rFonts w:ascii="Times New Roman" w:eastAsia="標楷體" w:hAnsi="Times New Roman"/>
-              </w:rPr>
-              <w:t xml:space="preserve">1. </w:t>
-            </w:r>
-            <w:r>
-              <w:rPr>
-                <w:rFonts w:ascii="Times New Roman" w:eastAsia="標楷體" w:hAnsi="Times New Roman"/>
-              </w:rPr>
-              <w:t>建立嚴格的「端到端加密」與「資料去識別化」機制，將隱私保護作為核心賣點，抵禦資安法規威脅。</w:t>
-            </w:r>
-          </w:p>
-          <w:p>
-            <w:pPr>
-              <w:rPr>
-                <w:rFonts w:ascii="Times New Roman" w:eastAsia="標楷體" w:hAnsi="Times New Roman"/>
-              </w:rPr>
-            </w:pPr>
-            <w:r>
-              <w:rPr>
-                <w:rFonts w:ascii="Times New Roman" w:eastAsia="標楷體" w:hAnsi="Times New Roman"/>
-              </w:rPr>
-              <w:br/>
-            </w:r>
-          </w:p>
-          <w:p>
-            <w:pPr>
-              <w:rPr>
-                <w:rFonts w:ascii="Times New Roman" w:eastAsia="標楷體" w:hAnsi="Times New Roman"/>
-              </w:rPr>
-            </w:pPr>
-            <w:r>
-              <w:rPr>
-                <w:rFonts w:ascii="Times New Roman" w:eastAsia="標楷體" w:hAnsi="Times New Roman"/>
-              </w:rPr>
-              <w:t xml:space="preserve">2. </w:t>
-            </w:r>
-            <w:r>
-              <w:rPr>
-                <w:rFonts w:ascii="Times New Roman" w:eastAsia="標楷體" w:hAnsi="Times New Roman"/>
-              </w:rPr>
-              <w:t>專注深化「情感交流」與「家庭客製化排程」此一利基市場，避開與大型醫療體系軟體的正面數據戰。</w:t>
-            </w:r>
-          </w:p>
-          <w:p>
-            <w:pPr>
-              <w:rPr>
-                <w:rFonts w:ascii="Times New Roman" w:eastAsia="標楷體" w:hAnsi="Times New Roman"/>
-              </w:rPr>
-            </w:pPr>
-            <w:r>
-              <w:rPr>
-                <w:rFonts w:ascii="Times New Roman" w:eastAsia="標楷體" w:hAnsi="Times New Roman"/>
-              </w:rPr>
-              <w:br/>
-            </w:r>
-          </w:p>
-          <w:p>
-            <w:pPr>
-              <w:rPr>
-                <w:rFonts w:ascii="Times New Roman" w:eastAsia="標楷體" w:hAnsi="Times New Roman"/>
-              </w:rPr>
-            </w:pPr>
-            <w:r>
-              <w:rPr>
-                <w:rFonts w:ascii="Times New Roman" w:eastAsia="標楷體" w:hAnsi="Times New Roman"/>
-              </w:rPr>
-              <w:t xml:space="preserve">3. </w:t>
-            </w:r>
-            <w:r>
-              <w:rPr>
-                <w:rFonts w:ascii="Times New Roman" w:eastAsia="標楷體" w:hAnsi="Times New Roman"/>
-              </w:rPr>
-              <w:t>在家屬端打造豐富的照護社群與回憶錄生態系，大幅提升使用者黏著度與轉移至其他免費軟體的成本。</w:t>
-            </w:r>
-          </w:p>
-        </w:tc>
-        <w:tc>
-          <w:tcPr>
-            <w:tcW w:w="0" w:type="auto"/>
-            <w:tcBorders>
-              <w:top w:val="single" w:sz="6" w:space="0" w:color="auto"/>
-              <w:left w:val="single" w:sz="6" w:space="0" w:color="auto"/>
-              <w:bottom w:val="single" w:sz="6" w:space="0" w:color="auto"/>
-              <w:right w:val="single" w:sz="6" w:space="0" w:color="auto"/>
-            </w:tcBorders>
-            <w:vAlign w:val="center"/>
-            <w:hideMark/>
-          </w:tcPr>
-          <w:p>
-            <w:pPr>
-              <w:rPr>
-                <w:rFonts w:ascii="Times New Roman" w:eastAsia="標楷體" w:hAnsi="Times New Roman"/>
-              </w:rPr>
-            </w:pPr>
-            <w:r>
-              <w:rPr>
-                <w:rFonts w:ascii="Times New Roman" w:eastAsia="標楷體" w:hAnsi="Times New Roman"/>
-                <w:b/>
-                <w:bCs/>
-              </w:rPr>
-              <w:t xml:space="preserve">WT </w:t>
-            </w:r>
-            <w:r>
-              <w:rPr>
-                <w:rFonts w:ascii="Times New Roman" w:eastAsia="標楷體" w:hAnsi="Times New Roman"/>
-                <w:b/>
-                <w:bCs/>
-              </w:rPr>
-              <w:t>策略（撤退</w:t>
-            </w:r>
-            <w:r>
-              <w:rPr>
-                <w:rFonts w:ascii="Times New Roman" w:eastAsia="標楷體" w:hAnsi="Times New Roman"/>
-                <w:b/>
-                <w:bCs/>
-              </w:rPr>
-              <w:t xml:space="preserve"> / </w:t>
-            </w:r>
-            <w:r>
-              <w:rPr>
-                <w:rFonts w:ascii="Times New Roman" w:eastAsia="標楷體" w:hAnsi="Times New Roman"/>
-                <w:b/>
-                <w:bCs/>
-              </w:rPr>
-              <w:t>因應策略）</w:t>
-            </w:r>
-          </w:p>
-          <w:p>
-            <w:pPr>
-              <w:rPr>
-                <w:rFonts w:ascii="Times New Roman" w:eastAsia="標楷體" w:hAnsi="Times New Roman"/>
-              </w:rPr>
-            </w:pPr>
-            <w:r>
-              <w:rPr>
-                <w:rFonts w:ascii="Times New Roman" w:eastAsia="標楷體" w:hAnsi="Times New Roman"/>
-              </w:rPr>
-              <w:br/>
-            </w:r>
-            <w:r>
-              <w:rPr>
-                <w:rFonts w:ascii="Times New Roman" w:eastAsia="標楷體" w:hAnsi="Times New Roman"/>
-              </w:rPr>
-              <w:br/>
-            </w:r>
-          </w:p>
-          <w:p>
-            <w:pPr>
-              <w:rPr>
-                <w:rFonts w:ascii="Times New Roman" w:eastAsia="標楷體" w:hAnsi="Times New Roman"/>
-              </w:rPr>
-            </w:pPr>
-            <w:r>
-              <w:rPr>
-                <w:rFonts w:ascii="Times New Roman" w:eastAsia="標楷體" w:hAnsi="Times New Roman"/>
-              </w:rPr>
-              <w:t xml:space="preserve">1. </w:t>
-            </w:r>
-            <w:r>
-              <w:rPr>
-                <w:rFonts w:ascii="Times New Roman" w:eastAsia="標楷體" w:hAnsi="Times New Roman"/>
-              </w:rPr>
-              <w:t>制定清晰且具法律效力的使用者條款，明確標示系統為「生活輔助與陪伴用途」而非醫療診斷，規避潛在醫療責任。</w:t>
-            </w:r>
-          </w:p>
-          <w:p>
-            <w:pPr>
-              <w:rPr>
-                <w:rFonts w:ascii="Times New Roman" w:eastAsia="標楷體" w:hAnsi="Times New Roman"/>
-              </w:rPr>
-            </w:pPr>
-            <w:r>
-              <w:rPr>
-                <w:rFonts w:ascii="Times New Roman" w:eastAsia="標楷體" w:hAnsi="Times New Roman"/>
-              </w:rPr>
-              <w:br/>
-            </w:r>
-          </w:p>
-          <w:p>
-            <w:pPr>
-              <w:rPr>
-                <w:rFonts w:ascii="Times New Roman" w:eastAsia="標楷體" w:hAnsi="Times New Roman"/>
-              </w:rPr>
-            </w:pPr>
-            <w:r>
-              <w:rPr>
-                <w:rFonts w:ascii="Times New Roman" w:eastAsia="標楷體" w:hAnsi="Times New Roman"/>
-              </w:rPr>
-              <w:t xml:space="preserve">2. </w:t>
-            </w:r>
-            <w:r>
-              <w:rPr>
-                <w:rFonts w:ascii="Times New Roman" w:eastAsia="標楷體" w:hAnsi="Times New Roman"/>
-              </w:rPr>
-              <w:t>初期採取精實創業（</w:t>
-            </w:r>
-            <w:r>
-              <w:rPr>
-                <w:rFonts w:ascii="Times New Roman" w:eastAsia="標楷體" w:hAnsi="Times New Roman"/>
-              </w:rPr>
-              <w:t>Lean Startup</w:t>
-            </w:r>
-            <w:r>
-              <w:rPr>
-                <w:rFonts w:ascii="Times New Roman" w:eastAsia="標楷體" w:hAnsi="Times New Roman"/>
-              </w:rPr>
-              <w:t>）模式，嚴格控管行銷與開發預算，透過小規模封測反覆驗證市場接受度。</w:t>
-            </w:r>
-          </w:p>
-          <w:p>
-            <w:pPr>
-              <w:rPr>
-                <w:rFonts w:ascii="Times New Roman" w:eastAsia="標楷體" w:hAnsi="Times New Roman"/>
-              </w:rPr>
-            </w:pPr>
-            <w:r>
-              <w:rPr>
-                <w:rFonts w:ascii="Times New Roman" w:eastAsia="標楷體" w:hAnsi="Times New Roman"/>
-              </w:rPr>
-              <w:br/>
-            </w:r>
-          </w:p>
-          <w:p>
-            <w:pPr>
-              <w:rPr>
-                <w:rFonts w:ascii="Times New Roman" w:eastAsia="標楷體" w:hAnsi="Times New Roman"/>
-              </w:rPr>
-            </w:pPr>
-            <w:r>
-              <w:rPr>
-                <w:rFonts w:ascii="Times New Roman" w:eastAsia="標楷體" w:hAnsi="Times New Roman"/>
-              </w:rPr>
-              <w:t xml:space="preserve">3. </w:t>
-            </w:r>
-            <w:r>
-              <w:rPr>
-                <w:rFonts w:ascii="Times New Roman" w:eastAsia="標楷體" w:hAnsi="Times New Roman"/>
-              </w:rPr>
-              <w:t>針對無網路或無設備的弱勢高齡家庭，暫緩推廣，集中資源優先服務具備硬體基礎與付費能力的目標客群。</w:t>
-            </w:r>
-          </w:p>
-        </w:tc>
-      </w:tr>
-    </w:tbl>
     <w:p>
       <w:pPr>
         <w:rPr>
@@ -6589,7 +7704,7 @@
   <w:abstractNum w:abstractNumId="0" w15:restartNumberingAfterBreak="0">
     <w:nsid w:val="068727E2"/>
     <w:multiLevelType w:val="multilevel"/>
-    <w:tmpl w:val="8BE09E98"/>
+    <w:tmpl w:val="08A4FB32"/>
     <w:lvl w:ilvl="0">
       <w:start w:val="1"/>
       <w:numFmt w:val="bullet"/>
@@ -6606,20 +7721,16 @@
         <w:sz w:val="20"/>
       </w:rPr>
     </w:lvl>
-    <w:lvl w:ilvl="1" w:tentative="1">
-      <w:start w:val="1"/>
-      <w:numFmt w:val="bullet"/>
-      <w:lvlText w:val="o"/>
-      <w:lvlJc w:val="left"/>
-      <w:pPr>
-        <w:tabs>
-          <w:tab w:val="num" w:pos="1440"/>
-        </w:tabs>
+    <w:lvl w:ilvl="1">
+      <w:start w:val="1"/>
+      <w:numFmt w:val="decimal"/>
+      <w:lvlText w:val="%2."/>
+      <w:lvlJc w:val="left"/>
+      <w:pPr>
         <w:ind w:left="1440" w:hanging="360"/>
       </w:pPr>
       <w:rPr>
-        <w:rFonts w:ascii="Courier New" w:hAnsi="Courier New" w:hint="default"/>
-        <w:sz w:val="20"/>
+        <w:rFonts w:hint="default"/>
       </w:rPr>
     </w:lvl>
     <w:lvl w:ilvl="2" w:tentative="1">
@@ -7153,7 +8264,7 @@
   <w:abstractNum w:abstractNumId="4" w15:restartNumberingAfterBreak="0">
     <w:nsid w:val="23D30A9D"/>
     <w:multiLevelType w:val="multilevel"/>
-    <w:tmpl w:val="9D66D398"/>
+    <w:tmpl w:val="5C18867E"/>
     <w:lvl w:ilvl="0">
       <w:start w:val="1"/>
       <w:numFmt w:val="bullet"/>
@@ -7186,20 +8297,16 @@
         <w:sz w:val="20"/>
       </w:rPr>
     </w:lvl>
-    <w:lvl w:ilvl="2" w:tentative="1">
-      <w:start w:val="1"/>
-      <w:numFmt w:val="bullet"/>
-      <w:lvlText w:val=""/>
-      <w:lvlJc w:val="left"/>
-      <w:pPr>
-        <w:tabs>
-          <w:tab w:val="num" w:pos="2160"/>
-        </w:tabs>
+    <w:lvl w:ilvl="2">
+      <w:start w:val="3"/>
+      <w:numFmt w:val="decimal"/>
+      <w:lvlText w:val="%3."/>
+      <w:lvlJc w:val="left"/>
+      <w:pPr>
         <w:ind w:left="2160" w:hanging="360"/>
       </w:pPr>
       <w:rPr>
-        <w:rFonts w:ascii="Wingdings" w:hAnsi="Wingdings" w:hint="default"/>
-        <w:sz w:val="20"/>
+        <w:rFonts w:hint="default"/>
       </w:rPr>
     </w:lvl>
     <w:lvl w:ilvl="3" w:tentative="1">
@@ -8955,7 +10062,7 @@
         <w:ind w:left="720" w:hanging="360"/>
       </w:pPr>
     </w:lvl>
-    <w:lvl w:ilvl="1" w:tentative="1">
+    <w:lvl w:ilvl="1">
       <w:start w:val="1"/>
       <w:numFmt w:val="decimal"/>
       <w:lvlText w:val="%2."/>
@@ -9204,7 +10311,7 @@
   <w:abstractNum w:abstractNumId="19" w15:restartNumberingAfterBreak="0">
     <w:nsid w:val="73BE21FD"/>
     <w:multiLevelType w:val="multilevel"/>
-    <w:tmpl w:val="494EBE8A"/>
+    <w:tmpl w:val="7F626116"/>
     <w:lvl w:ilvl="0">
       <w:start w:val="1"/>
       <w:numFmt w:val="bullet"/>
@@ -9221,36 +10328,28 @@
         <w:sz w:val="20"/>
       </w:rPr>
     </w:lvl>
-    <w:lvl w:ilvl="1" w:tentative="1">
-      <w:start w:val="1"/>
-      <w:numFmt w:val="bullet"/>
-      <w:lvlText w:val="o"/>
-      <w:lvlJc w:val="left"/>
-      <w:pPr>
-        <w:tabs>
-          <w:tab w:val="num" w:pos="1440"/>
-        </w:tabs>
+    <w:lvl w:ilvl="1">
+      <w:start w:val="2"/>
+      <w:numFmt w:val="decimal"/>
+      <w:lvlText w:val="%2"/>
+      <w:lvlJc w:val="left"/>
+      <w:pPr>
         <w:ind w:left="1440" w:hanging="360"/>
       </w:pPr>
       <w:rPr>
-        <w:rFonts w:ascii="Courier New" w:hAnsi="Courier New" w:hint="default"/>
-        <w:sz w:val="20"/>
-      </w:rPr>
-    </w:lvl>
-    <w:lvl w:ilvl="2" w:tentative="1">
-      <w:start w:val="1"/>
-      <w:numFmt w:val="bullet"/>
-      <w:lvlText w:val=""/>
-      <w:lvlJc w:val="left"/>
-      <w:pPr>
-        <w:tabs>
-          <w:tab w:val="num" w:pos="2160"/>
-        </w:tabs>
+        <w:rFonts w:hint="default"/>
+      </w:rPr>
+    </w:lvl>
+    <w:lvl w:ilvl="2">
+      <w:start w:val="2"/>
+      <w:numFmt w:val="decimal"/>
+      <w:lvlText w:val="%3."/>
+      <w:lvlJc w:val="left"/>
+      <w:pPr>
         <w:ind w:left="2160" w:hanging="360"/>
       </w:pPr>
       <w:rPr>
-        <w:rFonts w:ascii="Wingdings" w:hAnsi="Wingdings" w:hint="default"/>
-        <w:sz w:val="20"/>
+        <w:rFonts w:hint="default"/>
       </w:rPr>
     </w:lvl>
     <w:lvl w:ilvl="3" w:tentative="1">
@@ -10358,6 +11457,25 @@
       <w:rFonts w:ascii="Times New Roman" w:hAnsi="Times New Roman" w:cs="Times New Roman"/>
     </w:rPr>
   </w:style>
+  <w:style w:type="table" w:styleId="ae">
+    <w:name w:val="Table Grid"/>
+    <w:basedOn w:val="a1"/>
+    <w:uiPriority w:val="39"/>
+    <w:rsid w:val="006C76C8"/>
+    <w:pPr>
+      <w:spacing w:after="0" w:line="240" w:lineRule="auto"/>
+    </w:pPr>
+    <w:tblPr>
+      <w:tblBorders>
+        <w:top w:val="single" w:sz="4" w:space="0" w:color="auto"/>
+        <w:left w:val="single" w:sz="4" w:space="0" w:color="auto"/>
+        <w:bottom w:val="single" w:sz="4" w:space="0" w:color="auto"/>
+        <w:right w:val="single" w:sz="4" w:space="0" w:color="auto"/>
+        <w:insideH w:val="single" w:sz="4" w:space="0" w:color="auto"/>
+        <w:insideV w:val="single" w:sz="4" w:space="0" w:color="auto"/>
+      </w:tblBorders>
+    </w:tblPr>
+  </w:style>
 </w:styles>
 </file>
 

--- a/Documents/Chapter 2.docx
+++ b/Documents/Chapter 2.docx
@@ -299,7 +299,21 @@
         <w:rPr>
           <w:rFonts w:ascii="Times New Roman" w:eastAsia="標楷體" w:hAnsi="Times New Roman"/>
         </w:rPr>
-        <w:t xml:space="preserve"> FastAPI </w:t>
+        <w:t xml:space="preserve"> </w:t>
+      </w:r>
+      <w:proofErr w:type="spellStart"/>
+      <w:r>
+        <w:rPr>
+          <w:rFonts w:ascii="Times New Roman" w:eastAsia="標楷體" w:hAnsi="Times New Roman"/>
+        </w:rPr>
+        <w:t>FastAPI</w:t>
+      </w:r>
+      <w:proofErr w:type="spellEnd"/>
+      <w:r>
+        <w:rPr>
+          <w:rFonts w:ascii="Times New Roman" w:eastAsia="標楷體" w:hAnsi="Times New Roman"/>
+        </w:rPr>
+        <w:t xml:space="preserve"> </w:t>
       </w:r>
       <w:r>
         <w:rPr>
@@ -941,7 +955,21 @@
         <w:rPr>
           <w:rFonts w:ascii="Times New Roman" w:eastAsia="標楷體" w:hAnsi="Times New Roman" w:hint="eastAsia"/>
         </w:rPr>
-        <w:t xml:space="preserve"> FastAPI </w:t>
+        <w:t xml:space="preserve"> </w:t>
+      </w:r>
+      <w:proofErr w:type="spellStart"/>
+      <w:r>
+        <w:rPr>
+          <w:rFonts w:ascii="Times New Roman" w:eastAsia="標楷體" w:hAnsi="Times New Roman" w:hint="eastAsia"/>
+        </w:rPr>
+        <w:t>FastAPI</w:t>
+      </w:r>
+      <w:proofErr w:type="spellEnd"/>
+      <w:r>
+        <w:rPr>
+          <w:rFonts w:ascii="Times New Roman" w:eastAsia="標楷體" w:hAnsi="Times New Roman" w:hint="eastAsia"/>
+        </w:rPr>
+        <w:t xml:space="preserve"> </w:t>
       </w:r>
       <w:r>
         <w:rPr>
@@ -2149,8 +2177,16 @@
         <w:rPr>
           <w:rFonts w:ascii="Times New Roman" w:eastAsia="標楷體" w:hAnsi="Times New Roman"/>
         </w:rPr>
-        <w:t xml:space="preserve"> Riverpod</w:t>
-      </w:r>
+        <w:t xml:space="preserve"> </w:t>
+      </w:r>
+      <w:proofErr w:type="spellStart"/>
+      <w:r>
+        <w:rPr>
+          <w:rFonts w:ascii="Times New Roman" w:eastAsia="標楷體" w:hAnsi="Times New Roman"/>
+        </w:rPr>
+        <w:t>Riverpod</w:t>
+      </w:r>
+      <w:proofErr w:type="spellEnd"/>
       <w:r>
         <w:rPr>
           <w:rFonts w:ascii="Times New Roman" w:eastAsia="標楷體" w:hAnsi="Times New Roman"/>
@@ -2197,11 +2233,19 @@
           <w:rFonts w:ascii="Times New Roman" w:eastAsia="標楷體" w:hAnsi="Times New Roman"/>
         </w:rPr>
       </w:pPr>
-      <w:r>
-        <w:rPr>
-          <w:rFonts w:ascii="Times New Roman" w:eastAsia="標楷體" w:hAnsi="Times New Roman"/>
-        </w:rPr>
-        <w:t xml:space="preserve">FastAPI </w:t>
+      <w:proofErr w:type="spellStart"/>
+      <w:r>
+        <w:rPr>
+          <w:rFonts w:ascii="Times New Roman" w:eastAsia="標楷體" w:hAnsi="Times New Roman"/>
+        </w:rPr>
+        <w:t>FastAPI</w:t>
+      </w:r>
+      <w:proofErr w:type="spellEnd"/>
+      <w:r>
+        <w:rPr>
+          <w:rFonts w:ascii="Times New Roman" w:eastAsia="標楷體" w:hAnsi="Times New Roman"/>
+        </w:rPr>
+        <w:t xml:space="preserve"> </w:t>
       </w:r>
       <w:r>
         <w:rPr>
@@ -2237,7 +2281,21 @@
         <w:rPr>
           <w:rFonts w:ascii="Times New Roman" w:eastAsia="標楷體" w:hAnsi="Times New Roman"/>
         </w:rPr>
-        <w:t xml:space="preserve"> FastAPI (Python) </w:t>
+        <w:t xml:space="preserve"> </w:t>
+      </w:r>
+      <w:proofErr w:type="spellStart"/>
+      <w:r>
+        <w:rPr>
+          <w:rFonts w:ascii="Times New Roman" w:eastAsia="標楷體" w:hAnsi="Times New Roman"/>
+        </w:rPr>
+        <w:t>FastAPI</w:t>
+      </w:r>
+      <w:proofErr w:type="spellEnd"/>
+      <w:r>
+        <w:rPr>
+          <w:rFonts w:ascii="Times New Roman" w:eastAsia="標楷體" w:hAnsi="Times New Roman"/>
+        </w:rPr>
+        <w:t xml:space="preserve"> (Python) </w:t>
       </w:r>
       <w:r>
         <w:rPr>
@@ -2334,11 +2392,19 @@
         </w:rPr>
         <w:t>文本生成），</w:t>
       </w:r>
-      <w:r>
-        <w:rPr>
-          <w:rFonts w:ascii="Times New Roman" w:eastAsia="標楷體" w:hAnsi="Times New Roman"/>
-        </w:rPr>
-        <w:t xml:space="preserve">FastAPI </w:t>
+      <w:proofErr w:type="spellStart"/>
+      <w:r>
+        <w:rPr>
+          <w:rFonts w:ascii="Times New Roman" w:eastAsia="標楷體" w:hAnsi="Times New Roman"/>
+        </w:rPr>
+        <w:t>FastAPI</w:t>
+      </w:r>
+      <w:proofErr w:type="spellEnd"/>
+      <w:r>
+        <w:rPr>
+          <w:rFonts w:ascii="Times New Roman" w:eastAsia="標楷體" w:hAnsi="Times New Roman"/>
+        </w:rPr>
+        <w:t xml:space="preserve"> </w:t>
       </w:r>
       <w:r>
         <w:rPr>
@@ -2751,7 +2817,21 @@
         <w:rPr>
           <w:rFonts w:ascii="Times New Roman" w:eastAsia="標楷體" w:hAnsi="Times New Roman"/>
         </w:rPr>
-        <w:t xml:space="preserve"> FastAPI </w:t>
+        <w:t xml:space="preserve"> </w:t>
+      </w:r>
+      <w:proofErr w:type="spellStart"/>
+      <w:r>
+        <w:rPr>
+          <w:rFonts w:ascii="Times New Roman" w:eastAsia="標楷體" w:hAnsi="Times New Roman"/>
+        </w:rPr>
+        <w:t>FastAPI</w:t>
+      </w:r>
+      <w:proofErr w:type="spellEnd"/>
+      <w:r>
+        <w:rPr>
+          <w:rFonts w:ascii="Times New Roman" w:eastAsia="標楷體" w:hAnsi="Times New Roman"/>
+        </w:rPr>
+        <w:t xml:space="preserve"> </w:t>
       </w:r>
       <w:r>
         <w:rPr>
@@ -2775,7 +2855,21 @@
         <w:rPr>
           <w:rFonts w:ascii="Times New Roman" w:eastAsia="標楷體" w:hAnsi="Times New Roman"/>
         </w:rPr>
-        <w:t xml:space="preserve"> SQLAlchemy 2.0 </w:t>
+        <w:t xml:space="preserve"> </w:t>
+      </w:r>
+      <w:proofErr w:type="spellStart"/>
+      <w:r>
+        <w:rPr>
+          <w:rFonts w:ascii="Times New Roman" w:eastAsia="標楷體" w:hAnsi="Times New Roman"/>
+        </w:rPr>
+        <w:t>SQLAlchemy</w:t>
+      </w:r>
+      <w:proofErr w:type="spellEnd"/>
+      <w:r>
+        <w:rPr>
+          <w:rFonts w:ascii="Times New Roman" w:eastAsia="標楷體" w:hAnsi="Times New Roman"/>
+        </w:rPr>
+        <w:t xml:space="preserve"> 2.0 </w:t>
       </w:r>
       <w:r>
         <w:rPr>
@@ -2787,8 +2881,16 @@
         <w:rPr>
           <w:rFonts w:ascii="Times New Roman" w:eastAsia="標楷體" w:hAnsi="Times New Roman"/>
         </w:rPr>
-        <w:t xml:space="preserve"> SQLModel</w:t>
-      </w:r>
+        <w:t xml:space="preserve"> </w:t>
+      </w:r>
+      <w:proofErr w:type="spellStart"/>
+      <w:r>
+        <w:rPr>
+          <w:rFonts w:ascii="Times New Roman" w:eastAsia="標楷體" w:hAnsi="Times New Roman"/>
+        </w:rPr>
+        <w:t>SQLModel</w:t>
+      </w:r>
+      <w:proofErr w:type="spellEnd"/>
       <w:r>
         <w:rPr>
           <w:rFonts w:ascii="Times New Roman" w:eastAsia="標楷體" w:hAnsi="Times New Roman"/>
@@ -2852,7 +2954,21 @@
         <w:rPr>
           <w:rFonts w:ascii="Times New Roman" w:eastAsia="標楷體" w:hAnsi="Times New Roman"/>
         </w:rPr>
-        <w:t xml:space="preserve"> MinIO </w:t>
+        <w:t xml:space="preserve"> </w:t>
+      </w:r>
+      <w:proofErr w:type="spellStart"/>
+      <w:r>
+        <w:rPr>
+          <w:rFonts w:ascii="Times New Roman" w:eastAsia="標楷體" w:hAnsi="Times New Roman"/>
+        </w:rPr>
+        <w:t>MinIO</w:t>
+      </w:r>
+      <w:proofErr w:type="spellEnd"/>
+      <w:r>
+        <w:rPr>
+          <w:rFonts w:ascii="Times New Roman" w:eastAsia="標楷體" w:hAnsi="Times New Roman"/>
+        </w:rPr>
+        <w:t xml:space="preserve"> </w:t>
       </w:r>
       <w:r>
         <w:rPr>
@@ -3507,8 +3623,16 @@
         <w:rPr>
           <w:rFonts w:ascii="Times New Roman" w:eastAsia="標楷體" w:hAnsi="Times New Roman"/>
         </w:rPr>
-        <w:t xml:space="preserve"> QRCode</w:t>
-      </w:r>
+        <w:t xml:space="preserve"> </w:t>
+      </w:r>
+      <w:proofErr w:type="spellStart"/>
+      <w:r>
+        <w:rPr>
+          <w:rFonts w:ascii="Times New Roman" w:eastAsia="標楷體" w:hAnsi="Times New Roman"/>
+        </w:rPr>
+        <w:t>QRCode</w:t>
+      </w:r>
+      <w:proofErr w:type="spellEnd"/>
       <w:r>
         <w:rPr>
           <w:rFonts w:ascii="Times New Roman" w:eastAsia="標楷體" w:hAnsi="Times New Roman"/>
@@ -4101,7 +4225,7 @@
             <w:pPr>
               <w:jc w:val="center"/>
               <w:rPr>
-                <w:rFonts w:ascii="Times New Roman" w:eastAsia="標楷體" w:hAnsi="Times New Roman" w:hint="eastAsia"/>
+                <w:rFonts w:ascii="Times New Roman" w:eastAsia="標楷體" w:hAnsi="Times New Roman"/>
                 <w:b/>
                 <w:bCs/>
               </w:rPr>
@@ -4125,7 +4249,7 @@
             <w:pPr>
               <w:jc w:val="center"/>
               <w:rPr>
-                <w:rFonts w:ascii="Times New Roman" w:eastAsia="標楷體" w:hAnsi="Times New Roman" w:hint="eastAsia"/>
+                <w:rFonts w:ascii="Times New Roman" w:eastAsia="標楷體" w:hAnsi="Times New Roman"/>
                 <w:b/>
                 <w:bCs/>
               </w:rPr>
@@ -4181,7 +4305,7 @@
             <w:pPr>
               <w:jc w:val="center"/>
               <w:rPr>
-                <w:rFonts w:ascii="Times New Roman" w:eastAsia="標楷體" w:hAnsi="Times New Roman" w:hint="eastAsia"/>
+                <w:rFonts w:ascii="Times New Roman" w:eastAsia="標楷體" w:hAnsi="Times New Roman"/>
                 <w:b/>
                 <w:bCs/>
               </w:rPr>
@@ -4221,7 +4345,7 @@
             <w:pPr>
               <w:jc w:val="center"/>
               <w:rPr>
-                <w:rFonts w:ascii="Times New Roman" w:eastAsia="標楷體" w:hAnsi="Times New Roman" w:hint="eastAsia"/>
+                <w:rFonts w:ascii="Times New Roman" w:eastAsia="標楷體" w:hAnsi="Times New Roman"/>
                 <w:b/>
                 <w:bCs/>
               </w:rPr>
@@ -4258,7 +4382,7 @@
             <w:pPr>
               <w:jc w:val="center"/>
               <w:rPr>
-                <w:rFonts w:ascii="Times New Roman" w:eastAsia="標楷體" w:hAnsi="Times New Roman" w:hint="eastAsia"/>
+                <w:rFonts w:ascii="Times New Roman" w:eastAsia="標楷體" w:hAnsi="Times New Roman"/>
               </w:rPr>
             </w:pPr>
             <w:r>
@@ -4278,7 +4402,7 @@
             <w:pPr>
               <w:jc w:val="center"/>
               <w:rPr>
-                <w:rFonts w:ascii="Times New Roman" w:eastAsia="標楷體" w:hAnsi="Times New Roman" w:hint="eastAsia"/>
+                <w:rFonts w:ascii="Times New Roman" w:eastAsia="標楷體" w:hAnsi="Times New Roman"/>
               </w:rPr>
             </w:pPr>
             <w:r>
@@ -4304,7 +4428,7 @@
             <w:pPr>
               <w:jc w:val="center"/>
               <w:rPr>
-                <w:rFonts w:ascii="Times New Roman" w:eastAsia="標楷體" w:hAnsi="Times New Roman" w:hint="eastAsia"/>
+                <w:rFonts w:ascii="Times New Roman" w:eastAsia="標楷體" w:hAnsi="Times New Roman"/>
               </w:rPr>
             </w:pPr>
             <w:r>
@@ -4324,7 +4448,7 @@
             <w:pPr>
               <w:jc w:val="center"/>
               <w:rPr>
-                <w:rFonts w:ascii="Times New Roman" w:eastAsia="標楷體" w:hAnsi="Times New Roman" w:hint="eastAsia"/>
+                <w:rFonts w:ascii="Times New Roman" w:eastAsia="標楷體" w:hAnsi="Times New Roman"/>
               </w:rPr>
             </w:pPr>
             <w:r>
@@ -4349,7 +4473,7 @@
             <w:pPr>
               <w:jc w:val="center"/>
               <w:rPr>
-                <w:rFonts w:ascii="Times New Roman" w:eastAsia="標楷體" w:hAnsi="Times New Roman" w:hint="eastAsia"/>
+                <w:rFonts w:ascii="Times New Roman" w:eastAsia="標楷體" w:hAnsi="Times New Roman"/>
               </w:rPr>
             </w:pPr>
             <w:r>
@@ -4369,7 +4493,7 @@
             <w:pPr>
               <w:jc w:val="center"/>
               <w:rPr>
-                <w:rFonts w:ascii="Times New Roman" w:eastAsia="標楷體" w:hAnsi="Times New Roman" w:hint="eastAsia"/>
+                <w:rFonts w:ascii="Times New Roman" w:eastAsia="標楷體" w:hAnsi="Times New Roman"/>
               </w:rPr>
             </w:pPr>
             <w:r>
@@ -4395,7 +4519,7 @@
             <w:pPr>
               <w:jc w:val="center"/>
               <w:rPr>
-                <w:rFonts w:ascii="Times New Roman" w:eastAsia="標楷體" w:hAnsi="Times New Roman" w:hint="eastAsia"/>
+                <w:rFonts w:ascii="Times New Roman" w:eastAsia="標楷體" w:hAnsi="Times New Roman"/>
               </w:rPr>
             </w:pPr>
             <w:r>
@@ -4415,7 +4539,7 @@
             <w:pPr>
               <w:jc w:val="center"/>
               <w:rPr>
-                <w:rFonts w:ascii="Times New Roman" w:eastAsia="標楷體" w:hAnsi="Times New Roman" w:hint="eastAsia"/>
+                <w:rFonts w:ascii="Times New Roman" w:eastAsia="標楷體" w:hAnsi="Times New Roman"/>
               </w:rPr>
             </w:pPr>
             <w:r>
@@ -4440,7 +4564,7 @@
             <w:pPr>
               <w:jc w:val="center"/>
               <w:rPr>
-                <w:rFonts w:ascii="Times New Roman" w:eastAsia="標楷體" w:hAnsi="Times New Roman" w:hint="eastAsia"/>
+                <w:rFonts w:ascii="Times New Roman" w:eastAsia="標楷體" w:hAnsi="Times New Roman"/>
               </w:rPr>
             </w:pPr>
             <w:r>
@@ -4467,7 +4591,7 @@
             <w:pPr>
               <w:jc w:val="center"/>
               <w:rPr>
-                <w:rFonts w:ascii="Times New Roman" w:eastAsia="標楷體" w:hAnsi="Times New Roman" w:hint="eastAsia"/>
+                <w:rFonts w:ascii="Times New Roman" w:eastAsia="標楷體" w:hAnsi="Times New Roman"/>
               </w:rPr>
             </w:pPr>
             <w:r>
@@ -4505,7 +4629,7 @@
             <w:pPr>
               <w:jc w:val="center"/>
               <w:rPr>
-                <w:rFonts w:ascii="Times New Roman" w:eastAsia="標楷體" w:hAnsi="Times New Roman" w:hint="eastAsia"/>
+                <w:rFonts w:ascii="Times New Roman" w:eastAsia="標楷體" w:hAnsi="Times New Roman"/>
               </w:rPr>
             </w:pPr>
             <w:r>
@@ -4549,7 +4673,7 @@
             <w:pPr>
               <w:jc w:val="center"/>
               <w:rPr>
-                <w:rFonts w:ascii="Times New Roman" w:eastAsia="標楷體" w:hAnsi="Times New Roman" w:hint="eastAsia"/>
+                <w:rFonts w:ascii="Times New Roman" w:eastAsia="標楷體" w:hAnsi="Times New Roman"/>
               </w:rPr>
             </w:pPr>
             <w:r>
@@ -4592,7 +4716,7 @@
             <w:pPr>
               <w:jc w:val="center"/>
               <w:rPr>
-                <w:rFonts w:ascii="Times New Roman" w:eastAsia="標楷體" w:hAnsi="Times New Roman" w:hint="eastAsia"/>
+                <w:rFonts w:ascii="Times New Roman" w:eastAsia="標楷體" w:hAnsi="Times New Roman"/>
               </w:rPr>
             </w:pPr>
             <w:r>
@@ -4612,14 +4736,22 @@
             <w:pPr>
               <w:jc w:val="center"/>
               <w:rPr>
+                <w:rFonts w:ascii="Times New Roman" w:eastAsia="標楷體" w:hAnsi="Times New Roman"/>
+              </w:rPr>
+            </w:pPr>
+            <w:proofErr w:type="spellStart"/>
+            <w:r>
+              <w:rPr>
                 <w:rFonts w:ascii="Times New Roman" w:eastAsia="標楷體" w:hAnsi="Times New Roman" w:hint="eastAsia"/>
               </w:rPr>
-            </w:pPr>
+              <w:t>FastAPI</w:t>
+            </w:r>
+            <w:proofErr w:type="spellEnd"/>
             <w:r>
               <w:rPr>
                 <w:rFonts w:ascii="Times New Roman" w:eastAsia="標楷體" w:hAnsi="Times New Roman" w:hint="eastAsia"/>
               </w:rPr>
-              <w:t xml:space="preserve">FastAPI + Flutter + LLM </w:t>
+              <w:t xml:space="preserve"> + Flutter + LLM </w:t>
             </w:r>
             <w:r>
               <w:rPr>
@@ -4638,7 +4770,7 @@
             <w:pPr>
               <w:jc w:val="center"/>
               <w:rPr>
-                <w:rFonts w:ascii="Times New Roman" w:eastAsia="標楷體" w:hAnsi="Times New Roman" w:hint="eastAsia"/>
+                <w:rFonts w:ascii="Times New Roman" w:eastAsia="標楷體" w:hAnsi="Times New Roman"/>
               </w:rPr>
             </w:pPr>
             <w:r>
@@ -4658,7 +4790,7 @@
             <w:pPr>
               <w:jc w:val="center"/>
               <w:rPr>
-                <w:rFonts w:ascii="Times New Roman" w:eastAsia="標楷體" w:hAnsi="Times New Roman" w:hint="eastAsia"/>
+                <w:rFonts w:ascii="Times New Roman" w:eastAsia="標楷體" w:hAnsi="Times New Roman"/>
               </w:rPr>
             </w:pPr>
             <w:r>
@@ -4683,7 +4815,7 @@
             <w:pPr>
               <w:jc w:val="center"/>
               <w:rPr>
-                <w:rFonts w:ascii="Times New Roman" w:eastAsia="標楷體" w:hAnsi="Times New Roman" w:hint="eastAsia"/>
+                <w:rFonts w:ascii="Times New Roman" w:eastAsia="標楷體" w:hAnsi="Times New Roman"/>
               </w:rPr>
             </w:pPr>
             <w:r>
@@ -4703,7 +4835,7 @@
             <w:pPr>
               <w:jc w:val="center"/>
               <w:rPr>
-                <w:rFonts w:ascii="Times New Roman" w:eastAsia="標楷體" w:hAnsi="Times New Roman" w:hint="eastAsia"/>
+                <w:rFonts w:ascii="Times New Roman" w:eastAsia="標楷體" w:hAnsi="Times New Roman"/>
               </w:rPr>
             </w:pPr>
             <w:r>
@@ -4741,7 +4873,7 @@
             <w:pPr>
               <w:jc w:val="center"/>
               <w:rPr>
-                <w:rFonts w:ascii="Times New Roman" w:eastAsia="標楷體" w:hAnsi="Times New Roman" w:hint="eastAsia"/>
+                <w:rFonts w:ascii="Times New Roman" w:eastAsia="標楷體" w:hAnsi="Times New Roman"/>
               </w:rPr>
             </w:pPr>
             <w:r>
@@ -4779,7 +4911,7 @@
             <w:pPr>
               <w:jc w:val="center"/>
               <w:rPr>
-                <w:rFonts w:ascii="Times New Roman" w:eastAsia="標楷體" w:hAnsi="Times New Roman" w:hint="eastAsia"/>
+                <w:rFonts w:ascii="Times New Roman" w:eastAsia="標楷體" w:hAnsi="Times New Roman"/>
               </w:rPr>
             </w:pPr>
             <w:r>
@@ -4842,7 +4974,7 @@
             <w:pPr>
               <w:jc w:val="center"/>
               <w:rPr>
-                <w:rFonts w:ascii="Times New Roman" w:eastAsia="標楷體" w:hAnsi="Times New Roman" w:hint="eastAsia"/>
+                <w:rFonts w:ascii="Times New Roman" w:eastAsia="標楷體" w:hAnsi="Times New Roman"/>
                 <w:b/>
                 <w:bCs/>
               </w:rPr>
@@ -4866,7 +4998,7 @@
             <w:pPr>
               <w:jc w:val="center"/>
               <w:rPr>
-                <w:rFonts w:ascii="Times New Roman" w:eastAsia="標楷體" w:hAnsi="Times New Roman" w:hint="eastAsia"/>
+                <w:rFonts w:ascii="Times New Roman" w:eastAsia="標楷體" w:hAnsi="Times New Roman"/>
                 <w:b/>
                 <w:bCs/>
               </w:rPr>
@@ -4922,7 +5054,7 @@
             <w:pPr>
               <w:jc w:val="center"/>
               <w:rPr>
-                <w:rFonts w:ascii="Times New Roman" w:eastAsia="標楷體" w:hAnsi="Times New Roman" w:hint="eastAsia"/>
+                <w:rFonts w:ascii="Times New Roman" w:eastAsia="標楷體" w:hAnsi="Times New Roman"/>
                 <w:b/>
                 <w:bCs/>
               </w:rPr>
@@ -4954,7 +5086,7 @@
             <w:pPr>
               <w:jc w:val="center"/>
               <w:rPr>
-                <w:rFonts w:ascii="Times New Roman" w:eastAsia="標楷體" w:hAnsi="Times New Roman" w:hint="eastAsia"/>
+                <w:rFonts w:ascii="Times New Roman" w:eastAsia="標楷體" w:hAnsi="Times New Roman"/>
                 <w:b/>
                 <w:bCs/>
               </w:rPr>
@@ -4991,7 +5123,7 @@
             <w:pPr>
               <w:jc w:val="center"/>
               <w:rPr>
-                <w:rFonts w:ascii="Times New Roman" w:eastAsia="標楷體" w:hAnsi="Times New Roman" w:hint="eastAsia"/>
+                <w:rFonts w:ascii="Times New Roman" w:eastAsia="標楷體" w:hAnsi="Times New Roman"/>
               </w:rPr>
             </w:pPr>
             <w:r>
@@ -5029,7 +5161,7 @@
             <w:pPr>
               <w:jc w:val="center"/>
               <w:rPr>
-                <w:rFonts w:ascii="Times New Roman" w:eastAsia="標楷體" w:hAnsi="Times New Roman" w:hint="eastAsia"/>
+                <w:rFonts w:ascii="Times New Roman" w:eastAsia="標楷體" w:hAnsi="Times New Roman"/>
               </w:rPr>
             </w:pPr>
             <w:r>
@@ -5049,7 +5181,7 @@
             <w:pPr>
               <w:jc w:val="center"/>
               <w:rPr>
-                <w:rFonts w:ascii="Times New Roman" w:eastAsia="標楷體" w:hAnsi="Times New Roman" w:hint="eastAsia"/>
+                <w:rFonts w:ascii="Times New Roman" w:eastAsia="標楷體" w:hAnsi="Times New Roman"/>
               </w:rPr>
             </w:pPr>
             <w:r>
@@ -5069,7 +5201,7 @@
             <w:pPr>
               <w:jc w:val="center"/>
               <w:rPr>
-                <w:rFonts w:ascii="Times New Roman" w:eastAsia="標楷體" w:hAnsi="Times New Roman" w:hint="eastAsia"/>
+                <w:rFonts w:ascii="Times New Roman" w:eastAsia="標楷體" w:hAnsi="Times New Roman"/>
               </w:rPr>
             </w:pPr>
             <w:r>
@@ -5094,7 +5226,7 @@
             <w:pPr>
               <w:jc w:val="center"/>
               <w:rPr>
-                <w:rFonts w:ascii="Times New Roman" w:eastAsia="標楷體" w:hAnsi="Times New Roman" w:hint="eastAsia"/>
+                <w:rFonts w:ascii="Times New Roman" w:eastAsia="標楷體" w:hAnsi="Times New Roman"/>
               </w:rPr>
             </w:pPr>
             <w:r>
@@ -5132,7 +5264,7 @@
             <w:pPr>
               <w:jc w:val="center"/>
               <w:rPr>
-                <w:rFonts w:ascii="Times New Roman" w:eastAsia="標楷體" w:hAnsi="Times New Roman" w:hint="eastAsia"/>
+                <w:rFonts w:ascii="Times New Roman" w:eastAsia="標楷體" w:hAnsi="Times New Roman"/>
               </w:rPr>
             </w:pPr>
             <w:r>
@@ -5152,7 +5284,7 @@
             <w:pPr>
               <w:jc w:val="center"/>
               <w:rPr>
-                <w:rFonts w:ascii="Times New Roman" w:eastAsia="標楷體" w:hAnsi="Times New Roman" w:hint="eastAsia"/>
+                <w:rFonts w:ascii="Times New Roman" w:eastAsia="標楷體" w:hAnsi="Times New Roman"/>
               </w:rPr>
             </w:pPr>
             <w:r>
@@ -5172,7 +5304,7 @@
             <w:pPr>
               <w:jc w:val="center"/>
               <w:rPr>
-                <w:rFonts w:ascii="Times New Roman" w:eastAsia="標楷體" w:hAnsi="Times New Roman" w:hint="eastAsia"/>
+                <w:rFonts w:ascii="Times New Roman" w:eastAsia="標楷體" w:hAnsi="Times New Roman"/>
               </w:rPr>
             </w:pPr>
             <w:r>
@@ -5209,7 +5341,7 @@
             <w:pPr>
               <w:jc w:val="center"/>
               <w:rPr>
-                <w:rFonts w:ascii="Times New Roman" w:eastAsia="標楷體" w:hAnsi="Times New Roman" w:hint="eastAsia"/>
+                <w:rFonts w:ascii="Times New Roman" w:eastAsia="標楷體" w:hAnsi="Times New Roman"/>
               </w:rPr>
             </w:pPr>
             <w:r>
@@ -5229,7 +5361,7 @@
             <w:pPr>
               <w:jc w:val="center"/>
               <w:rPr>
-                <w:rFonts w:ascii="Times New Roman" w:eastAsia="標楷體" w:hAnsi="Times New Roman" w:hint="eastAsia"/>
+                <w:rFonts w:ascii="Times New Roman" w:eastAsia="標楷體" w:hAnsi="Times New Roman"/>
               </w:rPr>
             </w:pPr>
             <w:r>
@@ -5249,7 +5381,7 @@
             <w:pPr>
               <w:jc w:val="center"/>
               <w:rPr>
-                <w:rFonts w:ascii="Times New Roman" w:eastAsia="標楷體" w:hAnsi="Times New Roman" w:hint="eastAsia"/>
+                <w:rFonts w:ascii="Times New Roman" w:eastAsia="標楷體" w:hAnsi="Times New Roman"/>
               </w:rPr>
             </w:pPr>
             <w:r>
@@ -5269,7 +5401,7 @@
             <w:pPr>
               <w:jc w:val="center"/>
               <w:rPr>
-                <w:rFonts w:ascii="Times New Roman" w:eastAsia="標楷體" w:hAnsi="Times New Roman" w:hint="eastAsia"/>
+                <w:rFonts w:ascii="Times New Roman" w:eastAsia="標楷體" w:hAnsi="Times New Roman"/>
               </w:rPr>
             </w:pPr>
             <w:r>
@@ -5306,7 +5438,7 @@
             <w:pPr>
               <w:jc w:val="center"/>
               <w:rPr>
-                <w:rFonts w:ascii="Times New Roman" w:eastAsia="標楷體" w:hAnsi="Times New Roman" w:hint="eastAsia"/>
+                <w:rFonts w:ascii="Times New Roman" w:eastAsia="標楷體" w:hAnsi="Times New Roman"/>
               </w:rPr>
             </w:pPr>
             <w:r>
@@ -5332,7 +5464,7 @@
             <w:pPr>
               <w:jc w:val="center"/>
               <w:rPr>
-                <w:rFonts w:ascii="Times New Roman" w:eastAsia="標楷體" w:hAnsi="Times New Roman" w:hint="eastAsia"/>
+                <w:rFonts w:ascii="Times New Roman" w:eastAsia="標楷體" w:hAnsi="Times New Roman"/>
               </w:rPr>
             </w:pPr>
             <w:r>
@@ -5352,7 +5484,7 @@
             <w:pPr>
               <w:jc w:val="center"/>
               <w:rPr>
-                <w:rFonts w:ascii="Times New Roman" w:eastAsia="標楷體" w:hAnsi="Times New Roman" w:hint="eastAsia"/>
+                <w:rFonts w:ascii="Times New Roman" w:eastAsia="標楷體" w:hAnsi="Times New Roman"/>
               </w:rPr>
             </w:pPr>
             <w:r>
@@ -5372,7 +5504,7 @@
             <w:pPr>
               <w:jc w:val="center"/>
               <w:rPr>
-                <w:rFonts w:ascii="Times New Roman" w:eastAsia="標楷體" w:hAnsi="Times New Roman" w:hint="eastAsia"/>
+                <w:rFonts w:ascii="Times New Roman" w:eastAsia="標楷體" w:hAnsi="Times New Roman"/>
               </w:rPr>
             </w:pPr>
             <w:r>
@@ -5397,7 +5529,7 @@
             <w:pPr>
               <w:jc w:val="center"/>
               <w:rPr>
-                <w:rFonts w:ascii="Times New Roman" w:eastAsia="標楷體" w:hAnsi="Times New Roman" w:hint="eastAsia"/>
+                <w:rFonts w:ascii="Times New Roman" w:eastAsia="標楷體" w:hAnsi="Times New Roman"/>
               </w:rPr>
             </w:pPr>
             <w:r>
@@ -5417,7 +5549,7 @@
             <w:pPr>
               <w:jc w:val="center"/>
               <w:rPr>
-                <w:rFonts w:ascii="Times New Roman" w:eastAsia="標楷體" w:hAnsi="Times New Roman" w:hint="eastAsia"/>
+                <w:rFonts w:ascii="Times New Roman" w:eastAsia="標楷體" w:hAnsi="Times New Roman"/>
               </w:rPr>
             </w:pPr>
             <w:r>
@@ -5437,7 +5569,7 @@
             <w:pPr>
               <w:jc w:val="center"/>
               <w:rPr>
-                <w:rFonts w:ascii="Times New Roman" w:eastAsia="標楷體" w:hAnsi="Times New Roman" w:hint="eastAsia"/>
+                <w:rFonts w:ascii="Times New Roman" w:eastAsia="標楷體" w:hAnsi="Times New Roman"/>
               </w:rPr>
             </w:pPr>
             <w:r>
@@ -5457,7 +5589,7 @@
             <w:pPr>
               <w:jc w:val="center"/>
               <w:rPr>
-                <w:rFonts w:ascii="Times New Roman" w:eastAsia="標楷體" w:hAnsi="Times New Roman" w:hint="eastAsia"/>
+                <w:rFonts w:ascii="Times New Roman" w:eastAsia="標楷體" w:hAnsi="Times New Roman"/>
               </w:rPr>
             </w:pPr>
             <w:r>
@@ -5482,7 +5614,7 @@
             <w:pPr>
               <w:jc w:val="center"/>
               <w:rPr>
-                <w:rFonts w:ascii="Times New Roman" w:eastAsia="標楷體" w:hAnsi="Times New Roman" w:hint="eastAsia"/>
+                <w:rFonts w:ascii="Times New Roman" w:eastAsia="標楷體" w:hAnsi="Times New Roman"/>
               </w:rPr>
             </w:pPr>
             <w:r>
@@ -5532,7 +5664,7 @@
             <w:pPr>
               <w:jc w:val="center"/>
               <w:rPr>
-                <w:rFonts w:ascii="Times New Roman" w:eastAsia="標楷體" w:hAnsi="Times New Roman" w:hint="eastAsia"/>
+                <w:rFonts w:ascii="Times New Roman" w:eastAsia="標楷體" w:hAnsi="Times New Roman"/>
               </w:rPr>
             </w:pPr>
             <w:r>
@@ -5564,7 +5696,7 @@
             <w:pPr>
               <w:jc w:val="center"/>
               <w:rPr>
-                <w:rFonts w:ascii="Times New Roman" w:eastAsia="標楷體" w:hAnsi="Times New Roman" w:hint="eastAsia"/>
+                <w:rFonts w:ascii="Times New Roman" w:eastAsia="標楷體" w:hAnsi="Times New Roman"/>
               </w:rPr>
             </w:pPr>
             <w:r>
@@ -5584,7 +5716,7 @@
             <w:pPr>
               <w:jc w:val="center"/>
               <w:rPr>
-                <w:rFonts w:ascii="Times New Roman" w:eastAsia="標楷體" w:hAnsi="Times New Roman" w:hint="eastAsia"/>
+                <w:rFonts w:ascii="Times New Roman" w:eastAsia="標楷體" w:hAnsi="Times New Roman"/>
               </w:rPr>
             </w:pPr>
             <w:r>
@@ -5609,7 +5741,7 @@
             <w:pPr>
               <w:jc w:val="center"/>
               <w:rPr>
-                <w:rFonts w:ascii="Times New Roman" w:eastAsia="標楷體" w:hAnsi="Times New Roman" w:hint="eastAsia"/>
+                <w:rFonts w:ascii="Times New Roman" w:eastAsia="標楷體" w:hAnsi="Times New Roman"/>
               </w:rPr>
             </w:pPr>
             <w:r>
@@ -5635,7 +5767,7 @@
             <w:pPr>
               <w:jc w:val="center"/>
               <w:rPr>
-                <w:rFonts w:ascii="Times New Roman" w:eastAsia="標楷體" w:hAnsi="Times New Roman" w:hint="eastAsia"/>
+                <w:rFonts w:ascii="Times New Roman" w:eastAsia="標楷體" w:hAnsi="Times New Roman"/>
               </w:rPr>
             </w:pPr>
             <w:r>
@@ -5655,7 +5787,7 @@
             <w:pPr>
               <w:jc w:val="center"/>
               <w:rPr>
-                <w:rFonts w:ascii="Times New Roman" w:eastAsia="標楷體" w:hAnsi="Times New Roman" w:hint="eastAsia"/>
+                <w:rFonts w:ascii="Times New Roman" w:eastAsia="標楷體" w:hAnsi="Times New Roman"/>
               </w:rPr>
             </w:pPr>
             <w:r>
@@ -5675,7 +5807,7 @@
             <w:pPr>
               <w:jc w:val="center"/>
               <w:rPr>
-                <w:rFonts w:ascii="Times New Roman" w:eastAsia="標楷體" w:hAnsi="Times New Roman" w:hint="eastAsia"/>
+                <w:rFonts w:ascii="Times New Roman" w:eastAsia="標楷體" w:hAnsi="Times New Roman"/>
               </w:rPr>
             </w:pPr>
             <w:r>
@@ -5700,7 +5832,7 @@
             <w:pPr>
               <w:jc w:val="center"/>
               <w:rPr>
-                <w:rFonts w:ascii="Times New Roman" w:eastAsia="標楷體" w:hAnsi="Times New Roman" w:hint="eastAsia"/>
+                <w:rFonts w:ascii="Times New Roman" w:eastAsia="標楷體" w:hAnsi="Times New Roman"/>
               </w:rPr>
             </w:pPr>
             <w:r>
@@ -5720,7 +5852,7 @@
             <w:pPr>
               <w:jc w:val="center"/>
               <w:rPr>
-                <w:rFonts w:ascii="Times New Roman" w:eastAsia="標楷體" w:hAnsi="Times New Roman" w:hint="eastAsia"/>
+                <w:rFonts w:ascii="Times New Roman" w:eastAsia="標楷體" w:hAnsi="Times New Roman"/>
               </w:rPr>
             </w:pPr>
             <w:r>
@@ -5740,7 +5872,7 @@
             <w:pPr>
               <w:jc w:val="center"/>
               <w:rPr>
-                <w:rFonts w:ascii="Times New Roman" w:eastAsia="標楷體" w:hAnsi="Times New Roman" w:hint="eastAsia"/>
+                <w:rFonts w:ascii="Times New Roman" w:eastAsia="標楷體" w:hAnsi="Times New Roman"/>
               </w:rPr>
             </w:pPr>
             <w:r>
@@ -5760,7 +5892,7 @@
             <w:pPr>
               <w:jc w:val="center"/>
               <w:rPr>
-                <w:rFonts w:ascii="Times New Roman" w:eastAsia="標楷體" w:hAnsi="Times New Roman" w:hint="eastAsia"/>
+                <w:rFonts w:ascii="Times New Roman" w:eastAsia="標楷體" w:hAnsi="Times New Roman"/>
               </w:rPr>
             </w:pPr>
             <w:r>
@@ -5785,7 +5917,7 @@
             <w:pPr>
               <w:jc w:val="center"/>
               <w:rPr>
-                <w:rFonts w:ascii="Times New Roman" w:eastAsia="標楷體" w:hAnsi="Times New Roman" w:hint="eastAsia"/>
+                <w:rFonts w:ascii="Times New Roman" w:eastAsia="標楷體" w:hAnsi="Times New Roman"/>
               </w:rPr>
             </w:pPr>
             <w:r>
@@ -5806,7 +5938,7 @@
             <w:pPr>
               <w:jc w:val="center"/>
               <w:rPr>
-                <w:rFonts w:ascii="Times New Roman" w:eastAsia="標楷體" w:hAnsi="Times New Roman" w:hint="eastAsia"/>
+                <w:rFonts w:ascii="Times New Roman" w:eastAsia="標楷體" w:hAnsi="Times New Roman"/>
               </w:rPr>
             </w:pPr>
             <w:r>
@@ -5826,7 +5958,7 @@
             <w:pPr>
               <w:jc w:val="center"/>
               <w:rPr>
-                <w:rFonts w:ascii="Times New Roman" w:eastAsia="標楷體" w:hAnsi="Times New Roman" w:hint="eastAsia"/>
+                <w:rFonts w:ascii="Times New Roman" w:eastAsia="標楷體" w:hAnsi="Times New Roman"/>
               </w:rPr>
             </w:pPr>
             <w:r>
@@ -5846,7 +5978,7 @@
             <w:pPr>
               <w:jc w:val="center"/>
               <w:rPr>
-                <w:rFonts w:ascii="Times New Roman" w:eastAsia="標楷體" w:hAnsi="Times New Roman" w:hint="eastAsia"/>
+                <w:rFonts w:ascii="Times New Roman" w:eastAsia="標楷體" w:hAnsi="Times New Roman"/>
               </w:rPr>
             </w:pPr>
             <w:r>
@@ -5871,32 +6003,20 @@
             <w:pPr>
               <w:jc w:val="center"/>
               <w:rPr>
+                <w:rFonts w:ascii="Times New Roman" w:eastAsia="標楷體" w:hAnsi="Times New Roman"/>
+              </w:rPr>
+            </w:pPr>
+            <w:r>
+              <w:rPr>
                 <w:rFonts w:ascii="Times New Roman" w:eastAsia="標楷體" w:hAnsi="Times New Roman" w:hint="eastAsia"/>
               </w:rPr>
-            </w:pPr>
-            <w:r>
-              <w:rPr>
-                <w:rFonts w:ascii="Times New Roman" w:eastAsia="標楷體" w:hAnsi="Times New Roman" w:hint="eastAsia"/>
-              </w:rPr>
               <w:t>趣味養成與虛擬成就</w:t>
             </w:r>
             <w:r>
               <w:rPr>
                 <w:rFonts w:ascii="Times New Roman" w:eastAsia="標楷體" w:hAnsi="Times New Roman"/>
               </w:rPr>
-              <w:t xml:space="preserve"> (</w:t>
-            </w:r>
-            <w:r>
-              <w:rPr>
-                <w:rFonts w:ascii="Times New Roman" w:eastAsia="標楷體" w:hAnsi="Times New Roman" w:hint="eastAsia"/>
-              </w:rPr>
-              <w:t>如：小豬造型</w:t>
-            </w:r>
-            <w:r>
-              <w:rPr>
-                <w:rFonts w:ascii="Times New Roman" w:eastAsia="標楷體" w:hAnsi="Times New Roman"/>
-              </w:rPr>
-              <w:t>)</w:t>
+              <w:t xml:space="preserve"> </w:t>
             </w:r>
           </w:p>
         </w:tc>
@@ -5909,7 +6029,7 @@
             <w:pPr>
               <w:jc w:val="center"/>
               <w:rPr>
-                <w:rFonts w:ascii="Times New Roman" w:eastAsia="標楷體" w:hAnsi="Times New Roman" w:hint="eastAsia"/>
+                <w:rFonts w:ascii="Times New Roman" w:eastAsia="標楷體" w:hAnsi="Times New Roman"/>
               </w:rPr>
             </w:pPr>
             <w:r>
@@ -5929,7 +6049,7 @@
             <w:pPr>
               <w:jc w:val="center"/>
               <w:rPr>
-                <w:rFonts w:ascii="Times New Roman" w:eastAsia="標楷體" w:hAnsi="Times New Roman" w:hint="eastAsia"/>
+                <w:rFonts w:ascii="Times New Roman" w:eastAsia="標楷體" w:hAnsi="Times New Roman"/>
               </w:rPr>
             </w:pPr>
             <w:r>
@@ -5949,7 +6069,7 @@
             <w:pPr>
               <w:jc w:val="center"/>
               <w:rPr>
-                <w:rFonts w:ascii="Times New Roman" w:eastAsia="標楷體" w:hAnsi="Times New Roman" w:hint="eastAsia"/>
+                <w:rFonts w:ascii="Times New Roman" w:eastAsia="標楷體" w:hAnsi="Times New Roman"/>
               </w:rPr>
             </w:pPr>
             <w:r>
@@ -5965,7 +6085,7 @@
     <w:p>
       <w:pPr>
         <w:rPr>
-          <w:rFonts w:ascii="Times New Roman" w:eastAsia="標楷體" w:hAnsi="Times New Roman" w:hint="eastAsia"/>
+          <w:rFonts w:ascii="Times New Roman" w:eastAsia="標楷體" w:hAnsi="Times New Roman"/>
         </w:rPr>
       </w:pPr>
     </w:p>
@@ -6152,8 +6272,46 @@
           <w:p>
             <w:pPr>
               <w:rPr>
+                <w:rFonts w:ascii="Times New Roman" w:eastAsia="標楷體" w:hAnsi="Times New Roman"/>
+              </w:rPr>
+            </w:pPr>
+          </w:p>
+          <w:p>
+            <w:pPr>
+              <w:rPr>
+                <w:rFonts w:ascii="Times New Roman" w:eastAsia="標楷體" w:hAnsi="Times New Roman"/>
+              </w:rPr>
+            </w:pPr>
+            <w:r>
+              <w:rPr>
                 <w:rFonts w:ascii="Times New Roman" w:eastAsia="標楷體" w:hAnsi="Times New Roman" w:hint="eastAsia"/>
               </w:rPr>
+              <w:t xml:space="preserve">2. </w:t>
+            </w:r>
+            <w:r>
+              <w:rPr>
+                <w:rFonts w:ascii="Times New Roman" w:eastAsia="標楷體" w:hAnsi="Times New Roman"/>
+              </w:rPr>
+              <w:t>深度整合</w:t>
+            </w:r>
+            <w:r>
+              <w:rPr>
+                <w:rFonts w:ascii="Times New Roman" w:eastAsia="標楷體" w:hAnsi="Times New Roman"/>
+              </w:rPr>
+              <w:t xml:space="preserve"> LLM </w:t>
+            </w:r>
+            <w:r>
+              <w:rPr>
+                <w:rFonts w:ascii="Times New Roman" w:eastAsia="標楷體" w:hAnsi="Times New Roman"/>
+              </w:rPr>
+              <w:t>與語音技術，提供市面上醫療軟體缺乏的「自然語言陪伴感」與情緒分析。</w:t>
+            </w:r>
+          </w:p>
+          <w:p>
+            <w:pPr>
+              <w:rPr>
+                <w:rFonts w:ascii="Times New Roman" w:eastAsia="標楷體" w:hAnsi="Times New Roman"/>
+              </w:rPr>
             </w:pPr>
           </w:p>
           <w:p>
@@ -6166,76 +6324,46 @@
               <w:rPr>
                 <w:rFonts w:ascii="Times New Roman" w:eastAsia="標楷體" w:hAnsi="Times New Roman" w:hint="eastAsia"/>
               </w:rPr>
-              <w:t xml:space="preserve">2. </w:t>
-            </w:r>
-            <w:r>
-              <w:rPr>
-                <w:rFonts w:ascii="Times New Roman" w:eastAsia="標楷體" w:hAnsi="Times New Roman"/>
-              </w:rPr>
-              <w:t>深度整合</w:t>
-            </w:r>
-            <w:r>
-              <w:rPr>
-                <w:rFonts w:ascii="Times New Roman" w:eastAsia="標楷體" w:hAnsi="Times New Roman"/>
-              </w:rPr>
-              <w:t xml:space="preserve"> LLM </w:t>
-            </w:r>
-            <w:r>
-              <w:rPr>
-                <w:rFonts w:ascii="Times New Roman" w:eastAsia="標楷體" w:hAnsi="Times New Roman"/>
-              </w:rPr>
-              <w:t>與語音技術，提供市面上醫療軟體缺乏的「自然語言陪伴感」與情緒分析。</w:t>
-            </w:r>
-          </w:p>
-          <w:p>
-            <w:pPr>
+              <w:t xml:space="preserve">3. </w:t>
+            </w:r>
+            <w:r>
+              <w:rPr>
+                <w:rFonts w:ascii="Times New Roman" w:eastAsia="標楷體" w:hAnsi="Times New Roman"/>
+              </w:rPr>
+              <w:t>團隊具備</w:t>
+            </w:r>
+            <w:r>
+              <w:rPr>
+                <w:rFonts w:ascii="Times New Roman" w:eastAsia="標楷體" w:hAnsi="Times New Roman"/>
+              </w:rPr>
+              <w:t xml:space="preserve"> Flutter </w:t>
+            </w:r>
+            <w:r>
+              <w:rPr>
+                <w:rFonts w:ascii="Times New Roman" w:eastAsia="標楷體" w:hAnsi="Times New Roman"/>
+              </w:rPr>
+              <w:t>與</w:t>
+            </w:r>
+            <w:r>
+              <w:rPr>
+                <w:rFonts w:ascii="Times New Roman" w:eastAsia="標楷體" w:hAnsi="Times New Roman"/>
+              </w:rPr>
+              <w:t xml:space="preserve"> </w:t>
+            </w:r>
+            <w:proofErr w:type="spellStart"/>
+            <w:r>
+              <w:rPr>
+                <w:rFonts w:ascii="Times New Roman" w:eastAsia="標楷體" w:hAnsi="Times New Roman"/>
+              </w:rPr>
+              <w:t>F</w:t>
+            </w:r>
+            <w:r>
               <w:rPr>
                 <w:rFonts w:ascii="Times New Roman" w:eastAsia="標楷體" w:hAnsi="Times New Roman" w:hint="eastAsia"/>
               </w:rPr>
-            </w:pPr>
-          </w:p>
-          <w:p>
-            <w:pPr>
-              <w:rPr>
-                <w:rFonts w:ascii="Times New Roman" w:eastAsia="標楷體" w:hAnsi="Times New Roman"/>
-              </w:rPr>
-            </w:pPr>
-            <w:r>
-              <w:rPr>
-                <w:rFonts w:ascii="Times New Roman" w:eastAsia="標楷體" w:hAnsi="Times New Roman" w:hint="eastAsia"/>
-              </w:rPr>
-              <w:t xml:space="preserve">3. </w:t>
-            </w:r>
-            <w:r>
-              <w:rPr>
-                <w:rFonts w:ascii="Times New Roman" w:eastAsia="標楷體" w:hAnsi="Times New Roman"/>
-              </w:rPr>
-              <w:t>團隊具備</w:t>
-            </w:r>
-            <w:r>
-              <w:rPr>
-                <w:rFonts w:ascii="Times New Roman" w:eastAsia="標楷體" w:hAnsi="Times New Roman"/>
-              </w:rPr>
-              <w:t xml:space="preserve"> Flutter </w:t>
-            </w:r>
-            <w:r>
-              <w:rPr>
-                <w:rFonts w:ascii="Times New Roman" w:eastAsia="標楷體" w:hAnsi="Times New Roman"/>
-              </w:rPr>
-              <w:t>與</w:t>
-            </w:r>
-            <w:r>
-              <w:rPr>
-                <w:rFonts w:ascii="Times New Roman" w:eastAsia="標楷體" w:hAnsi="Times New Roman"/>
-              </w:rPr>
-              <w:t xml:space="preserve"> F</w:t>
-            </w:r>
-            <w:r>
-              <w:rPr>
-                <w:rFonts w:ascii="Times New Roman" w:eastAsia="標楷體" w:hAnsi="Times New Roman" w:hint="eastAsia"/>
-              </w:rPr>
               <w:t>astAPI</w:t>
             </w:r>
+            <w:proofErr w:type="spellEnd"/>
             <w:r>
               <w:rPr>
                 <w:rFonts w:ascii="Times New Roman" w:eastAsia="標楷體" w:hAnsi="Times New Roman"/>
@@ -6284,50 +6412,50 @@
             <w:pPr>
               <w:ind w:left="1080"/>
               <w:rPr>
+                <w:rFonts w:ascii="Times New Roman" w:eastAsia="標楷體" w:hAnsi="Times New Roman"/>
+              </w:rPr>
+            </w:pPr>
+          </w:p>
+          <w:p>
+            <w:pPr>
+              <w:rPr>
+                <w:rFonts w:ascii="Times New Roman" w:eastAsia="標楷體" w:hAnsi="Times New Roman"/>
+              </w:rPr>
+            </w:pPr>
+            <w:r>
+              <w:rPr>
                 <w:rFonts w:ascii="Times New Roman" w:eastAsia="標楷體" w:hAnsi="Times New Roman" w:hint="eastAsia"/>
               </w:rPr>
-            </w:pPr>
-          </w:p>
-          <w:p>
-            <w:pPr>
-              <w:rPr>
-                <w:rFonts w:ascii="Times New Roman" w:eastAsia="標楷體" w:hAnsi="Times New Roman"/>
-              </w:rPr>
-            </w:pPr>
+              <w:t>2.</w:t>
+            </w:r>
+            <w:r>
+              <w:rPr>
+                <w:rFonts w:ascii="Times New Roman" w:eastAsia="標楷體" w:hAnsi="Times New Roman"/>
+              </w:rPr>
+              <w:t xml:space="preserve"> </w:t>
+            </w:r>
+            <w:r>
+              <w:rPr>
+                <w:rFonts w:ascii="Times New Roman" w:eastAsia="標楷體" w:hAnsi="Times New Roman"/>
+              </w:rPr>
+              <w:t>高度依賴雲端語音處理與生成式</w:t>
+            </w:r>
+            <w:r>
+              <w:rPr>
+                <w:rFonts w:ascii="Times New Roman" w:eastAsia="標楷體" w:hAnsi="Times New Roman"/>
+              </w:rPr>
+              <w:t>AI</w:t>
+            </w:r>
             <w:r>
               <w:rPr>
                 <w:rFonts w:ascii="Times New Roman" w:eastAsia="標楷體" w:hAnsi="Times New Roman" w:hint="eastAsia"/>
               </w:rPr>
-              <w:t>2.</w:t>
-            </w:r>
-            <w:r>
-              <w:rPr>
-                <w:rFonts w:ascii="Times New Roman" w:eastAsia="標楷體" w:hAnsi="Times New Roman"/>
-              </w:rPr>
               <w:t xml:space="preserve"> </w:t>
             </w:r>
             <w:r>
               <w:rPr>
                 <w:rFonts w:ascii="Times New Roman" w:eastAsia="標楷體" w:hAnsi="Times New Roman"/>
               </w:rPr>
-              <w:t>高度依賴雲端語音處理與生成式</w:t>
-            </w:r>
-            <w:r>
-              <w:rPr>
-                <w:rFonts w:ascii="Times New Roman" w:eastAsia="標楷體" w:hAnsi="Times New Roman"/>
-              </w:rPr>
-              <w:t>AI</w:t>
-            </w:r>
-            <w:r>
-              <w:rPr>
-                <w:rFonts w:ascii="Times New Roman" w:eastAsia="標楷體" w:hAnsi="Times New Roman" w:hint="eastAsia"/>
-              </w:rPr>
-              <w:t xml:space="preserve"> </w:t>
-            </w:r>
-            <w:r>
-              <w:rPr>
-                <w:rFonts w:ascii="Times New Roman" w:eastAsia="標楷體" w:hAnsi="Times New Roman"/>
-              </w:rPr>
               <w:t>API</w:t>
             </w:r>
             <w:r>
@@ -6337,13 +6465,7 @@
               <w:t>，隨著用戶數增加，營運成本與運算延遲可能成為壓力。</w:t>
             </w:r>
           </w:p>
-          <w:p>
-            <w:pPr>
-              <w:rPr>
-                <w:rFonts w:hint="eastAsia"/>
-              </w:rPr>
-            </w:pPr>
-          </w:p>
+          <w:p/>
           <w:p>
             <w:pPr>
               <w:rPr>
@@ -6457,20 +6579,20 @@
           <w:p>
             <w:pPr>
               <w:rPr>
+                <w:rFonts w:ascii="Times New Roman" w:eastAsia="標楷體" w:hAnsi="Times New Roman"/>
+              </w:rPr>
+            </w:pPr>
+          </w:p>
+          <w:p>
+            <w:pPr>
+              <w:rPr>
+                <w:rFonts w:ascii="Times New Roman" w:eastAsia="標楷體" w:hAnsi="Times New Roman"/>
+              </w:rPr>
+            </w:pPr>
+            <w:r>
+              <w:rPr>
                 <w:rFonts w:ascii="Times New Roman" w:eastAsia="標楷體" w:hAnsi="Times New Roman" w:hint="eastAsia"/>
               </w:rPr>
-            </w:pPr>
-          </w:p>
-          <w:p>
-            <w:pPr>
-              <w:rPr>
-                <w:rFonts w:ascii="Times New Roman" w:eastAsia="標楷體" w:hAnsi="Times New Roman"/>
-              </w:rPr>
-            </w:pPr>
-            <w:r>
-              <w:rPr>
-                <w:rFonts w:ascii="Times New Roman" w:eastAsia="標楷體" w:hAnsi="Times New Roman" w:hint="eastAsia"/>
-              </w:rPr>
               <w:t xml:space="preserve">2. </w:t>
             </w:r>
             <w:r>
@@ -6495,7 +6617,7 @@
           <w:p>
             <w:pPr>
               <w:rPr>
-                <w:rFonts w:ascii="Times New Roman" w:eastAsia="標楷體" w:hAnsi="Times New Roman" w:hint="eastAsia"/>
+                <w:rFonts w:ascii="Times New Roman" w:eastAsia="標楷體" w:hAnsi="Times New Roman"/>
               </w:rPr>
             </w:pPr>
           </w:p>
@@ -6552,20 +6674,20 @@
           <w:p>
             <w:pPr>
               <w:rPr>
+                <w:rFonts w:ascii="Times New Roman" w:eastAsia="標楷體" w:hAnsi="Times New Roman"/>
+              </w:rPr>
+            </w:pPr>
+          </w:p>
+          <w:p>
+            <w:pPr>
+              <w:rPr>
+                <w:rFonts w:ascii="Times New Roman" w:eastAsia="標楷體" w:hAnsi="Times New Roman"/>
+              </w:rPr>
+            </w:pPr>
+            <w:r>
+              <w:rPr>
                 <w:rFonts w:ascii="Times New Roman" w:eastAsia="標楷體" w:hAnsi="Times New Roman" w:hint="eastAsia"/>
               </w:rPr>
-            </w:pPr>
-          </w:p>
-          <w:p>
-            <w:pPr>
-              <w:rPr>
-                <w:rFonts w:ascii="Times New Roman" w:eastAsia="標楷體" w:hAnsi="Times New Roman"/>
-              </w:rPr>
-            </w:pPr>
-            <w:r>
-              <w:rPr>
-                <w:rFonts w:ascii="Times New Roman" w:eastAsia="標楷體" w:hAnsi="Times New Roman" w:hint="eastAsia"/>
-              </w:rPr>
               <w:t xml:space="preserve">2. </w:t>
             </w:r>
             <w:r>
@@ -6578,7 +6700,7 @@
           <w:p>
             <w:pPr>
               <w:rPr>
-                <w:rFonts w:ascii="Times New Roman" w:eastAsia="標楷體" w:hAnsi="Times New Roman" w:hint="eastAsia"/>
+                <w:rFonts w:ascii="Times New Roman" w:eastAsia="標楷體" w:hAnsi="Times New Roman"/>
               </w:rPr>
             </w:pPr>
           </w:p>
@@ -11135,6 +11257,7 @@
   <w:style w:type="character" w:default="1" w:styleId="a0">
     <w:name w:val="Default Paragraph Font"/>
     <w:uiPriority w:val="1"/>
+    <w:semiHidden/>
     <w:unhideWhenUsed/>
   </w:style>
   <w:style w:type="table" w:default="1" w:styleId="a1">

--- a/Documents/Chapter 2.docx
+++ b/Documents/Chapter 2.docx
@@ -65,7 +65,21 @@
         <w:rPr>
           <w:rFonts w:ascii="Times New Roman" w:eastAsia="標楷體" w:hAnsi="Times New Roman"/>
         </w:rPr>
-        <w:t>」系統在操作設計上具備極高的跨世代可行性，徹底解決傳統軟體對長輩不友善的痛點。</w:t>
+        <w:t>」系統在操作設計上具備極高的跨世代可行性，徹底解決傳統軟體對長輩</w:t>
+      </w:r>
+      <w:proofErr w:type="gramStart"/>
+      <w:r>
+        <w:rPr>
+          <w:rFonts w:ascii="Times New Roman" w:eastAsia="標楷體" w:hAnsi="Times New Roman"/>
+        </w:rPr>
+        <w:t>不</w:t>
+      </w:r>
+      <w:proofErr w:type="gramEnd"/>
+      <w:r>
+        <w:rPr>
+          <w:rFonts w:ascii="Times New Roman" w:eastAsia="標楷體" w:hAnsi="Times New Roman"/>
+        </w:rPr>
+        <w:t>友善的痛點。</w:t>
       </w:r>
     </w:p>
     <w:p>
@@ -105,7 +119,21 @@
         <w:rPr>
           <w:rFonts w:ascii="Times New Roman" w:eastAsia="標楷體" w:hAnsi="Times New Roman"/>
         </w:rPr>
-        <w:t>針對家屬端，系統提供直覺且結構清晰的照護管理儀表板，家屬可透過模組化的介面快速設定吃藥或回診排程、檢視</w:t>
+        <w:t>針對家屬端，系統提供直覺且結構清晰的照護管理儀表板，家屬可透過模組化的介面快速設定吃藥或</w:t>
+      </w:r>
+      <w:proofErr w:type="gramStart"/>
+      <w:r>
+        <w:rPr>
+          <w:rFonts w:ascii="Times New Roman" w:eastAsia="標楷體" w:hAnsi="Times New Roman"/>
+        </w:rPr>
+        <w:t>回診排程</w:t>
+      </w:r>
+      <w:proofErr w:type="gramEnd"/>
+      <w:r>
+        <w:rPr>
+          <w:rFonts w:ascii="Times New Roman" w:eastAsia="標楷體" w:hAnsi="Times New Roman"/>
+        </w:rPr>
+        <w:t>、檢視</w:t>
       </w:r>
       <w:r>
         <w:rPr>
@@ -137,11 +165,19 @@
         </w:rPr>
         <w:t>確認長輩的安全，</w:t>
       </w:r>
-      <w:r>
-        <w:rPr>
-          <w:rFonts w:ascii="Times New Roman" w:eastAsia="標楷體" w:hAnsi="Times New Roman"/>
-        </w:rPr>
-        <w:t>確保雙端都能在最少的操作負擔下達成日常照護與溝通目的。</w:t>
+      <w:proofErr w:type="gramStart"/>
+      <w:r>
+        <w:rPr>
+          <w:rFonts w:ascii="Times New Roman" w:eastAsia="標楷體" w:hAnsi="Times New Roman"/>
+        </w:rPr>
+        <w:t>確保雙端都</w:t>
+      </w:r>
+      <w:proofErr w:type="gramEnd"/>
+      <w:r>
+        <w:rPr>
+          <w:rFonts w:ascii="Times New Roman" w:eastAsia="標楷體" w:hAnsi="Times New Roman"/>
+        </w:rPr>
+        <w:t>能在最少的操作負擔下達成日常照護與溝通目的。</w:t>
       </w:r>
     </w:p>
     <w:p>
@@ -251,13 +287,23 @@
         </w:rPr>
         <w:t xml:space="preserve">6 </w:t>
       </w:r>
+      <w:proofErr w:type="gramStart"/>
       <w:r>
         <w:rPr>
           <w:rFonts w:ascii="Times New Roman" w:eastAsia="標楷體" w:hAnsi="Times New Roman"/>
           <w:b/>
           <w:bCs/>
         </w:rPr>
-        <w:t>個月）：</w:t>
+        <w:t>個</w:t>
+      </w:r>
+      <w:proofErr w:type="gramEnd"/>
+      <w:r>
+        <w:rPr>
+          <w:rFonts w:ascii="Times New Roman" w:eastAsia="標楷體" w:hAnsi="Times New Roman"/>
+          <w:b/>
+          <w:bCs/>
+        </w:rPr>
+        <w:t>月）：</w:t>
       </w:r>
       <w:r>
         <w:rPr>
@@ -388,13 +434,23 @@
         </w:rPr>
         <w:t xml:space="preserve">18 </w:t>
       </w:r>
+      <w:proofErr w:type="gramStart"/>
       <w:r>
         <w:rPr>
           <w:rFonts w:ascii="Times New Roman" w:eastAsia="標楷體" w:hAnsi="Times New Roman"/>
           <w:b/>
           <w:bCs/>
         </w:rPr>
-        <w:t>個月）</w:t>
+        <w:t>個</w:t>
+      </w:r>
+      <w:proofErr w:type="gramEnd"/>
+      <w:r>
+        <w:rPr>
+          <w:rFonts w:ascii="Times New Roman" w:eastAsia="標楷體" w:hAnsi="Times New Roman"/>
+          <w:b/>
+          <w:bCs/>
+        </w:rPr>
+        <w:t>月）</w:t>
       </w:r>
       <w:r>
         <w:rPr>
@@ -408,11 +464,19 @@
         </w:rPr>
         <w:t xml:space="preserve"> </w:t>
       </w:r>
-      <w:r>
-        <w:rPr>
-          <w:rFonts w:ascii="Times New Roman" w:eastAsia="標楷體" w:hAnsi="Times New Roman"/>
-        </w:rPr>
-        <w:t>啟動雙端訂閱制與長者造型加購功能，並透過社群媒體（</w:t>
+      <w:proofErr w:type="gramStart"/>
+      <w:r>
+        <w:rPr>
+          <w:rFonts w:ascii="Times New Roman" w:eastAsia="標楷體" w:hAnsi="Times New Roman"/>
+        </w:rPr>
+        <w:t>啟動雙端訂閱</w:t>
+      </w:r>
+      <w:proofErr w:type="gramEnd"/>
+      <w:r>
+        <w:rPr>
+          <w:rFonts w:ascii="Times New Roman" w:eastAsia="標楷體" w:hAnsi="Times New Roman"/>
+        </w:rPr>
+        <w:t>制與長者造型加購功能，並透過社群媒體（</w:t>
       </w:r>
       <w:r>
         <w:rPr>
@@ -460,7 +524,21 @@
         <w:rPr>
           <w:rFonts w:ascii="Times New Roman" w:eastAsia="標楷體" w:hAnsi="Times New Roman"/>
         </w:rPr>
-        <w:t>情緒辨識精準度與系統穩定性。</w:t>
+        <w:t>情緒辨識精</w:t>
+      </w:r>
+      <w:proofErr w:type="gramStart"/>
+      <w:r>
+        <w:rPr>
+          <w:rFonts w:ascii="Times New Roman" w:eastAsia="標楷體" w:hAnsi="Times New Roman"/>
+        </w:rPr>
+        <w:t>準</w:t>
+      </w:r>
+      <w:proofErr w:type="gramEnd"/>
+      <w:r>
+        <w:rPr>
+          <w:rFonts w:ascii="Times New Roman" w:eastAsia="標楷體" w:hAnsi="Times New Roman"/>
+        </w:rPr>
+        <w:t>度與系統穩定性。</w:t>
       </w:r>
     </w:p>
     <w:p>
@@ -489,21 +567,23 @@
         </w:rPr>
         <w:t xml:space="preserve">18 </w:t>
       </w:r>
+      <w:proofErr w:type="gramStart"/>
       <w:r>
         <w:rPr>
           <w:rFonts w:ascii="Times New Roman" w:eastAsia="標楷體" w:hAnsi="Times New Roman"/>
           <w:b/>
           <w:bCs/>
         </w:rPr>
-        <w:t>個月～</w:t>
-      </w:r>
+        <w:t>個</w:t>
+      </w:r>
+      <w:proofErr w:type="gramEnd"/>
       <w:r>
         <w:rPr>
           <w:rFonts w:ascii="Times New Roman" w:eastAsia="標楷體" w:hAnsi="Times New Roman"/>
           <w:b/>
           <w:bCs/>
         </w:rPr>
-        <w:t xml:space="preserve">3 </w:t>
+        <w:t>月～</w:t>
       </w:r>
       <w:r>
         <w:rPr>
@@ -511,6 +591,14 @@
           <w:b/>
           <w:bCs/>
         </w:rPr>
+        <w:t xml:space="preserve">3 </w:t>
+      </w:r>
+      <w:r>
+        <w:rPr>
+          <w:rFonts w:ascii="Times New Roman" w:eastAsia="標楷體" w:hAnsi="Times New Roman"/>
+          <w:b/>
+          <w:bCs/>
+        </w:rPr>
         <w:t>年）</w:t>
       </w:r>
       <w:r>
@@ -606,8 +694,16 @@
         <w:rPr>
           <w:rFonts w:ascii="Times New Roman" w:eastAsia="標楷體" w:hAnsi="Times New Roman"/>
         </w:rPr>
-        <w:t>（免費增值）」的商業模式，降低初期獲客門檻</w:t>
-      </w:r>
+        <w:t>（免費增值）」的商業模式，降低</w:t>
+      </w:r>
+      <w:proofErr w:type="gramStart"/>
+      <w:r>
+        <w:rPr>
+          <w:rFonts w:ascii="Times New Roman" w:eastAsia="標楷體" w:hAnsi="Times New Roman"/>
+        </w:rPr>
+        <w:t>初期獲客門檻</w:t>
+      </w:r>
+      <w:proofErr w:type="gramEnd"/>
       <w:r>
         <w:rPr>
           <w:rFonts w:ascii="Times New Roman" w:eastAsia="標楷體" w:hAnsi="Times New Roman" w:hint="eastAsia"/>
@@ -742,11 +838,19 @@
         </w:rPr>
         <w:t xml:space="preserve"> B </w:t>
       </w:r>
-      <w:r>
-        <w:rPr>
-          <w:rFonts w:ascii="Times New Roman" w:eastAsia="標楷體" w:hAnsi="Times New Roman"/>
-        </w:rPr>
-        <w:t>端長照機構的收入與相關客製化建置支出。所有財務評估皆統一以新台幣</w:t>
+      <w:proofErr w:type="gramStart"/>
+      <w:r>
+        <w:rPr>
+          <w:rFonts w:ascii="Times New Roman" w:eastAsia="標楷體" w:hAnsi="Times New Roman"/>
+        </w:rPr>
+        <w:t>端長照</w:t>
+      </w:r>
+      <w:proofErr w:type="gramEnd"/>
+      <w:r>
+        <w:rPr>
+          <w:rFonts w:ascii="Times New Roman" w:eastAsia="標楷體" w:hAnsi="Times New Roman"/>
+        </w:rPr>
+        <w:t>機構的收入與相關客製化建置支出。所有財務評估皆統一以新台幣</w:t>
       </w:r>
       <w:r>
         <w:rPr>
@@ -1230,11 +1334,19 @@
         </w:rPr>
         <w:t xml:space="preserve">12 </w:t>
       </w:r>
-      <w:r>
-        <w:rPr>
-          <w:rFonts w:ascii="Times New Roman" w:eastAsia="標楷體" w:hAnsi="Times New Roman" w:hint="eastAsia"/>
-        </w:rPr>
-        <w:t>個月）：</w:t>
+      <w:proofErr w:type="gramStart"/>
+      <w:r>
+        <w:rPr>
+          <w:rFonts w:ascii="Times New Roman" w:eastAsia="標楷體" w:hAnsi="Times New Roman" w:hint="eastAsia"/>
+        </w:rPr>
+        <w:t>個</w:t>
+      </w:r>
+      <w:proofErr w:type="gramEnd"/>
+      <w:r>
+        <w:rPr>
+          <w:rFonts w:ascii="Times New Roman" w:eastAsia="標楷體" w:hAnsi="Times New Roman" w:hint="eastAsia"/>
+        </w:rPr>
+        <w:t>月）：</w:t>
       </w:r>
       <w:r>
         <w:rPr>
@@ -1436,11 +1548,19 @@
         </w:rPr>
         <w:t xml:space="preserve">24 </w:t>
       </w:r>
-      <w:r>
-        <w:rPr>
-          <w:rFonts w:ascii="Times New Roman" w:eastAsia="標楷體" w:hAnsi="Times New Roman" w:hint="eastAsia"/>
-        </w:rPr>
-        <w:t>個月）：規模化增長與達成損益平衡</w:t>
+      <w:proofErr w:type="gramStart"/>
+      <w:r>
+        <w:rPr>
+          <w:rFonts w:ascii="Times New Roman" w:eastAsia="標楷體" w:hAnsi="Times New Roman" w:hint="eastAsia"/>
+        </w:rPr>
+        <w:t>個</w:t>
+      </w:r>
+      <w:proofErr w:type="gramEnd"/>
+      <w:r>
+        <w:rPr>
+          <w:rFonts w:ascii="Times New Roman" w:eastAsia="標楷體" w:hAnsi="Times New Roman" w:hint="eastAsia"/>
+        </w:rPr>
+        <w:t>月）：規模化增長與達成損益平衡</w:t>
       </w:r>
       <w:r>
         <w:rPr>
@@ -1732,11 +1852,19 @@
         </w:rPr>
         <w:t xml:space="preserve"> 24 </w:t>
       </w:r>
-      <w:r>
-        <w:rPr>
-          <w:rFonts w:ascii="Times New Roman" w:eastAsia="標楷體" w:hAnsi="Times New Roman" w:hint="eastAsia"/>
-        </w:rPr>
-        <w:t>個月以上）：</w:t>
+      <w:proofErr w:type="gramStart"/>
+      <w:r>
+        <w:rPr>
+          <w:rFonts w:ascii="Times New Roman" w:eastAsia="標楷體" w:hAnsi="Times New Roman" w:hint="eastAsia"/>
+        </w:rPr>
+        <w:t>個</w:t>
+      </w:r>
+      <w:proofErr w:type="gramEnd"/>
+      <w:r>
+        <w:rPr>
+          <w:rFonts w:ascii="Times New Roman" w:eastAsia="標楷體" w:hAnsi="Times New Roman" w:hint="eastAsia"/>
+        </w:rPr>
+        <w:t>月以上）：</w:t>
       </w:r>
       <w:r>
         <w:rPr>
@@ -1856,7 +1984,21 @@
         <w:rPr>
           <w:rFonts w:ascii="Times New Roman" w:eastAsia="標楷體" w:hAnsi="Times New Roman" w:hint="eastAsia"/>
         </w:rPr>
-        <w:t>端機構授權（預計介接</w:t>
+        <w:t>端機構授權（預計</w:t>
+      </w:r>
+      <w:proofErr w:type="gramStart"/>
+      <w:r>
+        <w:rPr>
+          <w:rFonts w:ascii="Times New Roman" w:eastAsia="標楷體" w:hAnsi="Times New Roman" w:hint="eastAsia"/>
+        </w:rPr>
+        <w:t>介</w:t>
+      </w:r>
+      <w:proofErr w:type="gramEnd"/>
+      <w:r>
+        <w:rPr>
+          <w:rFonts w:ascii="Times New Roman" w:eastAsia="標楷體" w:hAnsi="Times New Roman" w:hint="eastAsia"/>
+        </w:rPr>
+        <w:t>接</w:t>
       </w:r>
       <w:r>
         <w:rPr>
@@ -2035,7 +2177,21 @@
         <w:rPr>
           <w:rFonts w:ascii="Times New Roman" w:eastAsia="標楷體" w:hAnsi="Times New Roman"/>
         </w:rPr>
-        <w:t>跨平台前端與雙端動態渲染技術</w:t>
+        <w:t>跨平台前端</w:t>
+      </w:r>
+      <w:proofErr w:type="gramStart"/>
+      <w:r>
+        <w:rPr>
+          <w:rFonts w:ascii="Times New Roman" w:eastAsia="標楷體" w:hAnsi="Times New Roman"/>
+        </w:rPr>
+        <w:t>與雙端動態</w:t>
+      </w:r>
+      <w:proofErr w:type="gramEnd"/>
+      <w:r>
+        <w:rPr>
+          <w:rFonts w:ascii="Times New Roman" w:eastAsia="標楷體" w:hAnsi="Times New Roman"/>
+        </w:rPr>
+        <w:t>渲染技術</w:t>
       </w:r>
     </w:p>
     <w:p>
@@ -2131,11 +2287,19 @@
           <w:rFonts w:ascii="Times New Roman" w:eastAsia="標楷體" w:hAnsi="Times New Roman"/>
         </w:rPr>
       </w:pPr>
-      <w:r>
-        <w:rPr>
-          <w:rFonts w:ascii="Times New Roman" w:eastAsia="標楷體" w:hAnsi="Times New Roman"/>
-        </w:rPr>
-        <w:t>雙端客製化</w:t>
+      <w:proofErr w:type="gramStart"/>
+      <w:r>
+        <w:rPr>
+          <w:rFonts w:ascii="Times New Roman" w:eastAsia="標楷體" w:hAnsi="Times New Roman"/>
+        </w:rPr>
+        <w:t>雙端客</w:t>
+      </w:r>
+      <w:proofErr w:type="gramEnd"/>
+      <w:r>
+        <w:rPr>
+          <w:rFonts w:ascii="Times New Roman" w:eastAsia="標楷體" w:hAnsi="Times New Roman"/>
+        </w:rPr>
+        <w:t>製化</w:t>
       </w:r>
       <w:r>
         <w:rPr>
@@ -2191,7 +2355,49 @@
         <w:rPr>
           <w:rFonts w:ascii="Times New Roman" w:eastAsia="標楷體" w:hAnsi="Times New Roman"/>
         </w:rPr>
-        <w:t>）支撐多層級的照護排程與資料儀表板；在長者端，則運用防誤觸機制、高對比度渲染與極簡的大型圖示設計，達成無障礙（</w:t>
+        <w:t>）支撐多層級的</w:t>
+      </w:r>
+      <w:proofErr w:type="gramStart"/>
+      <w:r>
+        <w:rPr>
+          <w:rFonts w:ascii="Times New Roman" w:eastAsia="標楷體" w:hAnsi="Times New Roman"/>
+        </w:rPr>
+        <w:t>照護排程</w:t>
+      </w:r>
+      <w:proofErr w:type="gramEnd"/>
+      <w:r>
+        <w:rPr>
+          <w:rFonts w:ascii="Times New Roman" w:eastAsia="標楷體" w:hAnsi="Times New Roman"/>
+        </w:rPr>
+        <w:t>與資料儀表板；在長者端，則</w:t>
+      </w:r>
+      <w:proofErr w:type="gramStart"/>
+      <w:r>
+        <w:rPr>
+          <w:rFonts w:ascii="Times New Roman" w:eastAsia="標楷體" w:hAnsi="Times New Roman"/>
+        </w:rPr>
+        <w:t>運用防誤觸</w:t>
+      </w:r>
+      <w:proofErr w:type="gramEnd"/>
+      <w:r>
+        <w:rPr>
+          <w:rFonts w:ascii="Times New Roman" w:eastAsia="標楷體" w:hAnsi="Times New Roman"/>
+        </w:rPr>
+        <w:t>機制、高對比度渲染與</w:t>
+      </w:r>
+      <w:proofErr w:type="gramStart"/>
+      <w:r>
+        <w:rPr>
+          <w:rFonts w:ascii="Times New Roman" w:eastAsia="標楷體" w:hAnsi="Times New Roman"/>
+        </w:rPr>
+        <w:t>極</w:t>
+      </w:r>
+      <w:proofErr w:type="gramEnd"/>
+      <w:r>
+        <w:rPr>
+          <w:rFonts w:ascii="Times New Roman" w:eastAsia="標楷體" w:hAnsi="Times New Roman"/>
+        </w:rPr>
+        <w:t>簡的大型圖示設計，達成無障礙（</w:t>
       </w:r>
       <w:r>
         <w:rPr>
@@ -2220,7 +2426,21 @@
         <w:rPr>
           <w:rFonts w:ascii="Times New Roman" w:eastAsia="標楷體" w:hAnsi="Times New Roman"/>
         </w:rPr>
-        <w:t>後端微服務化與現代化非同步架構</w:t>
+        <w:t>後</w:t>
+      </w:r>
+      <w:proofErr w:type="gramStart"/>
+      <w:r>
+        <w:rPr>
+          <w:rFonts w:ascii="Times New Roman" w:eastAsia="標楷體" w:hAnsi="Times New Roman"/>
+        </w:rPr>
+        <w:t>端微服務化</w:t>
+      </w:r>
+      <w:proofErr w:type="gramEnd"/>
+      <w:r>
+        <w:rPr>
+          <w:rFonts w:ascii="Times New Roman" w:eastAsia="標楷體" w:hAnsi="Times New Roman"/>
+        </w:rPr>
+        <w:t>與現代化非同步架構</w:t>
       </w:r>
     </w:p>
     <w:p>
@@ -2552,7 +2772,21 @@
         <w:rPr>
           <w:rFonts w:ascii="Times New Roman" w:eastAsia="標楷體" w:hAnsi="Times New Roman"/>
         </w:rPr>
-        <w:t>，達成「全語音操作」的核心訴求。長輩的語音指令能精準轉換為系統可讀的文字，而系統的提醒也能轉化為自然的語音播報。</w:t>
+        <w:t>，達成「全語音操作」的核心訴求。長輩的語音指令能精</w:t>
+      </w:r>
+      <w:proofErr w:type="gramStart"/>
+      <w:r>
+        <w:rPr>
+          <w:rFonts w:ascii="Times New Roman" w:eastAsia="標楷體" w:hAnsi="Times New Roman"/>
+        </w:rPr>
+        <w:t>準</w:t>
+      </w:r>
+      <w:proofErr w:type="gramEnd"/>
+      <w:r>
+        <w:rPr>
+          <w:rFonts w:ascii="Times New Roman" w:eastAsia="標楷體" w:hAnsi="Times New Roman"/>
+        </w:rPr>
+        <w:t>轉換為系統可讀的文字，而系統的提醒也能轉化為自然的語音播報。</w:t>
       </w:r>
     </w:p>
     <w:p>
@@ -2605,7 +2839,21 @@
         <w:rPr>
           <w:rFonts w:ascii="Times New Roman" w:eastAsia="標楷體" w:hAnsi="Times New Roman"/>
         </w:rPr>
-        <w:t>）等參數，消除傳統機器人語音的冷硬感，甚至能模擬家屬的溫暖音色，讓</w:t>
+        <w:t>）等參數，消除傳統機器人語音的</w:t>
+      </w:r>
+      <w:proofErr w:type="gramStart"/>
+      <w:r>
+        <w:rPr>
+          <w:rFonts w:ascii="Times New Roman" w:eastAsia="標楷體" w:hAnsi="Times New Roman"/>
+        </w:rPr>
+        <w:t>冷硬感</w:t>
+      </w:r>
+      <w:proofErr w:type="gramEnd"/>
+      <w:r>
+        <w:rPr>
+          <w:rFonts w:ascii="Times New Roman" w:eastAsia="標楷體" w:hAnsi="Times New Roman"/>
+        </w:rPr>
+        <w:t>，甚至能模擬家屬的溫暖音色，讓</w:t>
       </w:r>
       <w:r>
         <w:rPr>
@@ -3079,7 +3327,21 @@
         <w:rPr>
           <w:rFonts w:ascii="Times New Roman" w:eastAsia="標楷體" w:hAnsi="Times New Roman"/>
         </w:rPr>
-        <w:t>精準推播機制</w:t>
+        <w:t>精</w:t>
+      </w:r>
+      <w:proofErr w:type="gramStart"/>
+      <w:r>
+        <w:rPr>
+          <w:rFonts w:ascii="Times New Roman" w:eastAsia="標楷體" w:hAnsi="Times New Roman"/>
+        </w:rPr>
+        <w:t>準</w:t>
+      </w:r>
+      <w:proofErr w:type="gramEnd"/>
+      <w:r>
+        <w:rPr>
+          <w:rFonts w:ascii="Times New Roman" w:eastAsia="標楷體" w:hAnsi="Times New Roman"/>
+        </w:rPr>
+        <w:t>推播機制</w:t>
       </w:r>
       <w:r>
         <w:rPr>
@@ -3156,7 +3418,21 @@
         <w:rPr>
           <w:rFonts w:ascii="Times New Roman" w:eastAsia="標楷體" w:hAnsi="Times New Roman"/>
         </w:rPr>
-        <w:t>在全球與台灣皆加速邁入超高齡社會的背景下，「遠距照護」與「長者心理陪伴」成為現代雙薪家庭的剛性需求。市面上的產品多半專注於冷硬的醫療數據監測，忽略了長輩真正的心理抗拒與操作障礙。「</w:t>
+        <w:t>在全球與台灣皆加速邁入超高齡社會的背景下，「</w:t>
+      </w:r>
+      <w:proofErr w:type="gramStart"/>
+      <w:r>
+        <w:rPr>
+          <w:rFonts w:ascii="Times New Roman" w:eastAsia="標楷體" w:hAnsi="Times New Roman"/>
+        </w:rPr>
+        <w:t>遠距照護</w:t>
+      </w:r>
+      <w:proofErr w:type="gramEnd"/>
+      <w:r>
+        <w:rPr>
+          <w:rFonts w:ascii="Times New Roman" w:eastAsia="標楷體" w:hAnsi="Times New Roman"/>
+        </w:rPr>
+        <w:t>」與「長者心理陪伴」成為現代雙薪家庭的剛性需求。市面上的產品多半專注於冷硬的醫療數據監測，忽略了長輩真正的心理抗拒與操作障礙。「</w:t>
       </w:r>
       <w:r>
         <w:rPr>
@@ -3410,7 +3686,21 @@
         <w:rPr>
           <w:rFonts w:ascii="Times New Roman" w:eastAsia="標楷體" w:hAnsi="Times New Roman"/>
         </w:rPr>
-        <w:t>社區日間照顧中心、長照派遣機構、樂齡大學（有批次管理長輩行程、發布語音公告與追蹤照護狀況需求之單位）。</w:t>
+        <w:t>社區日間照顧中心、長照派遣機構、</w:t>
+      </w:r>
+      <w:proofErr w:type="gramStart"/>
+      <w:r>
+        <w:rPr>
+          <w:rFonts w:ascii="Times New Roman" w:eastAsia="標楷體" w:hAnsi="Times New Roman"/>
+        </w:rPr>
+        <w:t>樂齡大學</w:t>
+      </w:r>
+      <w:proofErr w:type="gramEnd"/>
+      <w:r>
+        <w:rPr>
+          <w:rFonts w:ascii="Times New Roman" w:eastAsia="標楷體" w:hAnsi="Times New Roman"/>
+        </w:rPr>
+        <w:t>（有批次管理長輩行程、發布語音公告與追蹤照護狀況需求之單位）。</w:t>
       </w:r>
     </w:p>
     <w:p>
@@ -3470,12 +3760,14 @@
         </w:rPr>
         <w:t>雲端照護助理」，將繁瑣的吃藥、回診</w:t>
       </w:r>
+      <w:proofErr w:type="gramStart"/>
       <w:r>
         <w:rPr>
           <w:rFonts w:ascii="Times New Roman" w:eastAsia="標楷體" w:hAnsi="Times New Roman" w:hint="eastAsia"/>
         </w:rPr>
         <w:t>等難常記得</w:t>
       </w:r>
+      <w:proofErr w:type="gramEnd"/>
       <w:r>
         <w:rPr>
           <w:rFonts w:ascii="Times New Roman" w:eastAsia="標楷體" w:hAnsi="Times New Roman"/>
@@ -3637,7 +3929,21 @@
         <w:rPr>
           <w:rFonts w:ascii="Times New Roman" w:eastAsia="標楷體" w:hAnsi="Times New Roman"/>
         </w:rPr>
-        <w:t>，長輩端裝置只需掃描或輸入即可完成家庭群組綁定，免除繁瑣的註冊流程。</w:t>
+        <w:t>，長輩端裝置只需掃描或輸入即可完成家庭</w:t>
+      </w:r>
+      <w:proofErr w:type="gramStart"/>
+      <w:r>
+        <w:rPr>
+          <w:rFonts w:ascii="Times New Roman" w:eastAsia="標楷體" w:hAnsi="Times New Roman"/>
+        </w:rPr>
+        <w:t>群組綁定</w:t>
+      </w:r>
+      <w:proofErr w:type="gramEnd"/>
+      <w:r>
+        <w:rPr>
+          <w:rFonts w:ascii="Times New Roman" w:eastAsia="標楷體" w:hAnsi="Times New Roman"/>
+        </w:rPr>
+        <w:t>，免除繁瑣的註冊流程。</w:t>
       </w:r>
     </w:p>
     <w:p>
@@ -3668,7 +3974,21 @@
         <w:rPr>
           <w:rFonts w:ascii="Times New Roman" w:eastAsia="標楷體" w:hAnsi="Times New Roman"/>
         </w:rPr>
-        <w:t>系統定期彙整長輩的語音互動點滴，生成「家庭溫馨週報」推送給家屬，強化產品在家庭間的情感黏著度。</w:t>
+        <w:t>系統定期彙整長輩的語音互動點滴，生成「家庭溫馨週報」推送給家屬，強化產品在</w:t>
+      </w:r>
+      <w:proofErr w:type="gramStart"/>
+      <w:r>
+        <w:rPr>
+          <w:rFonts w:ascii="Times New Roman" w:eastAsia="標楷體" w:hAnsi="Times New Roman"/>
+        </w:rPr>
+        <w:t>家庭間的情感</w:t>
+      </w:r>
+      <w:proofErr w:type="gramEnd"/>
+      <w:r>
+        <w:rPr>
+          <w:rFonts w:ascii="Times New Roman" w:eastAsia="標楷體" w:hAnsi="Times New Roman"/>
+        </w:rPr>
+        <w:t>黏著度。</w:t>
       </w:r>
     </w:p>
     <w:p>
@@ -3681,13 +4001,23 @@
           <w:rFonts w:ascii="Times New Roman" w:eastAsia="標楷體" w:hAnsi="Times New Roman"/>
         </w:rPr>
       </w:pPr>
+      <w:proofErr w:type="gramStart"/>
       <w:r>
         <w:rPr>
           <w:rFonts w:ascii="Times New Roman" w:eastAsia="標楷體" w:hAnsi="Times New Roman"/>
           <w:b/>
           <w:bCs/>
         </w:rPr>
-        <w:t>線上家屬支持社群：</w:t>
+        <w:t>線上家屬</w:t>
+      </w:r>
+      <w:proofErr w:type="gramEnd"/>
+      <w:r>
+        <w:rPr>
+          <w:rFonts w:ascii="Times New Roman" w:eastAsia="標楷體" w:hAnsi="Times New Roman"/>
+          <w:b/>
+          <w:bCs/>
+        </w:rPr>
+        <w:t>支持社群：</w:t>
       </w:r>
       <w:r>
         <w:rPr>
@@ -3745,7 +4075,21 @@
         <w:rPr>
           <w:rFonts w:ascii="Times New Roman" w:eastAsia="標楷體" w:hAnsi="Times New Roman"/>
         </w:rPr>
-        <w:t>低延遲的伺服器架構、精準的在地化語音辨識模型（含方言調優）、銀髮無障礙</w:t>
+        <w:t>低延遲的伺服器架構、精</w:t>
+      </w:r>
+      <w:proofErr w:type="gramStart"/>
+      <w:r>
+        <w:rPr>
+          <w:rFonts w:ascii="Times New Roman" w:eastAsia="標楷體" w:hAnsi="Times New Roman"/>
+        </w:rPr>
+        <w:t>準</w:t>
+      </w:r>
+      <w:proofErr w:type="gramEnd"/>
+      <w:r>
+        <w:rPr>
+          <w:rFonts w:ascii="Times New Roman" w:eastAsia="標楷體" w:hAnsi="Times New Roman"/>
+        </w:rPr>
+        <w:t>的在地化語音辨識模型（含方言調優）、銀髮無障礙</w:t>
       </w:r>
       <w:r>
         <w:rPr>
@@ -3800,8 +4144,16 @@
         <w:rPr>
           <w:rFonts w:ascii="Times New Roman" w:eastAsia="標楷體" w:hAnsi="Times New Roman"/>
         </w:rPr>
-        <w:t>語意分析準確度的訓練優化、數位廣告精準</w:t>
-      </w:r>
+        <w:t>語意分析準確度的訓練優化、數位廣告精</w:t>
+      </w:r>
+      <w:proofErr w:type="gramStart"/>
+      <w:r>
+        <w:rPr>
+          <w:rFonts w:ascii="Times New Roman" w:eastAsia="標楷體" w:hAnsi="Times New Roman"/>
+        </w:rPr>
+        <w:t>準</w:t>
+      </w:r>
+      <w:proofErr w:type="gramEnd"/>
       <w:r>
         <w:rPr>
           <w:rFonts w:ascii="Times New Roman" w:eastAsia="標楷體" w:hAnsi="Times New Roman"/>
@@ -3915,7 +4267,21 @@
         <w:rPr>
           <w:rFonts w:ascii="Times New Roman" w:eastAsia="標楷體" w:hAnsi="Times New Roman"/>
         </w:rPr>
-        <w:t>針對臥床或重症長者，需串接生理量測儀器，提供</w:t>
+        <w:t>針對臥床或重症長者，</w:t>
+      </w:r>
+      <w:proofErr w:type="gramStart"/>
+      <w:r>
+        <w:rPr>
+          <w:rFonts w:ascii="Times New Roman" w:eastAsia="標楷體" w:hAnsi="Times New Roman"/>
+        </w:rPr>
+        <w:t>需串接</w:t>
+      </w:r>
+      <w:proofErr w:type="gramEnd"/>
+      <w:r>
+        <w:rPr>
+          <w:rFonts w:ascii="Times New Roman" w:eastAsia="標楷體" w:hAnsi="Times New Roman"/>
+        </w:rPr>
+        <w:t>生理量測儀器，提供</w:t>
       </w:r>
       <w:r>
         <w:rPr>
@@ -3954,11 +4320,33 @@
         </w:rPr>
         <w:t xml:space="preserve"> </w:t>
       </w:r>
-      <w:r>
-        <w:rPr>
-          <w:rFonts w:ascii="Times New Roman" w:eastAsia="標楷體" w:hAnsi="Times New Roman"/>
-        </w:rPr>
-        <w:t>提供線上尋找醫師、視訊看診與處方箋管理的系統（操作門檻中高，需具備一定數位能力）。</w:t>
+      <w:proofErr w:type="gramStart"/>
+      <w:r>
+        <w:rPr>
+          <w:rFonts w:ascii="Times New Roman" w:eastAsia="標楷體" w:hAnsi="Times New Roman"/>
+        </w:rPr>
+        <w:t>提供線上尋找</w:t>
+      </w:r>
+      <w:proofErr w:type="gramEnd"/>
+      <w:r>
+        <w:rPr>
+          <w:rFonts w:ascii="Times New Roman" w:eastAsia="標楷體" w:hAnsi="Times New Roman"/>
+        </w:rPr>
+        <w:t>醫師、視訊看診與處方</w:t>
+      </w:r>
+      <w:proofErr w:type="gramStart"/>
+      <w:r>
+        <w:rPr>
+          <w:rFonts w:ascii="Times New Roman" w:eastAsia="標楷體" w:hAnsi="Times New Roman"/>
+        </w:rPr>
+        <w:t>箋</w:t>
+      </w:r>
+      <w:proofErr w:type="gramEnd"/>
+      <w:r>
+        <w:rPr>
+          <w:rFonts w:ascii="Times New Roman" w:eastAsia="標楷體" w:hAnsi="Times New Roman"/>
+        </w:rPr>
+        <w:t>管理的系統（操作門檻中高，需具備一定數位能力）。</w:t>
       </w:r>
     </w:p>
     <w:p>
@@ -3977,7 +4365,25 @@
           <w:b/>
           <w:bCs/>
         </w:rPr>
-        <w:t>日常陪伴與防預防性照護區隔（本專案鎖定）：</w:t>
+        <w:t>日常陪伴與防</w:t>
+      </w:r>
+      <w:proofErr w:type="gramStart"/>
+      <w:r>
+        <w:rPr>
+          <w:rFonts w:ascii="Times New Roman" w:eastAsia="標楷體" w:hAnsi="Times New Roman"/>
+          <w:b/>
+          <w:bCs/>
+        </w:rPr>
+        <w:t>預防性照護</w:t>
+      </w:r>
+      <w:proofErr w:type="gramEnd"/>
+      <w:r>
+        <w:rPr>
+          <w:rFonts w:ascii="Times New Roman" w:eastAsia="標楷體" w:hAnsi="Times New Roman"/>
+          <w:b/>
+          <w:bCs/>
+        </w:rPr>
+        <w:t>區隔（本專案鎖定）：</w:t>
       </w:r>
       <w:r>
         <w:rPr>
@@ -4057,7 +4463,21 @@
         <w:rPr>
           <w:rFonts w:ascii="Times New Roman" w:eastAsia="標楷體" w:hAnsi="Times New Roman"/>
         </w:rPr>
-        <w:t>」精準鎖定「子女無法同住或全天候陪伴，長輩本身無立即性重大醫療危機</w:t>
+        <w:t>」精</w:t>
+      </w:r>
+      <w:proofErr w:type="gramStart"/>
+      <w:r>
+        <w:rPr>
+          <w:rFonts w:ascii="Times New Roman" w:eastAsia="標楷體" w:hAnsi="Times New Roman"/>
+        </w:rPr>
+        <w:t>準</w:t>
+      </w:r>
+      <w:proofErr w:type="gramEnd"/>
+      <w:r>
+        <w:rPr>
+          <w:rFonts w:ascii="Times New Roman" w:eastAsia="標楷體" w:hAnsi="Times New Roman"/>
+        </w:rPr>
+        <w:t>鎖定「子女無法同住或全天候陪伴，長輩本身無立即性重大醫療危機</w:t>
       </w:r>
       <w:r>
         <w:rPr>
@@ -4093,7 +4513,21 @@
         <w:rPr>
           <w:rFonts w:ascii="Times New Roman" w:eastAsia="標楷體" w:hAnsi="Times New Roman"/>
         </w:rPr>
-        <w:t>的現代家庭」。此客群的痛點在於市面上的醫療軟體過於生硬複雜，而一般通訊軟體又缺乏主動照護功能。</w:t>
+        <w:t>的現代家庭」。</w:t>
+      </w:r>
+      <w:proofErr w:type="gramStart"/>
+      <w:r>
+        <w:rPr>
+          <w:rFonts w:ascii="Times New Roman" w:eastAsia="標楷體" w:hAnsi="Times New Roman"/>
+        </w:rPr>
+        <w:t>此客群</w:t>
+      </w:r>
+      <w:proofErr w:type="gramEnd"/>
+      <w:r>
+        <w:rPr>
+          <w:rFonts w:ascii="Times New Roman" w:eastAsia="標楷體" w:hAnsi="Times New Roman"/>
+        </w:rPr>
+        <w:t>的痛點在於市面上的醫療軟體過於生硬複雜，而一般通訊軟體又缺乏主動照護功能。</w:t>
       </w:r>
     </w:p>
     <w:p>
@@ -4167,7 +4601,21 @@
         <w:rPr>
           <w:rFonts w:ascii="Times New Roman" w:eastAsia="標楷體" w:hAnsi="Times New Roman"/>
         </w:rPr>
-        <w:t>」。相較於市面上主打「數據監測」的醫療特化型軟體，</w:t>
+        <w:t>」。相較於市面上主打「數據監測」的醫療</w:t>
+      </w:r>
+      <w:proofErr w:type="gramStart"/>
+      <w:r>
+        <w:rPr>
+          <w:rFonts w:ascii="Times New Roman" w:eastAsia="標楷體" w:hAnsi="Times New Roman"/>
+        </w:rPr>
+        <w:t>特化型軟體</w:t>
+      </w:r>
+      <w:proofErr w:type="gramEnd"/>
+      <w:r>
+        <w:rPr>
+          <w:rFonts w:ascii="Times New Roman" w:eastAsia="標楷體" w:hAnsi="Times New Roman"/>
+        </w:rPr>
+        <w:t>，</w:t>
       </w:r>
       <w:r>
         <w:rPr>
@@ -4179,7 +4627,35 @@
         <w:rPr>
           <w:rFonts w:ascii="Times New Roman" w:eastAsia="標楷體" w:hAnsi="Times New Roman"/>
         </w:rPr>
-        <w:t>差異化地強調「情感共融」與「極簡語音」。我們不僅是一個照護排程工具，更是連結長輩心理健康與家屬安心感的溫暖橋樑。</w:t>
+        <w:t>差異化地強調「情感共融」與「</w:t>
+      </w:r>
+      <w:proofErr w:type="gramStart"/>
+      <w:r>
+        <w:rPr>
+          <w:rFonts w:ascii="Times New Roman" w:eastAsia="標楷體" w:hAnsi="Times New Roman"/>
+        </w:rPr>
+        <w:t>極</w:t>
+      </w:r>
+      <w:proofErr w:type="gramEnd"/>
+      <w:r>
+        <w:rPr>
+          <w:rFonts w:ascii="Times New Roman" w:eastAsia="標楷體" w:hAnsi="Times New Roman"/>
+        </w:rPr>
+        <w:t>簡語音」。我們不僅是一個</w:t>
+      </w:r>
+      <w:proofErr w:type="gramStart"/>
+      <w:r>
+        <w:rPr>
+          <w:rFonts w:ascii="Times New Roman" w:eastAsia="標楷體" w:hAnsi="Times New Roman"/>
+        </w:rPr>
+        <w:t>照護排程</w:t>
+      </w:r>
+      <w:proofErr w:type="gramEnd"/>
+      <w:r>
+        <w:rPr>
+          <w:rFonts w:ascii="Times New Roman" w:eastAsia="標楷體" w:hAnsi="Times New Roman"/>
+        </w:rPr>
+        <w:t>工具，更是連結長輩心理健康與家屬安心感的溫暖橋樑。</w:t>
       </w:r>
     </w:p>
     <w:p>
@@ -4206,10 +4682,12 @@
         <w:tblLook w:val="04A0" w:firstRow="1" w:lastRow="0" w:firstColumn="1" w:lastColumn="0" w:noHBand="0" w:noVBand="1"/>
       </w:tblPr>
       <w:tblGrid>
-        <w:gridCol w:w="1980"/>
-        <w:gridCol w:w="2549"/>
-        <w:gridCol w:w="2549"/>
-        <w:gridCol w:w="2550"/>
+        <w:gridCol w:w="1055"/>
+        <w:gridCol w:w="1611"/>
+        <w:gridCol w:w="1441"/>
+        <w:gridCol w:w="1927"/>
+        <w:gridCol w:w="1797"/>
+        <w:gridCol w:w="1797"/>
       </w:tblGrid>
       <w:tr>
         <w:trPr>
@@ -4218,7 +4696,7 @@
         </w:trPr>
         <w:tc>
           <w:tcPr>
-            <w:tcW w:w="1980" w:type="dxa"/>
+            <w:tcW w:w="1055" w:type="dxa"/>
             <w:vAlign w:val="center"/>
           </w:tcPr>
           <w:p>
@@ -4242,7 +4720,7 @@
         </w:tc>
         <w:tc>
           <w:tcPr>
-            <w:tcW w:w="2549" w:type="dxa"/>
+            <w:tcW w:w="1611" w:type="dxa"/>
             <w:vAlign w:val="center"/>
           </w:tcPr>
           <w:p>
@@ -4298,7 +4776,7 @@
         </w:tc>
         <w:tc>
           <w:tcPr>
-            <w:tcW w:w="2549" w:type="dxa"/>
+            <w:tcW w:w="1441" w:type="dxa"/>
             <w:vAlign w:val="center"/>
           </w:tcPr>
           <w:p>
@@ -4310,6 +4788,7 @@
                 <w:bCs/>
               </w:rPr>
             </w:pPr>
+            <w:proofErr w:type="gramStart"/>
             <w:r>
               <w:rPr>
                 <w:rFonts w:ascii="Times New Roman" w:eastAsia="標楷體" w:hAnsi="Times New Roman" w:hint="eastAsia"/>
@@ -4318,6 +4797,7 @@
               </w:rPr>
               <w:t>智齡科技</w:t>
             </w:r>
+            <w:proofErr w:type="gramEnd"/>
             <w:r>
               <w:rPr>
                 <w:rFonts w:ascii="Times New Roman" w:eastAsia="標楷體" w:hAnsi="Times New Roman" w:hint="eastAsia"/>
@@ -4338,7 +4818,7 @@
         </w:tc>
         <w:tc>
           <w:tcPr>
-            <w:tcW w:w="2550" w:type="dxa"/>
+            <w:tcW w:w="1927" w:type="dxa"/>
             <w:vAlign w:val="center"/>
           </w:tcPr>
           <w:p>
@@ -4350,6 +4830,7 @@
                 <w:bCs/>
               </w:rPr>
             </w:pPr>
+            <w:proofErr w:type="gramStart"/>
             <w:r>
               <w:rPr>
                 <w:rFonts w:ascii="Times New Roman" w:eastAsia="標楷體" w:hAnsi="Times New Roman" w:hint="eastAsia"/>
@@ -4358,6 +4839,7 @@
               </w:rPr>
               <w:t>智抗糖</w:t>
             </w:r>
+            <w:proofErr w:type="gramEnd"/>
             <w:r>
               <w:rPr>
                 <w:rFonts w:ascii="Times New Roman" w:eastAsia="標楷體" w:hAnsi="Times New Roman" w:hint="eastAsia"/>
@@ -4365,6 +4847,112 @@
                 <w:bCs/>
               </w:rPr>
               <w:t xml:space="preserve"> Health2Sync</w:t>
+            </w:r>
+          </w:p>
+        </w:tc>
+        <w:tc>
+          <w:tcPr>
+            <w:tcW w:w="1797" w:type="dxa"/>
+            <w:vAlign w:val="center"/>
+          </w:tcPr>
+          <w:p>
+            <w:pPr>
+              <w:jc w:val="center"/>
+              <w:rPr>
+                <w:rFonts w:ascii="Times New Roman" w:eastAsia="標楷體" w:hAnsi="Times New Roman" w:hint="eastAsia"/>
+                <w:b/>
+                <w:bCs/>
+              </w:rPr>
+            </w:pPr>
+            <w:r>
+              <w:rPr>
+                <w:rFonts w:ascii="Times New Roman" w:eastAsia="標楷體" w:hAnsi="Times New Roman"/>
+                <w:b/>
+                <w:bCs/>
+              </w:rPr>
+              <w:t>ElliQ (</w:t>
+            </w:r>
+            <w:r>
+              <w:rPr>
+                <w:rFonts w:ascii="Times New Roman" w:eastAsia="標楷體" w:hAnsi="Times New Roman"/>
+                <w:b/>
+                <w:bCs/>
+              </w:rPr>
+              <w:t>美國</w:t>
+            </w:r>
+            <w:r>
+              <w:rPr>
+                <w:rFonts w:ascii="Times New Roman" w:eastAsia="標楷體" w:hAnsi="Times New Roman"/>
+                <w:b/>
+                <w:bCs/>
+              </w:rPr>
+              <w:t xml:space="preserve"> AI </w:t>
+            </w:r>
+            <w:r>
+              <w:rPr>
+                <w:rFonts w:ascii="Times New Roman" w:eastAsia="標楷體" w:hAnsi="Times New Roman"/>
+                <w:b/>
+                <w:bCs/>
+              </w:rPr>
+              <w:t>陪伴機器人</w:t>
+            </w:r>
+            <w:r>
+              <w:rPr>
+                <w:rFonts w:ascii="Times New Roman" w:eastAsia="標楷體" w:hAnsi="Times New Roman"/>
+                <w:b/>
+                <w:bCs/>
+              </w:rPr>
+              <w:t>)</w:t>
+            </w:r>
+          </w:p>
+        </w:tc>
+        <w:tc>
+          <w:tcPr>
+            <w:tcW w:w="1797" w:type="dxa"/>
+            <w:vAlign w:val="center"/>
+          </w:tcPr>
+          <w:p>
+            <w:pPr>
+              <w:jc w:val="center"/>
+              <w:rPr>
+                <w:rFonts w:ascii="Times New Roman" w:eastAsia="標楷體" w:hAnsi="Times New Roman" w:hint="eastAsia"/>
+                <w:b/>
+                <w:bCs/>
+              </w:rPr>
+            </w:pPr>
+            <w:proofErr w:type="spellStart"/>
+            <w:r>
+              <w:rPr>
+                <w:rFonts w:ascii="Times New Roman" w:eastAsia="標楷體" w:hAnsi="Times New Roman"/>
+                <w:b/>
+                <w:bCs/>
+              </w:rPr>
+              <w:t>CaringVillage</w:t>
+            </w:r>
+            <w:proofErr w:type="spellEnd"/>
+            <w:r>
+              <w:rPr>
+                <w:rFonts w:ascii="Times New Roman" w:eastAsia="標楷體" w:hAnsi="Times New Roman"/>
+                <w:b/>
+                <w:bCs/>
+              </w:rPr>
+              <w:t xml:space="preserve"> (</w:t>
+            </w:r>
+            <w:r>
+              <w:rPr>
+                <w:rFonts w:ascii="Times New Roman" w:eastAsia="標楷體" w:hAnsi="Times New Roman"/>
+                <w:b/>
+                <w:bCs/>
+              </w:rPr>
+              <w:t>美國照護協作平台</w:t>
+            </w:r>
+            <w:r>
+              <w:rPr>
+                <w:rFonts w:ascii="Times New Roman" w:eastAsia="標楷體" w:hAnsi="Times New Roman"/>
+                <w:b/>
+                <w:bCs/>
+              </w:rPr>
+              <w:t>)</w:t>
             </w:r>
           </w:p>
         </w:tc>
@@ -4375,7 +4963,7 @@
         </w:trPr>
         <w:tc>
           <w:tcPr>
-            <w:tcW w:w="1980" w:type="dxa"/>
+            <w:tcW w:w="1055" w:type="dxa"/>
             <w:vAlign w:val="center"/>
           </w:tcPr>
           <w:p>
@@ -4395,7 +4983,7 @@
         </w:tc>
         <w:tc>
           <w:tcPr>
-            <w:tcW w:w="2549" w:type="dxa"/>
+            <w:tcW w:w="1611" w:type="dxa"/>
             <w:vAlign w:val="center"/>
           </w:tcPr>
           <w:p>
@@ -4421,7 +5009,7 @@
         </w:tc>
         <w:tc>
           <w:tcPr>
-            <w:tcW w:w="2549" w:type="dxa"/>
+            <w:tcW w:w="1441" w:type="dxa"/>
             <w:vAlign w:val="center"/>
           </w:tcPr>
           <w:p>
@@ -4441,7 +5029,7 @@
         </w:tc>
         <w:tc>
           <w:tcPr>
-            <w:tcW w:w="2550" w:type="dxa"/>
+            <w:tcW w:w="1927" w:type="dxa"/>
             <w:vAlign w:val="center"/>
           </w:tcPr>
           <w:p>
@@ -4456,6 +5044,70 @@
                 <w:rFonts w:ascii="Times New Roman" w:eastAsia="標楷體" w:hAnsi="Times New Roman" w:hint="eastAsia"/>
               </w:rPr>
               <w:t>居家慢性病數據追蹤與衛教管理</w:t>
+            </w:r>
+          </w:p>
+        </w:tc>
+        <w:tc>
+          <w:tcPr>
+            <w:tcW w:w="1797" w:type="dxa"/>
+          </w:tcPr>
+          <w:p>
+            <w:pPr>
+              <w:jc w:val="center"/>
+              <w:rPr>
+                <w:rFonts w:ascii="Times New Roman" w:eastAsia="標楷體" w:hAnsi="Times New Roman" w:hint="eastAsia"/>
+              </w:rPr>
+            </w:pPr>
+            <w:r>
+              <w:rPr>
+                <w:rFonts w:ascii="Times New Roman" w:eastAsia="標楷體" w:hAnsi="Times New Roman" w:hint="eastAsia"/>
+              </w:rPr>
+              <w:t>獨居長者</w:t>
+            </w:r>
+            <w:r>
+              <w:rPr>
+                <w:rFonts w:ascii="Times New Roman" w:eastAsia="標楷體" w:hAnsi="Times New Roman" w:hint="eastAsia"/>
+              </w:rPr>
+              <w:t xml:space="preserve"> AI </w:t>
+            </w:r>
+            <w:r>
+              <w:rPr>
+                <w:rFonts w:ascii="Times New Roman" w:eastAsia="標楷體" w:hAnsi="Times New Roman" w:hint="eastAsia"/>
+              </w:rPr>
+              <w:t>主動陪伴與家屬遠距聯繫</w:t>
+            </w:r>
+          </w:p>
+        </w:tc>
+        <w:tc>
+          <w:tcPr>
+            <w:tcW w:w="1797" w:type="dxa"/>
+          </w:tcPr>
+          <w:p>
+            <w:pPr>
+              <w:jc w:val="center"/>
+              <w:rPr>
+                <w:rFonts w:ascii="Times New Roman" w:eastAsia="標楷體" w:hAnsi="Times New Roman" w:hint="eastAsia"/>
+              </w:rPr>
+            </w:pPr>
+            <w:r>
+              <w:rPr>
+                <w:rFonts w:ascii="Times New Roman" w:eastAsia="標楷體" w:hAnsi="Times New Roman" w:hint="eastAsia"/>
+              </w:rPr>
+              <w:t>照護者（家屬）</w:t>
+            </w:r>
+            <w:proofErr w:type="gramStart"/>
+            <w:r>
+              <w:rPr>
+                <w:rFonts w:ascii="Times New Roman" w:eastAsia="標楷體" w:hAnsi="Times New Roman" w:hint="eastAsia"/>
+              </w:rPr>
+              <w:t>間的任務</w:t>
+            </w:r>
+            <w:proofErr w:type="gramEnd"/>
+            <w:r>
+              <w:rPr>
+                <w:rFonts w:ascii="Times New Roman" w:eastAsia="標楷體" w:hAnsi="Times New Roman" w:hint="eastAsia"/>
+              </w:rPr>
+              <w:t>協作與排程管理</w:t>
             </w:r>
           </w:p>
         </w:tc>
@@ -4466,7 +5118,7 @@
         </w:trPr>
         <w:tc>
           <w:tcPr>
-            <w:tcW w:w="1980" w:type="dxa"/>
+            <w:tcW w:w="1055" w:type="dxa"/>
             <w:vAlign w:val="center"/>
           </w:tcPr>
           <w:p>
@@ -4486,7 +5138,7 @@
         </w:tc>
         <w:tc>
           <w:tcPr>
-            <w:tcW w:w="2549" w:type="dxa"/>
+            <w:tcW w:w="1611" w:type="dxa"/>
             <w:vAlign w:val="center"/>
           </w:tcPr>
           <w:p>
@@ -4506,13 +5158,20 @@
               <w:rPr>
                 <w:rFonts w:ascii="Times New Roman" w:eastAsia="標楷體" w:hAnsi="Times New Roman" w:hint="eastAsia"/>
               </w:rPr>
-              <w:t>語意分析、全語音交互、趣味養成</w:t>
+              <w:t>語意分析、全語音交互、趣味</w:t>
+            </w:r>
+            <w:r>
+              <w:rPr>
+                <w:rFonts w:ascii="Times New Roman" w:eastAsia="標楷體" w:hAnsi="Times New Roman" w:hint="eastAsia"/>
+              </w:rPr>
+              <w:lastRenderedPageBreak/>
+              <w:t>養成</w:t>
             </w:r>
           </w:p>
         </w:tc>
         <w:tc>
           <w:tcPr>
-            <w:tcW w:w="2549" w:type="dxa"/>
+            <w:tcW w:w="1441" w:type="dxa"/>
             <w:vAlign w:val="center"/>
           </w:tcPr>
           <w:p>
@@ -4526,13 +5185,22 @@
               <w:rPr>
                 <w:rFonts w:ascii="Times New Roman" w:eastAsia="標楷體" w:hAnsi="Times New Roman" w:hint="eastAsia"/>
               </w:rPr>
-              <w:t>電子照護紀錄、機構月費帳單</w:t>
-            </w:r>
+              <w:lastRenderedPageBreak/>
+              <w:t>電子照護紀錄、機構月費</w:t>
+            </w:r>
+            <w:proofErr w:type="gramStart"/>
+            <w:r>
+              <w:rPr>
+                <w:rFonts w:ascii="Times New Roman" w:eastAsia="標楷體" w:hAnsi="Times New Roman" w:hint="eastAsia"/>
+              </w:rPr>
+              <w:t>帳單</w:t>
+            </w:r>
+            <w:proofErr w:type="gramEnd"/>
           </w:p>
         </w:tc>
         <w:tc>
           <w:tcPr>
-            <w:tcW w:w="2550" w:type="dxa"/>
+            <w:tcW w:w="1927" w:type="dxa"/>
             <w:vAlign w:val="center"/>
           </w:tcPr>
           <w:p>
@@ -4542,11 +5210,72 @@
                 <w:rFonts w:ascii="Times New Roman" w:eastAsia="標楷體" w:hAnsi="Times New Roman"/>
               </w:rPr>
             </w:pPr>
-            <w:r>
-              <w:rPr>
-                <w:rFonts w:ascii="Times New Roman" w:eastAsia="標楷體" w:hAnsi="Times New Roman" w:hint="eastAsia"/>
-              </w:rPr>
-              <w:t>藍牙串接生理量測設備、圖表化數據</w:t>
+            <w:proofErr w:type="gramStart"/>
+            <w:r>
+              <w:rPr>
+                <w:rFonts w:ascii="Times New Roman" w:eastAsia="標楷體" w:hAnsi="Times New Roman" w:hint="eastAsia"/>
+              </w:rPr>
+              <w:t>藍牙串接</w:t>
+            </w:r>
+            <w:proofErr w:type="gramEnd"/>
+            <w:r>
+              <w:rPr>
+                <w:rFonts w:ascii="Times New Roman" w:eastAsia="標楷體" w:hAnsi="Times New Roman" w:hint="eastAsia"/>
+              </w:rPr>
+              <w:t>生理量測設備、圖表化數據</w:t>
+            </w:r>
+          </w:p>
+        </w:tc>
+        <w:tc>
+          <w:tcPr>
+            <w:tcW w:w="1797" w:type="dxa"/>
+          </w:tcPr>
+          <w:p>
+            <w:pPr>
+              <w:jc w:val="center"/>
+              <w:rPr>
+                <w:rFonts w:ascii="Times New Roman" w:eastAsia="標楷體" w:hAnsi="Times New Roman" w:hint="eastAsia"/>
+              </w:rPr>
+            </w:pPr>
+            <w:r>
+              <w:rPr>
+                <w:rFonts w:ascii="Times New Roman" w:eastAsia="標楷體" w:hAnsi="Times New Roman" w:hint="eastAsia"/>
+              </w:rPr>
+              <w:t>專屬硬體語音對話、主動式健康提醒、視</w:t>
+            </w:r>
+            <w:r>
+              <w:rPr>
+                <w:rFonts w:ascii="Times New Roman" w:eastAsia="標楷體" w:hAnsi="Times New Roman" w:hint="eastAsia"/>
+              </w:rPr>
+              <w:lastRenderedPageBreak/>
+              <w:t>訊通話</w:t>
+            </w:r>
+          </w:p>
+        </w:tc>
+        <w:tc>
+          <w:tcPr>
+            <w:tcW w:w="1797" w:type="dxa"/>
+          </w:tcPr>
+          <w:p>
+            <w:pPr>
+              <w:jc w:val="center"/>
+              <w:rPr>
+                <w:rFonts w:ascii="Times New Roman" w:eastAsia="標楷體" w:hAnsi="Times New Roman" w:hint="eastAsia"/>
+              </w:rPr>
+            </w:pPr>
+            <w:r>
+              <w:rPr>
+                <w:rFonts w:ascii="Times New Roman" w:eastAsia="標楷體" w:hAnsi="Times New Roman" w:hint="eastAsia"/>
+              </w:rPr>
+              <w:lastRenderedPageBreak/>
+              <w:t>共享照護行事曆、待辦事項分配、居家安</w:t>
+            </w:r>
+            <w:r>
+              <w:rPr>
+                <w:rFonts w:ascii="Times New Roman" w:eastAsia="標楷體" w:hAnsi="Times New Roman" w:hint="eastAsia"/>
+              </w:rPr>
+              <w:lastRenderedPageBreak/>
+              <w:t>全文件庫</w:t>
             </w:r>
           </w:p>
         </w:tc>
@@ -4557,7 +5286,7 @@
         </w:trPr>
         <w:tc>
           <w:tcPr>
-            <w:tcW w:w="1980" w:type="dxa"/>
+            <w:tcW w:w="1055" w:type="dxa"/>
             <w:vAlign w:val="center"/>
           </w:tcPr>
           <w:p>
@@ -4572,19 +5301,13 @@
                 <w:rFonts w:ascii="Times New Roman" w:eastAsia="標楷體" w:hAnsi="Times New Roman" w:hint="eastAsia"/>
               </w:rPr>
               <w:lastRenderedPageBreak/>
-              <w:t>長輩</w:t>
-            </w:r>
-            <w:r>
-              <w:rPr>
-                <w:rFonts w:ascii="Times New Roman" w:eastAsia="標楷體" w:hAnsi="Times New Roman" w:hint="eastAsia"/>
-              </w:rPr>
-              <w:t>操作門檻</w:t>
+              <w:t>長輩操作門檻</w:t>
             </w:r>
           </w:p>
         </w:tc>
         <w:tc>
           <w:tcPr>
-            <w:tcW w:w="2549" w:type="dxa"/>
+            <w:tcW w:w="1611" w:type="dxa"/>
             <w:vAlign w:val="center"/>
           </w:tcPr>
           <w:p>
@@ -4622,7 +5345,7 @@
         </w:tc>
         <w:tc>
           <w:tcPr>
-            <w:tcW w:w="2549" w:type="dxa"/>
+            <w:tcW w:w="1441" w:type="dxa"/>
             <w:vAlign w:val="center"/>
           </w:tcPr>
           <w:p>
@@ -4648,13 +5371,7 @@
               <w:rPr>
                 <w:rFonts w:ascii="Times New Roman" w:eastAsia="標楷體" w:hAnsi="Times New Roman" w:hint="eastAsia"/>
               </w:rPr>
-              <w:t>長輩無法使用，</w:t>
-            </w:r>
-            <w:r>
-              <w:rPr>
-                <w:rFonts w:ascii="Times New Roman" w:eastAsia="標楷體" w:hAnsi="Times New Roman" w:hint="eastAsia"/>
-              </w:rPr>
-              <w:t>僅能以家屬身分單向查詢</w:t>
+              <w:t>長輩無法使用，僅能以家屬身分單向查詢</w:t>
             </w:r>
             <w:r>
               <w:rPr>
@@ -4666,7 +5383,7 @@
         </w:tc>
         <w:tc>
           <w:tcPr>
-            <w:tcW w:w="2550" w:type="dxa"/>
+            <w:tcW w:w="1927" w:type="dxa"/>
             <w:vAlign w:val="center"/>
           </w:tcPr>
           <w:p>
@@ -4693,6 +5410,92 @@
                 <w:rFonts w:ascii="Times New Roman" w:eastAsia="標楷體" w:hAnsi="Times New Roman" w:hint="eastAsia"/>
               </w:rPr>
               <w:t>需自行輸入數值與瀏覽複雜圖表</w:t>
+            </w:r>
+            <w:r>
+              <w:rPr>
+                <w:rFonts w:ascii="Times New Roman" w:eastAsia="標楷體" w:hAnsi="Times New Roman" w:hint="eastAsia"/>
+              </w:rPr>
+              <w:t>)</w:t>
+            </w:r>
+          </w:p>
+        </w:tc>
+        <w:tc>
+          <w:tcPr>
+            <w:tcW w:w="1797" w:type="dxa"/>
+          </w:tcPr>
+          <w:p>
+            <w:pPr>
+              <w:jc w:val="center"/>
+              <w:rPr>
+                <w:rFonts w:ascii="Times New Roman" w:eastAsia="標楷體" w:hAnsi="Times New Roman" w:hint="eastAsia"/>
+              </w:rPr>
+            </w:pPr>
+            <w:r>
+              <w:rPr>
+                <w:rFonts w:ascii="Times New Roman" w:eastAsia="標楷體" w:hAnsi="Times New Roman" w:hint="eastAsia"/>
+              </w:rPr>
+              <w:t>極低</w:t>
+            </w:r>
+            <w:r>
+              <w:rPr>
+                <w:rFonts w:ascii="Times New Roman" w:eastAsia="標楷體" w:hAnsi="Times New Roman" w:hint="eastAsia"/>
+              </w:rPr>
+              <w:t xml:space="preserve"> (</w:t>
+            </w:r>
+            <w:r>
+              <w:rPr>
+                <w:rFonts w:ascii="Times New Roman" w:eastAsia="標楷體" w:hAnsi="Times New Roman" w:hint="eastAsia"/>
+              </w:rPr>
+              <w:t>為專屬聲控設備，不需使用智慧型手機</w:t>
+            </w:r>
+            <w:r>
+              <w:rPr>
+                <w:rFonts w:ascii="Times New Roman" w:eastAsia="標楷體" w:hAnsi="Times New Roman" w:hint="eastAsia"/>
+              </w:rPr>
+              <w:t>)</w:t>
+            </w:r>
+          </w:p>
+        </w:tc>
+        <w:tc>
+          <w:tcPr>
+            <w:tcW w:w="1797" w:type="dxa"/>
+          </w:tcPr>
+          <w:p>
+            <w:pPr>
+              <w:jc w:val="center"/>
+              <w:rPr>
+                <w:rFonts w:ascii="Times New Roman" w:eastAsia="標楷體" w:hAnsi="Times New Roman" w:hint="eastAsia"/>
+              </w:rPr>
+            </w:pPr>
+            <w:r>
+              <w:rPr>
+                <w:rFonts w:ascii="Times New Roman" w:eastAsia="標楷體" w:hAnsi="Times New Roman" w:hint="eastAsia"/>
+              </w:rPr>
+              <w:t>高</w:t>
+            </w:r>
+            <w:r>
+              <w:rPr>
+                <w:rFonts w:ascii="Times New Roman" w:eastAsia="標楷體" w:hAnsi="Times New Roman" w:hint="eastAsia"/>
+              </w:rPr>
+              <w:t xml:space="preserve"> (</w:t>
+            </w:r>
+            <w:r>
+              <w:rPr>
+                <w:rFonts w:ascii="Times New Roman" w:eastAsia="標楷體" w:hAnsi="Times New Roman" w:hint="eastAsia"/>
+              </w:rPr>
+              <w:t>標準美式</w:t>
+            </w:r>
+            <w:r>
+              <w:rPr>
+                <w:rFonts w:ascii="Times New Roman" w:eastAsia="標楷體" w:hAnsi="Times New Roman" w:hint="eastAsia"/>
+              </w:rPr>
+              <w:t xml:space="preserve"> App </w:t>
+            </w:r>
+            <w:r>
+              <w:rPr>
+                <w:rFonts w:ascii="Times New Roman" w:eastAsia="標楷體" w:hAnsi="Times New Roman" w:hint="eastAsia"/>
+              </w:rPr>
+              <w:t>介面，非專為長者操作設計</w:t>
             </w:r>
             <w:r>
               <w:rPr>
@@ -4709,7 +5512,7 @@
         </w:trPr>
         <w:tc>
           <w:tcPr>
-            <w:tcW w:w="1980" w:type="dxa"/>
+            <w:tcW w:w="1055" w:type="dxa"/>
             <w:vAlign w:val="center"/>
           </w:tcPr>
           <w:p>
@@ -4729,7 +5532,7 @@
         </w:tc>
         <w:tc>
           <w:tcPr>
-            <w:tcW w:w="2549" w:type="dxa"/>
+            <w:tcW w:w="1611" w:type="dxa"/>
             <w:vAlign w:val="center"/>
           </w:tcPr>
           <w:p>
@@ -4763,7 +5566,7 @@
         </w:tc>
         <w:tc>
           <w:tcPr>
-            <w:tcW w:w="2549" w:type="dxa"/>
+            <w:tcW w:w="1441" w:type="dxa"/>
             <w:vAlign w:val="center"/>
           </w:tcPr>
           <w:p>
@@ -4773,17 +5576,39 @@
                 <w:rFonts w:ascii="Times New Roman" w:eastAsia="標楷體" w:hAnsi="Times New Roman"/>
               </w:rPr>
             </w:pPr>
-            <w:r>
-              <w:rPr>
-                <w:rFonts w:ascii="Times New Roman" w:eastAsia="標楷體" w:hAnsi="Times New Roman" w:hint="eastAsia"/>
-              </w:rPr>
-              <w:t>醫用設備物聯網整合、大數據預測</w:t>
+            <w:proofErr w:type="gramStart"/>
+            <w:r>
+              <w:rPr>
+                <w:rFonts w:ascii="Times New Roman" w:eastAsia="標楷體" w:hAnsi="Times New Roman" w:hint="eastAsia"/>
+              </w:rPr>
+              <w:t>醫</w:t>
+            </w:r>
+            <w:proofErr w:type="gramEnd"/>
+            <w:r>
+              <w:rPr>
+                <w:rFonts w:ascii="Times New Roman" w:eastAsia="標楷體" w:hAnsi="Times New Roman" w:hint="eastAsia"/>
+              </w:rPr>
+              <w:t>用</w:t>
+            </w:r>
+            <w:proofErr w:type="gramStart"/>
+            <w:r>
+              <w:rPr>
+                <w:rFonts w:ascii="Times New Roman" w:eastAsia="標楷體" w:hAnsi="Times New Roman" w:hint="eastAsia"/>
+              </w:rPr>
+              <w:t>設備物聯網</w:t>
+            </w:r>
+            <w:proofErr w:type="gramEnd"/>
+            <w:r>
+              <w:rPr>
+                <w:rFonts w:ascii="Times New Roman" w:eastAsia="標楷體" w:hAnsi="Times New Roman" w:hint="eastAsia"/>
+              </w:rPr>
+              <w:t>整合、大數據預測</w:t>
             </w:r>
           </w:p>
         </w:tc>
         <w:tc>
           <w:tcPr>
-            <w:tcW w:w="2550" w:type="dxa"/>
+            <w:tcW w:w="1927" w:type="dxa"/>
             <w:vAlign w:val="center"/>
           </w:tcPr>
           <w:p>
@@ -4798,6 +5623,70 @@
                 <w:rFonts w:ascii="Times New Roman" w:eastAsia="標楷體" w:hAnsi="Times New Roman" w:hint="eastAsia"/>
               </w:rPr>
               <w:t>醫療設備藍牙對接、自動化衛教機器人</w:t>
+            </w:r>
+          </w:p>
+        </w:tc>
+        <w:tc>
+          <w:tcPr>
+            <w:tcW w:w="1797" w:type="dxa"/>
+          </w:tcPr>
+          <w:p>
+            <w:pPr>
+              <w:jc w:val="center"/>
+              <w:rPr>
+                <w:rFonts w:ascii="Times New Roman" w:eastAsia="標楷體" w:hAnsi="Times New Roman" w:hint="eastAsia"/>
+              </w:rPr>
+            </w:pPr>
+            <w:r>
+              <w:rPr>
+                <w:rFonts w:ascii="Times New Roman" w:eastAsia="標楷體" w:hAnsi="Times New Roman" w:hint="eastAsia"/>
+              </w:rPr>
+              <w:t>專屬硬體載具整合、主動式互動生成模型</w:t>
+            </w:r>
+          </w:p>
+        </w:tc>
+        <w:tc>
+          <w:tcPr>
+            <w:tcW w:w="1797" w:type="dxa"/>
+          </w:tcPr>
+          <w:p>
+            <w:pPr>
+              <w:jc w:val="center"/>
+              <w:rPr>
+                <w:rFonts w:ascii="Times New Roman" w:eastAsia="標楷體" w:hAnsi="Times New Roman" w:hint="eastAsia"/>
+              </w:rPr>
+            </w:pPr>
+            <w:r>
+              <w:rPr>
+                <w:rFonts w:ascii="Times New Roman" w:eastAsia="標楷體" w:hAnsi="Times New Roman" w:hint="eastAsia"/>
+              </w:rPr>
+              <w:t>雲端</w:t>
+            </w:r>
+            <w:r>
+              <w:rPr>
+                <w:rFonts w:ascii="Times New Roman" w:eastAsia="標楷體" w:hAnsi="Times New Roman" w:hint="eastAsia"/>
+              </w:rPr>
+              <w:t xml:space="preserve"> SaaS </w:t>
+            </w:r>
+            <w:r>
+              <w:rPr>
+                <w:rFonts w:ascii="Times New Roman" w:eastAsia="標楷體" w:hAnsi="Times New Roman" w:hint="eastAsia"/>
+              </w:rPr>
+              <w:t>協作架構、</w:t>
+            </w:r>
+            <w:proofErr w:type="gramStart"/>
+            <w:r>
+              <w:rPr>
+                <w:rFonts w:ascii="Times New Roman" w:eastAsia="標楷體" w:hAnsi="Times New Roman" w:hint="eastAsia"/>
+              </w:rPr>
+              <w:t>高資安憑證</w:t>
+            </w:r>
+            <w:proofErr w:type="gramEnd"/>
+            <w:r>
+              <w:rPr>
+                <w:rFonts w:ascii="Times New Roman" w:eastAsia="標楷體" w:hAnsi="Times New Roman" w:hint="eastAsia"/>
+              </w:rPr>
+              <w:t>存儲</w:t>
             </w:r>
           </w:p>
         </w:tc>
@@ -4808,7 +5697,7 @@
         </w:trPr>
         <w:tc>
           <w:tcPr>
-            <w:tcW w:w="1980" w:type="dxa"/>
+            <w:tcW w:w="1055" w:type="dxa"/>
             <w:vAlign w:val="center"/>
           </w:tcPr>
           <w:p>
@@ -4828,7 +5717,7 @@
         </w:tc>
         <w:tc>
           <w:tcPr>
-            <w:tcW w:w="2549" w:type="dxa"/>
+            <w:tcW w:w="1611" w:type="dxa"/>
             <w:vAlign w:val="center"/>
           </w:tcPr>
           <w:p>
@@ -4850,11 +5739,19 @@
               </w:rPr>
               <w:t xml:space="preserve"> (</w:t>
             </w:r>
-            <w:r>
-              <w:rPr>
-                <w:rFonts w:ascii="Times New Roman" w:eastAsia="標楷體" w:hAnsi="Times New Roman" w:hint="eastAsia"/>
-              </w:rPr>
-              <w:t>雙端設計，家屬主導排程與檢視</w:t>
+            <w:proofErr w:type="gramStart"/>
+            <w:r>
+              <w:rPr>
+                <w:rFonts w:ascii="Times New Roman" w:eastAsia="標楷體" w:hAnsi="Times New Roman" w:hint="eastAsia"/>
+              </w:rPr>
+              <w:t>雙端設計</w:t>
+            </w:r>
+            <w:proofErr w:type="gramEnd"/>
+            <w:r>
+              <w:rPr>
+                <w:rFonts w:ascii="Times New Roman" w:eastAsia="標楷體" w:hAnsi="Times New Roman" w:hint="eastAsia"/>
+              </w:rPr>
+              <w:t>，家屬主導排程與檢視</w:t>
             </w:r>
             <w:r>
               <w:rPr>
@@ -4866,7 +5763,7 @@
         </w:tc>
         <w:tc>
           <w:tcPr>
-            <w:tcW w:w="2549" w:type="dxa"/>
+            <w:tcW w:w="1441" w:type="dxa"/>
             <w:vAlign w:val="center"/>
           </w:tcPr>
           <w:p>
@@ -4904,7 +5801,7 @@
         </w:tc>
         <w:tc>
           <w:tcPr>
-            <w:tcW w:w="2550" w:type="dxa"/>
+            <w:tcW w:w="1927" w:type="dxa"/>
             <w:vAlign w:val="center"/>
           </w:tcPr>
           <w:p>
@@ -4926,15 +5823,123 @@
               </w:rPr>
               <w:t xml:space="preserve"> (</w:t>
             </w:r>
-            <w:r>
-              <w:rPr>
-                <w:rFonts w:ascii="Times New Roman" w:eastAsia="標楷體" w:hAnsi="Times New Roman" w:hint="eastAsia"/>
-              </w:rPr>
-              <w:t>可綁定家屬帳號從旁觀測數據異常</w:t>
-            </w:r>
-            <w:r>
-              <w:rPr>
-                <w:rFonts w:ascii="Times New Roman" w:eastAsia="標楷體" w:hAnsi="Times New Roman" w:hint="eastAsia"/>
+            <w:proofErr w:type="gramStart"/>
+            <w:r>
+              <w:rPr>
+                <w:rFonts w:ascii="Times New Roman" w:eastAsia="標楷體" w:hAnsi="Times New Roman" w:hint="eastAsia"/>
+              </w:rPr>
+              <w:t>可綁定</w:t>
+            </w:r>
+            <w:proofErr w:type="gramEnd"/>
+            <w:r>
+              <w:rPr>
+                <w:rFonts w:ascii="Times New Roman" w:eastAsia="標楷體" w:hAnsi="Times New Roman" w:hint="eastAsia"/>
+              </w:rPr>
+              <w:t>家屬帳號從旁觀測數據異常</w:t>
+            </w:r>
+            <w:r>
+              <w:rPr>
+                <w:rFonts w:ascii="Times New Roman" w:eastAsia="標楷體" w:hAnsi="Times New Roman" w:hint="eastAsia"/>
+              </w:rPr>
+              <w:t>)</w:t>
+            </w:r>
+          </w:p>
+        </w:tc>
+        <w:tc>
+          <w:tcPr>
+            <w:tcW w:w="1797" w:type="dxa"/>
+          </w:tcPr>
+          <w:p>
+            <w:pPr>
+              <w:jc w:val="center"/>
+              <w:rPr>
+                <w:rFonts w:ascii="Times New Roman" w:eastAsia="標楷體" w:hAnsi="Times New Roman" w:hint="eastAsia"/>
+              </w:rPr>
+            </w:pPr>
+            <w:r>
+              <w:rPr>
+                <w:rFonts w:ascii="Times New Roman" w:eastAsia="標楷體" w:hAnsi="Times New Roman" w:hint="eastAsia"/>
+              </w:rPr>
+              <w:t>中高</w:t>
+            </w:r>
+            <w:r>
+              <w:rPr>
+                <w:rFonts w:ascii="Times New Roman" w:eastAsia="標楷體" w:hAnsi="Times New Roman" w:hint="eastAsia"/>
+              </w:rPr>
+              <w:t xml:space="preserve"> (</w:t>
+            </w:r>
+            <w:r>
+              <w:rPr>
+                <w:rFonts w:ascii="Times New Roman" w:eastAsia="標楷體" w:hAnsi="Times New Roman" w:hint="eastAsia"/>
+              </w:rPr>
+              <w:t>可透過家屬端</w:t>
+            </w:r>
+            <w:r>
+              <w:rPr>
+                <w:rFonts w:ascii="Times New Roman" w:eastAsia="標楷體" w:hAnsi="Times New Roman" w:hint="eastAsia"/>
+              </w:rPr>
+              <w:t xml:space="preserve"> App </w:t>
+            </w:r>
+            <w:r>
+              <w:rPr>
+                <w:rFonts w:ascii="Times New Roman" w:eastAsia="標楷體" w:hAnsi="Times New Roman" w:hint="eastAsia"/>
+              </w:rPr>
+              <w:t>傳訊或發起視訊</w:t>
+            </w:r>
+            <w:r>
+              <w:rPr>
+                <w:rFonts w:ascii="Times New Roman" w:eastAsia="標楷體" w:hAnsi="Times New Roman" w:hint="eastAsia"/>
+              </w:rPr>
+              <w:t>)</w:t>
+            </w:r>
+          </w:p>
+        </w:tc>
+        <w:tc>
+          <w:tcPr>
+            <w:tcW w:w="1797" w:type="dxa"/>
+          </w:tcPr>
+          <w:p>
+            <w:pPr>
+              <w:jc w:val="center"/>
+              <w:rPr>
+                <w:rFonts w:ascii="Times New Roman" w:eastAsia="標楷體" w:hAnsi="Times New Roman" w:hint="eastAsia"/>
+              </w:rPr>
+            </w:pPr>
+            <w:r>
+              <w:rPr>
+                <w:rFonts w:ascii="Times New Roman" w:eastAsia="標楷體" w:hAnsi="Times New Roman"/>
+              </w:rPr>
+              <w:t>極高</w:t>
+            </w:r>
+            <w:r>
+              <w:rPr>
+                <w:rFonts w:ascii="Times New Roman" w:eastAsia="標楷體" w:hAnsi="Times New Roman"/>
+              </w:rPr>
+              <w:t xml:space="preserve"> (</w:t>
+            </w:r>
+            <w:r>
+              <w:rPr>
+                <w:rFonts w:ascii="Times New Roman" w:eastAsia="標楷體" w:hAnsi="Times New Roman"/>
+              </w:rPr>
+              <w:t>系統核心完全為「</w:t>
+            </w:r>
+            <w:proofErr w:type="gramStart"/>
+            <w:r>
+              <w:rPr>
+                <w:rFonts w:ascii="Times New Roman" w:eastAsia="標楷體" w:hAnsi="Times New Roman"/>
+              </w:rPr>
+              <w:t>家屬間的協作</w:t>
+            </w:r>
+            <w:proofErr w:type="gramEnd"/>
+            <w:r>
+              <w:rPr>
+                <w:rFonts w:ascii="Times New Roman" w:eastAsia="標楷體" w:hAnsi="Times New Roman"/>
+              </w:rPr>
+              <w:t>」而生</w:t>
+            </w:r>
+            <w:r>
+              <w:rPr>
+                <w:rFonts w:ascii="Times New Roman" w:eastAsia="標楷體" w:hAnsi="Times New Roman"/>
               </w:rPr>
               <w:t>)</w:t>
             </w:r>
@@ -4952,14 +5957,16 @@
     <w:tbl>
       <w:tblPr>
         <w:tblStyle w:val="ae"/>
-        <w:tblW w:w="9634" w:type="dxa"/>
+        <w:tblW w:w="5000" w:type="pct"/>
         <w:tblLook w:val="04A0" w:firstRow="1" w:lastRow="0" w:firstColumn="1" w:lastColumn="0" w:noHBand="0" w:noVBand="1"/>
       </w:tblPr>
       <w:tblGrid>
-        <w:gridCol w:w="2408"/>
-        <w:gridCol w:w="2409"/>
-        <w:gridCol w:w="2408"/>
-        <w:gridCol w:w="2409"/>
+        <w:gridCol w:w="1597"/>
+        <w:gridCol w:w="1597"/>
+        <w:gridCol w:w="1597"/>
+        <w:gridCol w:w="1596"/>
+        <w:gridCol w:w="1594"/>
+        <w:gridCol w:w="1647"/>
       </w:tblGrid>
       <w:tr>
         <w:trPr>
@@ -4967,7 +5974,7 @@
         </w:trPr>
         <w:tc>
           <w:tcPr>
-            <w:tcW w:w="2408" w:type="dxa"/>
+            <w:tcW w:w="829" w:type="pct"/>
             <w:vAlign w:val="center"/>
           </w:tcPr>
           <w:p>
@@ -4991,7 +5998,7 @@
         </w:tc>
         <w:tc>
           <w:tcPr>
-            <w:tcW w:w="2409" w:type="dxa"/>
+            <w:tcW w:w="829" w:type="pct"/>
             <w:vAlign w:val="center"/>
           </w:tcPr>
           <w:p>
@@ -5047,7 +6054,7 @@
         </w:tc>
         <w:tc>
           <w:tcPr>
-            <w:tcW w:w="2408" w:type="dxa"/>
+            <w:tcW w:w="829" w:type="pct"/>
             <w:vAlign w:val="center"/>
           </w:tcPr>
           <w:p>
@@ -5079,7 +6086,7 @@
         </w:tc>
         <w:tc>
           <w:tcPr>
-            <w:tcW w:w="2409" w:type="dxa"/>
+            <w:tcW w:w="829" w:type="pct"/>
             <w:vAlign w:val="center"/>
           </w:tcPr>
           <w:p>
@@ -5091,6 +6098,7 @@
                 <w:bCs/>
               </w:rPr>
             </w:pPr>
+            <w:proofErr w:type="gramStart"/>
             <w:r>
               <w:rPr>
                 <w:rFonts w:ascii="Times New Roman" w:eastAsia="標楷體" w:hAnsi="Times New Roman" w:hint="eastAsia"/>
@@ -5099,6 +6107,7 @@
               </w:rPr>
               <w:t>智抗糖</w:t>
             </w:r>
+            <w:proofErr w:type="gramEnd"/>
             <w:r>
               <w:rPr>
                 <w:rFonts w:ascii="Times New Roman" w:eastAsia="標楷體" w:hAnsi="Times New Roman" w:hint="eastAsia"/>
@@ -5106,6 +6115,96 @@
                 <w:bCs/>
               </w:rPr>
               <w:t xml:space="preserve"> Health2Sync</w:t>
+            </w:r>
+          </w:p>
+        </w:tc>
+        <w:tc>
+          <w:tcPr>
+            <w:tcW w:w="828" w:type="pct"/>
+            <w:vAlign w:val="center"/>
+          </w:tcPr>
+          <w:p>
+            <w:pPr>
+              <w:jc w:val="center"/>
+              <w:rPr>
+                <w:rFonts w:ascii="Times New Roman" w:eastAsia="標楷體" w:hAnsi="Times New Roman" w:hint="eastAsia"/>
+                <w:b/>
+                <w:bCs/>
+              </w:rPr>
+            </w:pPr>
+            <w:r>
+              <w:rPr>
+                <w:rFonts w:ascii="Times New Roman" w:eastAsia="標楷體" w:hAnsi="Times New Roman" w:hint="eastAsia"/>
+                <w:b/>
+                <w:bCs/>
+              </w:rPr>
+              <w:t>ElliQ (</w:t>
+            </w:r>
+            <w:r>
+              <w:rPr>
+                <w:rFonts w:ascii="Times New Roman" w:eastAsia="標楷體" w:hAnsi="Times New Roman" w:hint="eastAsia"/>
+                <w:b/>
+                <w:bCs/>
+              </w:rPr>
+              <w:t>國際</w:t>
+            </w:r>
+            <w:r>
+              <w:rPr>
+                <w:rFonts w:ascii="Times New Roman" w:eastAsia="標楷體" w:hAnsi="Times New Roman" w:hint="eastAsia"/>
+                <w:b/>
+                <w:bCs/>
+              </w:rPr>
+              <w:t>)</w:t>
+            </w:r>
+          </w:p>
+        </w:tc>
+        <w:tc>
+          <w:tcPr>
+            <w:tcW w:w="855" w:type="pct"/>
+            <w:vAlign w:val="center"/>
+          </w:tcPr>
+          <w:p>
+            <w:pPr>
+              <w:jc w:val="center"/>
+              <w:rPr>
+                <w:rFonts w:ascii="Times New Roman" w:eastAsia="標楷體" w:hAnsi="Times New Roman" w:hint="eastAsia"/>
+                <w:b/>
+                <w:bCs/>
+              </w:rPr>
+            </w:pPr>
+            <w:proofErr w:type="spellStart"/>
+            <w:r>
+              <w:rPr>
+                <w:rFonts w:ascii="Times New Roman" w:eastAsia="標楷體" w:hAnsi="Times New Roman" w:hint="eastAsia"/>
+                <w:b/>
+                <w:bCs/>
+              </w:rPr>
+              <w:t>CaringVillage</w:t>
+            </w:r>
+            <w:proofErr w:type="spellEnd"/>
+            <w:r>
+              <w:rPr>
+                <w:rFonts w:ascii="Times New Roman" w:eastAsia="標楷體" w:hAnsi="Times New Roman" w:hint="eastAsia"/>
+                <w:b/>
+                <w:bCs/>
+              </w:rPr>
+              <w:t xml:space="preserve"> (</w:t>
+            </w:r>
+            <w:r>
+              <w:rPr>
+                <w:rFonts w:ascii="Times New Roman" w:eastAsia="標楷體" w:hAnsi="Times New Roman" w:hint="eastAsia"/>
+                <w:b/>
+                <w:bCs/>
+              </w:rPr>
+              <w:t>國際</w:t>
+            </w:r>
+            <w:r>
+              <w:rPr>
+                <w:rFonts w:ascii="Times New Roman" w:eastAsia="標楷體" w:hAnsi="Times New Roman" w:hint="eastAsia"/>
+                <w:b/>
+                <w:bCs/>
+              </w:rPr>
+              <w:t>)</w:t>
             </w:r>
           </w:p>
         </w:tc>
@@ -5116,7 +6215,7 @@
         </w:trPr>
         <w:tc>
           <w:tcPr>
-            <w:tcW w:w="2408" w:type="dxa"/>
+            <w:tcW w:w="829" w:type="pct"/>
             <w:vAlign w:val="center"/>
           </w:tcPr>
           <w:p>
@@ -5154,7 +6253,7 @@
         </w:tc>
         <w:tc>
           <w:tcPr>
-            <w:tcW w:w="2409" w:type="dxa"/>
+            <w:tcW w:w="829" w:type="pct"/>
             <w:vAlign w:val="center"/>
           </w:tcPr>
           <w:p>
@@ -5174,7 +6273,7 @@
         </w:tc>
         <w:tc>
           <w:tcPr>
-            <w:tcW w:w="2408" w:type="dxa"/>
+            <w:tcW w:w="829" w:type="pct"/>
             <w:vAlign w:val="center"/>
           </w:tcPr>
           <w:p>
@@ -5194,7 +6293,47 @@
         </w:tc>
         <w:tc>
           <w:tcPr>
-            <w:tcW w:w="2409" w:type="dxa"/>
+            <w:tcW w:w="829" w:type="pct"/>
+            <w:vAlign w:val="center"/>
+          </w:tcPr>
+          <w:p>
+            <w:pPr>
+              <w:jc w:val="center"/>
+              <w:rPr>
+                <w:rFonts w:ascii="Times New Roman" w:eastAsia="標楷體" w:hAnsi="Times New Roman"/>
+              </w:rPr>
+            </w:pPr>
+            <w:r>
+              <w:rPr>
+                <w:rFonts w:ascii="Segoe UI Emoji" w:eastAsia="標楷體" w:hAnsi="Segoe UI Emoji" w:cs="Segoe UI Emoji"/>
+              </w:rPr>
+              <w:t>❌</w:t>
+            </w:r>
+          </w:p>
+        </w:tc>
+        <w:tc>
+          <w:tcPr>
+            <w:tcW w:w="828" w:type="pct"/>
+            <w:vAlign w:val="center"/>
+          </w:tcPr>
+          <w:p>
+            <w:pPr>
+              <w:jc w:val="center"/>
+              <w:rPr>
+                <w:rFonts w:ascii="Times New Roman" w:eastAsia="標楷體" w:hAnsi="Times New Roman"/>
+              </w:rPr>
+            </w:pPr>
+            <w:r>
+              <w:rPr>
+                <w:rFonts w:ascii="Segoe UI Emoji" w:eastAsia="標楷體" w:hAnsi="Segoe UI Emoji" w:cs="Segoe UI Emoji"/>
+              </w:rPr>
+              <w:t>🟢</w:t>
+            </w:r>
+          </w:p>
+        </w:tc>
+        <w:tc>
+          <w:tcPr>
+            <w:tcW w:w="855" w:type="pct"/>
             <w:vAlign w:val="center"/>
           </w:tcPr>
           <w:p>
@@ -5219,7 +6358,7 @@
         </w:trPr>
         <w:tc>
           <w:tcPr>
-            <w:tcW w:w="2408" w:type="dxa"/>
+            <w:tcW w:w="829" w:type="pct"/>
             <w:vAlign w:val="center"/>
           </w:tcPr>
           <w:p>
@@ -5229,11 +6368,19 @@
                 <w:rFonts w:ascii="Times New Roman" w:eastAsia="標楷體" w:hAnsi="Times New Roman"/>
               </w:rPr>
             </w:pPr>
-            <w:r>
-              <w:rPr>
-                <w:rFonts w:ascii="Times New Roman" w:eastAsia="標楷體" w:hAnsi="Times New Roman" w:hint="eastAsia"/>
-              </w:rPr>
-              <w:t>雙端專屬介面</w:t>
+            <w:proofErr w:type="gramStart"/>
+            <w:r>
+              <w:rPr>
+                <w:rFonts w:ascii="Times New Roman" w:eastAsia="標楷體" w:hAnsi="Times New Roman" w:hint="eastAsia"/>
+              </w:rPr>
+              <w:t>雙端專屬</w:t>
+            </w:r>
+            <w:proofErr w:type="gramEnd"/>
+            <w:r>
+              <w:rPr>
+                <w:rFonts w:ascii="Times New Roman" w:eastAsia="標楷體" w:hAnsi="Times New Roman" w:hint="eastAsia"/>
+              </w:rPr>
+              <w:t>介面</w:t>
             </w:r>
             <w:r>
               <w:rPr>
@@ -5257,7 +6404,7 @@
         </w:tc>
         <w:tc>
           <w:tcPr>
-            <w:tcW w:w="2409" w:type="dxa"/>
+            <w:tcW w:w="829" w:type="pct"/>
             <w:vAlign w:val="center"/>
           </w:tcPr>
           <w:p>
@@ -5277,7 +6424,7 @@
         </w:tc>
         <w:tc>
           <w:tcPr>
-            <w:tcW w:w="2408" w:type="dxa"/>
+            <w:tcW w:w="829" w:type="pct"/>
             <w:vAlign w:val="center"/>
           </w:tcPr>
           <w:p>
@@ -5297,7 +6444,7 @@
         </w:tc>
         <w:tc>
           <w:tcPr>
-            <w:tcW w:w="2409" w:type="dxa"/>
+            <w:tcW w:w="829" w:type="pct"/>
             <w:vAlign w:val="center"/>
           </w:tcPr>
           <w:p>
@@ -5307,11 +6454,19 @@
                 <w:rFonts w:ascii="Times New Roman" w:eastAsia="標楷體" w:hAnsi="Times New Roman"/>
               </w:rPr>
             </w:pPr>
-            <w:r>
-              <w:rPr>
-                <w:rFonts w:ascii="Times New Roman" w:eastAsia="標楷體" w:hAnsi="Times New Roman" w:hint="eastAsia"/>
-              </w:rPr>
-              <w:t>家屬可綁定同款</w:t>
+            <w:proofErr w:type="gramStart"/>
+            <w:r>
+              <w:rPr>
+                <w:rFonts w:ascii="Times New Roman" w:eastAsia="標楷體" w:hAnsi="Times New Roman" w:hint="eastAsia"/>
+              </w:rPr>
+              <w:t>家屬可綁定</w:t>
+            </w:r>
+            <w:proofErr w:type="gramEnd"/>
+            <w:r>
+              <w:rPr>
+                <w:rFonts w:ascii="Times New Roman" w:eastAsia="標楷體" w:hAnsi="Times New Roman" w:hint="eastAsia"/>
+              </w:rPr>
+              <w:t>同款</w:t>
             </w:r>
             <w:r>
               <w:rPr>
@@ -5324,6 +6479,50 @@
                 <w:rFonts w:ascii="Times New Roman" w:eastAsia="標楷體" w:hAnsi="Times New Roman" w:hint="eastAsia"/>
               </w:rPr>
               <w:t>從旁觀測</w:t>
+            </w:r>
+          </w:p>
+        </w:tc>
+        <w:tc>
+          <w:tcPr>
+            <w:tcW w:w="828" w:type="pct"/>
+            <w:vAlign w:val="center"/>
+          </w:tcPr>
+          <w:p>
+            <w:pPr>
+              <w:jc w:val="center"/>
+              <w:rPr>
+                <w:rFonts w:ascii="Times New Roman" w:eastAsia="標楷體" w:hAnsi="Times New Roman" w:hint="eastAsia"/>
+                <w:b/>
+                <w:bCs/>
+              </w:rPr>
+            </w:pPr>
+            <w:r>
+              <w:rPr>
+                <w:rFonts w:ascii="Segoe UI Emoji" w:eastAsia="標楷體" w:hAnsi="Segoe UI Emoji" w:cs="Segoe UI Emoji"/>
+                <w:b/>
+                <w:bCs/>
+              </w:rPr>
+              <w:t>🟢</w:t>
+            </w:r>
+          </w:p>
+        </w:tc>
+        <w:tc>
+          <w:tcPr>
+            <w:tcW w:w="855" w:type="pct"/>
+            <w:vAlign w:val="center"/>
+          </w:tcPr>
+          <w:p>
+            <w:pPr>
+              <w:jc w:val="center"/>
+              <w:rPr>
+                <w:rFonts w:ascii="Times New Roman" w:eastAsia="標楷體" w:hAnsi="Times New Roman" w:hint="eastAsia"/>
+              </w:rPr>
+            </w:pPr>
+            <w:r>
+              <w:rPr>
+                <w:rFonts w:ascii="Times New Roman" w:eastAsia="標楷體" w:hAnsi="Times New Roman"/>
+              </w:rPr>
+              <w:t>僅提供家屬共用平台，長輩無簡化介面</w:t>
             </w:r>
           </w:p>
         </w:tc>
@@ -5334,7 +6533,7 @@
         </w:trPr>
         <w:tc>
           <w:tcPr>
-            <w:tcW w:w="2408" w:type="dxa"/>
+            <w:tcW w:w="829" w:type="pct"/>
             <w:vAlign w:val="center"/>
           </w:tcPr>
           <w:p>
@@ -5348,13 +6547,27 @@
               <w:rPr>
                 <w:rFonts w:ascii="Times New Roman" w:eastAsia="標楷體" w:hAnsi="Times New Roman" w:hint="eastAsia"/>
               </w:rPr>
-              <w:t>長者無障礙防誤觸大圖示設計</w:t>
+              <w:t>長者無障礙</w:t>
+            </w:r>
+            <w:proofErr w:type="gramStart"/>
+            <w:r>
+              <w:rPr>
+                <w:rFonts w:ascii="Times New Roman" w:eastAsia="標楷體" w:hAnsi="Times New Roman" w:hint="eastAsia"/>
+              </w:rPr>
+              <w:t>防誤觸大</w:t>
+            </w:r>
+            <w:proofErr w:type="gramEnd"/>
+            <w:r>
+              <w:rPr>
+                <w:rFonts w:ascii="Times New Roman" w:eastAsia="標楷體" w:hAnsi="Times New Roman" w:hint="eastAsia"/>
+              </w:rPr>
+              <w:t>圖示設計</w:t>
             </w:r>
           </w:p>
         </w:tc>
         <w:tc>
           <w:tcPr>
-            <w:tcW w:w="2409" w:type="dxa"/>
+            <w:tcW w:w="829" w:type="pct"/>
             <w:vAlign w:val="center"/>
           </w:tcPr>
           <w:p>
@@ -5374,7 +6587,7 @@
         </w:tc>
         <w:tc>
           <w:tcPr>
-            <w:tcW w:w="2408" w:type="dxa"/>
+            <w:tcW w:w="829" w:type="pct"/>
             <w:vAlign w:val="center"/>
           </w:tcPr>
           <w:p>
@@ -5394,7 +6607,7 @@
         </w:tc>
         <w:tc>
           <w:tcPr>
-            <w:tcW w:w="2409" w:type="dxa"/>
+            <w:tcW w:w="829" w:type="pct"/>
             <w:vAlign w:val="center"/>
           </w:tcPr>
           <w:p>
@@ -5421,6 +6634,46 @@
                 <w:rFonts w:ascii="Times New Roman" w:eastAsia="標楷體" w:hAnsi="Times New Roman" w:hint="eastAsia"/>
               </w:rPr>
               <w:t>介面，依賴觸控</w:t>
+            </w:r>
+          </w:p>
+        </w:tc>
+        <w:tc>
+          <w:tcPr>
+            <w:tcW w:w="828" w:type="pct"/>
+            <w:vAlign w:val="center"/>
+          </w:tcPr>
+          <w:p>
+            <w:pPr>
+              <w:jc w:val="center"/>
+              <w:rPr>
+                <w:rFonts w:ascii="Times New Roman" w:eastAsia="標楷體" w:hAnsi="Times New Roman" w:hint="eastAsia"/>
+              </w:rPr>
+            </w:pPr>
+            <w:r>
+              <w:rPr>
+                <w:rFonts w:ascii="Segoe UI Emoji" w:eastAsia="標楷體" w:hAnsi="Segoe UI Emoji" w:cs="Segoe UI Emoji"/>
+              </w:rPr>
+              <w:t>🟢</w:t>
+            </w:r>
+          </w:p>
+        </w:tc>
+        <w:tc>
+          <w:tcPr>
+            <w:tcW w:w="855" w:type="pct"/>
+            <w:vAlign w:val="center"/>
+          </w:tcPr>
+          <w:p>
+            <w:pPr>
+              <w:jc w:val="center"/>
+              <w:rPr>
+                <w:rFonts w:ascii="Times New Roman" w:eastAsia="標楷體" w:hAnsi="Times New Roman" w:hint="eastAsia"/>
+              </w:rPr>
+            </w:pPr>
+            <w:r>
+              <w:rPr>
+                <w:rFonts w:ascii="Segoe UI Emoji" w:eastAsia="標楷體" w:hAnsi="Segoe UI Emoji" w:cs="Segoe UI Emoji"/>
+              </w:rPr>
+              <w:t>❌</w:t>
             </w:r>
           </w:p>
         </w:tc>
@@ -5431,33 +6684,27 @@
         </w:trPr>
         <w:tc>
           <w:tcPr>
-            <w:tcW w:w="2408" w:type="dxa"/>
+            <w:tcW w:w="829" w:type="pct"/>
             <w:vAlign w:val="center"/>
           </w:tcPr>
           <w:p>
             <w:pPr>
               <w:jc w:val="center"/>
               <w:rPr>
-                <w:rFonts w:ascii="Times New Roman" w:eastAsia="標楷體" w:hAnsi="Times New Roman"/>
-              </w:rPr>
-            </w:pPr>
-            <w:r>
-              <w:rPr>
-                <w:rFonts w:ascii="Times New Roman" w:eastAsia="標楷體" w:hAnsi="Times New Roman"/>
-              </w:rPr>
-              <w:t xml:space="preserve">AI </w:t>
-            </w:r>
-            <w:r>
-              <w:rPr>
-                <w:rFonts w:ascii="Times New Roman" w:eastAsia="標楷體" w:hAnsi="Times New Roman" w:hint="eastAsia"/>
-              </w:rPr>
-              <w:t>自動化作息與吃藥排程推播</w:t>
+                <w:rFonts w:ascii="Times New Roman" w:eastAsia="標楷體" w:hAnsi="Times New Roman" w:hint="eastAsia"/>
+              </w:rPr>
+            </w:pPr>
+            <w:r>
+              <w:rPr>
+                <w:rFonts w:ascii="Times New Roman" w:eastAsia="標楷體" w:hAnsi="Times New Roman" w:hint="eastAsia"/>
+              </w:rPr>
+              <w:t>視訊通話與監控</w:t>
             </w:r>
           </w:p>
         </w:tc>
         <w:tc>
           <w:tcPr>
-            <w:tcW w:w="2409" w:type="dxa"/>
+            <w:tcW w:w="829" w:type="pct"/>
             <w:vAlign w:val="center"/>
           </w:tcPr>
           <w:p>
@@ -5477,7 +6724,7 @@
         </w:tc>
         <w:tc>
           <w:tcPr>
-            <w:tcW w:w="2408" w:type="dxa"/>
+            <w:tcW w:w="829" w:type="pct"/>
             <w:vAlign w:val="center"/>
           </w:tcPr>
           <w:p>
@@ -5497,21 +6744,61 @@
         </w:tc>
         <w:tc>
           <w:tcPr>
-            <w:tcW w:w="2409" w:type="dxa"/>
+            <w:tcW w:w="829" w:type="pct"/>
             <w:vAlign w:val="center"/>
           </w:tcPr>
           <w:p>
             <w:pPr>
               <w:jc w:val="center"/>
               <w:rPr>
-                <w:rFonts w:ascii="Times New Roman" w:eastAsia="標楷體" w:hAnsi="Times New Roman"/>
-              </w:rPr>
-            </w:pPr>
-            <w:r>
-              <w:rPr>
-                <w:rFonts w:ascii="Times New Roman" w:eastAsia="標楷體" w:hAnsi="Times New Roman" w:hint="eastAsia"/>
-              </w:rPr>
-              <w:t>需自行手動輸入時間建立提醒</w:t>
+                <w:rFonts w:ascii="Times New Roman" w:eastAsia="標楷體" w:hAnsi="Times New Roman" w:hint="eastAsia"/>
+              </w:rPr>
+            </w:pPr>
+            <w:r>
+              <w:rPr>
+                <w:rFonts w:ascii="Segoe UI Emoji" w:eastAsia="標楷體" w:hAnsi="Segoe UI Emoji" w:cs="Segoe UI Emoji"/>
+              </w:rPr>
+              <w:t>❌</w:t>
+            </w:r>
+          </w:p>
+        </w:tc>
+        <w:tc>
+          <w:tcPr>
+            <w:tcW w:w="828" w:type="pct"/>
+            <w:vAlign w:val="center"/>
+          </w:tcPr>
+          <w:p>
+            <w:pPr>
+              <w:jc w:val="center"/>
+              <w:rPr>
+                <w:rFonts w:ascii="Times New Roman" w:eastAsia="標楷體" w:hAnsi="Times New Roman"/>
+              </w:rPr>
+            </w:pPr>
+            <w:r>
+              <w:rPr>
+                <w:rFonts w:ascii="Segoe UI Emoji" w:eastAsia="標楷體" w:hAnsi="Segoe UI Emoji" w:cs="Segoe UI Emoji"/>
+              </w:rPr>
+              <w:t>❌</w:t>
+            </w:r>
+          </w:p>
+        </w:tc>
+        <w:tc>
+          <w:tcPr>
+            <w:tcW w:w="855" w:type="pct"/>
+            <w:vAlign w:val="center"/>
+          </w:tcPr>
+          <w:p>
+            <w:pPr>
+              <w:jc w:val="center"/>
+              <w:rPr>
+                <w:rFonts w:ascii="Times New Roman" w:eastAsia="標楷體" w:hAnsi="Times New Roman"/>
+              </w:rPr>
+            </w:pPr>
+            <w:r>
+              <w:rPr>
+                <w:rFonts w:ascii="Segoe UI Emoji" w:eastAsia="標楷體" w:hAnsi="Segoe UI Emoji" w:cs="Segoe UI Emoji"/>
+              </w:rPr>
+              <w:t>❌</w:t>
             </w:r>
           </w:p>
         </w:tc>
@@ -5522,7 +6809,7 @@
         </w:trPr>
         <w:tc>
           <w:tcPr>
-            <w:tcW w:w="2408" w:type="dxa"/>
+            <w:tcW w:w="829" w:type="pct"/>
             <w:vAlign w:val="center"/>
           </w:tcPr>
           <w:p>
@@ -5534,15 +6821,22 @@
             </w:pPr>
             <w:r>
               <w:rPr>
-                <w:rFonts w:ascii="Times New Roman" w:eastAsia="標楷體" w:hAnsi="Times New Roman" w:hint="eastAsia"/>
-              </w:rPr>
-              <w:t>生理測量數據與護理紀錄檢視</w:t>
+                <w:rFonts w:ascii="Times New Roman" w:eastAsia="標楷體" w:hAnsi="Times New Roman"/>
+              </w:rPr>
+              <w:lastRenderedPageBreak/>
+              <w:t xml:space="preserve">AI </w:t>
+            </w:r>
+            <w:r>
+              <w:rPr>
+                <w:rFonts w:ascii="Times New Roman" w:eastAsia="標楷體" w:hAnsi="Times New Roman" w:hint="eastAsia"/>
+              </w:rPr>
+              <w:t>自動化作息與吃藥排程推播</w:t>
             </w:r>
           </w:p>
         </w:tc>
         <w:tc>
           <w:tcPr>
-            <w:tcW w:w="2409" w:type="dxa"/>
+            <w:tcW w:w="829" w:type="pct"/>
             <w:vAlign w:val="center"/>
           </w:tcPr>
           <w:p>
@@ -5556,13 +6850,13 @@
               <w:rPr>
                 <w:rFonts w:ascii="Segoe UI Emoji" w:eastAsia="標楷體" w:hAnsi="Segoe UI Emoji" w:cs="Segoe UI Emoji"/>
               </w:rPr>
-              <w:t>❌</w:t>
+              <w:t>🟢</w:t>
             </w:r>
           </w:p>
         </w:tc>
         <w:tc>
           <w:tcPr>
-            <w:tcW w:w="2408" w:type="dxa"/>
+            <w:tcW w:w="829" w:type="pct"/>
             <w:vAlign w:val="center"/>
           </w:tcPr>
           <w:p>
@@ -5576,13 +6870,13 @@
               <w:rPr>
                 <w:rFonts w:ascii="Segoe UI Emoji" w:eastAsia="標楷體" w:hAnsi="Segoe UI Emoji" w:cs="Segoe UI Emoji"/>
               </w:rPr>
-              <w:t>🟢</w:t>
+              <w:t>❌</w:t>
             </w:r>
           </w:p>
         </w:tc>
         <w:tc>
           <w:tcPr>
-            <w:tcW w:w="2409" w:type="dxa"/>
+            <w:tcW w:w="829" w:type="pct"/>
             <w:vAlign w:val="center"/>
           </w:tcPr>
           <w:p>
@@ -5594,20 +6888,60 @@
             </w:pPr>
             <w:r>
               <w:rPr>
+                <w:rFonts w:ascii="Times New Roman" w:eastAsia="標楷體" w:hAnsi="Times New Roman" w:hint="eastAsia"/>
+              </w:rPr>
+              <w:t>需自行手動輸入時間建立提醒</w:t>
+            </w:r>
+          </w:p>
+        </w:tc>
+        <w:tc>
+          <w:tcPr>
+            <w:tcW w:w="828" w:type="pct"/>
+            <w:vAlign w:val="center"/>
+          </w:tcPr>
+          <w:p>
+            <w:pPr>
+              <w:jc w:val="center"/>
+              <w:rPr>
+                <w:rFonts w:ascii="Times New Roman" w:eastAsia="標楷體" w:hAnsi="Times New Roman" w:hint="eastAsia"/>
+              </w:rPr>
+            </w:pPr>
+            <w:r>
+              <w:rPr>
                 <w:rFonts w:ascii="Segoe UI Emoji" w:eastAsia="標楷體" w:hAnsi="Segoe UI Emoji" w:cs="Segoe UI Emoji"/>
               </w:rPr>
               <w:t>🟢</w:t>
+            </w:r>
+          </w:p>
+        </w:tc>
+        <w:tc>
+          <w:tcPr>
+            <w:tcW w:w="855" w:type="pct"/>
+            <w:vAlign w:val="center"/>
+          </w:tcPr>
+          <w:p>
+            <w:pPr>
+              <w:jc w:val="center"/>
+              <w:rPr>
+                <w:rFonts w:ascii="Times New Roman" w:eastAsia="標楷體" w:hAnsi="Times New Roman" w:hint="eastAsia"/>
+              </w:rPr>
+            </w:pPr>
+            <w:r>
+              <w:rPr>
+                <w:rFonts w:ascii="Times New Roman" w:eastAsia="標楷體" w:hAnsi="Times New Roman"/>
+              </w:rPr>
+              <w:t>需由家屬手動建立共用行事曆提醒</w:t>
             </w:r>
           </w:p>
         </w:tc>
       </w:tr>
       <w:tr>
         <w:trPr>
-          <w:trHeight w:val="945"/>
+          <w:trHeight w:val="1080"/>
         </w:trPr>
         <w:tc>
           <w:tcPr>
-            <w:tcW w:w="2408" w:type="dxa"/>
+            <w:tcW w:w="829" w:type="pct"/>
             <w:vAlign w:val="center"/>
           </w:tcPr>
           <w:p>
@@ -5621,43 +6955,13 @@
               <w:rPr>
                 <w:rFonts w:ascii="Times New Roman" w:eastAsia="標楷體" w:hAnsi="Times New Roman" w:hint="eastAsia"/>
               </w:rPr>
-              <w:t>機構</w:t>
-            </w:r>
-            <w:r>
-              <w:rPr>
-                <w:rFonts w:ascii="Times New Roman" w:eastAsia="標楷體" w:hAnsi="Times New Roman" w:hint="eastAsia"/>
-              </w:rPr>
-              <w:t>/</w:t>
-            </w:r>
-            <w:r>
-              <w:rPr>
-                <w:rFonts w:ascii="Times New Roman" w:eastAsia="標楷體" w:hAnsi="Times New Roman" w:hint="eastAsia"/>
-              </w:rPr>
-              <w:t>醫療雙向通訊</w:t>
-            </w:r>
-            <w:r>
-              <w:rPr>
-                <w:rFonts w:ascii="Times New Roman" w:eastAsia="標楷體" w:hAnsi="Times New Roman" w:hint="eastAsia"/>
-              </w:rPr>
-              <w:t xml:space="preserve"> (</w:t>
-            </w:r>
-            <w:r>
-              <w:rPr>
-                <w:rFonts w:ascii="Times New Roman" w:eastAsia="標楷體" w:hAnsi="Times New Roman" w:hint="eastAsia"/>
-              </w:rPr>
-              <w:t>電子聯絡簿</w:t>
-            </w:r>
-            <w:r>
-              <w:rPr>
-                <w:rFonts w:ascii="Times New Roman" w:eastAsia="標楷體" w:hAnsi="Times New Roman" w:hint="eastAsia"/>
-              </w:rPr>
-              <w:t>)</w:t>
+              <w:t>生理測量數據與護理紀錄檢視</w:t>
             </w:r>
           </w:p>
         </w:tc>
         <w:tc>
           <w:tcPr>
-            <w:tcW w:w="2409" w:type="dxa"/>
+            <w:tcW w:w="829" w:type="pct"/>
             <w:vAlign w:val="center"/>
           </w:tcPr>
           <w:p>
@@ -5669,27 +6973,15 @@
             </w:pPr>
             <w:r>
               <w:rPr>
-                <w:rFonts w:ascii="Times New Roman" w:eastAsia="標楷體" w:hAnsi="Times New Roman" w:hint="eastAsia"/>
-              </w:rPr>
-              <w:t>留待長期</w:t>
-            </w:r>
-            <w:r>
-              <w:rPr>
-                <w:rFonts w:ascii="Times New Roman" w:eastAsia="標楷體" w:hAnsi="Times New Roman" w:hint="eastAsia"/>
-              </w:rPr>
-              <w:t xml:space="preserve"> B </w:t>
-            </w:r>
-            <w:r>
-              <w:rPr>
-                <w:rFonts w:ascii="Times New Roman" w:eastAsia="標楷體" w:hAnsi="Times New Roman" w:hint="eastAsia"/>
-              </w:rPr>
-              <w:t>端擴充</w:t>
+                <w:rFonts w:ascii="Segoe UI Emoji" w:eastAsia="標楷體" w:hAnsi="Segoe UI Emoji" w:cs="Segoe UI Emoji"/>
+              </w:rPr>
+              <w:t>❌</w:t>
             </w:r>
           </w:p>
         </w:tc>
         <w:tc>
           <w:tcPr>
-            <w:tcW w:w="2408" w:type="dxa"/>
+            <w:tcW w:w="829" w:type="pct"/>
             <w:vAlign w:val="center"/>
           </w:tcPr>
           <w:p>
@@ -5701,15 +6993,15 @@
             </w:pPr>
             <w:r>
               <w:rPr>
-                <w:rFonts w:ascii="Times New Roman" w:eastAsia="標楷體" w:hAnsi="Times New Roman" w:hint="eastAsia"/>
-              </w:rPr>
-              <w:t>透過留言板與機構護理師溝通</w:t>
+                <w:rFonts w:ascii="Segoe UI Emoji" w:eastAsia="標楷體" w:hAnsi="Segoe UI Emoji" w:cs="Segoe UI Emoji"/>
+              </w:rPr>
+              <w:t>🟢</w:t>
             </w:r>
           </w:p>
         </w:tc>
         <w:tc>
           <w:tcPr>
-            <w:tcW w:w="2409" w:type="dxa"/>
+            <w:tcW w:w="829" w:type="pct"/>
             <w:vAlign w:val="center"/>
           </w:tcPr>
           <w:p>
@@ -5721,20 +7013,58 @@
             </w:pPr>
             <w:r>
               <w:rPr>
-                <w:rFonts w:ascii="Times New Roman" w:eastAsia="標楷體" w:hAnsi="Times New Roman" w:hint="eastAsia"/>
-              </w:rPr>
-              <w:t>可付費或與特定合作診所連線</w:t>
+                <w:rFonts w:ascii="Segoe UI Emoji" w:eastAsia="標楷體" w:hAnsi="Segoe UI Emoji" w:cs="Segoe UI Emoji"/>
+              </w:rPr>
+              <w:t>🟢</w:t>
+            </w:r>
+          </w:p>
+        </w:tc>
+        <w:tc>
+          <w:tcPr>
+            <w:tcW w:w="828" w:type="pct"/>
+          </w:tcPr>
+          <w:p>
+            <w:pPr>
+              <w:jc w:val="center"/>
+              <w:rPr>
+                <w:rFonts w:ascii="Times New Roman" w:eastAsia="標楷體" w:hAnsi="Times New Roman"/>
+              </w:rPr>
+            </w:pPr>
+            <w:r>
+              <w:rPr>
+                <w:rFonts w:ascii="Segoe UI Emoji" w:eastAsia="標楷體" w:hAnsi="Segoe UI Emoji" w:cs="Segoe UI Emoji"/>
+              </w:rPr>
+              <w:t>❌</w:t>
+            </w:r>
+          </w:p>
+        </w:tc>
+        <w:tc>
+          <w:tcPr>
+            <w:tcW w:w="855" w:type="pct"/>
+          </w:tcPr>
+          <w:p>
+            <w:pPr>
+              <w:jc w:val="center"/>
+              <w:rPr>
+                <w:rFonts w:ascii="Times New Roman" w:eastAsia="標楷體" w:hAnsi="Times New Roman"/>
+              </w:rPr>
+            </w:pPr>
+            <w:r>
+              <w:rPr>
+                <w:rFonts w:ascii="Segoe UI Emoji" w:eastAsia="標楷體" w:hAnsi="Segoe UI Emoji" w:cs="Segoe UI Emoji"/>
+              </w:rPr>
+              <w:t>❌</w:t>
             </w:r>
           </w:p>
         </w:tc>
       </w:tr>
       <w:tr>
         <w:trPr>
-          <w:trHeight w:val="945"/>
+          <w:trHeight w:val="1080"/>
         </w:trPr>
         <w:tc>
           <w:tcPr>
-            <w:tcW w:w="2408" w:type="dxa"/>
+            <w:tcW w:w="829" w:type="pct"/>
             <w:vAlign w:val="center"/>
           </w:tcPr>
           <w:p>
@@ -5746,21 +7076,45 @@
             </w:pPr>
             <w:r>
               <w:rPr>
-                <w:rFonts w:ascii="Times New Roman" w:eastAsia="標楷體" w:hAnsi="Times New Roman"/>
-              </w:rPr>
-              <w:t xml:space="preserve">AI </w:t>
-            </w:r>
-            <w:r>
-              <w:rPr>
-                <w:rFonts w:ascii="Times New Roman" w:eastAsia="標楷體" w:hAnsi="Times New Roman" w:hint="eastAsia"/>
-              </w:rPr>
-              <w:t>擬真自然語音對話陪伴</w:t>
+                <w:rFonts w:ascii="Times New Roman" w:eastAsia="標楷體" w:hAnsi="Times New Roman" w:hint="eastAsia"/>
+              </w:rPr>
+              <w:t>機構</w:t>
+            </w:r>
+            <w:r>
+              <w:rPr>
+                <w:rFonts w:ascii="Times New Roman" w:eastAsia="標楷體" w:hAnsi="Times New Roman" w:hint="eastAsia"/>
+              </w:rPr>
+              <w:t>/</w:t>
+            </w:r>
+            <w:r>
+              <w:rPr>
+                <w:rFonts w:ascii="Times New Roman" w:eastAsia="標楷體" w:hAnsi="Times New Roman" w:hint="eastAsia"/>
+              </w:rPr>
+              <w:t>醫療雙向通訊</w:t>
+            </w:r>
+            <w:r>
+              <w:rPr>
+                <w:rFonts w:ascii="Times New Roman" w:eastAsia="標楷體" w:hAnsi="Times New Roman" w:hint="eastAsia"/>
+              </w:rPr>
+              <w:t xml:space="preserve"> (</w:t>
+            </w:r>
+            <w:r>
+              <w:rPr>
+                <w:rFonts w:ascii="Times New Roman" w:eastAsia="標楷體" w:hAnsi="Times New Roman" w:hint="eastAsia"/>
+              </w:rPr>
+              <w:t>電子聯絡簿</w:t>
+            </w:r>
+            <w:r>
+              <w:rPr>
+                <w:rFonts w:ascii="Times New Roman" w:eastAsia="標楷體" w:hAnsi="Times New Roman" w:hint="eastAsia"/>
+              </w:rPr>
+              <w:t>)</w:t>
             </w:r>
           </w:p>
         </w:tc>
         <w:tc>
           <w:tcPr>
-            <w:tcW w:w="2409" w:type="dxa"/>
+            <w:tcW w:w="829" w:type="pct"/>
             <w:vAlign w:val="center"/>
           </w:tcPr>
           <w:p>
@@ -5772,15 +7126,27 @@
             </w:pPr>
             <w:r>
               <w:rPr>
-                <w:rFonts w:ascii="Segoe UI Emoji" w:eastAsia="標楷體" w:hAnsi="Segoe UI Emoji" w:cs="Segoe UI Emoji"/>
-              </w:rPr>
-              <w:t>🟢</w:t>
+                <w:rFonts w:ascii="Times New Roman" w:eastAsia="標楷體" w:hAnsi="Times New Roman" w:hint="eastAsia"/>
+              </w:rPr>
+              <w:t>留待長期</w:t>
+            </w:r>
+            <w:r>
+              <w:rPr>
+                <w:rFonts w:ascii="Times New Roman" w:eastAsia="標楷體" w:hAnsi="Times New Roman" w:hint="eastAsia"/>
+              </w:rPr>
+              <w:t xml:space="preserve"> B </w:t>
+            </w:r>
+            <w:r>
+              <w:rPr>
+                <w:rFonts w:ascii="Times New Roman" w:eastAsia="標楷體" w:hAnsi="Times New Roman" w:hint="eastAsia"/>
+              </w:rPr>
+              <w:t>端擴充</w:t>
             </w:r>
           </w:p>
         </w:tc>
         <w:tc>
           <w:tcPr>
-            <w:tcW w:w="2408" w:type="dxa"/>
+            <w:tcW w:w="829" w:type="pct"/>
             <w:vAlign w:val="center"/>
           </w:tcPr>
           <w:p>
@@ -5792,15 +7158,15 @@
             </w:pPr>
             <w:r>
               <w:rPr>
-                <w:rFonts w:ascii="Segoe UI Emoji" w:eastAsia="標楷體" w:hAnsi="Segoe UI Emoji" w:cs="Segoe UI Emoji"/>
-              </w:rPr>
-              <w:t>❌</w:t>
+                <w:rFonts w:ascii="Times New Roman" w:eastAsia="標楷體" w:hAnsi="Times New Roman" w:hint="eastAsia"/>
+              </w:rPr>
+              <w:t>透過留言板與機構護理師溝通</w:t>
             </w:r>
           </w:p>
         </w:tc>
         <w:tc>
           <w:tcPr>
-            <w:tcW w:w="2409" w:type="dxa"/>
+            <w:tcW w:w="829" w:type="pct"/>
             <w:vAlign w:val="center"/>
           </w:tcPr>
           <w:p>
@@ -5808,6 +7174,44 @@
               <w:jc w:val="center"/>
               <w:rPr>
                 <w:rFonts w:ascii="Times New Roman" w:eastAsia="標楷體" w:hAnsi="Times New Roman"/>
+              </w:rPr>
+            </w:pPr>
+            <w:r>
+              <w:rPr>
+                <w:rFonts w:ascii="Times New Roman" w:eastAsia="標楷體" w:hAnsi="Times New Roman" w:hint="eastAsia"/>
+              </w:rPr>
+              <w:t>可付費或與特定合作診所連線</w:t>
+            </w:r>
+          </w:p>
+        </w:tc>
+        <w:tc>
+          <w:tcPr>
+            <w:tcW w:w="828" w:type="pct"/>
+          </w:tcPr>
+          <w:p>
+            <w:pPr>
+              <w:jc w:val="center"/>
+              <w:rPr>
+                <w:rFonts w:ascii="Times New Roman" w:eastAsia="標楷體" w:hAnsi="Times New Roman" w:hint="eastAsia"/>
+              </w:rPr>
+            </w:pPr>
+            <w:r>
+              <w:rPr>
+                <w:rFonts w:ascii="Segoe UI Emoji" w:eastAsia="標楷體" w:hAnsi="Segoe UI Emoji" w:cs="Segoe UI Emoji"/>
+              </w:rPr>
+              <w:t>❌</w:t>
+            </w:r>
+          </w:p>
+        </w:tc>
+        <w:tc>
+          <w:tcPr>
+            <w:tcW w:w="855" w:type="pct"/>
+          </w:tcPr>
+          <w:p>
+            <w:pPr>
+              <w:jc w:val="center"/>
+              <w:rPr>
+                <w:rFonts w:ascii="Times New Roman" w:eastAsia="標楷體" w:hAnsi="Times New Roman" w:hint="eastAsia"/>
               </w:rPr>
             </w:pPr>
             <w:r>
@@ -5821,11 +7225,11 @@
       </w:tr>
       <w:tr>
         <w:trPr>
-          <w:trHeight w:val="945"/>
+          <w:trHeight w:val="1080"/>
         </w:trPr>
         <w:tc>
           <w:tcPr>
-            <w:tcW w:w="2408" w:type="dxa"/>
+            <w:tcW w:w="829" w:type="pct"/>
             <w:vAlign w:val="center"/>
           </w:tcPr>
           <w:p>
@@ -5837,15 +7241,21 @@
             </w:pPr>
             <w:r>
               <w:rPr>
-                <w:rFonts w:ascii="Times New Roman" w:eastAsia="標楷體" w:hAnsi="Times New Roman" w:hint="eastAsia"/>
-              </w:rPr>
-              <w:t>長者潛在情緒與語意洞察報告</w:t>
+                <w:rFonts w:ascii="Times New Roman" w:eastAsia="標楷體" w:hAnsi="Times New Roman"/>
+              </w:rPr>
+              <w:t xml:space="preserve">AI </w:t>
+            </w:r>
+            <w:r>
+              <w:rPr>
+                <w:rFonts w:ascii="Times New Roman" w:eastAsia="標楷體" w:hAnsi="Times New Roman" w:hint="eastAsia"/>
+              </w:rPr>
+              <w:t>擬真自然語音對話陪伴</w:t>
             </w:r>
           </w:p>
         </w:tc>
         <w:tc>
           <w:tcPr>
-            <w:tcW w:w="2409" w:type="dxa"/>
+            <w:tcW w:w="829" w:type="pct"/>
             <w:vAlign w:val="center"/>
           </w:tcPr>
           <w:p>
@@ -5865,7 +7275,7 @@
         </w:tc>
         <w:tc>
           <w:tcPr>
-            <w:tcW w:w="2408" w:type="dxa"/>
+            <w:tcW w:w="829" w:type="pct"/>
             <w:vAlign w:val="center"/>
           </w:tcPr>
           <w:p>
@@ -5879,14 +7289,52 @@
               <w:rPr>
                 <w:rFonts w:ascii="Segoe UI Emoji" w:eastAsia="標楷體" w:hAnsi="Segoe UI Emoji" w:cs="Segoe UI Emoji"/>
               </w:rPr>
-              <w:t>🟢</w:t>
+              <w:t>❌</w:t>
             </w:r>
           </w:p>
         </w:tc>
         <w:tc>
           <w:tcPr>
-            <w:tcW w:w="2409" w:type="dxa"/>
+            <w:tcW w:w="829" w:type="pct"/>
             <w:vAlign w:val="center"/>
+          </w:tcPr>
+          <w:p>
+            <w:pPr>
+              <w:jc w:val="center"/>
+              <w:rPr>
+                <w:rFonts w:ascii="Times New Roman" w:eastAsia="標楷體" w:hAnsi="Times New Roman"/>
+              </w:rPr>
+            </w:pPr>
+            <w:r>
+              <w:rPr>
+                <w:rFonts w:ascii="Segoe UI Emoji" w:eastAsia="標楷體" w:hAnsi="Segoe UI Emoji" w:cs="Segoe UI Emoji"/>
+              </w:rPr>
+              <w:t>❌</w:t>
+            </w:r>
+          </w:p>
+        </w:tc>
+        <w:tc>
+          <w:tcPr>
+            <w:tcW w:w="828" w:type="pct"/>
+          </w:tcPr>
+          <w:p>
+            <w:pPr>
+              <w:jc w:val="center"/>
+              <w:rPr>
+                <w:rFonts w:ascii="Times New Roman" w:eastAsia="標楷體" w:hAnsi="Times New Roman"/>
+              </w:rPr>
+            </w:pPr>
+            <w:r>
+              <w:rPr>
+                <w:rFonts w:ascii="Segoe UI Emoji" w:eastAsia="標楷體" w:hAnsi="Segoe UI Emoji" w:cs="Segoe UI Emoji"/>
+              </w:rPr>
+              <w:t>🟢</w:t>
+            </w:r>
+          </w:p>
+        </w:tc>
+        <w:tc>
+          <w:tcPr>
+            <w:tcW w:w="855" w:type="pct"/>
           </w:tcPr>
           <w:p>
             <w:pPr>
@@ -5906,11 +7354,11 @@
       </w:tr>
       <w:tr>
         <w:trPr>
-          <w:trHeight w:val="945"/>
+          <w:trHeight w:val="1080"/>
         </w:trPr>
         <w:tc>
           <w:tcPr>
-            <w:tcW w:w="2408" w:type="dxa"/>
+            <w:tcW w:w="829" w:type="pct"/>
             <w:vAlign w:val="center"/>
           </w:tcPr>
           <w:p>
@@ -5924,14 +7372,13 @@
               <w:rPr>
                 <w:rFonts w:ascii="Times New Roman" w:eastAsia="標楷體" w:hAnsi="Times New Roman" w:hint="eastAsia"/>
               </w:rPr>
-              <w:lastRenderedPageBreak/>
-              <w:t>長者生活動態與照片檢視</w:t>
+              <w:t>長者潛在情緒與語意洞察報告</w:t>
             </w:r>
           </w:p>
         </w:tc>
         <w:tc>
           <w:tcPr>
-            <w:tcW w:w="2409" w:type="dxa"/>
+            <w:tcW w:w="829" w:type="pct"/>
             <w:vAlign w:val="center"/>
           </w:tcPr>
           <w:p>
@@ -5943,15 +7390,15 @@
             </w:pPr>
             <w:r>
               <w:rPr>
-                <w:rFonts w:ascii="Times New Roman" w:eastAsia="標楷體" w:hAnsi="Times New Roman" w:hint="eastAsia"/>
-              </w:rPr>
-              <w:t>透過家屬群組共享</w:t>
+                <w:rFonts w:ascii="Segoe UI Emoji" w:eastAsia="標楷體" w:hAnsi="Segoe UI Emoji" w:cs="Segoe UI Emoji"/>
+              </w:rPr>
+              <w:t>🟢</w:t>
             </w:r>
           </w:p>
         </w:tc>
         <w:tc>
           <w:tcPr>
-            <w:tcW w:w="2408" w:type="dxa"/>
+            <w:tcW w:w="829" w:type="pct"/>
             <w:vAlign w:val="center"/>
           </w:tcPr>
           <w:p>
@@ -5971,8 +7418,46 @@
         </w:tc>
         <w:tc>
           <w:tcPr>
-            <w:tcW w:w="2409" w:type="dxa"/>
+            <w:tcW w:w="829" w:type="pct"/>
             <w:vAlign w:val="center"/>
+          </w:tcPr>
+          <w:p>
+            <w:pPr>
+              <w:jc w:val="center"/>
+              <w:rPr>
+                <w:rFonts w:ascii="Times New Roman" w:eastAsia="標楷體" w:hAnsi="Times New Roman"/>
+              </w:rPr>
+            </w:pPr>
+            <w:r>
+              <w:rPr>
+                <w:rFonts w:ascii="Segoe UI Emoji" w:eastAsia="標楷體" w:hAnsi="Segoe UI Emoji" w:cs="Segoe UI Emoji"/>
+              </w:rPr>
+              <w:t>❌</w:t>
+            </w:r>
+          </w:p>
+        </w:tc>
+        <w:tc>
+          <w:tcPr>
+            <w:tcW w:w="828" w:type="pct"/>
+          </w:tcPr>
+          <w:p>
+            <w:pPr>
+              <w:jc w:val="center"/>
+              <w:rPr>
+                <w:rFonts w:ascii="Times New Roman" w:eastAsia="標楷體" w:hAnsi="Times New Roman"/>
+              </w:rPr>
+            </w:pPr>
+            <w:r>
+              <w:rPr>
+                <w:rFonts w:ascii="Segoe UI Emoji" w:eastAsia="標楷體" w:hAnsi="Segoe UI Emoji" w:cs="Segoe UI Emoji"/>
+              </w:rPr>
+              <w:t>❌</w:t>
+            </w:r>
+          </w:p>
+        </w:tc>
+        <w:tc>
+          <w:tcPr>
+            <w:tcW w:w="855" w:type="pct"/>
           </w:tcPr>
           <w:p>
             <w:pPr>
@@ -5992,11 +7477,11 @@
       </w:tr>
       <w:tr>
         <w:trPr>
-          <w:trHeight w:val="945"/>
+          <w:trHeight w:val="1080"/>
         </w:trPr>
         <w:tc>
           <w:tcPr>
-            <w:tcW w:w="2408" w:type="dxa"/>
+            <w:tcW w:w="829" w:type="pct"/>
             <w:vAlign w:val="center"/>
           </w:tcPr>
           <w:p>
@@ -6010,19 +7495,13 @@
               <w:rPr>
                 <w:rFonts w:ascii="Times New Roman" w:eastAsia="標楷體" w:hAnsi="Times New Roman" w:hint="eastAsia"/>
               </w:rPr>
-              <w:t>趣味養成與虛擬成就</w:t>
-            </w:r>
-            <w:r>
-              <w:rPr>
-                <w:rFonts w:ascii="Times New Roman" w:eastAsia="標楷體" w:hAnsi="Times New Roman"/>
-              </w:rPr>
-              <w:t xml:space="preserve"> </w:t>
+              <w:t>長者生活動態與照片檢視</w:t>
             </w:r>
           </w:p>
         </w:tc>
         <w:tc>
           <w:tcPr>
-            <w:tcW w:w="2409" w:type="dxa"/>
+            <w:tcW w:w="829" w:type="pct"/>
             <w:vAlign w:val="center"/>
           </w:tcPr>
           <w:p>
@@ -6034,15 +7513,15 @@
             </w:pPr>
             <w:r>
               <w:rPr>
-                <w:rFonts w:ascii="Segoe UI Emoji" w:eastAsia="標楷體" w:hAnsi="Segoe UI Emoji" w:cs="Segoe UI Emoji"/>
-              </w:rPr>
-              <w:t>🟢</w:t>
+                <w:rFonts w:ascii="Times New Roman" w:eastAsia="標楷體" w:hAnsi="Times New Roman" w:hint="eastAsia"/>
+              </w:rPr>
+              <w:t>透過家屬群組共享</w:t>
             </w:r>
           </w:p>
         </w:tc>
         <w:tc>
           <w:tcPr>
-            <w:tcW w:w="2408" w:type="dxa"/>
+            <w:tcW w:w="829" w:type="pct"/>
             <w:vAlign w:val="center"/>
           </w:tcPr>
           <w:p>
@@ -6056,14 +7535,181 @@
               <w:rPr>
                 <w:rFonts w:ascii="Segoe UI Emoji" w:eastAsia="標楷體" w:hAnsi="Segoe UI Emoji" w:cs="Segoe UI Emoji"/>
               </w:rPr>
-              <w:t>❌</w:t>
+              <w:t>🟢</w:t>
             </w:r>
           </w:p>
         </w:tc>
         <w:tc>
           <w:tcPr>
-            <w:tcW w:w="2409" w:type="dxa"/>
+            <w:tcW w:w="829" w:type="pct"/>
             <w:vAlign w:val="center"/>
+          </w:tcPr>
+          <w:p>
+            <w:pPr>
+              <w:jc w:val="center"/>
+              <w:rPr>
+                <w:rFonts w:ascii="Times New Roman" w:eastAsia="標楷體" w:hAnsi="Times New Roman"/>
+              </w:rPr>
+            </w:pPr>
+            <w:r>
+              <w:rPr>
+                <w:rFonts w:ascii="Segoe UI Emoji" w:eastAsia="標楷體" w:hAnsi="Segoe UI Emoji" w:cs="Segoe UI Emoji"/>
+              </w:rPr>
+              <w:t>❌</w:t>
+            </w:r>
+          </w:p>
+        </w:tc>
+        <w:tc>
+          <w:tcPr>
+            <w:tcW w:w="828" w:type="pct"/>
+          </w:tcPr>
+          <w:p>
+            <w:pPr>
+              <w:jc w:val="center"/>
+              <w:rPr>
+                <w:rFonts w:ascii="Times New Roman" w:eastAsia="標楷體" w:hAnsi="Times New Roman"/>
+              </w:rPr>
+            </w:pPr>
+            <w:r>
+              <w:rPr>
+                <w:rFonts w:ascii="Times New Roman" w:eastAsia="標楷體" w:hAnsi="Times New Roman"/>
+              </w:rPr>
+              <w:t>家屬單向傳送照片至長輩設備</w:t>
+            </w:r>
+          </w:p>
+        </w:tc>
+        <w:tc>
+          <w:tcPr>
+            <w:tcW w:w="855" w:type="pct"/>
+          </w:tcPr>
+          <w:p>
+            <w:pPr>
+              <w:jc w:val="center"/>
+              <w:rPr>
+                <w:rFonts w:ascii="Times New Roman" w:eastAsia="標楷體" w:hAnsi="Times New Roman"/>
+              </w:rPr>
+            </w:pPr>
+            <w:r>
+              <w:rPr>
+                <w:rFonts w:ascii="Segoe UI Emoji" w:eastAsia="標楷體" w:hAnsi="Segoe UI Emoji" w:cs="Segoe UI Emoji"/>
+              </w:rPr>
+              <w:t>🟢</w:t>
+            </w:r>
+          </w:p>
+        </w:tc>
+      </w:tr>
+      <w:tr>
+        <w:trPr>
+          <w:trHeight w:val="1080"/>
+        </w:trPr>
+        <w:tc>
+          <w:tcPr>
+            <w:tcW w:w="829" w:type="pct"/>
+            <w:vAlign w:val="center"/>
+          </w:tcPr>
+          <w:p>
+            <w:pPr>
+              <w:jc w:val="center"/>
+              <w:rPr>
+                <w:rFonts w:ascii="Times New Roman" w:eastAsia="標楷體" w:hAnsi="Times New Roman"/>
+              </w:rPr>
+            </w:pPr>
+            <w:r>
+              <w:rPr>
+                <w:rFonts w:ascii="Times New Roman" w:eastAsia="標楷體" w:hAnsi="Times New Roman" w:hint="eastAsia"/>
+              </w:rPr>
+              <w:t>趣味養成與虛擬成就</w:t>
+            </w:r>
+            <w:r>
+              <w:rPr>
+                <w:rFonts w:ascii="Times New Roman" w:eastAsia="標楷體" w:hAnsi="Times New Roman"/>
+              </w:rPr>
+              <w:t xml:space="preserve"> </w:t>
+            </w:r>
+          </w:p>
+        </w:tc>
+        <w:tc>
+          <w:tcPr>
+            <w:tcW w:w="829" w:type="pct"/>
+            <w:vAlign w:val="center"/>
+          </w:tcPr>
+          <w:p>
+            <w:pPr>
+              <w:jc w:val="center"/>
+              <w:rPr>
+                <w:rFonts w:ascii="Times New Roman" w:eastAsia="標楷體" w:hAnsi="Times New Roman"/>
+              </w:rPr>
+            </w:pPr>
+            <w:r>
+              <w:rPr>
+                <w:rFonts w:ascii="Segoe UI Emoji" w:eastAsia="標楷體" w:hAnsi="Segoe UI Emoji" w:cs="Segoe UI Emoji"/>
+              </w:rPr>
+              <w:t>🟢</w:t>
+            </w:r>
+          </w:p>
+        </w:tc>
+        <w:tc>
+          <w:tcPr>
+            <w:tcW w:w="829" w:type="pct"/>
+            <w:vAlign w:val="center"/>
+          </w:tcPr>
+          <w:p>
+            <w:pPr>
+              <w:jc w:val="center"/>
+              <w:rPr>
+                <w:rFonts w:ascii="Times New Roman" w:eastAsia="標楷體" w:hAnsi="Times New Roman"/>
+              </w:rPr>
+            </w:pPr>
+            <w:r>
+              <w:rPr>
+                <w:rFonts w:ascii="Segoe UI Emoji" w:eastAsia="標楷體" w:hAnsi="Segoe UI Emoji" w:cs="Segoe UI Emoji"/>
+              </w:rPr>
+              <w:t>❌</w:t>
+            </w:r>
+          </w:p>
+        </w:tc>
+        <w:tc>
+          <w:tcPr>
+            <w:tcW w:w="829" w:type="pct"/>
+            <w:vAlign w:val="center"/>
+          </w:tcPr>
+          <w:p>
+            <w:pPr>
+              <w:jc w:val="center"/>
+              <w:rPr>
+                <w:rFonts w:ascii="Times New Roman" w:eastAsia="標楷體" w:hAnsi="Times New Roman"/>
+              </w:rPr>
+            </w:pPr>
+            <w:r>
+              <w:rPr>
+                <w:rFonts w:ascii="Segoe UI Emoji" w:eastAsia="標楷體" w:hAnsi="Segoe UI Emoji" w:cs="Segoe UI Emoji"/>
+              </w:rPr>
+              <w:t>❌</w:t>
+            </w:r>
+          </w:p>
+        </w:tc>
+        <w:tc>
+          <w:tcPr>
+            <w:tcW w:w="828" w:type="pct"/>
+          </w:tcPr>
+          <w:p>
+            <w:pPr>
+              <w:jc w:val="center"/>
+              <w:rPr>
+                <w:rFonts w:ascii="Times New Roman" w:eastAsia="標楷體" w:hAnsi="Times New Roman"/>
+              </w:rPr>
+            </w:pPr>
+            <w:r>
+              <w:rPr>
+                <w:rFonts w:ascii="Segoe UI Emoji" w:eastAsia="標楷體" w:hAnsi="Segoe UI Emoji" w:cs="Segoe UI Emoji"/>
+              </w:rPr>
+              <w:t>❌</w:t>
+            </w:r>
+          </w:p>
+        </w:tc>
+        <w:tc>
+          <w:tcPr>
+            <w:tcW w:w="855" w:type="pct"/>
           </w:tcPr>
           <w:p>
             <w:pPr>
@@ -6242,7 +7888,21 @@
               <w:rPr>
                 <w:rFonts w:ascii="Times New Roman" w:eastAsia="標楷體" w:hAnsi="Times New Roman"/>
               </w:rPr>
-              <w:t>獨創的家屬與長者「雙端專屬介面」，完美平衡了</w:t>
+              <w:t>獨創的家屬與長者「</w:t>
+            </w:r>
+            <w:proofErr w:type="gramStart"/>
+            <w:r>
+              <w:rPr>
+                <w:rFonts w:ascii="Times New Roman" w:eastAsia="標楷體" w:hAnsi="Times New Roman"/>
+              </w:rPr>
+              <w:t>雙端專屬</w:t>
+            </w:r>
+            <w:proofErr w:type="gramEnd"/>
+            <w:r>
+              <w:rPr>
+                <w:rFonts w:ascii="Times New Roman" w:eastAsia="標楷體" w:hAnsi="Times New Roman"/>
+              </w:rPr>
+              <w:t>介面」，完美平衡了</w:t>
             </w:r>
             <w:r>
               <w:rPr>
@@ -6262,11 +7922,19 @@
               </w:rPr>
               <w:t>長輩需要的</w:t>
             </w:r>
-            <w:r>
-              <w:rPr>
-                <w:rFonts w:ascii="Times New Roman" w:eastAsia="標楷體" w:hAnsi="Times New Roman"/>
-              </w:rPr>
-              <w:t>極簡操作門檻。</w:t>
+            <w:proofErr w:type="gramStart"/>
+            <w:r>
+              <w:rPr>
+                <w:rFonts w:ascii="Times New Roman" w:eastAsia="標楷體" w:hAnsi="Times New Roman"/>
+              </w:rPr>
+              <w:t>極</w:t>
+            </w:r>
+            <w:proofErr w:type="gramEnd"/>
+            <w:r>
+              <w:rPr>
+                <w:rFonts w:ascii="Times New Roman" w:eastAsia="標楷體" w:hAnsi="Times New Roman"/>
+              </w:rPr>
+              <w:t>簡操作門檻。</w:t>
             </w:r>
           </w:p>
           <w:p>
@@ -6511,6 +8179,7 @@
                 <w:b/>
                 <w:bCs/>
               </w:rPr>
+              <w:lastRenderedPageBreak/>
               <w:t>機會</w:t>
             </w:r>
             <w:r>
@@ -6573,7 +8242,21 @@
               <w:rPr>
                 <w:rFonts w:ascii="Times New Roman" w:eastAsia="標楷體" w:hAnsi="Times New Roman"/>
               </w:rPr>
-              <w:t>全球與台灣邁入超高齡社會，青壯年照護壓力飆升，遠距陪伴與自動化照護市場需求呈現爆發性成長。</w:t>
+              <w:t>全球與台灣邁入超高齡社會，青壯年照護壓力</w:t>
+            </w:r>
+            <w:proofErr w:type="gramStart"/>
+            <w:r>
+              <w:rPr>
+                <w:rFonts w:ascii="Times New Roman" w:eastAsia="標楷體" w:hAnsi="Times New Roman"/>
+              </w:rPr>
+              <w:t>飆</w:t>
+            </w:r>
+            <w:proofErr w:type="gramEnd"/>
+            <w:r>
+              <w:rPr>
+                <w:rFonts w:ascii="Times New Roman" w:eastAsia="標楷體" w:hAnsi="Times New Roman"/>
+              </w:rPr>
+              <w:t>升，遠距陪伴與自動化照護市場需求呈現爆發性成長。</w:t>
             </w:r>
           </w:p>
           <w:p>
@@ -6611,7 +8294,21 @@
               <w:rPr>
                 <w:rFonts w:ascii="Times New Roman" w:eastAsia="標楷體" w:hAnsi="Times New Roman"/>
               </w:rPr>
-              <w:t>應用的接受度大幅提高，且青壯年家屬已養成軟體「訂閱制」的付費習慣。</w:t>
+              <w:t>應用的接受度大幅提高，</w:t>
+            </w:r>
+            <w:proofErr w:type="gramStart"/>
+            <w:r>
+              <w:rPr>
+                <w:rFonts w:ascii="Times New Roman" w:eastAsia="標楷體" w:hAnsi="Times New Roman"/>
+              </w:rPr>
+              <w:t>且青壯年</w:t>
+            </w:r>
+            <w:proofErr w:type="gramEnd"/>
+            <w:r>
+              <w:rPr>
+                <w:rFonts w:ascii="Times New Roman" w:eastAsia="標楷體" w:hAnsi="Times New Roman"/>
+              </w:rPr>
+              <w:t>家屬已養成軟體「訂閱制」的付費習慣。</w:t>
             </w:r>
           </w:p>
           <w:p>
@@ -6668,7 +8365,35 @@
               <w:rPr>
                 <w:rFonts w:ascii="Times New Roman" w:eastAsia="標楷體" w:hAnsi="Times New Roman"/>
               </w:rPr>
-              <w:t>市面上現有的大型醫療體系軟體或科技巨頭若跨足「極簡語音陪伴」領域，將造成直接的資源與品牌輾壓。</w:t>
+              <w:t>市面上現有的大型醫療體系軟體或科技</w:t>
+            </w:r>
+            <w:proofErr w:type="gramStart"/>
+            <w:r>
+              <w:rPr>
+                <w:rFonts w:ascii="Times New Roman" w:eastAsia="標楷體" w:hAnsi="Times New Roman"/>
+              </w:rPr>
+              <w:t>巨頭若跨足</w:t>
+            </w:r>
+            <w:proofErr w:type="gramEnd"/>
+            <w:r>
+              <w:rPr>
+                <w:rFonts w:ascii="Times New Roman" w:eastAsia="標楷體" w:hAnsi="Times New Roman"/>
+              </w:rPr>
+              <w:t>「</w:t>
+            </w:r>
+            <w:proofErr w:type="gramStart"/>
+            <w:r>
+              <w:rPr>
+                <w:rFonts w:ascii="Times New Roman" w:eastAsia="標楷體" w:hAnsi="Times New Roman"/>
+              </w:rPr>
+              <w:t>極</w:t>
+            </w:r>
+            <w:proofErr w:type="gramEnd"/>
+            <w:r>
+              <w:rPr>
+                <w:rFonts w:ascii="Times New Roman" w:eastAsia="標楷體" w:hAnsi="Times New Roman"/>
+              </w:rPr>
+              <w:t>簡語音陪伴」領域，將造成直接的資源與品牌輾壓。</w:t>
             </w:r>
           </w:p>
           <w:p>
@@ -6815,7 +8540,6 @@
                 <w:b/>
                 <w:bCs/>
               </w:rPr>
-              <w:lastRenderedPageBreak/>
               <w:t>策略方向</w:t>
             </w:r>
           </w:p>
@@ -6950,11 +8674,47 @@
               </w:rPr>
               <w:t xml:space="preserve">1. </w:t>
             </w:r>
-            <w:r>
-              <w:rPr>
-                <w:rFonts w:ascii="Times New Roman" w:eastAsia="標楷體" w:hAnsi="Times New Roman"/>
-              </w:rPr>
-              <w:t>結合雙端介面優勢與高齡化趨勢，主打「減輕遠距照護焦慮」，精準投放社群廣告</w:t>
+            <w:proofErr w:type="gramStart"/>
+            <w:r>
+              <w:rPr>
+                <w:rFonts w:ascii="Times New Roman" w:eastAsia="標楷體" w:hAnsi="Times New Roman"/>
+              </w:rPr>
+              <w:t>結合雙端介面</w:t>
+            </w:r>
+            <w:proofErr w:type="gramEnd"/>
+            <w:r>
+              <w:rPr>
+                <w:rFonts w:ascii="Times New Roman" w:eastAsia="標楷體" w:hAnsi="Times New Roman"/>
+              </w:rPr>
+              <w:t>優勢與高齡化趨勢，主打「減輕</w:t>
+            </w:r>
+            <w:proofErr w:type="gramStart"/>
+            <w:r>
+              <w:rPr>
+                <w:rFonts w:ascii="Times New Roman" w:eastAsia="標楷體" w:hAnsi="Times New Roman"/>
+              </w:rPr>
+              <w:t>遠距照護</w:t>
+            </w:r>
+            <w:proofErr w:type="gramEnd"/>
+            <w:r>
+              <w:rPr>
+                <w:rFonts w:ascii="Times New Roman" w:eastAsia="標楷體" w:hAnsi="Times New Roman"/>
+              </w:rPr>
+              <w:t>焦慮」，精</w:t>
+            </w:r>
+            <w:proofErr w:type="gramStart"/>
+            <w:r>
+              <w:rPr>
+                <w:rFonts w:ascii="Times New Roman" w:eastAsia="標楷體" w:hAnsi="Times New Roman"/>
+              </w:rPr>
+              <w:t>準</w:t>
+            </w:r>
+            <w:proofErr w:type="gramEnd"/>
+            <w:r>
+              <w:rPr>
+                <w:rFonts w:ascii="Times New Roman" w:eastAsia="標楷體" w:hAnsi="Times New Roman"/>
+              </w:rPr>
+              <w:t>投放社群廣告</w:t>
             </w:r>
             <w:r>
               <w:rPr>
@@ -7112,7 +8872,21 @@
               <w:rPr>
                 <w:rFonts w:ascii="Times New Roman" w:eastAsia="標楷體" w:hAnsi="Times New Roman"/>
               </w:rPr>
-              <w:t>提供「核心陪伴功能免費、進階分析付費」的試用模式，降低初期的信任門檻與獲客成本。</w:t>
+              <w:t>提供「核心陪伴功能免費、進階分析付費」的試用模式，降低初期的信任門檻</w:t>
+            </w:r>
+            <w:proofErr w:type="gramStart"/>
+            <w:r>
+              <w:rPr>
+                <w:rFonts w:ascii="Times New Roman" w:eastAsia="標楷體" w:hAnsi="Times New Roman"/>
+              </w:rPr>
+              <w:t>與獲客成本</w:t>
+            </w:r>
+            <w:proofErr w:type="gramEnd"/>
+            <w:r>
+              <w:rPr>
+                <w:rFonts w:ascii="Times New Roman" w:eastAsia="標楷體" w:hAnsi="Times New Roman"/>
+              </w:rPr>
+              <w:t>。</w:t>
             </w:r>
           </w:p>
           <w:p>
@@ -7140,7 +8914,21 @@
               <w:rPr>
                 <w:rFonts w:ascii="Times New Roman" w:eastAsia="標楷體" w:hAnsi="Times New Roman"/>
               </w:rPr>
-              <w:t>與社區大學、樂齡中心合作舉辦「</w:t>
+              <w:t>與社區大學、</w:t>
+            </w:r>
+            <w:proofErr w:type="gramStart"/>
+            <w:r>
+              <w:rPr>
+                <w:rFonts w:ascii="Times New Roman" w:eastAsia="標楷體" w:hAnsi="Times New Roman"/>
+              </w:rPr>
+              <w:t>樂齡中心</w:t>
+            </w:r>
+            <w:proofErr w:type="gramEnd"/>
+            <w:r>
+              <w:rPr>
+                <w:rFonts w:ascii="Times New Roman" w:eastAsia="標楷體" w:hAnsi="Times New Roman"/>
+              </w:rPr>
+              <w:t>合作舉辦「</w:t>
             </w:r>
             <w:r>
               <w:rPr>
@@ -7271,7 +9059,21 @@
               <w:rPr>
                 <w:rFonts w:ascii="Times New Roman" w:eastAsia="標楷體" w:hAnsi="Times New Roman"/>
               </w:rPr>
-              <w:t>建立嚴格的「端到端加密」與「資料去識別化」機制，將隱私保護作為核心賣點，抵禦資安法規威脅。</w:t>
+              <w:t>建立嚴格的「端到端加密」與「資料去識別化」機制，將隱私保護作為核心賣點，</w:t>
+            </w:r>
+            <w:proofErr w:type="gramStart"/>
+            <w:r>
+              <w:rPr>
+                <w:rFonts w:ascii="Times New Roman" w:eastAsia="標楷體" w:hAnsi="Times New Roman"/>
+              </w:rPr>
+              <w:t>抵禦資安法規</w:t>
+            </w:r>
+            <w:proofErr w:type="gramEnd"/>
+            <w:r>
+              <w:rPr>
+                <w:rFonts w:ascii="Times New Roman" w:eastAsia="標楷體" w:hAnsi="Times New Roman"/>
+              </w:rPr>
+              <w:t>威脅。</w:t>
             </w:r>
           </w:p>
           <w:p>
@@ -7299,7 +9101,28 @@
               <w:rPr>
                 <w:rFonts w:ascii="Times New Roman" w:eastAsia="標楷體" w:hAnsi="Times New Roman"/>
               </w:rPr>
-              <w:t>專注深化「情感交流」與「家庭客製化排程」此一利基市場，避開與大型醫療體系軟體的數據戰。</w:t>
+              <w:t>專注深化「情感交流」與</w:t>
+            </w:r>
+            <w:r>
+              <w:rPr>
+                <w:rFonts w:ascii="Times New Roman" w:eastAsia="標楷體" w:hAnsi="Times New Roman"/>
+              </w:rPr>
+              <w:lastRenderedPageBreak/>
+              <w:t>「家庭客</w:t>
+            </w:r>
+            <w:proofErr w:type="gramStart"/>
+            <w:r>
+              <w:rPr>
+                <w:rFonts w:ascii="Times New Roman" w:eastAsia="標楷體" w:hAnsi="Times New Roman"/>
+              </w:rPr>
+              <w:t>製化排程</w:t>
+            </w:r>
+            <w:proofErr w:type="gramEnd"/>
+            <w:r>
+              <w:rPr>
+                <w:rFonts w:ascii="Times New Roman" w:eastAsia="標楷體" w:hAnsi="Times New Roman"/>
+              </w:rPr>
+              <w:t>」此一利基市場，避開與大型醫療體系軟體的數據戰。</w:t>
             </w:r>
           </w:p>
           <w:p>
@@ -7326,7 +9149,21 @@
               <w:rPr>
                 <w:rFonts w:ascii="Times New Roman" w:eastAsia="標楷體" w:hAnsi="Times New Roman"/>
               </w:rPr>
-              <w:t>在家屬端打造豐富的照護社群與回憶錄生態系，大幅提升使用者黏著度與轉移至其他免費軟體的成本。</w:t>
+              <w:t>在家屬端打造豐富的</w:t>
+            </w:r>
+            <w:proofErr w:type="gramStart"/>
+            <w:r>
+              <w:rPr>
+                <w:rFonts w:ascii="Times New Roman" w:eastAsia="標楷體" w:hAnsi="Times New Roman"/>
+              </w:rPr>
+              <w:t>照護社群</w:t>
+            </w:r>
+            <w:proofErr w:type="gramEnd"/>
+            <w:r>
+              <w:rPr>
+                <w:rFonts w:ascii="Times New Roman" w:eastAsia="標楷體" w:hAnsi="Times New Roman"/>
+              </w:rPr>
+              <w:t>與回憶錄生態系，大幅提升使用者黏著度與轉移至其他免費軟體的成本。</w:t>
             </w:r>
           </w:p>
         </w:tc>
@@ -7347,6 +9184,7 @@
                 <w:b/>
                 <w:bCs/>
               </w:rPr>
+              <w:lastRenderedPageBreak/>
               <w:t xml:space="preserve">WT </w:t>
             </w:r>
             <w:r>
@@ -7413,6 +9251,7 @@
               <w:rPr>
                 <w:rFonts w:ascii="Times New Roman" w:eastAsia="標楷體" w:hAnsi="Times New Roman"/>
               </w:rPr>
+              <w:lastRenderedPageBreak/>
               <w:t xml:space="preserve">2. </w:t>
             </w:r>
             <w:r>
@@ -7493,6 +9332,7 @@
                 <w:b/>
                 <w:bCs/>
               </w:rPr>
+              <w:lastRenderedPageBreak/>
               <w:t>外部機會</w:t>
             </w:r>
             <w:r>
@@ -7546,11 +9386,47 @@
               </w:rPr>
               <w:t xml:space="preserve">1. </w:t>
             </w:r>
-            <w:r>
-              <w:rPr>
-                <w:rFonts w:ascii="Times New Roman" w:eastAsia="標楷體" w:hAnsi="Times New Roman"/>
-              </w:rPr>
-              <w:t>結合雙端介面優勢與高齡化趨勢，主打「減輕遠距照護焦慮」，精準投放社群廣告</w:t>
+            <w:proofErr w:type="gramStart"/>
+            <w:r>
+              <w:rPr>
+                <w:rFonts w:ascii="Times New Roman" w:eastAsia="標楷體" w:hAnsi="Times New Roman"/>
+              </w:rPr>
+              <w:t>結合雙端介面</w:t>
+            </w:r>
+            <w:proofErr w:type="gramEnd"/>
+            <w:r>
+              <w:rPr>
+                <w:rFonts w:ascii="Times New Roman" w:eastAsia="標楷體" w:hAnsi="Times New Roman"/>
+              </w:rPr>
+              <w:t>優勢與高齡化趨勢，主打「減輕</w:t>
+            </w:r>
+            <w:proofErr w:type="gramStart"/>
+            <w:r>
+              <w:rPr>
+                <w:rFonts w:ascii="Times New Roman" w:eastAsia="標楷體" w:hAnsi="Times New Roman"/>
+              </w:rPr>
+              <w:t>遠距照護</w:t>
+            </w:r>
+            <w:proofErr w:type="gramEnd"/>
+            <w:r>
+              <w:rPr>
+                <w:rFonts w:ascii="Times New Roman" w:eastAsia="標楷體" w:hAnsi="Times New Roman"/>
+              </w:rPr>
+              <w:t>焦慮」，精</w:t>
+            </w:r>
+            <w:proofErr w:type="gramStart"/>
+            <w:r>
+              <w:rPr>
+                <w:rFonts w:ascii="Times New Roman" w:eastAsia="標楷體" w:hAnsi="Times New Roman"/>
+              </w:rPr>
+              <w:t>準</w:t>
+            </w:r>
+            <w:proofErr w:type="gramEnd"/>
+            <w:r>
+              <w:rPr>
+                <w:rFonts w:ascii="Times New Roman" w:eastAsia="標楷體" w:hAnsi="Times New Roman"/>
+              </w:rPr>
+              <w:t>投放社群廣告</w:t>
             </w:r>
             <w:r>
               <w:rPr>
@@ -7584,7 +9460,6 @@
               <w:rPr>
                 <w:rFonts w:ascii="Times New Roman" w:eastAsia="標楷體" w:hAnsi="Times New Roman"/>
               </w:rPr>
-              <w:lastRenderedPageBreak/>
               <w:t xml:space="preserve">2. </w:t>
             </w:r>
             <w:r>
@@ -7681,7 +9556,6 @@
                 <w:b/>
                 <w:bCs/>
               </w:rPr>
-              <w:lastRenderedPageBreak/>
               <w:t xml:space="preserve">WO </w:t>
             </w:r>
             <w:r>
@@ -7710,7 +9584,21 @@
               <w:rPr>
                 <w:rFonts w:ascii="Times New Roman" w:eastAsia="標楷體" w:hAnsi="Times New Roman"/>
               </w:rPr>
-              <w:t>提供「核心陪伴功能免費、進階分析付費」的試用模式，降低初期的信任門檻與獲客成本。</w:t>
+              <w:t>提供「核心陪伴功能免費、進階分析付費」的試用模式，降低初期的信任門檻</w:t>
+            </w:r>
+            <w:proofErr w:type="gramStart"/>
+            <w:r>
+              <w:rPr>
+                <w:rFonts w:ascii="Times New Roman" w:eastAsia="標楷體" w:hAnsi="Times New Roman"/>
+              </w:rPr>
+              <w:t>與獲客成本</w:t>
+            </w:r>
+            <w:proofErr w:type="gramEnd"/>
+            <w:r>
+              <w:rPr>
+                <w:rFonts w:ascii="Times New Roman" w:eastAsia="標楷體" w:hAnsi="Times New Roman"/>
+              </w:rPr>
+              <w:t>。</w:t>
             </w:r>
           </w:p>
           <w:p>
@@ -7732,14 +9620,27 @@
               <w:rPr>
                 <w:rFonts w:ascii="Times New Roman" w:eastAsia="標楷體" w:hAnsi="Times New Roman"/>
               </w:rPr>
-              <w:lastRenderedPageBreak/>
               <w:t xml:space="preserve">2. </w:t>
             </w:r>
             <w:r>
               <w:rPr>
                 <w:rFonts w:ascii="Times New Roman" w:eastAsia="標楷體" w:hAnsi="Times New Roman"/>
               </w:rPr>
-              <w:t>與社區大學、樂齡中心合作舉辦「</w:t>
+              <w:t>與社區大學、</w:t>
+            </w:r>
+            <w:proofErr w:type="gramStart"/>
+            <w:r>
+              <w:rPr>
+                <w:rFonts w:ascii="Times New Roman" w:eastAsia="標楷體" w:hAnsi="Times New Roman"/>
+              </w:rPr>
+              <w:t>樂齡中心</w:t>
+            </w:r>
+            <w:proofErr w:type="gramEnd"/>
+            <w:r>
+              <w:rPr>
+                <w:rFonts w:ascii="Times New Roman" w:eastAsia="標楷體" w:hAnsi="Times New Roman"/>
+              </w:rPr>
+              <w:t>合作舉辦「</w:t>
             </w:r>
             <w:r>
               <w:rPr>
@@ -7819,6 +9720,56 @@
     </w:sectPr>
   </w:body>
 </w:document>
+</file>
+
+<file path=word/endnotes.xml><?xml version="1.0" encoding="utf-8"?>
+<w:endnotes xmlns:wpc="http://schemas.microsoft.com/office/word/2010/wordprocessingCanvas" xmlns:cx="http://schemas.microsoft.com/office/drawing/2014/chartex" xmlns:cx1="http://schemas.microsoft.com/office/drawing/2015/9/8/chartex" xmlns:cx2="http://schemas.microsoft.com/office/drawing/2015/10/21/chartex" xmlns:cx3="http://schemas.microsoft.com/office/drawing/2016/5/9/chartex" xmlns:cx4="http://schemas.microsoft.com/office/drawing/2016/5/10/chartex" xmlns:cx5="http://schemas.microsoft.com/office/drawing/2016/5/11/chartex" xmlns:cx6="http://schemas.microsoft.com/office/drawing/2016/5/12/chartex" xmlns:cx7="http://schemas.microsoft.com/office/drawing/2016/5/13/chartex" xmlns:cx8="http://schemas.microsoft.com/office/drawing/2016/5/14/chartex" xmlns:mc="http://schemas.openxmlformats.org/markup-compatibility/2006" xmlns:aink="http://schemas.microsoft.com/office/drawing/2016/ink" xmlns:am3d="http://schemas.microsoft.com/office/drawing/2017/model3d" xmlns:o="urn:schemas-microsoft-com:office:office" xmlns:oel="http://schemas.microsoft.com/office/2019/extlst" xmlns:r="http://schemas.openxmlformats.org/officeDocument/2006/relationships" xmlns:m="http://schemas.openxmlformats.org/officeDocument/2006/math" xmlns:v="urn:schemas-microsoft-com:vml" xmlns:wp14="http://schemas.microsoft.com/office/word/2010/wordprocessingDrawing" xmlns:wp="http://schemas.openxmlformats.org/drawingml/2006/wordprocessingDrawing" xmlns:w10="urn:schemas-microsoft-com:office:word" xmlns:w="http://schemas.openxmlformats.org/wordprocessingml/2006/main" xmlns:w14="http://schemas.microsoft.com/office/word/2010/wordml" xmlns:w15="http://schemas.microsoft.com/office/word/2012/wordml" xmlns:w16cex="http://schemas.microsoft.com/office/word/2018/wordml/cex" xmlns:w16cid="http://schemas.microsoft.com/office/word/2016/wordml/cid" xmlns:w16="http://schemas.microsoft.com/office/word/2018/wordml" xmlns:w16du="http://schemas.microsoft.com/office/word/2023/wordml/word16du" xmlns:w16sdtdh="http://schemas.microsoft.com/office/word/2020/wordml/sdtdatahash" xmlns:w16sdtfl="http://schemas.microsoft.com/office/word/2024/wordml/sdtformatlock" xmlns:w16se="http://schemas.microsoft.com/office/word/2015/wordml/symex" xmlns:wpg="http://schemas.microsoft.com/office/word/2010/wordprocessingGroup" xmlns:wpi="http://schemas.microsoft.com/office/word/2010/wordprocessingInk" xmlns:wne="http://schemas.microsoft.com/office/word/2006/wordml" xmlns:wps="http://schemas.microsoft.com/office/word/2010/wordprocessingShape" mc:Ignorable="w14 w15 w16se w16cid w16 w16cex w16sdtdh w16sdtfl w16du wp14">
+  <w:endnote w:type="separator" w:id="-1">
+    <w:p>
+      <w:pPr>
+        <w:spacing w:after="0" w:line="240" w:lineRule="auto"/>
+      </w:pPr>
+      <w:r>
+        <w:separator/>
+      </w:r>
+    </w:p>
+  </w:endnote>
+  <w:endnote w:type="continuationSeparator" w:id="0">
+    <w:p>
+      <w:pPr>
+        <w:spacing w:after="0" w:line="240" w:lineRule="auto"/>
+      </w:pPr>
+      <w:r>
+        <w:continuationSeparator/>
+      </w:r>
+    </w:p>
+  </w:endnote>
+</w:endnotes>
+</file>
+
+<file path=word/footnotes.xml><?xml version="1.0" encoding="utf-8"?>
+<w:footnotes xmlns:wpc="http://schemas.microsoft.com/office/word/2010/wordprocessingCanvas" xmlns:cx="http://schemas.microsoft.com/office/drawing/2014/chartex" xmlns:cx1="http://schemas.microsoft.com/office/drawing/2015/9/8/chartex" xmlns:cx2="http://schemas.microsoft.com/office/drawing/2015/10/21/chartex" xmlns:cx3="http://schemas.microsoft.com/office/drawing/2016/5/9/chartex" xmlns:cx4="http://schemas.microsoft.com/office/drawing/2016/5/10/chartex" xmlns:cx5="http://schemas.microsoft.com/office/drawing/2016/5/11/chartex" xmlns:cx6="http://schemas.microsoft.com/office/drawing/2016/5/12/chartex" xmlns:cx7="http://schemas.microsoft.com/office/drawing/2016/5/13/chartex" xmlns:cx8="http://schemas.microsoft.com/office/drawing/2016/5/14/chartex" xmlns:mc="http://schemas.openxmlformats.org/markup-compatibility/2006" xmlns:aink="http://schemas.microsoft.com/office/drawing/2016/ink" xmlns:am3d="http://schemas.microsoft.com/office/drawing/2017/model3d" xmlns:o="urn:schemas-microsoft-com:office:office" xmlns:oel="http://schemas.microsoft.com/office/2019/extlst" xmlns:r="http://schemas.openxmlformats.org/officeDocument/2006/relationships" xmlns:m="http://schemas.openxmlformats.org/officeDocument/2006/math" xmlns:v="urn:schemas-microsoft-com:vml" xmlns:wp14="http://schemas.microsoft.com/office/word/2010/wordprocessingDrawing" xmlns:wp="http://schemas.openxmlformats.org/drawingml/2006/wordprocessingDrawing" xmlns:w10="urn:schemas-microsoft-com:office:word" xmlns:w="http://schemas.openxmlformats.org/wordprocessingml/2006/main" xmlns:w14="http://schemas.microsoft.com/office/word/2010/wordml" xmlns:w15="http://schemas.microsoft.com/office/word/2012/wordml" xmlns:w16cex="http://schemas.microsoft.com/office/word/2018/wordml/cex" xmlns:w16cid="http://schemas.microsoft.com/office/word/2016/wordml/cid" xmlns:w16="http://schemas.microsoft.com/office/word/2018/wordml" xmlns:w16du="http://schemas.microsoft.com/office/word/2023/wordml/word16du" xmlns:w16sdtdh="http://schemas.microsoft.com/office/word/2020/wordml/sdtdatahash" xmlns:w16sdtfl="http://schemas.microsoft.com/office/word/2024/wordml/sdtformatlock" xmlns:w16se="http://schemas.microsoft.com/office/word/2015/wordml/symex" xmlns:wpg="http://schemas.microsoft.com/office/word/2010/wordprocessingGroup" xmlns:wpi="http://schemas.microsoft.com/office/word/2010/wordprocessingInk" xmlns:wne="http://schemas.microsoft.com/office/word/2006/wordml" xmlns:wps="http://schemas.microsoft.com/office/word/2010/wordprocessingShape" mc:Ignorable="w14 w15 w16se w16cid w16 w16cex w16sdtdh w16sdtfl w16du wp14">
+  <w:footnote w:type="separator" w:id="-1">
+    <w:p>
+      <w:pPr>
+        <w:spacing w:after="0" w:line="240" w:lineRule="auto"/>
+      </w:pPr>
+      <w:r>
+        <w:separator/>
+      </w:r>
+    </w:p>
+  </w:footnote>
+  <w:footnote w:type="continuationSeparator" w:id="0">
+    <w:p>
+      <w:pPr>
+        <w:spacing w:after="0" w:line="240" w:lineRule="auto"/>
+      </w:pPr>
+      <w:r>
+        <w:continuationSeparator/>
+      </w:r>
+    </w:p>
+  </w:footnote>
+</w:footnotes>
 </file>
 
 <file path=word/numbering.xml><?xml version="1.0" encoding="utf-8"?>
@@ -11257,7 +13208,6 @@
   <w:style w:type="character" w:default="1" w:styleId="a0">
     <w:name w:val="Default Paragraph Font"/>
     <w:uiPriority w:val="1"/>
-    <w:semiHidden/>
     <w:unhideWhenUsed/>
   </w:style>
   <w:style w:type="table" w:default="1" w:styleId="a1">
@@ -11599,6 +13549,66 @@
       </w:tblBorders>
     </w:tblPr>
   </w:style>
+  <w:style w:type="paragraph" w:styleId="af">
+    <w:name w:val="header"/>
+    <w:basedOn w:val="a"/>
+    <w:link w:val="af0"/>
+    <w:uiPriority w:val="99"/>
+    <w:unhideWhenUsed/>
+    <w:rsid w:val="00F8522D"/>
+    <w:pPr>
+      <w:tabs>
+        <w:tab w:val="center" w:pos="4153"/>
+        <w:tab w:val="right" w:pos="8306"/>
+      </w:tabs>
+      <w:snapToGrid w:val="0"/>
+    </w:pPr>
+    <w:rPr>
+      <w:sz w:val="20"/>
+      <w:szCs w:val="20"/>
+    </w:rPr>
+  </w:style>
+  <w:style w:type="character" w:customStyle="1" w:styleId="af0">
+    <w:name w:val="頁首 字元"/>
+    <w:basedOn w:val="a0"/>
+    <w:link w:val="af"/>
+    <w:uiPriority w:val="99"/>
+    <w:rsid w:val="00F8522D"/>
+    <w:rPr>
+      <w:sz w:val="20"/>
+      <w:szCs w:val="20"/>
+    </w:rPr>
+  </w:style>
+  <w:style w:type="paragraph" w:styleId="af1">
+    <w:name w:val="footer"/>
+    <w:basedOn w:val="a"/>
+    <w:link w:val="af2"/>
+    <w:uiPriority w:val="99"/>
+    <w:unhideWhenUsed/>
+    <w:rsid w:val="00F8522D"/>
+    <w:pPr>
+      <w:tabs>
+        <w:tab w:val="center" w:pos="4153"/>
+        <w:tab w:val="right" w:pos="8306"/>
+      </w:tabs>
+      <w:snapToGrid w:val="0"/>
+    </w:pPr>
+    <w:rPr>
+      <w:sz w:val="20"/>
+      <w:szCs w:val="20"/>
+    </w:rPr>
+  </w:style>
+  <w:style w:type="character" w:customStyle="1" w:styleId="af2">
+    <w:name w:val="頁尾 字元"/>
+    <w:basedOn w:val="a0"/>
+    <w:link w:val="af1"/>
+    <w:uiPriority w:val="99"/>
+    <w:rsid w:val="00F8522D"/>
+    <w:rPr>
+      <w:sz w:val="20"/>
+      <w:szCs w:val="20"/>
+    </w:rPr>
+  </w:style>
 </w:styles>
 </file>
 

--- a/Documents/Chapter 2.docx
+++ b/Documents/Chapter 2.docx
@@ -1393,7 +1393,7 @@
           <w:numId w:val="2"/>
         </w:numPr>
         <w:rPr>
-          <w:rFonts w:ascii="Times New Roman" w:eastAsia="標楷體" w:hAnsi="Times New Roman"/>
+          <w:rFonts w:ascii="Times New Roman" w:eastAsia="標楷體" w:hAnsi="Times New Roman" w:hint="eastAsia"/>
         </w:rPr>
       </w:pPr>
       <w:r>
@@ -1423,9 +1423,15 @@
           <w:numId w:val="2"/>
         </w:numPr>
         <w:rPr>
-          <w:rFonts w:ascii="Times New Roman" w:eastAsia="標楷體" w:hAnsi="Times New Roman"/>
-        </w:rPr>
-      </w:pPr>
+          <w:rFonts w:ascii="Times New Roman" w:eastAsia="標楷體" w:hAnsi="Times New Roman" w:hint="eastAsia"/>
+        </w:rPr>
+      </w:pPr>
+      <w:r>
+        <w:rPr>
+          <w:rFonts w:ascii="Times New Roman" w:eastAsia="標楷體" w:hAnsi="Times New Roman" w:hint="eastAsia"/>
+        </w:rPr>
+        <w:t>預期</w:t>
+      </w:r>
       <w:r>
         <w:rPr>
           <w:rFonts w:ascii="Times New Roman" w:eastAsia="標楷體" w:hAnsi="Times New Roman" w:hint="eastAsia"/>
@@ -1465,7 +1471,7 @@
           <w:numId w:val="2"/>
         </w:numPr>
         <w:rPr>
-          <w:rFonts w:ascii="Times New Roman" w:eastAsia="標楷體" w:hAnsi="Times New Roman"/>
+          <w:rFonts w:ascii="Times New Roman" w:eastAsia="標楷體" w:hAnsi="Times New Roman" w:hint="eastAsia"/>
         </w:rPr>
       </w:pPr>
       <w:r>
@@ -1484,7 +1490,43 @@
         <w:rPr>
           <w:rFonts w:ascii="Times New Roman" w:eastAsia="標楷體" w:hAnsi="Times New Roman" w:hint="eastAsia"/>
         </w:rPr>
-        <w:t>元。</w:t>
+        <w:t>元（</w:t>
+      </w:r>
+      <w:r>
+        <w:rPr>
+          <w:rFonts w:ascii="Times New Roman" w:eastAsia="標楷體" w:hAnsi="Times New Roman" w:hint="eastAsia"/>
+        </w:rPr>
+        <w:t>$180</w:t>
+      </w:r>
+      <w:r>
+        <w:rPr>
+          <w:rFonts w:ascii="Times New Roman" w:eastAsia="標楷體" w:hAnsi="Times New Roman" w:hint="eastAsia"/>
+        </w:rPr>
+        <w:t>×</w:t>
+      </w:r>
+      <w:r>
+        <w:rPr>
+          <w:rFonts w:ascii="Times New Roman" w:eastAsia="標楷體" w:hAnsi="Times New Roman" w:hint="eastAsia"/>
+        </w:rPr>
+        <w:t>60 + $40</w:t>
+      </w:r>
+      <w:r>
+        <w:rPr>
+          <w:rFonts w:ascii="Times New Roman" w:eastAsia="標楷體" w:hAnsi="Times New Roman" w:hint="eastAsia"/>
+        </w:rPr>
+        <w:t>×</w:t>
+      </w:r>
+      <w:r>
+        <w:rPr>
+          <w:rFonts w:ascii="Times New Roman" w:eastAsia="標楷體" w:hAnsi="Times New Roman" w:hint="eastAsia"/>
+        </w:rPr>
+        <w:t>30</w:t>
+      </w:r>
+      <w:r>
+        <w:rPr>
+          <w:rFonts w:ascii="Times New Roman" w:eastAsia="標楷體" w:hAnsi="Times New Roman" w:hint="eastAsia"/>
+        </w:rPr>
+        <w:t>）。</w:t>
       </w:r>
     </w:p>
     <w:p>
@@ -1495,108 +1537,50 @@
           <w:numId w:val="2"/>
         </w:numPr>
         <w:rPr>
-          <w:rFonts w:ascii="Times New Roman" w:eastAsia="標楷體" w:hAnsi="Times New Roman"/>
-        </w:rPr>
-      </w:pPr>
-      <w:r>
-        <w:rPr>
-          <w:rFonts w:ascii="Times New Roman" w:eastAsia="標楷體" w:hAnsi="Times New Roman" w:hint="eastAsia"/>
-        </w:rPr>
-        <w:t>財務狀況：</w:t>
-      </w:r>
-      <w:r>
-        <w:rPr>
-          <w:rFonts w:ascii="Times New Roman" w:eastAsia="標楷體" w:hAnsi="Times New Roman" w:hint="eastAsia"/>
-        </w:rPr>
-        <w:t xml:space="preserve"> </w:t>
-      </w:r>
-      <w:r>
-        <w:rPr>
-          <w:rFonts w:ascii="Times New Roman" w:eastAsia="標楷體" w:hAnsi="Times New Roman" w:hint="eastAsia"/>
-        </w:rPr>
-        <w:t>處於虧損階段，主要投入於系統穩定性與社群口碑累積。</w:t>
-      </w:r>
-    </w:p>
-    <w:p>
-      <w:pPr>
-        <w:pStyle w:val="a9"/>
-        <w:rPr>
-          <w:rFonts w:ascii="Times New Roman" w:eastAsia="標楷體" w:hAnsi="Times New Roman"/>
-        </w:rPr>
-      </w:pPr>
-      <w:r>
-        <w:rPr>
-          <w:rFonts w:ascii="Times New Roman" w:eastAsia="標楷體" w:hAnsi="Times New Roman" w:hint="eastAsia"/>
-        </w:rPr>
-        <w:t>中期（上線</w:t>
-      </w:r>
-      <w:r>
-        <w:rPr>
-          <w:rFonts w:ascii="Times New Roman" w:eastAsia="標楷體" w:hAnsi="Times New Roman" w:hint="eastAsia"/>
-        </w:rPr>
-        <w:t xml:space="preserve"> 12</w:t>
-      </w:r>
-      <w:r>
-        <w:rPr>
-          <w:rFonts w:ascii="Times New Roman" w:eastAsia="標楷體" w:hAnsi="Times New Roman" w:hint="eastAsia"/>
-        </w:rPr>
-        <w:t>～</w:t>
-      </w:r>
-      <w:r>
-        <w:rPr>
-          <w:rFonts w:ascii="Times New Roman" w:eastAsia="標楷體" w:hAnsi="Times New Roman" w:hint="eastAsia"/>
-        </w:rPr>
-        <w:t xml:space="preserve">24 </w:t>
-      </w:r>
-      <w:proofErr w:type="gramStart"/>
-      <w:r>
-        <w:rPr>
-          <w:rFonts w:ascii="Times New Roman" w:eastAsia="標楷體" w:hAnsi="Times New Roman" w:hint="eastAsia"/>
-        </w:rPr>
-        <w:t>個</w:t>
-      </w:r>
-      <w:proofErr w:type="gramEnd"/>
-      <w:r>
-        <w:rPr>
-          <w:rFonts w:ascii="Times New Roman" w:eastAsia="標楷體" w:hAnsi="Times New Roman" w:hint="eastAsia"/>
-        </w:rPr>
-        <w:t>月）：規模化增長與達成損益平衡</w:t>
-      </w:r>
-      <w:r>
-        <w:rPr>
-          <w:rFonts w:ascii="Times New Roman" w:eastAsia="標楷體" w:hAnsi="Times New Roman" w:hint="eastAsia"/>
-        </w:rPr>
-        <w:t xml:space="preserve"> </w:t>
-      </w:r>
-      <w:r>
-        <w:rPr>
-          <w:rFonts w:ascii="Times New Roman" w:eastAsia="標楷體" w:hAnsi="Times New Roman" w:hint="eastAsia"/>
-        </w:rPr>
-        <w:t>隨著社群經營發酵與推薦機制（</w:t>
-      </w:r>
-      <w:r>
-        <w:rPr>
-          <w:rFonts w:ascii="Times New Roman" w:eastAsia="標楷體" w:hAnsi="Times New Roman" w:hint="eastAsia"/>
-        </w:rPr>
-        <w:t>Referral</w:t>
-      </w:r>
-      <w:r>
-        <w:rPr>
-          <w:rFonts w:ascii="Times New Roman" w:eastAsia="標楷體" w:hAnsi="Times New Roman" w:hint="eastAsia"/>
-        </w:rPr>
-        <w:t>）推動，付費轉換率預期提升至</w:t>
-      </w:r>
-      <w:r>
-        <w:rPr>
-          <w:rFonts w:ascii="Times New Roman" w:eastAsia="標楷體" w:hAnsi="Times New Roman" w:hint="eastAsia"/>
-        </w:rPr>
-        <w:t xml:space="preserve"> 5%</w:t>
-      </w:r>
-      <w:r>
-        <w:rPr>
-          <w:rFonts w:ascii="Times New Roman" w:eastAsia="標楷體" w:hAnsi="Times New Roman" w:hint="eastAsia"/>
-        </w:rPr>
-        <w:t>。</w:t>
+          <w:rFonts w:ascii="Times New Roman" w:eastAsia="標楷體" w:hAnsi="Times New Roman" w:hint="eastAsia"/>
+        </w:rPr>
+      </w:pPr>
+      <w:r>
+        <w:rPr>
+          <w:rFonts w:ascii="Times New Roman" w:eastAsia="標楷體" w:hAnsi="Times New Roman" w:hint="eastAsia"/>
+        </w:rPr>
+        <w:t>預期總成本：</w:t>
+      </w:r>
+      <w:r>
+        <w:rPr>
+          <w:rFonts w:ascii="Times New Roman" w:eastAsia="標楷體" w:hAnsi="Times New Roman" w:hint="eastAsia"/>
+        </w:rPr>
+        <w:t xml:space="preserve"> 59,400 </w:t>
+      </w:r>
+      <w:r>
+        <w:rPr>
+          <w:rFonts w:ascii="Times New Roman" w:eastAsia="標楷體" w:hAnsi="Times New Roman" w:hint="eastAsia"/>
+        </w:rPr>
+        <w:t>元（固定成本</w:t>
+      </w:r>
+      <w:r>
+        <w:rPr>
+          <w:rFonts w:ascii="Times New Roman" w:eastAsia="標楷體" w:hAnsi="Times New Roman" w:hint="eastAsia"/>
+        </w:rPr>
+        <w:t xml:space="preserve"> 49,400 + API </w:t>
+      </w:r>
+      <w:r>
+        <w:rPr>
+          <w:rFonts w:ascii="Times New Roman" w:eastAsia="標楷體" w:hAnsi="Times New Roman" w:hint="eastAsia"/>
+        </w:rPr>
+        <w:t>變動成本</w:t>
+      </w:r>
+      <w:r>
+        <w:rPr>
+          <w:rFonts w:ascii="Times New Roman" w:eastAsia="標楷體" w:hAnsi="Times New Roman" w:hint="eastAsia"/>
+        </w:rPr>
+        <w:t xml:space="preserve"> 10,000</w:t>
+      </w:r>
+      <w:r>
+        <w:rPr>
+          <w:rFonts w:ascii="Times New Roman" w:eastAsia="標楷體" w:hAnsi="Times New Roman" w:hint="eastAsia"/>
+        </w:rPr>
+        <w:t>）</w:t>
       </w:r>
     </w:p>
     <w:p>
@@ -1614,19 +1598,115 @@
         <w:rPr>
           <w:rFonts w:ascii="Times New Roman" w:eastAsia="標楷體" w:hAnsi="Times New Roman" w:hint="eastAsia"/>
         </w:rPr>
-        <w:t>預期月營收：</w:t>
-      </w:r>
-      <w:r>
-        <w:rPr>
-          <w:rFonts w:ascii="Times New Roman" w:eastAsia="標楷體" w:hAnsi="Times New Roman" w:hint="eastAsia"/>
-        </w:rPr>
-        <w:t xml:space="preserve"> 12,000 </w:t>
-      </w:r>
-      <w:r>
-        <w:rPr>
-          <w:rFonts w:ascii="Times New Roman" w:eastAsia="標楷體" w:hAnsi="Times New Roman" w:hint="eastAsia"/>
-        </w:rPr>
-        <w:t>元。</w:t>
+        <w:t>財務狀況：</w:t>
+      </w:r>
+      <w:r>
+        <w:rPr>
+          <w:rFonts w:ascii="Times New Roman" w:eastAsia="標楷體" w:hAnsi="Times New Roman" w:hint="eastAsia"/>
+        </w:rPr>
+        <w:t xml:space="preserve"> </w:t>
+      </w:r>
+      <w:r>
+        <w:rPr>
+          <w:rFonts w:ascii="Times New Roman" w:eastAsia="標楷體" w:hAnsi="Times New Roman" w:hint="eastAsia"/>
+        </w:rPr>
+        <w:t>每月淨損約</w:t>
+      </w:r>
+      <w:r>
+        <w:rPr>
+          <w:rFonts w:ascii="Times New Roman" w:eastAsia="標楷體" w:hAnsi="Times New Roman" w:hint="eastAsia"/>
+        </w:rPr>
+        <w:t xml:space="preserve"> 47,400 </w:t>
+      </w:r>
+      <w:r>
+        <w:rPr>
+          <w:rFonts w:ascii="Times New Roman" w:eastAsia="標楷體" w:hAnsi="Times New Roman" w:hint="eastAsia"/>
+        </w:rPr>
+        <w:t>元。處於虧損階段，資金主要投入於系統穩定性與社群口碑累積。</w:t>
+      </w:r>
+    </w:p>
+    <w:p>
+      <w:pPr>
+        <w:ind w:left="1080"/>
+        <w:rPr>
+          <w:rFonts w:ascii="Times New Roman" w:eastAsia="標楷體" w:hAnsi="Times New Roman" w:hint="eastAsia"/>
+        </w:rPr>
+      </w:pPr>
+    </w:p>
+    <w:p>
+      <w:pPr>
+        <w:pStyle w:val="a9"/>
+        <w:rPr>
+          <w:rFonts w:ascii="Times New Roman" w:eastAsia="標楷體" w:hAnsi="Times New Roman"/>
+        </w:rPr>
+      </w:pPr>
+      <w:r>
+        <w:rPr>
+          <w:rFonts w:ascii="Times New Roman" w:eastAsia="標楷體" w:hAnsi="Times New Roman" w:hint="eastAsia"/>
+        </w:rPr>
+        <w:t>中期（上線</w:t>
+      </w:r>
+      <w:r>
+        <w:rPr>
+          <w:rFonts w:ascii="Times New Roman" w:eastAsia="標楷體" w:hAnsi="Times New Roman" w:hint="eastAsia"/>
+        </w:rPr>
+        <w:t xml:space="preserve"> 12</w:t>
+      </w:r>
+      <w:r>
+        <w:rPr>
+          <w:rFonts w:ascii="Times New Roman" w:eastAsia="標楷體" w:hAnsi="Times New Roman" w:hint="eastAsia"/>
+        </w:rPr>
+        <w:t>～</w:t>
+      </w:r>
+      <w:r>
+        <w:rPr>
+          <w:rFonts w:ascii="Times New Roman" w:eastAsia="標楷體" w:hAnsi="Times New Roman" w:hint="eastAsia"/>
+        </w:rPr>
+        <w:t xml:space="preserve">24 </w:t>
+      </w:r>
+      <w:proofErr w:type="gramStart"/>
+      <w:r>
+        <w:rPr>
+          <w:rFonts w:ascii="Times New Roman" w:eastAsia="標楷體" w:hAnsi="Times New Roman" w:hint="eastAsia"/>
+        </w:rPr>
+        <w:t>個</w:t>
+      </w:r>
+      <w:proofErr w:type="gramEnd"/>
+      <w:r>
+        <w:rPr>
+          <w:rFonts w:ascii="Times New Roman" w:eastAsia="標楷體" w:hAnsi="Times New Roman" w:hint="eastAsia"/>
+        </w:rPr>
+        <w:t>月）：</w:t>
+      </w:r>
+      <w:r>
+        <w:rPr>
+          <w:rFonts w:ascii="Times New Roman" w:eastAsia="標楷體" w:hAnsi="Times New Roman"/>
+        </w:rPr>
+        <w:t>隨著社群經營發酵與推薦機制推動，家屬付費轉換率預期提升至</w:t>
+      </w:r>
+      <w:r>
+        <w:rPr>
+          <w:rFonts w:ascii="Times New Roman" w:eastAsia="標楷體" w:hAnsi="Times New Roman"/>
+        </w:rPr>
+        <w:t xml:space="preserve"> 5%</w:t>
+      </w:r>
+      <w:r>
+        <w:rPr>
+          <w:rFonts w:ascii="Times New Roman" w:eastAsia="標楷體" w:hAnsi="Times New Roman"/>
+        </w:rPr>
+        <w:t>、長者提升至</w:t>
+      </w:r>
+      <w:r>
+        <w:rPr>
+          <w:rFonts w:ascii="Times New Roman" w:eastAsia="標楷體" w:hAnsi="Times New Roman"/>
+        </w:rPr>
+        <w:t xml:space="preserve"> 1.8%</w:t>
+      </w:r>
+      <w:r>
+        <w:rPr>
+          <w:rFonts w:ascii="Times New Roman" w:eastAsia="標楷體" w:hAnsi="Times New Roman"/>
+        </w:rPr>
+        <w:t>。</w:t>
       </w:r>
     </w:p>
     <w:p>
@@ -1782,137 +1862,43 @@
         <w:rPr>
           <w:rFonts w:ascii="Times New Roman" w:eastAsia="標楷體" w:hAnsi="Times New Roman" w:hint="eastAsia"/>
         </w:rPr>
-        <w:t>損益平衡點：</w:t>
-      </w:r>
-      <w:r>
-        <w:rPr>
-          <w:rFonts w:ascii="Times New Roman" w:eastAsia="標楷體" w:hAnsi="Times New Roman" w:hint="eastAsia"/>
-        </w:rPr>
-        <w:t xml:space="preserve"> </w:t>
-      </w:r>
-      <w:r>
-        <w:rPr>
-          <w:rFonts w:ascii="Times New Roman" w:eastAsia="標楷體" w:hAnsi="Times New Roman" w:hint="eastAsia"/>
-        </w:rPr>
-        <w:t>約於用戶數達到</w:t>
-      </w:r>
-      <w:r>
-        <w:rPr>
-          <w:rFonts w:ascii="Times New Roman" w:eastAsia="標楷體" w:hAnsi="Times New Roman" w:hint="eastAsia"/>
-        </w:rPr>
-        <w:t xml:space="preserve"> 6,500 </w:t>
-      </w:r>
-      <w:r>
-        <w:rPr>
-          <w:rFonts w:ascii="Times New Roman" w:eastAsia="標楷體" w:hAnsi="Times New Roman" w:hint="eastAsia"/>
-        </w:rPr>
-        <w:t>人</w:t>
-      </w:r>
-      <w:r>
-        <w:rPr>
-          <w:rFonts w:ascii="Times New Roman" w:eastAsia="標楷體" w:hAnsi="Times New Roman" w:hint="eastAsia"/>
-        </w:rPr>
-        <w:t xml:space="preserve"> </w:t>
-      </w:r>
-      <w:r>
-        <w:rPr>
-          <w:rFonts w:ascii="Times New Roman" w:eastAsia="標楷體" w:hAnsi="Times New Roman" w:hint="eastAsia"/>
-        </w:rPr>
-        <w:t>時跨越。此時月營收將正式超過</w:t>
-      </w:r>
-      <w:r>
-        <w:rPr>
-          <w:rFonts w:ascii="Times New Roman" w:eastAsia="標楷體" w:hAnsi="Times New Roman" w:hint="eastAsia"/>
-        </w:rPr>
-        <w:t xml:space="preserve"> 59,400 </w:t>
-      </w:r>
-      <w:r>
-        <w:rPr>
-          <w:rFonts w:ascii="Times New Roman" w:eastAsia="標楷體" w:hAnsi="Times New Roman" w:hint="eastAsia"/>
-        </w:rPr>
-        <w:t>元的固定支出，進入獲利階段。</w:t>
-      </w:r>
-    </w:p>
-    <w:p>
-      <w:pPr>
-        <w:pStyle w:val="a9"/>
-        <w:rPr>
-          <w:rFonts w:ascii="Times New Roman" w:eastAsia="標楷體" w:hAnsi="Times New Roman"/>
-        </w:rPr>
-      </w:pPr>
-      <w:r>
-        <w:rPr>
-          <w:rFonts w:ascii="Times New Roman" w:eastAsia="標楷體" w:hAnsi="Times New Roman" w:hint="eastAsia"/>
-        </w:rPr>
-        <w:t>長期（上線</w:t>
-      </w:r>
-      <w:r>
-        <w:rPr>
-          <w:rFonts w:ascii="Times New Roman" w:eastAsia="標楷體" w:hAnsi="Times New Roman" w:hint="eastAsia"/>
-        </w:rPr>
-        <w:t xml:space="preserve"> 24 </w:t>
-      </w:r>
-      <w:proofErr w:type="gramStart"/>
-      <w:r>
-        <w:rPr>
-          <w:rFonts w:ascii="Times New Roman" w:eastAsia="標楷體" w:hAnsi="Times New Roman" w:hint="eastAsia"/>
-        </w:rPr>
-        <w:t>個</w:t>
-      </w:r>
-      <w:proofErr w:type="gramEnd"/>
-      <w:r>
-        <w:rPr>
-          <w:rFonts w:ascii="Times New Roman" w:eastAsia="標楷體" w:hAnsi="Times New Roman" w:hint="eastAsia"/>
-        </w:rPr>
-        <w:t>月以上）：</w:t>
-      </w:r>
-      <w:r>
-        <w:rPr>
-          <w:rFonts w:ascii="Times New Roman" w:eastAsia="標楷體" w:hAnsi="Times New Roman" w:hint="eastAsia"/>
-        </w:rPr>
-        <w:t xml:space="preserve">B </w:t>
-      </w:r>
-      <w:r>
-        <w:rPr>
-          <w:rFonts w:ascii="Times New Roman" w:eastAsia="標楷體" w:hAnsi="Times New Roman" w:hint="eastAsia"/>
-        </w:rPr>
-        <w:t>端切入與穩定獲利</w:t>
-      </w:r>
-      <w:r>
-        <w:rPr>
-          <w:rFonts w:ascii="Times New Roman" w:eastAsia="標楷體" w:hAnsi="Times New Roman" w:hint="eastAsia"/>
-        </w:rPr>
-        <w:t xml:space="preserve"> </w:t>
-      </w:r>
-      <w:r>
-        <w:rPr>
-          <w:rFonts w:ascii="Times New Roman" w:eastAsia="標楷體" w:hAnsi="Times New Roman" w:hint="eastAsia"/>
-        </w:rPr>
-        <w:t>在</w:t>
-      </w:r>
-      <w:r>
-        <w:rPr>
-          <w:rFonts w:ascii="Times New Roman" w:eastAsia="標楷體" w:hAnsi="Times New Roman" w:hint="eastAsia"/>
-        </w:rPr>
-        <w:t xml:space="preserve"> C </w:t>
-      </w:r>
-      <w:r>
-        <w:rPr>
-          <w:rFonts w:ascii="Times New Roman" w:eastAsia="標楷體" w:hAnsi="Times New Roman" w:hint="eastAsia"/>
-        </w:rPr>
-        <w:t>端穩定的基礎下，啟動</w:t>
-      </w:r>
-      <w:r>
-        <w:rPr>
-          <w:rFonts w:ascii="Times New Roman" w:eastAsia="標楷體" w:hAnsi="Times New Roman" w:hint="eastAsia"/>
-        </w:rPr>
-        <w:t xml:space="preserve"> B </w:t>
-      </w:r>
-      <w:r>
-        <w:rPr>
-          <w:rFonts w:ascii="Times New Roman" w:eastAsia="標楷體" w:hAnsi="Times New Roman" w:hint="eastAsia"/>
-        </w:rPr>
-        <w:t>端機構授權服務。</w:t>
+        <w:t>預期總成本：</w:t>
+      </w:r>
+      <w:r>
+        <w:rPr>
+          <w:rFonts w:ascii="Times New Roman" w:eastAsia="標楷體" w:hAnsi="Times New Roman" w:hint="eastAsia"/>
+        </w:rPr>
+        <w:t xml:space="preserve"> 89,400 </w:t>
+      </w:r>
+      <w:r>
+        <w:rPr>
+          <w:rFonts w:ascii="Times New Roman" w:eastAsia="標楷體" w:hAnsi="Times New Roman" w:hint="eastAsia"/>
+        </w:rPr>
+        <w:t>元（固定成本</w:t>
+      </w:r>
+      <w:r>
+        <w:rPr>
+          <w:rFonts w:ascii="Times New Roman" w:eastAsia="標楷體" w:hAnsi="Times New Roman" w:hint="eastAsia"/>
+        </w:rPr>
+        <w:t xml:space="preserve"> 49,400 + API </w:t>
+      </w:r>
+      <w:r>
+        <w:rPr>
+          <w:rFonts w:ascii="Times New Roman" w:eastAsia="標楷體" w:hAnsi="Times New Roman" w:hint="eastAsia"/>
+        </w:rPr>
+        <w:t>變動成本</w:t>
+      </w:r>
+      <w:r>
+        <w:rPr>
+          <w:rFonts w:ascii="Times New Roman" w:eastAsia="標楷體" w:hAnsi="Times New Roman" w:hint="eastAsia"/>
+        </w:rPr>
+        <w:t xml:space="preserve"> 40,000</w:t>
+      </w:r>
+      <w:r>
+        <w:rPr>
+          <w:rFonts w:ascii="Times New Roman" w:eastAsia="標楷體" w:hAnsi="Times New Roman" w:hint="eastAsia"/>
+        </w:rPr>
+        <w:t>）。</w:t>
       </w:r>
     </w:p>
     <w:p>
@@ -1930,19 +1916,43 @@
         <w:rPr>
           <w:rFonts w:ascii="Times New Roman" w:eastAsia="標楷體" w:hAnsi="Times New Roman" w:hint="eastAsia"/>
         </w:rPr>
-        <w:t>預期月營收：</w:t>
-      </w:r>
-      <w:r>
-        <w:rPr>
-          <w:rFonts w:ascii="Times New Roman" w:eastAsia="標楷體" w:hAnsi="Times New Roman" w:hint="eastAsia"/>
-        </w:rPr>
-        <w:t xml:space="preserve"> 12,000 </w:t>
-      </w:r>
-      <w:r>
-        <w:rPr>
-          <w:rFonts w:ascii="Times New Roman" w:eastAsia="標楷體" w:hAnsi="Times New Roman" w:hint="eastAsia"/>
-        </w:rPr>
-        <w:t>元。</w:t>
+        <w:t>財務狀況：</w:t>
+      </w:r>
+      <w:r>
+        <w:rPr>
+          <w:rFonts w:ascii="Times New Roman" w:eastAsia="標楷體" w:hAnsi="Times New Roman" w:hint="eastAsia"/>
+        </w:rPr>
+        <w:t xml:space="preserve"> </w:t>
+      </w:r>
+      <w:r>
+        <w:rPr>
+          <w:rFonts w:ascii="Times New Roman" w:eastAsia="標楷體" w:hAnsi="Times New Roman" w:hint="eastAsia"/>
+        </w:rPr>
+        <w:t>隨著人數規模化，</w:t>
+      </w:r>
+      <w:r>
+        <w:rPr>
+          <w:rFonts w:ascii="Times New Roman" w:eastAsia="標楷體" w:hAnsi="Times New Roman" w:hint="eastAsia"/>
+        </w:rPr>
+        <w:t xml:space="preserve">API </w:t>
+      </w:r>
+      <w:r>
+        <w:rPr>
+          <w:rFonts w:ascii="Times New Roman" w:eastAsia="標楷體" w:hAnsi="Times New Roman" w:hint="eastAsia"/>
+        </w:rPr>
+        <w:t>變動成本顯著上升，此時每月仍有約</w:t>
+      </w:r>
+      <w:r>
+        <w:rPr>
+          <w:rFonts w:ascii="Times New Roman" w:eastAsia="標楷體" w:hAnsi="Times New Roman" w:hint="eastAsia"/>
+        </w:rPr>
+        <w:t xml:space="preserve"> 11,400 </w:t>
+      </w:r>
+      <w:r>
+        <w:rPr>
+          <w:rFonts w:ascii="Times New Roman" w:eastAsia="標楷體" w:hAnsi="Times New Roman" w:hint="eastAsia"/>
+        </w:rPr>
+        <w:t>元之小幅虧損。</w:t>
       </w:r>
     </w:p>
     <w:p>
@@ -1960,57 +1970,110 @@
         <w:rPr>
           <w:rFonts w:ascii="Times New Roman" w:eastAsia="標楷體" w:hAnsi="Times New Roman" w:hint="eastAsia"/>
         </w:rPr>
-        <w:t>預期營收結構：</w:t>
-      </w:r>
-      <w:r>
-        <w:rPr>
-          <w:rFonts w:ascii="Times New Roman" w:eastAsia="標楷體" w:hAnsi="Times New Roman" w:hint="eastAsia"/>
-        </w:rPr>
-        <w:t xml:space="preserve"> C </w:t>
-      </w:r>
-      <w:r>
-        <w:rPr>
-          <w:rFonts w:ascii="Times New Roman" w:eastAsia="標楷體" w:hAnsi="Times New Roman" w:hint="eastAsia"/>
-        </w:rPr>
-        <w:t>端穩健收入</w:t>
-      </w:r>
-      <w:r>
-        <w:rPr>
-          <w:rFonts w:ascii="Times New Roman" w:eastAsia="標楷體" w:hAnsi="Times New Roman" w:hint="eastAsia"/>
-        </w:rPr>
-        <w:t xml:space="preserve"> + B </w:t>
-      </w:r>
-      <w:r>
-        <w:rPr>
-          <w:rFonts w:ascii="Times New Roman" w:eastAsia="標楷體" w:hAnsi="Times New Roman" w:hint="eastAsia"/>
-        </w:rPr>
-        <w:t>端機構授權（預計</w:t>
-      </w:r>
-      <w:proofErr w:type="gramStart"/>
-      <w:r>
-        <w:rPr>
-          <w:rFonts w:ascii="Times New Roman" w:eastAsia="標楷體" w:hAnsi="Times New Roman" w:hint="eastAsia"/>
-        </w:rPr>
-        <w:t>介</w:t>
-      </w:r>
-      <w:proofErr w:type="gramEnd"/>
-      <w:r>
-        <w:rPr>
-          <w:rFonts w:ascii="Times New Roman" w:eastAsia="標楷體" w:hAnsi="Times New Roman" w:hint="eastAsia"/>
-        </w:rPr>
-        <w:t>接</w:t>
-      </w:r>
-      <w:r>
-        <w:rPr>
-          <w:rFonts w:ascii="Times New Roman" w:eastAsia="標楷體" w:hAnsi="Times New Roman" w:hint="eastAsia"/>
-        </w:rPr>
-        <w:t xml:space="preserve"> 5 </w:t>
-      </w:r>
-      <w:r>
-        <w:rPr>
-          <w:rFonts w:ascii="Times New Roman" w:eastAsia="標楷體" w:hAnsi="Times New Roman" w:hint="eastAsia"/>
-        </w:rPr>
-        <w:t>間以上中小型機構）。</w:t>
+        <w:t>損益平衡點：</w:t>
+      </w:r>
+      <w:r>
+        <w:rPr>
+          <w:rFonts w:ascii="Times New Roman" w:eastAsia="標楷體" w:hAnsi="Times New Roman" w:hint="eastAsia"/>
+        </w:rPr>
+        <w:t xml:space="preserve"> </w:t>
+      </w:r>
+      <w:r>
+        <w:rPr>
+          <w:rFonts w:ascii="Times New Roman" w:eastAsia="標楷體" w:hAnsi="Times New Roman" w:hint="eastAsia"/>
+        </w:rPr>
+        <w:t>經過變動成本</w:t>
+      </w:r>
+      <w:r>
+        <w:rPr>
+          <w:rFonts w:ascii="Times New Roman" w:eastAsia="標楷體" w:hAnsi="Times New Roman" w:hint="eastAsia"/>
+        </w:rPr>
+        <w:t>重新計</w:t>
+      </w:r>
+      <w:r>
+        <w:rPr>
+          <w:rFonts w:ascii="Times New Roman" w:eastAsia="標楷體" w:hAnsi="Times New Roman" w:hint="eastAsia"/>
+        </w:rPr>
+        <w:t>算</w:t>
+      </w:r>
+      <w:r>
+        <w:rPr>
+          <w:rFonts w:ascii="Times New Roman" w:eastAsia="標楷體" w:hAnsi="Times New Roman" w:hint="eastAsia"/>
+        </w:rPr>
+        <w:t>後</w:t>
+      </w:r>
+      <w:r>
+        <w:rPr>
+          <w:rFonts w:ascii="Times New Roman" w:eastAsia="標楷體" w:hAnsi="Times New Roman" w:hint="eastAsia"/>
+        </w:rPr>
+        <w:t>，當總用戶數達到</w:t>
+      </w:r>
+      <w:r>
+        <w:rPr>
+          <w:rFonts w:ascii="Times New Roman" w:eastAsia="標楷體" w:hAnsi="Times New Roman" w:hint="eastAsia"/>
+        </w:rPr>
+        <w:t xml:space="preserve"> 10,400 </w:t>
+      </w:r>
+      <w:r>
+        <w:rPr>
+          <w:rFonts w:ascii="Times New Roman" w:eastAsia="標楷體" w:hAnsi="Times New Roman" w:hint="eastAsia"/>
+        </w:rPr>
+        <w:t>人</w:t>
+      </w:r>
+      <w:r>
+        <w:rPr>
+          <w:rFonts w:ascii="Times New Roman" w:eastAsia="標楷體" w:hAnsi="Times New Roman" w:hint="eastAsia"/>
+        </w:rPr>
+        <w:t xml:space="preserve"> </w:t>
+      </w:r>
+      <w:r>
+        <w:rPr>
+          <w:rFonts w:ascii="Times New Roman" w:eastAsia="標楷體" w:hAnsi="Times New Roman" w:hint="eastAsia"/>
+        </w:rPr>
+        <w:t>時，預</w:t>
+      </w:r>
+      <w:r>
+        <w:rPr>
+          <w:rFonts w:ascii="Times New Roman" w:eastAsia="標楷體" w:hAnsi="Times New Roman" w:hint="eastAsia"/>
+        </w:rPr>
+        <w:lastRenderedPageBreak/>
+        <w:t>期月營收將達到約</w:t>
+      </w:r>
+      <w:r>
+        <w:rPr>
+          <w:rFonts w:ascii="Times New Roman" w:eastAsia="標楷體" w:hAnsi="Times New Roman" w:hint="eastAsia"/>
+        </w:rPr>
+        <w:t xml:space="preserve"> 101,400 </w:t>
+      </w:r>
+      <w:r>
+        <w:rPr>
+          <w:rFonts w:ascii="Times New Roman" w:eastAsia="標楷體" w:hAnsi="Times New Roman" w:hint="eastAsia"/>
+        </w:rPr>
+        <w:t>元，剛好打平當月總成本（固定</w:t>
+      </w:r>
+      <w:r>
+        <w:rPr>
+          <w:rFonts w:ascii="Times New Roman" w:eastAsia="標楷體" w:hAnsi="Times New Roman" w:hint="eastAsia"/>
+        </w:rPr>
+        <w:t xml:space="preserve"> 49,400 + API </w:t>
+      </w:r>
+      <w:r>
+        <w:rPr>
+          <w:rFonts w:ascii="Times New Roman" w:eastAsia="標楷體" w:hAnsi="Times New Roman" w:hint="eastAsia"/>
+        </w:rPr>
+        <w:t>費用</w:t>
+      </w:r>
+      <w:r>
+        <w:rPr>
+          <w:rFonts w:ascii="Times New Roman" w:eastAsia="標楷體" w:hAnsi="Times New Roman" w:hint="eastAsia"/>
+        </w:rPr>
+        <w:t xml:space="preserve"> 52,000</w:t>
+      </w:r>
+      <w:r>
+        <w:rPr>
+          <w:rFonts w:ascii="Times New Roman" w:eastAsia="標楷體" w:hAnsi="Times New Roman" w:hint="eastAsia"/>
+        </w:rPr>
+        <w:t>），進入獲利階段。</w:t>
       </w:r>
     </w:p>
     <w:p>
@@ -2021,27 +2084,104 @@
           <w:numId w:val="2"/>
         </w:numPr>
         <w:rPr>
-          <w:rFonts w:ascii="Times New Roman" w:eastAsia="標楷體" w:hAnsi="Times New Roman"/>
-        </w:rPr>
-      </w:pPr>
-      <w:r>
-        <w:rPr>
-          <w:rFonts w:ascii="Times New Roman" w:eastAsia="標楷體" w:hAnsi="Times New Roman" w:hint="eastAsia"/>
-        </w:rPr>
-        <w:lastRenderedPageBreak/>
-        <w:t>預期月營收：</w:t>
-      </w:r>
-      <w:r>
-        <w:rPr>
-          <w:rFonts w:ascii="Times New Roman" w:eastAsia="標楷體" w:hAnsi="Times New Roman" w:hint="eastAsia"/>
-        </w:rPr>
-        <w:t xml:space="preserve"> 150,000 </w:t>
-      </w:r>
-      <w:r>
-        <w:rPr>
-          <w:rFonts w:ascii="Times New Roman" w:eastAsia="標楷體" w:hAnsi="Times New Roman" w:hint="eastAsia"/>
-        </w:rPr>
-        <w:t>元以上。</w:t>
+          <w:rFonts w:ascii="Times New Roman" w:eastAsia="標楷體" w:hAnsi="Times New Roman" w:hint="eastAsia"/>
+        </w:rPr>
+      </w:pPr>
+    </w:p>
+    <w:p>
+      <w:pPr>
+        <w:pStyle w:val="a9"/>
+        <w:rPr>
+          <w:rFonts w:ascii="Times New Roman" w:eastAsia="標楷體" w:hAnsi="Times New Roman"/>
+        </w:rPr>
+      </w:pPr>
+      <w:r>
+        <w:rPr>
+          <w:rFonts w:ascii="Times New Roman" w:eastAsia="標楷體" w:hAnsi="Times New Roman" w:hint="eastAsia"/>
+        </w:rPr>
+        <w:t>長期（上線</w:t>
+      </w:r>
+      <w:r>
+        <w:rPr>
+          <w:rFonts w:ascii="Times New Roman" w:eastAsia="標楷體" w:hAnsi="Times New Roman" w:hint="eastAsia"/>
+        </w:rPr>
+        <w:t xml:space="preserve"> 24 </w:t>
+      </w:r>
+      <w:proofErr w:type="gramStart"/>
+      <w:r>
+        <w:rPr>
+          <w:rFonts w:ascii="Times New Roman" w:eastAsia="標楷體" w:hAnsi="Times New Roman" w:hint="eastAsia"/>
+        </w:rPr>
+        <w:t>個</w:t>
+      </w:r>
+      <w:proofErr w:type="gramEnd"/>
+      <w:r>
+        <w:rPr>
+          <w:rFonts w:ascii="Times New Roman" w:eastAsia="標楷體" w:hAnsi="Times New Roman" w:hint="eastAsia"/>
+        </w:rPr>
+        <w:t>月以上）：</w:t>
+      </w:r>
+      <w:r>
+        <w:rPr>
+          <w:rFonts w:ascii="Times New Roman" w:eastAsia="標楷體" w:hAnsi="Times New Roman" w:hint="eastAsia"/>
+        </w:rPr>
+        <w:t>在</w:t>
+      </w:r>
+      <w:r>
+        <w:rPr>
+          <w:rFonts w:ascii="Times New Roman" w:eastAsia="標楷體" w:hAnsi="Times New Roman" w:hint="eastAsia"/>
+        </w:rPr>
+        <w:t xml:space="preserve"> C </w:t>
+      </w:r>
+      <w:r>
+        <w:rPr>
+          <w:rFonts w:ascii="Times New Roman" w:eastAsia="標楷體" w:hAnsi="Times New Roman" w:hint="eastAsia"/>
+        </w:rPr>
+        <w:t>端跨越萬人門檻並穩定獲利的基礎下，正式啟動</w:t>
+      </w:r>
+      <w:r>
+        <w:rPr>
+          <w:rFonts w:ascii="Times New Roman" w:eastAsia="標楷體" w:hAnsi="Times New Roman" w:hint="eastAsia"/>
+        </w:rPr>
+        <w:t xml:space="preserve"> B </w:t>
+      </w:r>
+      <w:proofErr w:type="gramStart"/>
+      <w:r>
+        <w:rPr>
+          <w:rFonts w:ascii="Times New Roman" w:eastAsia="標楷體" w:hAnsi="Times New Roman" w:hint="eastAsia"/>
+        </w:rPr>
+        <w:t>端長照</w:t>
+      </w:r>
+      <w:proofErr w:type="gramEnd"/>
+      <w:r>
+        <w:rPr>
+          <w:rFonts w:ascii="Times New Roman" w:eastAsia="標楷體" w:hAnsi="Times New Roman" w:hint="eastAsia"/>
+        </w:rPr>
+        <w:t>機構授權服務，藉此大幅提升毛利率（因</w:t>
+      </w:r>
+      <w:r>
+        <w:rPr>
+          <w:rFonts w:ascii="Times New Roman" w:eastAsia="標楷體" w:hAnsi="Times New Roman" w:hint="eastAsia"/>
+        </w:rPr>
+        <w:t xml:space="preserve"> B </w:t>
+      </w:r>
+      <w:r>
+        <w:rPr>
+          <w:rFonts w:ascii="Times New Roman" w:eastAsia="標楷體" w:hAnsi="Times New Roman" w:hint="eastAsia"/>
+        </w:rPr>
+        <w:t>端客單價高，且可分攤</w:t>
+      </w:r>
+      <w:r>
+        <w:rPr>
+          <w:rFonts w:ascii="Times New Roman" w:eastAsia="標楷體" w:hAnsi="Times New Roman" w:hint="eastAsia"/>
+        </w:rPr>
+        <w:t xml:space="preserve"> C </w:t>
+      </w:r>
+      <w:r>
+        <w:rPr>
+          <w:rFonts w:ascii="Times New Roman" w:eastAsia="標楷體" w:hAnsi="Times New Roman" w:hint="eastAsia"/>
+        </w:rPr>
+        <w:t>端基礎建設成本）。</w:t>
       </w:r>
     </w:p>
     <w:p>
@@ -2059,6 +2199,110 @@
         <w:rPr>
           <w:rFonts w:ascii="Times New Roman" w:eastAsia="標楷體" w:hAnsi="Times New Roman" w:hint="eastAsia"/>
         </w:rPr>
+        <w:t>預</w:t>
+      </w:r>
+      <w:r>
+        <w:rPr>
+          <w:rFonts w:ascii="Times New Roman" w:eastAsia="標楷體" w:hAnsi="Times New Roman" w:hint="eastAsia"/>
+        </w:rPr>
+        <w:t>期營收結構：</w:t>
+      </w:r>
+      <w:r>
+        <w:rPr>
+          <w:rFonts w:ascii="Times New Roman" w:eastAsia="標楷體" w:hAnsi="Times New Roman" w:hint="eastAsia"/>
+        </w:rPr>
+        <w:t xml:space="preserve"> C </w:t>
+      </w:r>
+      <w:r>
+        <w:rPr>
+          <w:rFonts w:ascii="Times New Roman" w:eastAsia="標楷體" w:hAnsi="Times New Roman" w:hint="eastAsia"/>
+        </w:rPr>
+        <w:t>端穩健收入</w:t>
+      </w:r>
+      <w:r>
+        <w:rPr>
+          <w:rFonts w:ascii="Times New Roman" w:eastAsia="標楷體" w:hAnsi="Times New Roman" w:hint="eastAsia"/>
+        </w:rPr>
+        <w:t xml:space="preserve"> + B </w:t>
+      </w:r>
+      <w:r>
+        <w:rPr>
+          <w:rFonts w:ascii="Times New Roman" w:eastAsia="標楷體" w:hAnsi="Times New Roman" w:hint="eastAsia"/>
+        </w:rPr>
+        <w:t>端機構授權（預計</w:t>
+      </w:r>
+      <w:proofErr w:type="gramStart"/>
+      <w:r>
+        <w:rPr>
+          <w:rFonts w:ascii="Times New Roman" w:eastAsia="標楷體" w:hAnsi="Times New Roman" w:hint="eastAsia"/>
+        </w:rPr>
+        <w:t>介</w:t>
+      </w:r>
+      <w:proofErr w:type="gramEnd"/>
+      <w:r>
+        <w:rPr>
+          <w:rFonts w:ascii="Times New Roman" w:eastAsia="標楷體" w:hAnsi="Times New Roman" w:hint="eastAsia"/>
+        </w:rPr>
+        <w:t>接</w:t>
+      </w:r>
+      <w:r>
+        <w:rPr>
+          <w:rFonts w:ascii="Times New Roman" w:eastAsia="標楷體" w:hAnsi="Times New Roman" w:hint="eastAsia"/>
+        </w:rPr>
+        <w:t xml:space="preserve"> 5 </w:t>
+      </w:r>
+      <w:r>
+        <w:rPr>
+          <w:rFonts w:ascii="Times New Roman" w:eastAsia="標楷體" w:hAnsi="Times New Roman" w:hint="eastAsia"/>
+        </w:rPr>
+        <w:t>間以上中小型機構）。</w:t>
+      </w:r>
+    </w:p>
+    <w:p>
+      <w:pPr>
+        <w:pStyle w:val="a9"/>
+        <w:numPr>
+          <w:ilvl w:val="1"/>
+          <w:numId w:val="2"/>
+        </w:numPr>
+        <w:rPr>
+          <w:rFonts w:ascii="Times New Roman" w:eastAsia="標楷體" w:hAnsi="Times New Roman"/>
+        </w:rPr>
+      </w:pPr>
+      <w:r>
+        <w:rPr>
+          <w:rFonts w:ascii="Times New Roman" w:eastAsia="標楷體" w:hAnsi="Times New Roman" w:hint="eastAsia"/>
+        </w:rPr>
+        <w:t>預期月營收：</w:t>
+      </w:r>
+      <w:r>
+        <w:rPr>
+          <w:rFonts w:ascii="Times New Roman" w:eastAsia="標楷體" w:hAnsi="Times New Roman" w:hint="eastAsia"/>
+        </w:rPr>
+        <w:t xml:space="preserve"> 150,000 </w:t>
+      </w:r>
+      <w:r>
+        <w:rPr>
+          <w:rFonts w:ascii="Times New Roman" w:eastAsia="標楷體" w:hAnsi="Times New Roman" w:hint="eastAsia"/>
+        </w:rPr>
+        <w:t>元以上。</w:t>
+      </w:r>
+    </w:p>
+    <w:p>
+      <w:pPr>
+        <w:pStyle w:val="a9"/>
+        <w:numPr>
+          <w:ilvl w:val="1"/>
+          <w:numId w:val="2"/>
+        </w:numPr>
+        <w:rPr>
+          <w:rFonts w:ascii="Times New Roman" w:eastAsia="標楷體" w:hAnsi="Times New Roman"/>
+        </w:rPr>
+      </w:pPr>
+      <w:r>
+        <w:rPr>
+          <w:rFonts w:ascii="Times New Roman" w:eastAsia="標楷體" w:hAnsi="Times New Roman" w:hint="eastAsia"/>
+        </w:rPr>
         <w:t>財務狀況：</w:t>
       </w:r>
       <w:r>
@@ -2695,6 +2939,7 @@
         <w:rPr>
           <w:rFonts w:ascii="Times New Roman" w:eastAsia="標楷體" w:hAnsi="Times New Roman"/>
         </w:rPr>
+        <w:lastRenderedPageBreak/>
         <w:t>高階語音處理與即時轉換技術</w:t>
       </w:r>
       <w:r>
@@ -2882,7 +3127,6 @@
         <w:rPr>
           <w:rFonts w:ascii="Times New Roman" w:eastAsia="標楷體" w:hAnsi="Times New Roman"/>
         </w:rPr>
-        <w:lastRenderedPageBreak/>
         <w:t>大型語言模型</w:t>
       </w:r>
       <w:r>
@@ -3404,6 +3648,7 @@
           <w:b/>
           <w:bCs/>
         </w:rPr>
+        <w:lastRenderedPageBreak/>
         <w:t>【市場可行性】</w:t>
       </w:r>
     </w:p>
@@ -3497,7 +3742,6 @@
           <w:b/>
           <w:bCs/>
         </w:rPr>
-        <w:lastRenderedPageBreak/>
         <w:t xml:space="preserve">2-2 </w:t>
       </w:r>
       <w:r>
@@ -3962,6 +4206,7 @@
           <w:b/>
           <w:bCs/>
         </w:rPr>
+        <w:lastRenderedPageBreak/>
         <w:t>情感連結回饋：</w:t>
       </w:r>
       <w:r>
@@ -4158,7 +4403,6 @@
         <w:rPr>
           <w:rFonts w:ascii="Times New Roman" w:eastAsia="標楷體" w:hAnsi="Times New Roman"/>
         </w:rPr>
-        <w:lastRenderedPageBreak/>
         <w:t>投放與長照機構的異業合作洽談。</w:t>
       </w:r>
     </w:p>
@@ -4714,6 +4958,7 @@
                 <w:b/>
                 <w:bCs/>
               </w:rPr>
+              <w:lastRenderedPageBreak/>
               <w:t>比較項目</w:t>
             </w:r>
           </w:p>
@@ -4859,7 +5104,7 @@
             <w:pPr>
               <w:jc w:val="center"/>
               <w:rPr>
-                <w:rFonts w:ascii="Times New Roman" w:eastAsia="標楷體" w:hAnsi="Times New Roman" w:hint="eastAsia"/>
+                <w:rFonts w:ascii="Times New Roman" w:eastAsia="標楷體" w:hAnsi="Times New Roman"/>
                 <w:b/>
                 <w:bCs/>
               </w:rPr>
@@ -4915,7 +5160,7 @@
             <w:pPr>
               <w:jc w:val="center"/>
               <w:rPr>
-                <w:rFonts w:ascii="Times New Roman" w:eastAsia="標楷體" w:hAnsi="Times New Roman" w:hint="eastAsia"/>
+                <w:rFonts w:ascii="Times New Roman" w:eastAsia="標楷體" w:hAnsi="Times New Roman"/>
                 <w:b/>
                 <w:bCs/>
               </w:rPr>
@@ -5055,7 +5300,7 @@
             <w:pPr>
               <w:jc w:val="center"/>
               <w:rPr>
-                <w:rFonts w:ascii="Times New Roman" w:eastAsia="標楷體" w:hAnsi="Times New Roman" w:hint="eastAsia"/>
+                <w:rFonts w:ascii="Times New Roman" w:eastAsia="標楷體" w:hAnsi="Times New Roman"/>
               </w:rPr>
             </w:pPr>
             <w:r>
@@ -5086,7 +5331,7 @@
             <w:pPr>
               <w:jc w:val="center"/>
               <w:rPr>
-                <w:rFonts w:ascii="Times New Roman" w:eastAsia="標楷體" w:hAnsi="Times New Roman" w:hint="eastAsia"/>
+                <w:rFonts w:ascii="Times New Roman" w:eastAsia="標楷體" w:hAnsi="Times New Roman"/>
               </w:rPr>
             </w:pPr>
             <w:r>
@@ -5158,14 +5403,7 @@
               <w:rPr>
                 <w:rFonts w:ascii="Times New Roman" w:eastAsia="標楷體" w:hAnsi="Times New Roman" w:hint="eastAsia"/>
               </w:rPr>
-              <w:t>語意分析、全語音交互、趣味</w:t>
-            </w:r>
-            <w:r>
-              <w:rPr>
-                <w:rFonts w:ascii="Times New Roman" w:eastAsia="標楷體" w:hAnsi="Times New Roman" w:hint="eastAsia"/>
-              </w:rPr>
-              <w:lastRenderedPageBreak/>
-              <w:t>養成</w:t>
+              <w:t>語意分析、全語音交互、趣味養成</w:t>
             </w:r>
           </w:p>
         </w:tc>
@@ -5185,7 +5423,6 @@
               <w:rPr>
                 <w:rFonts w:ascii="Times New Roman" w:eastAsia="標楷體" w:hAnsi="Times New Roman" w:hint="eastAsia"/>
               </w:rPr>
-              <w:lastRenderedPageBreak/>
               <w:t>電子照護紀錄、機構月費</w:t>
             </w:r>
             <w:proofErr w:type="gramStart"/>
@@ -5234,21 +5471,14 @@
             <w:pPr>
               <w:jc w:val="center"/>
               <w:rPr>
-                <w:rFonts w:ascii="Times New Roman" w:eastAsia="標楷體" w:hAnsi="Times New Roman" w:hint="eastAsia"/>
-              </w:rPr>
-            </w:pPr>
-            <w:r>
-              <w:rPr>
-                <w:rFonts w:ascii="Times New Roman" w:eastAsia="標楷體" w:hAnsi="Times New Roman" w:hint="eastAsia"/>
-              </w:rPr>
-              <w:t>專屬硬體語音對話、主動式健康提醒、視</w:t>
-            </w:r>
-            <w:r>
-              <w:rPr>
-                <w:rFonts w:ascii="Times New Roman" w:eastAsia="標楷體" w:hAnsi="Times New Roman" w:hint="eastAsia"/>
-              </w:rPr>
-              <w:lastRenderedPageBreak/>
-              <w:t>訊通話</w:t>
+                <w:rFonts w:ascii="Times New Roman" w:eastAsia="標楷體" w:hAnsi="Times New Roman"/>
+              </w:rPr>
+            </w:pPr>
+            <w:r>
+              <w:rPr>
+                <w:rFonts w:ascii="Times New Roman" w:eastAsia="標楷體" w:hAnsi="Times New Roman" w:hint="eastAsia"/>
+              </w:rPr>
+              <w:t>專屬硬體語音對話、主動式健康提醒、視訊通話</w:t>
             </w:r>
           </w:p>
         </w:tc>
@@ -5260,22 +5490,14 @@
             <w:pPr>
               <w:jc w:val="center"/>
               <w:rPr>
-                <w:rFonts w:ascii="Times New Roman" w:eastAsia="標楷體" w:hAnsi="Times New Roman" w:hint="eastAsia"/>
-              </w:rPr>
-            </w:pPr>
-            <w:r>
-              <w:rPr>
-                <w:rFonts w:ascii="Times New Roman" w:eastAsia="標楷體" w:hAnsi="Times New Roman" w:hint="eastAsia"/>
-              </w:rPr>
-              <w:lastRenderedPageBreak/>
-              <w:t>共享照護行事曆、待辦事項分配、居家安</w:t>
-            </w:r>
-            <w:r>
-              <w:rPr>
-                <w:rFonts w:ascii="Times New Roman" w:eastAsia="標楷體" w:hAnsi="Times New Roman" w:hint="eastAsia"/>
-              </w:rPr>
-              <w:lastRenderedPageBreak/>
-              <w:t>全文件庫</w:t>
+                <w:rFonts w:ascii="Times New Roman" w:eastAsia="標楷體" w:hAnsi="Times New Roman"/>
+              </w:rPr>
+            </w:pPr>
+            <w:r>
+              <w:rPr>
+                <w:rFonts w:ascii="Times New Roman" w:eastAsia="標楷體" w:hAnsi="Times New Roman" w:hint="eastAsia"/>
+              </w:rPr>
+              <w:t>共享照護行事曆、待辦事項分配、居家安全文件庫</w:t>
             </w:r>
           </w:p>
         </w:tc>
@@ -5300,7 +5522,6 @@
               <w:rPr>
                 <w:rFonts w:ascii="Times New Roman" w:eastAsia="標楷體" w:hAnsi="Times New Roman" w:hint="eastAsia"/>
               </w:rPr>
-              <w:lastRenderedPageBreak/>
               <w:t>長輩操作門檻</w:t>
             </w:r>
           </w:p>
@@ -5427,7 +5648,7 @@
             <w:pPr>
               <w:jc w:val="center"/>
               <w:rPr>
-                <w:rFonts w:ascii="Times New Roman" w:eastAsia="標楷體" w:hAnsi="Times New Roman" w:hint="eastAsia"/>
+                <w:rFonts w:ascii="Times New Roman" w:eastAsia="標楷體" w:hAnsi="Times New Roman"/>
               </w:rPr>
             </w:pPr>
             <w:r>
@@ -5464,7 +5685,7 @@
             <w:pPr>
               <w:jc w:val="center"/>
               <w:rPr>
-                <w:rFonts w:ascii="Times New Roman" w:eastAsia="標楷體" w:hAnsi="Times New Roman" w:hint="eastAsia"/>
+                <w:rFonts w:ascii="Times New Roman" w:eastAsia="標楷體" w:hAnsi="Times New Roman"/>
               </w:rPr>
             </w:pPr>
             <w:r>
@@ -5634,7 +5855,7 @@
             <w:pPr>
               <w:jc w:val="center"/>
               <w:rPr>
-                <w:rFonts w:ascii="Times New Roman" w:eastAsia="標楷體" w:hAnsi="Times New Roman" w:hint="eastAsia"/>
+                <w:rFonts w:ascii="Times New Roman" w:eastAsia="標楷體" w:hAnsi="Times New Roman"/>
               </w:rPr>
             </w:pPr>
             <w:r>
@@ -5653,7 +5874,7 @@
             <w:pPr>
               <w:jc w:val="center"/>
               <w:rPr>
-                <w:rFonts w:ascii="Times New Roman" w:eastAsia="標楷體" w:hAnsi="Times New Roman" w:hint="eastAsia"/>
+                <w:rFonts w:ascii="Times New Roman" w:eastAsia="標楷體" w:hAnsi="Times New Roman"/>
               </w:rPr>
             </w:pPr>
             <w:r>
@@ -5853,7 +6074,7 @@
             <w:pPr>
               <w:jc w:val="center"/>
               <w:rPr>
-                <w:rFonts w:ascii="Times New Roman" w:eastAsia="標楷體" w:hAnsi="Times New Roman" w:hint="eastAsia"/>
+                <w:rFonts w:ascii="Times New Roman" w:eastAsia="標楷體" w:hAnsi="Times New Roman"/>
               </w:rPr>
             </w:pPr>
             <w:r>
@@ -5902,7 +6123,7 @@
             <w:pPr>
               <w:jc w:val="center"/>
               <w:rPr>
-                <w:rFonts w:ascii="Times New Roman" w:eastAsia="標楷體" w:hAnsi="Times New Roman" w:hint="eastAsia"/>
+                <w:rFonts w:ascii="Times New Roman" w:eastAsia="標楷體" w:hAnsi="Times New Roman"/>
               </w:rPr>
             </w:pPr>
             <w:r>
@@ -6127,7 +6348,7 @@
             <w:pPr>
               <w:jc w:val="center"/>
               <w:rPr>
-                <w:rFonts w:ascii="Times New Roman" w:eastAsia="標楷體" w:hAnsi="Times New Roman" w:hint="eastAsia"/>
+                <w:rFonts w:ascii="Times New Roman" w:eastAsia="標楷體" w:hAnsi="Times New Roman"/>
                 <w:b/>
                 <w:bCs/>
               </w:rPr>
@@ -6167,7 +6388,7 @@
             <w:pPr>
               <w:jc w:val="center"/>
               <w:rPr>
-                <w:rFonts w:ascii="Times New Roman" w:eastAsia="標楷體" w:hAnsi="Times New Roman" w:hint="eastAsia"/>
+                <w:rFonts w:ascii="Times New Roman" w:eastAsia="標楷體" w:hAnsi="Times New Roman"/>
                 <w:b/>
                 <w:bCs/>
               </w:rPr>
@@ -6491,7 +6712,7 @@
             <w:pPr>
               <w:jc w:val="center"/>
               <w:rPr>
-                <w:rFonts w:ascii="Times New Roman" w:eastAsia="標楷體" w:hAnsi="Times New Roman" w:hint="eastAsia"/>
+                <w:rFonts w:ascii="Times New Roman" w:eastAsia="標楷體" w:hAnsi="Times New Roman"/>
                 <w:b/>
                 <w:bCs/>
               </w:rPr>
@@ -6515,7 +6736,7 @@
             <w:pPr>
               <w:jc w:val="center"/>
               <w:rPr>
-                <w:rFonts w:ascii="Times New Roman" w:eastAsia="標楷體" w:hAnsi="Times New Roman" w:hint="eastAsia"/>
+                <w:rFonts w:ascii="Times New Roman" w:eastAsia="標楷體" w:hAnsi="Times New Roman"/>
               </w:rPr>
             </w:pPr>
             <w:r>
@@ -6646,7 +6867,7 @@
             <w:pPr>
               <w:jc w:val="center"/>
               <w:rPr>
-                <w:rFonts w:ascii="Times New Roman" w:eastAsia="標楷體" w:hAnsi="Times New Roman" w:hint="eastAsia"/>
+                <w:rFonts w:ascii="Times New Roman" w:eastAsia="標楷體" w:hAnsi="Times New Roman"/>
               </w:rPr>
             </w:pPr>
             <w:r>
@@ -6666,7 +6887,7 @@
             <w:pPr>
               <w:jc w:val="center"/>
               <w:rPr>
-                <w:rFonts w:ascii="Times New Roman" w:eastAsia="標楷體" w:hAnsi="Times New Roman" w:hint="eastAsia"/>
+                <w:rFonts w:ascii="Times New Roman" w:eastAsia="標楷體" w:hAnsi="Times New Roman"/>
               </w:rPr>
             </w:pPr>
             <w:r>
@@ -6691,13 +6912,14 @@
             <w:pPr>
               <w:jc w:val="center"/>
               <w:rPr>
-                <w:rFonts w:ascii="Times New Roman" w:eastAsia="標楷體" w:hAnsi="Times New Roman" w:hint="eastAsia"/>
-              </w:rPr>
-            </w:pPr>
-            <w:r>
-              <w:rPr>
-                <w:rFonts w:ascii="Times New Roman" w:eastAsia="標楷體" w:hAnsi="Times New Roman" w:hint="eastAsia"/>
-              </w:rPr>
+                <w:rFonts w:ascii="Times New Roman" w:eastAsia="標楷體" w:hAnsi="Times New Roman"/>
+              </w:rPr>
+            </w:pPr>
+            <w:r>
+              <w:rPr>
+                <w:rFonts w:ascii="Times New Roman" w:eastAsia="標楷體" w:hAnsi="Times New Roman" w:hint="eastAsia"/>
+              </w:rPr>
+              <w:lastRenderedPageBreak/>
               <w:t>視訊通話與監控</w:t>
             </w:r>
           </w:p>
@@ -6751,7 +6973,7 @@
             <w:pPr>
               <w:jc w:val="center"/>
               <w:rPr>
-                <w:rFonts w:ascii="Times New Roman" w:eastAsia="標楷體" w:hAnsi="Times New Roman" w:hint="eastAsia"/>
+                <w:rFonts w:ascii="Times New Roman" w:eastAsia="標楷體" w:hAnsi="Times New Roman"/>
               </w:rPr>
             </w:pPr>
             <w:r>
@@ -6823,7 +7045,6 @@
               <w:rPr>
                 <w:rFonts w:ascii="Times New Roman" w:eastAsia="標楷體" w:hAnsi="Times New Roman"/>
               </w:rPr>
-              <w:lastRenderedPageBreak/>
               <w:t xml:space="preserve">AI </w:t>
             </w:r>
             <w:r>
@@ -6903,7 +7124,7 @@
             <w:pPr>
               <w:jc w:val="center"/>
               <w:rPr>
-                <w:rFonts w:ascii="Times New Roman" w:eastAsia="標楷體" w:hAnsi="Times New Roman" w:hint="eastAsia"/>
+                <w:rFonts w:ascii="Times New Roman" w:eastAsia="標楷體" w:hAnsi="Times New Roman"/>
               </w:rPr>
             </w:pPr>
             <w:r>
@@ -6923,7 +7144,7 @@
             <w:pPr>
               <w:jc w:val="center"/>
               <w:rPr>
-                <w:rFonts w:ascii="Times New Roman" w:eastAsia="標楷體" w:hAnsi="Times New Roman" w:hint="eastAsia"/>
+                <w:rFonts w:ascii="Times New Roman" w:eastAsia="標楷體" w:hAnsi="Times New Roman"/>
               </w:rPr>
             </w:pPr>
             <w:r>
@@ -7192,7 +7413,7 @@
             <w:pPr>
               <w:jc w:val="center"/>
               <w:rPr>
-                <w:rFonts w:ascii="Times New Roman" w:eastAsia="標楷體" w:hAnsi="Times New Roman" w:hint="eastAsia"/>
+                <w:rFonts w:ascii="Times New Roman" w:eastAsia="標楷體" w:hAnsi="Times New Roman"/>
               </w:rPr>
             </w:pPr>
             <w:r>
@@ -7211,7 +7432,7 @@
             <w:pPr>
               <w:jc w:val="center"/>
               <w:rPr>
-                <w:rFonts w:ascii="Times New Roman" w:eastAsia="標楷體" w:hAnsi="Times New Roman" w:hint="eastAsia"/>
+                <w:rFonts w:ascii="Times New Roman" w:eastAsia="標楷體" w:hAnsi="Times New Roman"/>
               </w:rPr>
             </w:pPr>
             <w:r>
@@ -8042,7 +8263,14 @@
               <w:rPr>
                 <w:rFonts w:ascii="Times New Roman" w:eastAsia="標楷體" w:hAnsi="Times New Roman"/>
               </w:rPr>
-              <w:t>等現代化技術的開發能力，系統模組化程度高，未來擴充彈性大。</w:t>
+              <w:t>等現代化</w:t>
+            </w:r>
+            <w:r>
+              <w:rPr>
+                <w:rFonts w:ascii="Times New Roman" w:eastAsia="標楷體" w:hAnsi="Times New Roman"/>
+              </w:rPr>
+              <w:lastRenderedPageBreak/>
+              <w:t>技術的開發能力，系統模組化程度高，未來擴充彈性大。</w:t>
             </w:r>
           </w:p>
           <w:p>
@@ -8067,6 +8295,7 @@
               <w:rPr>
                 <w:rFonts w:ascii="Times New Roman" w:eastAsia="標楷體" w:hAnsi="Times New Roman" w:hint="eastAsia"/>
               </w:rPr>
+              <w:lastRenderedPageBreak/>
               <w:t xml:space="preserve">1. </w:t>
             </w:r>
             <w:r>
@@ -8150,7 +8379,14 @@
               <w:rPr>
                 <w:rFonts w:ascii="Times New Roman" w:eastAsia="標楷體" w:hAnsi="Times New Roman"/>
               </w:rPr>
-              <w:t>系統運作需建立在長輩擁有智慧型手機且具備穩定網路環境的前提下，硬體普及率仍有受限。</w:t>
+              <w:t>系統運作需建立在長輩擁有智慧型手機</w:t>
+            </w:r>
+            <w:r>
+              <w:rPr>
+                <w:rFonts w:ascii="Times New Roman" w:eastAsia="標楷體" w:hAnsi="Times New Roman"/>
+              </w:rPr>
+              <w:lastRenderedPageBreak/>
+              <w:t>且具備穩定網路環境的前提下，硬體普及率仍有受限。</w:t>
             </w:r>
           </w:p>
           <w:p>
@@ -9066,7 +9302,14 @@
               <w:rPr>
                 <w:rFonts w:ascii="Times New Roman" w:eastAsia="標楷體" w:hAnsi="Times New Roman"/>
               </w:rPr>
-              <w:t>抵禦資安法規</w:t>
+              <w:t>抵</w:t>
+            </w:r>
+            <w:r>
+              <w:rPr>
+                <w:rFonts w:ascii="Times New Roman" w:eastAsia="標楷體" w:hAnsi="Times New Roman"/>
+              </w:rPr>
+              <w:lastRenderedPageBreak/>
+              <w:t>禦資安法規</w:t>
             </w:r>
             <w:proofErr w:type="gramEnd"/>
             <w:r>
@@ -9101,14 +9344,7 @@
               <w:rPr>
                 <w:rFonts w:ascii="Times New Roman" w:eastAsia="標楷體" w:hAnsi="Times New Roman"/>
               </w:rPr>
-              <w:t>專注深化「情感交流」與</w:t>
-            </w:r>
-            <w:r>
-              <w:rPr>
-                <w:rFonts w:ascii="Times New Roman" w:eastAsia="標楷體" w:hAnsi="Times New Roman"/>
-              </w:rPr>
-              <w:lastRenderedPageBreak/>
-              <w:t>「家庭客</w:t>
+              <w:t>專注深化「情感交流」與「家庭客</w:t>
             </w:r>
             <w:proofErr w:type="gramStart"/>
             <w:r>
@@ -9229,7 +9465,14 @@
               <w:rPr>
                 <w:rFonts w:ascii="Times New Roman" w:eastAsia="標楷體" w:hAnsi="Times New Roman"/>
               </w:rPr>
-              <w:t>制定清晰且具法律效力的使用者條款，明確標示系統為「生活輔助與陪伴用途」而非醫療診斷，規避潛在醫療責任。</w:t>
+              <w:t>制定清晰且具法律效力的使用者條款，明確標示系統為「生活輔助與陪伴用途」而</w:t>
+            </w:r>
+            <w:r>
+              <w:rPr>
+                <w:rFonts w:ascii="Times New Roman" w:eastAsia="標楷體" w:hAnsi="Times New Roman"/>
+              </w:rPr>
+              <w:lastRenderedPageBreak/>
+              <w:t>非醫療診斷，規避潛在醫療責任。</w:t>
             </w:r>
           </w:p>
           <w:p>
@@ -9251,7 +9494,6 @@
               <w:rPr>
                 <w:rFonts w:ascii="Times New Roman" w:eastAsia="標楷體" w:hAnsi="Times New Roman"/>
               </w:rPr>
-              <w:lastRenderedPageBreak/>
               <w:t xml:space="preserve">2. </w:t>
             </w:r>
             <w:r>

--- a/Documents/Chapter 2.docx
+++ b/Documents/Chapter 2.docx
@@ -65,21 +65,7 @@
         <w:rPr>
           <w:rFonts w:ascii="Times New Roman" w:eastAsia="標楷體" w:hAnsi="Times New Roman"/>
         </w:rPr>
-        <w:t>」系統在操作設計上具備極高的跨世代可行性，徹底解決傳統軟體對長輩</w:t>
-      </w:r>
-      <w:proofErr w:type="gramStart"/>
-      <w:r>
-        <w:rPr>
-          <w:rFonts w:ascii="Times New Roman" w:eastAsia="標楷體" w:hAnsi="Times New Roman"/>
-        </w:rPr>
-        <w:t>不</w:t>
-      </w:r>
-      <w:proofErr w:type="gramEnd"/>
-      <w:r>
-        <w:rPr>
-          <w:rFonts w:ascii="Times New Roman" w:eastAsia="標楷體" w:hAnsi="Times New Roman"/>
-        </w:rPr>
-        <w:t>友善的痛點。</w:t>
+        <w:t>」系統在操作設計上具備極高的跨世代可行性，徹底解決傳統軟體對長輩不友善的痛點。</w:t>
       </w:r>
     </w:p>
     <w:p>
@@ -119,21 +105,7 @@
         <w:rPr>
           <w:rFonts w:ascii="Times New Roman" w:eastAsia="標楷體" w:hAnsi="Times New Roman"/>
         </w:rPr>
-        <w:t>針對家屬端，系統提供直覺且結構清晰的照護管理儀表板，家屬可透過模組化的介面快速設定吃藥或</w:t>
-      </w:r>
-      <w:proofErr w:type="gramStart"/>
-      <w:r>
-        <w:rPr>
-          <w:rFonts w:ascii="Times New Roman" w:eastAsia="標楷體" w:hAnsi="Times New Roman"/>
-        </w:rPr>
-        <w:t>回診排程</w:t>
-      </w:r>
-      <w:proofErr w:type="gramEnd"/>
-      <w:r>
-        <w:rPr>
-          <w:rFonts w:ascii="Times New Roman" w:eastAsia="標楷體" w:hAnsi="Times New Roman"/>
-        </w:rPr>
-        <w:t>、檢視</w:t>
+        <w:t>針對家屬端，系統提供直覺且結構清晰的照護管理儀表板，家屬可透過模組化的介面快速設定吃藥或回診排程、檢視</w:t>
       </w:r>
       <w:r>
         <w:rPr>
@@ -165,19 +137,11 @@
         </w:rPr>
         <w:t>確認長輩的安全，</w:t>
       </w:r>
-      <w:proofErr w:type="gramStart"/>
-      <w:r>
-        <w:rPr>
-          <w:rFonts w:ascii="Times New Roman" w:eastAsia="標楷體" w:hAnsi="Times New Roman"/>
-        </w:rPr>
-        <w:t>確保雙端都</w:t>
-      </w:r>
-      <w:proofErr w:type="gramEnd"/>
-      <w:r>
-        <w:rPr>
-          <w:rFonts w:ascii="Times New Roman" w:eastAsia="標楷體" w:hAnsi="Times New Roman"/>
-        </w:rPr>
-        <w:t>能在最少的操作負擔下達成日常照護與溝通目的。</w:t>
+      <w:r>
+        <w:rPr>
+          <w:rFonts w:ascii="Times New Roman" w:eastAsia="標楷體" w:hAnsi="Times New Roman"/>
+        </w:rPr>
+        <w:t>確保雙端都能在最少的操作負擔下達成日常照護與溝通目的。</w:t>
       </w:r>
     </w:p>
     <w:p>
@@ -287,23 +251,13 @@
         </w:rPr>
         <w:t xml:space="preserve">6 </w:t>
       </w:r>
-      <w:proofErr w:type="gramStart"/>
       <w:r>
         <w:rPr>
           <w:rFonts w:ascii="Times New Roman" w:eastAsia="標楷體" w:hAnsi="Times New Roman"/>
           <w:b/>
           <w:bCs/>
         </w:rPr>
-        <w:t>個</w:t>
-      </w:r>
-      <w:proofErr w:type="gramEnd"/>
-      <w:r>
-        <w:rPr>
-          <w:rFonts w:ascii="Times New Roman" w:eastAsia="標楷體" w:hAnsi="Times New Roman"/>
-          <w:b/>
-          <w:bCs/>
-        </w:rPr>
-        <w:t>月）：</w:t>
+        <w:t>個月）：</w:t>
       </w:r>
       <w:r>
         <w:rPr>
@@ -345,21 +299,7 @@
         <w:rPr>
           <w:rFonts w:ascii="Times New Roman" w:eastAsia="標楷體" w:hAnsi="Times New Roman"/>
         </w:rPr>
-        <w:t xml:space="preserve"> </w:t>
-      </w:r>
-      <w:proofErr w:type="spellStart"/>
-      <w:r>
-        <w:rPr>
-          <w:rFonts w:ascii="Times New Roman" w:eastAsia="標楷體" w:hAnsi="Times New Roman"/>
-        </w:rPr>
-        <w:t>FastAPI</w:t>
-      </w:r>
-      <w:proofErr w:type="spellEnd"/>
-      <w:r>
-        <w:rPr>
-          <w:rFonts w:ascii="Times New Roman" w:eastAsia="標楷體" w:hAnsi="Times New Roman"/>
-        </w:rPr>
-        <w:t xml:space="preserve"> </w:t>
+        <w:t xml:space="preserve"> FastAPI </w:t>
       </w:r>
       <w:r>
         <w:rPr>
@@ -434,23 +374,13 @@
         </w:rPr>
         <w:t xml:space="preserve">18 </w:t>
       </w:r>
-      <w:proofErr w:type="gramStart"/>
       <w:r>
         <w:rPr>
           <w:rFonts w:ascii="Times New Roman" w:eastAsia="標楷體" w:hAnsi="Times New Roman"/>
           <w:b/>
           <w:bCs/>
         </w:rPr>
-        <w:t>個</w:t>
-      </w:r>
-      <w:proofErr w:type="gramEnd"/>
-      <w:r>
-        <w:rPr>
-          <w:rFonts w:ascii="Times New Roman" w:eastAsia="標楷體" w:hAnsi="Times New Roman"/>
-          <w:b/>
-          <w:bCs/>
-        </w:rPr>
-        <w:t>月）</w:t>
+        <w:t>個月）</w:t>
       </w:r>
       <w:r>
         <w:rPr>
@@ -464,19 +394,11 @@
         </w:rPr>
         <w:t xml:space="preserve"> </w:t>
       </w:r>
-      <w:proofErr w:type="gramStart"/>
-      <w:r>
-        <w:rPr>
-          <w:rFonts w:ascii="Times New Roman" w:eastAsia="標楷體" w:hAnsi="Times New Roman"/>
-        </w:rPr>
-        <w:t>啟動雙端訂閱</w:t>
-      </w:r>
-      <w:proofErr w:type="gramEnd"/>
-      <w:r>
-        <w:rPr>
-          <w:rFonts w:ascii="Times New Roman" w:eastAsia="標楷體" w:hAnsi="Times New Roman"/>
-        </w:rPr>
-        <w:t>制與長者造型加購功能，並透過社群媒體（</w:t>
+      <w:r>
+        <w:rPr>
+          <w:rFonts w:ascii="Times New Roman" w:eastAsia="標楷體" w:hAnsi="Times New Roman"/>
+        </w:rPr>
+        <w:t>啟動雙端訂閱制與長者造型加購功能，並透過社群媒體（</w:t>
       </w:r>
       <w:r>
         <w:rPr>
@@ -524,21 +446,7 @@
         <w:rPr>
           <w:rFonts w:ascii="Times New Roman" w:eastAsia="標楷體" w:hAnsi="Times New Roman"/>
         </w:rPr>
-        <w:t>情緒辨識精</w:t>
-      </w:r>
-      <w:proofErr w:type="gramStart"/>
-      <w:r>
-        <w:rPr>
-          <w:rFonts w:ascii="Times New Roman" w:eastAsia="標楷體" w:hAnsi="Times New Roman"/>
-        </w:rPr>
-        <w:t>準</w:t>
-      </w:r>
-      <w:proofErr w:type="gramEnd"/>
-      <w:r>
-        <w:rPr>
-          <w:rFonts w:ascii="Times New Roman" w:eastAsia="標楷體" w:hAnsi="Times New Roman"/>
-        </w:rPr>
-        <w:t>度與系統穩定性。</w:t>
+        <w:t>情緒辨識精準度與系統穩定性。</w:t>
       </w:r>
     </w:p>
     <w:p>
@@ -567,23 +475,21 @@
         </w:rPr>
         <w:t xml:space="preserve">18 </w:t>
       </w:r>
-      <w:proofErr w:type="gramStart"/>
       <w:r>
         <w:rPr>
           <w:rFonts w:ascii="Times New Roman" w:eastAsia="標楷體" w:hAnsi="Times New Roman"/>
           <w:b/>
           <w:bCs/>
         </w:rPr>
-        <w:t>個</w:t>
-      </w:r>
-      <w:proofErr w:type="gramEnd"/>
+        <w:t>個月～</w:t>
+      </w:r>
       <w:r>
         <w:rPr>
           <w:rFonts w:ascii="Times New Roman" w:eastAsia="標楷體" w:hAnsi="Times New Roman"/>
           <w:b/>
           <w:bCs/>
         </w:rPr>
-        <w:t>月～</w:t>
+        <w:t xml:space="preserve">3 </w:t>
       </w:r>
       <w:r>
         <w:rPr>
@@ -591,216 +497,208 @@
           <w:b/>
           <w:bCs/>
         </w:rPr>
-        <w:t xml:space="preserve">3 </w:t>
-      </w:r>
+        <w:t>年）</w:t>
+      </w:r>
+      <w:r>
+        <w:rPr>
+          <w:rFonts w:ascii="Times New Roman" w:eastAsia="標楷體" w:hAnsi="Times New Roman"/>
+        </w:rPr>
+        <w:t>：</w:t>
+      </w:r>
+      <w:r>
+        <w:rPr>
+          <w:rFonts w:ascii="Times New Roman" w:eastAsia="標楷體" w:hAnsi="Times New Roman"/>
+        </w:rPr>
+        <w:t xml:space="preserve">B </w:t>
+      </w:r>
+      <w:r>
+        <w:rPr>
+          <w:rFonts w:ascii="Times New Roman" w:eastAsia="標楷體" w:hAnsi="Times New Roman"/>
+        </w:rPr>
+        <w:t>端市場整合與生態系擴張。</w:t>
+      </w:r>
+      <w:r>
+        <w:rPr>
+          <w:rFonts w:ascii="Times New Roman" w:eastAsia="標楷體" w:hAnsi="Times New Roman"/>
+        </w:rPr>
+        <w:t xml:space="preserve"> </w:t>
+      </w:r>
+      <w:r>
+        <w:rPr>
+          <w:rFonts w:ascii="Times New Roman" w:eastAsia="標楷體" w:hAnsi="Times New Roman"/>
+        </w:rPr>
+        <w:t>在</w:t>
+      </w:r>
+      <w:r>
+        <w:rPr>
+          <w:rFonts w:ascii="Times New Roman" w:eastAsia="標楷體" w:hAnsi="Times New Roman"/>
+        </w:rPr>
+        <w:t xml:space="preserve"> C </w:t>
+      </w:r>
+      <w:r>
+        <w:rPr>
+          <w:rFonts w:ascii="Times New Roman" w:eastAsia="標楷體" w:hAnsi="Times New Roman"/>
+        </w:rPr>
+        <w:t>端穩定營運的基礎上，推出針對長照機構、社區據點的</w:t>
+      </w:r>
+      <w:r>
+        <w:rPr>
+          <w:rFonts w:ascii="Times New Roman" w:eastAsia="標楷體" w:hAnsi="Times New Roman"/>
+        </w:rPr>
+        <w:t xml:space="preserve"> B </w:t>
+      </w:r>
+      <w:r>
+        <w:rPr>
+          <w:rFonts w:ascii="Times New Roman" w:eastAsia="標楷體" w:hAnsi="Times New Roman"/>
+        </w:rPr>
+        <w:t>端管理後台，實現數據批次管理與機構專屬通報服務，達成商業模式的規模化。</w:t>
+      </w:r>
+    </w:p>
+    <w:p>
+      <w:pPr>
+        <w:rPr>
+          <w:rFonts w:ascii="Times New Roman" w:eastAsia="標楷體" w:hAnsi="Times New Roman"/>
+        </w:rPr>
+      </w:pPr>
       <w:r>
         <w:rPr>
           <w:rFonts w:ascii="Times New Roman" w:eastAsia="標楷體" w:hAnsi="Times New Roman"/>
           <w:b/>
           <w:bCs/>
         </w:rPr>
-        <w:t>年）</w:t>
-      </w:r>
-      <w:r>
-        <w:rPr>
-          <w:rFonts w:ascii="Times New Roman" w:eastAsia="標楷體" w:hAnsi="Times New Roman"/>
-        </w:rPr>
-        <w:t>：</w:t>
-      </w:r>
-      <w:r>
-        <w:rPr>
-          <w:rFonts w:ascii="Times New Roman" w:eastAsia="標楷體" w:hAnsi="Times New Roman"/>
-        </w:rPr>
-        <w:t xml:space="preserve">B </w:t>
-      </w:r>
-      <w:r>
-        <w:rPr>
-          <w:rFonts w:ascii="Times New Roman" w:eastAsia="標楷體" w:hAnsi="Times New Roman"/>
-        </w:rPr>
-        <w:t>端市場整合與生態系擴張。</w:t>
-      </w:r>
-      <w:r>
-        <w:rPr>
-          <w:rFonts w:ascii="Times New Roman" w:eastAsia="標楷體" w:hAnsi="Times New Roman"/>
-        </w:rPr>
-        <w:t xml:space="preserve"> </w:t>
-      </w:r>
-      <w:r>
-        <w:rPr>
-          <w:rFonts w:ascii="Times New Roman" w:eastAsia="標楷體" w:hAnsi="Times New Roman"/>
-        </w:rPr>
-        <w:t>在</w:t>
-      </w:r>
-      <w:r>
-        <w:rPr>
-          <w:rFonts w:ascii="Times New Roman" w:eastAsia="標楷體" w:hAnsi="Times New Roman"/>
-        </w:rPr>
-        <w:t xml:space="preserve"> C </w:t>
-      </w:r>
-      <w:r>
-        <w:rPr>
-          <w:rFonts w:ascii="Times New Roman" w:eastAsia="標楷體" w:hAnsi="Times New Roman"/>
-        </w:rPr>
-        <w:t>端穩定營運的基礎上，推出針對長照機構、社區據點的</w:t>
-      </w:r>
-      <w:r>
-        <w:rPr>
-          <w:rFonts w:ascii="Times New Roman" w:eastAsia="標楷體" w:hAnsi="Times New Roman"/>
-        </w:rPr>
-        <w:t xml:space="preserve"> B </w:t>
-      </w:r>
-      <w:r>
-        <w:rPr>
-          <w:rFonts w:ascii="Times New Roman" w:eastAsia="標楷體" w:hAnsi="Times New Roman"/>
-        </w:rPr>
-        <w:t>端管理後台，實現數據批次管理與機構專屬通報服務，達成商業模式的規模化。</w:t>
+        <w:t>【經濟可行性】</w:t>
       </w:r>
     </w:p>
     <w:p>
       <w:pPr>
-        <w:rPr>
-          <w:rFonts w:ascii="Times New Roman" w:eastAsia="標楷體" w:hAnsi="Times New Roman"/>
-        </w:rPr>
-      </w:pPr>
+        <w:ind w:firstLine="360"/>
+        <w:rPr>
+          <w:rFonts w:ascii="Times New Roman" w:eastAsia="標楷體" w:hAnsi="Times New Roman"/>
+        </w:rPr>
+      </w:pPr>
+      <w:r>
+        <w:rPr>
+          <w:rFonts w:ascii="Times New Roman" w:eastAsia="標楷體" w:hAnsi="Times New Roman"/>
+        </w:rPr>
+        <w:t>本系統採取「</w:t>
+      </w:r>
+      <w:r>
+        <w:rPr>
+          <w:rFonts w:ascii="Times New Roman" w:eastAsia="標楷體" w:hAnsi="Times New Roman"/>
+        </w:rPr>
+        <w:t>Freemium</w:t>
+      </w:r>
+      <w:r>
+        <w:rPr>
+          <w:rFonts w:ascii="Times New Roman" w:eastAsia="標楷體" w:hAnsi="Times New Roman"/>
+        </w:rPr>
+        <w:t>（免費增值）」的商業模式，降低初期獲客門檻</w:t>
+      </w:r>
+      <w:r>
+        <w:rPr>
+          <w:rFonts w:ascii="Times New Roman" w:eastAsia="標楷體" w:hAnsi="Times New Roman" w:hint="eastAsia"/>
+        </w:rPr>
+        <w:t>。家屬端</w:t>
+      </w:r>
+      <w:r>
+        <w:rPr>
+          <w:rFonts w:ascii="Times New Roman" w:eastAsia="標楷體" w:hAnsi="Times New Roman" w:hint="eastAsia"/>
+        </w:rPr>
+        <w:t>透過功能導向的引流方式，以</w:t>
+      </w:r>
+      <w:r>
+        <w:rPr>
+          <w:rFonts w:ascii="Times New Roman" w:eastAsia="標楷體" w:hAnsi="Times New Roman" w:hint="eastAsia"/>
+        </w:rPr>
+        <w:t>獲取更多</w:t>
+      </w:r>
+      <w:r>
+        <w:rPr>
+          <w:rFonts w:ascii="Times New Roman" w:eastAsia="標楷體" w:hAnsi="Times New Roman" w:hint="eastAsia"/>
+        </w:rPr>
+        <w:t>AI</w:t>
+      </w:r>
+      <w:r>
+        <w:rPr>
+          <w:rFonts w:ascii="Times New Roman" w:eastAsia="標楷體" w:hAnsi="Times New Roman" w:hint="eastAsia"/>
+        </w:rPr>
+        <w:t>使用額度與系統功能</w:t>
+      </w:r>
+      <w:r>
+        <w:rPr>
+          <w:rFonts w:ascii="Times New Roman" w:eastAsia="標楷體" w:hAnsi="Times New Roman" w:hint="eastAsia"/>
+        </w:rPr>
+        <w:t>為誘因</w:t>
+      </w:r>
+      <w:r>
+        <w:rPr>
+          <w:rFonts w:ascii="Times New Roman" w:eastAsia="標楷體" w:hAnsi="Times New Roman" w:hint="eastAsia"/>
+        </w:rPr>
+        <w:t>招</w:t>
+      </w:r>
+      <w:r>
+        <w:rPr>
+          <w:rFonts w:ascii="Times New Roman" w:eastAsia="標楷體" w:hAnsi="Times New Roman" w:hint="eastAsia"/>
+        </w:rPr>
+        <w:t>引訂閱</w:t>
+      </w:r>
+      <w:r>
+        <w:rPr>
+          <w:rFonts w:ascii="Times New Roman" w:eastAsia="標楷體" w:hAnsi="Times New Roman" w:hint="eastAsia"/>
+        </w:rPr>
+        <w:t>，長輩端</w:t>
+      </w:r>
+      <w:r>
+        <w:rPr>
+          <w:rFonts w:ascii="Times New Roman" w:eastAsia="標楷體" w:hAnsi="Times New Roman" w:hint="eastAsia"/>
+        </w:rPr>
+        <w:t>則</w:t>
+      </w:r>
+      <w:r>
+        <w:rPr>
+          <w:rFonts w:ascii="Times New Roman" w:eastAsia="標楷體" w:hAnsi="Times New Roman" w:hint="eastAsia"/>
+        </w:rPr>
+        <w:t>參考主流遊戲的造型加成設計，可透過長輩與好友間比較遊戲進度的好勝心</w:t>
+      </w:r>
+      <w:r>
+        <w:rPr>
+          <w:rFonts w:ascii="Times New Roman" w:eastAsia="標楷體" w:hAnsi="Times New Roman" w:hint="eastAsia"/>
+        </w:rPr>
+        <w:t>吸</w:t>
+      </w:r>
+      <w:r>
+        <w:rPr>
+          <w:rFonts w:ascii="Times New Roman" w:eastAsia="標楷體" w:hAnsi="Times New Roman" w:hint="eastAsia"/>
+        </w:rPr>
+        <w:t>引消費</w:t>
+      </w:r>
+      <w:r>
+        <w:rPr>
+          <w:rFonts w:ascii="Times New Roman" w:eastAsia="標楷體" w:hAnsi="Times New Roman" w:hint="eastAsia"/>
+        </w:rPr>
+        <w:t>。</w:t>
+      </w:r>
+    </w:p>
+    <w:p>
+      <w:pPr>
+        <w:ind w:firstLine="360"/>
+        <w:rPr>
+          <w:rFonts w:ascii="Times New Roman" w:eastAsia="標楷體" w:hAnsi="Times New Roman"/>
+        </w:rPr>
+      </w:pPr>
+      <w:r>
+        <w:rPr>
+          <w:rFonts w:ascii="Times New Roman" w:eastAsia="標楷體" w:hAnsi="Times New Roman"/>
+        </w:rPr>
+        <w:t>開發初期將</w:t>
+      </w:r>
       <w:r>
         <w:rPr>
           <w:rFonts w:ascii="Times New Roman" w:eastAsia="標楷體" w:hAnsi="Times New Roman"/>
           <w:b/>
           <w:bCs/>
         </w:rPr>
-        <w:t>【經濟可行性】</w:t>
-      </w:r>
-    </w:p>
-    <w:p>
-      <w:pPr>
-        <w:ind w:firstLine="360"/>
-        <w:rPr>
-          <w:rFonts w:ascii="Times New Roman" w:eastAsia="標楷體" w:hAnsi="Times New Roman"/>
-        </w:rPr>
-      </w:pPr>
-      <w:r>
-        <w:rPr>
-          <w:rFonts w:ascii="Times New Roman" w:eastAsia="標楷體" w:hAnsi="Times New Roman"/>
-        </w:rPr>
-        <w:t>本系統採取「</w:t>
-      </w:r>
-      <w:r>
-        <w:rPr>
-          <w:rFonts w:ascii="Times New Roman" w:eastAsia="標楷體" w:hAnsi="Times New Roman"/>
-        </w:rPr>
-        <w:t>Freemium</w:t>
-      </w:r>
-      <w:r>
-        <w:rPr>
-          <w:rFonts w:ascii="Times New Roman" w:eastAsia="標楷體" w:hAnsi="Times New Roman"/>
-        </w:rPr>
-        <w:t>（免費增值）」的商業模式，降低</w:t>
-      </w:r>
-      <w:proofErr w:type="gramStart"/>
-      <w:r>
-        <w:rPr>
-          <w:rFonts w:ascii="Times New Roman" w:eastAsia="標楷體" w:hAnsi="Times New Roman"/>
-        </w:rPr>
-        <w:t>初期獲客門檻</w:t>
-      </w:r>
-      <w:proofErr w:type="gramEnd"/>
-      <w:r>
-        <w:rPr>
-          <w:rFonts w:ascii="Times New Roman" w:eastAsia="標楷體" w:hAnsi="Times New Roman" w:hint="eastAsia"/>
-        </w:rPr>
-        <w:t>。家屬端</w:t>
-      </w:r>
-      <w:r>
-        <w:rPr>
-          <w:rFonts w:ascii="Times New Roman" w:eastAsia="標楷體" w:hAnsi="Times New Roman" w:hint="eastAsia"/>
-        </w:rPr>
-        <w:t>透過功能導向的引流方式，以</w:t>
-      </w:r>
-      <w:r>
-        <w:rPr>
-          <w:rFonts w:ascii="Times New Roman" w:eastAsia="標楷體" w:hAnsi="Times New Roman" w:hint="eastAsia"/>
-        </w:rPr>
-        <w:t>獲取更多</w:t>
-      </w:r>
-      <w:r>
-        <w:rPr>
-          <w:rFonts w:ascii="Times New Roman" w:eastAsia="標楷體" w:hAnsi="Times New Roman" w:hint="eastAsia"/>
-        </w:rPr>
-        <w:t>AI</w:t>
-      </w:r>
-      <w:r>
-        <w:rPr>
-          <w:rFonts w:ascii="Times New Roman" w:eastAsia="標楷體" w:hAnsi="Times New Roman" w:hint="eastAsia"/>
-        </w:rPr>
-        <w:t>使用額度與系統功能</w:t>
-      </w:r>
-      <w:r>
-        <w:rPr>
-          <w:rFonts w:ascii="Times New Roman" w:eastAsia="標楷體" w:hAnsi="Times New Roman" w:hint="eastAsia"/>
-        </w:rPr>
-        <w:t>為誘因</w:t>
-      </w:r>
-      <w:r>
-        <w:rPr>
-          <w:rFonts w:ascii="Times New Roman" w:eastAsia="標楷體" w:hAnsi="Times New Roman" w:hint="eastAsia"/>
-        </w:rPr>
-        <w:t>招</w:t>
-      </w:r>
-      <w:r>
-        <w:rPr>
-          <w:rFonts w:ascii="Times New Roman" w:eastAsia="標楷體" w:hAnsi="Times New Roman" w:hint="eastAsia"/>
-        </w:rPr>
-        <w:t>引訂閱</w:t>
-      </w:r>
-      <w:r>
-        <w:rPr>
-          <w:rFonts w:ascii="Times New Roman" w:eastAsia="標楷體" w:hAnsi="Times New Roman" w:hint="eastAsia"/>
-        </w:rPr>
-        <w:t>，長輩端</w:t>
-      </w:r>
-      <w:r>
-        <w:rPr>
-          <w:rFonts w:ascii="Times New Roman" w:eastAsia="標楷體" w:hAnsi="Times New Roman" w:hint="eastAsia"/>
-        </w:rPr>
-        <w:t>則</w:t>
-      </w:r>
-      <w:r>
-        <w:rPr>
-          <w:rFonts w:ascii="Times New Roman" w:eastAsia="標楷體" w:hAnsi="Times New Roman" w:hint="eastAsia"/>
-        </w:rPr>
-        <w:t>參考主流遊戲的造型加成設計，可透過長輩與好友間比較遊戲進度的好勝心</w:t>
-      </w:r>
-      <w:r>
-        <w:rPr>
-          <w:rFonts w:ascii="Times New Roman" w:eastAsia="標楷體" w:hAnsi="Times New Roman" w:hint="eastAsia"/>
-        </w:rPr>
-        <w:t>吸</w:t>
-      </w:r>
-      <w:r>
-        <w:rPr>
-          <w:rFonts w:ascii="Times New Roman" w:eastAsia="標楷體" w:hAnsi="Times New Roman" w:hint="eastAsia"/>
-        </w:rPr>
-        <w:t>引消費</w:t>
-      </w:r>
-      <w:r>
-        <w:rPr>
-          <w:rFonts w:ascii="Times New Roman" w:eastAsia="標楷體" w:hAnsi="Times New Roman" w:hint="eastAsia"/>
-        </w:rPr>
-        <w:t>。</w:t>
-      </w:r>
-    </w:p>
-    <w:p>
-      <w:pPr>
-        <w:ind w:firstLine="360"/>
-        <w:rPr>
-          <w:rFonts w:ascii="Times New Roman" w:eastAsia="標楷體" w:hAnsi="Times New Roman"/>
-        </w:rPr>
-      </w:pPr>
-      <w:r>
-        <w:rPr>
-          <w:rFonts w:ascii="Times New Roman" w:eastAsia="標楷體" w:hAnsi="Times New Roman"/>
-        </w:rPr>
-        <w:t>開發初期將</w:t>
+        <w:t>完全專注於</w:t>
       </w:r>
       <w:r>
         <w:rPr>
@@ -808,7 +706,7 @@
           <w:b/>
           <w:bCs/>
         </w:rPr>
-        <w:t>完全專注於</w:t>
+        <w:t xml:space="preserve"> C </w:t>
       </w:r>
       <w:r>
         <w:rPr>
@@ -816,14 +714,6 @@
           <w:b/>
           <w:bCs/>
         </w:rPr>
-        <w:t xml:space="preserve"> C </w:t>
-      </w:r>
-      <w:r>
-        <w:rPr>
-          <w:rFonts w:ascii="Times New Roman" w:eastAsia="標楷體" w:hAnsi="Times New Roman"/>
-          <w:b/>
-          <w:bCs/>
-        </w:rPr>
         <w:t>端（一般家庭）市場</w:t>
       </w:r>
       <w:r>
@@ -838,19 +728,11 @@
         </w:rPr>
         <w:t xml:space="preserve"> B </w:t>
       </w:r>
-      <w:proofErr w:type="gramStart"/>
-      <w:r>
-        <w:rPr>
-          <w:rFonts w:ascii="Times New Roman" w:eastAsia="標楷體" w:hAnsi="Times New Roman"/>
-        </w:rPr>
-        <w:t>端長照</w:t>
-      </w:r>
-      <w:proofErr w:type="gramEnd"/>
-      <w:r>
-        <w:rPr>
-          <w:rFonts w:ascii="Times New Roman" w:eastAsia="標楷體" w:hAnsi="Times New Roman"/>
-        </w:rPr>
-        <w:t>機構的收入與相關客製化建置支出。所有財務評估皆統一以新台幣</w:t>
+      <w:r>
+        <w:rPr>
+          <w:rFonts w:ascii="Times New Roman" w:eastAsia="標楷體" w:hAnsi="Times New Roman"/>
+        </w:rPr>
+        <w:t>端長照機構的收入與相關客製化建置支出。所有財務評估皆統一以新台幣</w:t>
       </w:r>
       <w:r>
         <w:rPr>
@@ -1059,21 +941,7 @@
         <w:rPr>
           <w:rFonts w:ascii="Times New Roman" w:eastAsia="標楷體" w:hAnsi="Times New Roman" w:hint="eastAsia"/>
         </w:rPr>
-        <w:t xml:space="preserve"> </w:t>
-      </w:r>
-      <w:proofErr w:type="spellStart"/>
-      <w:r>
-        <w:rPr>
-          <w:rFonts w:ascii="Times New Roman" w:eastAsia="標楷體" w:hAnsi="Times New Roman" w:hint="eastAsia"/>
-        </w:rPr>
-        <w:t>FastAPI</w:t>
-      </w:r>
-      <w:proofErr w:type="spellEnd"/>
-      <w:r>
-        <w:rPr>
-          <w:rFonts w:ascii="Times New Roman" w:eastAsia="標楷體" w:hAnsi="Times New Roman" w:hint="eastAsia"/>
-        </w:rPr>
-        <w:t xml:space="preserve"> </w:t>
+        <w:t xml:space="preserve"> FastAPI </w:t>
       </w:r>
       <w:r>
         <w:rPr>
@@ -1334,19 +1202,11 @@
         </w:rPr>
         <w:t xml:space="preserve">12 </w:t>
       </w:r>
-      <w:proofErr w:type="gramStart"/>
-      <w:r>
-        <w:rPr>
-          <w:rFonts w:ascii="Times New Roman" w:eastAsia="標楷體" w:hAnsi="Times New Roman" w:hint="eastAsia"/>
-        </w:rPr>
-        <w:t>個</w:t>
-      </w:r>
-      <w:proofErr w:type="gramEnd"/>
-      <w:r>
-        <w:rPr>
-          <w:rFonts w:ascii="Times New Roman" w:eastAsia="標楷體" w:hAnsi="Times New Roman" w:hint="eastAsia"/>
-        </w:rPr>
-        <w:t>月）：</w:t>
+      <w:r>
+        <w:rPr>
+          <w:rFonts w:ascii="Times New Roman" w:eastAsia="標楷體" w:hAnsi="Times New Roman" w:hint="eastAsia"/>
+        </w:rPr>
+        <w:t>個月）：</w:t>
       </w:r>
       <w:r>
         <w:rPr>
@@ -1393,7 +1253,7 @@
           <w:numId w:val="2"/>
         </w:numPr>
         <w:rPr>
-          <w:rFonts w:ascii="Times New Roman" w:eastAsia="標楷體" w:hAnsi="Times New Roman" w:hint="eastAsia"/>
+          <w:rFonts w:ascii="Times New Roman" w:eastAsia="標楷體" w:hAnsi="Times New Roman"/>
         </w:rPr>
       </w:pPr>
       <w:r>
@@ -1423,7 +1283,7 @@
           <w:numId w:val="2"/>
         </w:numPr>
         <w:rPr>
-          <w:rFonts w:ascii="Times New Roman" w:eastAsia="標楷體" w:hAnsi="Times New Roman" w:hint="eastAsia"/>
+          <w:rFonts w:ascii="Times New Roman" w:eastAsia="標楷體" w:hAnsi="Times New Roman"/>
         </w:rPr>
       </w:pPr>
       <w:r>
@@ -1471,7 +1331,7 @@
           <w:numId w:val="2"/>
         </w:numPr>
         <w:rPr>
-          <w:rFonts w:ascii="Times New Roman" w:eastAsia="標楷體" w:hAnsi="Times New Roman" w:hint="eastAsia"/>
+          <w:rFonts w:ascii="Times New Roman" w:eastAsia="標楷體" w:hAnsi="Times New Roman"/>
         </w:rPr>
       </w:pPr>
       <w:r>
@@ -1537,7 +1397,7 @@
           <w:numId w:val="2"/>
         </w:numPr>
         <w:rPr>
-          <w:rFonts w:ascii="Times New Roman" w:eastAsia="標楷體" w:hAnsi="Times New Roman" w:hint="eastAsia"/>
+          <w:rFonts w:ascii="Times New Roman" w:eastAsia="標楷體" w:hAnsi="Times New Roman"/>
         </w:rPr>
       </w:pPr>
       <w:r>
@@ -1629,7 +1489,7 @@
       <w:pPr>
         <w:ind w:left="1080"/>
         <w:rPr>
-          <w:rFonts w:ascii="Times New Roman" w:eastAsia="標楷體" w:hAnsi="Times New Roman" w:hint="eastAsia"/>
+          <w:rFonts w:ascii="Times New Roman" w:eastAsia="標楷體" w:hAnsi="Times New Roman"/>
         </w:rPr>
       </w:pPr>
     </w:p>
@@ -1664,19 +1524,11 @@
         </w:rPr>
         <w:t xml:space="preserve">24 </w:t>
       </w:r>
-      <w:proofErr w:type="gramStart"/>
-      <w:r>
-        <w:rPr>
-          <w:rFonts w:ascii="Times New Roman" w:eastAsia="標楷體" w:hAnsi="Times New Roman" w:hint="eastAsia"/>
-        </w:rPr>
-        <w:t>個</w:t>
-      </w:r>
-      <w:proofErr w:type="gramEnd"/>
-      <w:r>
-        <w:rPr>
-          <w:rFonts w:ascii="Times New Roman" w:eastAsia="標楷體" w:hAnsi="Times New Roman" w:hint="eastAsia"/>
-        </w:rPr>
-        <w:t>月）：</w:t>
+      <w:r>
+        <w:rPr>
+          <w:rFonts w:ascii="Times New Roman" w:eastAsia="標楷體" w:hAnsi="Times New Roman" w:hint="eastAsia"/>
+        </w:rPr>
+        <w:t>個月）：</w:t>
       </w:r>
       <w:r>
         <w:rPr>
@@ -2084,7 +1936,7 @@
           <w:numId w:val="2"/>
         </w:numPr>
         <w:rPr>
-          <w:rFonts w:ascii="Times New Roman" w:eastAsia="標楷體" w:hAnsi="Times New Roman" w:hint="eastAsia"/>
+          <w:rFonts w:ascii="Times New Roman" w:eastAsia="標楷體" w:hAnsi="Times New Roman"/>
         </w:rPr>
       </w:pPr>
     </w:p>
@@ -2107,19 +1959,11 @@
         </w:rPr>
         <w:t xml:space="preserve"> 24 </w:t>
       </w:r>
-      <w:proofErr w:type="gramStart"/>
-      <w:r>
-        <w:rPr>
-          <w:rFonts w:ascii="Times New Roman" w:eastAsia="標楷體" w:hAnsi="Times New Roman" w:hint="eastAsia"/>
-        </w:rPr>
-        <w:t>個</w:t>
-      </w:r>
-      <w:proofErr w:type="gramEnd"/>
-      <w:r>
-        <w:rPr>
-          <w:rFonts w:ascii="Times New Roman" w:eastAsia="標楷體" w:hAnsi="Times New Roman" w:hint="eastAsia"/>
-        </w:rPr>
-        <w:t>月以上）：</w:t>
+      <w:r>
+        <w:rPr>
+          <w:rFonts w:ascii="Times New Roman" w:eastAsia="標楷體" w:hAnsi="Times New Roman" w:hint="eastAsia"/>
+        </w:rPr>
+        <w:t>個月以上）：</w:t>
       </w:r>
       <w:r>
         <w:rPr>
@@ -2145,19 +1989,11 @@
         </w:rPr>
         <w:t xml:space="preserve"> B </w:t>
       </w:r>
-      <w:proofErr w:type="gramStart"/>
-      <w:r>
-        <w:rPr>
-          <w:rFonts w:ascii="Times New Roman" w:eastAsia="標楷體" w:hAnsi="Times New Roman" w:hint="eastAsia"/>
-        </w:rPr>
-        <w:t>端長照</w:t>
-      </w:r>
-      <w:proofErr w:type="gramEnd"/>
-      <w:r>
-        <w:rPr>
-          <w:rFonts w:ascii="Times New Roman" w:eastAsia="標楷體" w:hAnsi="Times New Roman" w:hint="eastAsia"/>
-        </w:rPr>
-        <w:t>機構授權服務，藉此大幅提升毛利率（因</w:t>
+      <w:r>
+        <w:rPr>
+          <w:rFonts w:ascii="Times New Roman" w:eastAsia="標楷體" w:hAnsi="Times New Roman" w:hint="eastAsia"/>
+        </w:rPr>
+        <w:t>端長照機構授權服務，藉此大幅提升毛利率（因</w:t>
       </w:r>
       <w:r>
         <w:rPr>
@@ -2229,21 +2065,7 @@
         <w:rPr>
           <w:rFonts w:ascii="Times New Roman" w:eastAsia="標楷體" w:hAnsi="Times New Roman" w:hint="eastAsia"/>
         </w:rPr>
-        <w:t>端機構授權（預計</w:t>
-      </w:r>
-      <w:proofErr w:type="gramStart"/>
-      <w:r>
-        <w:rPr>
-          <w:rFonts w:ascii="Times New Roman" w:eastAsia="標楷體" w:hAnsi="Times New Roman" w:hint="eastAsia"/>
-        </w:rPr>
-        <w:t>介</w:t>
-      </w:r>
-      <w:proofErr w:type="gramEnd"/>
-      <w:r>
-        <w:rPr>
-          <w:rFonts w:ascii="Times New Roman" w:eastAsia="標楷體" w:hAnsi="Times New Roman" w:hint="eastAsia"/>
-        </w:rPr>
-        <w:t>接</w:t>
+        <w:t>端機構授權（預計介接</w:t>
       </w:r>
       <w:r>
         <w:rPr>
@@ -2421,21 +2243,7 @@
         <w:rPr>
           <w:rFonts w:ascii="Times New Roman" w:eastAsia="標楷體" w:hAnsi="Times New Roman"/>
         </w:rPr>
-        <w:t>跨平台前端</w:t>
-      </w:r>
-      <w:proofErr w:type="gramStart"/>
-      <w:r>
-        <w:rPr>
-          <w:rFonts w:ascii="Times New Roman" w:eastAsia="標楷體" w:hAnsi="Times New Roman"/>
-        </w:rPr>
-        <w:t>與雙端動態</w:t>
-      </w:r>
-      <w:proofErr w:type="gramEnd"/>
-      <w:r>
-        <w:rPr>
-          <w:rFonts w:ascii="Times New Roman" w:eastAsia="標楷體" w:hAnsi="Times New Roman"/>
-        </w:rPr>
-        <w:t>渲染技術</w:t>
+        <w:t>跨平台前端與雙端動態渲染技術</w:t>
       </w:r>
     </w:p>
     <w:p>
@@ -2531,19 +2339,11 @@
           <w:rFonts w:ascii="Times New Roman" w:eastAsia="標楷體" w:hAnsi="Times New Roman"/>
         </w:rPr>
       </w:pPr>
-      <w:proofErr w:type="gramStart"/>
-      <w:r>
-        <w:rPr>
-          <w:rFonts w:ascii="Times New Roman" w:eastAsia="標楷體" w:hAnsi="Times New Roman"/>
-        </w:rPr>
-        <w:t>雙端客</w:t>
-      </w:r>
-      <w:proofErr w:type="gramEnd"/>
-      <w:r>
-        <w:rPr>
-          <w:rFonts w:ascii="Times New Roman" w:eastAsia="標楷體" w:hAnsi="Times New Roman"/>
-        </w:rPr>
-        <w:t>製化</w:t>
+      <w:r>
+        <w:rPr>
+          <w:rFonts w:ascii="Times New Roman" w:eastAsia="標楷體" w:hAnsi="Times New Roman"/>
+        </w:rPr>
+        <w:t>雙端客製化</w:t>
       </w:r>
       <w:r>
         <w:rPr>
@@ -2567,93 +2367,7 @@
         <w:rPr>
           <w:rFonts w:ascii="Times New Roman" w:eastAsia="標楷體" w:hAnsi="Times New Roman"/>
         </w:rPr>
-        <w:t>系統具備動態介面渲染能力。在家屬端，透過複雜的狀態管理（如</w:t>
-      </w:r>
-      <w:r>
-        <w:rPr>
-          <w:rFonts w:ascii="Times New Roman" w:eastAsia="標楷體" w:hAnsi="Times New Roman"/>
-        </w:rPr>
-        <w:t xml:space="preserve"> Provider </w:t>
-      </w:r>
-      <w:r>
-        <w:rPr>
-          <w:rFonts w:ascii="Times New Roman" w:eastAsia="標楷體" w:hAnsi="Times New Roman"/>
-        </w:rPr>
-        <w:t>或</w:t>
-      </w:r>
-      <w:r>
-        <w:rPr>
-          <w:rFonts w:ascii="Times New Roman" w:eastAsia="標楷體" w:hAnsi="Times New Roman"/>
-        </w:rPr>
-        <w:t xml:space="preserve"> </w:t>
-      </w:r>
-      <w:proofErr w:type="spellStart"/>
-      <w:r>
-        <w:rPr>
-          <w:rFonts w:ascii="Times New Roman" w:eastAsia="標楷體" w:hAnsi="Times New Roman"/>
-        </w:rPr>
-        <w:t>Riverpod</w:t>
-      </w:r>
-      <w:proofErr w:type="spellEnd"/>
-      <w:r>
-        <w:rPr>
-          <w:rFonts w:ascii="Times New Roman" w:eastAsia="標楷體" w:hAnsi="Times New Roman"/>
-        </w:rPr>
-        <w:t>）支撐多層級的</w:t>
-      </w:r>
-      <w:proofErr w:type="gramStart"/>
-      <w:r>
-        <w:rPr>
-          <w:rFonts w:ascii="Times New Roman" w:eastAsia="標楷體" w:hAnsi="Times New Roman"/>
-        </w:rPr>
-        <w:t>照護排程</w:t>
-      </w:r>
-      <w:proofErr w:type="gramEnd"/>
-      <w:r>
-        <w:rPr>
-          <w:rFonts w:ascii="Times New Roman" w:eastAsia="標楷體" w:hAnsi="Times New Roman"/>
-        </w:rPr>
-        <w:t>與資料儀表板；在長者端，則</w:t>
-      </w:r>
-      <w:proofErr w:type="gramStart"/>
-      <w:r>
-        <w:rPr>
-          <w:rFonts w:ascii="Times New Roman" w:eastAsia="標楷體" w:hAnsi="Times New Roman"/>
-        </w:rPr>
-        <w:t>運用防誤觸</w:t>
-      </w:r>
-      <w:proofErr w:type="gramEnd"/>
-      <w:r>
-        <w:rPr>
-          <w:rFonts w:ascii="Times New Roman" w:eastAsia="標楷體" w:hAnsi="Times New Roman"/>
-        </w:rPr>
-        <w:t>機制、高對比度渲染與</w:t>
-      </w:r>
-      <w:proofErr w:type="gramStart"/>
-      <w:r>
-        <w:rPr>
-          <w:rFonts w:ascii="Times New Roman" w:eastAsia="標楷體" w:hAnsi="Times New Roman"/>
-        </w:rPr>
-        <w:t>極</w:t>
-      </w:r>
-      <w:proofErr w:type="gramEnd"/>
-      <w:r>
-        <w:rPr>
-          <w:rFonts w:ascii="Times New Roman" w:eastAsia="標楷體" w:hAnsi="Times New Roman"/>
-        </w:rPr>
-        <w:t>簡的大型圖示設計，達成無障礙（</w:t>
-      </w:r>
-      <w:r>
-        <w:rPr>
-          <w:rFonts w:ascii="Times New Roman" w:eastAsia="標楷體" w:hAnsi="Times New Roman"/>
-        </w:rPr>
-        <w:t>Accessibility</w:t>
-      </w:r>
-      <w:r>
-        <w:rPr>
-          <w:rFonts w:ascii="Times New Roman" w:eastAsia="標楷體" w:hAnsi="Times New Roman"/>
-        </w:rPr>
-        <w:t>）的視覺與操作標準。</w:t>
+        <w:t>系統具備動態介面渲染能力。在家屬端，透過複雜的狀態管理支撐多層級的照護排程與資料儀表板；在長者端，則運用防誤觸機制、高對比度渲染與極簡的大型圖示設計，達成無障礙的視覺與操作標準。</w:t>
       </w:r>
     </w:p>
     <w:p>
@@ -2670,21 +2384,7 @@
         <w:rPr>
           <w:rFonts w:ascii="Times New Roman" w:eastAsia="標楷體" w:hAnsi="Times New Roman"/>
         </w:rPr>
-        <w:t>後</w:t>
-      </w:r>
-      <w:proofErr w:type="gramStart"/>
-      <w:r>
-        <w:rPr>
-          <w:rFonts w:ascii="Times New Roman" w:eastAsia="標楷體" w:hAnsi="Times New Roman"/>
-        </w:rPr>
-        <w:t>端微服務化</w:t>
-      </w:r>
-      <w:proofErr w:type="gramEnd"/>
-      <w:r>
-        <w:rPr>
-          <w:rFonts w:ascii="Times New Roman" w:eastAsia="標楷體" w:hAnsi="Times New Roman"/>
-        </w:rPr>
-        <w:t>與現代化非同步架構</w:t>
+        <w:t>後端微服務化與現代化非同步架構</w:t>
       </w:r>
     </w:p>
     <w:p>
@@ -2697,14 +2397,30 @@
           <w:rFonts w:ascii="Times New Roman" w:eastAsia="標楷體" w:hAnsi="Times New Roman"/>
         </w:rPr>
       </w:pPr>
-      <w:proofErr w:type="spellStart"/>
-      <w:r>
-        <w:rPr>
-          <w:rFonts w:ascii="Times New Roman" w:eastAsia="標楷體" w:hAnsi="Times New Roman"/>
-        </w:rPr>
-        <w:t>FastAPI</w:t>
-      </w:r>
-      <w:proofErr w:type="spellEnd"/>
+      <w:r>
+        <w:rPr>
+          <w:rFonts w:ascii="Times New Roman" w:eastAsia="標楷體" w:hAnsi="Times New Roman"/>
+        </w:rPr>
+        <w:t xml:space="preserve">FastAPI </w:t>
+      </w:r>
+      <w:r>
+        <w:rPr>
+          <w:rFonts w:ascii="Times New Roman" w:eastAsia="標楷體" w:hAnsi="Times New Roman"/>
+        </w:rPr>
+        <w:t>高效能</w:t>
+      </w:r>
+      <w:r>
+        <w:rPr>
+          <w:rFonts w:ascii="Times New Roman" w:eastAsia="標楷體" w:hAnsi="Times New Roman"/>
+        </w:rPr>
+        <w:t xml:space="preserve"> API </w:t>
+      </w:r>
+      <w:r>
+        <w:rPr>
+          <w:rFonts w:ascii="Times New Roman" w:eastAsia="標楷體" w:hAnsi="Times New Roman"/>
+        </w:rPr>
+        <w:t>伺服器：</w:t>
+      </w:r>
       <w:r>
         <w:rPr>
           <w:rFonts w:ascii="Times New Roman" w:eastAsia="標楷體" w:hAnsi="Times New Roman"/>
@@ -2715,51 +2431,13 @@
         <w:rPr>
           <w:rFonts w:ascii="Times New Roman" w:eastAsia="標楷體" w:hAnsi="Times New Roman"/>
         </w:rPr>
-        <w:t>高效能</w:t>
-      </w:r>
-      <w:r>
-        <w:rPr>
-          <w:rFonts w:ascii="Times New Roman" w:eastAsia="標楷體" w:hAnsi="Times New Roman"/>
-        </w:rPr>
-        <w:t xml:space="preserve"> API </w:t>
-      </w:r>
-      <w:r>
-        <w:rPr>
-          <w:rFonts w:ascii="Times New Roman" w:eastAsia="標楷體" w:hAnsi="Times New Roman"/>
-        </w:rPr>
-        <w:t>伺服器：</w:t>
-      </w:r>
-      <w:r>
-        <w:rPr>
-          <w:rFonts w:ascii="Times New Roman" w:eastAsia="標楷體" w:hAnsi="Times New Roman"/>
-        </w:rPr>
-        <w:t xml:space="preserve"> </w:t>
-      </w:r>
-      <w:r>
-        <w:rPr>
-          <w:rFonts w:ascii="Times New Roman" w:eastAsia="標楷體" w:hAnsi="Times New Roman"/>
-        </w:rPr>
         <w:t>選用具備極高執行效能的</w:t>
       </w:r>
       <w:r>
         <w:rPr>
           <w:rFonts w:ascii="Times New Roman" w:eastAsia="標楷體" w:hAnsi="Times New Roman"/>
         </w:rPr>
-        <w:t xml:space="preserve"> </w:t>
-      </w:r>
-      <w:proofErr w:type="spellStart"/>
-      <w:r>
-        <w:rPr>
-          <w:rFonts w:ascii="Times New Roman" w:eastAsia="標楷體" w:hAnsi="Times New Roman"/>
-        </w:rPr>
-        <w:t>FastAPI</w:t>
-      </w:r>
-      <w:proofErr w:type="spellEnd"/>
-      <w:r>
-        <w:rPr>
-          <w:rFonts w:ascii="Times New Roman" w:eastAsia="標楷體" w:hAnsi="Times New Roman"/>
-        </w:rPr>
-        <w:t xml:space="preserve"> (Python) </w:t>
+        <w:t xml:space="preserve"> FastAPI (Python) </w:t>
       </w:r>
       <w:r>
         <w:rPr>
@@ -2856,19 +2534,11 @@
         </w:rPr>
         <w:t>文本生成），</w:t>
       </w:r>
-      <w:proofErr w:type="spellStart"/>
-      <w:r>
-        <w:rPr>
-          <w:rFonts w:ascii="Times New Roman" w:eastAsia="標楷體" w:hAnsi="Times New Roman"/>
-        </w:rPr>
-        <w:t>FastAPI</w:t>
-      </w:r>
-      <w:proofErr w:type="spellEnd"/>
-      <w:r>
-        <w:rPr>
-          <w:rFonts w:ascii="Times New Roman" w:eastAsia="標楷體" w:hAnsi="Times New Roman"/>
-        </w:rPr>
-        <w:t xml:space="preserve"> </w:t>
+      <w:r>
+        <w:rPr>
+          <w:rFonts w:ascii="Times New Roman" w:eastAsia="標楷體" w:hAnsi="Times New Roman"/>
+        </w:rPr>
+        <w:t xml:space="preserve">FastAPI </w:t>
       </w:r>
       <w:r>
         <w:rPr>
@@ -3017,21 +2687,7 @@
         <w:rPr>
           <w:rFonts w:ascii="Times New Roman" w:eastAsia="標楷體" w:hAnsi="Times New Roman"/>
         </w:rPr>
-        <w:t>，達成「全語音操作」的核心訴求。長輩的語音指令能精</w:t>
-      </w:r>
-      <w:proofErr w:type="gramStart"/>
-      <w:r>
-        <w:rPr>
-          <w:rFonts w:ascii="Times New Roman" w:eastAsia="標楷體" w:hAnsi="Times New Roman"/>
-        </w:rPr>
-        <w:t>準</w:t>
-      </w:r>
-      <w:proofErr w:type="gramEnd"/>
-      <w:r>
-        <w:rPr>
-          <w:rFonts w:ascii="Times New Roman" w:eastAsia="標楷體" w:hAnsi="Times New Roman"/>
-        </w:rPr>
-        <w:t>轉換為系統可讀的文字，而系統的提醒也能轉化為自然的語音播報。</w:t>
+        <w:t>，達成「全語音操作」的核心訴求。長輩的語音指令能精準轉換為系統可讀的文字，而系統的提醒也能轉化為自然的語音播報。</w:t>
       </w:r>
     </w:p>
     <w:p>
@@ -3084,21 +2740,7 @@
         <w:rPr>
           <w:rFonts w:ascii="Times New Roman" w:eastAsia="標楷體" w:hAnsi="Times New Roman"/>
         </w:rPr>
-        <w:t>）等參數，消除傳統機器人語音的</w:t>
-      </w:r>
-      <w:proofErr w:type="gramStart"/>
-      <w:r>
-        <w:rPr>
-          <w:rFonts w:ascii="Times New Roman" w:eastAsia="標楷體" w:hAnsi="Times New Roman"/>
-        </w:rPr>
-        <w:t>冷硬感</w:t>
-      </w:r>
-      <w:proofErr w:type="gramEnd"/>
-      <w:r>
-        <w:rPr>
-          <w:rFonts w:ascii="Times New Roman" w:eastAsia="標楷體" w:hAnsi="Times New Roman"/>
-        </w:rPr>
-        <w:t>，甚至能模擬家屬的溫暖音色，讓</w:t>
+        <w:t>）等參數，消除傳統機器人語音的冷硬感，甚至能模擬家屬的溫暖音色，讓</w:t>
       </w:r>
       <w:r>
         <w:rPr>
@@ -3309,21 +2951,7 @@
         <w:rPr>
           <w:rFonts w:ascii="Times New Roman" w:eastAsia="標楷體" w:hAnsi="Times New Roman"/>
         </w:rPr>
-        <w:t xml:space="preserve"> </w:t>
-      </w:r>
-      <w:proofErr w:type="spellStart"/>
-      <w:r>
-        <w:rPr>
-          <w:rFonts w:ascii="Times New Roman" w:eastAsia="標楷體" w:hAnsi="Times New Roman"/>
-        </w:rPr>
-        <w:t>FastAPI</w:t>
-      </w:r>
-      <w:proofErr w:type="spellEnd"/>
-      <w:r>
-        <w:rPr>
-          <w:rFonts w:ascii="Times New Roman" w:eastAsia="標楷體" w:hAnsi="Times New Roman"/>
-        </w:rPr>
-        <w:t xml:space="preserve"> </w:t>
+        <w:t xml:space="preserve"> FastAPI </w:t>
       </w:r>
       <w:r>
         <w:rPr>
@@ -3347,21 +2975,7 @@
         <w:rPr>
           <w:rFonts w:ascii="Times New Roman" w:eastAsia="標楷體" w:hAnsi="Times New Roman"/>
         </w:rPr>
-        <w:t xml:space="preserve"> </w:t>
-      </w:r>
-      <w:proofErr w:type="spellStart"/>
-      <w:r>
-        <w:rPr>
-          <w:rFonts w:ascii="Times New Roman" w:eastAsia="標楷體" w:hAnsi="Times New Roman"/>
-        </w:rPr>
-        <w:t>SQLAlchemy</w:t>
-      </w:r>
-      <w:proofErr w:type="spellEnd"/>
-      <w:r>
-        <w:rPr>
-          <w:rFonts w:ascii="Times New Roman" w:eastAsia="標楷體" w:hAnsi="Times New Roman"/>
-        </w:rPr>
-        <w:t xml:space="preserve"> 2.0 </w:t>
+        <w:t xml:space="preserve"> SQLAlchemy 2.0 </w:t>
       </w:r>
       <w:r>
         <w:rPr>
@@ -3373,16 +2987,8 @@
         <w:rPr>
           <w:rFonts w:ascii="Times New Roman" w:eastAsia="標楷體" w:hAnsi="Times New Roman"/>
         </w:rPr>
-        <w:t xml:space="preserve"> </w:t>
-      </w:r>
-      <w:proofErr w:type="spellStart"/>
-      <w:r>
-        <w:rPr>
-          <w:rFonts w:ascii="Times New Roman" w:eastAsia="標楷體" w:hAnsi="Times New Roman"/>
-        </w:rPr>
-        <w:t>SQLModel</w:t>
-      </w:r>
-      <w:proofErr w:type="spellEnd"/>
+        <w:t xml:space="preserve"> SQLModel</w:t>
+      </w:r>
       <w:r>
         <w:rPr>
           <w:rFonts w:ascii="Times New Roman" w:eastAsia="標楷體" w:hAnsi="Times New Roman"/>
@@ -3446,21 +3052,7 @@
         <w:rPr>
           <w:rFonts w:ascii="Times New Roman" w:eastAsia="標楷體" w:hAnsi="Times New Roman"/>
         </w:rPr>
-        <w:t xml:space="preserve"> </w:t>
-      </w:r>
-      <w:proofErr w:type="spellStart"/>
-      <w:r>
-        <w:rPr>
-          <w:rFonts w:ascii="Times New Roman" w:eastAsia="標楷體" w:hAnsi="Times New Roman"/>
-        </w:rPr>
-        <w:t>MinIO</w:t>
-      </w:r>
-      <w:proofErr w:type="spellEnd"/>
-      <w:r>
-        <w:rPr>
-          <w:rFonts w:ascii="Times New Roman" w:eastAsia="標楷體" w:hAnsi="Times New Roman"/>
-        </w:rPr>
-        <w:t xml:space="preserve"> </w:t>
+        <w:t xml:space="preserve"> MinIO </w:t>
       </w:r>
       <w:r>
         <w:rPr>
@@ -3571,21 +3163,7 @@
         <w:rPr>
           <w:rFonts w:ascii="Times New Roman" w:eastAsia="標楷體" w:hAnsi="Times New Roman"/>
         </w:rPr>
-        <w:t>精</w:t>
-      </w:r>
-      <w:proofErr w:type="gramStart"/>
-      <w:r>
-        <w:rPr>
-          <w:rFonts w:ascii="Times New Roman" w:eastAsia="標楷體" w:hAnsi="Times New Roman"/>
-        </w:rPr>
-        <w:t>準</w:t>
-      </w:r>
-      <w:proofErr w:type="gramEnd"/>
-      <w:r>
-        <w:rPr>
-          <w:rFonts w:ascii="Times New Roman" w:eastAsia="標楷體" w:hAnsi="Times New Roman"/>
-        </w:rPr>
-        <w:t>推播機制</w:t>
+        <w:t>精準推播機制</w:t>
       </w:r>
       <w:r>
         <w:rPr>
@@ -3663,21 +3241,7 @@
         <w:rPr>
           <w:rFonts w:ascii="Times New Roman" w:eastAsia="標楷體" w:hAnsi="Times New Roman"/>
         </w:rPr>
-        <w:t>在全球與台灣皆加速邁入超高齡社會的背景下，「</w:t>
-      </w:r>
-      <w:proofErr w:type="gramStart"/>
-      <w:r>
-        <w:rPr>
-          <w:rFonts w:ascii="Times New Roman" w:eastAsia="標楷體" w:hAnsi="Times New Roman"/>
-        </w:rPr>
-        <w:t>遠距照護</w:t>
-      </w:r>
-      <w:proofErr w:type="gramEnd"/>
-      <w:r>
-        <w:rPr>
-          <w:rFonts w:ascii="Times New Roman" w:eastAsia="標楷體" w:hAnsi="Times New Roman"/>
-        </w:rPr>
-        <w:t>」與「長者心理陪伴」成為現代雙薪家庭的剛性需求。市面上的產品多半專注於冷硬的醫療數據監測，忽略了長輩真正的心理抗拒與操作障礙。「</w:t>
+        <w:t>在全球與台灣皆加速邁入超高齡社會的背景下，「遠距照護」與「長者心理陪伴」成為現代雙薪家庭的剛性需求。市面上的產品多半專注於冷硬的醫療數據監測，忽略了長輩真正的心理抗拒與操作障礙。「</w:t>
       </w:r>
       <w:r>
         <w:rPr>
@@ -3930,21 +3494,7 @@
         <w:rPr>
           <w:rFonts w:ascii="Times New Roman" w:eastAsia="標楷體" w:hAnsi="Times New Roman"/>
         </w:rPr>
-        <w:t>社區日間照顧中心、長照派遣機構、</w:t>
-      </w:r>
-      <w:proofErr w:type="gramStart"/>
-      <w:r>
-        <w:rPr>
-          <w:rFonts w:ascii="Times New Roman" w:eastAsia="標楷體" w:hAnsi="Times New Roman"/>
-        </w:rPr>
-        <w:t>樂齡大學</w:t>
-      </w:r>
-      <w:proofErr w:type="gramEnd"/>
-      <w:r>
-        <w:rPr>
-          <w:rFonts w:ascii="Times New Roman" w:eastAsia="標楷體" w:hAnsi="Times New Roman"/>
-        </w:rPr>
-        <w:t>（有批次管理長輩行程、發布語音公告與追蹤照護狀況需求之單位）。</w:t>
+        <w:t>社區日間照顧中心、長照派遣機構、樂齡大學（有批次管理長輩行程、發布語音公告與追蹤照護狀況需求之單位）。</w:t>
       </w:r>
     </w:p>
     <w:p>
@@ -4004,14 +3554,12 @@
         </w:rPr>
         <w:t>雲端照護助理」，將繁瑣的吃藥、回診</w:t>
       </w:r>
-      <w:proofErr w:type="gramStart"/>
       <w:r>
         <w:rPr>
           <w:rFonts w:ascii="Times New Roman" w:eastAsia="標楷體" w:hAnsi="Times New Roman" w:hint="eastAsia"/>
         </w:rPr>
         <w:t>等難常記得</w:t>
       </w:r>
-      <w:proofErr w:type="gramEnd"/>
       <w:r>
         <w:rPr>
           <w:rFonts w:ascii="Times New Roman" w:eastAsia="標楷體" w:hAnsi="Times New Roman"/>
@@ -4159,35 +3707,13 @@
         <w:rPr>
           <w:rFonts w:ascii="Times New Roman" w:eastAsia="標楷體" w:hAnsi="Times New Roman"/>
         </w:rPr>
-        <w:t xml:space="preserve"> </w:t>
-      </w:r>
-      <w:proofErr w:type="spellStart"/>
-      <w:r>
-        <w:rPr>
-          <w:rFonts w:ascii="Times New Roman" w:eastAsia="標楷體" w:hAnsi="Times New Roman"/>
-        </w:rPr>
-        <w:t>QRCode</w:t>
-      </w:r>
-      <w:proofErr w:type="spellEnd"/>
-      <w:r>
-        <w:rPr>
-          <w:rFonts w:ascii="Times New Roman" w:eastAsia="標楷體" w:hAnsi="Times New Roman"/>
-        </w:rPr>
-        <w:t>，長輩端裝置只需掃描或輸入即可完成家庭</w:t>
-      </w:r>
-      <w:proofErr w:type="gramStart"/>
-      <w:r>
-        <w:rPr>
-          <w:rFonts w:ascii="Times New Roman" w:eastAsia="標楷體" w:hAnsi="Times New Roman"/>
-        </w:rPr>
-        <w:t>群組綁定</w:t>
-      </w:r>
-      <w:proofErr w:type="gramEnd"/>
-      <w:r>
-        <w:rPr>
-          <w:rFonts w:ascii="Times New Roman" w:eastAsia="標楷體" w:hAnsi="Times New Roman"/>
-        </w:rPr>
-        <w:t>，免除繁瑣的註冊流程。</w:t>
+        <w:t xml:space="preserve"> QRCode</w:t>
+      </w:r>
+      <w:r>
+        <w:rPr>
+          <w:rFonts w:ascii="Times New Roman" w:eastAsia="標楷體" w:hAnsi="Times New Roman"/>
+        </w:rPr>
+        <w:t>，長輩端裝置只需掃描或輸入即可完成家庭群組綁定，免除繁瑣的註冊流程。</w:t>
       </w:r>
     </w:p>
     <w:p>
@@ -4219,21 +3745,7 @@
         <w:rPr>
           <w:rFonts w:ascii="Times New Roman" w:eastAsia="標楷體" w:hAnsi="Times New Roman"/>
         </w:rPr>
-        <w:t>系統定期彙整長輩的語音互動點滴，生成「家庭溫馨週報」推送給家屬，強化產品在</w:t>
-      </w:r>
-      <w:proofErr w:type="gramStart"/>
-      <w:r>
-        <w:rPr>
-          <w:rFonts w:ascii="Times New Roman" w:eastAsia="標楷體" w:hAnsi="Times New Roman"/>
-        </w:rPr>
-        <w:t>家庭間的情感</w:t>
-      </w:r>
-      <w:proofErr w:type="gramEnd"/>
-      <w:r>
-        <w:rPr>
-          <w:rFonts w:ascii="Times New Roman" w:eastAsia="標楷體" w:hAnsi="Times New Roman"/>
-        </w:rPr>
-        <w:t>黏著度。</w:t>
+        <w:t>系統定期彙整長輩的語音互動點滴，生成「家庭溫馨週報」推送給家屬，強化產品在家庭間的情感黏著度。</w:t>
       </w:r>
     </w:p>
     <w:p>
@@ -4246,23 +3758,13 @@
           <w:rFonts w:ascii="Times New Roman" w:eastAsia="標楷體" w:hAnsi="Times New Roman"/>
         </w:rPr>
       </w:pPr>
-      <w:proofErr w:type="gramStart"/>
       <w:r>
         <w:rPr>
           <w:rFonts w:ascii="Times New Roman" w:eastAsia="標楷體" w:hAnsi="Times New Roman"/>
           <w:b/>
           <w:bCs/>
         </w:rPr>
-        <w:t>線上家屬</w:t>
-      </w:r>
-      <w:proofErr w:type="gramEnd"/>
-      <w:r>
-        <w:rPr>
-          <w:rFonts w:ascii="Times New Roman" w:eastAsia="標楷體" w:hAnsi="Times New Roman"/>
-          <w:b/>
-          <w:bCs/>
-        </w:rPr>
-        <w:t>支持社群：</w:t>
+        <w:t>線上家屬支持社群：</w:t>
       </w:r>
       <w:r>
         <w:rPr>
@@ -4320,21 +3822,7 @@
         <w:rPr>
           <w:rFonts w:ascii="Times New Roman" w:eastAsia="標楷體" w:hAnsi="Times New Roman"/>
         </w:rPr>
-        <w:t>低延遲的伺服器架構、精</w:t>
-      </w:r>
-      <w:proofErr w:type="gramStart"/>
-      <w:r>
-        <w:rPr>
-          <w:rFonts w:ascii="Times New Roman" w:eastAsia="標楷體" w:hAnsi="Times New Roman"/>
-        </w:rPr>
-        <w:t>準</w:t>
-      </w:r>
-      <w:proofErr w:type="gramEnd"/>
-      <w:r>
-        <w:rPr>
-          <w:rFonts w:ascii="Times New Roman" w:eastAsia="標楷體" w:hAnsi="Times New Roman"/>
-        </w:rPr>
-        <w:t>的在地化語音辨識模型（含方言調優）、銀髮無障礙</w:t>
+        <w:t>低延遲的伺服器架構、精準的在地化語音辨識模型（含方言調優）、銀髮無障礙</w:t>
       </w:r>
       <w:r>
         <w:rPr>
@@ -4389,21 +3877,7 @@
         <w:rPr>
           <w:rFonts w:ascii="Times New Roman" w:eastAsia="標楷體" w:hAnsi="Times New Roman"/>
         </w:rPr>
-        <w:t>語意分析準確度的訓練優化、數位廣告精</w:t>
-      </w:r>
-      <w:proofErr w:type="gramStart"/>
-      <w:r>
-        <w:rPr>
-          <w:rFonts w:ascii="Times New Roman" w:eastAsia="標楷體" w:hAnsi="Times New Roman"/>
-        </w:rPr>
-        <w:t>準</w:t>
-      </w:r>
-      <w:proofErr w:type="gramEnd"/>
-      <w:r>
-        <w:rPr>
-          <w:rFonts w:ascii="Times New Roman" w:eastAsia="標楷體" w:hAnsi="Times New Roman"/>
-        </w:rPr>
-        <w:t>投放與長照機構的異業合作洽談。</w:t>
+        <w:t>語意分析準確度的訓練優化、數位廣告精準投放與長照機構的異業合作洽談。</w:t>
       </w:r>
     </w:p>
     <w:p>
@@ -4511,21 +3985,7 @@
         <w:rPr>
           <w:rFonts w:ascii="Times New Roman" w:eastAsia="標楷體" w:hAnsi="Times New Roman"/>
         </w:rPr>
-        <w:t>針對臥床或重症長者，</w:t>
-      </w:r>
-      <w:proofErr w:type="gramStart"/>
-      <w:r>
-        <w:rPr>
-          <w:rFonts w:ascii="Times New Roman" w:eastAsia="標楷體" w:hAnsi="Times New Roman"/>
-        </w:rPr>
-        <w:t>需串接</w:t>
-      </w:r>
-      <w:proofErr w:type="gramEnd"/>
-      <w:r>
-        <w:rPr>
-          <w:rFonts w:ascii="Times New Roman" w:eastAsia="標楷體" w:hAnsi="Times New Roman"/>
-        </w:rPr>
-        <w:t>生理量測儀器，提供</w:t>
+        <w:t>針對臥床或重症長者，需串接生理量測儀器，提供</w:t>
       </w:r>
       <w:r>
         <w:rPr>
@@ -4564,33 +4024,11 @@
         </w:rPr>
         <w:t xml:space="preserve"> </w:t>
       </w:r>
-      <w:proofErr w:type="gramStart"/>
-      <w:r>
-        <w:rPr>
-          <w:rFonts w:ascii="Times New Roman" w:eastAsia="標楷體" w:hAnsi="Times New Roman"/>
-        </w:rPr>
-        <w:t>提供線上尋找</w:t>
-      </w:r>
-      <w:proofErr w:type="gramEnd"/>
-      <w:r>
-        <w:rPr>
-          <w:rFonts w:ascii="Times New Roman" w:eastAsia="標楷體" w:hAnsi="Times New Roman"/>
-        </w:rPr>
-        <w:t>醫師、視訊看診與處方</w:t>
-      </w:r>
-      <w:proofErr w:type="gramStart"/>
-      <w:r>
-        <w:rPr>
-          <w:rFonts w:ascii="Times New Roman" w:eastAsia="標楷體" w:hAnsi="Times New Roman"/>
-        </w:rPr>
-        <w:t>箋</w:t>
-      </w:r>
-      <w:proofErr w:type="gramEnd"/>
-      <w:r>
-        <w:rPr>
-          <w:rFonts w:ascii="Times New Roman" w:eastAsia="標楷體" w:hAnsi="Times New Roman"/>
-        </w:rPr>
-        <w:t>管理的系統（操作門檻中高，需具備一定數位能力）。</w:t>
+      <w:r>
+        <w:rPr>
+          <w:rFonts w:ascii="Times New Roman" w:eastAsia="標楷體" w:hAnsi="Times New Roman"/>
+        </w:rPr>
+        <w:t>提供線上尋找醫師、視訊看診與處方箋管理的系統（操作門檻中高，需具備一定數位能力）。</w:t>
       </w:r>
     </w:p>
     <w:p>
@@ -4609,49 +4047,62 @@
           <w:b/>
           <w:bCs/>
         </w:rPr>
-        <w:t>日常陪伴與防</w:t>
-      </w:r>
-      <w:proofErr w:type="gramStart"/>
+        <w:t>日常陪伴與防預防性照護區隔（本專案鎖定）：</w:t>
+      </w:r>
+      <w:r>
+        <w:rPr>
+          <w:rFonts w:ascii="Times New Roman" w:eastAsia="標楷體" w:hAnsi="Times New Roman"/>
+        </w:rPr>
+        <w:t xml:space="preserve"> </w:t>
+      </w:r>
+      <w:r>
+        <w:rPr>
+          <w:rFonts w:ascii="Times New Roman" w:eastAsia="標楷體" w:hAnsi="Times New Roman"/>
+        </w:rPr>
+        <w:t>針對具備生活自理能力，但需要作息提醒、心理陪伴與基礎用藥追蹤的長者（極低操作門檻，強調親屬互動與</w:t>
+      </w:r>
+      <w:r>
+        <w:rPr>
+          <w:rFonts w:ascii="Times New Roman" w:eastAsia="標楷體" w:hAnsi="Times New Roman"/>
+        </w:rPr>
+        <w:t>AI</w:t>
+      </w:r>
+      <w:r>
+        <w:rPr>
+          <w:rFonts w:ascii="Times New Roman" w:eastAsia="標楷體" w:hAnsi="Times New Roman"/>
+        </w:rPr>
+        <w:t>輔助）。</w:t>
+      </w:r>
+    </w:p>
+    <w:p>
+      <w:pPr>
+        <w:rPr>
+          <w:rFonts w:ascii="Times New Roman" w:eastAsia="標楷體" w:hAnsi="Times New Roman"/>
+        </w:rPr>
+      </w:pPr>
       <w:r>
         <w:rPr>
           <w:rFonts w:ascii="Times New Roman" w:eastAsia="標楷體" w:hAnsi="Times New Roman"/>
           <w:b/>
           <w:bCs/>
         </w:rPr>
-        <w:t>預防性照護</w:t>
-      </w:r>
-      <w:proofErr w:type="gramEnd"/>
+        <w:t>【目標市場</w:t>
+      </w:r>
       <w:r>
         <w:rPr>
           <w:rFonts w:ascii="Times New Roman" w:eastAsia="標楷體" w:hAnsi="Times New Roman"/>
           <w:b/>
           <w:bCs/>
         </w:rPr>
-        <w:t>區隔（本專案鎖定）：</w:t>
-      </w:r>
-      <w:r>
-        <w:rPr>
-          <w:rFonts w:ascii="Times New Roman" w:eastAsia="標楷體" w:hAnsi="Times New Roman"/>
-        </w:rPr>
-        <w:t xml:space="preserve"> </w:t>
-      </w:r>
-      <w:r>
-        <w:rPr>
-          <w:rFonts w:ascii="Times New Roman" w:eastAsia="標楷體" w:hAnsi="Times New Roman"/>
-        </w:rPr>
-        <w:t>針對具備生活自理能力，但需要作息提醒、心理陪伴與基礎用藥追蹤的長者（極低操作門檻，強調親屬互動與</w:t>
-      </w:r>
-      <w:r>
-        <w:rPr>
-          <w:rFonts w:ascii="Times New Roman" w:eastAsia="標楷體" w:hAnsi="Times New Roman"/>
-        </w:rPr>
-        <w:t>AI</w:t>
-      </w:r>
-      <w:r>
-        <w:rPr>
-          <w:rFonts w:ascii="Times New Roman" w:eastAsia="標楷體" w:hAnsi="Times New Roman"/>
-        </w:rPr>
-        <w:t>輔助）。</w:t>
+        <w:t xml:space="preserve"> (Targeting)</w:t>
+      </w:r>
+      <w:r>
+        <w:rPr>
+          <w:rFonts w:ascii="Times New Roman" w:eastAsia="標楷體" w:hAnsi="Times New Roman"/>
+          <w:b/>
+          <w:bCs/>
+        </w:rPr>
+        <w:t>】</w:t>
       </w:r>
     </w:p>
     <w:p>
@@ -4663,10 +4114,71 @@
       <w:r>
         <w:rPr>
           <w:rFonts w:ascii="Times New Roman" w:eastAsia="標楷體" w:hAnsi="Times New Roman"/>
+        </w:rPr>
+        <w:t>「</w:t>
+      </w:r>
+      <w:r>
+        <w:rPr>
+          <w:rFonts w:ascii="Times New Roman" w:eastAsia="標楷體" w:hAnsi="Times New Roman"/>
+        </w:rPr>
+        <w:t>Uban</w:t>
+      </w:r>
+      <w:r>
+        <w:rPr>
+          <w:rFonts w:ascii="Times New Roman" w:eastAsia="標楷體" w:hAnsi="Times New Roman"/>
+        </w:rPr>
+        <w:t>」精準鎖定「子女無法同住或全天候陪伴，長輩本身無立即性重大醫療危機</w:t>
+      </w:r>
+      <w:r>
+        <w:rPr>
+          <w:rFonts w:ascii="Times New Roman" w:eastAsia="標楷體" w:hAnsi="Times New Roman" w:hint="eastAsia"/>
+        </w:rPr>
+        <w:t>，有足夠行動與獨立生活的能力</w:t>
+      </w:r>
+      <w:r>
+        <w:rPr>
+          <w:rFonts w:ascii="Times New Roman" w:eastAsia="標楷體" w:hAnsi="Times New Roman"/>
+        </w:rPr>
+        <w:t>，但急需解決日常作息提醒（如按時吃藥）</w:t>
+      </w:r>
+      <w:r>
+        <w:rPr>
+          <w:rFonts w:ascii="Times New Roman" w:eastAsia="標楷體" w:hAnsi="Times New Roman" w:hint="eastAsia"/>
+        </w:rPr>
+        <w:t>、</w:t>
+      </w:r>
+      <w:r>
+        <w:rPr>
+          <w:rFonts w:ascii="Times New Roman" w:eastAsia="標楷體" w:hAnsi="Times New Roman"/>
+        </w:rPr>
+        <w:t>社交孤立問題</w:t>
+      </w:r>
+      <w:r>
+        <w:rPr>
+          <w:rFonts w:ascii="Times New Roman" w:eastAsia="標楷體" w:hAnsi="Times New Roman" w:hint="eastAsia"/>
+        </w:rPr>
+        <w:t>與必須隨時都能接收並反應突發事故</w:t>
+      </w:r>
+      <w:r>
+        <w:rPr>
+          <w:rFonts w:ascii="Times New Roman" w:eastAsia="標楷體" w:hAnsi="Times New Roman"/>
+        </w:rPr>
+        <w:t>的現代家庭」。此客群的痛點在於市面上的醫療軟體過於生硬複雜，而一般通訊軟體又缺乏主動照護功能。</w:t>
+      </w:r>
+    </w:p>
+    <w:p>
+      <w:pPr>
+        <w:rPr>
+          <w:rFonts w:ascii="Times New Roman" w:eastAsia="標楷體" w:hAnsi="Times New Roman"/>
+        </w:rPr>
+      </w:pPr>
+      <w:r>
+        <w:rPr>
+          <w:rFonts w:ascii="Times New Roman" w:eastAsia="標楷體" w:hAnsi="Times New Roman"/>
           <w:b/>
           <w:bCs/>
         </w:rPr>
-        <w:t>【目標市場</w:t>
+        <w:t>【市場定位</w:t>
       </w:r>
       <w:r>
         <w:rPr>
@@ -4674,7 +4186,7 @@
           <w:b/>
           <w:bCs/>
         </w:rPr>
-        <w:t xml:space="preserve"> (Targeting)</w:t>
+        <w:t xml:space="preserve"> (Positioning)</w:t>
       </w:r>
       <w:r>
         <w:rPr>
@@ -4695,98 +4207,15 @@
         <w:rPr>
           <w:rFonts w:ascii="Times New Roman" w:eastAsia="標楷體" w:hAnsi="Times New Roman"/>
         </w:rPr>
-        <w:t>「</w:t>
-      </w:r>
-      <w:r>
-        <w:rPr>
-          <w:rFonts w:ascii="Times New Roman" w:eastAsia="標楷體" w:hAnsi="Times New Roman"/>
-        </w:rPr>
-        <w:t>Uban</w:t>
-      </w:r>
-      <w:r>
-        <w:rPr>
-          <w:rFonts w:ascii="Times New Roman" w:eastAsia="標楷體" w:hAnsi="Times New Roman"/>
-        </w:rPr>
-        <w:t>」精</w:t>
-      </w:r>
-      <w:proofErr w:type="gramStart"/>
-      <w:r>
-        <w:rPr>
-          <w:rFonts w:ascii="Times New Roman" w:eastAsia="標楷體" w:hAnsi="Times New Roman"/>
-        </w:rPr>
-        <w:t>準</w:t>
-      </w:r>
-      <w:proofErr w:type="gramEnd"/>
-      <w:r>
-        <w:rPr>
-          <w:rFonts w:ascii="Times New Roman" w:eastAsia="標楷體" w:hAnsi="Times New Roman"/>
-        </w:rPr>
-        <w:t>鎖定「子女無法同住或全天候陪伴，長輩本身無立即性重大醫療危機</w:t>
-      </w:r>
-      <w:r>
-        <w:rPr>
-          <w:rFonts w:ascii="Times New Roman" w:eastAsia="標楷體" w:hAnsi="Times New Roman" w:hint="eastAsia"/>
-        </w:rPr>
-        <w:t>，有足夠行動與獨立生活的能力</w:t>
-      </w:r>
-      <w:r>
-        <w:rPr>
-          <w:rFonts w:ascii="Times New Roman" w:eastAsia="標楷體" w:hAnsi="Times New Roman"/>
-        </w:rPr>
-        <w:t>，但急需解決日常作息提醒（如按時吃藥）</w:t>
-      </w:r>
-      <w:r>
-        <w:rPr>
-          <w:rFonts w:ascii="Times New Roman" w:eastAsia="標楷體" w:hAnsi="Times New Roman" w:hint="eastAsia"/>
-        </w:rPr>
-        <w:t>、</w:t>
-      </w:r>
-      <w:r>
-        <w:rPr>
-          <w:rFonts w:ascii="Times New Roman" w:eastAsia="標楷體" w:hAnsi="Times New Roman"/>
-        </w:rPr>
-        <w:t>社交孤立問題</w:t>
-      </w:r>
-      <w:r>
-        <w:rPr>
-          <w:rFonts w:ascii="Times New Roman" w:eastAsia="標楷體" w:hAnsi="Times New Roman" w:hint="eastAsia"/>
-        </w:rPr>
-        <w:t>與必須隨時都能接收並反應突發事故</w:t>
-      </w:r>
-      <w:r>
-        <w:rPr>
-          <w:rFonts w:ascii="Times New Roman" w:eastAsia="標楷體" w:hAnsi="Times New Roman"/>
-        </w:rPr>
-        <w:t>的現代家庭」。</w:t>
-      </w:r>
-      <w:proofErr w:type="gramStart"/>
-      <w:r>
-        <w:rPr>
-          <w:rFonts w:ascii="Times New Roman" w:eastAsia="標楷體" w:hAnsi="Times New Roman"/>
-        </w:rPr>
-        <w:t>此客群</w:t>
-      </w:r>
-      <w:proofErr w:type="gramEnd"/>
-      <w:r>
-        <w:rPr>
-          <w:rFonts w:ascii="Times New Roman" w:eastAsia="標楷體" w:hAnsi="Times New Roman"/>
-        </w:rPr>
-        <w:t>的痛點在於市面上的醫療軟體過於生硬複雜，而一般通訊軟體又缺乏主動照護功能。</w:t>
-      </w:r>
-    </w:p>
-    <w:p>
-      <w:pPr>
-        <w:rPr>
-          <w:rFonts w:ascii="Times New Roman" w:eastAsia="標楷體" w:hAnsi="Times New Roman"/>
-        </w:rPr>
-      </w:pPr>
+        <w:t>將系統定位為「</w:t>
+      </w:r>
       <w:r>
         <w:rPr>
           <w:rFonts w:ascii="Times New Roman" w:eastAsia="標楷體" w:hAnsi="Times New Roman"/>
           <w:b/>
           <w:bCs/>
         </w:rPr>
-        <w:t>【市場定位</w:t>
+        <w:t>跨世代</w:t>
       </w:r>
       <w:r>
         <w:rPr>
@@ -4794,7 +4223,7 @@
           <w:b/>
           <w:bCs/>
         </w:rPr>
-        <w:t xml:space="preserve"> (Positioning)</w:t>
+        <w:t>AI</w:t>
       </w:r>
       <w:r>
         <w:rPr>
@@ -4802,64 +4231,13 @@
           <w:b/>
           <w:bCs/>
         </w:rPr>
-        <w:t>】</w:t>
-      </w:r>
-    </w:p>
-    <w:p>
-      <w:pPr>
-        <w:rPr>
-          <w:rFonts w:ascii="Times New Roman" w:eastAsia="標楷體" w:hAnsi="Times New Roman"/>
-        </w:rPr>
-      </w:pPr>
-      <w:r>
-        <w:rPr>
-          <w:rFonts w:ascii="Times New Roman" w:eastAsia="標楷體" w:hAnsi="Times New Roman"/>
-        </w:rPr>
-        <w:t>將系統定位為「</w:t>
-      </w:r>
-      <w:r>
-        <w:rPr>
-          <w:rFonts w:ascii="Times New Roman" w:eastAsia="標楷體" w:hAnsi="Times New Roman"/>
-          <w:b/>
-          <w:bCs/>
-        </w:rPr>
-        <w:t>跨世代</w:t>
-      </w:r>
-      <w:r>
-        <w:rPr>
-          <w:rFonts w:ascii="Times New Roman" w:eastAsia="標楷體" w:hAnsi="Times New Roman"/>
-          <w:b/>
-          <w:bCs/>
-        </w:rPr>
-        <w:t>AI</w:t>
-      </w:r>
-      <w:r>
-        <w:rPr>
-          <w:rFonts w:ascii="Times New Roman" w:eastAsia="標楷體" w:hAnsi="Times New Roman"/>
-          <w:b/>
-          <w:bCs/>
-        </w:rPr>
         <w:t>感官照護與陪伴生態系</w:t>
       </w:r>
       <w:r>
         <w:rPr>
           <w:rFonts w:ascii="Times New Roman" w:eastAsia="標楷體" w:hAnsi="Times New Roman"/>
         </w:rPr>
-        <w:t>」。相較於市面上主打「數據監測」的醫療</w:t>
-      </w:r>
-      <w:proofErr w:type="gramStart"/>
-      <w:r>
-        <w:rPr>
-          <w:rFonts w:ascii="Times New Roman" w:eastAsia="標楷體" w:hAnsi="Times New Roman"/>
-        </w:rPr>
-        <w:t>特化型軟體</w:t>
-      </w:r>
-      <w:proofErr w:type="gramEnd"/>
-      <w:r>
-        <w:rPr>
-          <w:rFonts w:ascii="Times New Roman" w:eastAsia="標楷體" w:hAnsi="Times New Roman"/>
-        </w:rPr>
-        <w:t>，</w:t>
+        <w:t>」。相較於市面上主打「數據監測」的醫療特化型軟體，</w:t>
       </w:r>
       <w:r>
         <w:rPr>
@@ -4871,35 +4249,7 @@
         <w:rPr>
           <w:rFonts w:ascii="Times New Roman" w:eastAsia="標楷體" w:hAnsi="Times New Roman"/>
         </w:rPr>
-        <w:t>差異化地強調「情感共融」與「</w:t>
-      </w:r>
-      <w:proofErr w:type="gramStart"/>
-      <w:r>
-        <w:rPr>
-          <w:rFonts w:ascii="Times New Roman" w:eastAsia="標楷體" w:hAnsi="Times New Roman"/>
-        </w:rPr>
-        <w:t>極</w:t>
-      </w:r>
-      <w:proofErr w:type="gramEnd"/>
-      <w:r>
-        <w:rPr>
-          <w:rFonts w:ascii="Times New Roman" w:eastAsia="標楷體" w:hAnsi="Times New Roman"/>
-        </w:rPr>
-        <w:t>簡語音」。我們不僅是一個</w:t>
-      </w:r>
-      <w:proofErr w:type="gramStart"/>
-      <w:r>
-        <w:rPr>
-          <w:rFonts w:ascii="Times New Roman" w:eastAsia="標楷體" w:hAnsi="Times New Roman"/>
-        </w:rPr>
-        <w:t>照護排程</w:t>
-      </w:r>
-      <w:proofErr w:type="gramEnd"/>
-      <w:r>
-        <w:rPr>
-          <w:rFonts w:ascii="Times New Roman" w:eastAsia="標楷體" w:hAnsi="Times New Roman"/>
-        </w:rPr>
-        <w:t>工具，更是連結長輩心理健康與家屬安心感的溫暖橋樑。</w:t>
+        <w:t>差異化地強調「情感共融」與「極簡語音」。我們不僅是一個照護排程工具，更是連結長輩心理健康與家屬安心感的溫暖橋樑。</w:t>
       </w:r>
     </w:p>
     <w:p>
@@ -5033,7 +4383,6 @@
                 <w:bCs/>
               </w:rPr>
             </w:pPr>
-            <w:proofErr w:type="gramStart"/>
             <w:r>
               <w:rPr>
                 <w:rFonts w:ascii="Times New Roman" w:eastAsia="標楷體" w:hAnsi="Times New Roman" w:hint="eastAsia"/>
@@ -5042,7 +4391,6 @@
               </w:rPr>
               <w:t>智齡科技</w:t>
             </w:r>
-            <w:proofErr w:type="gramEnd"/>
             <w:r>
               <w:rPr>
                 <w:rFonts w:ascii="Times New Roman" w:eastAsia="標楷體" w:hAnsi="Times New Roman" w:hint="eastAsia"/>
@@ -5075,7 +4423,6 @@
                 <w:bCs/>
               </w:rPr>
             </w:pPr>
-            <w:proofErr w:type="gramStart"/>
             <w:r>
               <w:rPr>
                 <w:rFonts w:ascii="Times New Roman" w:eastAsia="標楷體" w:hAnsi="Times New Roman" w:hint="eastAsia"/>
@@ -5084,7 +4431,6 @@
               </w:rPr>
               <w:t>智抗糖</w:t>
             </w:r>
-            <w:proofErr w:type="gramEnd"/>
             <w:r>
               <w:rPr>
                 <w:rFonts w:ascii="Times New Roman" w:eastAsia="標楷體" w:hAnsi="Times New Roman" w:hint="eastAsia"/>
@@ -5165,23 +4511,13 @@
                 <w:bCs/>
               </w:rPr>
             </w:pPr>
-            <w:proofErr w:type="spellStart"/>
             <w:r>
               <w:rPr>
                 <w:rFonts w:ascii="Times New Roman" w:eastAsia="標楷體" w:hAnsi="Times New Roman"/>
                 <w:b/>
                 <w:bCs/>
               </w:rPr>
-              <w:t>CaringVillage</w:t>
-            </w:r>
-            <w:proofErr w:type="spellEnd"/>
-            <w:r>
-              <w:rPr>
-                <w:rFonts w:ascii="Times New Roman" w:eastAsia="標楷體" w:hAnsi="Times New Roman"/>
-                <w:b/>
-                <w:bCs/>
-              </w:rPr>
-              <w:t xml:space="preserve"> (</w:t>
+              <w:t>CaringVillage (</w:t>
             </w:r>
             <w:r>
               <w:rPr>
@@ -5338,21 +4674,7 @@
               <w:rPr>
                 <w:rFonts w:ascii="Times New Roman" w:eastAsia="標楷體" w:hAnsi="Times New Roman" w:hint="eastAsia"/>
               </w:rPr>
-              <w:t>照護者（家屬）</w:t>
-            </w:r>
-            <w:proofErr w:type="gramStart"/>
-            <w:r>
-              <w:rPr>
-                <w:rFonts w:ascii="Times New Roman" w:eastAsia="標楷體" w:hAnsi="Times New Roman" w:hint="eastAsia"/>
-              </w:rPr>
-              <w:t>間的任務</w:t>
-            </w:r>
-            <w:proofErr w:type="gramEnd"/>
-            <w:r>
-              <w:rPr>
-                <w:rFonts w:ascii="Times New Roman" w:eastAsia="標楷體" w:hAnsi="Times New Roman" w:hint="eastAsia"/>
-              </w:rPr>
-              <w:t>協作與排程管理</w:t>
+              <w:t>照護者（家屬）間的任務協作與排程管理</w:t>
             </w:r>
           </w:p>
         </w:tc>
@@ -5423,16 +4745,8 @@
               <w:rPr>
                 <w:rFonts w:ascii="Times New Roman" w:eastAsia="標楷體" w:hAnsi="Times New Roman" w:hint="eastAsia"/>
               </w:rPr>
-              <w:t>電子照護紀錄、機構月費</w:t>
-            </w:r>
-            <w:proofErr w:type="gramStart"/>
-            <w:r>
-              <w:rPr>
-                <w:rFonts w:ascii="Times New Roman" w:eastAsia="標楷體" w:hAnsi="Times New Roman" w:hint="eastAsia"/>
-              </w:rPr>
-              <w:t>帳單</w:t>
-            </w:r>
-            <w:proofErr w:type="gramEnd"/>
+              <w:t>電子照護紀錄、機構月費帳單</w:t>
+            </w:r>
           </w:p>
         </w:tc>
         <w:tc>
@@ -5447,19 +4761,11 @@
                 <w:rFonts w:ascii="Times New Roman" w:eastAsia="標楷體" w:hAnsi="Times New Roman"/>
               </w:rPr>
             </w:pPr>
-            <w:proofErr w:type="gramStart"/>
-            <w:r>
-              <w:rPr>
-                <w:rFonts w:ascii="Times New Roman" w:eastAsia="標楷體" w:hAnsi="Times New Roman" w:hint="eastAsia"/>
-              </w:rPr>
-              <w:t>藍牙串接</w:t>
-            </w:r>
-            <w:proofErr w:type="gramEnd"/>
-            <w:r>
-              <w:rPr>
-                <w:rFonts w:ascii="Times New Roman" w:eastAsia="標楷體" w:hAnsi="Times New Roman" w:hint="eastAsia"/>
-              </w:rPr>
-              <w:t>生理量測設備、圖表化數據</w:t>
+            <w:r>
+              <w:rPr>
+                <w:rFonts w:ascii="Times New Roman" w:eastAsia="標楷體" w:hAnsi="Times New Roman" w:hint="eastAsia"/>
+              </w:rPr>
+              <w:t>藍牙串接生理量測設備、圖表化數據</w:t>
             </w:r>
           </w:p>
         </w:tc>
@@ -5763,19 +5069,11 @@
                 <w:rFonts w:ascii="Times New Roman" w:eastAsia="標楷體" w:hAnsi="Times New Roman"/>
               </w:rPr>
             </w:pPr>
-            <w:proofErr w:type="spellStart"/>
-            <w:r>
-              <w:rPr>
-                <w:rFonts w:ascii="Times New Roman" w:eastAsia="標楷體" w:hAnsi="Times New Roman" w:hint="eastAsia"/>
-              </w:rPr>
-              <w:t>FastAPI</w:t>
-            </w:r>
-            <w:proofErr w:type="spellEnd"/>
-            <w:r>
-              <w:rPr>
-                <w:rFonts w:ascii="Times New Roman" w:eastAsia="標楷體" w:hAnsi="Times New Roman" w:hint="eastAsia"/>
-              </w:rPr>
-              <w:t xml:space="preserve"> + Flutter + LLM </w:t>
+            <w:r>
+              <w:rPr>
+                <w:rFonts w:ascii="Times New Roman" w:eastAsia="標楷體" w:hAnsi="Times New Roman" w:hint="eastAsia"/>
+              </w:rPr>
+              <w:t xml:space="preserve">FastAPI + Flutter + LLM </w:t>
             </w:r>
             <w:r>
               <w:rPr>
@@ -5797,33 +5095,11 @@
                 <w:rFonts w:ascii="Times New Roman" w:eastAsia="標楷體" w:hAnsi="Times New Roman"/>
               </w:rPr>
             </w:pPr>
-            <w:proofErr w:type="gramStart"/>
-            <w:r>
-              <w:rPr>
-                <w:rFonts w:ascii="Times New Roman" w:eastAsia="標楷體" w:hAnsi="Times New Roman" w:hint="eastAsia"/>
-              </w:rPr>
-              <w:t>醫</w:t>
-            </w:r>
-            <w:proofErr w:type="gramEnd"/>
-            <w:r>
-              <w:rPr>
-                <w:rFonts w:ascii="Times New Roman" w:eastAsia="標楷體" w:hAnsi="Times New Roman" w:hint="eastAsia"/>
-              </w:rPr>
-              <w:t>用</w:t>
-            </w:r>
-            <w:proofErr w:type="gramStart"/>
-            <w:r>
-              <w:rPr>
-                <w:rFonts w:ascii="Times New Roman" w:eastAsia="標楷體" w:hAnsi="Times New Roman" w:hint="eastAsia"/>
-              </w:rPr>
-              <w:t>設備物聯網</w:t>
-            </w:r>
-            <w:proofErr w:type="gramEnd"/>
-            <w:r>
-              <w:rPr>
-                <w:rFonts w:ascii="Times New Roman" w:eastAsia="標楷體" w:hAnsi="Times New Roman" w:hint="eastAsia"/>
-              </w:rPr>
-              <w:t>整合、大數據預測</w:t>
+            <w:r>
+              <w:rPr>
+                <w:rFonts w:ascii="Times New Roman" w:eastAsia="標楷體" w:hAnsi="Times New Roman" w:hint="eastAsia"/>
+              </w:rPr>
+              <w:t>醫用設備物聯網整合、大數據預測</w:t>
             </w:r>
           </w:p>
         </w:tc>
@@ -5893,21 +5169,7 @@
               <w:rPr>
                 <w:rFonts w:ascii="Times New Roman" w:eastAsia="標楷體" w:hAnsi="Times New Roman" w:hint="eastAsia"/>
               </w:rPr>
-              <w:t>協作架構、</w:t>
-            </w:r>
-            <w:proofErr w:type="gramStart"/>
-            <w:r>
-              <w:rPr>
-                <w:rFonts w:ascii="Times New Roman" w:eastAsia="標楷體" w:hAnsi="Times New Roman" w:hint="eastAsia"/>
-              </w:rPr>
-              <w:t>高資安憑證</w:t>
-            </w:r>
-            <w:proofErr w:type="gramEnd"/>
-            <w:r>
-              <w:rPr>
-                <w:rFonts w:ascii="Times New Roman" w:eastAsia="標楷體" w:hAnsi="Times New Roman" w:hint="eastAsia"/>
-              </w:rPr>
-              <w:t>存儲</w:t>
+              <w:t>協作架構、高資安憑證存儲</w:t>
             </w:r>
           </w:p>
         </w:tc>
@@ -5960,19 +5222,11 @@
               </w:rPr>
               <w:t xml:space="preserve"> (</w:t>
             </w:r>
-            <w:proofErr w:type="gramStart"/>
-            <w:r>
-              <w:rPr>
-                <w:rFonts w:ascii="Times New Roman" w:eastAsia="標楷體" w:hAnsi="Times New Roman" w:hint="eastAsia"/>
-              </w:rPr>
-              <w:t>雙端設計</w:t>
-            </w:r>
-            <w:proofErr w:type="gramEnd"/>
-            <w:r>
-              <w:rPr>
-                <w:rFonts w:ascii="Times New Roman" w:eastAsia="標楷體" w:hAnsi="Times New Roman" w:hint="eastAsia"/>
-              </w:rPr>
-              <w:t>，家屬主導排程與檢視</w:t>
+            <w:r>
+              <w:rPr>
+                <w:rFonts w:ascii="Times New Roman" w:eastAsia="標楷體" w:hAnsi="Times New Roman" w:hint="eastAsia"/>
+              </w:rPr>
+              <w:t>雙端設計，家屬主導排程與檢視</w:t>
             </w:r>
             <w:r>
               <w:rPr>
@@ -6044,19 +5298,11 @@
               </w:rPr>
               <w:t xml:space="preserve"> (</w:t>
             </w:r>
-            <w:proofErr w:type="gramStart"/>
-            <w:r>
-              <w:rPr>
-                <w:rFonts w:ascii="Times New Roman" w:eastAsia="標楷體" w:hAnsi="Times New Roman" w:hint="eastAsia"/>
-              </w:rPr>
-              <w:t>可綁定</w:t>
-            </w:r>
-            <w:proofErr w:type="gramEnd"/>
-            <w:r>
-              <w:rPr>
-                <w:rFonts w:ascii="Times New Roman" w:eastAsia="標楷體" w:hAnsi="Times New Roman" w:hint="eastAsia"/>
-              </w:rPr>
-              <w:t>家屬帳號從旁觀測數據異常</w:t>
+            <w:r>
+              <w:rPr>
+                <w:rFonts w:ascii="Times New Roman" w:eastAsia="標楷體" w:hAnsi="Times New Roman" w:hint="eastAsia"/>
+              </w:rPr>
+              <w:t>可綁定家屬帳號從旁觀測數據異常</w:t>
             </w:r>
             <w:r>
               <w:rPr>
@@ -6142,21 +5388,7 @@
               <w:rPr>
                 <w:rFonts w:ascii="Times New Roman" w:eastAsia="標楷體" w:hAnsi="Times New Roman"/>
               </w:rPr>
-              <w:t>系統核心完全為「</w:t>
-            </w:r>
-            <w:proofErr w:type="gramStart"/>
-            <w:r>
-              <w:rPr>
-                <w:rFonts w:ascii="Times New Roman" w:eastAsia="標楷體" w:hAnsi="Times New Roman"/>
-              </w:rPr>
-              <w:t>家屬間的協作</w:t>
-            </w:r>
-            <w:proofErr w:type="gramEnd"/>
-            <w:r>
-              <w:rPr>
-                <w:rFonts w:ascii="Times New Roman" w:eastAsia="標楷體" w:hAnsi="Times New Roman"/>
-              </w:rPr>
-              <w:t>」而生</w:t>
+              <w:t>系統核心完全為「家屬間的協作」而生</w:t>
             </w:r>
             <w:r>
               <w:rPr>
@@ -6319,7 +5551,6 @@
                 <w:bCs/>
               </w:rPr>
             </w:pPr>
-            <w:proofErr w:type="gramStart"/>
             <w:r>
               <w:rPr>
                 <w:rFonts w:ascii="Times New Roman" w:eastAsia="標楷體" w:hAnsi="Times New Roman" w:hint="eastAsia"/>
@@ -6328,7 +5559,6 @@
               </w:rPr>
               <w:t>智抗糖</w:t>
             </w:r>
-            <w:proofErr w:type="gramEnd"/>
             <w:r>
               <w:rPr>
                 <w:rFonts w:ascii="Times New Roman" w:eastAsia="標楷體" w:hAnsi="Times New Roman" w:hint="eastAsia"/>
@@ -6393,23 +5623,13 @@
                 <w:bCs/>
               </w:rPr>
             </w:pPr>
-            <w:proofErr w:type="spellStart"/>
             <w:r>
               <w:rPr>
                 <w:rFonts w:ascii="Times New Roman" w:eastAsia="標楷體" w:hAnsi="Times New Roman" w:hint="eastAsia"/>
                 <w:b/>
                 <w:bCs/>
               </w:rPr>
-              <w:t>CaringVillage</w:t>
-            </w:r>
-            <w:proofErr w:type="spellEnd"/>
-            <w:r>
-              <w:rPr>
-                <w:rFonts w:ascii="Times New Roman" w:eastAsia="標楷體" w:hAnsi="Times New Roman" w:hint="eastAsia"/>
-                <w:b/>
-                <w:bCs/>
-              </w:rPr>
-              <w:t xml:space="preserve"> (</w:t>
+              <w:t>CaringVillage (</w:t>
             </w:r>
             <w:r>
               <w:rPr>
@@ -6589,19 +5809,11 @@
                 <w:rFonts w:ascii="Times New Roman" w:eastAsia="標楷體" w:hAnsi="Times New Roman"/>
               </w:rPr>
             </w:pPr>
-            <w:proofErr w:type="gramStart"/>
-            <w:r>
-              <w:rPr>
-                <w:rFonts w:ascii="Times New Roman" w:eastAsia="標楷體" w:hAnsi="Times New Roman" w:hint="eastAsia"/>
-              </w:rPr>
-              <w:t>雙端專屬</w:t>
-            </w:r>
-            <w:proofErr w:type="gramEnd"/>
-            <w:r>
-              <w:rPr>
-                <w:rFonts w:ascii="Times New Roman" w:eastAsia="標楷體" w:hAnsi="Times New Roman" w:hint="eastAsia"/>
-              </w:rPr>
-              <w:t>介面</w:t>
+            <w:r>
+              <w:rPr>
+                <w:rFonts w:ascii="Times New Roman" w:eastAsia="標楷體" w:hAnsi="Times New Roman" w:hint="eastAsia"/>
+              </w:rPr>
+              <w:t>雙端專屬介面</w:t>
             </w:r>
             <w:r>
               <w:rPr>
@@ -6675,19 +5887,11 @@
                 <w:rFonts w:ascii="Times New Roman" w:eastAsia="標楷體" w:hAnsi="Times New Roman"/>
               </w:rPr>
             </w:pPr>
-            <w:proofErr w:type="gramStart"/>
-            <w:r>
-              <w:rPr>
-                <w:rFonts w:ascii="Times New Roman" w:eastAsia="標楷體" w:hAnsi="Times New Roman" w:hint="eastAsia"/>
-              </w:rPr>
-              <w:t>家屬可綁定</w:t>
-            </w:r>
-            <w:proofErr w:type="gramEnd"/>
-            <w:r>
-              <w:rPr>
-                <w:rFonts w:ascii="Times New Roman" w:eastAsia="標楷體" w:hAnsi="Times New Roman" w:hint="eastAsia"/>
-              </w:rPr>
-              <w:t>同款</w:t>
+            <w:r>
+              <w:rPr>
+                <w:rFonts w:ascii="Times New Roman" w:eastAsia="標楷體" w:hAnsi="Times New Roman" w:hint="eastAsia"/>
+              </w:rPr>
+              <w:t>家屬可綁定同款</w:t>
             </w:r>
             <w:r>
               <w:rPr>
@@ -6768,21 +5972,7 @@
               <w:rPr>
                 <w:rFonts w:ascii="Times New Roman" w:eastAsia="標楷體" w:hAnsi="Times New Roman" w:hint="eastAsia"/>
               </w:rPr>
-              <w:t>長者無障礙</w:t>
-            </w:r>
-            <w:proofErr w:type="gramStart"/>
-            <w:r>
-              <w:rPr>
-                <w:rFonts w:ascii="Times New Roman" w:eastAsia="標楷體" w:hAnsi="Times New Roman" w:hint="eastAsia"/>
-              </w:rPr>
-              <w:t>防誤觸大</w:t>
-            </w:r>
-            <w:proofErr w:type="gramEnd"/>
-            <w:r>
-              <w:rPr>
-                <w:rFonts w:ascii="Times New Roman" w:eastAsia="標楷體" w:hAnsi="Times New Roman" w:hint="eastAsia"/>
-              </w:rPr>
-              <w:t>圖示設計</w:t>
+              <w:t>長者無障礙防誤觸大圖示設計</w:t>
             </w:r>
           </w:p>
         </w:tc>
@@ -8109,21 +7299,7 @@
               <w:rPr>
                 <w:rFonts w:ascii="Times New Roman" w:eastAsia="標楷體" w:hAnsi="Times New Roman"/>
               </w:rPr>
-              <w:t>獨創的家屬與長者「</w:t>
-            </w:r>
-            <w:proofErr w:type="gramStart"/>
-            <w:r>
-              <w:rPr>
-                <w:rFonts w:ascii="Times New Roman" w:eastAsia="標楷體" w:hAnsi="Times New Roman"/>
-              </w:rPr>
-              <w:t>雙端專屬</w:t>
-            </w:r>
-            <w:proofErr w:type="gramEnd"/>
-            <w:r>
-              <w:rPr>
-                <w:rFonts w:ascii="Times New Roman" w:eastAsia="標楷體" w:hAnsi="Times New Roman"/>
-              </w:rPr>
-              <w:t>介面」，完美平衡了</w:t>
+              <w:t>獨創的家屬與長者「雙端專屬介面」，完美平衡了</w:t>
             </w:r>
             <w:r>
               <w:rPr>
@@ -8143,19 +7319,11 @@
               </w:rPr>
               <w:t>長輩需要的</w:t>
             </w:r>
-            <w:proofErr w:type="gramStart"/>
-            <w:r>
-              <w:rPr>
-                <w:rFonts w:ascii="Times New Roman" w:eastAsia="標楷體" w:hAnsi="Times New Roman"/>
-              </w:rPr>
-              <w:t>極</w:t>
-            </w:r>
-            <w:proofErr w:type="gramEnd"/>
-            <w:r>
-              <w:rPr>
-                <w:rFonts w:ascii="Times New Roman" w:eastAsia="標楷體" w:hAnsi="Times New Roman"/>
-              </w:rPr>
-              <w:t>簡操作門檻。</w:t>
+            <w:r>
+              <w:rPr>
+                <w:rFonts w:ascii="Times New Roman" w:eastAsia="標楷體" w:hAnsi="Times New Roman"/>
+              </w:rPr>
+              <w:t>極簡操作門檻。</w:t>
             </w:r>
           </w:p>
           <w:p>
@@ -8237,14 +7405,7 @@
               <w:rPr>
                 <w:rFonts w:ascii="Times New Roman" w:eastAsia="標楷體" w:hAnsi="Times New Roman"/>
               </w:rPr>
-              <w:t xml:space="preserve"> </w:t>
-            </w:r>
-            <w:proofErr w:type="spellStart"/>
-            <w:r>
-              <w:rPr>
-                <w:rFonts w:ascii="Times New Roman" w:eastAsia="標楷體" w:hAnsi="Times New Roman"/>
-              </w:rPr>
-              <w:t>F</w:t>
+              <w:t xml:space="preserve"> F</w:t>
             </w:r>
             <w:r>
               <w:rPr>
@@ -8252,7 +7413,6 @@
               </w:rPr>
               <w:t>astAPI</w:t>
             </w:r>
-            <w:proofErr w:type="spellEnd"/>
             <w:r>
               <w:rPr>
                 <w:rFonts w:ascii="Times New Roman" w:eastAsia="標楷體" w:hAnsi="Times New Roman"/>
@@ -8478,21 +7638,7 @@
               <w:rPr>
                 <w:rFonts w:ascii="Times New Roman" w:eastAsia="標楷體" w:hAnsi="Times New Roman"/>
               </w:rPr>
-              <w:t>全球與台灣邁入超高齡社會，青壯年照護壓力</w:t>
-            </w:r>
-            <w:proofErr w:type="gramStart"/>
-            <w:r>
-              <w:rPr>
-                <w:rFonts w:ascii="Times New Roman" w:eastAsia="標楷體" w:hAnsi="Times New Roman"/>
-              </w:rPr>
-              <w:t>飆</w:t>
-            </w:r>
-            <w:proofErr w:type="gramEnd"/>
-            <w:r>
-              <w:rPr>
-                <w:rFonts w:ascii="Times New Roman" w:eastAsia="標楷體" w:hAnsi="Times New Roman"/>
-              </w:rPr>
-              <w:t>升，遠距陪伴與自動化照護市場需求呈現爆發性成長。</w:t>
+              <w:t>全球與台灣邁入超高齡社會，青壯年照護壓力飆升，遠距陪伴與自動化照護市場需求呈現爆發性成長。</w:t>
             </w:r>
           </w:p>
           <w:p>
@@ -8530,21 +7676,7 @@
               <w:rPr>
                 <w:rFonts w:ascii="Times New Roman" w:eastAsia="標楷體" w:hAnsi="Times New Roman"/>
               </w:rPr>
-              <w:t>應用的接受度大幅提高，</w:t>
-            </w:r>
-            <w:proofErr w:type="gramStart"/>
-            <w:r>
-              <w:rPr>
-                <w:rFonts w:ascii="Times New Roman" w:eastAsia="標楷體" w:hAnsi="Times New Roman"/>
-              </w:rPr>
-              <w:t>且青壯年</w:t>
-            </w:r>
-            <w:proofErr w:type="gramEnd"/>
-            <w:r>
-              <w:rPr>
-                <w:rFonts w:ascii="Times New Roman" w:eastAsia="標楷體" w:hAnsi="Times New Roman"/>
-              </w:rPr>
-              <w:t>家屬已養成軟體「訂閱制」的付費習慣。</w:t>
+              <w:t>應用的接受度大幅提高，且青壯年家屬已養成軟體「訂閱制」的付費習慣。</w:t>
             </w:r>
           </w:p>
           <w:p>
@@ -8601,35 +7733,7 @@
               <w:rPr>
                 <w:rFonts w:ascii="Times New Roman" w:eastAsia="標楷體" w:hAnsi="Times New Roman"/>
               </w:rPr>
-              <w:t>市面上現有的大型醫療體系軟體或科技</w:t>
-            </w:r>
-            <w:proofErr w:type="gramStart"/>
-            <w:r>
-              <w:rPr>
-                <w:rFonts w:ascii="Times New Roman" w:eastAsia="標楷體" w:hAnsi="Times New Roman"/>
-              </w:rPr>
-              <w:t>巨頭若跨足</w:t>
-            </w:r>
-            <w:proofErr w:type="gramEnd"/>
-            <w:r>
-              <w:rPr>
-                <w:rFonts w:ascii="Times New Roman" w:eastAsia="標楷體" w:hAnsi="Times New Roman"/>
-              </w:rPr>
-              <w:t>「</w:t>
-            </w:r>
-            <w:proofErr w:type="gramStart"/>
-            <w:r>
-              <w:rPr>
-                <w:rFonts w:ascii="Times New Roman" w:eastAsia="標楷體" w:hAnsi="Times New Roman"/>
-              </w:rPr>
-              <w:t>極</w:t>
-            </w:r>
-            <w:proofErr w:type="gramEnd"/>
-            <w:r>
-              <w:rPr>
-                <w:rFonts w:ascii="Times New Roman" w:eastAsia="標楷體" w:hAnsi="Times New Roman"/>
-              </w:rPr>
-              <w:t>簡語音陪伴」領域，將造成直接的資源與品牌輾壓。</w:t>
+              <w:t>市面上現有的大型醫療體系軟體或科技巨頭若跨足「極簡語音陪伴」領域，將造成直接的資源與品牌輾壓。</w:t>
             </w:r>
           </w:p>
           <w:p>
@@ -8910,47 +8014,11 @@
               </w:rPr>
               <w:t xml:space="preserve">1. </w:t>
             </w:r>
-            <w:proofErr w:type="gramStart"/>
-            <w:r>
-              <w:rPr>
-                <w:rFonts w:ascii="Times New Roman" w:eastAsia="標楷體" w:hAnsi="Times New Roman"/>
-              </w:rPr>
-              <w:t>結合雙端介面</w:t>
-            </w:r>
-            <w:proofErr w:type="gramEnd"/>
-            <w:r>
-              <w:rPr>
-                <w:rFonts w:ascii="Times New Roman" w:eastAsia="標楷體" w:hAnsi="Times New Roman"/>
-              </w:rPr>
-              <w:t>優勢與高齡化趨勢，主打「減輕</w:t>
-            </w:r>
-            <w:proofErr w:type="gramStart"/>
-            <w:r>
-              <w:rPr>
-                <w:rFonts w:ascii="Times New Roman" w:eastAsia="標楷體" w:hAnsi="Times New Roman"/>
-              </w:rPr>
-              <w:t>遠距照護</w:t>
-            </w:r>
-            <w:proofErr w:type="gramEnd"/>
-            <w:r>
-              <w:rPr>
-                <w:rFonts w:ascii="Times New Roman" w:eastAsia="標楷體" w:hAnsi="Times New Roman"/>
-              </w:rPr>
-              <w:t>焦慮」，精</w:t>
-            </w:r>
-            <w:proofErr w:type="gramStart"/>
-            <w:r>
-              <w:rPr>
-                <w:rFonts w:ascii="Times New Roman" w:eastAsia="標楷體" w:hAnsi="Times New Roman"/>
-              </w:rPr>
-              <w:t>準</w:t>
-            </w:r>
-            <w:proofErr w:type="gramEnd"/>
-            <w:r>
-              <w:rPr>
-                <w:rFonts w:ascii="Times New Roman" w:eastAsia="標楷體" w:hAnsi="Times New Roman"/>
-              </w:rPr>
-              <w:t>投放社群廣告</w:t>
+            <w:r>
+              <w:rPr>
+                <w:rFonts w:ascii="Times New Roman" w:eastAsia="標楷體" w:hAnsi="Times New Roman"/>
+              </w:rPr>
+              <w:t>結合雙端介面優勢與高齡化趨勢，主打「減輕遠距照護焦慮」，精準投放社群廣告</w:t>
             </w:r>
             <w:r>
               <w:rPr>
@@ -9108,21 +8176,7 @@
               <w:rPr>
                 <w:rFonts w:ascii="Times New Roman" w:eastAsia="標楷體" w:hAnsi="Times New Roman"/>
               </w:rPr>
-              <w:t>提供「核心陪伴功能免費、進階分析付費」的試用模式，降低初期的信任門檻</w:t>
-            </w:r>
-            <w:proofErr w:type="gramStart"/>
-            <w:r>
-              <w:rPr>
-                <w:rFonts w:ascii="Times New Roman" w:eastAsia="標楷體" w:hAnsi="Times New Roman"/>
-              </w:rPr>
-              <w:t>與獲客成本</w:t>
-            </w:r>
-            <w:proofErr w:type="gramEnd"/>
-            <w:r>
-              <w:rPr>
-                <w:rFonts w:ascii="Times New Roman" w:eastAsia="標楷體" w:hAnsi="Times New Roman"/>
-              </w:rPr>
-              <w:t>。</w:t>
+              <w:t>提供「核心陪伴功能免費、進階分析付費」的試用模式，降低初期的信任門檻與獲客成本。</w:t>
             </w:r>
           </w:p>
           <w:p>
@@ -9150,21 +8204,7 @@
               <w:rPr>
                 <w:rFonts w:ascii="Times New Roman" w:eastAsia="標楷體" w:hAnsi="Times New Roman"/>
               </w:rPr>
-              <w:t>與社區大學、</w:t>
-            </w:r>
-            <w:proofErr w:type="gramStart"/>
-            <w:r>
-              <w:rPr>
-                <w:rFonts w:ascii="Times New Roman" w:eastAsia="標楷體" w:hAnsi="Times New Roman"/>
-              </w:rPr>
-              <w:t>樂齡中心</w:t>
-            </w:r>
-            <w:proofErr w:type="gramEnd"/>
-            <w:r>
-              <w:rPr>
-                <w:rFonts w:ascii="Times New Roman" w:eastAsia="標楷體" w:hAnsi="Times New Roman"/>
-              </w:rPr>
-              <w:t>合作舉辦「</w:t>
+              <w:t>與社區大學、樂齡中心合作舉辦「</w:t>
             </w:r>
             <w:r>
               <w:rPr>
@@ -9295,28 +8335,14 @@
               <w:rPr>
                 <w:rFonts w:ascii="Times New Roman" w:eastAsia="標楷體" w:hAnsi="Times New Roman"/>
               </w:rPr>
-              <w:t>建立嚴格的「端到端加密」與「資料去識別化」機制，將隱私保護作為核心賣點，</w:t>
-            </w:r>
-            <w:proofErr w:type="gramStart"/>
-            <w:r>
-              <w:rPr>
-                <w:rFonts w:ascii="Times New Roman" w:eastAsia="標楷體" w:hAnsi="Times New Roman"/>
-              </w:rPr>
-              <w:t>抵</w:t>
+              <w:t>建立嚴格的「端到端加密」與「資料去識別化」機制，將隱私保護作為核心賣點，抵</w:t>
             </w:r>
             <w:r>
               <w:rPr>
                 <w:rFonts w:ascii="Times New Roman" w:eastAsia="標楷體" w:hAnsi="Times New Roman"/>
               </w:rPr>
               <w:lastRenderedPageBreak/>
-              <w:t>禦資安法規</w:t>
-            </w:r>
-            <w:proofErr w:type="gramEnd"/>
-            <w:r>
-              <w:rPr>
-                <w:rFonts w:ascii="Times New Roman" w:eastAsia="標楷體" w:hAnsi="Times New Roman"/>
-              </w:rPr>
-              <w:t>威脅。</w:t>
+              <w:t>禦資安法規威脅。</w:t>
             </w:r>
           </w:p>
           <w:p>
@@ -9344,21 +8370,7 @@
               <w:rPr>
                 <w:rFonts w:ascii="Times New Roman" w:eastAsia="標楷體" w:hAnsi="Times New Roman"/>
               </w:rPr>
-              <w:t>專注深化「情感交流」與「家庭客</w:t>
-            </w:r>
-            <w:proofErr w:type="gramStart"/>
-            <w:r>
-              <w:rPr>
-                <w:rFonts w:ascii="Times New Roman" w:eastAsia="標楷體" w:hAnsi="Times New Roman"/>
-              </w:rPr>
-              <w:t>製化排程</w:t>
-            </w:r>
-            <w:proofErr w:type="gramEnd"/>
-            <w:r>
-              <w:rPr>
-                <w:rFonts w:ascii="Times New Roman" w:eastAsia="標楷體" w:hAnsi="Times New Roman"/>
-              </w:rPr>
-              <w:t>」此一利基市場，避開與大型醫療體系軟體的數據戰。</w:t>
+              <w:t>專注深化「情感交流」與「家庭客製化排程」此一利基市場，避開與大型醫療體系軟體的數據戰。</w:t>
             </w:r>
           </w:p>
           <w:p>
@@ -9385,21 +8397,7 @@
               <w:rPr>
                 <w:rFonts w:ascii="Times New Roman" w:eastAsia="標楷體" w:hAnsi="Times New Roman"/>
               </w:rPr>
-              <w:t>在家屬端打造豐富的</w:t>
-            </w:r>
-            <w:proofErr w:type="gramStart"/>
-            <w:r>
-              <w:rPr>
-                <w:rFonts w:ascii="Times New Roman" w:eastAsia="標楷體" w:hAnsi="Times New Roman"/>
-              </w:rPr>
-              <w:t>照護社群</w:t>
-            </w:r>
-            <w:proofErr w:type="gramEnd"/>
-            <w:r>
-              <w:rPr>
-                <w:rFonts w:ascii="Times New Roman" w:eastAsia="標楷體" w:hAnsi="Times New Roman"/>
-              </w:rPr>
-              <w:t>與回憶錄生態系，大幅提升使用者黏著度與轉移至其他免費軟體的成本。</w:t>
+              <w:t>在家屬端打造豐富的照護社群與回憶錄生態系，大幅提升使用者黏著度與轉移至其他免費軟體的成本。</w:t>
             </w:r>
           </w:p>
         </w:tc>
@@ -9628,47 +8626,11 @@
               </w:rPr>
               <w:t xml:space="preserve">1. </w:t>
             </w:r>
-            <w:proofErr w:type="gramStart"/>
-            <w:r>
-              <w:rPr>
-                <w:rFonts w:ascii="Times New Roman" w:eastAsia="標楷體" w:hAnsi="Times New Roman"/>
-              </w:rPr>
-              <w:t>結合雙端介面</w:t>
-            </w:r>
-            <w:proofErr w:type="gramEnd"/>
-            <w:r>
-              <w:rPr>
-                <w:rFonts w:ascii="Times New Roman" w:eastAsia="標楷體" w:hAnsi="Times New Roman"/>
-              </w:rPr>
-              <w:t>優勢與高齡化趨勢，主打「減輕</w:t>
-            </w:r>
-            <w:proofErr w:type="gramStart"/>
-            <w:r>
-              <w:rPr>
-                <w:rFonts w:ascii="Times New Roman" w:eastAsia="標楷體" w:hAnsi="Times New Roman"/>
-              </w:rPr>
-              <w:t>遠距照護</w:t>
-            </w:r>
-            <w:proofErr w:type="gramEnd"/>
-            <w:r>
-              <w:rPr>
-                <w:rFonts w:ascii="Times New Roman" w:eastAsia="標楷體" w:hAnsi="Times New Roman"/>
-              </w:rPr>
-              <w:t>焦慮」，精</w:t>
-            </w:r>
-            <w:proofErr w:type="gramStart"/>
-            <w:r>
-              <w:rPr>
-                <w:rFonts w:ascii="Times New Roman" w:eastAsia="標楷體" w:hAnsi="Times New Roman"/>
-              </w:rPr>
-              <w:t>準</w:t>
-            </w:r>
-            <w:proofErr w:type="gramEnd"/>
-            <w:r>
-              <w:rPr>
-                <w:rFonts w:ascii="Times New Roman" w:eastAsia="標楷體" w:hAnsi="Times New Roman"/>
-              </w:rPr>
-              <w:t>投放社群廣告</w:t>
+            <w:r>
+              <w:rPr>
+                <w:rFonts w:ascii="Times New Roman" w:eastAsia="標楷體" w:hAnsi="Times New Roman"/>
+              </w:rPr>
+              <w:t>結合雙端介面優勢與高齡化趨勢，主打「減輕遠距照護焦慮」，精準投放社群廣告</w:t>
             </w:r>
             <w:r>
               <w:rPr>
@@ -9826,21 +8788,7 @@
               <w:rPr>
                 <w:rFonts w:ascii="Times New Roman" w:eastAsia="標楷體" w:hAnsi="Times New Roman"/>
               </w:rPr>
-              <w:t>提供「核心陪伴功能免費、進階分析付費」的試用模式，降低初期的信任門檻</w:t>
-            </w:r>
-            <w:proofErr w:type="gramStart"/>
-            <w:r>
-              <w:rPr>
-                <w:rFonts w:ascii="Times New Roman" w:eastAsia="標楷體" w:hAnsi="Times New Roman"/>
-              </w:rPr>
-              <w:t>與獲客成本</w:t>
-            </w:r>
-            <w:proofErr w:type="gramEnd"/>
-            <w:r>
-              <w:rPr>
-                <w:rFonts w:ascii="Times New Roman" w:eastAsia="標楷體" w:hAnsi="Times New Roman"/>
-              </w:rPr>
-              <w:t>。</w:t>
+              <w:t>提供「核心陪伴功能免費、進階分析付費」的試用模式，降低初期的信任門檻與獲客成本。</w:t>
             </w:r>
           </w:p>
           <w:p>
@@ -9868,21 +8816,7 @@
               <w:rPr>
                 <w:rFonts w:ascii="Times New Roman" w:eastAsia="標楷體" w:hAnsi="Times New Roman"/>
               </w:rPr>
-              <w:t>與社區大學、</w:t>
-            </w:r>
-            <w:proofErr w:type="gramStart"/>
-            <w:r>
-              <w:rPr>
-                <w:rFonts w:ascii="Times New Roman" w:eastAsia="標楷體" w:hAnsi="Times New Roman"/>
-              </w:rPr>
-              <w:t>樂齡中心</w:t>
-            </w:r>
-            <w:proofErr w:type="gramEnd"/>
-            <w:r>
-              <w:rPr>
-                <w:rFonts w:ascii="Times New Roman" w:eastAsia="標楷體" w:hAnsi="Times New Roman"/>
-              </w:rPr>
-              <w:t>合作舉辦「</w:t>
+              <w:t>與社區大學、樂齡中心合作舉辦「</w:t>
             </w:r>
             <w:r>
               <w:rPr>
@@ -13450,6 +12384,7 @@
   <w:style w:type="character" w:default="1" w:styleId="a0">
     <w:name w:val="Default Paragraph Font"/>
     <w:uiPriority w:val="1"/>
+    <w:semiHidden/>
     <w:unhideWhenUsed/>
   </w:style>
   <w:style w:type="table" w:default="1" w:styleId="a1">

--- a/Documents/Chapter 2.docx
+++ b/Documents/Chapter 2.docx
@@ -4545,12 +4545,12 @@
         <w:tblLook w:val="04A0" w:firstRow="1" w:lastRow="0" w:firstColumn="1" w:lastColumn="0" w:noHBand="0" w:noVBand="1"/>
       </w:tblPr>
       <w:tblGrid>
-        <w:gridCol w:w="1055"/>
-        <w:gridCol w:w="1611"/>
-        <w:gridCol w:w="1441"/>
-        <w:gridCol w:w="1927"/>
-        <w:gridCol w:w="1797"/>
-        <w:gridCol w:w="1797"/>
+        <w:gridCol w:w="846"/>
+        <w:gridCol w:w="1756"/>
+        <w:gridCol w:w="1756"/>
+        <w:gridCol w:w="1757"/>
+        <w:gridCol w:w="1756"/>
+        <w:gridCol w:w="1757"/>
       </w:tblGrid>
       <w:tr>
         <w:trPr>
@@ -4559,7 +4559,7 @@
         </w:trPr>
         <w:tc>
           <w:tcPr>
-            <w:tcW w:w="1055" w:type="dxa"/>
+            <w:tcW w:w="846" w:type="dxa"/>
             <w:tcBorders>
               <w:top w:val="single" w:sz="4" w:space="0" w:color="auto"/>
               <w:left w:val="single" w:sz="4" w:space="0" w:color="auto"/>
@@ -4572,6 +4572,7 @@
           <w:p>
             <w:pPr>
               <w:spacing w:after="160" w:line="278" w:lineRule="auto"/>
+              <w:jc w:val="center"/>
               <w:rPr>
                 <w:rFonts w:ascii="Times New Roman" w:eastAsia="標楷體" w:hAnsi="Times New Roman"/>
                 <w:b/>
@@ -4590,7 +4591,7 @@
         </w:tc>
         <w:tc>
           <w:tcPr>
-            <w:tcW w:w="1611" w:type="dxa"/>
+            <w:tcW w:w="1756" w:type="dxa"/>
             <w:tcBorders>
               <w:top w:val="single" w:sz="4" w:space="0" w:color="auto"/>
               <w:left w:val="single" w:sz="4" w:space="0" w:color="auto"/>
@@ -4603,6 +4604,7 @@
           <w:p>
             <w:pPr>
               <w:spacing w:after="160" w:line="278" w:lineRule="auto"/>
+              <w:jc w:val="center"/>
               <w:rPr>
                 <w:rFonts w:ascii="Times New Roman" w:eastAsia="標楷體" w:hAnsi="Times New Roman"/>
                 <w:b/>
@@ -4653,7 +4655,7 @@
         </w:tc>
         <w:tc>
           <w:tcPr>
-            <w:tcW w:w="1441" w:type="dxa"/>
+            <w:tcW w:w="1756" w:type="dxa"/>
             <w:tcBorders>
               <w:top w:val="single" w:sz="4" w:space="0" w:color="auto"/>
               <w:left w:val="single" w:sz="4" w:space="0" w:color="auto"/>
@@ -4666,6 +4668,7 @@
           <w:p>
             <w:pPr>
               <w:spacing w:after="160" w:line="278" w:lineRule="auto"/>
+              <w:jc w:val="center"/>
               <w:rPr>
                 <w:rFonts w:ascii="Times New Roman" w:eastAsia="標楷體" w:hAnsi="Times New Roman"/>
                 <w:b/>
@@ -4702,7 +4705,7 @@
         </w:tc>
         <w:tc>
           <w:tcPr>
-            <w:tcW w:w="1927" w:type="dxa"/>
+            <w:tcW w:w="1757" w:type="dxa"/>
             <w:tcBorders>
               <w:top w:val="single" w:sz="4" w:space="0" w:color="auto"/>
               <w:left w:val="single" w:sz="4" w:space="0" w:color="auto"/>
@@ -4715,6 +4718,7 @@
           <w:p>
             <w:pPr>
               <w:spacing w:after="160" w:line="278" w:lineRule="auto"/>
+              <w:jc w:val="center"/>
               <w:rPr>
                 <w:rFonts w:ascii="Times New Roman" w:eastAsia="標楷體" w:hAnsi="Times New Roman"/>
                 <w:b/>
@@ -4743,7 +4747,7 @@
         </w:tc>
         <w:tc>
           <w:tcPr>
-            <w:tcW w:w="1797" w:type="dxa"/>
+            <w:tcW w:w="1756" w:type="dxa"/>
             <w:tcBorders>
               <w:top w:val="single" w:sz="4" w:space="0" w:color="auto"/>
               <w:left w:val="single" w:sz="4" w:space="0" w:color="auto"/>
@@ -4756,6 +4760,7 @@
           <w:p>
             <w:pPr>
               <w:spacing w:after="160" w:line="278" w:lineRule="auto"/>
+              <w:jc w:val="center"/>
               <w:rPr>
                 <w:rFonts w:ascii="Times New Roman" w:eastAsia="標楷體" w:hAnsi="Times New Roman"/>
                 <w:b/>
@@ -4806,7 +4811,7 @@
         </w:tc>
         <w:tc>
           <w:tcPr>
-            <w:tcW w:w="1797" w:type="dxa"/>
+            <w:tcW w:w="1757" w:type="dxa"/>
             <w:tcBorders>
               <w:top w:val="single" w:sz="4" w:space="0" w:color="auto"/>
               <w:left w:val="single" w:sz="4" w:space="0" w:color="auto"/>
@@ -4819,6 +4824,7 @@
           <w:p>
             <w:pPr>
               <w:spacing w:after="160" w:line="278" w:lineRule="auto"/>
+              <w:jc w:val="center"/>
               <w:rPr>
                 <w:rFonts w:ascii="Times New Roman" w:eastAsia="標楷體" w:hAnsi="Times New Roman"/>
                 <w:b/>
@@ -4868,7 +4874,7 @@
         </w:trPr>
         <w:tc>
           <w:tcPr>
-            <w:tcW w:w="1055" w:type="dxa"/>
+            <w:tcW w:w="846" w:type="dxa"/>
             <w:tcBorders>
               <w:top w:val="single" w:sz="4" w:space="0" w:color="auto"/>
               <w:left w:val="single" w:sz="4" w:space="0" w:color="auto"/>
@@ -4881,6 +4887,7 @@
           <w:p>
             <w:pPr>
               <w:spacing w:after="160" w:line="278" w:lineRule="auto"/>
+              <w:jc w:val="center"/>
               <w:rPr>
                 <w:rFonts w:ascii="Times New Roman" w:eastAsia="標楷體" w:hAnsi="Times New Roman"/>
               </w:rPr>
@@ -4895,7 +4902,7 @@
         </w:tc>
         <w:tc>
           <w:tcPr>
-            <w:tcW w:w="1611" w:type="dxa"/>
+            <w:tcW w:w="1756" w:type="dxa"/>
             <w:tcBorders>
               <w:top w:val="single" w:sz="4" w:space="0" w:color="auto"/>
               <w:left w:val="single" w:sz="4" w:space="0" w:color="auto"/>
@@ -4908,6 +4915,7 @@
           <w:p>
             <w:pPr>
               <w:spacing w:after="160" w:line="278" w:lineRule="auto"/>
+              <w:jc w:val="center"/>
               <w:rPr>
                 <w:rFonts w:ascii="Times New Roman" w:eastAsia="標楷體" w:hAnsi="Times New Roman"/>
               </w:rPr>
@@ -4928,7 +4936,7 @@
         </w:tc>
         <w:tc>
           <w:tcPr>
-            <w:tcW w:w="1441" w:type="dxa"/>
+            <w:tcW w:w="1756" w:type="dxa"/>
             <w:tcBorders>
               <w:top w:val="single" w:sz="4" w:space="0" w:color="auto"/>
               <w:left w:val="single" w:sz="4" w:space="0" w:color="auto"/>
@@ -4941,6 +4949,7 @@
           <w:p>
             <w:pPr>
               <w:spacing w:after="160" w:line="278" w:lineRule="auto"/>
+              <w:jc w:val="center"/>
               <w:rPr>
                 <w:rFonts w:ascii="Times New Roman" w:eastAsia="標楷體" w:hAnsi="Times New Roman"/>
               </w:rPr>
@@ -4955,7 +4964,7 @@
         </w:tc>
         <w:tc>
           <w:tcPr>
-            <w:tcW w:w="1927" w:type="dxa"/>
+            <w:tcW w:w="1757" w:type="dxa"/>
             <w:tcBorders>
               <w:top w:val="single" w:sz="4" w:space="0" w:color="auto"/>
               <w:left w:val="single" w:sz="4" w:space="0" w:color="auto"/>
@@ -4968,6 +4977,7 @@
           <w:p>
             <w:pPr>
               <w:spacing w:after="160" w:line="278" w:lineRule="auto"/>
+              <w:jc w:val="center"/>
               <w:rPr>
                 <w:rFonts w:ascii="Times New Roman" w:eastAsia="標楷體" w:hAnsi="Times New Roman"/>
               </w:rPr>
@@ -4982,90 +4992,7 @@
         </w:tc>
         <w:tc>
           <w:tcPr>
-            <w:tcW w:w="1797" w:type="dxa"/>
-            <w:tcBorders>
-              <w:top w:val="single" w:sz="4" w:space="0" w:color="auto"/>
-              <w:left w:val="single" w:sz="4" w:space="0" w:color="auto"/>
-              <w:bottom w:val="single" w:sz="4" w:space="0" w:color="auto"/>
-              <w:right w:val="single" w:sz="4" w:space="0" w:color="auto"/>
-            </w:tcBorders>
-            <w:hideMark/>
-          </w:tcPr>
-          <w:p>
-            <w:pPr>
-              <w:spacing w:after="160" w:line="278" w:lineRule="auto"/>
-              <w:rPr>
-                <w:rFonts w:ascii="Times New Roman" w:eastAsia="標楷體" w:hAnsi="Times New Roman"/>
-              </w:rPr>
-            </w:pPr>
-            <w:r>
-              <w:rPr>
-                <w:rFonts w:ascii="Times New Roman" w:eastAsia="標楷體" w:hAnsi="Times New Roman" w:hint="eastAsia"/>
-              </w:rPr>
-              <w:t>獨居長者</w:t>
-            </w:r>
-            <w:r>
-              <w:rPr>
-                <w:rFonts w:ascii="Times New Roman" w:eastAsia="標楷體" w:hAnsi="Times New Roman"/>
-              </w:rPr>
-              <w:t xml:space="preserve"> AI </w:t>
-            </w:r>
-            <w:r>
-              <w:rPr>
-                <w:rFonts w:ascii="Times New Roman" w:eastAsia="標楷體" w:hAnsi="Times New Roman" w:hint="eastAsia"/>
-              </w:rPr>
-              <w:t>主動陪伴與家屬遠距聯繫</w:t>
-            </w:r>
-          </w:p>
-        </w:tc>
-        <w:tc>
-          <w:tcPr>
-            <w:tcW w:w="1797" w:type="dxa"/>
-            <w:tcBorders>
-              <w:top w:val="single" w:sz="4" w:space="0" w:color="auto"/>
-              <w:left w:val="single" w:sz="4" w:space="0" w:color="auto"/>
-              <w:bottom w:val="single" w:sz="4" w:space="0" w:color="auto"/>
-              <w:right w:val="single" w:sz="4" w:space="0" w:color="auto"/>
-            </w:tcBorders>
-            <w:hideMark/>
-          </w:tcPr>
-          <w:p>
-            <w:pPr>
-              <w:spacing w:after="160" w:line="278" w:lineRule="auto"/>
-              <w:rPr>
-                <w:rFonts w:ascii="Times New Roman" w:eastAsia="標楷體" w:hAnsi="Times New Roman"/>
-              </w:rPr>
-            </w:pPr>
-            <w:r>
-              <w:rPr>
-                <w:rFonts w:ascii="Times New Roman" w:eastAsia="標楷體" w:hAnsi="Times New Roman" w:hint="eastAsia"/>
-              </w:rPr>
-              <w:t>照護者（家屬）</w:t>
-            </w:r>
-            <w:proofErr w:type="gramStart"/>
-            <w:r>
-              <w:rPr>
-                <w:rFonts w:ascii="Times New Roman" w:eastAsia="標楷體" w:hAnsi="Times New Roman" w:hint="eastAsia"/>
-              </w:rPr>
-              <w:t>間的任務</w:t>
-            </w:r>
-            <w:proofErr w:type="gramEnd"/>
-            <w:r>
-              <w:rPr>
-                <w:rFonts w:ascii="Times New Roman" w:eastAsia="標楷體" w:hAnsi="Times New Roman" w:hint="eastAsia"/>
-              </w:rPr>
-              <w:t>協作與排程管理</w:t>
-            </w:r>
-          </w:p>
-        </w:tc>
-      </w:tr>
-      <w:tr>
-        <w:trPr>
-          <w:trHeight w:val="1236"/>
-        </w:trPr>
-        <w:tc>
-          <w:tcPr>
-            <w:tcW w:w="1055" w:type="dxa"/>
+            <w:tcW w:w="1756" w:type="dxa"/>
             <w:tcBorders>
               <w:top w:val="single" w:sz="4" w:space="0" w:color="auto"/>
               <w:left w:val="single" w:sz="4" w:space="0" w:color="auto"/>
@@ -5078,21 +5005,34 @@
           <w:p>
             <w:pPr>
               <w:spacing w:after="160" w:line="278" w:lineRule="auto"/>
-              <w:rPr>
-                <w:rFonts w:ascii="Times New Roman" w:eastAsia="標楷體" w:hAnsi="Times New Roman"/>
-              </w:rPr>
-            </w:pPr>
-            <w:r>
-              <w:rPr>
-                <w:rFonts w:ascii="Times New Roman" w:eastAsia="標楷體" w:hAnsi="Times New Roman" w:hint="eastAsia"/>
-              </w:rPr>
-              <w:t>主打功能</w:t>
+              <w:jc w:val="center"/>
+              <w:rPr>
+                <w:rFonts w:ascii="Times New Roman" w:eastAsia="標楷體" w:hAnsi="Times New Roman"/>
+              </w:rPr>
+            </w:pPr>
+            <w:r>
+              <w:rPr>
+                <w:rFonts w:ascii="Times New Roman" w:eastAsia="標楷體" w:hAnsi="Times New Roman" w:hint="eastAsia"/>
+              </w:rPr>
+              <w:t>獨居長者</w:t>
+            </w:r>
+            <w:r>
+              <w:rPr>
+                <w:rFonts w:ascii="Times New Roman" w:eastAsia="標楷體" w:hAnsi="Times New Roman"/>
+              </w:rPr>
+              <w:t xml:space="preserve"> AI </w:t>
+            </w:r>
+            <w:r>
+              <w:rPr>
+                <w:rFonts w:ascii="Times New Roman" w:eastAsia="標楷體" w:hAnsi="Times New Roman" w:hint="eastAsia"/>
+              </w:rPr>
+              <w:t>主動陪伴與家屬遠距聯繫</w:t>
             </w:r>
           </w:p>
         </w:tc>
         <w:tc>
           <w:tcPr>
-            <w:tcW w:w="1611" w:type="dxa"/>
+            <w:tcW w:w="1757" w:type="dxa"/>
             <w:tcBorders>
               <w:top w:val="single" w:sz="4" w:space="0" w:color="auto"/>
               <w:left w:val="single" w:sz="4" w:space="0" w:color="auto"/>
@@ -5105,27 +5045,41 @@
           <w:p>
             <w:pPr>
               <w:spacing w:after="160" w:line="278" w:lineRule="auto"/>
-              <w:rPr>
-                <w:rFonts w:ascii="Times New Roman" w:eastAsia="標楷體" w:hAnsi="Times New Roman"/>
-              </w:rPr>
-            </w:pPr>
-            <w:r>
-              <w:rPr>
-                <w:rFonts w:ascii="Times New Roman" w:eastAsia="標楷體" w:hAnsi="Times New Roman"/>
-              </w:rPr>
-              <w:t xml:space="preserve">AI </w:t>
-            </w:r>
-            <w:r>
-              <w:rPr>
-                <w:rFonts w:ascii="Times New Roman" w:eastAsia="標楷體" w:hAnsi="Times New Roman" w:hint="eastAsia"/>
-              </w:rPr>
-              <w:t>語意分析、全語音交互、趣味養成</w:t>
+              <w:jc w:val="center"/>
+              <w:rPr>
+                <w:rFonts w:ascii="Times New Roman" w:eastAsia="標楷體" w:hAnsi="Times New Roman"/>
+              </w:rPr>
+            </w:pPr>
+            <w:r>
+              <w:rPr>
+                <w:rFonts w:ascii="Times New Roman" w:eastAsia="標楷體" w:hAnsi="Times New Roman" w:hint="eastAsia"/>
+              </w:rPr>
+              <w:t>照護者（家屬）</w:t>
+            </w:r>
+            <w:proofErr w:type="gramStart"/>
+            <w:r>
+              <w:rPr>
+                <w:rFonts w:ascii="Times New Roman" w:eastAsia="標楷體" w:hAnsi="Times New Roman" w:hint="eastAsia"/>
+              </w:rPr>
+              <w:t>間的任務</w:t>
+            </w:r>
+            <w:proofErr w:type="gramEnd"/>
+            <w:r>
+              <w:rPr>
+                <w:rFonts w:ascii="Times New Roman" w:eastAsia="標楷體" w:hAnsi="Times New Roman" w:hint="eastAsia"/>
+              </w:rPr>
+              <w:t>協作與排程管理</w:t>
             </w:r>
           </w:p>
         </w:tc>
+      </w:tr>
+      <w:tr>
+        <w:trPr>
+          <w:trHeight w:val="1236"/>
+        </w:trPr>
         <w:tc>
           <w:tcPr>
-            <w:tcW w:w="1441" w:type="dxa"/>
+            <w:tcW w:w="846" w:type="dxa"/>
             <w:tcBorders>
               <w:top w:val="single" w:sz="4" w:space="0" w:color="auto"/>
               <w:left w:val="single" w:sz="4" w:space="0" w:color="auto"/>
@@ -5138,29 +5092,22 @@
           <w:p>
             <w:pPr>
               <w:spacing w:after="160" w:line="278" w:lineRule="auto"/>
-              <w:rPr>
-                <w:rFonts w:ascii="Times New Roman" w:eastAsia="標楷體" w:hAnsi="Times New Roman"/>
-              </w:rPr>
-            </w:pPr>
-            <w:r>
-              <w:rPr>
-                <w:rFonts w:ascii="Times New Roman" w:eastAsia="標楷體" w:hAnsi="Times New Roman" w:hint="eastAsia"/>
-              </w:rPr>
-              <w:t>電子照護紀錄、機構月費</w:t>
-            </w:r>
-            <w:proofErr w:type="gramStart"/>
-            <w:r>
-              <w:rPr>
-                <w:rFonts w:ascii="Times New Roman" w:eastAsia="標楷體" w:hAnsi="Times New Roman" w:hint="eastAsia"/>
-              </w:rPr>
-              <w:t>帳單</w:t>
-            </w:r>
-            <w:proofErr w:type="gramEnd"/>
+              <w:jc w:val="center"/>
+              <w:rPr>
+                <w:rFonts w:ascii="Times New Roman" w:eastAsia="標楷體" w:hAnsi="Times New Roman"/>
+              </w:rPr>
+            </w:pPr>
+            <w:r>
+              <w:rPr>
+                <w:rFonts w:ascii="Times New Roman" w:eastAsia="標楷體" w:hAnsi="Times New Roman" w:hint="eastAsia"/>
+              </w:rPr>
+              <w:t>主打功能</w:t>
+            </w:r>
           </w:p>
         </w:tc>
         <w:tc>
           <w:tcPr>
-            <w:tcW w:w="1927" w:type="dxa"/>
+            <w:tcW w:w="1756" w:type="dxa"/>
             <w:tcBorders>
               <w:top w:val="single" w:sz="4" w:space="0" w:color="auto"/>
               <w:left w:val="single" w:sz="4" w:space="0" w:color="auto"/>
@@ -5173,86 +5120,28 @@
           <w:p>
             <w:pPr>
               <w:spacing w:after="160" w:line="278" w:lineRule="auto"/>
-              <w:rPr>
-                <w:rFonts w:ascii="Times New Roman" w:eastAsia="標楷體" w:hAnsi="Times New Roman"/>
-              </w:rPr>
-            </w:pPr>
-            <w:proofErr w:type="gramStart"/>
-            <w:r>
-              <w:rPr>
-                <w:rFonts w:ascii="Times New Roman" w:eastAsia="標楷體" w:hAnsi="Times New Roman" w:hint="eastAsia"/>
-              </w:rPr>
-              <w:t>藍牙串接</w:t>
-            </w:r>
-            <w:proofErr w:type="gramEnd"/>
-            <w:r>
-              <w:rPr>
-                <w:rFonts w:ascii="Times New Roman" w:eastAsia="標楷體" w:hAnsi="Times New Roman" w:hint="eastAsia"/>
-              </w:rPr>
-              <w:t>生理量測設備、圖表化數據</w:t>
+              <w:jc w:val="center"/>
+              <w:rPr>
+                <w:rFonts w:ascii="Times New Roman" w:eastAsia="標楷體" w:hAnsi="Times New Roman"/>
+              </w:rPr>
+            </w:pPr>
+            <w:r>
+              <w:rPr>
+                <w:rFonts w:ascii="Times New Roman" w:eastAsia="標楷體" w:hAnsi="Times New Roman"/>
+              </w:rPr>
+              <w:t xml:space="preserve">AI </w:t>
+            </w:r>
+            <w:r>
+              <w:rPr>
+                <w:rFonts w:ascii="Times New Roman" w:eastAsia="標楷體" w:hAnsi="Times New Roman" w:hint="eastAsia"/>
+              </w:rPr>
+              <w:t>語意分析、全語音交互、趣味養成</w:t>
             </w:r>
           </w:p>
         </w:tc>
         <w:tc>
           <w:tcPr>
-            <w:tcW w:w="1797" w:type="dxa"/>
-            <w:tcBorders>
-              <w:top w:val="single" w:sz="4" w:space="0" w:color="auto"/>
-              <w:left w:val="single" w:sz="4" w:space="0" w:color="auto"/>
-              <w:bottom w:val="single" w:sz="4" w:space="0" w:color="auto"/>
-              <w:right w:val="single" w:sz="4" w:space="0" w:color="auto"/>
-            </w:tcBorders>
-            <w:hideMark/>
-          </w:tcPr>
-          <w:p>
-            <w:pPr>
-              <w:spacing w:after="160" w:line="278" w:lineRule="auto"/>
-              <w:rPr>
-                <w:rFonts w:ascii="Times New Roman" w:eastAsia="標楷體" w:hAnsi="Times New Roman"/>
-              </w:rPr>
-            </w:pPr>
-            <w:r>
-              <w:rPr>
-                <w:rFonts w:ascii="Times New Roman" w:eastAsia="標楷體" w:hAnsi="Times New Roman" w:hint="eastAsia"/>
-              </w:rPr>
-              <w:t>專屬硬體語音對話、主動式健康提醒、視訊通話</w:t>
-            </w:r>
-          </w:p>
-        </w:tc>
-        <w:tc>
-          <w:tcPr>
-            <w:tcW w:w="1797" w:type="dxa"/>
-            <w:tcBorders>
-              <w:top w:val="single" w:sz="4" w:space="0" w:color="auto"/>
-              <w:left w:val="single" w:sz="4" w:space="0" w:color="auto"/>
-              <w:bottom w:val="single" w:sz="4" w:space="0" w:color="auto"/>
-              <w:right w:val="single" w:sz="4" w:space="0" w:color="auto"/>
-            </w:tcBorders>
-            <w:hideMark/>
-          </w:tcPr>
-          <w:p>
-            <w:pPr>
-              <w:spacing w:after="160" w:line="278" w:lineRule="auto"/>
-              <w:rPr>
-                <w:rFonts w:ascii="Times New Roman" w:eastAsia="標楷體" w:hAnsi="Times New Roman"/>
-              </w:rPr>
-            </w:pPr>
-            <w:r>
-              <w:rPr>
-                <w:rFonts w:ascii="Times New Roman" w:eastAsia="標楷體" w:hAnsi="Times New Roman" w:hint="eastAsia"/>
-              </w:rPr>
-              <w:t>共享照護行事曆、待辦事項分配、居家安全文件庫</w:t>
-            </w:r>
-          </w:p>
-        </w:tc>
-      </w:tr>
-      <w:tr>
-        <w:trPr>
-          <w:trHeight w:val="1236"/>
-        </w:trPr>
-        <w:tc>
-          <w:tcPr>
-            <w:tcW w:w="1055" w:type="dxa"/>
+            <w:tcW w:w="1756" w:type="dxa"/>
             <w:tcBorders>
               <w:top w:val="single" w:sz="4" w:space="0" w:color="auto"/>
               <w:left w:val="single" w:sz="4" w:space="0" w:color="auto"/>
@@ -5265,21 +5154,30 @@
           <w:p>
             <w:pPr>
               <w:spacing w:after="160" w:line="278" w:lineRule="auto"/>
-              <w:rPr>
-                <w:rFonts w:ascii="Times New Roman" w:eastAsia="標楷體" w:hAnsi="Times New Roman"/>
-              </w:rPr>
-            </w:pPr>
-            <w:r>
-              <w:rPr>
-                <w:rFonts w:ascii="Times New Roman" w:eastAsia="標楷體" w:hAnsi="Times New Roman" w:hint="eastAsia"/>
-              </w:rPr>
-              <w:t>長輩操作門檻</w:t>
-            </w:r>
+              <w:jc w:val="center"/>
+              <w:rPr>
+                <w:rFonts w:ascii="Times New Roman" w:eastAsia="標楷體" w:hAnsi="Times New Roman"/>
+              </w:rPr>
+            </w:pPr>
+            <w:r>
+              <w:rPr>
+                <w:rFonts w:ascii="Times New Roman" w:eastAsia="標楷體" w:hAnsi="Times New Roman" w:hint="eastAsia"/>
+              </w:rPr>
+              <w:t>電子照護紀錄、機構月費</w:t>
+            </w:r>
+            <w:proofErr w:type="gramStart"/>
+            <w:r>
+              <w:rPr>
+                <w:rFonts w:ascii="Times New Roman" w:eastAsia="標楷體" w:hAnsi="Times New Roman" w:hint="eastAsia"/>
+              </w:rPr>
+              <w:t>帳單</w:t>
+            </w:r>
+            <w:proofErr w:type="gramEnd"/>
           </w:p>
         </w:tc>
         <w:tc>
           <w:tcPr>
-            <w:tcW w:w="1611" w:type="dxa"/>
+            <w:tcW w:w="1757" w:type="dxa"/>
             <w:tcBorders>
               <w:top w:val="single" w:sz="4" w:space="0" w:color="auto"/>
               <w:left w:val="single" w:sz="4" w:space="0" w:color="auto"/>
@@ -5292,39 +5190,30 @@
           <w:p>
             <w:pPr>
               <w:spacing w:after="160" w:line="278" w:lineRule="auto"/>
-              <w:rPr>
-                <w:rFonts w:ascii="Times New Roman" w:eastAsia="標楷體" w:hAnsi="Times New Roman"/>
-              </w:rPr>
-            </w:pPr>
-            <w:r>
-              <w:rPr>
-                <w:rFonts w:ascii="Times New Roman" w:eastAsia="標楷體" w:hAnsi="Times New Roman" w:hint="eastAsia"/>
-              </w:rPr>
-              <w:t>極低</w:t>
-            </w:r>
-            <w:r>
-              <w:rPr>
-                <w:rFonts w:ascii="Times New Roman" w:eastAsia="標楷體" w:hAnsi="Times New Roman"/>
-              </w:rPr>
-              <w:t xml:space="preserve"> (</w:t>
-            </w:r>
-            <w:r>
-              <w:rPr>
-                <w:rFonts w:ascii="Times New Roman" w:eastAsia="標楷體" w:hAnsi="Times New Roman" w:hint="eastAsia"/>
-              </w:rPr>
-              <w:t>長者全程免打字，語音操作</w:t>
-            </w:r>
-            <w:r>
-              <w:rPr>
-                <w:rFonts w:ascii="Times New Roman" w:eastAsia="標楷體" w:hAnsi="Times New Roman"/>
-              </w:rPr>
-              <w:t>)</w:t>
+              <w:jc w:val="center"/>
+              <w:rPr>
+                <w:rFonts w:ascii="Times New Roman" w:eastAsia="標楷體" w:hAnsi="Times New Roman"/>
+              </w:rPr>
+            </w:pPr>
+            <w:proofErr w:type="gramStart"/>
+            <w:r>
+              <w:rPr>
+                <w:rFonts w:ascii="Times New Roman" w:eastAsia="標楷體" w:hAnsi="Times New Roman" w:hint="eastAsia"/>
+              </w:rPr>
+              <w:t>藍牙串接</w:t>
+            </w:r>
+            <w:proofErr w:type="gramEnd"/>
+            <w:r>
+              <w:rPr>
+                <w:rFonts w:ascii="Times New Roman" w:eastAsia="標楷體" w:hAnsi="Times New Roman" w:hint="eastAsia"/>
+              </w:rPr>
+              <w:t>生理量測設備、圖表化數據</w:t>
             </w:r>
           </w:p>
         </w:tc>
         <w:tc>
           <w:tcPr>
-            <w:tcW w:w="1441" w:type="dxa"/>
+            <w:tcW w:w="1756" w:type="dxa"/>
             <w:tcBorders>
               <w:top w:val="single" w:sz="4" w:space="0" w:color="auto"/>
               <w:left w:val="single" w:sz="4" w:space="0" w:color="auto"/>
@@ -5337,39 +5226,22 @@
           <w:p>
             <w:pPr>
               <w:spacing w:after="160" w:line="278" w:lineRule="auto"/>
-              <w:rPr>
-                <w:rFonts w:ascii="Times New Roman" w:eastAsia="標楷體" w:hAnsi="Times New Roman"/>
-              </w:rPr>
-            </w:pPr>
-            <w:r>
-              <w:rPr>
-                <w:rFonts w:ascii="Times New Roman" w:eastAsia="標楷體" w:hAnsi="Times New Roman" w:hint="eastAsia"/>
-              </w:rPr>
-              <w:t>高</w:t>
-            </w:r>
-            <w:r>
-              <w:rPr>
-                <w:rFonts w:ascii="Times New Roman" w:eastAsia="標楷體" w:hAnsi="Times New Roman"/>
-              </w:rPr>
-              <w:t xml:space="preserve"> (</w:t>
-            </w:r>
-            <w:r>
-              <w:rPr>
-                <w:rFonts w:ascii="Times New Roman" w:eastAsia="標楷體" w:hAnsi="Times New Roman" w:hint="eastAsia"/>
-              </w:rPr>
-              <w:t>長輩無法使用，僅能以家屬身分單向查詢</w:t>
-            </w:r>
-            <w:r>
-              <w:rPr>
-                <w:rFonts w:ascii="Times New Roman" w:eastAsia="標楷體" w:hAnsi="Times New Roman"/>
-              </w:rPr>
-              <w:t>)</w:t>
+              <w:jc w:val="center"/>
+              <w:rPr>
+                <w:rFonts w:ascii="Times New Roman" w:eastAsia="標楷體" w:hAnsi="Times New Roman"/>
+              </w:rPr>
+            </w:pPr>
+            <w:r>
+              <w:rPr>
+                <w:rFonts w:ascii="Times New Roman" w:eastAsia="標楷體" w:hAnsi="Times New Roman" w:hint="eastAsia"/>
+              </w:rPr>
+              <w:t>專屬硬體語音對話、主動式健康提醒、視訊通話</w:t>
             </w:r>
           </w:p>
         </w:tc>
         <w:tc>
           <w:tcPr>
-            <w:tcW w:w="1927" w:type="dxa"/>
+            <w:tcW w:w="1757" w:type="dxa"/>
             <w:tcBorders>
               <w:top w:val="single" w:sz="4" w:space="0" w:color="auto"/>
               <w:left w:val="single" w:sz="4" w:space="0" w:color="auto"/>
@@ -5382,133 +5254,16 @@
           <w:p>
             <w:pPr>
               <w:spacing w:after="160" w:line="278" w:lineRule="auto"/>
-              <w:rPr>
-                <w:rFonts w:ascii="Times New Roman" w:eastAsia="標楷體" w:hAnsi="Times New Roman"/>
-              </w:rPr>
-            </w:pPr>
-            <w:r>
-              <w:rPr>
-                <w:rFonts w:ascii="Times New Roman" w:eastAsia="標楷體" w:hAnsi="Times New Roman" w:hint="eastAsia"/>
-              </w:rPr>
-              <w:t>中高</w:t>
-            </w:r>
-            <w:r>
-              <w:rPr>
-                <w:rFonts w:ascii="Times New Roman" w:eastAsia="標楷體" w:hAnsi="Times New Roman"/>
-              </w:rPr>
-              <w:t xml:space="preserve"> (</w:t>
-            </w:r>
-            <w:r>
-              <w:rPr>
-                <w:rFonts w:ascii="Times New Roman" w:eastAsia="標楷體" w:hAnsi="Times New Roman" w:hint="eastAsia"/>
-              </w:rPr>
-              <w:t>需自行輸入數值與瀏覽複雜圖表</w:t>
-            </w:r>
-            <w:r>
-              <w:rPr>
-                <w:rFonts w:ascii="Times New Roman" w:eastAsia="標楷體" w:hAnsi="Times New Roman"/>
-              </w:rPr>
-              <w:t>)</w:t>
-            </w:r>
-          </w:p>
-        </w:tc>
-        <w:tc>
-          <w:tcPr>
-            <w:tcW w:w="1797" w:type="dxa"/>
-            <w:tcBorders>
-              <w:top w:val="single" w:sz="4" w:space="0" w:color="auto"/>
-              <w:left w:val="single" w:sz="4" w:space="0" w:color="auto"/>
-              <w:bottom w:val="single" w:sz="4" w:space="0" w:color="auto"/>
-              <w:right w:val="single" w:sz="4" w:space="0" w:color="auto"/>
-            </w:tcBorders>
-            <w:hideMark/>
-          </w:tcPr>
-          <w:p>
-            <w:pPr>
-              <w:spacing w:after="160" w:line="278" w:lineRule="auto"/>
-              <w:rPr>
-                <w:rFonts w:ascii="Times New Roman" w:eastAsia="標楷體" w:hAnsi="Times New Roman"/>
-              </w:rPr>
-            </w:pPr>
-            <w:r>
-              <w:rPr>
-                <w:rFonts w:ascii="Times New Roman" w:eastAsia="標楷體" w:hAnsi="Times New Roman" w:hint="eastAsia"/>
-              </w:rPr>
-              <w:t>極低</w:t>
-            </w:r>
-            <w:r>
-              <w:rPr>
-                <w:rFonts w:ascii="Times New Roman" w:eastAsia="標楷體" w:hAnsi="Times New Roman"/>
-              </w:rPr>
-              <w:t xml:space="preserve"> (</w:t>
-            </w:r>
-            <w:r>
-              <w:rPr>
-                <w:rFonts w:ascii="Times New Roman" w:eastAsia="標楷體" w:hAnsi="Times New Roman" w:hint="eastAsia"/>
-              </w:rPr>
-              <w:t>為專屬聲控設備，不需使用智慧型手機</w:t>
-            </w:r>
-            <w:r>
-              <w:rPr>
-                <w:rFonts w:ascii="Times New Roman" w:eastAsia="標楷體" w:hAnsi="Times New Roman"/>
-              </w:rPr>
-              <w:t>)</w:t>
-            </w:r>
-          </w:p>
-        </w:tc>
-        <w:tc>
-          <w:tcPr>
-            <w:tcW w:w="1797" w:type="dxa"/>
-            <w:tcBorders>
-              <w:top w:val="single" w:sz="4" w:space="0" w:color="auto"/>
-              <w:left w:val="single" w:sz="4" w:space="0" w:color="auto"/>
-              <w:bottom w:val="single" w:sz="4" w:space="0" w:color="auto"/>
-              <w:right w:val="single" w:sz="4" w:space="0" w:color="auto"/>
-            </w:tcBorders>
-            <w:hideMark/>
-          </w:tcPr>
-          <w:p>
-            <w:pPr>
-              <w:spacing w:after="160" w:line="278" w:lineRule="auto"/>
-              <w:rPr>
-                <w:rFonts w:ascii="Times New Roman" w:eastAsia="標楷體" w:hAnsi="Times New Roman"/>
-              </w:rPr>
-            </w:pPr>
-            <w:r>
-              <w:rPr>
-                <w:rFonts w:ascii="Times New Roman" w:eastAsia="標楷體" w:hAnsi="Times New Roman" w:hint="eastAsia"/>
-              </w:rPr>
-              <w:t>高</w:t>
-            </w:r>
-            <w:r>
-              <w:rPr>
-                <w:rFonts w:ascii="Times New Roman" w:eastAsia="標楷體" w:hAnsi="Times New Roman"/>
-              </w:rPr>
-              <w:t xml:space="preserve"> (</w:t>
-            </w:r>
-            <w:r>
-              <w:rPr>
-                <w:rFonts w:ascii="Times New Roman" w:eastAsia="標楷體" w:hAnsi="Times New Roman" w:hint="eastAsia"/>
-              </w:rPr>
-              <w:t>標準美式</w:t>
-            </w:r>
-            <w:r>
-              <w:rPr>
-                <w:rFonts w:ascii="Times New Roman" w:eastAsia="標楷體" w:hAnsi="Times New Roman"/>
-              </w:rPr>
-              <w:t xml:space="preserve"> App </w:t>
-            </w:r>
-            <w:r>
-              <w:rPr>
-                <w:rFonts w:ascii="Times New Roman" w:eastAsia="標楷體" w:hAnsi="Times New Roman" w:hint="eastAsia"/>
-              </w:rPr>
-              <w:t>介面，非專為長者操作設計</w:t>
-            </w:r>
-            <w:r>
-              <w:rPr>
-                <w:rFonts w:ascii="Times New Roman" w:eastAsia="標楷體" w:hAnsi="Times New Roman"/>
-              </w:rPr>
-              <w:t>)</w:t>
+              <w:jc w:val="center"/>
+              <w:rPr>
+                <w:rFonts w:ascii="Times New Roman" w:eastAsia="標楷體" w:hAnsi="Times New Roman"/>
+              </w:rPr>
+            </w:pPr>
+            <w:r>
+              <w:rPr>
+                <w:rFonts w:ascii="Times New Roman" w:eastAsia="標楷體" w:hAnsi="Times New Roman" w:hint="eastAsia"/>
+              </w:rPr>
+              <w:t>共享照護行事曆、待辦事項分配、居家安全文件庫</w:t>
             </w:r>
           </w:p>
         </w:tc>
@@ -5519,7 +5274,7 @@
         </w:trPr>
         <w:tc>
           <w:tcPr>
-            <w:tcW w:w="1055" w:type="dxa"/>
+            <w:tcW w:w="846" w:type="dxa"/>
             <w:tcBorders>
               <w:top w:val="single" w:sz="4" w:space="0" w:color="auto"/>
               <w:left w:val="single" w:sz="4" w:space="0" w:color="auto"/>
@@ -5532,21 +5287,22 @@
           <w:p>
             <w:pPr>
               <w:spacing w:after="160" w:line="278" w:lineRule="auto"/>
-              <w:rPr>
-                <w:rFonts w:ascii="Times New Roman" w:eastAsia="標楷體" w:hAnsi="Times New Roman"/>
-              </w:rPr>
-            </w:pPr>
-            <w:r>
-              <w:rPr>
-                <w:rFonts w:ascii="Times New Roman" w:eastAsia="標楷體" w:hAnsi="Times New Roman" w:hint="eastAsia"/>
-              </w:rPr>
-              <w:t>技術特色</w:t>
+              <w:jc w:val="center"/>
+              <w:rPr>
+                <w:rFonts w:ascii="Times New Roman" w:eastAsia="標楷體" w:hAnsi="Times New Roman"/>
+              </w:rPr>
+            </w:pPr>
+            <w:r>
+              <w:rPr>
+                <w:rFonts w:ascii="Times New Roman" w:eastAsia="標楷體" w:hAnsi="Times New Roman" w:hint="eastAsia"/>
+              </w:rPr>
+              <w:t>長輩操作門檻</w:t>
             </w:r>
           </w:p>
         </w:tc>
         <w:tc>
           <w:tcPr>
-            <w:tcW w:w="1611" w:type="dxa"/>
+            <w:tcW w:w="1756" w:type="dxa"/>
             <w:tcBorders>
               <w:top w:val="single" w:sz="4" w:space="0" w:color="auto"/>
               <w:left w:val="single" w:sz="4" w:space="0" w:color="auto"/>
@@ -5559,35 +5315,40 @@
           <w:p>
             <w:pPr>
               <w:spacing w:after="160" w:line="278" w:lineRule="auto"/>
-              <w:rPr>
-                <w:rFonts w:ascii="Times New Roman" w:eastAsia="標楷體" w:hAnsi="Times New Roman"/>
-              </w:rPr>
-            </w:pPr>
-            <w:proofErr w:type="spellStart"/>
-            <w:r>
-              <w:rPr>
-                <w:rFonts w:ascii="Times New Roman" w:eastAsia="標楷體" w:hAnsi="Times New Roman"/>
-              </w:rPr>
-              <w:t>FastAPI</w:t>
-            </w:r>
-            <w:proofErr w:type="spellEnd"/>
-            <w:r>
-              <w:rPr>
-                <w:rFonts w:ascii="Times New Roman" w:eastAsia="標楷體" w:hAnsi="Times New Roman"/>
-              </w:rPr>
-              <w:t xml:space="preserve"> + Flutter + LLM </w:t>
-            </w:r>
-            <w:r>
-              <w:rPr>
-                <w:rFonts w:ascii="Times New Roman" w:eastAsia="標楷體" w:hAnsi="Times New Roman" w:hint="eastAsia"/>
-              </w:rPr>
-              <w:t>語意洞察</w:t>
+              <w:jc w:val="center"/>
+              <w:rPr>
+                <w:rFonts w:ascii="Times New Roman" w:eastAsia="標楷體" w:hAnsi="Times New Roman"/>
+              </w:rPr>
+            </w:pPr>
+            <w:r>
+              <w:rPr>
+                <w:rFonts w:ascii="Times New Roman" w:eastAsia="標楷體" w:hAnsi="Times New Roman" w:hint="eastAsia"/>
+              </w:rPr>
+              <w:t>極低</w:t>
+            </w:r>
+            <w:r>
+              <w:rPr>
+                <w:rFonts w:ascii="Times New Roman" w:eastAsia="標楷體" w:hAnsi="Times New Roman"/>
+              </w:rPr>
+              <w:t xml:space="preserve"> (</w:t>
+            </w:r>
+            <w:r>
+              <w:rPr>
+                <w:rFonts w:ascii="Times New Roman" w:eastAsia="標楷體" w:hAnsi="Times New Roman" w:hint="eastAsia"/>
+              </w:rPr>
+              <w:t>長者全程免打字，語音操作</w:t>
+            </w:r>
+            <w:r>
+              <w:rPr>
+                <w:rFonts w:ascii="Times New Roman" w:eastAsia="標楷體" w:hAnsi="Times New Roman"/>
+              </w:rPr>
+              <w:t>)</w:t>
             </w:r>
           </w:p>
         </w:tc>
         <w:tc>
           <w:tcPr>
-            <w:tcW w:w="1441" w:type="dxa"/>
+            <w:tcW w:w="1756" w:type="dxa"/>
             <w:tcBorders>
               <w:top w:val="single" w:sz="4" w:space="0" w:color="auto"/>
               <w:left w:val="single" w:sz="4" w:space="0" w:color="auto"/>
@@ -5600,43 +5361,40 @@
           <w:p>
             <w:pPr>
               <w:spacing w:after="160" w:line="278" w:lineRule="auto"/>
-              <w:rPr>
-                <w:rFonts w:ascii="Times New Roman" w:eastAsia="標楷體" w:hAnsi="Times New Roman"/>
-              </w:rPr>
-            </w:pPr>
-            <w:proofErr w:type="gramStart"/>
-            <w:r>
-              <w:rPr>
-                <w:rFonts w:ascii="Times New Roman" w:eastAsia="標楷體" w:hAnsi="Times New Roman" w:hint="eastAsia"/>
-              </w:rPr>
-              <w:t>醫</w:t>
-            </w:r>
-            <w:proofErr w:type="gramEnd"/>
-            <w:r>
-              <w:rPr>
-                <w:rFonts w:ascii="Times New Roman" w:eastAsia="標楷體" w:hAnsi="Times New Roman" w:hint="eastAsia"/>
-              </w:rPr>
-              <w:t>用</w:t>
-            </w:r>
-            <w:proofErr w:type="gramStart"/>
-            <w:r>
-              <w:rPr>
-                <w:rFonts w:ascii="Times New Roman" w:eastAsia="標楷體" w:hAnsi="Times New Roman" w:hint="eastAsia"/>
-              </w:rPr>
-              <w:t>設備物聯網</w:t>
-            </w:r>
-            <w:proofErr w:type="gramEnd"/>
-            <w:r>
-              <w:rPr>
-                <w:rFonts w:ascii="Times New Roman" w:eastAsia="標楷體" w:hAnsi="Times New Roman" w:hint="eastAsia"/>
-              </w:rPr>
-              <w:t>整合、大數據預測</w:t>
+              <w:jc w:val="center"/>
+              <w:rPr>
+                <w:rFonts w:ascii="Times New Roman" w:eastAsia="標楷體" w:hAnsi="Times New Roman"/>
+              </w:rPr>
+            </w:pPr>
+            <w:r>
+              <w:rPr>
+                <w:rFonts w:ascii="Times New Roman" w:eastAsia="標楷體" w:hAnsi="Times New Roman" w:hint="eastAsia"/>
+              </w:rPr>
+              <w:t>高</w:t>
+            </w:r>
+            <w:r>
+              <w:rPr>
+                <w:rFonts w:ascii="Times New Roman" w:eastAsia="標楷體" w:hAnsi="Times New Roman"/>
+              </w:rPr>
+              <w:t xml:space="preserve"> (</w:t>
+            </w:r>
+            <w:r>
+              <w:rPr>
+                <w:rFonts w:ascii="Times New Roman" w:eastAsia="標楷體" w:hAnsi="Times New Roman" w:hint="eastAsia"/>
+              </w:rPr>
+              <w:t>長輩無法使用，僅能以家屬身分單向查詢</w:t>
+            </w:r>
+            <w:r>
+              <w:rPr>
+                <w:rFonts w:ascii="Times New Roman" w:eastAsia="標楷體" w:hAnsi="Times New Roman"/>
+              </w:rPr>
+              <w:t>)</w:t>
             </w:r>
           </w:p>
         </w:tc>
         <w:tc>
           <w:tcPr>
-            <w:tcW w:w="1927" w:type="dxa"/>
+            <w:tcW w:w="1757" w:type="dxa"/>
             <w:tcBorders>
               <w:top w:val="single" w:sz="4" w:space="0" w:color="auto"/>
               <w:left w:val="single" w:sz="4" w:space="0" w:color="auto"/>
@@ -5649,104 +5407,40 @@
           <w:p>
             <w:pPr>
               <w:spacing w:after="160" w:line="278" w:lineRule="auto"/>
-              <w:rPr>
-                <w:rFonts w:ascii="Times New Roman" w:eastAsia="標楷體" w:hAnsi="Times New Roman"/>
-              </w:rPr>
-            </w:pPr>
-            <w:r>
-              <w:rPr>
-                <w:rFonts w:ascii="Times New Roman" w:eastAsia="標楷體" w:hAnsi="Times New Roman" w:hint="eastAsia"/>
-              </w:rPr>
-              <w:t>醫療設備藍牙對接、自動化衛教機器人</w:t>
+              <w:jc w:val="center"/>
+              <w:rPr>
+                <w:rFonts w:ascii="Times New Roman" w:eastAsia="標楷體" w:hAnsi="Times New Roman"/>
+              </w:rPr>
+            </w:pPr>
+            <w:r>
+              <w:rPr>
+                <w:rFonts w:ascii="Times New Roman" w:eastAsia="標楷體" w:hAnsi="Times New Roman" w:hint="eastAsia"/>
+              </w:rPr>
+              <w:t>中高</w:t>
+            </w:r>
+            <w:r>
+              <w:rPr>
+                <w:rFonts w:ascii="Times New Roman" w:eastAsia="標楷體" w:hAnsi="Times New Roman"/>
+              </w:rPr>
+              <w:t xml:space="preserve"> (</w:t>
+            </w:r>
+            <w:r>
+              <w:rPr>
+                <w:rFonts w:ascii="Times New Roman" w:eastAsia="標楷體" w:hAnsi="Times New Roman" w:hint="eastAsia"/>
+              </w:rPr>
+              <w:t>需自行輸入數值與瀏覽複雜圖表</w:t>
+            </w:r>
+            <w:r>
+              <w:rPr>
+                <w:rFonts w:ascii="Times New Roman" w:eastAsia="標楷體" w:hAnsi="Times New Roman"/>
+              </w:rPr>
+              <w:t>)</w:t>
             </w:r>
           </w:p>
         </w:tc>
         <w:tc>
           <w:tcPr>
-            <w:tcW w:w="1797" w:type="dxa"/>
-            <w:tcBorders>
-              <w:top w:val="single" w:sz="4" w:space="0" w:color="auto"/>
-              <w:left w:val="single" w:sz="4" w:space="0" w:color="auto"/>
-              <w:bottom w:val="single" w:sz="4" w:space="0" w:color="auto"/>
-              <w:right w:val="single" w:sz="4" w:space="0" w:color="auto"/>
-            </w:tcBorders>
-            <w:hideMark/>
-          </w:tcPr>
-          <w:p>
-            <w:pPr>
-              <w:spacing w:after="160" w:line="278" w:lineRule="auto"/>
-              <w:rPr>
-                <w:rFonts w:ascii="Times New Roman" w:eastAsia="標楷體" w:hAnsi="Times New Roman"/>
-              </w:rPr>
-            </w:pPr>
-            <w:r>
-              <w:rPr>
-                <w:rFonts w:ascii="Times New Roman" w:eastAsia="標楷體" w:hAnsi="Times New Roman" w:hint="eastAsia"/>
-              </w:rPr>
-              <w:t>專屬硬體載具整合、主動式互動生成模型</w:t>
-            </w:r>
-          </w:p>
-        </w:tc>
-        <w:tc>
-          <w:tcPr>
-            <w:tcW w:w="1797" w:type="dxa"/>
-            <w:tcBorders>
-              <w:top w:val="single" w:sz="4" w:space="0" w:color="auto"/>
-              <w:left w:val="single" w:sz="4" w:space="0" w:color="auto"/>
-              <w:bottom w:val="single" w:sz="4" w:space="0" w:color="auto"/>
-              <w:right w:val="single" w:sz="4" w:space="0" w:color="auto"/>
-            </w:tcBorders>
-            <w:hideMark/>
-          </w:tcPr>
-          <w:p>
-            <w:pPr>
-              <w:spacing w:after="160" w:line="278" w:lineRule="auto"/>
-              <w:rPr>
-                <w:rFonts w:ascii="Times New Roman" w:eastAsia="標楷體" w:hAnsi="Times New Roman"/>
-              </w:rPr>
-            </w:pPr>
-            <w:r>
-              <w:rPr>
-                <w:rFonts w:ascii="Times New Roman" w:eastAsia="標楷體" w:hAnsi="Times New Roman" w:hint="eastAsia"/>
-              </w:rPr>
-              <w:t>雲端</w:t>
-            </w:r>
-            <w:r>
-              <w:rPr>
-                <w:rFonts w:ascii="Times New Roman" w:eastAsia="標楷體" w:hAnsi="Times New Roman"/>
-              </w:rPr>
-              <w:t xml:space="preserve"> SaaS </w:t>
-            </w:r>
-            <w:r>
-              <w:rPr>
-                <w:rFonts w:ascii="Times New Roman" w:eastAsia="標楷體" w:hAnsi="Times New Roman" w:hint="eastAsia"/>
-              </w:rPr>
-              <w:t>協作架構、</w:t>
-            </w:r>
-            <w:proofErr w:type="gramStart"/>
-            <w:r>
-              <w:rPr>
-                <w:rFonts w:ascii="Times New Roman" w:eastAsia="標楷體" w:hAnsi="Times New Roman" w:hint="eastAsia"/>
-              </w:rPr>
-              <w:t>高資安憑證</w:t>
-            </w:r>
-            <w:proofErr w:type="gramEnd"/>
-            <w:r>
-              <w:rPr>
-                <w:rFonts w:ascii="Times New Roman" w:eastAsia="標楷體" w:hAnsi="Times New Roman" w:hint="eastAsia"/>
-              </w:rPr>
-              <w:t>存儲</w:t>
-            </w:r>
-          </w:p>
-        </w:tc>
-      </w:tr>
-      <w:tr>
-        <w:trPr>
-          <w:trHeight w:val="1236"/>
-        </w:trPr>
-        <w:tc>
-          <w:tcPr>
-            <w:tcW w:w="1055" w:type="dxa"/>
+            <w:tcW w:w="1756" w:type="dxa"/>
             <w:tcBorders>
               <w:top w:val="single" w:sz="4" w:space="0" w:color="auto"/>
               <w:left w:val="single" w:sz="4" w:space="0" w:color="auto"/>
@@ -5759,21 +5453,40 @@
           <w:p>
             <w:pPr>
               <w:spacing w:after="160" w:line="278" w:lineRule="auto"/>
-              <w:rPr>
-                <w:rFonts w:ascii="Times New Roman" w:eastAsia="標楷體" w:hAnsi="Times New Roman"/>
-              </w:rPr>
-            </w:pPr>
-            <w:r>
-              <w:rPr>
-                <w:rFonts w:ascii="Times New Roman" w:eastAsia="標楷體" w:hAnsi="Times New Roman" w:hint="eastAsia"/>
-              </w:rPr>
-              <w:t>家屬參與度</w:t>
+              <w:jc w:val="center"/>
+              <w:rPr>
+                <w:rFonts w:ascii="Times New Roman" w:eastAsia="標楷體" w:hAnsi="Times New Roman"/>
+              </w:rPr>
+            </w:pPr>
+            <w:r>
+              <w:rPr>
+                <w:rFonts w:ascii="Times New Roman" w:eastAsia="標楷體" w:hAnsi="Times New Roman" w:hint="eastAsia"/>
+              </w:rPr>
+              <w:t>極低</w:t>
+            </w:r>
+            <w:r>
+              <w:rPr>
+                <w:rFonts w:ascii="Times New Roman" w:eastAsia="標楷體" w:hAnsi="Times New Roman"/>
+              </w:rPr>
+              <w:t xml:space="preserve"> (</w:t>
+            </w:r>
+            <w:r>
+              <w:rPr>
+                <w:rFonts w:ascii="Times New Roman" w:eastAsia="標楷體" w:hAnsi="Times New Roman" w:hint="eastAsia"/>
+              </w:rPr>
+              <w:t>為專屬聲控設備，不需使用智慧型手機</w:t>
+            </w:r>
+            <w:r>
+              <w:rPr>
+                <w:rFonts w:ascii="Times New Roman" w:eastAsia="標楷體" w:hAnsi="Times New Roman"/>
+              </w:rPr>
+              <w:t>)</w:t>
             </w:r>
           </w:p>
         </w:tc>
         <w:tc>
           <w:tcPr>
-            <w:tcW w:w="1611" w:type="dxa"/>
+            <w:tcW w:w="1757" w:type="dxa"/>
             <w:tcBorders>
               <w:top w:val="single" w:sz="4" w:space="0" w:color="auto"/>
               <w:left w:val="single" w:sz="4" w:space="0" w:color="auto"/>
@@ -5786,15 +5499,16 @@
           <w:p>
             <w:pPr>
               <w:spacing w:after="160" w:line="278" w:lineRule="auto"/>
-              <w:rPr>
-                <w:rFonts w:ascii="Times New Roman" w:eastAsia="標楷體" w:hAnsi="Times New Roman"/>
-              </w:rPr>
-            </w:pPr>
-            <w:r>
-              <w:rPr>
-                <w:rFonts w:ascii="Times New Roman" w:eastAsia="標楷體" w:hAnsi="Times New Roman" w:hint="eastAsia"/>
-              </w:rPr>
-              <w:t>極高</w:t>
+              <w:jc w:val="center"/>
+              <w:rPr>
+                <w:rFonts w:ascii="Times New Roman" w:eastAsia="標楷體" w:hAnsi="Times New Roman"/>
+              </w:rPr>
+            </w:pPr>
+            <w:r>
+              <w:rPr>
+                <w:rFonts w:ascii="Times New Roman" w:eastAsia="標楷體" w:hAnsi="Times New Roman" w:hint="eastAsia"/>
+              </w:rPr>
+              <w:t>高</w:t>
             </w:r>
             <w:r>
               <w:rPr>
@@ -5802,19 +5516,23 @@
               </w:rPr>
               <w:t xml:space="preserve"> (</w:t>
             </w:r>
-            <w:proofErr w:type="gramStart"/>
-            <w:r>
-              <w:rPr>
-                <w:rFonts w:ascii="Times New Roman" w:eastAsia="標楷體" w:hAnsi="Times New Roman" w:hint="eastAsia"/>
-              </w:rPr>
-              <w:t>雙端設計</w:t>
-            </w:r>
-            <w:proofErr w:type="gramEnd"/>
-            <w:r>
-              <w:rPr>
-                <w:rFonts w:ascii="Times New Roman" w:eastAsia="標楷體" w:hAnsi="Times New Roman" w:hint="eastAsia"/>
-              </w:rPr>
-              <w:t>，家屬主導排程與檢視</w:t>
+            <w:r>
+              <w:rPr>
+                <w:rFonts w:ascii="Times New Roman" w:eastAsia="標楷體" w:hAnsi="Times New Roman" w:hint="eastAsia"/>
+              </w:rPr>
+              <w:t>標準美式</w:t>
+            </w:r>
+            <w:r>
+              <w:rPr>
+                <w:rFonts w:ascii="Times New Roman" w:eastAsia="標楷體" w:hAnsi="Times New Roman"/>
+              </w:rPr>
+              <w:t xml:space="preserve"> App </w:t>
+            </w:r>
+            <w:r>
+              <w:rPr>
+                <w:rFonts w:ascii="Times New Roman" w:eastAsia="標楷體" w:hAnsi="Times New Roman" w:hint="eastAsia"/>
+              </w:rPr>
+              <w:t>介面，非專為長者操作設計</w:t>
             </w:r>
             <w:r>
               <w:rPr>
@@ -5824,9 +5542,14 @@
             </w:r>
           </w:p>
         </w:tc>
+      </w:tr>
+      <w:tr>
+        <w:trPr>
+          <w:trHeight w:val="1236"/>
+        </w:trPr>
         <w:tc>
           <w:tcPr>
-            <w:tcW w:w="1441" w:type="dxa"/>
+            <w:tcW w:w="846" w:type="dxa"/>
             <w:tcBorders>
               <w:top w:val="single" w:sz="4" w:space="0" w:color="auto"/>
               <w:left w:val="single" w:sz="4" w:space="0" w:color="auto"/>
@@ -5839,39 +5562,22 @@
           <w:p>
             <w:pPr>
               <w:spacing w:after="160" w:line="278" w:lineRule="auto"/>
-              <w:rPr>
-                <w:rFonts w:ascii="Times New Roman" w:eastAsia="標楷體" w:hAnsi="Times New Roman"/>
-              </w:rPr>
-            </w:pPr>
-            <w:r>
-              <w:rPr>
-                <w:rFonts w:ascii="Times New Roman" w:eastAsia="標楷體" w:hAnsi="Times New Roman" w:hint="eastAsia"/>
-              </w:rPr>
-              <w:t>中</w:t>
-            </w:r>
-            <w:r>
-              <w:rPr>
-                <w:rFonts w:ascii="Times New Roman" w:eastAsia="標楷體" w:hAnsi="Times New Roman"/>
-              </w:rPr>
-              <w:t xml:space="preserve"> (</w:t>
-            </w:r>
-            <w:r>
-              <w:rPr>
-                <w:rFonts w:ascii="Times New Roman" w:eastAsia="標楷體" w:hAnsi="Times New Roman" w:hint="eastAsia"/>
-              </w:rPr>
-              <w:t>單向接收機構發布的照護報表</w:t>
-            </w:r>
-            <w:r>
-              <w:rPr>
-                <w:rFonts w:ascii="Times New Roman" w:eastAsia="標楷體" w:hAnsi="Times New Roman"/>
-              </w:rPr>
-              <w:t>)</w:t>
+              <w:jc w:val="center"/>
+              <w:rPr>
+                <w:rFonts w:ascii="Times New Roman" w:eastAsia="標楷體" w:hAnsi="Times New Roman"/>
+              </w:rPr>
+            </w:pPr>
+            <w:r>
+              <w:rPr>
+                <w:rFonts w:ascii="Times New Roman" w:eastAsia="標楷體" w:hAnsi="Times New Roman" w:hint="eastAsia"/>
+              </w:rPr>
+              <w:t>技術特色</w:t>
             </w:r>
           </w:p>
         </w:tc>
         <w:tc>
           <w:tcPr>
-            <w:tcW w:w="1927" w:type="dxa"/>
+            <w:tcW w:w="1756" w:type="dxa"/>
             <w:tcBorders>
               <w:top w:val="single" w:sz="4" w:space="0" w:color="auto"/>
               <w:left w:val="single" w:sz="4" w:space="0" w:color="auto"/>
@@ -5884,114 +5590,454 @@
           <w:p>
             <w:pPr>
               <w:spacing w:after="160" w:line="278" w:lineRule="auto"/>
-              <w:rPr>
-                <w:rFonts w:ascii="Times New Roman" w:eastAsia="標楷體" w:hAnsi="Times New Roman"/>
-              </w:rPr>
-            </w:pPr>
-            <w:r>
-              <w:rPr>
-                <w:rFonts w:ascii="Times New Roman" w:eastAsia="標楷體" w:hAnsi="Times New Roman" w:hint="eastAsia"/>
-              </w:rPr>
-              <w:t>中</w:t>
-            </w:r>
-            <w:r>
-              <w:rPr>
-                <w:rFonts w:ascii="Times New Roman" w:eastAsia="標楷體" w:hAnsi="Times New Roman"/>
-              </w:rPr>
-              <w:t xml:space="preserve"> (</w:t>
-            </w:r>
-            <w:proofErr w:type="gramStart"/>
-            <w:r>
-              <w:rPr>
-                <w:rFonts w:ascii="Times New Roman" w:eastAsia="標楷體" w:hAnsi="Times New Roman" w:hint="eastAsia"/>
-              </w:rPr>
-              <w:t>可綁定</w:t>
-            </w:r>
-            <w:proofErr w:type="gramEnd"/>
-            <w:r>
-              <w:rPr>
-                <w:rFonts w:ascii="Times New Roman" w:eastAsia="標楷體" w:hAnsi="Times New Roman" w:hint="eastAsia"/>
-              </w:rPr>
-              <w:t>家屬帳號從旁觀測數據異常</w:t>
-            </w:r>
-            <w:r>
-              <w:rPr>
-                <w:rFonts w:ascii="Times New Roman" w:eastAsia="標楷體" w:hAnsi="Times New Roman"/>
-              </w:rPr>
-              <w:t>)</w:t>
+              <w:jc w:val="center"/>
+              <w:rPr>
+                <w:rFonts w:ascii="Times New Roman" w:eastAsia="標楷體" w:hAnsi="Times New Roman"/>
+              </w:rPr>
+            </w:pPr>
+            <w:proofErr w:type="spellStart"/>
+            <w:r>
+              <w:rPr>
+                <w:rFonts w:ascii="Times New Roman" w:eastAsia="標楷體" w:hAnsi="Times New Roman"/>
+              </w:rPr>
+              <w:t>FastAPI</w:t>
+            </w:r>
+            <w:proofErr w:type="spellEnd"/>
+            <w:r>
+              <w:rPr>
+                <w:rFonts w:ascii="Times New Roman" w:eastAsia="標楷體" w:hAnsi="Times New Roman"/>
+              </w:rPr>
+              <w:t xml:space="preserve"> + Flutter + LLM </w:t>
+            </w:r>
+            <w:r>
+              <w:rPr>
+                <w:rFonts w:ascii="Times New Roman" w:eastAsia="標楷體" w:hAnsi="Times New Roman" w:hint="eastAsia"/>
+              </w:rPr>
+              <w:t>語意洞察</w:t>
             </w:r>
           </w:p>
         </w:tc>
         <w:tc>
           <w:tcPr>
-            <w:tcW w:w="1797" w:type="dxa"/>
+            <w:tcW w:w="1756" w:type="dxa"/>
             <w:tcBorders>
               <w:top w:val="single" w:sz="4" w:space="0" w:color="auto"/>
               <w:left w:val="single" w:sz="4" w:space="0" w:color="auto"/>
               <w:bottom w:val="single" w:sz="4" w:space="0" w:color="auto"/>
               <w:right w:val="single" w:sz="4" w:space="0" w:color="auto"/>
             </w:tcBorders>
+            <w:vAlign w:val="center"/>
             <w:hideMark/>
           </w:tcPr>
           <w:p>
             <w:pPr>
               <w:spacing w:after="160" w:line="278" w:lineRule="auto"/>
-              <w:rPr>
-                <w:rFonts w:ascii="Times New Roman" w:eastAsia="標楷體" w:hAnsi="Times New Roman"/>
-              </w:rPr>
-            </w:pPr>
-            <w:r>
-              <w:rPr>
-                <w:rFonts w:ascii="Times New Roman" w:eastAsia="標楷體" w:hAnsi="Times New Roman" w:hint="eastAsia"/>
-              </w:rPr>
-              <w:t>中高</w:t>
-            </w:r>
-            <w:r>
-              <w:rPr>
-                <w:rFonts w:ascii="Times New Roman" w:eastAsia="標楷體" w:hAnsi="Times New Roman"/>
-              </w:rPr>
-              <w:t xml:space="preserve"> (</w:t>
-            </w:r>
-            <w:r>
-              <w:rPr>
-                <w:rFonts w:ascii="Times New Roman" w:eastAsia="標楷體" w:hAnsi="Times New Roman" w:hint="eastAsia"/>
-              </w:rPr>
-              <w:t>可透過家屬端</w:t>
-            </w:r>
-            <w:r>
-              <w:rPr>
-                <w:rFonts w:ascii="Times New Roman" w:eastAsia="標楷體" w:hAnsi="Times New Roman"/>
-              </w:rPr>
-              <w:t xml:space="preserve"> App </w:t>
-            </w:r>
-            <w:r>
-              <w:rPr>
-                <w:rFonts w:ascii="Times New Roman" w:eastAsia="標楷體" w:hAnsi="Times New Roman" w:hint="eastAsia"/>
-              </w:rPr>
-              <w:t>傳訊或發起視訊</w:t>
-            </w:r>
-            <w:r>
-              <w:rPr>
-                <w:rFonts w:ascii="Times New Roman" w:eastAsia="標楷體" w:hAnsi="Times New Roman"/>
-              </w:rPr>
-              <w:t>)</w:t>
+              <w:jc w:val="center"/>
+              <w:rPr>
+                <w:rFonts w:ascii="Times New Roman" w:eastAsia="標楷體" w:hAnsi="Times New Roman"/>
+              </w:rPr>
+            </w:pPr>
+            <w:proofErr w:type="gramStart"/>
+            <w:r>
+              <w:rPr>
+                <w:rFonts w:ascii="Times New Roman" w:eastAsia="標楷體" w:hAnsi="Times New Roman" w:hint="eastAsia"/>
+              </w:rPr>
+              <w:t>醫</w:t>
+            </w:r>
+            <w:proofErr w:type="gramEnd"/>
+            <w:r>
+              <w:rPr>
+                <w:rFonts w:ascii="Times New Roman" w:eastAsia="標楷體" w:hAnsi="Times New Roman" w:hint="eastAsia"/>
+              </w:rPr>
+              <w:t>用</w:t>
+            </w:r>
+            <w:proofErr w:type="gramStart"/>
+            <w:r>
+              <w:rPr>
+                <w:rFonts w:ascii="Times New Roman" w:eastAsia="標楷體" w:hAnsi="Times New Roman" w:hint="eastAsia"/>
+              </w:rPr>
+              <w:t>設備物聯網</w:t>
+            </w:r>
+            <w:proofErr w:type="gramEnd"/>
+            <w:r>
+              <w:rPr>
+                <w:rFonts w:ascii="Times New Roman" w:eastAsia="標楷體" w:hAnsi="Times New Roman" w:hint="eastAsia"/>
+              </w:rPr>
+              <w:t>整合、大數據預測</w:t>
             </w:r>
           </w:p>
         </w:tc>
         <w:tc>
           <w:tcPr>
-            <w:tcW w:w="1797" w:type="dxa"/>
+            <w:tcW w:w="1757" w:type="dxa"/>
             <w:tcBorders>
               <w:top w:val="single" w:sz="4" w:space="0" w:color="auto"/>
               <w:left w:val="single" w:sz="4" w:space="0" w:color="auto"/>
               <w:bottom w:val="single" w:sz="4" w:space="0" w:color="auto"/>
               <w:right w:val="single" w:sz="4" w:space="0" w:color="auto"/>
             </w:tcBorders>
+            <w:vAlign w:val="center"/>
             <w:hideMark/>
           </w:tcPr>
           <w:p>
             <w:pPr>
               <w:spacing w:after="160" w:line="278" w:lineRule="auto"/>
+              <w:jc w:val="center"/>
+              <w:rPr>
+                <w:rFonts w:ascii="Times New Roman" w:eastAsia="標楷體" w:hAnsi="Times New Roman"/>
+              </w:rPr>
+            </w:pPr>
+            <w:r>
+              <w:rPr>
+                <w:rFonts w:ascii="Times New Roman" w:eastAsia="標楷體" w:hAnsi="Times New Roman" w:hint="eastAsia"/>
+              </w:rPr>
+              <w:t>醫療設備藍牙對接、自動化衛教機器人</w:t>
+            </w:r>
+          </w:p>
+        </w:tc>
+        <w:tc>
+          <w:tcPr>
+            <w:tcW w:w="1756" w:type="dxa"/>
+            <w:tcBorders>
+              <w:top w:val="single" w:sz="4" w:space="0" w:color="auto"/>
+              <w:left w:val="single" w:sz="4" w:space="0" w:color="auto"/>
+              <w:bottom w:val="single" w:sz="4" w:space="0" w:color="auto"/>
+              <w:right w:val="single" w:sz="4" w:space="0" w:color="auto"/>
+            </w:tcBorders>
+            <w:vAlign w:val="center"/>
+            <w:hideMark/>
+          </w:tcPr>
+          <w:p>
+            <w:pPr>
+              <w:spacing w:after="160" w:line="278" w:lineRule="auto"/>
+              <w:jc w:val="center"/>
+              <w:rPr>
+                <w:rFonts w:ascii="Times New Roman" w:eastAsia="標楷體" w:hAnsi="Times New Roman"/>
+              </w:rPr>
+            </w:pPr>
+            <w:r>
+              <w:rPr>
+                <w:rFonts w:ascii="Times New Roman" w:eastAsia="標楷體" w:hAnsi="Times New Roman" w:hint="eastAsia"/>
+              </w:rPr>
+              <w:t>專屬硬體載具整合、主動式互動生成模型</w:t>
+            </w:r>
+          </w:p>
+        </w:tc>
+        <w:tc>
+          <w:tcPr>
+            <w:tcW w:w="1757" w:type="dxa"/>
+            <w:tcBorders>
+              <w:top w:val="single" w:sz="4" w:space="0" w:color="auto"/>
+              <w:left w:val="single" w:sz="4" w:space="0" w:color="auto"/>
+              <w:bottom w:val="single" w:sz="4" w:space="0" w:color="auto"/>
+              <w:right w:val="single" w:sz="4" w:space="0" w:color="auto"/>
+            </w:tcBorders>
+            <w:vAlign w:val="center"/>
+            <w:hideMark/>
+          </w:tcPr>
+          <w:p>
+            <w:pPr>
+              <w:spacing w:after="160" w:line="278" w:lineRule="auto"/>
+              <w:jc w:val="center"/>
+              <w:rPr>
+                <w:rFonts w:ascii="Times New Roman" w:eastAsia="標楷體" w:hAnsi="Times New Roman"/>
+              </w:rPr>
+            </w:pPr>
+            <w:r>
+              <w:rPr>
+                <w:rFonts w:ascii="Times New Roman" w:eastAsia="標楷體" w:hAnsi="Times New Roman" w:hint="eastAsia"/>
+              </w:rPr>
+              <w:t>雲端</w:t>
+            </w:r>
+            <w:r>
+              <w:rPr>
+                <w:rFonts w:ascii="Times New Roman" w:eastAsia="標楷體" w:hAnsi="Times New Roman"/>
+              </w:rPr>
+              <w:t xml:space="preserve"> SaaS </w:t>
+            </w:r>
+            <w:r>
+              <w:rPr>
+                <w:rFonts w:ascii="Times New Roman" w:eastAsia="標楷體" w:hAnsi="Times New Roman" w:hint="eastAsia"/>
+              </w:rPr>
+              <w:t>協作架構、</w:t>
+            </w:r>
+            <w:proofErr w:type="gramStart"/>
+            <w:r>
+              <w:rPr>
+                <w:rFonts w:ascii="Times New Roman" w:eastAsia="標楷體" w:hAnsi="Times New Roman" w:hint="eastAsia"/>
+              </w:rPr>
+              <w:t>高資安憑證</w:t>
+            </w:r>
+            <w:proofErr w:type="gramEnd"/>
+            <w:r>
+              <w:rPr>
+                <w:rFonts w:ascii="Times New Roman" w:eastAsia="標楷體" w:hAnsi="Times New Roman" w:hint="eastAsia"/>
+              </w:rPr>
+              <w:t>存儲</w:t>
+            </w:r>
+          </w:p>
+        </w:tc>
+      </w:tr>
+      <w:tr>
+        <w:trPr>
+          <w:trHeight w:val="1236"/>
+        </w:trPr>
+        <w:tc>
+          <w:tcPr>
+            <w:tcW w:w="846" w:type="dxa"/>
+            <w:tcBorders>
+              <w:top w:val="single" w:sz="4" w:space="0" w:color="auto"/>
+              <w:left w:val="single" w:sz="4" w:space="0" w:color="auto"/>
+              <w:bottom w:val="single" w:sz="4" w:space="0" w:color="auto"/>
+              <w:right w:val="single" w:sz="4" w:space="0" w:color="auto"/>
+            </w:tcBorders>
+            <w:vAlign w:val="center"/>
+            <w:hideMark/>
+          </w:tcPr>
+          <w:p>
+            <w:pPr>
+              <w:spacing w:after="160" w:line="278" w:lineRule="auto"/>
+              <w:jc w:val="center"/>
+              <w:rPr>
+                <w:rFonts w:ascii="Times New Roman" w:eastAsia="標楷體" w:hAnsi="Times New Roman"/>
+              </w:rPr>
+            </w:pPr>
+            <w:r>
+              <w:rPr>
+                <w:rFonts w:ascii="Times New Roman" w:eastAsia="標楷體" w:hAnsi="Times New Roman" w:hint="eastAsia"/>
+              </w:rPr>
+              <w:t>家屬參與度</w:t>
+            </w:r>
+          </w:p>
+        </w:tc>
+        <w:tc>
+          <w:tcPr>
+            <w:tcW w:w="1756" w:type="dxa"/>
+            <w:tcBorders>
+              <w:top w:val="single" w:sz="4" w:space="0" w:color="auto"/>
+              <w:left w:val="single" w:sz="4" w:space="0" w:color="auto"/>
+              <w:bottom w:val="single" w:sz="4" w:space="0" w:color="auto"/>
+              <w:right w:val="single" w:sz="4" w:space="0" w:color="auto"/>
+            </w:tcBorders>
+            <w:vAlign w:val="center"/>
+            <w:hideMark/>
+          </w:tcPr>
+          <w:p>
+            <w:pPr>
+              <w:spacing w:after="160" w:line="278" w:lineRule="auto"/>
+              <w:jc w:val="center"/>
+              <w:rPr>
+                <w:rFonts w:ascii="Times New Roman" w:eastAsia="標楷體" w:hAnsi="Times New Roman"/>
+              </w:rPr>
+            </w:pPr>
+            <w:r>
+              <w:rPr>
+                <w:rFonts w:ascii="Times New Roman" w:eastAsia="標楷體" w:hAnsi="Times New Roman" w:hint="eastAsia"/>
+              </w:rPr>
+              <w:t>極高</w:t>
+            </w:r>
+            <w:r>
+              <w:rPr>
+                <w:rFonts w:ascii="Times New Roman" w:eastAsia="標楷體" w:hAnsi="Times New Roman"/>
+              </w:rPr>
+              <w:t xml:space="preserve"> (</w:t>
+            </w:r>
+            <w:proofErr w:type="gramStart"/>
+            <w:r>
+              <w:rPr>
+                <w:rFonts w:ascii="Times New Roman" w:eastAsia="標楷體" w:hAnsi="Times New Roman" w:hint="eastAsia"/>
+              </w:rPr>
+              <w:t>雙端設計</w:t>
+            </w:r>
+            <w:proofErr w:type="gramEnd"/>
+            <w:r>
+              <w:rPr>
+                <w:rFonts w:ascii="Times New Roman" w:eastAsia="標楷體" w:hAnsi="Times New Roman" w:hint="eastAsia"/>
+              </w:rPr>
+              <w:t>，家屬主導排程與檢視</w:t>
+            </w:r>
+            <w:r>
+              <w:rPr>
+                <w:rFonts w:ascii="Times New Roman" w:eastAsia="標楷體" w:hAnsi="Times New Roman"/>
+              </w:rPr>
+              <w:t>)</w:t>
+            </w:r>
+          </w:p>
+        </w:tc>
+        <w:tc>
+          <w:tcPr>
+            <w:tcW w:w="1756" w:type="dxa"/>
+            <w:tcBorders>
+              <w:top w:val="single" w:sz="4" w:space="0" w:color="auto"/>
+              <w:left w:val="single" w:sz="4" w:space="0" w:color="auto"/>
+              <w:bottom w:val="single" w:sz="4" w:space="0" w:color="auto"/>
+              <w:right w:val="single" w:sz="4" w:space="0" w:color="auto"/>
+            </w:tcBorders>
+            <w:vAlign w:val="center"/>
+            <w:hideMark/>
+          </w:tcPr>
+          <w:p>
+            <w:pPr>
+              <w:spacing w:after="160" w:line="278" w:lineRule="auto"/>
+              <w:jc w:val="center"/>
+              <w:rPr>
+                <w:rFonts w:ascii="Times New Roman" w:eastAsia="標楷體" w:hAnsi="Times New Roman"/>
+              </w:rPr>
+            </w:pPr>
+            <w:r>
+              <w:rPr>
+                <w:rFonts w:ascii="Times New Roman" w:eastAsia="標楷體" w:hAnsi="Times New Roman" w:hint="eastAsia"/>
+              </w:rPr>
+              <w:t>中</w:t>
+            </w:r>
+            <w:r>
+              <w:rPr>
+                <w:rFonts w:ascii="Times New Roman" w:eastAsia="標楷體" w:hAnsi="Times New Roman"/>
+              </w:rPr>
+              <w:t xml:space="preserve"> (</w:t>
+            </w:r>
+            <w:r>
+              <w:rPr>
+                <w:rFonts w:ascii="Times New Roman" w:eastAsia="標楷體" w:hAnsi="Times New Roman" w:hint="eastAsia"/>
+              </w:rPr>
+              <w:t>單向接收機構發布的照護報表</w:t>
+            </w:r>
+            <w:r>
+              <w:rPr>
+                <w:rFonts w:ascii="Times New Roman" w:eastAsia="標楷體" w:hAnsi="Times New Roman"/>
+              </w:rPr>
+              <w:t>)</w:t>
+            </w:r>
+          </w:p>
+        </w:tc>
+        <w:tc>
+          <w:tcPr>
+            <w:tcW w:w="1757" w:type="dxa"/>
+            <w:tcBorders>
+              <w:top w:val="single" w:sz="4" w:space="0" w:color="auto"/>
+              <w:left w:val="single" w:sz="4" w:space="0" w:color="auto"/>
+              <w:bottom w:val="single" w:sz="4" w:space="0" w:color="auto"/>
+              <w:right w:val="single" w:sz="4" w:space="0" w:color="auto"/>
+            </w:tcBorders>
+            <w:vAlign w:val="center"/>
+            <w:hideMark/>
+          </w:tcPr>
+          <w:p>
+            <w:pPr>
+              <w:spacing w:after="160" w:line="278" w:lineRule="auto"/>
+              <w:jc w:val="center"/>
+              <w:rPr>
+                <w:rFonts w:ascii="Times New Roman" w:eastAsia="標楷體" w:hAnsi="Times New Roman"/>
+              </w:rPr>
+            </w:pPr>
+            <w:r>
+              <w:rPr>
+                <w:rFonts w:ascii="Times New Roman" w:eastAsia="標楷體" w:hAnsi="Times New Roman" w:hint="eastAsia"/>
+              </w:rPr>
+              <w:t>中</w:t>
+            </w:r>
+            <w:r>
+              <w:rPr>
+                <w:rFonts w:ascii="Times New Roman" w:eastAsia="標楷體" w:hAnsi="Times New Roman"/>
+              </w:rPr>
+              <w:t xml:space="preserve"> (</w:t>
+            </w:r>
+            <w:proofErr w:type="gramStart"/>
+            <w:r>
+              <w:rPr>
+                <w:rFonts w:ascii="Times New Roman" w:eastAsia="標楷體" w:hAnsi="Times New Roman" w:hint="eastAsia"/>
+              </w:rPr>
+              <w:t>可綁定</w:t>
+            </w:r>
+            <w:proofErr w:type="gramEnd"/>
+            <w:r>
+              <w:rPr>
+                <w:rFonts w:ascii="Times New Roman" w:eastAsia="標楷體" w:hAnsi="Times New Roman" w:hint="eastAsia"/>
+              </w:rPr>
+              <w:t>家屬帳號從旁觀測數據異常</w:t>
+            </w:r>
+            <w:r>
+              <w:rPr>
+                <w:rFonts w:ascii="Times New Roman" w:eastAsia="標楷體" w:hAnsi="Times New Roman"/>
+              </w:rPr>
+              <w:t>)</w:t>
+            </w:r>
+          </w:p>
+        </w:tc>
+        <w:tc>
+          <w:tcPr>
+            <w:tcW w:w="1756" w:type="dxa"/>
+            <w:tcBorders>
+              <w:top w:val="single" w:sz="4" w:space="0" w:color="auto"/>
+              <w:left w:val="single" w:sz="4" w:space="0" w:color="auto"/>
+              <w:bottom w:val="single" w:sz="4" w:space="0" w:color="auto"/>
+              <w:right w:val="single" w:sz="4" w:space="0" w:color="auto"/>
+            </w:tcBorders>
+            <w:vAlign w:val="center"/>
+            <w:hideMark/>
+          </w:tcPr>
+          <w:p>
+            <w:pPr>
+              <w:spacing w:after="160" w:line="278" w:lineRule="auto"/>
+              <w:jc w:val="center"/>
+              <w:rPr>
+                <w:rFonts w:ascii="Times New Roman" w:eastAsia="標楷體" w:hAnsi="Times New Roman"/>
+              </w:rPr>
+            </w:pPr>
+            <w:r>
+              <w:rPr>
+                <w:rFonts w:ascii="Times New Roman" w:eastAsia="標楷體" w:hAnsi="Times New Roman" w:hint="eastAsia"/>
+              </w:rPr>
+              <w:t>中高</w:t>
+            </w:r>
+            <w:r>
+              <w:rPr>
+                <w:rFonts w:ascii="Times New Roman" w:eastAsia="標楷體" w:hAnsi="Times New Roman"/>
+              </w:rPr>
+              <w:t xml:space="preserve"> (</w:t>
+            </w:r>
+            <w:r>
+              <w:rPr>
+                <w:rFonts w:ascii="Times New Roman" w:eastAsia="標楷體" w:hAnsi="Times New Roman" w:hint="eastAsia"/>
+              </w:rPr>
+              <w:t>可透過家屬端</w:t>
+            </w:r>
+            <w:r>
+              <w:rPr>
+                <w:rFonts w:ascii="Times New Roman" w:eastAsia="標楷體" w:hAnsi="Times New Roman"/>
+              </w:rPr>
+              <w:t xml:space="preserve"> App </w:t>
+            </w:r>
+            <w:r>
+              <w:rPr>
+                <w:rFonts w:ascii="Times New Roman" w:eastAsia="標楷體" w:hAnsi="Times New Roman" w:hint="eastAsia"/>
+              </w:rPr>
+              <w:t>傳訊或發起視訊</w:t>
+            </w:r>
+            <w:r>
+              <w:rPr>
+                <w:rFonts w:ascii="Times New Roman" w:eastAsia="標楷體" w:hAnsi="Times New Roman"/>
+              </w:rPr>
+              <w:t>)</w:t>
+            </w:r>
+          </w:p>
+        </w:tc>
+        <w:tc>
+          <w:tcPr>
+            <w:tcW w:w="1757" w:type="dxa"/>
+            <w:tcBorders>
+              <w:top w:val="single" w:sz="4" w:space="0" w:color="auto"/>
+              <w:left w:val="single" w:sz="4" w:space="0" w:color="auto"/>
+              <w:bottom w:val="single" w:sz="4" w:space="0" w:color="auto"/>
+              <w:right w:val="single" w:sz="4" w:space="0" w:color="auto"/>
+            </w:tcBorders>
+            <w:vAlign w:val="center"/>
+            <w:hideMark/>
+          </w:tcPr>
+          <w:p>
+            <w:pPr>
+              <w:spacing w:after="160" w:line="278" w:lineRule="auto"/>
+              <w:jc w:val="center"/>
               <w:rPr>
                 <w:rFonts w:ascii="Times New Roman" w:eastAsia="標楷體" w:hAnsi="Times New Roman"/>
               </w:rPr>
@@ -6049,15 +6095,16 @@
       <w:tblPr>
         <w:tblStyle w:val="ae"/>
         <w:tblW w:w="5000" w:type="pct"/>
+        <w:tblLayout w:type="fixed"/>
         <w:tblLook w:val="04A0" w:firstRow="1" w:lastRow="0" w:firstColumn="1" w:lastColumn="0" w:noHBand="0" w:noVBand="1"/>
       </w:tblPr>
       <w:tblGrid>
-        <w:gridCol w:w="1597"/>
-        <w:gridCol w:w="1597"/>
-        <w:gridCol w:w="1597"/>
         <w:gridCol w:w="1596"/>
-        <w:gridCol w:w="1594"/>
-        <w:gridCol w:w="1647"/>
+        <w:gridCol w:w="1606"/>
+        <w:gridCol w:w="1606"/>
+        <w:gridCol w:w="1608"/>
+        <w:gridCol w:w="1606"/>
+        <w:gridCol w:w="1606"/>
       </w:tblGrid>
       <w:tr>
         <w:trPr>
@@ -6078,6 +6125,7 @@
           <w:p>
             <w:pPr>
               <w:spacing w:after="160" w:line="278" w:lineRule="auto"/>
+              <w:jc w:val="center"/>
               <w:rPr>
                 <w:rFonts w:ascii="Times New Roman" w:eastAsia="標楷體" w:hAnsi="Times New Roman"/>
                 <w:b/>
@@ -6090,13 +6138,14 @@
                 <w:b/>
                 <w:bCs/>
               </w:rPr>
+              <w:lastRenderedPageBreak/>
               <w:t>具體功能項目</w:t>
             </w:r>
           </w:p>
         </w:tc>
         <w:tc>
           <w:tcPr>
-            <w:tcW w:w="829" w:type="pct"/>
+            <w:tcW w:w="834" w:type="pct"/>
             <w:tcBorders>
               <w:top w:val="single" w:sz="4" w:space="0" w:color="auto"/>
               <w:left w:val="single" w:sz="4" w:space="0" w:color="auto"/>
@@ -6109,6 +6158,7 @@
           <w:p>
             <w:pPr>
               <w:spacing w:after="160" w:line="278" w:lineRule="auto"/>
+              <w:jc w:val="center"/>
               <w:rPr>
                 <w:rFonts w:ascii="Times New Roman" w:eastAsia="標楷體" w:hAnsi="Times New Roman"/>
                 <w:b/>
@@ -6159,7 +6209,7 @@
         </w:tc>
         <w:tc>
           <w:tcPr>
-            <w:tcW w:w="829" w:type="pct"/>
+            <w:tcW w:w="834" w:type="pct"/>
             <w:tcBorders>
               <w:top w:val="single" w:sz="4" w:space="0" w:color="auto"/>
               <w:left w:val="single" w:sz="4" w:space="0" w:color="auto"/>
@@ -6172,6 +6222,7 @@
           <w:p>
             <w:pPr>
               <w:spacing w:after="160" w:line="278" w:lineRule="auto"/>
+              <w:jc w:val="center"/>
               <w:rPr>
                 <w:rFonts w:ascii="Times New Roman" w:eastAsia="標楷體" w:hAnsi="Times New Roman"/>
                 <w:b/>
@@ -6198,7 +6249,7 @@
         </w:tc>
         <w:tc>
           <w:tcPr>
-            <w:tcW w:w="829" w:type="pct"/>
+            <w:tcW w:w="834" w:type="pct"/>
             <w:tcBorders>
               <w:top w:val="single" w:sz="4" w:space="0" w:color="auto"/>
               <w:left w:val="single" w:sz="4" w:space="0" w:color="auto"/>
@@ -6211,6 +6262,7 @@
           <w:p>
             <w:pPr>
               <w:spacing w:after="160" w:line="278" w:lineRule="auto"/>
+              <w:jc w:val="center"/>
               <w:rPr>
                 <w:rFonts w:ascii="Times New Roman" w:eastAsia="標楷體" w:hAnsi="Times New Roman"/>
                 <w:b/>
@@ -6239,7 +6291,7 @@
         </w:tc>
         <w:tc>
           <w:tcPr>
-            <w:tcW w:w="828" w:type="pct"/>
+            <w:tcW w:w="834" w:type="pct"/>
             <w:tcBorders>
               <w:top w:val="single" w:sz="4" w:space="0" w:color="auto"/>
               <w:left w:val="single" w:sz="4" w:space="0" w:color="auto"/>
@@ -6252,6 +6304,7 @@
           <w:p>
             <w:pPr>
               <w:spacing w:after="160" w:line="278" w:lineRule="auto"/>
+              <w:jc w:val="center"/>
               <w:rPr>
                 <w:rFonts w:ascii="Times New Roman" w:eastAsia="標楷體" w:hAnsi="Times New Roman"/>
                 <w:b/>
@@ -6286,7 +6339,7 @@
         </w:tc>
         <w:tc>
           <w:tcPr>
-            <w:tcW w:w="855" w:type="pct"/>
+            <w:tcW w:w="835" w:type="pct"/>
             <w:tcBorders>
               <w:top w:val="single" w:sz="4" w:space="0" w:color="auto"/>
               <w:left w:val="single" w:sz="4" w:space="0" w:color="auto"/>
@@ -6299,6 +6352,7 @@
           <w:p>
             <w:pPr>
               <w:spacing w:after="160" w:line="278" w:lineRule="auto"/>
+              <w:jc w:val="center"/>
               <w:rPr>
                 <w:rFonts w:ascii="Times New Roman" w:eastAsia="標楷體" w:hAnsi="Times New Roman"/>
                 <w:b/>
@@ -6361,6 +6415,7 @@
           <w:p>
             <w:pPr>
               <w:spacing w:after="160" w:line="278" w:lineRule="auto"/>
+              <w:jc w:val="center"/>
               <w:rPr>
                 <w:rFonts w:ascii="Times New Roman" w:eastAsia="標楷體" w:hAnsi="Times New Roman"/>
               </w:rPr>
@@ -6393,7 +6448,7 @@
         </w:tc>
         <w:tc>
           <w:tcPr>
-            <w:tcW w:w="829" w:type="pct"/>
+            <w:tcW w:w="834" w:type="pct"/>
             <w:tcBorders>
               <w:top w:val="single" w:sz="4" w:space="0" w:color="auto"/>
               <w:left w:val="single" w:sz="4" w:space="0" w:color="auto"/>
@@ -6406,6 +6461,7 @@
           <w:p>
             <w:pPr>
               <w:spacing w:after="160" w:line="278" w:lineRule="auto"/>
+              <w:jc w:val="center"/>
               <w:rPr>
                 <w:rFonts w:ascii="Times New Roman" w:eastAsia="標楷體" w:hAnsi="Times New Roman"/>
               </w:rPr>
@@ -6420,7 +6476,7 @@
         </w:tc>
         <w:tc>
           <w:tcPr>
-            <w:tcW w:w="829" w:type="pct"/>
+            <w:tcW w:w="834" w:type="pct"/>
             <w:tcBorders>
               <w:top w:val="single" w:sz="4" w:space="0" w:color="auto"/>
               <w:left w:val="single" w:sz="4" w:space="0" w:color="auto"/>
@@ -6433,6 +6489,7 @@
           <w:p>
             <w:pPr>
               <w:spacing w:after="160" w:line="278" w:lineRule="auto"/>
+              <w:jc w:val="center"/>
               <w:rPr>
                 <w:rFonts w:ascii="Times New Roman" w:eastAsia="標楷體" w:hAnsi="Times New Roman"/>
               </w:rPr>
@@ -6447,7 +6504,7 @@
         </w:tc>
         <w:tc>
           <w:tcPr>
-            <w:tcW w:w="829" w:type="pct"/>
+            <w:tcW w:w="834" w:type="pct"/>
             <w:tcBorders>
               <w:top w:val="single" w:sz="4" w:space="0" w:color="auto"/>
               <w:left w:val="single" w:sz="4" w:space="0" w:color="auto"/>
@@ -6460,6 +6517,7 @@
           <w:p>
             <w:pPr>
               <w:spacing w:after="160" w:line="278" w:lineRule="auto"/>
+              <w:jc w:val="center"/>
               <w:rPr>
                 <w:rFonts w:ascii="Times New Roman" w:eastAsia="標楷體" w:hAnsi="Times New Roman"/>
               </w:rPr>
@@ -6474,7 +6532,7 @@
         </w:tc>
         <w:tc>
           <w:tcPr>
-            <w:tcW w:w="828" w:type="pct"/>
+            <w:tcW w:w="834" w:type="pct"/>
             <w:tcBorders>
               <w:top w:val="single" w:sz="4" w:space="0" w:color="auto"/>
               <w:left w:val="single" w:sz="4" w:space="0" w:color="auto"/>
@@ -6487,6 +6545,7 @@
           <w:p>
             <w:pPr>
               <w:spacing w:after="160" w:line="278" w:lineRule="auto"/>
+              <w:jc w:val="center"/>
               <w:rPr>
                 <w:rFonts w:ascii="Times New Roman" w:eastAsia="標楷體" w:hAnsi="Times New Roman"/>
               </w:rPr>
@@ -6501,7 +6560,7 @@
         </w:tc>
         <w:tc>
           <w:tcPr>
-            <w:tcW w:w="855" w:type="pct"/>
+            <w:tcW w:w="835" w:type="pct"/>
             <w:tcBorders>
               <w:top w:val="single" w:sz="4" w:space="0" w:color="auto"/>
               <w:left w:val="single" w:sz="4" w:space="0" w:color="auto"/>
@@ -6514,6 +6573,7 @@
           <w:p>
             <w:pPr>
               <w:spacing w:after="160" w:line="278" w:lineRule="auto"/>
+              <w:jc w:val="center"/>
               <w:rPr>
                 <w:rFonts w:ascii="Times New Roman" w:eastAsia="標楷體" w:hAnsi="Times New Roman"/>
               </w:rPr>
@@ -6546,6 +6606,7 @@
           <w:p>
             <w:pPr>
               <w:spacing w:after="160" w:line="278" w:lineRule="auto"/>
+              <w:jc w:val="center"/>
               <w:rPr>
                 <w:rFonts w:ascii="Times New Roman" w:eastAsia="標楷體" w:hAnsi="Times New Roman"/>
               </w:rPr>
@@ -6586,7 +6647,7 @@
         </w:tc>
         <w:tc>
           <w:tcPr>
-            <w:tcW w:w="829" w:type="pct"/>
+            <w:tcW w:w="834" w:type="pct"/>
             <w:tcBorders>
               <w:top w:val="single" w:sz="4" w:space="0" w:color="auto"/>
               <w:left w:val="single" w:sz="4" w:space="0" w:color="auto"/>
@@ -6599,6 +6660,7 @@
           <w:p>
             <w:pPr>
               <w:spacing w:after="160" w:line="278" w:lineRule="auto"/>
+              <w:jc w:val="center"/>
               <w:rPr>
                 <w:rFonts w:ascii="Times New Roman" w:eastAsia="標楷體" w:hAnsi="Times New Roman"/>
               </w:rPr>
@@ -6613,7 +6675,7 @@
         </w:tc>
         <w:tc>
           <w:tcPr>
-            <w:tcW w:w="829" w:type="pct"/>
+            <w:tcW w:w="834" w:type="pct"/>
             <w:tcBorders>
               <w:top w:val="single" w:sz="4" w:space="0" w:color="auto"/>
               <w:left w:val="single" w:sz="4" w:space="0" w:color="auto"/>
@@ -6626,6 +6688,7 @@
           <w:p>
             <w:pPr>
               <w:spacing w:after="160" w:line="278" w:lineRule="auto"/>
+              <w:jc w:val="center"/>
               <w:rPr>
                 <w:rFonts w:ascii="Times New Roman" w:eastAsia="標楷體" w:hAnsi="Times New Roman"/>
               </w:rPr>
@@ -6640,7 +6703,7 @@
         </w:tc>
         <w:tc>
           <w:tcPr>
-            <w:tcW w:w="829" w:type="pct"/>
+            <w:tcW w:w="834" w:type="pct"/>
             <w:tcBorders>
               <w:top w:val="single" w:sz="4" w:space="0" w:color="auto"/>
               <w:left w:val="single" w:sz="4" w:space="0" w:color="auto"/>
@@ -6653,6 +6716,7 @@
           <w:p>
             <w:pPr>
               <w:spacing w:after="160" w:line="278" w:lineRule="auto"/>
+              <w:jc w:val="center"/>
               <w:rPr>
                 <w:rFonts w:ascii="Times New Roman" w:eastAsia="標楷體" w:hAnsi="Times New Roman"/>
               </w:rPr>
@@ -6687,7 +6751,7 @@
         </w:tc>
         <w:tc>
           <w:tcPr>
-            <w:tcW w:w="828" w:type="pct"/>
+            <w:tcW w:w="834" w:type="pct"/>
             <w:tcBorders>
               <w:top w:val="single" w:sz="4" w:space="0" w:color="auto"/>
               <w:left w:val="single" w:sz="4" w:space="0" w:color="auto"/>
@@ -6700,6 +6764,7 @@
           <w:p>
             <w:pPr>
               <w:spacing w:after="160" w:line="278" w:lineRule="auto"/>
+              <w:jc w:val="center"/>
               <w:rPr>
                 <w:rFonts w:ascii="Times New Roman" w:eastAsia="標楷體" w:hAnsi="Times New Roman"/>
                 <w:b/>
@@ -6718,7 +6783,7 @@
         </w:tc>
         <w:tc>
           <w:tcPr>
-            <w:tcW w:w="855" w:type="pct"/>
+            <w:tcW w:w="835" w:type="pct"/>
             <w:tcBorders>
               <w:top w:val="single" w:sz="4" w:space="0" w:color="auto"/>
               <w:left w:val="single" w:sz="4" w:space="0" w:color="auto"/>
@@ -6731,6 +6796,7 @@
           <w:p>
             <w:pPr>
               <w:spacing w:after="160" w:line="278" w:lineRule="auto"/>
+              <w:jc w:val="center"/>
               <w:rPr>
                 <w:rFonts w:ascii="Times New Roman" w:eastAsia="標楷體" w:hAnsi="Times New Roman"/>
               </w:rPr>
@@ -6763,6 +6829,7 @@
           <w:p>
             <w:pPr>
               <w:spacing w:after="160" w:line="278" w:lineRule="auto"/>
+              <w:jc w:val="center"/>
               <w:rPr>
                 <w:rFonts w:ascii="Times New Roman" w:eastAsia="標楷體" w:hAnsi="Times New Roman"/>
               </w:rPr>
@@ -6791,7 +6858,7 @@
         </w:tc>
         <w:tc>
           <w:tcPr>
-            <w:tcW w:w="829" w:type="pct"/>
+            <w:tcW w:w="834" w:type="pct"/>
             <w:tcBorders>
               <w:top w:val="single" w:sz="4" w:space="0" w:color="auto"/>
               <w:left w:val="single" w:sz="4" w:space="0" w:color="auto"/>
@@ -6804,6 +6871,7 @@
           <w:p>
             <w:pPr>
               <w:spacing w:after="160" w:line="278" w:lineRule="auto"/>
+              <w:jc w:val="center"/>
               <w:rPr>
                 <w:rFonts w:ascii="Times New Roman" w:eastAsia="標楷體" w:hAnsi="Times New Roman"/>
               </w:rPr>
@@ -6818,7 +6886,7 @@
         </w:tc>
         <w:tc>
           <w:tcPr>
-            <w:tcW w:w="829" w:type="pct"/>
+            <w:tcW w:w="834" w:type="pct"/>
             <w:tcBorders>
               <w:top w:val="single" w:sz="4" w:space="0" w:color="auto"/>
               <w:left w:val="single" w:sz="4" w:space="0" w:color="auto"/>
@@ -6831,6 +6899,7 @@
           <w:p>
             <w:pPr>
               <w:spacing w:after="160" w:line="278" w:lineRule="auto"/>
+              <w:jc w:val="center"/>
               <w:rPr>
                 <w:rFonts w:ascii="Times New Roman" w:eastAsia="標楷體" w:hAnsi="Times New Roman"/>
               </w:rPr>
@@ -6845,7 +6914,7 @@
         </w:tc>
         <w:tc>
           <w:tcPr>
-            <w:tcW w:w="829" w:type="pct"/>
+            <w:tcW w:w="834" w:type="pct"/>
             <w:tcBorders>
               <w:top w:val="single" w:sz="4" w:space="0" w:color="auto"/>
               <w:left w:val="single" w:sz="4" w:space="0" w:color="auto"/>
@@ -6858,6 +6927,7 @@
           <w:p>
             <w:pPr>
               <w:spacing w:after="160" w:line="278" w:lineRule="auto"/>
+              <w:jc w:val="center"/>
               <w:rPr>
                 <w:rFonts w:ascii="Times New Roman" w:eastAsia="標楷體" w:hAnsi="Times New Roman"/>
               </w:rPr>
@@ -6884,7 +6954,7 @@
         </w:tc>
         <w:tc>
           <w:tcPr>
-            <w:tcW w:w="828" w:type="pct"/>
+            <w:tcW w:w="834" w:type="pct"/>
             <w:tcBorders>
               <w:top w:val="single" w:sz="4" w:space="0" w:color="auto"/>
               <w:left w:val="single" w:sz="4" w:space="0" w:color="auto"/>
@@ -6897,6 +6967,7 @@
           <w:p>
             <w:pPr>
               <w:spacing w:after="160" w:line="278" w:lineRule="auto"/>
+              <w:jc w:val="center"/>
               <w:rPr>
                 <w:rFonts w:ascii="Times New Roman" w:eastAsia="標楷體" w:hAnsi="Times New Roman"/>
               </w:rPr>
@@ -6911,7 +6982,7 @@
         </w:tc>
         <w:tc>
           <w:tcPr>
-            <w:tcW w:w="855" w:type="pct"/>
+            <w:tcW w:w="835" w:type="pct"/>
             <w:tcBorders>
               <w:top w:val="single" w:sz="4" w:space="0" w:color="auto"/>
               <w:left w:val="single" w:sz="4" w:space="0" w:color="auto"/>
@@ -6924,6 +6995,7 @@
           <w:p>
             <w:pPr>
               <w:spacing w:after="160" w:line="278" w:lineRule="auto"/>
+              <w:jc w:val="center"/>
               <w:rPr>
                 <w:rFonts w:ascii="Times New Roman" w:eastAsia="標楷體" w:hAnsi="Times New Roman"/>
               </w:rPr>
@@ -6956,6 +7028,7 @@
           <w:p>
             <w:pPr>
               <w:spacing w:after="160" w:line="278" w:lineRule="auto"/>
+              <w:jc w:val="center"/>
               <w:rPr>
                 <w:rFonts w:ascii="Times New Roman" w:eastAsia="標楷體" w:hAnsi="Times New Roman"/>
               </w:rPr>
@@ -6970,7 +7043,7 @@
         </w:tc>
         <w:tc>
           <w:tcPr>
-            <w:tcW w:w="829" w:type="pct"/>
+            <w:tcW w:w="834" w:type="pct"/>
             <w:tcBorders>
               <w:top w:val="single" w:sz="4" w:space="0" w:color="auto"/>
               <w:left w:val="single" w:sz="4" w:space="0" w:color="auto"/>
@@ -6983,6 +7056,7 @@
           <w:p>
             <w:pPr>
               <w:spacing w:after="160" w:line="278" w:lineRule="auto"/>
+              <w:jc w:val="center"/>
               <w:rPr>
                 <w:rFonts w:ascii="Times New Roman" w:eastAsia="標楷體" w:hAnsi="Times New Roman"/>
               </w:rPr>
@@ -6997,7 +7071,7 @@
         </w:tc>
         <w:tc>
           <w:tcPr>
-            <w:tcW w:w="829" w:type="pct"/>
+            <w:tcW w:w="834" w:type="pct"/>
             <w:tcBorders>
               <w:top w:val="single" w:sz="4" w:space="0" w:color="auto"/>
               <w:left w:val="single" w:sz="4" w:space="0" w:color="auto"/>
@@ -7010,6 +7084,7 @@
           <w:p>
             <w:pPr>
               <w:spacing w:after="160" w:line="278" w:lineRule="auto"/>
+              <w:jc w:val="center"/>
               <w:rPr>
                 <w:rFonts w:ascii="Times New Roman" w:eastAsia="標楷體" w:hAnsi="Times New Roman"/>
               </w:rPr>
@@ -7024,7 +7099,7 @@
         </w:tc>
         <w:tc>
           <w:tcPr>
-            <w:tcW w:w="829" w:type="pct"/>
+            <w:tcW w:w="834" w:type="pct"/>
             <w:tcBorders>
               <w:top w:val="single" w:sz="4" w:space="0" w:color="auto"/>
               <w:left w:val="single" w:sz="4" w:space="0" w:color="auto"/>
@@ -7037,6 +7112,7 @@
           <w:p>
             <w:pPr>
               <w:spacing w:after="160" w:line="278" w:lineRule="auto"/>
+              <w:jc w:val="center"/>
               <w:rPr>
                 <w:rFonts w:ascii="Times New Roman" w:eastAsia="標楷體" w:hAnsi="Times New Roman"/>
               </w:rPr>
@@ -7051,7 +7127,7 @@
         </w:tc>
         <w:tc>
           <w:tcPr>
-            <w:tcW w:w="828" w:type="pct"/>
+            <w:tcW w:w="834" w:type="pct"/>
             <w:tcBorders>
               <w:top w:val="single" w:sz="4" w:space="0" w:color="auto"/>
               <w:left w:val="single" w:sz="4" w:space="0" w:color="auto"/>
@@ -7064,6 +7140,7 @@
           <w:p>
             <w:pPr>
               <w:spacing w:after="160" w:line="278" w:lineRule="auto"/>
+              <w:jc w:val="center"/>
               <w:rPr>
                 <w:rFonts w:ascii="Times New Roman" w:eastAsia="標楷體" w:hAnsi="Times New Roman"/>
               </w:rPr>
@@ -7078,7 +7155,7 @@
         </w:tc>
         <w:tc>
           <w:tcPr>
-            <w:tcW w:w="855" w:type="pct"/>
+            <w:tcW w:w="835" w:type="pct"/>
             <w:tcBorders>
               <w:top w:val="single" w:sz="4" w:space="0" w:color="auto"/>
               <w:left w:val="single" w:sz="4" w:space="0" w:color="auto"/>
@@ -7091,6 +7168,7 @@
           <w:p>
             <w:pPr>
               <w:spacing w:after="160" w:line="278" w:lineRule="auto"/>
+              <w:jc w:val="center"/>
               <w:rPr>
                 <w:rFonts w:ascii="Times New Roman" w:eastAsia="標楷體" w:hAnsi="Times New Roman"/>
               </w:rPr>
@@ -7123,6 +7201,7 @@
           <w:p>
             <w:pPr>
               <w:spacing w:after="160" w:line="278" w:lineRule="auto"/>
+              <w:jc w:val="center"/>
               <w:rPr>
                 <w:rFonts w:ascii="Times New Roman" w:eastAsia="標楷體" w:hAnsi="Times New Roman"/>
               </w:rPr>
@@ -7143,7 +7222,7 @@
         </w:tc>
         <w:tc>
           <w:tcPr>
-            <w:tcW w:w="829" w:type="pct"/>
+            <w:tcW w:w="834" w:type="pct"/>
             <w:tcBorders>
               <w:top w:val="single" w:sz="4" w:space="0" w:color="auto"/>
               <w:left w:val="single" w:sz="4" w:space="0" w:color="auto"/>
@@ -7156,6 +7235,7 @@
           <w:p>
             <w:pPr>
               <w:spacing w:after="160" w:line="278" w:lineRule="auto"/>
+              <w:jc w:val="center"/>
               <w:rPr>
                 <w:rFonts w:ascii="Times New Roman" w:eastAsia="標楷體" w:hAnsi="Times New Roman"/>
               </w:rPr>
@@ -7170,7 +7250,7 @@
         </w:tc>
         <w:tc>
           <w:tcPr>
-            <w:tcW w:w="829" w:type="pct"/>
+            <w:tcW w:w="834" w:type="pct"/>
             <w:tcBorders>
               <w:top w:val="single" w:sz="4" w:space="0" w:color="auto"/>
               <w:left w:val="single" w:sz="4" w:space="0" w:color="auto"/>
@@ -7183,6 +7263,7 @@
           <w:p>
             <w:pPr>
               <w:spacing w:after="160" w:line="278" w:lineRule="auto"/>
+              <w:jc w:val="center"/>
               <w:rPr>
                 <w:rFonts w:ascii="Times New Roman" w:eastAsia="標楷體" w:hAnsi="Times New Roman"/>
               </w:rPr>
@@ -7197,7 +7278,7 @@
         </w:tc>
         <w:tc>
           <w:tcPr>
-            <w:tcW w:w="829" w:type="pct"/>
+            <w:tcW w:w="834" w:type="pct"/>
             <w:tcBorders>
               <w:top w:val="single" w:sz="4" w:space="0" w:color="auto"/>
               <w:left w:val="single" w:sz="4" w:space="0" w:color="auto"/>
@@ -7210,6 +7291,7 @@
           <w:p>
             <w:pPr>
               <w:spacing w:after="160" w:line="278" w:lineRule="auto"/>
+              <w:jc w:val="center"/>
               <w:rPr>
                 <w:rFonts w:ascii="Times New Roman" w:eastAsia="標楷體" w:hAnsi="Times New Roman"/>
               </w:rPr>
@@ -7224,7 +7306,7 @@
         </w:tc>
         <w:tc>
           <w:tcPr>
-            <w:tcW w:w="828" w:type="pct"/>
+            <w:tcW w:w="834" w:type="pct"/>
             <w:tcBorders>
               <w:top w:val="single" w:sz="4" w:space="0" w:color="auto"/>
               <w:left w:val="single" w:sz="4" w:space="0" w:color="auto"/>
@@ -7237,6 +7319,7 @@
           <w:p>
             <w:pPr>
               <w:spacing w:after="160" w:line="278" w:lineRule="auto"/>
+              <w:jc w:val="center"/>
               <w:rPr>
                 <w:rFonts w:ascii="Times New Roman" w:eastAsia="標楷體" w:hAnsi="Times New Roman"/>
               </w:rPr>
@@ -7251,7 +7334,7 @@
         </w:tc>
         <w:tc>
           <w:tcPr>
-            <w:tcW w:w="855" w:type="pct"/>
+            <w:tcW w:w="835" w:type="pct"/>
             <w:tcBorders>
               <w:top w:val="single" w:sz="4" w:space="0" w:color="auto"/>
               <w:left w:val="single" w:sz="4" w:space="0" w:color="auto"/>
@@ -7264,6 +7347,7 @@
           <w:p>
             <w:pPr>
               <w:spacing w:after="160" w:line="278" w:lineRule="auto"/>
+              <w:jc w:val="center"/>
               <w:rPr>
                 <w:rFonts w:ascii="Times New Roman" w:eastAsia="標楷體" w:hAnsi="Times New Roman"/>
               </w:rPr>
@@ -7296,6 +7380,7 @@
           <w:p>
             <w:pPr>
               <w:spacing w:after="160" w:line="278" w:lineRule="auto"/>
+              <w:jc w:val="center"/>
               <w:rPr>
                 <w:rFonts w:ascii="Times New Roman" w:eastAsia="標楷體" w:hAnsi="Times New Roman"/>
               </w:rPr>
@@ -7310,7 +7395,7 @@
         </w:tc>
         <w:tc>
           <w:tcPr>
-            <w:tcW w:w="829" w:type="pct"/>
+            <w:tcW w:w="834" w:type="pct"/>
             <w:tcBorders>
               <w:top w:val="single" w:sz="4" w:space="0" w:color="auto"/>
               <w:left w:val="single" w:sz="4" w:space="0" w:color="auto"/>
@@ -7323,6 +7408,7 @@
           <w:p>
             <w:pPr>
               <w:spacing w:after="160" w:line="278" w:lineRule="auto"/>
+              <w:jc w:val="center"/>
               <w:rPr>
                 <w:rFonts w:ascii="Times New Roman" w:eastAsia="標楷體" w:hAnsi="Times New Roman"/>
               </w:rPr>
@@ -7337,7 +7423,7 @@
         </w:tc>
         <w:tc>
           <w:tcPr>
-            <w:tcW w:w="829" w:type="pct"/>
+            <w:tcW w:w="834" w:type="pct"/>
             <w:tcBorders>
               <w:top w:val="single" w:sz="4" w:space="0" w:color="auto"/>
               <w:left w:val="single" w:sz="4" w:space="0" w:color="auto"/>
@@ -7350,6 +7436,7 @@
           <w:p>
             <w:pPr>
               <w:spacing w:after="160" w:line="278" w:lineRule="auto"/>
+              <w:jc w:val="center"/>
               <w:rPr>
                 <w:rFonts w:ascii="Times New Roman" w:eastAsia="標楷體" w:hAnsi="Times New Roman"/>
               </w:rPr>
@@ -7364,7 +7451,7 @@
         </w:tc>
         <w:tc>
           <w:tcPr>
-            <w:tcW w:w="829" w:type="pct"/>
+            <w:tcW w:w="834" w:type="pct"/>
             <w:tcBorders>
               <w:top w:val="single" w:sz="4" w:space="0" w:color="auto"/>
               <w:left w:val="single" w:sz="4" w:space="0" w:color="auto"/>
@@ -7377,6 +7464,7 @@
           <w:p>
             <w:pPr>
               <w:spacing w:after="160" w:line="278" w:lineRule="auto"/>
+              <w:jc w:val="center"/>
               <w:rPr>
                 <w:rFonts w:ascii="Times New Roman" w:eastAsia="標楷體" w:hAnsi="Times New Roman"/>
               </w:rPr>
@@ -7391,18 +7479,20 @@
         </w:tc>
         <w:tc>
           <w:tcPr>
-            <w:tcW w:w="828" w:type="pct"/>
+            <w:tcW w:w="834" w:type="pct"/>
             <w:tcBorders>
               <w:top w:val="single" w:sz="4" w:space="0" w:color="auto"/>
               <w:left w:val="single" w:sz="4" w:space="0" w:color="auto"/>
               <w:bottom w:val="single" w:sz="4" w:space="0" w:color="auto"/>
               <w:right w:val="single" w:sz="4" w:space="0" w:color="auto"/>
             </w:tcBorders>
+            <w:vAlign w:val="center"/>
             <w:hideMark/>
           </w:tcPr>
           <w:p>
             <w:pPr>
               <w:spacing w:after="160" w:line="278" w:lineRule="auto"/>
+              <w:jc w:val="center"/>
               <w:rPr>
                 <w:rFonts w:ascii="Times New Roman" w:eastAsia="標楷體" w:hAnsi="Times New Roman"/>
               </w:rPr>
@@ -7417,18 +7507,20 @@
         </w:tc>
         <w:tc>
           <w:tcPr>
-            <w:tcW w:w="855" w:type="pct"/>
+            <w:tcW w:w="835" w:type="pct"/>
             <w:tcBorders>
               <w:top w:val="single" w:sz="4" w:space="0" w:color="auto"/>
               <w:left w:val="single" w:sz="4" w:space="0" w:color="auto"/>
               <w:bottom w:val="single" w:sz="4" w:space="0" w:color="auto"/>
               <w:right w:val="single" w:sz="4" w:space="0" w:color="auto"/>
             </w:tcBorders>
+            <w:vAlign w:val="center"/>
             <w:hideMark/>
           </w:tcPr>
           <w:p>
             <w:pPr>
               <w:spacing w:after="160" w:line="278" w:lineRule="auto"/>
+              <w:jc w:val="center"/>
               <w:rPr>
                 <w:rFonts w:ascii="Times New Roman" w:eastAsia="標楷體" w:hAnsi="Times New Roman"/>
               </w:rPr>
@@ -7461,6 +7553,7 @@
           <w:p>
             <w:pPr>
               <w:spacing w:after="160" w:line="278" w:lineRule="auto"/>
+              <w:jc w:val="center"/>
               <w:rPr>
                 <w:rFonts w:ascii="Times New Roman" w:eastAsia="標楷體" w:hAnsi="Times New Roman"/>
               </w:rPr>
@@ -7505,7 +7598,7 @@
         </w:tc>
         <w:tc>
           <w:tcPr>
-            <w:tcW w:w="829" w:type="pct"/>
+            <w:tcW w:w="834" w:type="pct"/>
             <w:tcBorders>
               <w:top w:val="single" w:sz="4" w:space="0" w:color="auto"/>
               <w:left w:val="single" w:sz="4" w:space="0" w:color="auto"/>
@@ -7518,6 +7611,7 @@
           <w:p>
             <w:pPr>
               <w:spacing w:after="160" w:line="278" w:lineRule="auto"/>
+              <w:jc w:val="center"/>
               <w:rPr>
                 <w:rFonts w:ascii="Times New Roman" w:eastAsia="標楷體" w:hAnsi="Times New Roman"/>
               </w:rPr>
@@ -7544,7 +7638,7 @@
         </w:tc>
         <w:tc>
           <w:tcPr>
-            <w:tcW w:w="829" w:type="pct"/>
+            <w:tcW w:w="834" w:type="pct"/>
             <w:tcBorders>
               <w:top w:val="single" w:sz="4" w:space="0" w:color="auto"/>
               <w:left w:val="single" w:sz="4" w:space="0" w:color="auto"/>
@@ -7557,6 +7651,7 @@
           <w:p>
             <w:pPr>
               <w:spacing w:after="160" w:line="278" w:lineRule="auto"/>
+              <w:jc w:val="center"/>
               <w:rPr>
                 <w:rFonts w:ascii="Times New Roman" w:eastAsia="標楷體" w:hAnsi="Times New Roman"/>
               </w:rPr>
@@ -7571,7 +7666,7 @@
         </w:tc>
         <w:tc>
           <w:tcPr>
-            <w:tcW w:w="829" w:type="pct"/>
+            <w:tcW w:w="834" w:type="pct"/>
             <w:tcBorders>
               <w:top w:val="single" w:sz="4" w:space="0" w:color="auto"/>
               <w:left w:val="single" w:sz="4" w:space="0" w:color="auto"/>
@@ -7584,6 +7679,7 @@
           <w:p>
             <w:pPr>
               <w:spacing w:after="160" w:line="278" w:lineRule="auto"/>
+              <w:jc w:val="center"/>
               <w:rPr>
                 <w:rFonts w:ascii="Times New Roman" w:eastAsia="標楷體" w:hAnsi="Times New Roman"/>
               </w:rPr>
@@ -7598,18 +7694,20 @@
         </w:tc>
         <w:tc>
           <w:tcPr>
-            <w:tcW w:w="828" w:type="pct"/>
+            <w:tcW w:w="834" w:type="pct"/>
             <w:tcBorders>
               <w:top w:val="single" w:sz="4" w:space="0" w:color="auto"/>
               <w:left w:val="single" w:sz="4" w:space="0" w:color="auto"/>
               <w:bottom w:val="single" w:sz="4" w:space="0" w:color="auto"/>
               <w:right w:val="single" w:sz="4" w:space="0" w:color="auto"/>
             </w:tcBorders>
+            <w:vAlign w:val="center"/>
             <w:hideMark/>
           </w:tcPr>
           <w:p>
             <w:pPr>
               <w:spacing w:after="160" w:line="278" w:lineRule="auto"/>
+              <w:jc w:val="center"/>
               <w:rPr>
                 <w:rFonts w:ascii="Times New Roman" w:eastAsia="標楷體" w:hAnsi="Times New Roman"/>
               </w:rPr>
@@ -7624,18 +7722,20 @@
         </w:tc>
         <w:tc>
           <w:tcPr>
-            <w:tcW w:w="855" w:type="pct"/>
+            <w:tcW w:w="835" w:type="pct"/>
             <w:tcBorders>
               <w:top w:val="single" w:sz="4" w:space="0" w:color="auto"/>
               <w:left w:val="single" w:sz="4" w:space="0" w:color="auto"/>
               <w:bottom w:val="single" w:sz="4" w:space="0" w:color="auto"/>
               <w:right w:val="single" w:sz="4" w:space="0" w:color="auto"/>
             </w:tcBorders>
+            <w:vAlign w:val="center"/>
             <w:hideMark/>
           </w:tcPr>
           <w:p>
             <w:pPr>
               <w:spacing w:after="160" w:line="278" w:lineRule="auto"/>
+              <w:jc w:val="center"/>
               <w:rPr>
                 <w:rFonts w:ascii="Times New Roman" w:eastAsia="標楷體" w:hAnsi="Times New Roman"/>
               </w:rPr>
@@ -7668,6 +7768,7 @@
           <w:p>
             <w:pPr>
               <w:spacing w:after="160" w:line="278" w:lineRule="auto"/>
+              <w:jc w:val="center"/>
               <w:rPr>
                 <w:rFonts w:ascii="Times New Roman" w:eastAsia="標楷體" w:hAnsi="Times New Roman"/>
               </w:rPr>
@@ -7688,7 +7789,7 @@
         </w:tc>
         <w:tc>
           <w:tcPr>
-            <w:tcW w:w="829" w:type="pct"/>
+            <w:tcW w:w="834" w:type="pct"/>
             <w:tcBorders>
               <w:top w:val="single" w:sz="4" w:space="0" w:color="auto"/>
               <w:left w:val="single" w:sz="4" w:space="0" w:color="auto"/>
@@ -7701,6 +7802,7 @@
           <w:p>
             <w:pPr>
               <w:spacing w:after="160" w:line="278" w:lineRule="auto"/>
+              <w:jc w:val="center"/>
               <w:rPr>
                 <w:rFonts w:ascii="Times New Roman" w:eastAsia="標楷體" w:hAnsi="Times New Roman"/>
               </w:rPr>
@@ -7715,7 +7817,7 @@
         </w:tc>
         <w:tc>
           <w:tcPr>
-            <w:tcW w:w="829" w:type="pct"/>
+            <w:tcW w:w="834" w:type="pct"/>
             <w:tcBorders>
               <w:top w:val="single" w:sz="4" w:space="0" w:color="auto"/>
               <w:left w:val="single" w:sz="4" w:space="0" w:color="auto"/>
@@ -7728,6 +7830,7 @@
           <w:p>
             <w:pPr>
               <w:spacing w:after="160" w:line="278" w:lineRule="auto"/>
+              <w:jc w:val="center"/>
               <w:rPr>
                 <w:rFonts w:ascii="Times New Roman" w:eastAsia="標楷體" w:hAnsi="Times New Roman"/>
               </w:rPr>
@@ -7742,7 +7845,7 @@
         </w:tc>
         <w:tc>
           <w:tcPr>
-            <w:tcW w:w="829" w:type="pct"/>
+            <w:tcW w:w="834" w:type="pct"/>
             <w:tcBorders>
               <w:top w:val="single" w:sz="4" w:space="0" w:color="auto"/>
               <w:left w:val="single" w:sz="4" w:space="0" w:color="auto"/>
@@ -7755,6 +7858,7 @@
           <w:p>
             <w:pPr>
               <w:spacing w:after="160" w:line="278" w:lineRule="auto"/>
+              <w:jc w:val="center"/>
               <w:rPr>
                 <w:rFonts w:ascii="Times New Roman" w:eastAsia="標楷體" w:hAnsi="Times New Roman"/>
               </w:rPr>
@@ -7769,18 +7873,20 @@
         </w:tc>
         <w:tc>
           <w:tcPr>
-            <w:tcW w:w="828" w:type="pct"/>
+            <w:tcW w:w="834" w:type="pct"/>
             <w:tcBorders>
               <w:top w:val="single" w:sz="4" w:space="0" w:color="auto"/>
               <w:left w:val="single" w:sz="4" w:space="0" w:color="auto"/>
               <w:bottom w:val="single" w:sz="4" w:space="0" w:color="auto"/>
               <w:right w:val="single" w:sz="4" w:space="0" w:color="auto"/>
             </w:tcBorders>
+            <w:vAlign w:val="center"/>
             <w:hideMark/>
           </w:tcPr>
           <w:p>
             <w:pPr>
               <w:spacing w:after="160" w:line="278" w:lineRule="auto"/>
+              <w:jc w:val="center"/>
               <w:rPr>
                 <w:rFonts w:ascii="Times New Roman" w:eastAsia="標楷體" w:hAnsi="Times New Roman"/>
               </w:rPr>
@@ -7795,18 +7901,20 @@
         </w:tc>
         <w:tc>
           <w:tcPr>
-            <w:tcW w:w="855" w:type="pct"/>
+            <w:tcW w:w="835" w:type="pct"/>
             <w:tcBorders>
               <w:top w:val="single" w:sz="4" w:space="0" w:color="auto"/>
               <w:left w:val="single" w:sz="4" w:space="0" w:color="auto"/>
               <w:bottom w:val="single" w:sz="4" w:space="0" w:color="auto"/>
               <w:right w:val="single" w:sz="4" w:space="0" w:color="auto"/>
             </w:tcBorders>
+            <w:vAlign w:val="center"/>
             <w:hideMark/>
           </w:tcPr>
           <w:p>
             <w:pPr>
               <w:spacing w:after="160" w:line="278" w:lineRule="auto"/>
+              <w:jc w:val="center"/>
               <w:rPr>
                 <w:rFonts w:ascii="Times New Roman" w:eastAsia="標楷體" w:hAnsi="Times New Roman"/>
               </w:rPr>
@@ -7839,28 +7947,22 @@
           <w:p>
             <w:pPr>
               <w:spacing w:after="160" w:line="278" w:lineRule="auto"/>
-              <w:rPr>
-                <w:rFonts w:ascii="Times New Roman" w:eastAsia="標楷體" w:hAnsi="Times New Roman"/>
-              </w:rPr>
-            </w:pPr>
-            <w:r>
-              <w:rPr>
-                <w:rFonts w:ascii="Times New Roman" w:eastAsia="標楷體" w:hAnsi="Times New Roman" w:hint="eastAsia"/>
-              </w:rPr>
-              <w:t>長者潛在情緒與語意洞</w:t>
-            </w:r>
-            <w:r>
-              <w:rPr>
-                <w:rFonts w:ascii="Times New Roman" w:eastAsia="標楷體" w:hAnsi="Times New Roman" w:hint="eastAsia"/>
-              </w:rPr>
-              <w:lastRenderedPageBreak/>
-              <w:t>察報告</w:t>
+              <w:jc w:val="center"/>
+              <w:rPr>
+                <w:rFonts w:ascii="Times New Roman" w:eastAsia="標楷體" w:hAnsi="Times New Roman"/>
+              </w:rPr>
+            </w:pPr>
+            <w:r>
+              <w:rPr>
+                <w:rFonts w:ascii="Times New Roman" w:eastAsia="標楷體" w:hAnsi="Times New Roman" w:hint="eastAsia"/>
+              </w:rPr>
+              <w:t>長者潛在情緒與語意洞察報告</w:t>
             </w:r>
           </w:p>
         </w:tc>
         <w:tc>
           <w:tcPr>
-            <w:tcW w:w="829" w:type="pct"/>
+            <w:tcW w:w="834" w:type="pct"/>
             <w:tcBorders>
               <w:top w:val="single" w:sz="4" w:space="0" w:color="auto"/>
               <w:left w:val="single" w:sz="4" w:space="0" w:color="auto"/>
@@ -7873,6 +7975,7 @@
           <w:p>
             <w:pPr>
               <w:spacing w:after="160" w:line="278" w:lineRule="auto"/>
+              <w:jc w:val="center"/>
               <w:rPr>
                 <w:rFonts w:ascii="Times New Roman" w:eastAsia="標楷體" w:hAnsi="Times New Roman"/>
               </w:rPr>
@@ -7881,14 +7984,13 @@
               <w:rPr>
                 <w:rFonts w:ascii="Segoe UI Emoji" w:eastAsia="標楷體" w:hAnsi="Segoe UI Emoji" w:cs="Segoe UI Emoji"/>
               </w:rPr>
-              <w:lastRenderedPageBreak/>
               <w:t>🟢</w:t>
             </w:r>
           </w:p>
         </w:tc>
         <w:tc>
           <w:tcPr>
-            <w:tcW w:w="829" w:type="pct"/>
+            <w:tcW w:w="834" w:type="pct"/>
             <w:tcBorders>
               <w:top w:val="single" w:sz="4" w:space="0" w:color="auto"/>
               <w:left w:val="single" w:sz="4" w:space="0" w:color="auto"/>
@@ -7901,6 +8003,7 @@
           <w:p>
             <w:pPr>
               <w:spacing w:after="160" w:line="278" w:lineRule="auto"/>
+              <w:jc w:val="center"/>
               <w:rPr>
                 <w:rFonts w:ascii="Times New Roman" w:eastAsia="標楷體" w:hAnsi="Times New Roman"/>
               </w:rPr>
@@ -7915,7 +8018,7 @@
         </w:tc>
         <w:tc>
           <w:tcPr>
-            <w:tcW w:w="829" w:type="pct"/>
+            <w:tcW w:w="834" w:type="pct"/>
             <w:tcBorders>
               <w:top w:val="single" w:sz="4" w:space="0" w:color="auto"/>
               <w:left w:val="single" w:sz="4" w:space="0" w:color="auto"/>
@@ -7928,6 +8031,7 @@
           <w:p>
             <w:pPr>
               <w:spacing w:after="160" w:line="278" w:lineRule="auto"/>
+              <w:jc w:val="center"/>
               <w:rPr>
                 <w:rFonts w:ascii="Times New Roman" w:eastAsia="標楷體" w:hAnsi="Times New Roman"/>
               </w:rPr>
@@ -7942,18 +8046,20 @@
         </w:tc>
         <w:tc>
           <w:tcPr>
-            <w:tcW w:w="828" w:type="pct"/>
+            <w:tcW w:w="834" w:type="pct"/>
             <w:tcBorders>
               <w:top w:val="single" w:sz="4" w:space="0" w:color="auto"/>
               <w:left w:val="single" w:sz="4" w:space="0" w:color="auto"/>
               <w:bottom w:val="single" w:sz="4" w:space="0" w:color="auto"/>
               <w:right w:val="single" w:sz="4" w:space="0" w:color="auto"/>
             </w:tcBorders>
+            <w:vAlign w:val="center"/>
             <w:hideMark/>
           </w:tcPr>
           <w:p>
             <w:pPr>
               <w:spacing w:after="160" w:line="278" w:lineRule="auto"/>
+              <w:jc w:val="center"/>
               <w:rPr>
                 <w:rFonts w:ascii="Times New Roman" w:eastAsia="標楷體" w:hAnsi="Times New Roman"/>
               </w:rPr>
@@ -7968,18 +8074,20 @@
         </w:tc>
         <w:tc>
           <w:tcPr>
-            <w:tcW w:w="855" w:type="pct"/>
+            <w:tcW w:w="835" w:type="pct"/>
             <w:tcBorders>
               <w:top w:val="single" w:sz="4" w:space="0" w:color="auto"/>
               <w:left w:val="single" w:sz="4" w:space="0" w:color="auto"/>
               <w:bottom w:val="single" w:sz="4" w:space="0" w:color="auto"/>
               <w:right w:val="single" w:sz="4" w:space="0" w:color="auto"/>
             </w:tcBorders>
+            <w:vAlign w:val="center"/>
             <w:hideMark/>
           </w:tcPr>
           <w:p>
             <w:pPr>
               <w:spacing w:after="160" w:line="278" w:lineRule="auto"/>
+              <w:jc w:val="center"/>
               <w:rPr>
                 <w:rFonts w:ascii="Times New Roman" w:eastAsia="標楷體" w:hAnsi="Times New Roman"/>
               </w:rPr>
@@ -8012,21 +8120,23 @@
           <w:p>
             <w:pPr>
               <w:spacing w:after="160" w:line="278" w:lineRule="auto"/>
-              <w:rPr>
-                <w:rFonts w:ascii="Times New Roman" w:eastAsia="標楷體" w:hAnsi="Times New Roman"/>
-              </w:rPr>
-            </w:pPr>
-            <w:r>
-              <w:rPr>
-                <w:rFonts w:ascii="Times New Roman" w:eastAsia="標楷體" w:hAnsi="Times New Roman" w:hint="eastAsia"/>
-              </w:rPr>
+              <w:jc w:val="center"/>
+              <w:rPr>
+                <w:rFonts w:ascii="Times New Roman" w:eastAsia="標楷體" w:hAnsi="Times New Roman"/>
+              </w:rPr>
+            </w:pPr>
+            <w:r>
+              <w:rPr>
+                <w:rFonts w:ascii="Times New Roman" w:eastAsia="標楷體" w:hAnsi="Times New Roman" w:hint="eastAsia"/>
+              </w:rPr>
+              <w:lastRenderedPageBreak/>
               <w:t>長者生活動態與照片檢視</w:t>
             </w:r>
           </w:p>
         </w:tc>
         <w:tc>
           <w:tcPr>
-            <w:tcW w:w="829" w:type="pct"/>
+            <w:tcW w:w="834" w:type="pct"/>
             <w:tcBorders>
               <w:top w:val="single" w:sz="4" w:space="0" w:color="auto"/>
               <w:left w:val="single" w:sz="4" w:space="0" w:color="auto"/>
@@ -8039,6 +8149,7 @@
           <w:p>
             <w:pPr>
               <w:spacing w:after="160" w:line="278" w:lineRule="auto"/>
+              <w:jc w:val="center"/>
               <w:rPr>
                 <w:rFonts w:ascii="Times New Roman" w:eastAsia="標楷體" w:hAnsi="Times New Roman"/>
               </w:rPr>
@@ -8053,7 +8164,7 @@
         </w:tc>
         <w:tc>
           <w:tcPr>
-            <w:tcW w:w="829" w:type="pct"/>
+            <w:tcW w:w="834" w:type="pct"/>
             <w:tcBorders>
               <w:top w:val="single" w:sz="4" w:space="0" w:color="auto"/>
               <w:left w:val="single" w:sz="4" w:space="0" w:color="auto"/>
@@ -8066,6 +8177,7 @@
           <w:p>
             <w:pPr>
               <w:spacing w:after="160" w:line="278" w:lineRule="auto"/>
+              <w:jc w:val="center"/>
               <w:rPr>
                 <w:rFonts w:ascii="Times New Roman" w:eastAsia="標楷體" w:hAnsi="Times New Roman"/>
               </w:rPr>
@@ -8080,7 +8192,7 @@
         </w:tc>
         <w:tc>
           <w:tcPr>
-            <w:tcW w:w="829" w:type="pct"/>
+            <w:tcW w:w="835" w:type="pct"/>
             <w:tcBorders>
               <w:top w:val="single" w:sz="4" w:space="0" w:color="auto"/>
               <w:left w:val="single" w:sz="4" w:space="0" w:color="auto"/>
@@ -8093,6 +8205,7 @@
           <w:p>
             <w:pPr>
               <w:spacing w:after="160" w:line="278" w:lineRule="auto"/>
+              <w:jc w:val="center"/>
               <w:rPr>
                 <w:rFonts w:ascii="Times New Roman" w:eastAsia="標楷體" w:hAnsi="Times New Roman"/>
               </w:rPr>
@@ -8107,18 +8220,20 @@
         </w:tc>
         <w:tc>
           <w:tcPr>
-            <w:tcW w:w="828" w:type="pct"/>
+            <w:tcW w:w="834" w:type="pct"/>
             <w:tcBorders>
               <w:top w:val="single" w:sz="4" w:space="0" w:color="auto"/>
               <w:left w:val="single" w:sz="4" w:space="0" w:color="auto"/>
               <w:bottom w:val="single" w:sz="4" w:space="0" w:color="auto"/>
               <w:right w:val="single" w:sz="4" w:space="0" w:color="auto"/>
             </w:tcBorders>
+            <w:vAlign w:val="center"/>
             <w:hideMark/>
           </w:tcPr>
           <w:p>
             <w:pPr>
               <w:spacing w:after="160" w:line="278" w:lineRule="auto"/>
+              <w:jc w:val="center"/>
               <w:rPr>
                 <w:rFonts w:ascii="Times New Roman" w:eastAsia="標楷體" w:hAnsi="Times New Roman"/>
               </w:rPr>
@@ -8133,18 +8248,20 @@
         </w:tc>
         <w:tc>
           <w:tcPr>
-            <w:tcW w:w="855" w:type="pct"/>
+            <w:tcW w:w="835" w:type="pct"/>
             <w:tcBorders>
               <w:top w:val="single" w:sz="4" w:space="0" w:color="auto"/>
               <w:left w:val="single" w:sz="4" w:space="0" w:color="auto"/>
               <w:bottom w:val="single" w:sz="4" w:space="0" w:color="auto"/>
               <w:right w:val="single" w:sz="4" w:space="0" w:color="auto"/>
             </w:tcBorders>
+            <w:vAlign w:val="center"/>
             <w:hideMark/>
           </w:tcPr>
           <w:p>
             <w:pPr>
               <w:spacing w:after="160" w:line="278" w:lineRule="auto"/>
+              <w:jc w:val="center"/>
               <w:rPr>
                 <w:rFonts w:ascii="Times New Roman" w:eastAsia="標楷體" w:hAnsi="Times New Roman"/>
               </w:rPr>
@@ -8177,6 +8294,7 @@
           <w:p>
             <w:pPr>
               <w:spacing w:after="160" w:line="278" w:lineRule="auto"/>
+              <w:jc w:val="center"/>
               <w:rPr>
                 <w:rFonts w:ascii="Times New Roman" w:eastAsia="標楷體" w:hAnsi="Times New Roman"/>
               </w:rPr>
@@ -8186,18 +8304,12 @@
                 <w:rFonts w:ascii="Times New Roman" w:eastAsia="標楷體" w:hAnsi="Times New Roman" w:hint="eastAsia"/>
               </w:rPr>
               <w:t>趣味養成與虛擬成就</w:t>
-            </w:r>
-            <w:r>
-              <w:rPr>
-                <w:rFonts w:ascii="Times New Roman" w:eastAsia="標楷體" w:hAnsi="Times New Roman"/>
-              </w:rPr>
-              <w:t xml:space="preserve"> </w:t>
             </w:r>
           </w:p>
         </w:tc>
         <w:tc>
           <w:tcPr>
-            <w:tcW w:w="829" w:type="pct"/>
+            <w:tcW w:w="834" w:type="pct"/>
             <w:tcBorders>
               <w:top w:val="single" w:sz="4" w:space="0" w:color="auto"/>
               <w:left w:val="single" w:sz="4" w:space="0" w:color="auto"/>
@@ -8210,6 +8322,7 @@
           <w:p>
             <w:pPr>
               <w:spacing w:after="160" w:line="278" w:lineRule="auto"/>
+              <w:jc w:val="center"/>
               <w:rPr>
                 <w:rFonts w:ascii="Times New Roman" w:eastAsia="標楷體" w:hAnsi="Times New Roman"/>
               </w:rPr>
@@ -8224,7 +8337,7 @@
         </w:tc>
         <w:tc>
           <w:tcPr>
-            <w:tcW w:w="829" w:type="pct"/>
+            <w:tcW w:w="834" w:type="pct"/>
             <w:tcBorders>
               <w:top w:val="single" w:sz="4" w:space="0" w:color="auto"/>
               <w:left w:val="single" w:sz="4" w:space="0" w:color="auto"/>
@@ -8237,6 +8350,7 @@
           <w:p>
             <w:pPr>
               <w:spacing w:after="160" w:line="278" w:lineRule="auto"/>
+              <w:jc w:val="center"/>
               <w:rPr>
                 <w:rFonts w:ascii="Times New Roman" w:eastAsia="標楷體" w:hAnsi="Times New Roman"/>
               </w:rPr>
@@ -8251,7 +8365,7 @@
         </w:tc>
         <w:tc>
           <w:tcPr>
-            <w:tcW w:w="829" w:type="pct"/>
+            <w:tcW w:w="835" w:type="pct"/>
             <w:tcBorders>
               <w:top w:val="single" w:sz="4" w:space="0" w:color="auto"/>
               <w:left w:val="single" w:sz="4" w:space="0" w:color="auto"/>
@@ -8264,6 +8378,7 @@
           <w:p>
             <w:pPr>
               <w:spacing w:after="160" w:line="278" w:lineRule="auto"/>
+              <w:jc w:val="center"/>
               <w:rPr>
                 <w:rFonts w:ascii="Times New Roman" w:eastAsia="標楷體" w:hAnsi="Times New Roman"/>
               </w:rPr>
@@ -8278,18 +8393,20 @@
         </w:tc>
         <w:tc>
           <w:tcPr>
-            <w:tcW w:w="828" w:type="pct"/>
+            <w:tcW w:w="834" w:type="pct"/>
             <w:tcBorders>
               <w:top w:val="single" w:sz="4" w:space="0" w:color="auto"/>
               <w:left w:val="single" w:sz="4" w:space="0" w:color="auto"/>
               <w:bottom w:val="single" w:sz="4" w:space="0" w:color="auto"/>
               <w:right w:val="single" w:sz="4" w:space="0" w:color="auto"/>
             </w:tcBorders>
+            <w:vAlign w:val="center"/>
             <w:hideMark/>
           </w:tcPr>
           <w:p>
             <w:pPr>
               <w:spacing w:after="160" w:line="278" w:lineRule="auto"/>
+              <w:jc w:val="center"/>
               <w:rPr>
                 <w:rFonts w:ascii="Times New Roman" w:eastAsia="標楷體" w:hAnsi="Times New Roman"/>
               </w:rPr>
@@ -8304,18 +8421,20 @@
         </w:tc>
         <w:tc>
           <w:tcPr>
-            <w:tcW w:w="855" w:type="pct"/>
+            <w:tcW w:w="835" w:type="pct"/>
             <w:tcBorders>
               <w:top w:val="single" w:sz="4" w:space="0" w:color="auto"/>
               <w:left w:val="single" w:sz="4" w:space="0" w:color="auto"/>
               <w:bottom w:val="single" w:sz="4" w:space="0" w:color="auto"/>
               <w:right w:val="single" w:sz="4" w:space="0" w:color="auto"/>
             </w:tcBorders>
+            <w:vAlign w:val="center"/>
             <w:hideMark/>
           </w:tcPr>
           <w:p>
             <w:pPr>
               <w:spacing w:after="160" w:line="278" w:lineRule="auto"/>
+              <w:jc w:val="center"/>
               <w:rPr>
                 <w:rFonts w:ascii="Times New Roman" w:eastAsia="標楷體" w:hAnsi="Times New Roman"/>
               </w:rPr>
@@ -8551,14 +8670,6 @@
                 <w:rFonts w:ascii="Times New Roman" w:eastAsia="標楷體" w:hAnsi="Times New Roman"/>
               </w:rPr>
             </w:pPr>
-          </w:p>
-          <w:p>
-            <w:pPr>
-              <w:spacing w:after="160" w:line="278" w:lineRule="auto"/>
-              <w:rPr>
-                <w:rFonts w:ascii="Times New Roman" w:eastAsia="標楷體" w:hAnsi="Times New Roman"/>
-              </w:rPr>
-            </w:pPr>
             <w:r>
               <w:rPr>
                 <w:rFonts w:ascii="Times New Roman" w:eastAsia="標楷體" w:hAnsi="Times New Roman"/>
@@ -8591,14 +8702,6 @@
                 <w:rFonts w:ascii="Times New Roman" w:eastAsia="標楷體" w:hAnsi="Times New Roman"/>
               </w:rPr>
             </w:pPr>
-          </w:p>
-          <w:p>
-            <w:pPr>
-              <w:spacing w:after="160" w:line="278" w:lineRule="auto"/>
-              <w:rPr>
-                <w:rFonts w:ascii="Times New Roman" w:eastAsia="標楷體" w:hAnsi="Times New Roman"/>
-              </w:rPr>
-            </w:pPr>
             <w:r>
               <w:rPr>
                 <w:rFonts w:ascii="Times New Roman" w:eastAsia="標楷體" w:hAnsi="Times New Roman"/>
@@ -8649,14 +8752,6 @@
               </w:rPr>
               <w:t>等現代化技術的開發能力，系統模組化程度高，未來擴充彈性大。</w:t>
             </w:r>
-          </w:p>
-          <w:p>
-            <w:pPr>
-              <w:spacing w:after="160" w:line="278" w:lineRule="auto"/>
-              <w:rPr>
-                <w:rFonts w:ascii="Times New Roman" w:eastAsia="標楷體" w:hAnsi="Times New Roman"/>
-              </w:rPr>
-            </w:pPr>
           </w:p>
         </w:tc>
         <w:tc>
@@ -8696,14 +8791,6 @@
                 <w:rFonts w:ascii="Times New Roman" w:eastAsia="標楷體" w:hAnsi="Times New Roman"/>
               </w:rPr>
             </w:pPr>
-          </w:p>
-          <w:p>
-            <w:pPr>
-              <w:spacing w:after="160" w:line="278" w:lineRule="auto"/>
-              <w:rPr>
-                <w:rFonts w:ascii="Times New Roman" w:eastAsia="標楷體" w:hAnsi="Times New Roman"/>
-              </w:rPr>
-            </w:pPr>
             <w:r>
               <w:rPr>
                 <w:rFonts w:ascii="Times New Roman" w:eastAsia="標楷體" w:hAnsi="Times New Roman"/>
@@ -8733,15 +8820,7 @@
             <w:pPr>
               <w:spacing w:after="160" w:line="278" w:lineRule="auto"/>
               <w:rPr>
-                <w:rFonts w:ascii="Times New Roman" w:eastAsia="標楷體" w:hAnsi="Times New Roman"/>
-              </w:rPr>
-            </w:pPr>
-          </w:p>
-          <w:p>
-            <w:pPr>
-              <w:spacing w:after="160" w:line="278" w:lineRule="auto"/>
-              <w:rPr>
-                <w:rFonts w:ascii="Times New Roman" w:eastAsia="標楷體" w:hAnsi="Times New Roman"/>
+                <w:rFonts w:ascii="Times New Roman" w:eastAsia="標楷體" w:hAnsi="Times New Roman" w:hint="eastAsia"/>
               </w:rPr>
             </w:pPr>
             <w:r>
@@ -8756,14 +8835,6 @@
               </w:rPr>
               <w:t>系統運作需建立在長輩擁有智慧型手機且具備穩定網路環境的前提下，硬體普及率仍有受限。</w:t>
             </w:r>
-          </w:p>
-          <w:p>
-            <w:pPr>
-              <w:spacing w:after="160" w:line="278" w:lineRule="auto"/>
-              <w:rPr>
-                <w:rFonts w:ascii="Times New Roman" w:eastAsia="標楷體" w:hAnsi="Times New Roman"/>
-              </w:rPr>
-            </w:pPr>
           </w:p>
         </w:tc>
       </w:tr>
@@ -8893,14 +8964,6 @@
                 <w:rFonts w:ascii="Times New Roman" w:eastAsia="標楷體" w:hAnsi="Times New Roman"/>
               </w:rPr>
             </w:pPr>
-          </w:p>
-          <w:p>
-            <w:pPr>
-              <w:spacing w:after="160" w:line="278" w:lineRule="auto"/>
-              <w:rPr>
-                <w:rFonts w:ascii="Times New Roman" w:eastAsia="標楷體" w:hAnsi="Times New Roman"/>
-              </w:rPr>
-            </w:pPr>
             <w:r>
               <w:rPr>
                 <w:rFonts w:ascii="Times New Roman" w:eastAsia="標楷體" w:hAnsi="Times New Roman"/>
@@ -8939,14 +9002,6 @@
               </w:rPr>
               <w:t>家屬已養成軟體「訂閱制」的付費習慣。</w:t>
             </w:r>
-          </w:p>
-          <w:p>
-            <w:pPr>
-              <w:spacing w:after="160" w:line="278" w:lineRule="auto"/>
-              <w:rPr>
-                <w:rFonts w:ascii="Times New Roman" w:eastAsia="標楷體" w:hAnsi="Times New Roman"/>
-              </w:rPr>
-            </w:pPr>
           </w:p>
           <w:p>
             <w:pPr>
@@ -9043,14 +9098,6 @@
                 <w:rFonts w:ascii="Times New Roman" w:eastAsia="標楷體" w:hAnsi="Times New Roman"/>
               </w:rPr>
             </w:pPr>
-          </w:p>
-          <w:p>
-            <w:pPr>
-              <w:spacing w:after="160" w:line="278" w:lineRule="auto"/>
-              <w:rPr>
-                <w:rFonts w:ascii="Times New Roman" w:eastAsia="標楷體" w:hAnsi="Times New Roman"/>
-              </w:rPr>
-            </w:pPr>
             <w:r>
               <w:rPr>
                 <w:rFonts w:ascii="Times New Roman" w:eastAsia="標楷體" w:hAnsi="Times New Roman"/>
@@ -9063,14 +9110,6 @@
               </w:rPr>
               <w:t>涉及長者生活作息與語音對話的數據收集，面臨日益嚴苛的資訊安全與隱私權保護法規挑戰。</w:t>
             </w:r>
-          </w:p>
-          <w:p>
-            <w:pPr>
-              <w:spacing w:after="160" w:line="278" w:lineRule="auto"/>
-              <w:rPr>
-                <w:rFonts w:ascii="Times New Roman" w:eastAsia="標楷體" w:hAnsi="Times New Roman"/>
-              </w:rPr>
-            </w:pPr>
           </w:p>
           <w:p>
             <w:pPr>
@@ -9160,9 +9199,9 @@
         <w:tblLook w:val="04A0" w:firstRow="1" w:lastRow="0" w:firstColumn="1" w:lastColumn="0" w:noHBand="0" w:noVBand="1"/>
       </w:tblPr>
       <w:tblGrid>
-        <w:gridCol w:w="3209"/>
-        <w:gridCol w:w="3209"/>
-        <w:gridCol w:w="3210"/>
+        <w:gridCol w:w="2122"/>
+        <w:gridCol w:w="3685"/>
+        <w:gridCol w:w="3821"/>
       </w:tblGrid>
       <w:tr>
         <w:trPr>
@@ -9170,7 +9209,7 @@
         </w:trPr>
         <w:tc>
           <w:tcPr>
-            <w:tcW w:w="3209" w:type="dxa"/>
+            <w:tcW w:w="2122" w:type="dxa"/>
             <w:tcBorders>
               <w:top w:val="single" w:sz="4" w:space="0" w:color="auto"/>
               <w:left w:val="single" w:sz="4" w:space="0" w:color="auto"/>
@@ -9199,7 +9238,7 @@
         </w:tc>
         <w:tc>
           <w:tcPr>
-            <w:tcW w:w="3209" w:type="dxa"/>
+            <w:tcW w:w="3685" w:type="dxa"/>
             <w:tcBorders>
               <w:top w:val="single" w:sz="4" w:space="0" w:color="auto"/>
               <w:left w:val="single" w:sz="4" w:space="0" w:color="auto"/>
@@ -9236,7 +9275,7 @@
         </w:tc>
         <w:tc>
           <w:tcPr>
-            <w:tcW w:w="3210" w:type="dxa"/>
+            <w:tcW w:w="3821" w:type="dxa"/>
             <w:tcBorders>
               <w:top w:val="single" w:sz="4" w:space="0" w:color="auto"/>
               <w:left w:val="single" w:sz="4" w:space="0" w:color="auto"/>
@@ -9275,7 +9314,7 @@
       <w:tr>
         <w:tc>
           <w:tcPr>
-            <w:tcW w:w="3209" w:type="dxa"/>
+            <w:tcW w:w="2122" w:type="dxa"/>
             <w:tcBorders>
               <w:top w:val="single" w:sz="4" w:space="0" w:color="auto"/>
               <w:left w:val="single" w:sz="4" w:space="0" w:color="auto"/>
@@ -9312,7 +9351,7 @@
         </w:tc>
         <w:tc>
           <w:tcPr>
-            <w:tcW w:w="3209" w:type="dxa"/>
+            <w:tcW w:w="3685" w:type="dxa"/>
             <w:tcBorders>
               <w:top w:val="single" w:sz="4" w:space="0" w:color="auto"/>
               <w:left w:val="single" w:sz="4" w:space="0" w:color="auto"/>
@@ -9407,14 +9446,6 @@
                 <w:rFonts w:ascii="Times New Roman" w:eastAsia="標楷體" w:hAnsi="Times New Roman"/>
               </w:rPr>
             </w:pPr>
-          </w:p>
-          <w:p>
-            <w:pPr>
-              <w:spacing w:after="160" w:line="278" w:lineRule="auto"/>
-              <w:rPr>
-                <w:rFonts w:ascii="Times New Roman" w:eastAsia="標楷體" w:hAnsi="Times New Roman"/>
-              </w:rPr>
-            </w:pPr>
             <w:r>
               <w:rPr>
                 <w:rFonts w:ascii="Times New Roman" w:eastAsia="標楷體" w:hAnsi="Times New Roman"/>
@@ -9439,14 +9470,6 @@
               </w:rPr>
               <w:t>技術創新點，積極參與政府智慧長照創新計畫，爭取研發經費與官方曝光管道。</w:t>
             </w:r>
-          </w:p>
-          <w:p>
-            <w:pPr>
-              <w:spacing w:after="160" w:line="278" w:lineRule="auto"/>
-              <w:rPr>
-                <w:rFonts w:ascii="Times New Roman" w:eastAsia="標楷體" w:hAnsi="Times New Roman"/>
-              </w:rPr>
-            </w:pPr>
           </w:p>
           <w:p>
             <w:pPr>
@@ -9495,7 +9518,7 @@
         </w:tc>
         <w:tc>
           <w:tcPr>
-            <w:tcW w:w="3210" w:type="dxa"/>
+            <w:tcW w:w="3821" w:type="dxa"/>
             <w:tcBorders>
               <w:top w:val="single" w:sz="4" w:space="0" w:color="auto"/>
               <w:left w:val="single" w:sz="4" w:space="0" w:color="auto"/>
@@ -9568,14 +9591,6 @@
                 <w:rFonts w:ascii="Times New Roman" w:eastAsia="標楷體" w:hAnsi="Times New Roman"/>
               </w:rPr>
             </w:pPr>
-          </w:p>
-          <w:p>
-            <w:pPr>
-              <w:spacing w:after="160" w:line="278" w:lineRule="auto"/>
-              <w:rPr>
-                <w:rFonts w:ascii="Times New Roman" w:eastAsia="標楷體" w:hAnsi="Times New Roman"/>
-              </w:rPr>
-            </w:pPr>
             <w:r>
               <w:rPr>
                 <w:rFonts w:ascii="Times New Roman" w:eastAsia="標楷體" w:hAnsi="Times New Roman"/>
@@ -9614,14 +9629,6 @@
               </w:rPr>
               <w:t>輔助照護教學」實體活動，提升品牌知名度並化解硬體抗拒。</w:t>
             </w:r>
-          </w:p>
-          <w:p>
-            <w:pPr>
-              <w:spacing w:after="160" w:line="278" w:lineRule="auto"/>
-              <w:rPr>
-                <w:rFonts w:ascii="Times New Roman" w:eastAsia="標楷體" w:hAnsi="Times New Roman"/>
-              </w:rPr>
-            </w:pPr>
           </w:p>
           <w:p>
             <w:pPr>
@@ -9660,7 +9667,7 @@
       <w:tr>
         <w:tc>
           <w:tcPr>
-            <w:tcW w:w="3209" w:type="dxa"/>
+            <w:tcW w:w="2122" w:type="dxa"/>
             <w:tcBorders>
               <w:top w:val="single" w:sz="4" w:space="0" w:color="auto"/>
               <w:left w:val="single" w:sz="4" w:space="0" w:color="auto"/>
@@ -9683,7 +9690,6 @@
                 <w:b/>
                 <w:bCs/>
               </w:rPr>
-              <w:lastRenderedPageBreak/>
               <w:t>外部威脅</w:t>
             </w:r>
             <w:r>
@@ -9698,7 +9704,7 @@
         </w:tc>
         <w:tc>
           <w:tcPr>
-            <w:tcW w:w="3209" w:type="dxa"/>
+            <w:tcW w:w="3685" w:type="dxa"/>
             <w:tcBorders>
               <w:top w:val="single" w:sz="4" w:space="0" w:color="auto"/>
               <w:left w:val="single" w:sz="4" w:space="0" w:color="auto"/>
@@ -9771,14 +9777,6 @@
                 <w:rFonts w:ascii="Times New Roman" w:eastAsia="標楷體" w:hAnsi="Times New Roman"/>
               </w:rPr>
             </w:pPr>
-          </w:p>
-          <w:p>
-            <w:pPr>
-              <w:spacing w:after="160" w:line="278" w:lineRule="auto"/>
-              <w:rPr>
-                <w:rFonts w:ascii="Times New Roman" w:eastAsia="標楷體" w:hAnsi="Times New Roman"/>
-              </w:rPr>
-            </w:pPr>
             <w:r>
               <w:rPr>
                 <w:rFonts w:ascii="Times New Roman" w:eastAsia="標楷體" w:hAnsi="Times New Roman"/>
@@ -9805,14 +9803,6 @@
               </w:rPr>
               <w:t>」此一利基市場，避開與大型醫療體系軟體的數據戰。</w:t>
             </w:r>
-          </w:p>
-          <w:p>
-            <w:pPr>
-              <w:spacing w:after="160" w:line="278" w:lineRule="auto"/>
-              <w:rPr>
-                <w:rFonts w:ascii="Times New Roman" w:eastAsia="標楷體" w:hAnsi="Times New Roman"/>
-              </w:rPr>
-            </w:pPr>
           </w:p>
           <w:p>
             <w:pPr>
@@ -9851,7 +9841,7 @@
         </w:tc>
         <w:tc>
           <w:tcPr>
-            <w:tcW w:w="3210" w:type="dxa"/>
+            <w:tcW w:w="3821" w:type="dxa"/>
             <w:tcBorders>
               <w:top w:val="single" w:sz="4" w:space="0" w:color="auto"/>
               <w:left w:val="single" w:sz="4" w:space="0" w:color="auto"/>
@@ -9926,14 +9916,6 @@
                 <w:rFonts w:ascii="Times New Roman" w:eastAsia="標楷體" w:hAnsi="Times New Roman"/>
               </w:rPr>
             </w:pPr>
-          </w:p>
-          <w:p>
-            <w:pPr>
-              <w:spacing w:after="160" w:line="278" w:lineRule="auto"/>
-              <w:rPr>
-                <w:rFonts w:ascii="Times New Roman" w:eastAsia="標楷體" w:hAnsi="Times New Roman"/>
-              </w:rPr>
-            </w:pPr>
             <w:r>
               <w:rPr>
                 <w:rFonts w:ascii="Times New Roman" w:eastAsia="標楷體" w:hAnsi="Times New Roman"/>
@@ -9966,14 +9948,6 @@
                 <w:rFonts w:ascii="Times New Roman" w:eastAsia="標楷體" w:hAnsi="Times New Roman"/>
               </w:rPr>
             </w:pPr>
-          </w:p>
-          <w:p>
-            <w:pPr>
-              <w:spacing w:after="160" w:line="278" w:lineRule="auto"/>
-              <w:rPr>
-                <w:rFonts w:ascii="Times New Roman" w:eastAsia="標楷體" w:hAnsi="Times New Roman"/>
-              </w:rPr>
-            </w:pPr>
             <w:r>
               <w:rPr>
                 <w:rFonts w:ascii="Times New Roman" w:eastAsia="標楷體" w:hAnsi="Times New Roman"/>
@@ -9984,7 +9958,14 @@
               <w:rPr>
                 <w:rFonts w:ascii="Times New Roman" w:eastAsia="標楷體" w:hAnsi="Times New Roman" w:hint="eastAsia"/>
               </w:rPr>
-              <w:t>針對無網路或無設備的弱勢高齡家庭，暫緩推廣，集中資源優先服務具備硬體基礎與付費能力的目標客群。</w:t>
+              <w:t>針對無網路或無設備的弱勢高齡家庭，暫緩推廣，集中資源優先服務具備硬體基礎與付費能力的目</w:t>
+            </w:r>
+            <w:r>
+              <w:rPr>
+                <w:rFonts w:ascii="Times New Roman" w:eastAsia="標楷體" w:hAnsi="Times New Roman" w:hint="eastAsia"/>
+              </w:rPr>
+              <w:lastRenderedPageBreak/>
+              <w:t>標客群。</w:t>
             </w:r>
           </w:p>
         </w:tc>
@@ -9992,7 +9973,7 @@
       <w:tr>
         <w:tc>
           <w:tcPr>
-            <w:tcW w:w="3209" w:type="dxa"/>
+            <w:tcW w:w="2122" w:type="dxa"/>
             <w:tcBorders>
               <w:top w:val="single" w:sz="4" w:space="0" w:color="auto"/>
               <w:left w:val="single" w:sz="4" w:space="0" w:color="auto"/>
@@ -10015,6 +9996,7 @@
                 <w:b/>
                 <w:bCs/>
               </w:rPr>
+              <w:lastRenderedPageBreak/>
               <w:t>外部機會</w:t>
             </w:r>
             <w:r>
@@ -10029,7 +10011,7 @@
         </w:tc>
         <w:tc>
           <w:tcPr>
-            <w:tcW w:w="3209" w:type="dxa"/>
+            <w:tcW w:w="3685" w:type="dxa"/>
             <w:tcBorders>
               <w:top w:val="single" w:sz="4" w:space="0" w:color="auto"/>
               <w:left w:val="single" w:sz="4" w:space="0" w:color="auto"/>
@@ -10124,14 +10106,6 @@
                 <w:rFonts w:ascii="Times New Roman" w:eastAsia="標楷體" w:hAnsi="Times New Roman"/>
               </w:rPr>
             </w:pPr>
-          </w:p>
-          <w:p>
-            <w:pPr>
-              <w:spacing w:after="160" w:line="278" w:lineRule="auto"/>
-              <w:rPr>
-                <w:rFonts w:ascii="Times New Roman" w:eastAsia="標楷體" w:hAnsi="Times New Roman"/>
-              </w:rPr>
-            </w:pPr>
             <w:r>
               <w:rPr>
                 <w:rFonts w:ascii="Times New Roman" w:eastAsia="標楷體" w:hAnsi="Times New Roman"/>
@@ -10154,23 +10128,8 @@
               <w:rPr>
                 <w:rFonts w:ascii="Times New Roman" w:eastAsia="標楷體" w:hAnsi="Times New Roman" w:hint="eastAsia"/>
               </w:rPr>
-              <w:t>技術創新點，積極參與政府智慧長照創新計畫，爭取研發經費與官方曝</w:t>
-            </w:r>
-            <w:r>
-              <w:rPr>
-                <w:rFonts w:ascii="Times New Roman" w:eastAsia="標楷體" w:hAnsi="Times New Roman" w:hint="eastAsia"/>
-              </w:rPr>
-              <w:lastRenderedPageBreak/>
-              <w:t>光管道。</w:t>
-            </w:r>
-          </w:p>
-          <w:p>
-            <w:pPr>
-              <w:spacing w:after="160" w:line="278" w:lineRule="auto"/>
-              <w:rPr>
-                <w:rFonts w:ascii="Times New Roman" w:eastAsia="標楷體" w:hAnsi="Times New Roman"/>
-              </w:rPr>
-            </w:pPr>
+              <w:t>技術創新點，積極參與政府智慧長照創新計畫，爭取研發經費與官方曝光管道。</w:t>
+            </w:r>
           </w:p>
           <w:p>
             <w:pPr>
@@ -10219,7 +10178,7 @@
         </w:tc>
         <w:tc>
           <w:tcPr>
-            <w:tcW w:w="3210" w:type="dxa"/>
+            <w:tcW w:w="3821" w:type="dxa"/>
             <w:tcBorders>
               <w:top w:val="single" w:sz="4" w:space="0" w:color="auto"/>
               <w:left w:val="single" w:sz="4" w:space="0" w:color="auto"/>
@@ -10240,7 +10199,6 @@
                 <w:b/>
                 <w:bCs/>
               </w:rPr>
-              <w:lastRenderedPageBreak/>
               <w:t xml:space="preserve">WO </w:t>
             </w:r>
             <w:r>
@@ -10293,14 +10251,6 @@
                 <w:rFonts w:ascii="Times New Roman" w:eastAsia="標楷體" w:hAnsi="Times New Roman"/>
               </w:rPr>
             </w:pPr>
-          </w:p>
-          <w:p>
-            <w:pPr>
-              <w:spacing w:after="160" w:line="278" w:lineRule="auto"/>
-              <w:rPr>
-                <w:rFonts w:ascii="Times New Roman" w:eastAsia="標楷體" w:hAnsi="Times New Roman"/>
-              </w:rPr>
-            </w:pPr>
             <w:r>
               <w:rPr>
                 <w:rFonts w:ascii="Times New Roman" w:eastAsia="標楷體" w:hAnsi="Times New Roman"/>
@@ -10337,23 +10287,8 @@
               <w:rPr>
                 <w:rFonts w:ascii="Times New Roman" w:eastAsia="標楷體" w:hAnsi="Times New Roman" w:hint="eastAsia"/>
               </w:rPr>
-              <w:t>輔助照護教學」實體活動，提升品牌知</w:t>
-            </w:r>
-            <w:r>
-              <w:rPr>
-                <w:rFonts w:ascii="Times New Roman" w:eastAsia="標楷體" w:hAnsi="Times New Roman" w:hint="eastAsia"/>
-              </w:rPr>
-              <w:lastRenderedPageBreak/>
-              <w:t>名度並化解硬體抗拒。</w:t>
-            </w:r>
-          </w:p>
-          <w:p>
-            <w:pPr>
-              <w:spacing w:after="160" w:line="278" w:lineRule="auto"/>
-              <w:rPr>
-                <w:rFonts w:ascii="Times New Roman" w:eastAsia="標楷體" w:hAnsi="Times New Roman"/>
-              </w:rPr>
-            </w:pPr>
+              <w:t>輔助照護教學」實體活動，提升品牌知名度並化解硬體抗拒。</w:t>
+            </w:r>
           </w:p>
           <w:p>
             <w:pPr>
@@ -10393,35 +10328,7 @@
     <w:p>
       <w:pPr>
         <w:rPr>
-          <w:rFonts w:ascii="Times New Roman" w:eastAsia="標楷體" w:hAnsi="Times New Roman"/>
-        </w:rPr>
-      </w:pPr>
-    </w:p>
-    <w:p>
-      <w:pPr>
-        <w:rPr>
-          <w:rFonts w:ascii="Times New Roman" w:eastAsia="標楷體" w:hAnsi="Times New Roman"/>
-        </w:rPr>
-      </w:pPr>
-    </w:p>
-    <w:p>
-      <w:pPr>
-        <w:rPr>
-          <w:rFonts w:ascii="Times New Roman" w:eastAsia="標楷體" w:hAnsi="Times New Roman"/>
-        </w:rPr>
-      </w:pPr>
-    </w:p>
-    <w:p>
-      <w:pPr>
-        <w:rPr>
-          <w:rFonts w:ascii="Times New Roman" w:eastAsia="標楷體" w:hAnsi="Times New Roman"/>
-        </w:rPr>
-      </w:pPr>
-    </w:p>
-    <w:p>
-      <w:pPr>
-        <w:rPr>
-          <w:rFonts w:ascii="Times New Roman" w:eastAsia="標楷體" w:hAnsi="Times New Roman"/>
+          <w:rFonts w:ascii="Times New Roman" w:eastAsia="標楷體" w:hAnsi="Times New Roman" w:hint="eastAsia"/>
         </w:rPr>
       </w:pPr>
     </w:p>
@@ -13316,27 +13223,9 @@
   </w:num>
   <w:num w:numId="24" w16cid:durableId="529993547">
     <w:abstractNumId w:val="18"/>
-    <w:lvlOverride w:ilvl="0"/>
-    <w:lvlOverride w:ilvl="1"/>
-    <w:lvlOverride w:ilvl="2"/>
-    <w:lvlOverride w:ilvl="3"/>
-    <w:lvlOverride w:ilvl="4"/>
-    <w:lvlOverride w:ilvl="5"/>
-    <w:lvlOverride w:ilvl="6"/>
-    <w:lvlOverride w:ilvl="7"/>
-    <w:lvlOverride w:ilvl="8"/>
   </w:num>
   <w:num w:numId="25" w16cid:durableId="1387529709">
     <w:abstractNumId w:val="8"/>
-    <w:lvlOverride w:ilvl="0"/>
-    <w:lvlOverride w:ilvl="1"/>
-    <w:lvlOverride w:ilvl="2"/>
-    <w:lvlOverride w:ilvl="3"/>
-    <w:lvlOverride w:ilvl="4"/>
-    <w:lvlOverride w:ilvl="5"/>
-    <w:lvlOverride w:ilvl="6"/>
-    <w:lvlOverride w:ilvl="7"/>
-    <w:lvlOverride w:ilvl="8"/>
   </w:num>
   <w:num w:numId="26" w16cid:durableId="1208493129">
     <w:abstractNumId w:val="2"/>
@@ -13412,15 +13301,6 @@
   </w:num>
   <w:num w:numId="30" w16cid:durableId="487744770">
     <w:abstractNumId w:val="6"/>
-    <w:lvlOverride w:ilvl="0"/>
-    <w:lvlOverride w:ilvl="1"/>
-    <w:lvlOverride w:ilvl="2"/>
-    <w:lvlOverride w:ilvl="3"/>
-    <w:lvlOverride w:ilvl="4"/>
-    <w:lvlOverride w:ilvl="5"/>
-    <w:lvlOverride w:ilvl="6"/>
-    <w:lvlOverride w:ilvl="7"/>
-    <w:lvlOverride w:ilvl="8"/>
   </w:num>
   <w:num w:numId="31" w16cid:durableId="2001041178">
     <w:abstractNumId w:val="17"/>

--- a/Documents/Chapter 2.docx
+++ b/Documents/Chapter 2.docx
@@ -1,6 +1,6 @@
 
 <file path=word/document.xml><?xml version="1.0" encoding="utf-8"?>
-<w:document xmlns:wpc="http://schemas.microsoft.com/office/word/2010/wordprocessingCanvas" xmlns:cx="http://schemas.microsoft.com/office/drawing/2014/chartex" xmlns:cx1="http://schemas.microsoft.com/office/drawing/2015/9/8/chartex" xmlns:cx2="http://schemas.microsoft.com/office/drawing/2015/10/21/chartex" xmlns:cx3="http://schemas.microsoft.com/office/drawing/2016/5/9/chartex" xmlns:cx4="http://schemas.microsoft.com/office/drawing/2016/5/10/chartex" xmlns:cx5="http://schemas.microsoft.com/office/drawing/2016/5/11/chartex" xmlns:cx6="http://schemas.microsoft.com/office/drawing/2016/5/12/chartex" xmlns:cx7="http://schemas.microsoft.com/office/drawing/2016/5/13/chartex" xmlns:cx8="http://schemas.microsoft.com/office/drawing/2016/5/14/chartex" xmlns:mc="http://schemas.openxmlformats.org/markup-compatibility/2006" xmlns:aink="http://schemas.microsoft.com/office/drawing/2016/ink" xmlns:am3d="http://schemas.microsoft.com/office/drawing/2017/model3d" xmlns:o="urn:schemas-microsoft-com:office:office" xmlns:oel="http://schemas.microsoft.com/office/2019/extlst" xmlns:r="http://schemas.openxmlformats.org/officeDocument/2006/relationships" xmlns:m="http://schemas.openxmlformats.org/officeDocument/2006/math" xmlns:v="urn:schemas-microsoft-com:vml" xmlns:wp14="http://schemas.microsoft.com/office/word/2010/wordprocessingDrawing" xmlns:wp="http://schemas.openxmlformats.org/drawingml/2006/wordprocessingDrawing" xmlns:w10="urn:schemas-microsoft-com:office:word" xmlns:w="http://schemas.openxmlformats.org/wordprocessingml/2006/main" xmlns:w14="http://schemas.microsoft.com/office/word/2010/wordml" xmlns:w15="http://schemas.microsoft.com/office/word/2012/wordml" xmlns:w16cex="http://schemas.microsoft.com/office/word/2018/wordml/cex" xmlns:w16cid="http://schemas.microsoft.com/office/word/2016/wordml/cid" xmlns:w16="http://schemas.microsoft.com/office/word/2018/wordml" xmlns:w16du="http://schemas.microsoft.com/office/word/2023/wordml/word16du" xmlns:w16sdtdh="http://schemas.microsoft.com/office/word/2020/wordml/sdtdatahash" xmlns:w16sdtfl="http://schemas.microsoft.com/office/word/2024/wordml/sdtformatlock" xmlns:w16se="http://schemas.microsoft.com/office/word/2015/wordml/symex" xmlns:wpg="http://schemas.microsoft.com/office/word/2010/wordprocessingGroup" xmlns:wpi="http://schemas.microsoft.com/office/word/2010/wordprocessingInk" xmlns:wne="http://schemas.microsoft.com/office/word/2006/wordml" xmlns:wps="http://schemas.microsoft.com/office/word/2010/wordprocessingShape" mc:Ignorable="w14 w15 w16se w16cid w16 w16cex w16sdtdh w16sdtfl w16du wp14">
+<w:document xmlns:wpc="http://schemas.microsoft.com/office/word/2010/wordprocessingCanvas" xmlns:cx="http://schemas.microsoft.com/office/drawing/2014/chartex" xmlns:cx1="http://schemas.microsoft.com/office/drawing/2015/9/8/chartex" xmlns:cx2="http://schemas.microsoft.com/office/drawing/2015/10/21/chartex" xmlns:cx3="http://schemas.microsoft.com/office/drawing/2016/5/9/chartex" xmlns:cx4="http://schemas.microsoft.com/office/drawing/2016/5/10/chartex" xmlns:cx5="http://schemas.microsoft.com/office/drawing/2016/5/11/chartex" xmlns:cx6="http://schemas.microsoft.com/office/drawing/2016/5/12/chartex" xmlns:cx7="http://schemas.microsoft.com/office/drawing/2016/5/13/chartex" xmlns:cx8="http://schemas.microsoft.com/office/drawing/2016/5/14/chartex" xmlns:mc="http://schemas.openxmlformats.org/markup-compatibility/2006" xmlns:aink="http://schemas.microsoft.com/office/drawing/2016/ink" xmlns:am3d="http://schemas.microsoft.com/office/drawing/2017/model3d" xmlns:o="urn:schemas-microsoft-com:office:office" xmlns:oel="http://schemas.microsoft.com/office/2019/extlst" xmlns:r="http://schemas.openxmlformats.org/officeDocument/2006/relationships" xmlns:m="http://schemas.openxmlformats.org/officeDocument/2006/math" xmlns:v="urn:schemas-microsoft-com:vml" xmlns:wp14="http://schemas.microsoft.com/office/word/2010/wordprocessingDrawing" xmlns:wp="http://schemas.openxmlformats.org/drawingml/2006/wordprocessingDrawing" xmlns:w10="urn:schemas-microsoft-com:office:word" xmlns:w="http://schemas.openxmlformats.org/wordprocessingml/2006/main" xmlns:w14="http://schemas.microsoft.com/office/word/2010/wordml" xmlns:w15="http://schemas.microsoft.com/office/word/2012/wordml" xmlns:w16cex="http://schemas.microsoft.com/office/word/2018/wordml/cex" xmlns:w16cid="http://schemas.microsoft.com/office/word/2016/wordml/cid" xmlns:w16="http://schemas.microsoft.com/office/word/2018/wordml" xmlns:w16sdtdh="http://schemas.microsoft.com/office/word/2020/wordml/sdtdatahash" xmlns:w16se="http://schemas.microsoft.com/office/word/2015/wordml/symex" xmlns:wpg="http://schemas.microsoft.com/office/word/2010/wordprocessingGroup" xmlns:wpi="http://schemas.microsoft.com/office/word/2010/wordprocessingInk" xmlns:wne="http://schemas.microsoft.com/office/word/2006/wordml" xmlns:wps="http://schemas.microsoft.com/office/word/2010/wordprocessingShape" mc:Ignorable="w14 w15 w16se w16cid w16 w16cex w16sdtdh wp14">
   <w:body>
     <w:p>
       <w:pPr>
@@ -6094,7 +6094,7 @@
     <w:tbl>
       <w:tblPr>
         <w:tblStyle w:val="ae"/>
-        <w:tblW w:w="5000" w:type="pct"/>
+        <w:tblW w:w="5077" w:type="pct"/>
         <w:tblLayout w:type="fixed"/>
         <w:tblLook w:val="04A0" w:firstRow="1" w:lastRow="0" w:firstColumn="1" w:lastColumn="0" w:noHBand="0" w:noVBand="1"/>
       </w:tblPr>
@@ -6104,7 +6104,7 @@
         <w:gridCol w:w="1606"/>
         <w:gridCol w:w="1608"/>
         <w:gridCol w:w="1606"/>
-        <w:gridCol w:w="1606"/>
+        <w:gridCol w:w="1754"/>
       </w:tblGrid>
       <w:tr>
         <w:trPr>
@@ -6112,7 +6112,7 @@
         </w:trPr>
         <w:tc>
           <w:tcPr>
-            <w:tcW w:w="829" w:type="pct"/>
+            <w:tcW w:w="816" w:type="pct"/>
             <w:tcBorders>
               <w:top w:val="single" w:sz="4" w:space="0" w:color="auto"/>
               <w:left w:val="single" w:sz="4" w:space="0" w:color="auto"/>
@@ -6145,7 +6145,7 @@
         </w:tc>
         <w:tc>
           <w:tcPr>
-            <w:tcW w:w="834" w:type="pct"/>
+            <w:tcW w:w="821" w:type="pct"/>
             <w:tcBorders>
               <w:top w:val="single" w:sz="4" w:space="0" w:color="auto"/>
               <w:left w:val="single" w:sz="4" w:space="0" w:color="auto"/>
@@ -6209,7 +6209,7 @@
         </w:tc>
         <w:tc>
           <w:tcPr>
-            <w:tcW w:w="834" w:type="pct"/>
+            <w:tcW w:w="821" w:type="pct"/>
             <w:tcBorders>
               <w:top w:val="single" w:sz="4" w:space="0" w:color="auto"/>
               <w:left w:val="single" w:sz="4" w:space="0" w:color="auto"/>
@@ -6249,7 +6249,7 @@
         </w:tc>
         <w:tc>
           <w:tcPr>
-            <w:tcW w:w="834" w:type="pct"/>
+            <w:tcW w:w="822" w:type="pct"/>
             <w:tcBorders>
               <w:top w:val="single" w:sz="4" w:space="0" w:color="auto"/>
               <w:left w:val="single" w:sz="4" w:space="0" w:color="auto"/>
@@ -6291,7 +6291,7 @@
         </w:tc>
         <w:tc>
           <w:tcPr>
-            <w:tcW w:w="834" w:type="pct"/>
+            <w:tcW w:w="821" w:type="pct"/>
             <w:tcBorders>
               <w:top w:val="single" w:sz="4" w:space="0" w:color="auto"/>
               <w:left w:val="single" w:sz="4" w:space="0" w:color="auto"/>
@@ -6339,7 +6339,7 @@
         </w:tc>
         <w:tc>
           <w:tcPr>
-            <w:tcW w:w="835" w:type="pct"/>
+            <w:tcW w:w="897" w:type="pct"/>
             <w:tcBorders>
               <w:top w:val="single" w:sz="4" w:space="0" w:color="auto"/>
               <w:left w:val="single" w:sz="4" w:space="0" w:color="auto"/>
@@ -6402,7 +6402,7 @@
         </w:trPr>
         <w:tc>
           <w:tcPr>
-            <w:tcW w:w="829" w:type="pct"/>
+            <w:tcW w:w="816" w:type="pct"/>
             <w:tcBorders>
               <w:top w:val="single" w:sz="4" w:space="0" w:color="auto"/>
               <w:left w:val="single" w:sz="4" w:space="0" w:color="auto"/>
@@ -6448,7 +6448,7 @@
         </w:tc>
         <w:tc>
           <w:tcPr>
-            <w:tcW w:w="834" w:type="pct"/>
+            <w:tcW w:w="821" w:type="pct"/>
             <w:tcBorders>
               <w:top w:val="single" w:sz="4" w:space="0" w:color="auto"/>
               <w:left w:val="single" w:sz="4" w:space="0" w:color="auto"/>
@@ -6476,7 +6476,7 @@
         </w:tc>
         <w:tc>
           <w:tcPr>
-            <w:tcW w:w="834" w:type="pct"/>
+            <w:tcW w:w="821" w:type="pct"/>
             <w:tcBorders>
               <w:top w:val="single" w:sz="4" w:space="0" w:color="auto"/>
               <w:left w:val="single" w:sz="4" w:space="0" w:color="auto"/>
@@ -6504,7 +6504,7 @@
         </w:tc>
         <w:tc>
           <w:tcPr>
-            <w:tcW w:w="834" w:type="pct"/>
+            <w:tcW w:w="822" w:type="pct"/>
             <w:tcBorders>
               <w:top w:val="single" w:sz="4" w:space="0" w:color="auto"/>
               <w:left w:val="single" w:sz="4" w:space="0" w:color="auto"/>
@@ -6532,7 +6532,7 @@
         </w:tc>
         <w:tc>
           <w:tcPr>
-            <w:tcW w:w="834" w:type="pct"/>
+            <w:tcW w:w="821" w:type="pct"/>
             <w:tcBorders>
               <w:top w:val="single" w:sz="4" w:space="0" w:color="auto"/>
               <w:left w:val="single" w:sz="4" w:space="0" w:color="auto"/>
@@ -6560,7 +6560,7 @@
         </w:tc>
         <w:tc>
           <w:tcPr>
-            <w:tcW w:w="835" w:type="pct"/>
+            <w:tcW w:w="897" w:type="pct"/>
             <w:tcBorders>
               <w:top w:val="single" w:sz="4" w:space="0" w:color="auto"/>
               <w:left w:val="single" w:sz="4" w:space="0" w:color="auto"/>
@@ -6593,7 +6593,7 @@
         </w:trPr>
         <w:tc>
           <w:tcPr>
-            <w:tcW w:w="829" w:type="pct"/>
+            <w:tcW w:w="816" w:type="pct"/>
             <w:tcBorders>
               <w:top w:val="single" w:sz="4" w:space="0" w:color="auto"/>
               <w:left w:val="single" w:sz="4" w:space="0" w:color="auto"/>
@@ -6647,7 +6647,7 @@
         </w:tc>
         <w:tc>
           <w:tcPr>
-            <w:tcW w:w="834" w:type="pct"/>
+            <w:tcW w:w="821" w:type="pct"/>
             <w:tcBorders>
               <w:top w:val="single" w:sz="4" w:space="0" w:color="auto"/>
               <w:left w:val="single" w:sz="4" w:space="0" w:color="auto"/>
@@ -6675,7 +6675,7 @@
         </w:tc>
         <w:tc>
           <w:tcPr>
-            <w:tcW w:w="834" w:type="pct"/>
+            <w:tcW w:w="821" w:type="pct"/>
             <w:tcBorders>
               <w:top w:val="single" w:sz="4" w:space="0" w:color="auto"/>
               <w:left w:val="single" w:sz="4" w:space="0" w:color="auto"/>
@@ -6703,7 +6703,7 @@
         </w:tc>
         <w:tc>
           <w:tcPr>
-            <w:tcW w:w="834" w:type="pct"/>
+            <w:tcW w:w="822" w:type="pct"/>
             <w:tcBorders>
               <w:top w:val="single" w:sz="4" w:space="0" w:color="auto"/>
               <w:left w:val="single" w:sz="4" w:space="0" w:color="auto"/>
@@ -6751,7 +6751,7 @@
         </w:tc>
         <w:tc>
           <w:tcPr>
-            <w:tcW w:w="834" w:type="pct"/>
+            <w:tcW w:w="821" w:type="pct"/>
             <w:tcBorders>
               <w:top w:val="single" w:sz="4" w:space="0" w:color="auto"/>
               <w:left w:val="single" w:sz="4" w:space="0" w:color="auto"/>
@@ -6783,7 +6783,7 @@
         </w:tc>
         <w:tc>
           <w:tcPr>
-            <w:tcW w:w="835" w:type="pct"/>
+            <w:tcW w:w="897" w:type="pct"/>
             <w:tcBorders>
               <w:top w:val="single" w:sz="4" w:space="0" w:color="auto"/>
               <w:left w:val="single" w:sz="4" w:space="0" w:color="auto"/>
@@ -6816,7 +6816,7 @@
         </w:trPr>
         <w:tc>
           <w:tcPr>
-            <w:tcW w:w="829" w:type="pct"/>
+            <w:tcW w:w="816" w:type="pct"/>
             <w:tcBorders>
               <w:top w:val="single" w:sz="4" w:space="0" w:color="auto"/>
               <w:left w:val="single" w:sz="4" w:space="0" w:color="auto"/>
@@ -6858,7 +6858,7 @@
         </w:tc>
         <w:tc>
           <w:tcPr>
-            <w:tcW w:w="834" w:type="pct"/>
+            <w:tcW w:w="821" w:type="pct"/>
             <w:tcBorders>
               <w:top w:val="single" w:sz="4" w:space="0" w:color="auto"/>
               <w:left w:val="single" w:sz="4" w:space="0" w:color="auto"/>
@@ -6886,7 +6886,7 @@
         </w:tc>
         <w:tc>
           <w:tcPr>
-            <w:tcW w:w="834" w:type="pct"/>
+            <w:tcW w:w="821" w:type="pct"/>
             <w:tcBorders>
               <w:top w:val="single" w:sz="4" w:space="0" w:color="auto"/>
               <w:left w:val="single" w:sz="4" w:space="0" w:color="auto"/>
@@ -6914,7 +6914,7 @@
         </w:tc>
         <w:tc>
           <w:tcPr>
-            <w:tcW w:w="834" w:type="pct"/>
+            <w:tcW w:w="822" w:type="pct"/>
             <w:tcBorders>
               <w:top w:val="single" w:sz="4" w:space="0" w:color="auto"/>
               <w:left w:val="single" w:sz="4" w:space="0" w:color="auto"/>
@@ -6954,7 +6954,7 @@
         </w:tc>
         <w:tc>
           <w:tcPr>
-            <w:tcW w:w="834" w:type="pct"/>
+            <w:tcW w:w="821" w:type="pct"/>
             <w:tcBorders>
               <w:top w:val="single" w:sz="4" w:space="0" w:color="auto"/>
               <w:left w:val="single" w:sz="4" w:space="0" w:color="auto"/>
@@ -6982,7 +6982,7 @@
         </w:tc>
         <w:tc>
           <w:tcPr>
-            <w:tcW w:w="835" w:type="pct"/>
+            <w:tcW w:w="897" w:type="pct"/>
             <w:tcBorders>
               <w:top w:val="single" w:sz="4" w:space="0" w:color="auto"/>
               <w:left w:val="single" w:sz="4" w:space="0" w:color="auto"/>
@@ -7015,7 +7015,7 @@
         </w:trPr>
         <w:tc>
           <w:tcPr>
-            <w:tcW w:w="829" w:type="pct"/>
+            <w:tcW w:w="816" w:type="pct"/>
             <w:tcBorders>
               <w:top w:val="single" w:sz="4" w:space="0" w:color="auto"/>
               <w:left w:val="single" w:sz="4" w:space="0" w:color="auto"/>
@@ -7043,7 +7043,7 @@
         </w:tc>
         <w:tc>
           <w:tcPr>
-            <w:tcW w:w="834" w:type="pct"/>
+            <w:tcW w:w="821" w:type="pct"/>
             <w:tcBorders>
               <w:top w:val="single" w:sz="4" w:space="0" w:color="auto"/>
               <w:left w:val="single" w:sz="4" w:space="0" w:color="auto"/>
@@ -7071,7 +7071,7 @@
         </w:tc>
         <w:tc>
           <w:tcPr>
-            <w:tcW w:w="834" w:type="pct"/>
+            <w:tcW w:w="821" w:type="pct"/>
             <w:tcBorders>
               <w:top w:val="single" w:sz="4" w:space="0" w:color="auto"/>
               <w:left w:val="single" w:sz="4" w:space="0" w:color="auto"/>
@@ -7099,7 +7099,7 @@
         </w:tc>
         <w:tc>
           <w:tcPr>
-            <w:tcW w:w="834" w:type="pct"/>
+            <w:tcW w:w="822" w:type="pct"/>
             <w:tcBorders>
               <w:top w:val="single" w:sz="4" w:space="0" w:color="auto"/>
               <w:left w:val="single" w:sz="4" w:space="0" w:color="auto"/>
@@ -7127,7 +7127,7 @@
         </w:tc>
         <w:tc>
           <w:tcPr>
-            <w:tcW w:w="834" w:type="pct"/>
+            <w:tcW w:w="821" w:type="pct"/>
             <w:tcBorders>
               <w:top w:val="single" w:sz="4" w:space="0" w:color="auto"/>
               <w:left w:val="single" w:sz="4" w:space="0" w:color="auto"/>
@@ -7155,7 +7155,7 @@
         </w:tc>
         <w:tc>
           <w:tcPr>
-            <w:tcW w:w="835" w:type="pct"/>
+            <w:tcW w:w="897" w:type="pct"/>
             <w:tcBorders>
               <w:top w:val="single" w:sz="4" w:space="0" w:color="auto"/>
               <w:left w:val="single" w:sz="4" w:space="0" w:color="auto"/>
@@ -7188,7 +7188,7 @@
         </w:trPr>
         <w:tc>
           <w:tcPr>
-            <w:tcW w:w="829" w:type="pct"/>
+            <w:tcW w:w="816" w:type="pct"/>
             <w:tcBorders>
               <w:top w:val="single" w:sz="4" w:space="0" w:color="auto"/>
               <w:left w:val="single" w:sz="4" w:space="0" w:color="auto"/>
@@ -7222,7 +7222,7 @@
         </w:tc>
         <w:tc>
           <w:tcPr>
-            <w:tcW w:w="834" w:type="pct"/>
+            <w:tcW w:w="821" w:type="pct"/>
             <w:tcBorders>
               <w:top w:val="single" w:sz="4" w:space="0" w:color="auto"/>
               <w:left w:val="single" w:sz="4" w:space="0" w:color="auto"/>
@@ -7250,7 +7250,7 @@
         </w:tc>
         <w:tc>
           <w:tcPr>
-            <w:tcW w:w="834" w:type="pct"/>
+            <w:tcW w:w="821" w:type="pct"/>
             <w:tcBorders>
               <w:top w:val="single" w:sz="4" w:space="0" w:color="auto"/>
               <w:left w:val="single" w:sz="4" w:space="0" w:color="auto"/>
@@ -7278,7 +7278,7 @@
         </w:tc>
         <w:tc>
           <w:tcPr>
-            <w:tcW w:w="834" w:type="pct"/>
+            <w:tcW w:w="822" w:type="pct"/>
             <w:tcBorders>
               <w:top w:val="single" w:sz="4" w:space="0" w:color="auto"/>
               <w:left w:val="single" w:sz="4" w:space="0" w:color="auto"/>
@@ -7306,7 +7306,7 @@
         </w:tc>
         <w:tc>
           <w:tcPr>
-            <w:tcW w:w="834" w:type="pct"/>
+            <w:tcW w:w="821" w:type="pct"/>
             <w:tcBorders>
               <w:top w:val="single" w:sz="4" w:space="0" w:color="auto"/>
               <w:left w:val="single" w:sz="4" w:space="0" w:color="auto"/>
@@ -7334,7 +7334,7 @@
         </w:tc>
         <w:tc>
           <w:tcPr>
-            <w:tcW w:w="835" w:type="pct"/>
+            <w:tcW w:w="897" w:type="pct"/>
             <w:tcBorders>
               <w:top w:val="single" w:sz="4" w:space="0" w:color="auto"/>
               <w:left w:val="single" w:sz="4" w:space="0" w:color="auto"/>
@@ -7367,7 +7367,7 @@
         </w:trPr>
         <w:tc>
           <w:tcPr>
-            <w:tcW w:w="829" w:type="pct"/>
+            <w:tcW w:w="816" w:type="pct"/>
             <w:tcBorders>
               <w:top w:val="single" w:sz="4" w:space="0" w:color="auto"/>
               <w:left w:val="single" w:sz="4" w:space="0" w:color="auto"/>
@@ -7395,7 +7395,7 @@
         </w:tc>
         <w:tc>
           <w:tcPr>
-            <w:tcW w:w="834" w:type="pct"/>
+            <w:tcW w:w="821" w:type="pct"/>
             <w:tcBorders>
               <w:top w:val="single" w:sz="4" w:space="0" w:color="auto"/>
               <w:left w:val="single" w:sz="4" w:space="0" w:color="auto"/>
@@ -7423,7 +7423,7 @@
         </w:tc>
         <w:tc>
           <w:tcPr>
-            <w:tcW w:w="834" w:type="pct"/>
+            <w:tcW w:w="821" w:type="pct"/>
             <w:tcBorders>
               <w:top w:val="single" w:sz="4" w:space="0" w:color="auto"/>
               <w:left w:val="single" w:sz="4" w:space="0" w:color="auto"/>
@@ -7451,7 +7451,7 @@
         </w:tc>
         <w:tc>
           <w:tcPr>
-            <w:tcW w:w="834" w:type="pct"/>
+            <w:tcW w:w="822" w:type="pct"/>
             <w:tcBorders>
               <w:top w:val="single" w:sz="4" w:space="0" w:color="auto"/>
               <w:left w:val="single" w:sz="4" w:space="0" w:color="auto"/>
@@ -7479,7 +7479,7 @@
         </w:tc>
         <w:tc>
           <w:tcPr>
-            <w:tcW w:w="834" w:type="pct"/>
+            <w:tcW w:w="821" w:type="pct"/>
             <w:tcBorders>
               <w:top w:val="single" w:sz="4" w:space="0" w:color="auto"/>
               <w:left w:val="single" w:sz="4" w:space="0" w:color="auto"/>
@@ -7507,7 +7507,7 @@
         </w:tc>
         <w:tc>
           <w:tcPr>
-            <w:tcW w:w="835" w:type="pct"/>
+            <w:tcW w:w="897" w:type="pct"/>
             <w:tcBorders>
               <w:top w:val="single" w:sz="4" w:space="0" w:color="auto"/>
               <w:left w:val="single" w:sz="4" w:space="0" w:color="auto"/>
@@ -7540,7 +7540,7 @@
         </w:trPr>
         <w:tc>
           <w:tcPr>
-            <w:tcW w:w="829" w:type="pct"/>
+            <w:tcW w:w="816" w:type="pct"/>
             <w:tcBorders>
               <w:top w:val="single" w:sz="4" w:space="0" w:color="auto"/>
               <w:left w:val="single" w:sz="4" w:space="0" w:color="auto"/>
@@ -7598,7 +7598,7 @@
         </w:tc>
         <w:tc>
           <w:tcPr>
-            <w:tcW w:w="834" w:type="pct"/>
+            <w:tcW w:w="821" w:type="pct"/>
             <w:tcBorders>
               <w:top w:val="single" w:sz="4" w:space="0" w:color="auto"/>
               <w:left w:val="single" w:sz="4" w:space="0" w:color="auto"/>
@@ -7638,7 +7638,7 @@
         </w:tc>
         <w:tc>
           <w:tcPr>
-            <w:tcW w:w="834" w:type="pct"/>
+            <w:tcW w:w="821" w:type="pct"/>
             <w:tcBorders>
               <w:top w:val="single" w:sz="4" w:space="0" w:color="auto"/>
               <w:left w:val="single" w:sz="4" w:space="0" w:color="auto"/>
@@ -7666,7 +7666,7 @@
         </w:tc>
         <w:tc>
           <w:tcPr>
-            <w:tcW w:w="834" w:type="pct"/>
+            <w:tcW w:w="822" w:type="pct"/>
             <w:tcBorders>
               <w:top w:val="single" w:sz="4" w:space="0" w:color="auto"/>
               <w:left w:val="single" w:sz="4" w:space="0" w:color="auto"/>
@@ -7694,7 +7694,7 @@
         </w:tc>
         <w:tc>
           <w:tcPr>
-            <w:tcW w:w="834" w:type="pct"/>
+            <w:tcW w:w="821" w:type="pct"/>
             <w:tcBorders>
               <w:top w:val="single" w:sz="4" w:space="0" w:color="auto"/>
               <w:left w:val="single" w:sz="4" w:space="0" w:color="auto"/>
@@ -7722,7 +7722,7 @@
         </w:tc>
         <w:tc>
           <w:tcPr>
-            <w:tcW w:w="835" w:type="pct"/>
+            <w:tcW w:w="897" w:type="pct"/>
             <w:tcBorders>
               <w:top w:val="single" w:sz="4" w:space="0" w:color="auto"/>
               <w:left w:val="single" w:sz="4" w:space="0" w:color="auto"/>
@@ -7755,7 +7755,7 @@
         </w:trPr>
         <w:tc>
           <w:tcPr>
-            <w:tcW w:w="829" w:type="pct"/>
+            <w:tcW w:w="816" w:type="pct"/>
             <w:tcBorders>
               <w:top w:val="single" w:sz="4" w:space="0" w:color="auto"/>
               <w:left w:val="single" w:sz="4" w:space="0" w:color="auto"/>
@@ -7789,7 +7789,7 @@
         </w:tc>
         <w:tc>
           <w:tcPr>
-            <w:tcW w:w="834" w:type="pct"/>
+            <w:tcW w:w="821" w:type="pct"/>
             <w:tcBorders>
               <w:top w:val="single" w:sz="4" w:space="0" w:color="auto"/>
               <w:left w:val="single" w:sz="4" w:space="0" w:color="auto"/>
@@ -7817,7 +7817,7 @@
         </w:tc>
         <w:tc>
           <w:tcPr>
-            <w:tcW w:w="834" w:type="pct"/>
+            <w:tcW w:w="821" w:type="pct"/>
             <w:tcBorders>
               <w:top w:val="single" w:sz="4" w:space="0" w:color="auto"/>
               <w:left w:val="single" w:sz="4" w:space="0" w:color="auto"/>
@@ -7845,7 +7845,7 @@
         </w:tc>
         <w:tc>
           <w:tcPr>
-            <w:tcW w:w="834" w:type="pct"/>
+            <w:tcW w:w="822" w:type="pct"/>
             <w:tcBorders>
               <w:top w:val="single" w:sz="4" w:space="0" w:color="auto"/>
               <w:left w:val="single" w:sz="4" w:space="0" w:color="auto"/>
@@ -7873,7 +7873,7 @@
         </w:tc>
         <w:tc>
           <w:tcPr>
-            <w:tcW w:w="834" w:type="pct"/>
+            <w:tcW w:w="821" w:type="pct"/>
             <w:tcBorders>
               <w:top w:val="single" w:sz="4" w:space="0" w:color="auto"/>
               <w:left w:val="single" w:sz="4" w:space="0" w:color="auto"/>
@@ -7901,7 +7901,7 @@
         </w:tc>
         <w:tc>
           <w:tcPr>
-            <w:tcW w:w="835" w:type="pct"/>
+            <w:tcW w:w="897" w:type="pct"/>
             <w:tcBorders>
               <w:top w:val="single" w:sz="4" w:space="0" w:color="auto"/>
               <w:left w:val="single" w:sz="4" w:space="0" w:color="auto"/>
@@ -7934,7 +7934,7 @@
         </w:trPr>
         <w:tc>
           <w:tcPr>
-            <w:tcW w:w="829" w:type="pct"/>
+            <w:tcW w:w="816" w:type="pct"/>
             <w:tcBorders>
               <w:top w:val="single" w:sz="4" w:space="0" w:color="auto"/>
               <w:left w:val="single" w:sz="4" w:space="0" w:color="auto"/>
@@ -7962,7 +7962,7 @@
         </w:tc>
         <w:tc>
           <w:tcPr>
-            <w:tcW w:w="834" w:type="pct"/>
+            <w:tcW w:w="821" w:type="pct"/>
             <w:tcBorders>
               <w:top w:val="single" w:sz="4" w:space="0" w:color="auto"/>
               <w:left w:val="single" w:sz="4" w:space="0" w:color="auto"/>
@@ -7990,7 +7990,7 @@
         </w:tc>
         <w:tc>
           <w:tcPr>
-            <w:tcW w:w="834" w:type="pct"/>
+            <w:tcW w:w="821" w:type="pct"/>
             <w:tcBorders>
               <w:top w:val="single" w:sz="4" w:space="0" w:color="auto"/>
               <w:left w:val="single" w:sz="4" w:space="0" w:color="auto"/>
@@ -8018,7 +8018,7 @@
         </w:tc>
         <w:tc>
           <w:tcPr>
-            <w:tcW w:w="834" w:type="pct"/>
+            <w:tcW w:w="822" w:type="pct"/>
             <w:tcBorders>
               <w:top w:val="single" w:sz="4" w:space="0" w:color="auto"/>
               <w:left w:val="single" w:sz="4" w:space="0" w:color="auto"/>
@@ -8046,7 +8046,7 @@
         </w:tc>
         <w:tc>
           <w:tcPr>
-            <w:tcW w:w="834" w:type="pct"/>
+            <w:tcW w:w="821" w:type="pct"/>
             <w:tcBorders>
               <w:top w:val="single" w:sz="4" w:space="0" w:color="auto"/>
               <w:left w:val="single" w:sz="4" w:space="0" w:color="auto"/>
@@ -8074,7 +8074,7 @@
         </w:tc>
         <w:tc>
           <w:tcPr>
-            <w:tcW w:w="835" w:type="pct"/>
+            <w:tcW w:w="897" w:type="pct"/>
             <w:tcBorders>
               <w:top w:val="single" w:sz="4" w:space="0" w:color="auto"/>
               <w:left w:val="single" w:sz="4" w:space="0" w:color="auto"/>
@@ -8107,7 +8107,7 @@
         </w:trPr>
         <w:tc>
           <w:tcPr>
-            <w:tcW w:w="829" w:type="pct"/>
+            <w:tcW w:w="816" w:type="pct"/>
             <w:tcBorders>
               <w:top w:val="single" w:sz="4" w:space="0" w:color="auto"/>
               <w:left w:val="single" w:sz="4" w:space="0" w:color="auto"/>
@@ -8136,7 +8136,7 @@
         </w:tc>
         <w:tc>
           <w:tcPr>
-            <w:tcW w:w="834" w:type="pct"/>
+            <w:tcW w:w="821" w:type="pct"/>
             <w:tcBorders>
               <w:top w:val="single" w:sz="4" w:space="0" w:color="auto"/>
               <w:left w:val="single" w:sz="4" w:space="0" w:color="auto"/>
@@ -8164,7 +8164,7 @@
         </w:tc>
         <w:tc>
           <w:tcPr>
-            <w:tcW w:w="834" w:type="pct"/>
+            <w:tcW w:w="821" w:type="pct"/>
             <w:tcBorders>
               <w:top w:val="single" w:sz="4" w:space="0" w:color="auto"/>
               <w:left w:val="single" w:sz="4" w:space="0" w:color="auto"/>
@@ -8192,7 +8192,7 @@
         </w:tc>
         <w:tc>
           <w:tcPr>
-            <w:tcW w:w="835" w:type="pct"/>
+            <w:tcW w:w="822" w:type="pct"/>
             <w:tcBorders>
               <w:top w:val="single" w:sz="4" w:space="0" w:color="auto"/>
               <w:left w:val="single" w:sz="4" w:space="0" w:color="auto"/>
@@ -8220,7 +8220,7 @@
         </w:tc>
         <w:tc>
           <w:tcPr>
-            <w:tcW w:w="834" w:type="pct"/>
+            <w:tcW w:w="821" w:type="pct"/>
             <w:tcBorders>
               <w:top w:val="single" w:sz="4" w:space="0" w:color="auto"/>
               <w:left w:val="single" w:sz="4" w:space="0" w:color="auto"/>
@@ -8248,7 +8248,7 @@
         </w:tc>
         <w:tc>
           <w:tcPr>
-            <w:tcW w:w="835" w:type="pct"/>
+            <w:tcW w:w="897" w:type="pct"/>
             <w:tcBorders>
               <w:top w:val="single" w:sz="4" w:space="0" w:color="auto"/>
               <w:left w:val="single" w:sz="4" w:space="0" w:color="auto"/>
@@ -8281,7 +8281,7 @@
         </w:trPr>
         <w:tc>
           <w:tcPr>
-            <w:tcW w:w="829" w:type="pct"/>
+            <w:tcW w:w="816" w:type="pct"/>
             <w:tcBorders>
               <w:top w:val="single" w:sz="4" w:space="0" w:color="auto"/>
               <w:left w:val="single" w:sz="4" w:space="0" w:color="auto"/>
@@ -8309,7 +8309,7 @@
         </w:tc>
         <w:tc>
           <w:tcPr>
-            <w:tcW w:w="834" w:type="pct"/>
+            <w:tcW w:w="821" w:type="pct"/>
             <w:tcBorders>
               <w:top w:val="single" w:sz="4" w:space="0" w:color="auto"/>
               <w:left w:val="single" w:sz="4" w:space="0" w:color="auto"/>
@@ -8337,7 +8337,7 @@
         </w:tc>
         <w:tc>
           <w:tcPr>
-            <w:tcW w:w="834" w:type="pct"/>
+            <w:tcW w:w="821" w:type="pct"/>
             <w:tcBorders>
               <w:top w:val="single" w:sz="4" w:space="0" w:color="auto"/>
               <w:left w:val="single" w:sz="4" w:space="0" w:color="auto"/>
@@ -8365,7 +8365,7 @@
         </w:tc>
         <w:tc>
           <w:tcPr>
-            <w:tcW w:w="835" w:type="pct"/>
+            <w:tcW w:w="822" w:type="pct"/>
             <w:tcBorders>
               <w:top w:val="single" w:sz="4" w:space="0" w:color="auto"/>
               <w:left w:val="single" w:sz="4" w:space="0" w:color="auto"/>
@@ -8393,7 +8393,7 @@
         </w:tc>
         <w:tc>
           <w:tcPr>
-            <w:tcW w:w="834" w:type="pct"/>
+            <w:tcW w:w="821" w:type="pct"/>
             <w:tcBorders>
               <w:top w:val="single" w:sz="4" w:space="0" w:color="auto"/>
               <w:left w:val="single" w:sz="4" w:space="0" w:color="auto"/>
@@ -8421,7 +8421,7 @@
         </w:tc>
         <w:tc>
           <w:tcPr>
-            <w:tcW w:w="835" w:type="pct"/>
+            <w:tcW w:w="897" w:type="pct"/>
             <w:tcBorders>
               <w:top w:val="single" w:sz="4" w:space="0" w:color="auto"/>
               <w:left w:val="single" w:sz="4" w:space="0" w:color="auto"/>
@@ -8820,7 +8820,7 @@
             <w:pPr>
               <w:spacing w:after="160" w:line="278" w:lineRule="auto"/>
               <w:rPr>
-                <w:rFonts w:ascii="Times New Roman" w:eastAsia="標楷體" w:hAnsi="Times New Roman" w:hint="eastAsia"/>
+                <w:rFonts w:ascii="Times New Roman" w:eastAsia="標楷體" w:hAnsi="Times New Roman"/>
               </w:rPr>
             </w:pPr>
             <w:r>
@@ -9157,7 +9157,7 @@
     <w:p>
       <w:pPr>
         <w:rPr>
-          <w:rFonts w:ascii="Times New Roman" w:eastAsia="標楷體" w:hAnsi="Times New Roman"/>
+          <w:rFonts w:ascii="Times New Roman" w:eastAsia="標楷體" w:hAnsi="Times New Roman" w:hint="eastAsia"/>
         </w:rPr>
       </w:pPr>
     </w:p>
@@ -10328,7 +10328,7 @@
     <w:p>
       <w:pPr>
         <w:rPr>
-          <w:rFonts w:ascii="Times New Roman" w:eastAsia="標楷體" w:hAnsi="Times New Roman" w:hint="eastAsia"/>
+          <w:rFonts w:ascii="Times New Roman" w:eastAsia="標楷體" w:hAnsi="Times New Roman"/>
         </w:rPr>
       </w:pPr>
     </w:p>
@@ -10344,7 +10344,7 @@
 </file>
 
 <file path=word/endnotes.xml><?xml version="1.0" encoding="utf-8"?>
-<w:endnotes xmlns:wpc="http://schemas.microsoft.com/office/word/2010/wordprocessingCanvas" xmlns:cx="http://schemas.microsoft.com/office/drawing/2014/chartex" xmlns:cx1="http://schemas.microsoft.com/office/drawing/2015/9/8/chartex" xmlns:cx2="http://schemas.microsoft.com/office/drawing/2015/10/21/chartex" xmlns:cx3="http://schemas.microsoft.com/office/drawing/2016/5/9/chartex" xmlns:cx4="http://schemas.microsoft.com/office/drawing/2016/5/10/chartex" xmlns:cx5="http://schemas.microsoft.com/office/drawing/2016/5/11/chartex" xmlns:cx6="http://schemas.microsoft.com/office/drawing/2016/5/12/chartex" xmlns:cx7="http://schemas.microsoft.com/office/drawing/2016/5/13/chartex" xmlns:cx8="http://schemas.microsoft.com/office/drawing/2016/5/14/chartex" xmlns:mc="http://schemas.openxmlformats.org/markup-compatibility/2006" xmlns:aink="http://schemas.microsoft.com/office/drawing/2016/ink" xmlns:am3d="http://schemas.microsoft.com/office/drawing/2017/model3d" xmlns:o="urn:schemas-microsoft-com:office:office" xmlns:oel="http://schemas.microsoft.com/office/2019/extlst" xmlns:r="http://schemas.openxmlformats.org/officeDocument/2006/relationships" xmlns:m="http://schemas.openxmlformats.org/officeDocument/2006/math" xmlns:v="urn:schemas-microsoft-com:vml" xmlns:wp14="http://schemas.microsoft.com/office/word/2010/wordprocessingDrawing" xmlns:wp="http://schemas.openxmlformats.org/drawingml/2006/wordprocessingDrawing" xmlns:w10="urn:schemas-microsoft-com:office:word" xmlns:w="http://schemas.openxmlformats.org/wordprocessingml/2006/main" xmlns:w14="http://schemas.microsoft.com/office/word/2010/wordml" xmlns:w15="http://schemas.microsoft.com/office/word/2012/wordml" xmlns:w16cex="http://schemas.microsoft.com/office/word/2018/wordml/cex" xmlns:w16cid="http://schemas.microsoft.com/office/word/2016/wordml/cid" xmlns:w16="http://schemas.microsoft.com/office/word/2018/wordml" xmlns:w16du="http://schemas.microsoft.com/office/word/2023/wordml/word16du" xmlns:w16sdtdh="http://schemas.microsoft.com/office/word/2020/wordml/sdtdatahash" xmlns:w16sdtfl="http://schemas.microsoft.com/office/word/2024/wordml/sdtformatlock" xmlns:w16se="http://schemas.microsoft.com/office/word/2015/wordml/symex" xmlns:wpg="http://schemas.microsoft.com/office/word/2010/wordprocessingGroup" xmlns:wpi="http://schemas.microsoft.com/office/word/2010/wordprocessingInk" xmlns:wne="http://schemas.microsoft.com/office/word/2006/wordml" xmlns:wps="http://schemas.microsoft.com/office/word/2010/wordprocessingShape" mc:Ignorable="w14 w15 w16se w16cid w16 w16cex w16sdtdh w16sdtfl w16du wp14">
+<w:endnotes xmlns:wpc="http://schemas.microsoft.com/office/word/2010/wordprocessingCanvas" xmlns:cx="http://schemas.microsoft.com/office/drawing/2014/chartex" xmlns:cx1="http://schemas.microsoft.com/office/drawing/2015/9/8/chartex" xmlns:cx2="http://schemas.microsoft.com/office/drawing/2015/10/21/chartex" xmlns:cx3="http://schemas.microsoft.com/office/drawing/2016/5/9/chartex" xmlns:cx4="http://schemas.microsoft.com/office/drawing/2016/5/10/chartex" xmlns:cx5="http://schemas.microsoft.com/office/drawing/2016/5/11/chartex" xmlns:cx6="http://schemas.microsoft.com/office/drawing/2016/5/12/chartex" xmlns:cx7="http://schemas.microsoft.com/office/drawing/2016/5/13/chartex" xmlns:cx8="http://schemas.microsoft.com/office/drawing/2016/5/14/chartex" xmlns:mc="http://schemas.openxmlformats.org/markup-compatibility/2006" xmlns:aink="http://schemas.microsoft.com/office/drawing/2016/ink" xmlns:am3d="http://schemas.microsoft.com/office/drawing/2017/model3d" xmlns:o="urn:schemas-microsoft-com:office:office" xmlns:oel="http://schemas.microsoft.com/office/2019/extlst" xmlns:r="http://schemas.openxmlformats.org/officeDocument/2006/relationships" xmlns:m="http://schemas.openxmlformats.org/officeDocument/2006/math" xmlns:v="urn:schemas-microsoft-com:vml" xmlns:wp14="http://schemas.microsoft.com/office/word/2010/wordprocessingDrawing" xmlns:wp="http://schemas.openxmlformats.org/drawingml/2006/wordprocessingDrawing" xmlns:w10="urn:schemas-microsoft-com:office:word" xmlns:w="http://schemas.openxmlformats.org/wordprocessingml/2006/main" xmlns:w14="http://schemas.microsoft.com/office/word/2010/wordml" xmlns:w15="http://schemas.microsoft.com/office/word/2012/wordml" xmlns:w16cex="http://schemas.microsoft.com/office/word/2018/wordml/cex" xmlns:w16cid="http://schemas.microsoft.com/office/word/2016/wordml/cid" xmlns:w16="http://schemas.microsoft.com/office/word/2018/wordml" xmlns:w16sdtdh="http://schemas.microsoft.com/office/word/2020/wordml/sdtdatahash" xmlns:w16se="http://schemas.microsoft.com/office/word/2015/wordml/symex" xmlns:wpg="http://schemas.microsoft.com/office/word/2010/wordprocessingGroup" xmlns:wpi="http://schemas.microsoft.com/office/word/2010/wordprocessingInk" xmlns:wne="http://schemas.microsoft.com/office/word/2006/wordml" xmlns:wps="http://schemas.microsoft.com/office/word/2010/wordprocessingShape" mc:Ignorable="w14 w15 w16se w16cid w16 w16cex w16sdtdh wp14">
   <w:endnote w:type="separator" w:id="-1">
     <w:p>
       <w:pPr>
@@ -10369,7 +10369,7 @@
 </file>
 
 <file path=word/footnotes.xml><?xml version="1.0" encoding="utf-8"?>
-<w:footnotes xmlns:wpc="http://schemas.microsoft.com/office/word/2010/wordprocessingCanvas" xmlns:cx="http://schemas.microsoft.com/office/drawing/2014/chartex" xmlns:cx1="http://schemas.microsoft.com/office/drawing/2015/9/8/chartex" xmlns:cx2="http://schemas.microsoft.com/office/drawing/2015/10/21/chartex" xmlns:cx3="http://schemas.microsoft.com/office/drawing/2016/5/9/chartex" xmlns:cx4="http://schemas.microsoft.com/office/drawing/2016/5/10/chartex" xmlns:cx5="http://schemas.microsoft.com/office/drawing/2016/5/11/chartex" xmlns:cx6="http://schemas.microsoft.com/office/drawing/2016/5/12/chartex" xmlns:cx7="http://schemas.microsoft.com/office/drawing/2016/5/13/chartex" xmlns:cx8="http://schemas.microsoft.com/office/drawing/2016/5/14/chartex" xmlns:mc="http://schemas.openxmlformats.org/markup-compatibility/2006" xmlns:aink="http://schemas.microsoft.com/office/drawing/2016/ink" xmlns:am3d="http://schemas.microsoft.com/office/drawing/2017/model3d" xmlns:o="urn:schemas-microsoft-com:office:office" xmlns:oel="http://schemas.microsoft.com/office/2019/extlst" xmlns:r="http://schemas.openxmlformats.org/officeDocument/2006/relationships" xmlns:m="http://schemas.openxmlformats.org/officeDocument/2006/math" xmlns:v="urn:schemas-microsoft-com:vml" xmlns:wp14="http://schemas.microsoft.com/office/word/2010/wordprocessingDrawing" xmlns:wp="http://schemas.openxmlformats.org/drawingml/2006/wordprocessingDrawing" xmlns:w10="urn:schemas-microsoft-com:office:word" xmlns:w="http://schemas.openxmlformats.org/wordprocessingml/2006/main" xmlns:w14="http://schemas.microsoft.com/office/word/2010/wordml" xmlns:w15="http://schemas.microsoft.com/office/word/2012/wordml" xmlns:w16cex="http://schemas.microsoft.com/office/word/2018/wordml/cex" xmlns:w16cid="http://schemas.microsoft.com/office/word/2016/wordml/cid" xmlns:w16="http://schemas.microsoft.com/office/word/2018/wordml" xmlns:w16du="http://schemas.microsoft.com/office/word/2023/wordml/word16du" xmlns:w16sdtdh="http://schemas.microsoft.com/office/word/2020/wordml/sdtdatahash" xmlns:w16sdtfl="http://schemas.microsoft.com/office/word/2024/wordml/sdtformatlock" xmlns:w16se="http://schemas.microsoft.com/office/word/2015/wordml/symex" xmlns:wpg="http://schemas.microsoft.com/office/word/2010/wordprocessingGroup" xmlns:wpi="http://schemas.microsoft.com/office/word/2010/wordprocessingInk" xmlns:wne="http://schemas.microsoft.com/office/word/2006/wordml" xmlns:wps="http://schemas.microsoft.com/office/word/2010/wordprocessingShape" mc:Ignorable="w14 w15 w16se w16cid w16 w16cex w16sdtdh w16sdtfl w16du wp14">
+<w:footnotes xmlns:wpc="http://schemas.microsoft.com/office/word/2010/wordprocessingCanvas" xmlns:cx="http://schemas.microsoft.com/office/drawing/2014/chartex" xmlns:cx1="http://schemas.microsoft.com/office/drawing/2015/9/8/chartex" xmlns:cx2="http://schemas.microsoft.com/office/drawing/2015/10/21/chartex" xmlns:cx3="http://schemas.microsoft.com/office/drawing/2016/5/9/chartex" xmlns:cx4="http://schemas.microsoft.com/office/drawing/2016/5/10/chartex" xmlns:cx5="http://schemas.microsoft.com/office/drawing/2016/5/11/chartex" xmlns:cx6="http://schemas.microsoft.com/office/drawing/2016/5/12/chartex" xmlns:cx7="http://schemas.microsoft.com/office/drawing/2016/5/13/chartex" xmlns:cx8="http://schemas.microsoft.com/office/drawing/2016/5/14/chartex" xmlns:mc="http://schemas.openxmlformats.org/markup-compatibility/2006" xmlns:aink="http://schemas.microsoft.com/office/drawing/2016/ink" xmlns:am3d="http://schemas.microsoft.com/office/drawing/2017/model3d" xmlns:o="urn:schemas-microsoft-com:office:office" xmlns:oel="http://schemas.microsoft.com/office/2019/extlst" xmlns:r="http://schemas.openxmlformats.org/officeDocument/2006/relationships" xmlns:m="http://schemas.openxmlformats.org/officeDocument/2006/math" xmlns:v="urn:schemas-microsoft-com:vml" xmlns:wp14="http://schemas.microsoft.com/office/word/2010/wordprocessingDrawing" xmlns:wp="http://schemas.openxmlformats.org/drawingml/2006/wordprocessingDrawing" xmlns:w10="urn:schemas-microsoft-com:office:word" xmlns:w="http://schemas.openxmlformats.org/wordprocessingml/2006/main" xmlns:w14="http://schemas.microsoft.com/office/word/2010/wordml" xmlns:w15="http://schemas.microsoft.com/office/word/2012/wordml" xmlns:w16cex="http://schemas.microsoft.com/office/word/2018/wordml/cex" xmlns:w16cid="http://schemas.microsoft.com/office/word/2016/wordml/cid" xmlns:w16="http://schemas.microsoft.com/office/word/2018/wordml" xmlns:w16sdtdh="http://schemas.microsoft.com/office/word/2020/wordml/sdtdatahash" xmlns:w16se="http://schemas.microsoft.com/office/word/2015/wordml/symex" xmlns:wpg="http://schemas.microsoft.com/office/word/2010/wordprocessingGroup" xmlns:wpi="http://schemas.microsoft.com/office/word/2010/wordprocessingInk" xmlns:wne="http://schemas.microsoft.com/office/word/2006/wordml" xmlns:wps="http://schemas.microsoft.com/office/word/2010/wordprocessingShape" mc:Ignorable="w14 w15 w16se w16cid w16 w16cex w16sdtdh wp14">
   <w:footnote w:type="separator" w:id="-1">
     <w:p>
       <w:pPr>
@@ -10394,7 +10394,7 @@
 </file>
 
 <file path=word/numbering.xml><?xml version="1.0" encoding="utf-8"?>
-<w:numbering xmlns:wpc="http://schemas.microsoft.com/office/word/2010/wordprocessingCanvas" xmlns:cx="http://schemas.microsoft.com/office/drawing/2014/chartex" xmlns:cx1="http://schemas.microsoft.com/office/drawing/2015/9/8/chartex" xmlns:cx2="http://schemas.microsoft.com/office/drawing/2015/10/21/chartex" xmlns:cx3="http://schemas.microsoft.com/office/drawing/2016/5/9/chartex" xmlns:cx4="http://schemas.microsoft.com/office/drawing/2016/5/10/chartex" xmlns:cx5="http://schemas.microsoft.com/office/drawing/2016/5/11/chartex" xmlns:cx6="http://schemas.microsoft.com/office/drawing/2016/5/12/chartex" xmlns:cx7="http://schemas.microsoft.com/office/drawing/2016/5/13/chartex" xmlns:cx8="http://schemas.microsoft.com/office/drawing/2016/5/14/chartex" xmlns:mc="http://schemas.openxmlformats.org/markup-compatibility/2006" xmlns:aink="http://schemas.microsoft.com/office/drawing/2016/ink" xmlns:am3d="http://schemas.microsoft.com/office/drawing/2017/model3d" xmlns:o="urn:schemas-microsoft-com:office:office" xmlns:oel="http://schemas.microsoft.com/office/2019/extlst" xmlns:r="http://schemas.openxmlformats.org/officeDocument/2006/relationships" xmlns:m="http://schemas.openxmlformats.org/officeDocument/2006/math" xmlns:v="urn:schemas-microsoft-com:vml" xmlns:wp14="http://schemas.microsoft.com/office/word/2010/wordprocessingDrawing" xmlns:wp="http://schemas.openxmlformats.org/drawingml/2006/wordprocessingDrawing" xmlns:w10="urn:schemas-microsoft-com:office:word" xmlns:w="http://schemas.openxmlformats.org/wordprocessingml/2006/main" xmlns:w14="http://schemas.microsoft.com/office/word/2010/wordml" xmlns:w15="http://schemas.microsoft.com/office/word/2012/wordml" xmlns:w16cex="http://schemas.microsoft.com/office/word/2018/wordml/cex" xmlns:w16cid="http://schemas.microsoft.com/office/word/2016/wordml/cid" xmlns:w16="http://schemas.microsoft.com/office/word/2018/wordml" xmlns:w16du="http://schemas.microsoft.com/office/word/2023/wordml/word16du" xmlns:w16sdtdh="http://schemas.microsoft.com/office/word/2020/wordml/sdtdatahash" xmlns:w16sdtfl="http://schemas.microsoft.com/office/word/2024/wordml/sdtformatlock" xmlns:w16se="http://schemas.microsoft.com/office/word/2015/wordml/symex" xmlns:wpg="http://schemas.microsoft.com/office/word/2010/wordprocessingGroup" xmlns:wpi="http://schemas.microsoft.com/office/word/2010/wordprocessingInk" xmlns:wne="http://schemas.microsoft.com/office/word/2006/wordml" xmlns:wps="http://schemas.microsoft.com/office/word/2010/wordprocessingShape" mc:Ignorable="w14 w15 w16se w16cid w16 w16cex w16sdtdh w16sdtfl w16du wp14">
+<w:numbering xmlns:wpc="http://schemas.microsoft.com/office/word/2010/wordprocessingCanvas" xmlns:cx="http://schemas.microsoft.com/office/drawing/2014/chartex" xmlns:cx1="http://schemas.microsoft.com/office/drawing/2015/9/8/chartex" xmlns:cx2="http://schemas.microsoft.com/office/drawing/2015/10/21/chartex" xmlns:cx3="http://schemas.microsoft.com/office/drawing/2016/5/9/chartex" xmlns:cx4="http://schemas.microsoft.com/office/drawing/2016/5/10/chartex" xmlns:cx5="http://schemas.microsoft.com/office/drawing/2016/5/11/chartex" xmlns:cx6="http://schemas.microsoft.com/office/drawing/2016/5/12/chartex" xmlns:cx7="http://schemas.microsoft.com/office/drawing/2016/5/13/chartex" xmlns:cx8="http://schemas.microsoft.com/office/drawing/2016/5/14/chartex" xmlns:mc="http://schemas.openxmlformats.org/markup-compatibility/2006" xmlns:aink="http://schemas.microsoft.com/office/drawing/2016/ink" xmlns:am3d="http://schemas.microsoft.com/office/drawing/2017/model3d" xmlns:o="urn:schemas-microsoft-com:office:office" xmlns:oel="http://schemas.microsoft.com/office/2019/extlst" xmlns:r="http://schemas.openxmlformats.org/officeDocument/2006/relationships" xmlns:m="http://schemas.openxmlformats.org/officeDocument/2006/math" xmlns:v="urn:schemas-microsoft-com:vml" xmlns:wp14="http://schemas.microsoft.com/office/word/2010/wordprocessingDrawing" xmlns:wp="http://schemas.openxmlformats.org/drawingml/2006/wordprocessingDrawing" xmlns:w10="urn:schemas-microsoft-com:office:word" xmlns:w="http://schemas.openxmlformats.org/wordprocessingml/2006/main" xmlns:w14="http://schemas.microsoft.com/office/word/2010/wordml" xmlns:w15="http://schemas.microsoft.com/office/word/2012/wordml" xmlns:w16cex="http://schemas.microsoft.com/office/word/2018/wordml/cex" xmlns:w16cid="http://schemas.microsoft.com/office/word/2016/wordml/cid" xmlns:w16="http://schemas.microsoft.com/office/word/2018/wordml" xmlns:w16sdtdh="http://schemas.microsoft.com/office/word/2020/wordml/sdtdatahash" xmlns:w16se="http://schemas.microsoft.com/office/word/2015/wordml/symex" xmlns:wpg="http://schemas.microsoft.com/office/word/2010/wordprocessingGroup" xmlns:wpi="http://schemas.microsoft.com/office/word/2010/wordprocessingInk" xmlns:wne="http://schemas.microsoft.com/office/word/2006/wordml" xmlns:wps="http://schemas.microsoft.com/office/word/2010/wordprocessingShape" mc:Ignorable="w14 w15 w16se w16cid w16 w16cex w16sdtdh wp14">
   <w:abstractNum w:abstractNumId="0" w15:restartNumberingAfterBreak="0">
     <w:nsid w:val="068727E2"/>
     <w:multiLevelType w:val="multilevel"/>
@@ -13336,7 +13336,7 @@
 </file>
 
 <file path=word/styles.xml><?xml version="1.0" encoding="utf-8"?>
-<w:styles xmlns:mc="http://schemas.openxmlformats.org/markup-compatibility/2006" xmlns:r="http://schemas.openxmlformats.org/officeDocument/2006/relationships" xmlns:w="http://schemas.openxmlformats.org/wordprocessingml/2006/main" xmlns:w14="http://schemas.microsoft.com/office/word/2010/wordml" xmlns:w15="http://schemas.microsoft.com/office/word/2012/wordml" xmlns:w16cex="http://schemas.microsoft.com/office/word/2018/wordml/cex" xmlns:w16cid="http://schemas.microsoft.com/office/word/2016/wordml/cid" xmlns:w16="http://schemas.microsoft.com/office/word/2018/wordml" xmlns:w16du="http://schemas.microsoft.com/office/word/2023/wordml/word16du" xmlns:w16sdtdh="http://schemas.microsoft.com/office/word/2020/wordml/sdtdatahash" xmlns:w16sdtfl="http://schemas.microsoft.com/office/word/2024/wordml/sdtformatlock" xmlns:w16se="http://schemas.microsoft.com/office/word/2015/wordml/symex" mc:Ignorable="w14 w15 w16se w16cid w16 w16cex w16sdtdh w16sdtfl w16du">
+<w:styles xmlns:mc="http://schemas.openxmlformats.org/markup-compatibility/2006" xmlns:r="http://schemas.openxmlformats.org/officeDocument/2006/relationships" xmlns:w="http://schemas.openxmlformats.org/wordprocessingml/2006/main" xmlns:w14="http://schemas.microsoft.com/office/word/2010/wordml" xmlns:w15="http://schemas.microsoft.com/office/word/2012/wordml" xmlns:w16cex="http://schemas.microsoft.com/office/word/2018/wordml/cex" xmlns:w16cid="http://schemas.microsoft.com/office/word/2016/wordml/cid" xmlns:w16="http://schemas.microsoft.com/office/word/2018/wordml" xmlns:w16sdtdh="http://schemas.microsoft.com/office/word/2020/wordml/sdtdatahash" xmlns:w16se="http://schemas.microsoft.com/office/word/2015/wordml/symex" mc:Ignorable="w14 w15 w16se w16cid w16 w16cex w16sdtdh">
   <w:docDefaults>
     <w:rPrDefault>
       <w:rPr>
